--- a/NOAA-quarto-book.docx
+++ b/NOAA-quarto-book.docx
@@ -74,15 +74,7 @@
         <w:pStyle w:val="FirstParagraph"/>
       </w:pPr>
       <w:r>
-        <w:t xml:space="preserve">Lorem ipsum dolor sit amet, consectetur adipiscing elit. Integer commodo gravida justo consectetur condimentum. Proin eget felis non nunc tristique malesuada vel ut tortor. Vivamus lacinia aliquet lorem in congue. In hac habitasse platea dictumst. Etiam non felis iaculis, efficitur libero in, porta nunc. Sed sit amet nisi non justo scelerisque feugiat. Pellentesque porta consectetur sapien, porttitor iaculis ligula fermentum ac. Pellentesque fermentum elementum lacus non tempus. Aenean eu leo lobortis, vulputate mi at, varius sapien. In congue consectetur ultricies. Maecenas volutpat facilisis arcu, eget sodales tellus consequat nec. Integer ullamcorper ex nec leo aliquam tempus. Orci varius natoque penatibus et magnis dis parturient montes, nascetur ridiculus mus. Nunc dui massa, facilisis at aliquet eu, malesuada vel neque. Donec fermentum elit eu tortor euismod, sed mollis lacus blandit.</w:t>
-      </w:r>
-    </w:p>
-    <w:p>
-      <w:pPr>
-        <w:pStyle w:val="BodyText"/>
-      </w:pPr>
-      <w:r>
-        <w:t xml:space="preserve">New paragraph. Lorem ipsum dolor sit amet, consectetur adipiscing elit. Integer commodo gravida justo consectetur condimentum. Proin eget felis non nunc tristique malesuada vel ut tortor. Vivamus lacinia aliquet lorem in congue. In hac habitasse platea dictumst. Etiam non felis iaculis, efficitur libero in, porta nunc. Sed sit amet nisi non justo scelerisque feugiat. Pellentesque porta consectetur sapien, porttitor iaculis ligula fermentum ac. Pellentesque fermentum elementum lacus non tempus. Aenean eu leo lobortis, vulputate mi at, varius sapien. In congue consectetur ultricies. Maecenas volutpat facilisis arcu, eget sodales tellus consequat nec. Integer ullamcorper ex nec leo aliquam tempus. Orci varius natoque penatibus et magnis dis parturient montes, nascetur ridiculus mus. Nunc dui massa, facilisis at aliquet eu, malesuada vel neque. Donec fermentum elit eu tortor euismod, sed mollis lacus blandit.</w:t>
+        <w:t xml:space="preserve">I have made a change.</w:t>
       </w:r>
     </w:p>
     <w:p>

--- a/NOAA-quarto-book.docx
+++ b/NOAA-quarto-book.docx
@@ -15,23 +15,7 @@
         <w:pStyle w:val="Author"/>
       </w:pPr>
       <w:r>
-        <w:t xml:space="preserve">Jane Doe</w:t>
-      </w:r>
-    </w:p>
-    <w:p>
-      <w:pPr>
-        <w:pStyle w:val="Author"/>
-      </w:pPr>
-      <w:r>
-        <w:t xml:space="preserve">Eva Nováková</w:t>
-      </w:r>
-    </w:p>
-    <w:p>
-      <w:pPr>
-        <w:pStyle w:val="Author"/>
-      </w:pPr>
-      <w:r>
-        <w:t xml:space="preserve">Matti Meikäläinen</w:t>
+        <w:t xml:space="preserve">Mandy Karnauskas</w:t>
       </w:r>
     </w:p>
     <w:sdt>
@@ -60,13 +44,13 @@
         </w:p>
       </w:sdtContent>
     </w:sdt>
-    <w:bookmarkStart w:id="20" w:name="executive-summary"/>
+    <w:bookmarkStart w:id="21" w:name="introduction"/>
     <w:p>
       <w:pPr>
         <w:pStyle w:val="Heading1"/>
       </w:pPr>
       <w:r>
-        <w:t xml:space="preserve">Executive Summary</w:t>
+        <w:t xml:space="preserve">1. Introduction</w:t>
       </w:r>
     </w:p>
     <w:p>
@@ -74,22 +58,73 @@
         <w:pStyle w:val="FirstParagraph"/>
       </w:pPr>
       <w:r>
-        <w:t xml:space="preserve">I have made a change.</w:t>
+        <w:t xml:space="preserve">Here we will be displaying various data summaries and analyses related to dolphin management in the U.S. South Atlantic.</w:t>
+      </w:r>
+    </w:p>
+    <w:bookmarkStart w:id="20" w:name="load-libraries"/>
+    <w:p>
+      <w:pPr>
+        <w:pStyle w:val="Heading2"/>
+      </w:pPr>
+      <w:r>
+        <w:t xml:space="preserve">1.1 Load Libraries</w:t>
       </w:r>
     </w:p>
     <w:p>
-      <w:r>
-        <w:br w:type="page"/>
+      <w:pPr>
+        <w:pStyle w:val="FirstParagraph"/>
+      </w:pPr>
+      <w:r>
+        <w:t xml:space="preserve">The documentation of this data exploration was developed in R, using R Studio and Quarto. The following R libraries were also used. The pals package allows for improved visualization with different color palettes</w:t>
+      </w:r>
+      <w:r>
+        <w:t xml:space="preserve"> </w:t>
+      </w:r>
+      <w:r>
+        <w:t xml:space="preserve">(</w:t>
+      </w:r>
+      <w:r>
+        <w:rPr>
+          <w:b/>
+          <w:bCs/>
+        </w:rPr>
+        <w:t xml:space="preserve">pals?</w:t>
+      </w:r>
+      <w:r>
+        <w:t xml:space="preserve">)</w:t>
+      </w:r>
+      <w:r>
+        <w:t xml:space="preserve">. The rerddap package allows for efficient downloads of physical data from the ERDDAP server</w:t>
+      </w:r>
+      <w:r>
+        <w:t xml:space="preserve"> </w:t>
+      </w:r>
+      <w:r>
+        <w:t xml:space="preserve">(</w:t>
+      </w:r>
+      <w:r>
+        <w:rPr>
+          <w:b/>
+          <w:bCs/>
+        </w:rPr>
+        <w:t xml:space="preserve">rerddap?</w:t>
+      </w:r>
+      <w:r>
+        <w:t xml:space="preserve">)</w:t>
+      </w:r>
+      <w:r>
+        <w:t xml:space="preserve">.</w:t>
       </w:r>
     </w:p>
     <w:bookmarkEnd w:id="20"/>
-    <w:bookmarkStart w:id="22" w:name="set-up"/>
+    <w:bookmarkEnd w:id="21"/>
+    <w:bookmarkStart w:id="28" w:name="chapter-1---noaa-fisheries-landings-data"/>
     <w:p>
       <w:pPr>
         <w:pStyle w:val="Heading1"/>
       </w:pPr>
       <w:r>
-        <w:t xml:space="preserve">1. Set-up</w:t>
+        <w:t xml:space="preserve">2. Chapter 1 - NOAA Fisheries landings data</w:t>
       </w:r>
     </w:p>
     <w:p>
@@ -97,2203 +132,1354 @@
         <w:pStyle w:val="FirstParagraph"/>
       </w:pPr>
       <w:r>
-        <w:t xml:space="preserve">This is a template for a simple Quarto book output to html, PDF or docx format. It includes a GitHub Action that will build the website automatically when you make changes to the files. The NOAA palette and fonts has been added to</w:t>
-      </w:r>
-      <w:r>
-        <w:t xml:space="preserve"> </w:t>
-      </w:r>
-      <w:r>
-        <w:rPr>
-          <w:rStyle w:val="VerbatimChar"/>
-        </w:rPr>
-        <w:t xml:space="preserve">theme.scss</w:t>
-      </w:r>
-      <w:r>
-        <w:t xml:space="preserve">. The webpage will be on the</w:t>
-      </w:r>
-      <w:r>
-        <w:t xml:space="preserve"> </w:t>
-      </w:r>
-      <w:r>
-        <w:rPr>
-          <w:rStyle w:val="VerbatimChar"/>
-        </w:rPr>
-        <w:t xml:space="preserve">gh-pages</w:t>
-      </w:r>
-      <w:r>
-        <w:t xml:space="preserve"> </w:t>
-      </w:r>
-      <w:r>
-        <w:t xml:space="preserve">branch. Serving the website files from this branch is a common way to keep all the website files from cluttering your main branch.</w:t>
+        <w:t xml:space="preserve">Here we will explore commercial and recreational landings data accessed through the FOSS (Fisheries One Stop Shop) data portal. The advantage of this portal is that commercial and recreational data are available side-by-side in the same units (pounds landed).</w:t>
+      </w:r>
+    </w:p>
+    <w:bookmarkStart w:id="22" w:name="data-access-and-upload"/>
+    <w:p>
+      <w:pPr>
+        <w:pStyle w:val="Heading2"/>
+      </w:pPr>
+      <w:r>
+        <w:t xml:space="preserve">2.1 Data access and upload</w:t>
       </w:r>
     </w:p>
     <w:p>
       <w:pPr>
-        <w:pStyle w:val="BodyText"/>
-      </w:pPr>
-      <w:r>
-        <w:t xml:space="preserve">The GitHub Action installs R so you can have R code in your qmd or Rmd files. Note, you do not need to make changes to your Rmd files unless your need Quarto features like cross-references.</w:t>
-      </w:r>
-    </w:p>
-    <w:bookmarkStart w:id="21" w:name="github-set-up"/>
-    <w:p>
-      <w:pPr>
-        <w:pStyle w:val="Heading2"/>
-      </w:pPr>
-      <w:r>
-        <w:t xml:space="preserve">1.1 GitHub Set-up</w:t>
+        <w:pStyle w:val="FirstParagraph"/>
+      </w:pPr>
+      <w:r>
+        <w:t xml:space="preserve">Data are downloaded download data from NMFS FOSS site: [https://www.fisheries.noaa.gov/foss/f?p=215:200:660844904940::NO:RP::].</w:t>
+      </w:r>
+      <w:r>
+        <w:br/>
+      </w:r>
+      <w:r>
+        <w:t xml:space="preserve">For the Data Set, we choose both commercial and recreational. For the Years, we select all years from 1980 to 2021. For NMFS Region, we select the</w:t>
+      </w:r>
+      <w:r>
+        <w:t xml:space="preserve"> </w:t>
+      </w:r>
+      <w:r>
+        <w:t xml:space="preserve">“NMFS Regions”</w:t>
+      </w:r>
+      <w:r>
+        <w:t xml:space="preserve"> </w:t>
+      </w:r>
+      <w:r>
+        <w:t xml:space="preserve">button and then select the Gulf, South Atlantic, Middle Atlantic and New England from the box. For the Species, we select</w:t>
+      </w:r>
+      <w:r>
+        <w:t xml:space="preserve"> </w:t>
+      </w:r>
+      <w:r>
+        <w:t xml:space="preserve">“Dolphinfish”</w:t>
+      </w:r>
+      <w:r>
+        <w:t xml:space="preserve"> </w:t>
+      </w:r>
+      <w:r>
+        <w:t xml:space="preserve">and</w:t>
+      </w:r>
+      <w:r>
+        <w:t xml:space="preserve"> </w:t>
+      </w:r>
+      <w:r>
+        <w:t xml:space="preserve">“Dolphinfish**.”</w:t>
+      </w:r>
+      <w:r>
+        <w:t xml:space="preserve"> </w:t>
+      </w:r>
+      <w:r>
+        <w:t xml:space="preserve">For Report Format, we choose TOTALS BY YEAR/REGION. Hitting the</w:t>
+      </w:r>
+      <w:r>
+        <w:t xml:space="preserve"> </w:t>
+      </w:r>
+      <w:r>
+        <w:t xml:space="preserve">“RUN REPORT”</w:t>
+      </w:r>
+      <w:r>
+        <w:t xml:space="preserve"> </w:t>
+      </w:r>
+      <w:r>
+        <w:t xml:space="preserve">button then generates the data needed for the subsequent analysis, which can be downloaded under the</w:t>
+      </w:r>
+      <w:r>
+        <w:t xml:space="preserve"> </w:t>
+      </w:r>
+      <w:r>
+        <w:t xml:space="preserve">“Actions”</w:t>
+      </w:r>
+      <w:r>
+        <w:t xml:space="preserve"> </w:t>
+      </w:r>
+      <w:r>
+        <w:t xml:space="preserve">button.</w:t>
       </w:r>
     </w:p>
     <w:p>
       <w:pPr>
-        <w:numPr>
-          <w:ilvl w:val="0"/>
-          <w:numId w:val="1001"/>
-        </w:numPr>
-      </w:pPr>
-      <w:r>
-        <w:t xml:space="preserve">Click the green</w:t>
-      </w:r>
-      <w:r>
-        <w:t xml:space="preserve"> </w:t>
-      </w:r>
-      <w:r>
-        <w:t xml:space="preserve">“use template”</w:t>
-      </w:r>
-      <w:r>
-        <w:t xml:space="preserve"> </w:t>
-      </w:r>
-      <w:r>
-        <w:t xml:space="preserve">button to make a repository with this content. Make sure to make your repo public (since GitHub Pages doesn’t work on private repos unless you have a paid account) and check box to include all the branches (so that you get the gh-pages branch).</w:t>
-      </w:r>
-      <w:r>
-        <w:t xml:space="preserve"> </w:t>
+        <w:pStyle w:val="BodyText"/>
+      </w:pPr>
+      <w:r>
+        <w:t xml:space="preserve">We then read in the data file and clean it for analysis (removing the commas from the numbers so that R recognizes the values as numbers). We output the file header to make sure it was read in and that the numbers were converted correctly.</w:t>
       </w:r>
     </w:p>
     <w:p>
       <w:pPr>
-        <w:numPr>
-          <w:ilvl w:val="0"/>
-          <w:numId w:val="1001"/>
-        </w:numPr>
-      </w:pPr>
-      <w:r>
-        <w:t xml:space="preserve">Turn on GitHub Pages under Settings &gt; Pages . You will set pages to be made from the gh-pages branch and root directory.</w:t>
-      </w:r>
-      <w:r>
-        <w:t xml:space="preserve"> </w:t>
+        <w:pStyle w:val="SourceCode"/>
+      </w:pPr>
+      <w:r>
+        <w:rPr>
+          <w:rStyle w:val="VerbatimChar"/>
+        </w:rPr>
+        <w:t xml:space="preserve">  Year     Region.Name     Pounds Dollars   Collection Metric.Tons</w:t>
+      </w:r>
+      <w:r>
+        <w:br/>
+      </w:r>
+      <w:r>
+        <w:rPr>
+          <w:rStyle w:val="VerbatimChar"/>
+        </w:rPr>
+        <w:t xml:space="preserve">1 2000            Gulf    582,576 689,637   Commercial         264</w:t>
+      </w:r>
+      <w:r>
+        <w:br/>
+      </w:r>
+      <w:r>
+        <w:rPr>
+          <w:rStyle w:val="VerbatimChar"/>
+        </w:rPr>
+        <w:t xml:space="preserve">2 2000            Gulf  5,641,491         Recreational       2,559</w:t>
+      </w:r>
+      <w:r>
+        <w:br/>
+      </w:r>
+      <w:r>
+        <w:rPr>
+          <w:rStyle w:val="VerbatimChar"/>
+        </w:rPr>
+        <w:t xml:space="preserve">3 2000     New England      6,545  12,414   Commercial           3</w:t>
+      </w:r>
+      <w:r>
+        <w:br/>
+      </w:r>
+      <w:r>
+        <w:rPr>
+          <w:rStyle w:val="VerbatimChar"/>
+        </w:rPr>
+        <w:t xml:space="preserve">4 2000  South Atlantic    537,077 821,743   Commercial         244</w:t>
+      </w:r>
+      <w:r>
+        <w:br/>
+      </w:r>
+      <w:r>
+        <w:rPr>
+          <w:rStyle w:val="VerbatimChar"/>
+        </w:rPr>
+        <w:t xml:space="preserve">5 2000  South Atlantic 16,049,049         Recreational       7,280</w:t>
+      </w:r>
+      <w:r>
+        <w:br/>
+      </w:r>
+      <w:r>
+        <w:rPr>
+          <w:rStyle w:val="VerbatimChar"/>
+        </w:rPr>
+        <w:t xml:space="preserve">6 2000 Middle Atlantic     36,048  65,004   Commercial          16</w:t>
       </w:r>
     </w:p>
     <w:p>
       <w:pPr>
-        <w:numPr>
-          <w:ilvl w:val="0"/>
-          <w:numId w:val="1001"/>
-        </w:numPr>
-      </w:pPr>
-      <w:r>
-        <w:t xml:space="preserve">Turn on GitHub Actions under Settings &gt; Actions &gt; General</w:t>
-      </w:r>
-      <w:r>
-        <w:t xml:space="preserve"> </w:t>
+        <w:pStyle w:val="SourceCode"/>
+      </w:pPr>
+      <w:r>
+        <w:rPr>
+          <w:rStyle w:val="VerbatimChar"/>
+        </w:rPr>
+        <w:t xml:space="preserve">  Year     Region.Name   Pounds Dollars   Collection Metric.Tons</w:t>
+      </w:r>
+      <w:r>
+        <w:br/>
+      </w:r>
+      <w:r>
+        <w:rPr>
+          <w:rStyle w:val="VerbatimChar"/>
+        </w:rPr>
+        <w:t xml:space="preserve">1 2000            Gulf   582576  689637   Commercial         264</w:t>
+      </w:r>
+      <w:r>
+        <w:br/>
+      </w:r>
+      <w:r>
+        <w:rPr>
+          <w:rStyle w:val="VerbatimChar"/>
+        </w:rPr>
+        <w:t xml:space="preserve">2 2000            Gulf  5641491      NA Recreational        2559</w:t>
+      </w:r>
+      <w:r>
+        <w:br/>
+      </w:r>
+      <w:r>
+        <w:rPr>
+          <w:rStyle w:val="VerbatimChar"/>
+        </w:rPr>
+        <w:t xml:space="preserve">3 2000     New England     6545   12414   Commercial           3</w:t>
+      </w:r>
+      <w:r>
+        <w:br/>
+      </w:r>
+      <w:r>
+        <w:rPr>
+          <w:rStyle w:val="VerbatimChar"/>
+        </w:rPr>
+        <w:t xml:space="preserve">4 2000  South Atlantic   537077  821743   Commercial         244</w:t>
+      </w:r>
+      <w:r>
+        <w:br/>
+      </w:r>
+      <w:r>
+        <w:rPr>
+          <w:rStyle w:val="VerbatimChar"/>
+        </w:rPr>
+        <w:t xml:space="preserve">5 2000  South Atlantic 16049049      NA Recreational        7280</w:t>
+      </w:r>
+      <w:r>
+        <w:br/>
+      </w:r>
+      <w:r>
+        <w:rPr>
+          <w:rStyle w:val="VerbatimChar"/>
+        </w:rPr>
+        <w:t xml:space="preserve">6 2000 Middle Atlantic    36048   65004   Commercial          16</w:t>
+      </w:r>
+    </w:p>
+    <w:bookmarkEnd w:id="22"/>
+    <w:bookmarkStart w:id="23" w:name="summarize-the-landings"/>
+    <w:p>
+      <w:pPr>
+        <w:pStyle w:val="Heading2"/>
+      </w:pPr>
+      <w:r>
+        <w:t xml:space="preserve">2.2 Summarize the landings</w:t>
       </w:r>
     </w:p>
     <w:p>
       <w:pPr>
-        <w:numPr>
-          <w:ilvl w:val="0"/>
-          <w:numId w:val="1001"/>
-        </w:numPr>
-      </w:pPr>
-      <w:r>
-        <w:t xml:space="preserve">Edit the repo description and Readme to add a link to the webpage. When you edit the description, you will see the link url in the url box or you can click on the Actions tab or the Settings &gt; Pages page to find the url.</w:t>
-      </w:r>
-    </w:p>
-    <w:bookmarkEnd w:id="21"/>
-    <w:bookmarkEnd w:id="22"/>
-    <w:bookmarkStart w:id="25" w:name="customize"/>
-    <w:p>
-      <w:pPr>
-        <w:pStyle w:val="Heading1"/>
-      </w:pPr>
-      <w:r>
-        <w:t xml:space="preserve">2. Customize</w:t>
-      </w:r>
-    </w:p>
-    <w:bookmarkStart w:id="23" w:name="edit-and-add-your-pages"/>
-    <w:p>
-      <w:pPr>
-        <w:pStyle w:val="Heading2"/>
-      </w:pPr>
-      <w:r>
-        <w:t xml:space="preserve">2.1 Edit and add your pages</w:t>
+        <w:pStyle w:val="FirstParagraph"/>
+      </w:pPr>
+      <w:r>
+        <w:t xml:space="preserve">We then summarize the landings (in pounds) by year, sector, and region. The result is a new data frame with each row representing a year and each column representing the total landings for each region and sector.</w:t>
       </w:r>
     </w:p>
     <w:p>
       <w:pPr>
-        <w:pStyle w:val="FirstParagraph"/>
-      </w:pPr>
-      <w:r>
-        <w:t xml:space="preserve">Edit the qmd or md files in the</w:t>
-      </w:r>
-      <w:r>
-        <w:t xml:space="preserve"> </w:t>
-      </w:r>
-      <w:r>
-        <w:rPr>
-          <w:rStyle w:val="VerbatimChar"/>
-        </w:rPr>
-        <w:t xml:space="preserve">content</w:t>
-      </w:r>
-      <w:r>
-        <w:t xml:space="preserve"> </w:t>
-      </w:r>
-      <w:r>
-        <w:t xml:space="preserve">folder. qmd files can include code (R, Python, Julia) and lots of Quarto markdown bells and whistles (like call-outs, cross-references, auto-citations and much more).</w:t>
+        <w:pStyle w:val="SourceCode"/>
+      </w:pPr>
+      <w:r>
+        <w:rPr>
+          <w:rStyle w:val="VerbatimChar"/>
+        </w:rPr>
+        <w:t xml:space="preserve">, , Gulf</w:t>
+      </w:r>
+      <w:r>
+        <w:br/>
+      </w:r>
+      <w:r>
+        <w:br/>
+      </w:r>
+      <w:r>
+        <w:rPr>
+          <w:rStyle w:val="VerbatimChar"/>
+        </w:rPr>
+        <w:t xml:space="preserve">     Recreational Commercial</w:t>
+      </w:r>
+      <w:r>
+        <w:br/>
+      </w:r>
+      <w:r>
+        <w:rPr>
+          <w:rStyle w:val="VerbatimChar"/>
+        </w:rPr>
+        <w:t xml:space="preserve">1980            0      94984</w:t>
+      </w:r>
+      <w:r>
+        <w:br/>
+      </w:r>
+      <w:r>
+        <w:rPr>
+          <w:rStyle w:val="VerbatimChar"/>
+        </w:rPr>
+        <w:t xml:space="preserve">1981      1559544      73075</w:t>
+      </w:r>
+      <w:r>
+        <w:br/>
+      </w:r>
+      <w:r>
+        <w:rPr>
+          <w:rStyle w:val="VerbatimChar"/>
+        </w:rPr>
+        <w:t xml:space="preserve">1982      4197503     162457</w:t>
+      </w:r>
+      <w:r>
+        <w:br/>
+      </w:r>
+      <w:r>
+        <w:rPr>
+          <w:rStyle w:val="VerbatimChar"/>
+        </w:rPr>
+        <w:t xml:space="preserve">1983      2162936     190808</w:t>
+      </w:r>
+      <w:r>
+        <w:br/>
+      </w:r>
+      <w:r>
+        <w:rPr>
+          <w:rStyle w:val="VerbatimChar"/>
+        </w:rPr>
+        <w:t xml:space="preserve">1984      1189573     282976</w:t>
+      </w:r>
+      <w:r>
+        <w:br/>
+      </w:r>
+      <w:r>
+        <w:rPr>
+          <w:rStyle w:val="VerbatimChar"/>
+        </w:rPr>
+        <w:t xml:space="preserve">1985      2542089     269477</w:t>
+      </w:r>
+      <w:r>
+        <w:br/>
+      </w:r>
+      <w:r>
+        <w:br/>
+      </w:r>
+      <w:r>
+        <w:rPr>
+          <w:rStyle w:val="VerbatimChar"/>
+        </w:rPr>
+        <w:t xml:space="preserve">, , Middle Atlantic</w:t>
+      </w:r>
+      <w:r>
+        <w:br/>
+      </w:r>
+      <w:r>
+        <w:br/>
+      </w:r>
+      <w:r>
+        <w:rPr>
+          <w:rStyle w:val="VerbatimChar"/>
+        </w:rPr>
+        <w:t xml:space="preserve">     Recreational Commercial</w:t>
+      </w:r>
+      <w:r>
+        <w:br/>
+      </w:r>
+      <w:r>
+        <w:rPr>
+          <w:rStyle w:val="VerbatimChar"/>
+        </w:rPr>
+        <w:t xml:space="preserve">1980            0        400</w:t>
+      </w:r>
+      <w:r>
+        <w:br/>
+      </w:r>
+      <w:r>
+        <w:rPr>
+          <w:rStyle w:val="VerbatimChar"/>
+        </w:rPr>
+        <w:t xml:space="preserve">1981            0          0</w:t>
+      </w:r>
+      <w:r>
+        <w:br/>
+      </w:r>
+      <w:r>
+        <w:rPr>
+          <w:rStyle w:val="VerbatimChar"/>
+        </w:rPr>
+        <w:t xml:space="preserve">1982         2097        200</w:t>
+      </w:r>
+      <w:r>
+        <w:br/>
+      </w:r>
+      <w:r>
+        <w:rPr>
+          <w:rStyle w:val="VerbatimChar"/>
+        </w:rPr>
+        <w:t xml:space="preserve">1983        45927       1400</w:t>
+      </w:r>
+      <w:r>
+        <w:br/>
+      </w:r>
+      <w:r>
+        <w:rPr>
+          <w:rStyle w:val="VerbatimChar"/>
+        </w:rPr>
+        <w:t xml:space="preserve">1984            0       1700</w:t>
+      </w:r>
+      <w:r>
+        <w:br/>
+      </w:r>
+      <w:r>
+        <w:rPr>
+          <w:rStyle w:val="VerbatimChar"/>
+        </w:rPr>
+        <w:t xml:space="preserve">1985       113666       5000</w:t>
+      </w:r>
+      <w:r>
+        <w:br/>
+      </w:r>
+      <w:r>
+        <w:br/>
+      </w:r>
+      <w:r>
+        <w:rPr>
+          <w:rStyle w:val="VerbatimChar"/>
+        </w:rPr>
+        <w:t xml:space="preserve">, , New England</w:t>
+      </w:r>
+      <w:r>
+        <w:br/>
+      </w:r>
+      <w:r>
+        <w:br/>
+      </w:r>
+      <w:r>
+        <w:rPr>
+          <w:rStyle w:val="VerbatimChar"/>
+        </w:rPr>
+        <w:t xml:space="preserve">     Recreational Commercial</w:t>
+      </w:r>
+      <w:r>
+        <w:br/>
+      </w:r>
+      <w:r>
+        <w:rPr>
+          <w:rStyle w:val="VerbatimChar"/>
+        </w:rPr>
+        <w:t xml:space="preserve">1980            0        200</w:t>
+      </w:r>
+      <w:r>
+        <w:br/>
+      </w:r>
+      <w:r>
+        <w:rPr>
+          <w:rStyle w:val="VerbatimChar"/>
+        </w:rPr>
+        <w:t xml:space="preserve">1981            0          0</w:t>
+      </w:r>
+      <w:r>
+        <w:br/>
+      </w:r>
+      <w:r>
+        <w:rPr>
+          <w:rStyle w:val="VerbatimChar"/>
+        </w:rPr>
+        <w:t xml:space="preserve">1982            0          0</w:t>
+      </w:r>
+      <w:r>
+        <w:br/>
+      </w:r>
+      <w:r>
+        <w:rPr>
+          <w:rStyle w:val="VerbatimChar"/>
+        </w:rPr>
+        <w:t xml:space="preserve">1983            0        400</w:t>
+      </w:r>
+      <w:r>
+        <w:br/>
+      </w:r>
+      <w:r>
+        <w:rPr>
+          <w:rStyle w:val="VerbatimChar"/>
+        </w:rPr>
+        <w:t xml:space="preserve">1984            0        400</w:t>
+      </w:r>
+      <w:r>
+        <w:br/>
+      </w:r>
+      <w:r>
+        <w:rPr>
+          <w:rStyle w:val="VerbatimChar"/>
+        </w:rPr>
+        <w:t xml:space="preserve">1985            0       4800</w:t>
+      </w:r>
+      <w:r>
+        <w:br/>
+      </w:r>
+      <w:r>
+        <w:br/>
+      </w:r>
+      <w:r>
+        <w:rPr>
+          <w:rStyle w:val="VerbatimChar"/>
+        </w:rPr>
+        <w:t xml:space="preserve">, , South Atlantic</w:t>
+      </w:r>
+      <w:r>
+        <w:br/>
+      </w:r>
+      <w:r>
+        <w:br/>
+      </w:r>
+      <w:r>
+        <w:rPr>
+          <w:rStyle w:val="VerbatimChar"/>
+        </w:rPr>
+        <w:t xml:space="preserve">     Recreational Commercial</w:t>
+      </w:r>
+      <w:r>
+        <w:br/>
+      </w:r>
+      <w:r>
+        <w:rPr>
+          <w:rStyle w:val="VerbatimChar"/>
+        </w:rPr>
+        <w:t xml:space="preserve">1980            0      76042</w:t>
+      </w:r>
+      <w:r>
+        <w:br/>
+      </w:r>
+      <w:r>
+        <w:rPr>
+          <w:rStyle w:val="VerbatimChar"/>
+        </w:rPr>
+        <w:t xml:space="preserve">1981      8421898      59037</w:t>
+      </w:r>
+      <w:r>
+        <w:br/>
+      </w:r>
+      <w:r>
+        <w:rPr>
+          <w:rStyle w:val="VerbatimChar"/>
+        </w:rPr>
+        <w:t xml:space="preserve">1982      7573035     143960</w:t>
+      </w:r>
+      <w:r>
+        <w:br/>
+      </w:r>
+      <w:r>
+        <w:rPr>
+          <w:rStyle w:val="VerbatimChar"/>
+        </w:rPr>
+        <w:t xml:space="preserve">1983      9134022     127986</w:t>
+      </w:r>
+      <w:r>
+        <w:br/>
+      </w:r>
+      <w:r>
+        <w:rPr>
+          <w:rStyle w:val="VerbatimChar"/>
+        </w:rPr>
+        <w:t xml:space="preserve">1984      7265430     158901</w:t>
+      </w:r>
+      <w:r>
+        <w:br/>
+      </w:r>
+      <w:r>
+        <w:rPr>
+          <w:rStyle w:val="VerbatimChar"/>
+        </w:rPr>
+        <w:t xml:space="preserve">1985      6684821     142684</w:t>
       </w:r>
     </w:p>
     <w:p>
       <w:pPr>
-        <w:pStyle w:val="BodyText"/>
-      </w:pPr>
-      <w:r>
-        <w:t xml:space="preserve">Each page should start with</w:t>
+        <w:pStyle w:val="SourceCode"/>
+      </w:pPr>
+      <w:r>
+        <w:rPr>
+          <w:rStyle w:val="VerbatimChar"/>
+        </w:rPr>
+        <w:t xml:space="preserve">     rec_Gulf com_Gulf   rec_SA  com_SA  rec_MA com_MA  rec_NE com_NE</w:t>
+      </w:r>
+      <w:r>
+        <w:br/>
+      </w:r>
+      <w:r>
+        <w:rPr>
+          <w:rStyle w:val="VerbatimChar"/>
+        </w:rPr>
+        <w:t xml:space="preserve">1980        0    94984        0   76042       0    400       0    200</w:t>
+      </w:r>
+      <w:r>
+        <w:br/>
+      </w:r>
+      <w:r>
+        <w:rPr>
+          <w:rStyle w:val="VerbatimChar"/>
+        </w:rPr>
+        <w:t xml:space="preserve">1981  1559544    73075  8421898   59037       0      0       0      0</w:t>
+      </w:r>
+      <w:r>
+        <w:br/>
+      </w:r>
+      <w:r>
+        <w:rPr>
+          <w:rStyle w:val="VerbatimChar"/>
+        </w:rPr>
+        <w:t xml:space="preserve">1982  4197503   162457  7573035  143960    2097    200       0      0</w:t>
+      </w:r>
+      <w:r>
+        <w:br/>
+      </w:r>
+      <w:r>
+        <w:rPr>
+          <w:rStyle w:val="VerbatimChar"/>
+        </w:rPr>
+        <w:t xml:space="preserve">1983  2162936   190808  9134022  127986   45927   1400       0    400</w:t>
+      </w:r>
+      <w:r>
+        <w:br/>
+      </w:r>
+      <w:r>
+        <w:rPr>
+          <w:rStyle w:val="VerbatimChar"/>
+        </w:rPr>
+        <w:t xml:space="preserve">1984  1189573   282976  7265430  158901       0   1700       0    400</w:t>
+      </w:r>
+      <w:r>
+        <w:br/>
+      </w:r>
+      <w:r>
+        <w:rPr>
+          <w:rStyle w:val="VerbatimChar"/>
+        </w:rPr>
+        <w:t xml:space="preserve">1985  2542089   269477  6684821  142684  113666   5000       0   4800</w:t>
+      </w:r>
+      <w:r>
+        <w:br/>
+      </w:r>
+      <w:r>
+        <w:rPr>
+          <w:rStyle w:val="VerbatimChar"/>
+        </w:rPr>
+        <w:t xml:space="preserve">1986  5540003   492212  6190187  189747  125653   4200       0    200</w:t>
+      </w:r>
+      <w:r>
+        <w:br/>
+      </w:r>
+      <w:r>
+        <w:rPr>
+          <w:rStyle w:val="VerbatimChar"/>
+        </w:rPr>
+        <w:t xml:space="preserve">1987  4209638   403703  6883546  212905  121433  13400       0   1100</w:t>
+      </w:r>
+      <w:r>
+        <w:br/>
+      </w:r>
+      <w:r>
+        <w:rPr>
+          <w:rStyle w:val="VerbatimChar"/>
+        </w:rPr>
+        <w:t xml:space="preserve">1988  1014312   491610  3134070  212709  130240  26600    2196  17800</w:t>
+      </w:r>
+      <w:r>
+        <w:br/>
+      </w:r>
+      <w:r>
+        <w:rPr>
+          <w:rStyle w:val="VerbatimChar"/>
+        </w:rPr>
+        <w:t xml:space="preserve">1989 12551461  1029628 13273504  426392 1386752  81700     437  15300</w:t>
+      </w:r>
+      <w:r>
+        <w:br/>
+      </w:r>
+      <w:r>
+        <w:rPr>
+          <w:rStyle w:val="VerbatimChar"/>
+        </w:rPr>
+        <w:t xml:space="preserve">1990 13389540  1098819  9283973  514980  624928  69106    2714  14233</w:t>
+      </w:r>
+      <w:r>
+        <w:br/>
+      </w:r>
+      <w:r>
+        <w:rPr>
+          <w:rStyle w:val="VerbatimChar"/>
+        </w:rPr>
+        <w:t xml:space="preserve">1991 13760600  1674124 14756442  650333  722090  90722    6294   9816</w:t>
+      </w:r>
+      <w:r>
+        <w:br/>
+      </w:r>
+      <w:r>
+        <w:rPr>
+          <w:rStyle w:val="VerbatimChar"/>
+        </w:rPr>
+        <w:t xml:space="preserve">1992 12481422   714369  5893700  326831  860112  74423    1411  10315</w:t>
+      </w:r>
+      <w:r>
+        <w:br/>
+      </w:r>
+      <w:r>
+        <w:rPr>
+          <w:rStyle w:val="VerbatimChar"/>
+        </w:rPr>
+        <w:t xml:space="preserve">1993  6873820   596967  7077105  520512 3001335  99420  200927  27069</w:t>
+      </w:r>
+      <w:r>
+        <w:br/>
+      </w:r>
+      <w:r>
+        <w:rPr>
+          <w:rStyle w:val="VerbatimChar"/>
+        </w:rPr>
+        <w:t xml:space="preserve">1994  5448709   679903 10554836  618614 1400635 101044   12586  12328</w:t>
+      </w:r>
+      <w:r>
+        <w:br/>
+      </w:r>
+      <w:r>
+        <w:rPr>
+          <w:rStyle w:val="VerbatimChar"/>
+        </w:rPr>
+        <w:t xml:space="preserve">1995 11142952  1177325 14318412 1164608 1096473 198425   24061  13811</w:t>
+      </w:r>
+      <w:r>
+        <w:br/>
+      </w:r>
+      <w:r>
+        <w:rPr>
+          <w:rStyle w:val="VerbatimChar"/>
+        </w:rPr>
+        <w:t xml:space="preserve">1996  7086006  1047020  9128895  548682 1077364  43581       0   7788</w:t>
+      </w:r>
+      <w:r>
+        <w:br/>
+      </w:r>
+      <w:r>
+        <w:rPr>
+          <w:rStyle w:val="VerbatimChar"/>
+        </w:rPr>
+        <w:t xml:space="preserve">1997 19958088   989648 12284366  877303 1422057 105559       0  13265</w:t>
+      </w:r>
+      <w:r>
+        <w:br/>
+      </w:r>
+      <w:r>
+        <w:rPr>
+          <w:rStyle w:val="VerbatimChar"/>
+        </w:rPr>
+        <w:t xml:space="preserve">1998  9324186   422501  7312090  406368 2920384  86502  120322  11553</w:t>
+      </w:r>
+      <w:r>
+        <w:br/>
+      </w:r>
+      <w:r>
+        <w:rPr>
+          <w:rStyle w:val="VerbatimChar"/>
+        </w:rPr>
+        <w:t xml:space="preserve">1999  7329953   612445 13973364  504263 1005852  98927    4458   5990</w:t>
+      </w:r>
+      <w:r>
+        <w:br/>
+      </w:r>
+      <w:r>
+        <w:rPr>
+          <w:rStyle w:val="VerbatimChar"/>
+        </w:rPr>
+        <w:t xml:space="preserve">2000  5641491   582576 16049049  537077 1433991  36048       0   6545</w:t>
+      </w:r>
+      <w:r>
+        <w:br/>
+      </w:r>
+      <w:r>
+        <w:rPr>
+          <w:rStyle w:val="VerbatimChar"/>
+        </w:rPr>
+        <w:t xml:space="preserve">2001  7355385   368503 14945284  470897  477081  51342    5189  29134</w:t>
+      </w:r>
+      <w:r>
+        <w:br/>
+      </w:r>
+      <w:r>
+        <w:rPr>
+          <w:rStyle w:val="VerbatimChar"/>
+        </w:rPr>
+        <w:t xml:space="preserve">2002  3513226   290601 13794853  436472 1295470  83534  600948  14836</w:t>
+      </w:r>
+      <w:r>
+        <w:br/>
+      </w:r>
+      <w:r>
+        <w:rPr>
+          <w:rStyle w:val="VerbatimChar"/>
+        </w:rPr>
+        <w:t xml:space="preserve">2003  4481937   310836 12112718  459351  929763  46851  129513  21275</w:t>
+      </w:r>
+      <w:r>
+        <w:br/>
+      </w:r>
+      <w:r>
+        <w:rPr>
+          <w:rStyle w:val="VerbatimChar"/>
+        </w:rPr>
+        <w:t xml:space="preserve">2004  2402315   435341  9707678  555973  427145  31916       0  29042</w:t>
+      </w:r>
+      <w:r>
+        <w:br/>
+      </w:r>
+      <w:r>
+        <w:rPr>
+          <w:rStyle w:val="VerbatimChar"/>
+        </w:rPr>
+        <w:t xml:space="preserve">2005  2537132   207695 10299670  376989  437472  19703       0  19982</w:t>
+      </w:r>
+      <w:r>
+        <w:br/>
+      </w:r>
+      <w:r>
+        <w:rPr>
+          <w:rStyle w:val="VerbatimChar"/>
+        </w:rPr>
+        <w:t xml:space="preserve">2006  3290474   224668 12805952  433121  887684  27724       0  19645</w:t>
+      </w:r>
+      <w:r>
+        <w:br/>
+      </w:r>
+      <w:r>
+        <w:rPr>
+          <w:rStyle w:val="VerbatimChar"/>
+        </w:rPr>
+        <w:t xml:space="preserve">2007  3754513   370423 13164377  739862  241212  77553   19542  40141</w:t>
+      </w:r>
+      <w:r>
+        <w:br/>
+      </w:r>
+      <w:r>
+        <w:rPr>
+          <w:rStyle w:val="VerbatimChar"/>
+        </w:rPr>
+        <w:t xml:space="preserve">2008  3937153   385011 10417536  627506  264017  53013       0  13448</w:t>
+      </w:r>
+      <w:r>
+        <w:br/>
+      </w:r>
+      <w:r>
+        <w:rPr>
+          <w:rStyle w:val="VerbatimChar"/>
+        </w:rPr>
+        <w:t xml:space="preserve">2009  3860527   497246 13251102 1006948 1538112  49946       0  76449</w:t>
+      </w:r>
+      <w:r>
+        <w:br/>
+      </w:r>
+      <w:r>
+        <w:rPr>
+          <w:rStyle w:val="VerbatimChar"/>
+        </w:rPr>
+        <w:t xml:space="preserve">2010  1216198   112802  8543542  571983  813738  34578       0  12910</w:t>
+      </w:r>
+      <w:r>
+        <w:br/>
+      </w:r>
+      <w:r>
+        <w:rPr>
+          <w:rStyle w:val="VerbatimChar"/>
+        </w:rPr>
+        <w:t xml:space="preserve">2011  3023914   312567 10774812  544333 2173136  14322  187289  22816</w:t>
+      </w:r>
+      <w:r>
+        <w:br/>
+      </w:r>
+      <w:r>
+        <w:rPr>
+          <w:rStyle w:val="VerbatimChar"/>
+        </w:rPr>
+        <w:t xml:space="preserve">2012  3229090   148474  9983276  704483  755558  42421   26892  43955</w:t>
+      </w:r>
+      <w:r>
+        <w:br/>
+      </w:r>
+      <w:r>
+        <w:rPr>
+          <w:rStyle w:val="VerbatimChar"/>
+        </w:rPr>
+        <w:t xml:space="preserve">2013  5425636   191201  8483569  584102  302421  39214  226988  16657</w:t>
+      </w:r>
+      <w:r>
+        <w:br/>
+      </w:r>
+      <w:r>
+        <w:rPr>
+          <w:rStyle w:val="VerbatimChar"/>
+        </w:rPr>
+        <w:t xml:space="preserve">2014  3074373   207261 11925345 1042822 2129222  48462  183673  51810</w:t>
+      </w:r>
+      <w:r>
+        <w:br/>
+      </w:r>
+      <w:r>
+        <w:rPr>
+          <w:rStyle w:val="VerbatimChar"/>
+        </w:rPr>
+        <w:t xml:space="preserve">2015  6286577   155696 14821772  920772 4501793  34858 1198628  31995</w:t>
+      </w:r>
+      <w:r>
+        <w:br/>
+      </w:r>
+      <w:r>
+        <w:rPr>
+          <w:rStyle w:val="VerbatimChar"/>
+        </w:rPr>
+        <w:t xml:space="preserve">2016  1777348    37733 12357817  828435 2212513  61336   16499  15747</w:t>
+      </w:r>
+      <w:r>
+        <w:br/>
+      </w:r>
+      <w:r>
+        <w:rPr>
+          <w:rStyle w:val="VerbatimChar"/>
+        </w:rPr>
+        <w:t xml:space="preserve">2017  2064106    68260  9457460  533082 1820541  16179   48607  30969</w:t>
+      </w:r>
+      <w:r>
+        <w:br/>
+      </w:r>
+      <w:r>
+        <w:rPr>
+          <w:rStyle w:val="VerbatimChar"/>
+        </w:rPr>
+        <w:t xml:space="preserve">2018  1626095    57052 11713866  435290 3104018  20514   97107  12667</w:t>
+      </w:r>
+      <w:r>
+        <w:br/>
+      </w:r>
+      <w:r>
+        <w:rPr>
+          <w:rStyle w:val="VerbatimChar"/>
+        </w:rPr>
+        <w:t xml:space="preserve">2019  3567170    85077  7967978  563708 1518629  47981      66  16918</w:t>
+      </w:r>
+      <w:r>
+        <w:br/>
+      </w:r>
+      <w:r>
+        <w:rPr>
+          <w:rStyle w:val="VerbatimChar"/>
+        </w:rPr>
+        <w:t xml:space="preserve">2020  1952241    26653  5653294  260503  679556  14040       0   1880</w:t>
+      </w:r>
+      <w:r>
+        <w:br/>
+      </w:r>
+      <w:r>
+        <w:rPr>
+          <w:rStyle w:val="VerbatimChar"/>
+        </w:rPr>
+        <w:t xml:space="preserve">2021  2893817    27212  6061024  177263 1051785  25799  123038  11421</w:t>
+      </w:r>
+    </w:p>
+    <w:bookmarkEnd w:id="23"/>
+    <w:bookmarkStart w:id="27" w:name="plot-the-summary"/>
+    <w:p>
+      <w:pPr>
+        <w:pStyle w:val="Heading2"/>
+      </w:pPr>
+      <w:r>
+        <w:t xml:space="preserve">2.3 Plot the summary</w:t>
       </w:r>
     </w:p>
     <w:p>
       <w:pPr>
-        <w:pStyle w:val="SourceCode"/>
-      </w:pPr>
-      <w:r>
-        <w:rPr>
-          <w:rStyle w:val="VerbatimChar"/>
-        </w:rPr>
-        <w:t xml:space="preserve">---</w:t>
-      </w:r>
-      <w:r>
-        <w:br/>
-      </w:r>
-      <w:r>
-        <w:rPr>
-          <w:rStyle w:val="VerbatimChar"/>
-        </w:rPr>
-        <w:t xml:space="preserve">title: your title</w:t>
-      </w:r>
-      <w:r>
-        <w:br/>
-      </w:r>
-      <w:r>
-        <w:rPr>
-          <w:rStyle w:val="VerbatimChar"/>
-        </w:rPr>
-        <w:t xml:space="preserve">---</w:t>
+        <w:pStyle w:val="FirstParagraph"/>
+      </w:pPr>
+      <w:r>
+        <w:t xml:space="preserve">Now we plot the data, using similar color schemes by region. Because the recreational data have high imprecision prior to the 1990s we plot from 1990 to the last year of data.</w:t>
       </w:r>
     </w:p>
     <w:p>
       <w:pPr>
-        <w:pStyle w:val="FirstParagraph"/>
-      </w:pPr>
-      <w:r>
-        <w:t xml:space="preserve">and the first header will be the 2nd level, so</w:t>
-      </w:r>
-      <w:r>
-        <w:t xml:space="preserve"> </w:t>
-      </w:r>
-      <w:r>
-        <w:rPr>
-          <w:rStyle w:val="VerbatimChar"/>
-        </w:rPr>
-        <w:t xml:space="preserve">##</w:t>
-      </w:r>
-      <w:r>
-        <w:t xml:space="preserve">. Note, there are situations where you leave off</w:t>
+        <w:pStyle w:val="BodyText"/>
+      </w:pPr>
+      <w:r>
+        <w:drawing>
+          <wp:inline>
+            <wp:extent cx="4620126" cy="3696101"/>
+            <wp:effectExtent b="0" l="0" r="0" t="0"/>
+            <wp:docPr descr="" title="" id="25" name="Picture"/>
+            <a:graphic>
+              <a:graphicData uri="http://schemas.openxmlformats.org/drawingml/2006/picture">
+                <pic:pic>
+                  <pic:nvPicPr>
+                    <pic:cNvPr descr="FOSS_files/figure-docx/unnamed-chunk-3-1.png" id="26" name="Picture"/>
+                    <pic:cNvPicPr>
+                      <a:picLocks noChangeArrowheads="1" noChangeAspect="1"/>
+                    </pic:cNvPicPr>
+                  </pic:nvPicPr>
+                  <pic:blipFill>
+                    <a:blip r:embed="rId24"/>
+                    <a:stretch>
+                      <a:fillRect/>
+                    </a:stretch>
+                  </pic:blipFill>
+                  <pic:spPr bwMode="auto">
+                    <a:xfrm>
+                      <a:off x="0" y="0"/>
+                      <a:ext cx="4620126" cy="3696101"/>
+                    </a:xfrm>
+                    <a:prstGeom prst="rect">
+                      <a:avLst/>
+                    </a:prstGeom>
+                    <a:noFill/>
+                    <a:ln w="9525">
+                      <a:noFill/>
+                      <a:headEnd/>
+                      <a:tailEnd/>
+                    </a:ln>
+                  </pic:spPr>
+                </pic:pic>
+              </a:graphicData>
+            </a:graphic>
+          </wp:inline>
+        </w:drawing>
+      </w:r>
+    </w:p>
+    <w:bookmarkEnd w:id="27"/>
+    <w:bookmarkEnd w:id="28"/>
+    <w:bookmarkStart w:id="38" w:name="updated-gulfatlantic-parsing-of-data"/>
+    <w:p>
+      <w:pPr>
+        <w:pStyle w:val="Heading1"/>
+      </w:pPr>
+      <w:r>
+        <w:t xml:space="preserve">3. Updated Gulf/Atlantic parsing of data</w:t>
       </w:r>
     </w:p>
     <w:p>
       <w:pPr>
-        <w:pStyle w:val="SourceCode"/>
-      </w:pPr>
-      <w:r>
-        <w:rPr>
-          <w:rStyle w:val="VerbatimChar"/>
-        </w:rPr>
-        <w:t xml:space="preserve">---</w:t>
-      </w:r>
-      <w:r>
-        <w:br/>
-      </w:r>
-      <w:r>
-        <w:rPr>
-          <w:rStyle w:val="VerbatimChar"/>
-        </w:rPr>
-        <w:t xml:space="preserve">title: your title</w:t>
-      </w:r>
-      <w:r>
-        <w:br/>
-      </w:r>
-      <w:r>
-        <w:rPr>
-          <w:rStyle w:val="VerbatimChar"/>
-        </w:rPr>
-        <w:t xml:space="preserve">---</w:t>
+        <w:pStyle w:val="FirstParagraph"/>
+      </w:pPr>
+      <w:r>
+        <w:t xml:space="preserve">There are some issues with the way that the FOSS system splits out Gulf and Atlantic catches by Monroe County, which is on the border between the two jurisdictions. We received data from Mike Larkin of SERO which has the correct split out of data for Monroe County between the Gulf and Atlantic. We compare the total recreational catch for the Gulf and Atlantic between the FOSS data and the updated data. The numbers are very close; the average difference from the FOSS data is 2%.</w:t>
       </w:r>
     </w:p>
     <w:p>
       <w:pPr>
-        <w:pStyle w:val="FirstParagraph"/>
-      </w:pPr>
-      <w:r>
-        <w:t xml:space="preserve">and start the qmd file with a level header</w:t>
-      </w:r>
-      <w:r>
-        <w:t xml:space="preserve"> </w:t>
-      </w:r>
-      <w:r>
-        <w:rPr>
-          <w:rStyle w:val="VerbatimChar"/>
-        </w:rPr>
-        <w:t xml:space="preserve">#</w:t>
-      </w:r>
-      <w:r>
-        <w:t xml:space="preserve">, but if using the default title yaml (in the</w:t>
-      </w:r>
-      <w:r>
-        <w:t xml:space="preserve"> </w:t>
-      </w:r>
-      <w:r>
-        <w:rPr>
-          <w:rStyle w:val="VerbatimChar"/>
-        </w:rPr>
-        <w:t xml:space="preserve">---</w:t>
-      </w:r>
-      <w:r>
-        <w:t xml:space="preserve"> </w:t>
-      </w:r>
-      <w:r>
-        <w:t xml:space="preserve">fence) is a good habit since it makes it easy for Quarto convert your qmd file to other formats (like into a presentation).</w:t>
-      </w:r>
-    </w:p>
-    <w:bookmarkEnd w:id="23"/>
-    <w:bookmarkStart w:id="24" w:name="add-your-pages-the-project"/>
-    <w:p>
-      <w:pPr>
-        <w:pStyle w:val="Heading2"/>
-      </w:pPr>
-      <w:r>
-        <w:t xml:space="preserve">2.2 Add your pages the project</w:t>
+        <w:pStyle w:val="SourceCode"/>
+      </w:pPr>
+      <w:r>
+        <w:rPr>
+          <w:rStyle w:val="VerbatimChar"/>
+        </w:rPr>
+        <w:t xml:space="preserve">   Mode    TRUE </w:t>
+      </w:r>
+      <w:r>
+        <w:br/>
+      </w:r>
+      <w:r>
+        <w:rPr>
+          <w:rStyle w:val="VerbatimChar"/>
+        </w:rPr>
+        <w:t xml:space="preserve">logical      31 </w:t>
       </w:r>
     </w:p>
     <w:p>
       <w:pPr>
-        <w:pStyle w:val="Compact"/>
-        <w:numPr>
-          <w:ilvl w:val="0"/>
-          <w:numId w:val="1002"/>
-        </w:numPr>
-      </w:pPr>
-      <w:r>
-        <w:t xml:space="preserve">Add the files to</w:t>
-      </w:r>
-      <w:r>
-        <w:t xml:space="preserve"> </w:t>
-      </w:r>
-      <w:r>
-        <w:rPr>
-          <w:rStyle w:val="VerbatimChar"/>
-        </w:rPr>
-        <w:t xml:space="preserve">_quarto.yml</w:t>
-      </w:r>
-    </w:p>
-    <w:bookmarkEnd w:id="24"/>
-    <w:bookmarkEnd w:id="25"/>
-    <w:bookmarkStart w:id="33" w:name="customization"/>
-    <w:p>
-      <w:pPr>
-        <w:pStyle w:val="Heading1"/>
-      </w:pPr>
-      <w:r>
-        <w:t xml:space="preserve">3. Customization</w:t>
-      </w:r>
-    </w:p>
-    <w:bookmarkStart w:id="27" w:name="quarto-documentation"/>
-    <w:p>
-      <w:pPr>
-        <w:pStyle w:val="Heading2"/>
-      </w:pPr>
-      <w:r>
-        <w:t xml:space="preserve">3.1 Quarto documentation</w:t>
+        <w:pStyle w:val="FirstParagraph"/>
+      </w:pPr>
+      <w:r>
+        <w:drawing>
+          <wp:inline>
+            <wp:extent cx="4620126" cy="3696101"/>
+            <wp:effectExtent b="0" l="0" r="0" t="0"/>
+            <wp:docPr descr="" title="" id="30" name="Picture"/>
+            <a:graphic>
+              <a:graphicData uri="http://schemas.openxmlformats.org/drawingml/2006/picture">
+                <pic:pic>
+                  <pic:nvPicPr>
+                    <pic:cNvPr descr="FOSS_files/figure-docx/unnamed-chunk-4-1.png" id="31" name="Picture"/>
+                    <pic:cNvPicPr>
+                      <a:picLocks noChangeArrowheads="1" noChangeAspect="1"/>
+                    </pic:cNvPicPr>
+                  </pic:nvPicPr>
+                  <pic:blipFill>
+                    <a:blip r:embed="rId29"/>
+                    <a:stretch>
+                      <a:fillRect/>
+                    </a:stretch>
+                  </pic:blipFill>
+                  <pic:spPr bwMode="auto">
+                    <a:xfrm>
+                      <a:off x="0" y="0"/>
+                      <a:ext cx="4620126" cy="3696101"/>
+                    </a:xfrm>
+                    <a:prstGeom prst="rect">
+                      <a:avLst/>
+                    </a:prstGeom>
+                    <a:noFill/>
+                    <a:ln w="9525">
+                      <a:noFill/>
+                      <a:headEnd/>
+                      <a:tailEnd/>
+                    </a:ln>
+                  </pic:spPr>
+                </pic:pic>
+              </a:graphicData>
+            </a:graphic>
+          </wp:inline>
+        </w:drawing>
       </w:r>
     </w:p>
     <w:p>
       <w:pPr>
-        <w:pStyle w:val="FirstParagraph"/>
-      </w:pPr>
-      <w:r>
-        <w:t xml:space="preserve">Quarto allow many bells and whistles to make nice output. Read the documentation here</w:t>
-      </w:r>
-      <w:r>
-        <w:t xml:space="preserve"> </w:t>
-      </w:r>
-      <w:hyperlink r:id="rId26">
-        <w:r>
-          <w:rPr>
-            <w:rStyle w:val="Hyperlink"/>
-          </w:rPr>
-          <w:t xml:space="preserve">Quarto documentation</w:t>
-        </w:r>
-      </w:hyperlink>
-      <w:r>
-        <w:t xml:space="preserve">.</w:t>
-      </w:r>
-    </w:p>
-    <w:bookmarkEnd w:id="27"/>
-    <w:bookmarkStart w:id="32" w:name="examples"/>
-    <w:p>
-      <w:pPr>
-        <w:pStyle w:val="Heading2"/>
-      </w:pPr>
-      <w:r>
-        <w:t xml:space="preserve">3.2 Examples</w:t>
+        <w:pStyle w:val="SourceCode"/>
+      </w:pPr>
+      <w:r>
+        <w:rPr>
+          <w:rStyle w:val="VerbatimChar"/>
+        </w:rPr>
+        <w:t xml:space="preserve">[1] -2.023886</w:t>
       </w:r>
     </w:p>
     <w:p>
       <w:pPr>
-        <w:pStyle w:val="FirstParagraph"/>
-      </w:pPr>
-      <w:r>
-        <w:t xml:space="preserve">Looking at other people’s Quarto code is a great way to figure out how to do stuff. Most will have a link to a GitHub repo where you can see the raw code. Look for a link to edit page or see source code. This will usually be on the right. Or look for the GitHub icon somewhere.</w:t>
+        <w:pStyle w:val="SourceCode"/>
+      </w:pPr>
+      <w:r>
+        <w:rPr>
+          <w:rStyle w:val="VerbatimChar"/>
+        </w:rPr>
+        <w:t xml:space="preserve">[1] -13.008552   7.587789</w:t>
       </w:r>
     </w:p>
     <w:p>
       <w:pPr>
-        <w:pStyle w:val="Compact"/>
-        <w:numPr>
-          <w:ilvl w:val="0"/>
-          <w:numId w:val="1003"/>
-        </w:numPr>
-      </w:pPr>
-      <w:hyperlink r:id="rId28">
-        <w:r>
-          <w:rPr>
-            <w:rStyle w:val="Hyperlink"/>
-          </w:rPr>
-          <w:t xml:space="preserve">Quarto gallery</w:t>
-        </w:r>
-      </w:hyperlink>
+        <w:pStyle w:val="FirstParagraph"/>
+      </w:pPr>
+      <w:r>
+        <w:drawing>
+          <wp:inline>
+            <wp:extent cx="4620126" cy="3696101"/>
+            <wp:effectExtent b="0" l="0" r="0" t="0"/>
+            <wp:docPr descr="" title="" id="33" name="Picture"/>
+            <a:graphic>
+              <a:graphicData uri="http://schemas.openxmlformats.org/drawingml/2006/picture">
+                <pic:pic>
+                  <pic:nvPicPr>
+                    <pic:cNvPr descr="FOSS_files/figure-docx/unnamed-chunk-4-2.png" id="34" name="Picture"/>
+                    <pic:cNvPicPr>
+                      <a:picLocks noChangeArrowheads="1" noChangeAspect="1"/>
+                    </pic:cNvPicPr>
+                  </pic:nvPicPr>
+                  <pic:blipFill>
+                    <a:blip r:embed="rId32"/>
+                    <a:stretch>
+                      <a:fillRect/>
+                    </a:stretch>
+                  </pic:blipFill>
+                  <pic:spPr bwMode="auto">
+                    <a:xfrm>
+                      <a:off x="0" y="0"/>
+                      <a:ext cx="4620126" cy="3696101"/>
+                    </a:xfrm>
+                    <a:prstGeom prst="rect">
+                      <a:avLst/>
+                    </a:prstGeom>
+                    <a:noFill/>
+                    <a:ln w="9525">
+                      <a:noFill/>
+                      <a:headEnd/>
+                      <a:tailEnd/>
+                    </a:ln>
+                  </pic:spPr>
+                </pic:pic>
+              </a:graphicData>
+            </a:graphic>
+          </wp:inline>
+        </w:drawing>
+      </w:r>
     </w:p>
     <w:p>
       <w:pPr>
-        <w:pStyle w:val="Compact"/>
-        <w:numPr>
-          <w:ilvl w:val="0"/>
-          <w:numId w:val="1003"/>
-        </w:numPr>
-      </w:pPr>
-      <w:hyperlink r:id="rId29">
-        <w:r>
-          <w:rPr>
-            <w:rStyle w:val="Hyperlink"/>
-          </w:rPr>
-          <w:t xml:space="preserve">nmfs-openscapes</w:t>
-        </w:r>
-      </w:hyperlink>
+        <w:pStyle w:val="SourceCode"/>
+      </w:pPr>
+      <w:r>
+        <w:rPr>
+          <w:rStyle w:val="VerbatimChar"/>
+        </w:rPr>
+        <w:t xml:space="preserve">     rec_Gulf com_Gulf   rec_SA com_SA  rec_MA com_MA rec_NE com_NE</w:t>
+      </w:r>
+      <w:r>
+        <w:br/>
+      </w:r>
+      <w:r>
+        <w:rPr>
+          <w:rStyle w:val="VerbatimChar"/>
+        </w:rPr>
+        <w:t xml:space="preserve">2016  1777348    37733 12357817 828435 2212513  61336  16499  15747</w:t>
+      </w:r>
+      <w:r>
+        <w:br/>
+      </w:r>
+      <w:r>
+        <w:rPr>
+          <w:rStyle w:val="VerbatimChar"/>
+        </w:rPr>
+        <w:t xml:space="preserve">2017  2064106    68260  9457460 533082 1820541  16179  48607  30969</w:t>
+      </w:r>
+      <w:r>
+        <w:br/>
+      </w:r>
+      <w:r>
+        <w:rPr>
+          <w:rStyle w:val="VerbatimChar"/>
+        </w:rPr>
+        <w:t xml:space="preserve">2018  1626095    57052 11713866 435290 3104018  20514  97107  12667</w:t>
+      </w:r>
+      <w:r>
+        <w:br/>
+      </w:r>
+      <w:r>
+        <w:rPr>
+          <w:rStyle w:val="VerbatimChar"/>
+        </w:rPr>
+        <w:t xml:space="preserve">2019  3567170    85077  7967978 563708 1518629  47981     66  16918</w:t>
+      </w:r>
+      <w:r>
+        <w:br/>
+      </w:r>
+      <w:r>
+        <w:rPr>
+          <w:rStyle w:val="VerbatimChar"/>
+        </w:rPr>
+        <w:t xml:space="preserve">2020  1952241    26653  5653294 260503  679556  14040      0   1880</w:t>
+      </w:r>
+      <w:r>
+        <w:br/>
+      </w:r>
+      <w:r>
+        <w:rPr>
+          <w:rStyle w:val="VerbatimChar"/>
+        </w:rPr>
+        <w:t xml:space="preserve">2021  2893817    27212  6061024 177263 1051785  25799 123038  11421</w:t>
+      </w:r>
     </w:p>
     <w:p>
       <w:pPr>
-        <w:pStyle w:val="Compact"/>
-        <w:numPr>
-          <w:ilvl w:val="0"/>
-          <w:numId w:val="1003"/>
-        </w:numPr>
-      </w:pPr>
-      <w:hyperlink r:id="rId30">
-        <w:r>
-          <w:rPr>
-            <w:rStyle w:val="Hyperlink"/>
-          </w:rPr>
-          <w:t xml:space="preserve">Faye lab manual</w:t>
-        </w:r>
-      </w:hyperlink>
+        <w:pStyle w:val="SourceCode"/>
+      </w:pPr>
+      <w:r>
+        <w:rPr>
+          <w:rStyle w:val="VerbatimChar"/>
+        </w:rPr>
+        <w:t xml:space="preserve">     rec_Gulf com_Gulf   rec_SA com_SA  rec_MA com_MA rec_NE com_NE</w:t>
+      </w:r>
+      <w:r>
+        <w:br/>
+      </w:r>
+      <w:r>
+        <w:rPr>
+          <w:rStyle w:val="VerbatimChar"/>
+        </w:rPr>
+        <w:t xml:space="preserve">2016   751499    37733 13766851 828435 2212513  61336  16499  15747</w:t>
+      </w:r>
+      <w:r>
+        <w:br/>
+      </w:r>
+      <w:r>
+        <w:rPr>
+          <w:rStyle w:val="VerbatimChar"/>
+        </w:rPr>
+        <w:t xml:space="preserve">2017   868489    68260 10777104 533082 1820541  16179  48607  30969</w:t>
+      </w:r>
+      <w:r>
+        <w:br/>
+      </w:r>
+      <w:r>
+        <w:rPr>
+          <w:rStyle w:val="VerbatimChar"/>
+        </w:rPr>
+        <w:t xml:space="preserve">2018   508570    57052 13603875 435290 3104018  20514  97107  12667</w:t>
+      </w:r>
+      <w:r>
+        <w:br/>
+      </w:r>
+      <w:r>
+        <w:rPr>
+          <w:rStyle w:val="VerbatimChar"/>
+        </w:rPr>
+        <w:t xml:space="preserve">2019  1304865    85077 10410599 563708 1518629  47981     66  16918</w:t>
+      </w:r>
+      <w:r>
+        <w:br/>
+      </w:r>
+      <w:r>
+        <w:rPr>
+          <w:rStyle w:val="VerbatimChar"/>
+        </w:rPr>
+        <w:t xml:space="preserve">2020   555695    26653  7916891 260503  679556  14040      0   1880</w:t>
+      </w:r>
+      <w:r>
+        <w:br/>
+      </w:r>
+      <w:r>
+        <w:rPr>
+          <w:rStyle w:val="VerbatimChar"/>
+        </w:rPr>
+        <w:t xml:space="preserve">2021  1174412    27212  7950716 177263 1051785  25799 123038  11421</w:t>
+      </w:r>
     </w:p>
     <w:p>
       <w:pPr>
-        <w:pStyle w:val="Compact"/>
-        <w:numPr>
-          <w:ilvl w:val="0"/>
-          <w:numId w:val="1003"/>
-        </w:numPr>
-      </w:pPr>
-      <w:hyperlink r:id="rId31">
-        <w:r>
-          <w:rPr>
-            <w:rStyle w:val="Hyperlink"/>
-          </w:rPr>
-          <w:t xml:space="preserve">quarto-titlepages</w:t>
-        </w:r>
-      </w:hyperlink>
-      <w:r>
-        <w:t xml:space="preserve"> </w:t>
-      </w:r>
-      <w:r>
-        <w:t xml:space="preserve">Note the link to edit is broken. Go to repo and look in</w:t>
-      </w:r>
-      <w:r>
-        <w:t xml:space="preserve"> </w:t>
-      </w:r>
-      <w:r>
-        <w:rPr>
-          <w:rStyle w:val="VerbatimChar"/>
-        </w:rPr>
-        <w:t xml:space="preserve">documentation</w:t>
-      </w:r>
-      <w:r>
-        <w:t xml:space="preserve"> </w:t>
-      </w:r>
-      <w:r>
-        <w:t xml:space="preserve">directory.</w:t>
-      </w:r>
-    </w:p>
-    <w:bookmarkEnd w:id="32"/>
-    <w:bookmarkEnd w:id="33"/>
-    <w:bookmarkStart w:id="37" w:name="rendering"/>
-    <w:p>
-      <w:pPr>
-        <w:pStyle w:val="Heading1"/>
-      </w:pPr>
-      <w:r>
-        <w:t xml:space="preserve">4. Rendering</w:t>
+        <w:pStyle w:val="FirstParagraph"/>
+      </w:pPr>
+      <w:r>
+        <w:t xml:space="preserve">We replace the FOSS values for Gulf and South Atlantic recreational catches with these new values and replot the full data set.</w:t>
       </w:r>
     </w:p>
     <w:p>
       <w:pPr>
-        <w:pStyle w:val="FirstParagraph"/>
-      </w:pPr>
-      <w:r>
-        <w:t xml:space="preserve">The repo includes a GitHub Action that will render (build) the website automatically when you make changes to the files. It will be pushed to the</w:t>
-      </w:r>
-      <w:r>
-        <w:t xml:space="preserve"> </w:t>
-      </w:r>
-      <w:r>
-        <w:rPr>
-          <w:rStyle w:val="VerbatimChar"/>
-        </w:rPr>
-        <w:t xml:space="preserve">gh-pages</w:t>
-      </w:r>
-      <w:r>
-        <w:t xml:space="preserve"> </w:t>
-      </w:r>
-      <w:r>
-        <w:t xml:space="preserve">branch.</w:t>
+        <w:pStyle w:val="BodyText"/>
+      </w:pPr>
+      <w:r>
+        <w:drawing>
+          <wp:inline>
+            <wp:extent cx="4620126" cy="3696101"/>
+            <wp:effectExtent b="0" l="0" r="0" t="0"/>
+            <wp:docPr descr="" title="" id="36" name="Picture"/>
+            <a:graphic>
+              <a:graphicData uri="http://schemas.openxmlformats.org/drawingml/2006/picture">
+                <pic:pic>
+                  <pic:nvPicPr>
+                    <pic:cNvPr descr="FOSS_files/figure-docx/unnamed-chunk-5-1.png" id="37" name="Picture"/>
+                    <pic:cNvPicPr>
+                      <a:picLocks noChangeArrowheads="1" noChangeAspect="1"/>
+                    </pic:cNvPicPr>
+                  </pic:nvPicPr>
+                  <pic:blipFill>
+                    <a:blip r:embed="rId35"/>
+                    <a:stretch>
+                      <a:fillRect/>
+                    </a:stretch>
+                  </pic:blipFill>
+                  <pic:spPr bwMode="auto">
+                    <a:xfrm>
+                      <a:off x="0" y="0"/>
+                      <a:ext cx="4620126" cy="3696101"/>
+                    </a:xfrm>
+                    <a:prstGeom prst="rect">
+                      <a:avLst/>
+                    </a:prstGeom>
+                    <a:noFill/>
+                    <a:ln w="9525">
+                      <a:noFill/>
+                      <a:headEnd/>
+                      <a:tailEnd/>
+                    </a:ln>
+                  </pic:spPr>
+                </pic:pic>
+              </a:graphicData>
+            </a:graphic>
+          </wp:inline>
+        </w:drawing>
       </w:r>
     </w:p>
-    <w:p>
-      <w:pPr>
-        <w:pStyle w:val="BodyText"/>
-      </w:pPr>
-      <w:r>
-        <w:t xml:space="preserve">But when you are developing your content, you will want to render it locally.</w:t>
-      </w:r>
-    </w:p>
-    <w:bookmarkStart w:id="34" w:name="X17131cd5d27ceabf38a6ff11ba610d89760f521"/>
-    <w:p>
-      <w:pPr>
-        <w:pStyle w:val="Heading2"/>
-      </w:pPr>
-      <w:r>
-        <w:t xml:space="preserve">4.1 Step 1. Make sure you have a recent RStudio</w:t>
-      </w:r>
-    </w:p>
-    <w:p>
-      <w:pPr>
-        <w:pStyle w:val="FirstParagraph"/>
-      </w:pPr>
-      <w:r>
-        <w:t xml:space="preserve">Have you updated RStudio since about August 2022? No? Then update to a newer version of RStudio. In general, you want to keep RStudio updated and it is required to have a recent version to use Quarto.</w:t>
-      </w:r>
-    </w:p>
-    <w:bookmarkEnd w:id="34"/>
-    <w:bookmarkStart w:id="35" w:name="step-2.-clone-and-create-rstudio-project"/>
-    <w:p>
-      <w:pPr>
-        <w:pStyle w:val="Heading2"/>
-      </w:pPr>
-      <w:r>
-        <w:t xml:space="preserve">4.2 Step 2. Clone and create RStudio project</w:t>
-      </w:r>
-    </w:p>
-    <w:p>
-      <w:pPr>
-        <w:pStyle w:val="FirstParagraph"/>
-      </w:pPr>
-      <w:r>
-        <w:t xml:space="preserve">First, clone the repo onto your local computer. How? You can click File &gt; New Project and then select</w:t>
-      </w:r>
-      <w:r>
-        <w:t xml:space="preserve"> </w:t>
-      </w:r>
-      <w:r>
-        <w:t xml:space="preserve">“Version Control”</w:t>
-      </w:r>
-      <w:r>
-        <w:t xml:space="preserve">. Paste in the url of the repository. That will clone the repo on to your local computer. When you make changes, you will need to push those up.</w:t>
-      </w:r>
-    </w:p>
-    <w:bookmarkEnd w:id="35"/>
-    <w:bookmarkStart w:id="36" w:name="step-3.-render-within-rstudio"/>
-    <w:p>
-      <w:pPr>
-        <w:pStyle w:val="Heading2"/>
-      </w:pPr>
-      <w:r>
-        <w:t xml:space="preserve">4.3 Step 3. Render within RStudio</w:t>
-      </w:r>
-    </w:p>
-    <w:p>
-      <w:pPr>
-        <w:pStyle w:val="FirstParagraph"/>
-      </w:pPr>
-      <w:r>
-        <w:t xml:space="preserve">RStudio will recognize that this is a Quarto project by the presence of the</w:t>
-      </w:r>
-      <w:r>
-        <w:t xml:space="preserve"> </w:t>
-      </w:r>
-      <w:r>
-        <w:rPr>
-          <w:rStyle w:val="VerbatimChar"/>
-        </w:rPr>
-        <w:t xml:space="preserve">_quarto.yml</w:t>
-      </w:r>
-      <w:r>
-        <w:t xml:space="preserve"> </w:t>
-      </w:r>
-      <w:r>
-        <w:t xml:space="preserve">file and will see the</w:t>
-      </w:r>
-      <w:r>
-        <w:t xml:space="preserve"> </w:t>
-      </w:r>
-      <w:r>
-        <w:t xml:space="preserve">“Build”</w:t>
-      </w:r>
-      <w:r>
-        <w:t xml:space="preserve"> </w:t>
-      </w:r>
-      <w:r>
-        <w:t xml:space="preserve">tab. Click the</w:t>
-      </w:r>
-      <w:r>
-        <w:t xml:space="preserve"> </w:t>
-      </w:r>
-      <w:r>
-        <w:t xml:space="preserve">“Render website”</w:t>
-      </w:r>
-      <w:r>
-        <w:t xml:space="preserve"> </w:t>
-      </w:r>
-      <w:r>
-        <w:t xml:space="preserve">button to render to the</w:t>
-      </w:r>
-      <w:r>
-        <w:t xml:space="preserve"> </w:t>
-      </w:r>
-      <w:r>
-        <w:rPr>
-          <w:rStyle w:val="VerbatimChar"/>
-        </w:rPr>
-        <w:t xml:space="preserve">_site</w:t>
-      </w:r>
-      <w:r>
-        <w:t xml:space="preserve"> </w:t>
-      </w:r>
-      <w:r>
-        <w:t xml:space="preserve">folder.</w:t>
-      </w:r>
-    </w:p>
-    <w:p>
-      <w:pPr>
-        <w:pStyle w:val="BodyText"/>
-      </w:pPr>
-      <w:r>
-        <w:rPr>
-          <w:b/>
-          <w:bCs/>
-        </w:rPr>
-        <w:t xml:space="preserve">Previewing:</w:t>
-      </w:r>
-      <w:r>
-        <w:t xml:space="preserve"> </w:t>
-      </w:r>
-      <w:r>
-        <w:t xml:space="preserve">You can either click</w:t>
-      </w:r>
-      <w:r>
-        <w:t xml:space="preserve"> </w:t>
-      </w:r>
-      <w:r>
-        <w:rPr>
-          <w:rStyle w:val="VerbatimChar"/>
-        </w:rPr>
-        <w:t xml:space="preserve">index.html</w:t>
-      </w:r>
-      <w:r>
-        <w:t xml:space="preserve"> </w:t>
-      </w:r>
-      <w:r>
-        <w:t xml:space="preserve">in the</w:t>
-      </w:r>
-      <w:r>
-        <w:t xml:space="preserve"> </w:t>
-      </w:r>
-      <w:r>
-        <w:rPr>
-          <w:rStyle w:val="VerbatimChar"/>
-        </w:rPr>
-        <w:t xml:space="preserve">_site</w:t>
-      </w:r>
-      <w:r>
-        <w:t xml:space="preserve"> </w:t>
-      </w:r>
-      <w:r>
-        <w:t xml:space="preserve">folder and specify</w:t>
-      </w:r>
-      <w:r>
-        <w:t xml:space="preserve"> </w:t>
-      </w:r>
-      <w:r>
-        <w:t xml:space="preserve">“preview in browser”</w:t>
-      </w:r>
-      <w:r>
-        <w:t xml:space="preserve"> </w:t>
-      </w:r>
-      <w:r>
-        <w:t xml:space="preserve">or set up RStudio to preview to the viewer panel. To do the latter, go to Tools &gt; Global Options &gt; R Markdown. Then select</w:t>
-      </w:r>
-      <w:r>
-        <w:t xml:space="preserve"> </w:t>
-      </w:r>
-      <w:r>
-        <w:t xml:space="preserve">“Show output preview in: Viewer panel”</w:t>
-      </w:r>
-      <w:r>
-        <w:t xml:space="preserve">.</w:t>
-      </w:r>
-    </w:p>
-    <w:bookmarkEnd w:id="36"/>
-    <w:bookmarkEnd w:id="37"/>
-    <w:bookmarkStart w:id="47" w:name="figures-and-tables"/>
-    <w:p>
-      <w:pPr>
-        <w:pStyle w:val="Heading1"/>
-      </w:pPr>
-      <w:r>
-        <w:t xml:space="preserve">5. Figures and Tables</w:t>
-      </w:r>
-    </w:p>
-    <w:p>
-      <w:pPr>
-        <w:pStyle w:val="FirstParagraph"/>
-      </w:pPr>
-      <w:r>
-        <w:t xml:space="preserve">Markdown is a simple formatting syntax for authoring HTML, PDF, and MS Word documents. For more details on using R Markdown see</w:t>
-      </w:r>
-      <w:r>
-        <w:t xml:space="preserve"> </w:t>
-      </w:r>
-      <w:hyperlink r:id="rId38">
-        <w:r>
-          <w:rPr>
-            <w:rStyle w:val="Hyperlink"/>
-          </w:rPr>
-          <w:t xml:space="preserve">http://rmarkdown.rstudio.com</w:t>
-        </w:r>
-      </w:hyperlink>
-      <w:r>
-        <w:t xml:space="preserve">.</w:t>
-      </w:r>
-    </w:p>
-    <w:bookmarkStart w:id="39" w:name="code"/>
-    <w:p>
-      <w:pPr>
-        <w:pStyle w:val="Heading2"/>
-      </w:pPr>
-      <w:r>
-        <w:t xml:space="preserve">5.1 Code</w:t>
-      </w:r>
-    </w:p>
-    <w:p>
-      <w:pPr>
-        <w:pStyle w:val="FirstParagraph"/>
-      </w:pPr>
-      <w:r>
-        <w:t xml:space="preserve">You can embed an R code chunk like this:</w:t>
-      </w:r>
-    </w:p>
-    <w:p>
-      <w:pPr>
-        <w:pStyle w:val="SourceCode"/>
-      </w:pPr>
-      <w:r>
-        <w:rPr>
-          <w:rStyle w:val="FunctionTok"/>
-        </w:rPr>
-        <w:t xml:space="preserve">summary</w:t>
-      </w:r>
-      <w:r>
-        <w:rPr>
-          <w:rStyle w:val="NormalTok"/>
-        </w:rPr>
-        <w:t xml:space="preserve">(cars)</w:t>
-      </w:r>
-    </w:p>
-    <w:p>
-      <w:pPr>
-        <w:pStyle w:val="SourceCode"/>
-      </w:pPr>
-      <w:r>
-        <w:rPr>
-          <w:rStyle w:val="VerbatimChar"/>
-        </w:rPr>
-        <w:t xml:space="preserve">     speed           dist       </w:t>
-      </w:r>
-      <w:r>
-        <w:br/>
-      </w:r>
-      <w:r>
-        <w:rPr>
-          <w:rStyle w:val="VerbatimChar"/>
-        </w:rPr>
-        <w:t xml:space="preserve"> Min.   : 4.0   Min.   :  2.00  </w:t>
-      </w:r>
-      <w:r>
-        <w:br/>
-      </w:r>
-      <w:r>
-        <w:rPr>
-          <w:rStyle w:val="VerbatimChar"/>
-        </w:rPr>
-        <w:t xml:space="preserve"> 1st Qu.:12.0   1st Qu.: 26.00  </w:t>
-      </w:r>
-      <w:r>
-        <w:br/>
-      </w:r>
-      <w:r>
-        <w:rPr>
-          <w:rStyle w:val="VerbatimChar"/>
-        </w:rPr>
-        <w:t xml:space="preserve"> Median :15.0   Median : 36.00  </w:t>
-      </w:r>
-      <w:r>
-        <w:br/>
-      </w:r>
-      <w:r>
-        <w:rPr>
-          <w:rStyle w:val="VerbatimChar"/>
-        </w:rPr>
-        <w:t xml:space="preserve"> Mean   :15.4   Mean   : 42.98  </w:t>
-      </w:r>
-      <w:r>
-        <w:br/>
-      </w:r>
-      <w:r>
-        <w:rPr>
-          <w:rStyle w:val="VerbatimChar"/>
-        </w:rPr>
-        <w:t xml:space="preserve"> 3rd Qu.:19.0   3rd Qu.: 56.00  </w:t>
-      </w:r>
-      <w:r>
-        <w:br/>
-      </w:r>
-      <w:r>
-        <w:rPr>
-          <w:rStyle w:val="VerbatimChar"/>
-        </w:rPr>
-        <w:t xml:space="preserve"> Max.   :25.0   Max.   :120.00  </w:t>
-      </w:r>
-    </w:p>
-    <w:bookmarkEnd w:id="39"/>
-    <w:bookmarkStart w:id="44" w:name="including-plots"/>
-    <w:p>
-      <w:pPr>
-        <w:pStyle w:val="Heading2"/>
-      </w:pPr>
-      <w:r>
-        <w:t xml:space="preserve">5.2 Including Plots</w:t>
-      </w:r>
-    </w:p>
-    <w:p>
-      <w:pPr>
-        <w:pStyle w:val="FirstParagraph"/>
-      </w:pPr>
-      <w:r>
-        <w:t xml:space="preserve">You can also embed plots and reference them, like so</w:t>
-      </w:r>
-      <w:r>
-        <w:t xml:space="preserve"> </w:t>
-      </w:r>
-      <w:hyperlink w:anchor="fig-pressure">
-        <w:r>
-          <w:rPr>
-            <w:rStyle w:val="Hyperlink"/>
-          </w:rPr>
-          <w:t xml:space="preserve">Figure 5.1</w:t>
-        </w:r>
-      </w:hyperlink>
-      <w:r>
-        <w:t xml:space="preserve">.</w:t>
-      </w:r>
-    </w:p>
-    <w:tbl>
-      <w:tblPr>
-        <w:tblStyle w:val="Table"/>
-        <w:tblW w:type="pct" w:w="5000"/>
-        <w:tblLayout w:type="fixed"/>
-        <w:tblLook w:firstRow="0" w:lastRow="0" w:firstColumn="0" w:lastColumn="0" w:noHBand="0" w:noVBand="0" w:val="0000"/>
-      </w:tblPr>
-      <w:tblGrid>
-        <w:gridCol w:w="7920"/>
-      </w:tblGrid>
-      <w:tr>
-        <w:tc>
-          <w:tcPr/>
-          <w:bookmarkStart w:id="43" w:name="fig-pressure"/>
-          <w:p>
-            <w:pPr>
-              <w:pStyle w:val="Compact"/>
-              <w:jc w:val="center"/>
-            </w:pPr>
-            <w:r>
-              <w:drawing>
-                <wp:inline>
-                  <wp:extent cx="4620126" cy="3696101"/>
-                  <wp:effectExtent b="0" l="0" r="0" t="0"/>
-                  <wp:docPr descr="" title="" id="41" name="Picture"/>
-                  <a:graphic>
-                    <a:graphicData uri="http://schemas.openxmlformats.org/drawingml/2006/picture">
-                      <pic:pic>
-                        <pic:nvPicPr>
-                          <pic:cNvPr descr="content/figures_and_tables_files/figure-docx/fig-pressure-1.png" id="42" name="Picture"/>
-                          <pic:cNvPicPr>
-                            <a:picLocks noChangeArrowheads="1" noChangeAspect="1"/>
-                          </pic:cNvPicPr>
-                        </pic:nvPicPr>
-                        <pic:blipFill>
-                          <a:blip r:embed="rId40"/>
-                          <a:stretch>
-                            <a:fillRect/>
-                          </a:stretch>
-                        </pic:blipFill>
-                        <pic:spPr bwMode="auto">
-                          <a:xfrm>
-                            <a:off x="0" y="0"/>
-                            <a:ext cx="4620126" cy="3696101"/>
-                          </a:xfrm>
-                          <a:prstGeom prst="rect">
-                            <a:avLst/>
-                          </a:prstGeom>
-                          <a:noFill/>
-                          <a:ln w="9525">
-                            <a:noFill/>
-                            <a:headEnd/>
-                            <a:tailEnd/>
-                          </a:ln>
-                        </pic:spPr>
-                      </pic:pic>
-                    </a:graphicData>
-                  </a:graphic>
-                </wp:inline>
-              </w:drawing>
-            </w:r>
-          </w:p>
-          <w:p>
-            <w:pPr>
-              <w:jc w:val="center"/>
-            </w:pPr>
-            <w:pPr>
-              <w:jc w:val="start"/>
-              <w:spacing w:before="200"/>
-              <w:pStyle w:val="ImageCaption"/>
-            </w:pPr>
-            <w:r>
-              <w:t xml:space="preserve">Figure 5.1: Plot of pressure</w:t>
-            </w:r>
-          </w:p>
-          <w:bookmarkEnd w:id="43"/>
-        </w:tc>
-      </w:tr>
-    </w:tbl>
-    <w:p>
-      <w:pPr>
-        <w:pStyle w:val="BodyText"/>
-      </w:pPr>
-      <w:r>
-        <w:t xml:space="preserve">Note that the</w:t>
-      </w:r>
-      <w:r>
-        <w:t xml:space="preserve"> </w:t>
-      </w:r>
-      <w:r>
-        <w:rPr>
-          <w:rStyle w:val="VerbatimChar"/>
-        </w:rPr>
-        <w:t xml:space="preserve">echo = FALSE</w:t>
-      </w:r>
-      <w:r>
-        <w:t xml:space="preserve"> </w:t>
-      </w:r>
-      <w:r>
-        <w:t xml:space="preserve">parameter was added to the code chunk to prevent printing of the R code that generated the plot.</w:t>
-      </w:r>
-    </w:p>
-    <w:bookmarkEnd w:id="44"/>
-    <w:bookmarkStart w:id="46" w:name="including-tables"/>
-    <w:p>
-      <w:pPr>
-        <w:pStyle w:val="Heading2"/>
-      </w:pPr>
-      <w:r>
-        <w:t xml:space="preserve">5.3 Including Tables</w:t>
-      </w:r>
-    </w:p>
-    <w:p>
-      <w:pPr>
-        <w:pStyle w:val="FirstParagraph"/>
-      </w:pPr>
-      <w:r>
-        <w:t xml:space="preserve">You can also embed tables and reference them with</w:t>
-      </w:r>
-      <w:r>
-        <w:t xml:space="preserve"> </w:t>
-      </w:r>
-      <w:hyperlink w:anchor="tbl-iris">
-        <w:r>
-          <w:rPr>
-            <w:rStyle w:val="Hyperlink"/>
-          </w:rPr>
-          <w:t xml:space="preserve">Table 5.1</w:t>
-        </w:r>
-      </w:hyperlink>
-      <w:r>
-        <w:t xml:space="preserve">.</w:t>
-      </w:r>
-    </w:p>
-    <w:p>
-      <w:pPr>
-        <w:pStyle w:val="SourceCode"/>
-      </w:pPr>
-      <w:r>
-        <w:rPr>
-          <w:rStyle w:val="FunctionTok"/>
-        </w:rPr>
-        <w:t xml:space="preserve">library</w:t>
-      </w:r>
-      <w:r>
-        <w:rPr>
-          <w:rStyle w:val="NormalTok"/>
-        </w:rPr>
-        <w:t xml:space="preserve">(knitr)</w:t>
-      </w:r>
-      <w:r>
-        <w:br/>
-      </w:r>
-      <w:r>
-        <w:rPr>
-          <w:rStyle w:val="FunctionTok"/>
-        </w:rPr>
-        <w:t xml:space="preserve">kable</w:t>
-      </w:r>
-      <w:r>
-        <w:rPr>
-          <w:rStyle w:val="NormalTok"/>
-        </w:rPr>
-        <w:t xml:space="preserve">(</w:t>
-      </w:r>
-      <w:r>
-        <w:rPr>
-          <w:rStyle w:val="FunctionTok"/>
-        </w:rPr>
-        <w:t xml:space="preserve">head</w:t>
-      </w:r>
-      <w:r>
-        <w:rPr>
-          <w:rStyle w:val="NormalTok"/>
-        </w:rPr>
-        <w:t xml:space="preserve">(iris))</w:t>
-      </w:r>
-    </w:p>
-    <w:tbl>
-      <w:tblPr>
-        <w:tblStyle w:val="Table"/>
-        <w:tblW w:type="pct" w:w="5000"/>
-        <w:tblLayout w:type="fixed"/>
-        <w:tblLook w:firstRow="0" w:lastRow="0" w:firstColumn="0" w:lastColumn="0" w:noHBand="0" w:noVBand="0" w:val="0000"/>
-      </w:tblPr>
-      <w:tblGrid>
-        <w:gridCol w:w="7920"/>
-      </w:tblGrid>
-      <w:tr>
-        <w:tc>
-          <w:tcPr/>
-          <w:bookmarkStart w:id="45" w:name="tbl-iris"/>
-          <w:p>
-            <w:pPr>
-              <w:jc w:val="center"/>
-            </w:pPr>
-            <w:pPr>
-              <w:jc w:val="start"/>
-              <w:spacing w:before="200"/>
-              <w:pStyle w:val="ImageCaption"/>
-            </w:pPr>
-            <w:r>
-              <w:t xml:space="preserve">Table 5.1: Iris Data</w:t>
-            </w:r>
-          </w:p>
-          <w:tbl>
-            <w:tblPr>
-              <w:tblStyle w:val="Table"/>
-              <w:tblW w:type="auto" w:w="0"/>
-              <w:tblLook w:firstRow="1" w:lastRow="0" w:firstColumn="0" w:lastColumn="0" w:noHBand="0" w:noVBand="0" w:val="0020"/>
-            </w:tblPr>
-            <w:tblGrid>
-              <w:gridCol w:w="1584"/>
-              <w:gridCol w:w="1584"/>
-              <w:gridCol w:w="1584"/>
-              <w:gridCol w:w="1584"/>
-              <w:gridCol w:w="1584"/>
-            </w:tblGrid>
-            <w:tr>
-              <w:trPr>
-                <w:tblHeader w:val="on"/>
-              </w:trPr>
-              <w:tc>
-                <w:tcPr/>
-                <w:p>
-                  <w:pPr>
-                    <w:pStyle w:val="Compact"/>
-                    <w:jc w:val="right"/>
-                    <w:jc w:val="center"/>
-                  </w:pPr>
-                  <w:r>
-                    <w:t xml:space="preserve">Sepal.Length</w:t>
-                  </w:r>
-                </w:p>
-              </w:tc>
-              <w:tc>
-                <w:tcPr/>
-                <w:p>
-                  <w:pPr>
-                    <w:pStyle w:val="Compact"/>
-                    <w:jc w:val="right"/>
-                    <w:jc w:val="center"/>
-                  </w:pPr>
-                  <w:r>
-                    <w:t xml:space="preserve">Sepal.Width</w:t>
-                  </w:r>
-                </w:p>
-              </w:tc>
-              <w:tc>
-                <w:tcPr/>
-                <w:p>
-                  <w:pPr>
-                    <w:pStyle w:val="Compact"/>
-                    <w:jc w:val="right"/>
-                    <w:jc w:val="center"/>
-                  </w:pPr>
-                  <w:r>
-                    <w:t xml:space="preserve">Petal.Length</w:t>
-                  </w:r>
-                </w:p>
-              </w:tc>
-              <w:tc>
-                <w:tcPr/>
-                <w:p>
-                  <w:pPr>
-                    <w:pStyle w:val="Compact"/>
-                    <w:jc w:val="right"/>
-                    <w:jc w:val="center"/>
-                  </w:pPr>
-                  <w:r>
-                    <w:t xml:space="preserve">Petal.Width</w:t>
-                  </w:r>
-                </w:p>
-              </w:tc>
-              <w:tc>
-                <w:tcPr/>
-                <w:p>
-                  <w:pPr>
-                    <w:pStyle w:val="Compact"/>
-                    <w:jc w:val="left"/>
-                    <w:jc w:val="center"/>
-                  </w:pPr>
-                  <w:r>
-                    <w:t xml:space="preserve">Species</w:t>
-                  </w:r>
-                </w:p>
-              </w:tc>
-            </w:tr>
-            <w:tr>
-              <w:tc>
-                <w:tcPr/>
-                <w:p>
-                  <w:pPr>
-                    <w:pStyle w:val="Compact"/>
-                    <w:jc w:val="right"/>
-                    <w:jc w:val="center"/>
-                  </w:pPr>
-                  <w:r>
-                    <w:t xml:space="preserve">5.1</w:t>
-                  </w:r>
-                </w:p>
-              </w:tc>
-              <w:tc>
-                <w:tcPr/>
-                <w:p>
-                  <w:pPr>
-                    <w:pStyle w:val="Compact"/>
-                    <w:jc w:val="right"/>
-                    <w:jc w:val="center"/>
-                  </w:pPr>
-                  <w:r>
-                    <w:t xml:space="preserve">3.5</w:t>
-                  </w:r>
-                </w:p>
-              </w:tc>
-              <w:tc>
-                <w:tcPr/>
-                <w:p>
-                  <w:pPr>
-                    <w:pStyle w:val="Compact"/>
-                    <w:jc w:val="right"/>
-                    <w:jc w:val="center"/>
-                  </w:pPr>
-                  <w:r>
-                    <w:t xml:space="preserve">1.4</w:t>
-                  </w:r>
-                </w:p>
-              </w:tc>
-              <w:tc>
-                <w:tcPr/>
-                <w:p>
-                  <w:pPr>
-                    <w:pStyle w:val="Compact"/>
-                    <w:jc w:val="right"/>
-                    <w:jc w:val="center"/>
-                  </w:pPr>
-                  <w:r>
-                    <w:t xml:space="preserve">0.2</w:t>
-                  </w:r>
-                </w:p>
-              </w:tc>
-              <w:tc>
-                <w:tcPr/>
-                <w:p>
-                  <w:pPr>
-                    <w:pStyle w:val="Compact"/>
-                    <w:jc w:val="left"/>
-                    <w:jc w:val="center"/>
-                  </w:pPr>
-                  <w:r>
-                    <w:t xml:space="preserve">setosa</w:t>
-                  </w:r>
-                </w:p>
-              </w:tc>
-            </w:tr>
-            <w:tr>
-              <w:tc>
-                <w:tcPr/>
-                <w:p>
-                  <w:pPr>
-                    <w:pStyle w:val="Compact"/>
-                    <w:jc w:val="right"/>
-                    <w:jc w:val="center"/>
-                  </w:pPr>
-                  <w:r>
-                    <w:t xml:space="preserve">4.9</w:t>
-                  </w:r>
-                </w:p>
-              </w:tc>
-              <w:tc>
-                <w:tcPr/>
-                <w:p>
-                  <w:pPr>
-                    <w:pStyle w:val="Compact"/>
-                    <w:jc w:val="right"/>
-                    <w:jc w:val="center"/>
-                  </w:pPr>
-                  <w:r>
-                    <w:t xml:space="preserve">3.0</w:t>
-                  </w:r>
-                </w:p>
-              </w:tc>
-              <w:tc>
-                <w:tcPr/>
-                <w:p>
-                  <w:pPr>
-                    <w:pStyle w:val="Compact"/>
-                    <w:jc w:val="right"/>
-                    <w:jc w:val="center"/>
-                  </w:pPr>
-                  <w:r>
-                    <w:t xml:space="preserve">1.4</w:t>
-                  </w:r>
-                </w:p>
-              </w:tc>
-              <w:tc>
-                <w:tcPr/>
-                <w:p>
-                  <w:pPr>
-                    <w:pStyle w:val="Compact"/>
-                    <w:jc w:val="right"/>
-                    <w:jc w:val="center"/>
-                  </w:pPr>
-                  <w:r>
-                    <w:t xml:space="preserve">0.2</w:t>
-                  </w:r>
-                </w:p>
-              </w:tc>
-              <w:tc>
-                <w:tcPr/>
-                <w:p>
-                  <w:pPr>
-                    <w:pStyle w:val="Compact"/>
-                    <w:jc w:val="left"/>
-                    <w:jc w:val="center"/>
-                  </w:pPr>
-                  <w:r>
-                    <w:t xml:space="preserve">setosa</w:t>
-                  </w:r>
-                </w:p>
-              </w:tc>
-            </w:tr>
-            <w:tr>
-              <w:tc>
-                <w:tcPr/>
-                <w:p>
-                  <w:pPr>
-                    <w:pStyle w:val="Compact"/>
-                    <w:jc w:val="right"/>
-                    <w:jc w:val="center"/>
-                  </w:pPr>
-                  <w:r>
-                    <w:t xml:space="preserve">4.7</w:t>
-                  </w:r>
-                </w:p>
-              </w:tc>
-              <w:tc>
-                <w:tcPr/>
-                <w:p>
-                  <w:pPr>
-                    <w:pStyle w:val="Compact"/>
-                    <w:jc w:val="right"/>
-                    <w:jc w:val="center"/>
-                  </w:pPr>
-                  <w:r>
-                    <w:t xml:space="preserve">3.2</w:t>
-                  </w:r>
-                </w:p>
-              </w:tc>
-              <w:tc>
-                <w:tcPr/>
-                <w:p>
-                  <w:pPr>
-                    <w:pStyle w:val="Compact"/>
-                    <w:jc w:val="right"/>
-                    <w:jc w:val="center"/>
-                  </w:pPr>
-                  <w:r>
-                    <w:t xml:space="preserve">1.3</w:t>
-                  </w:r>
-                </w:p>
-              </w:tc>
-              <w:tc>
-                <w:tcPr/>
-                <w:p>
-                  <w:pPr>
-                    <w:pStyle w:val="Compact"/>
-                    <w:jc w:val="right"/>
-                    <w:jc w:val="center"/>
-                  </w:pPr>
-                  <w:r>
-                    <w:t xml:space="preserve">0.2</w:t>
-                  </w:r>
-                </w:p>
-              </w:tc>
-              <w:tc>
-                <w:tcPr/>
-                <w:p>
-                  <w:pPr>
-                    <w:pStyle w:val="Compact"/>
-                    <w:jc w:val="left"/>
-                    <w:jc w:val="center"/>
-                  </w:pPr>
-                  <w:r>
-                    <w:t xml:space="preserve">setosa</w:t>
-                  </w:r>
-                </w:p>
-              </w:tc>
-            </w:tr>
-            <w:tr>
-              <w:tc>
-                <w:tcPr/>
-                <w:p>
-                  <w:pPr>
-                    <w:pStyle w:val="Compact"/>
-                    <w:jc w:val="right"/>
-                    <w:jc w:val="center"/>
-                  </w:pPr>
-                  <w:r>
-                    <w:t xml:space="preserve">4.6</w:t>
-                  </w:r>
-                </w:p>
-              </w:tc>
-              <w:tc>
-                <w:tcPr/>
-                <w:p>
-                  <w:pPr>
-                    <w:pStyle w:val="Compact"/>
-                    <w:jc w:val="right"/>
-                    <w:jc w:val="center"/>
-                  </w:pPr>
-                  <w:r>
-                    <w:t xml:space="preserve">3.1</w:t>
-                  </w:r>
-                </w:p>
-              </w:tc>
-              <w:tc>
-                <w:tcPr/>
-                <w:p>
-                  <w:pPr>
-                    <w:pStyle w:val="Compact"/>
-                    <w:jc w:val="right"/>
-                    <w:jc w:val="center"/>
-                  </w:pPr>
-                  <w:r>
-                    <w:t xml:space="preserve">1.5</w:t>
-                  </w:r>
-                </w:p>
-              </w:tc>
-              <w:tc>
-                <w:tcPr/>
-                <w:p>
-                  <w:pPr>
-                    <w:pStyle w:val="Compact"/>
-                    <w:jc w:val="right"/>
-                    <w:jc w:val="center"/>
-                  </w:pPr>
-                  <w:r>
-                    <w:t xml:space="preserve">0.2</w:t>
-                  </w:r>
-                </w:p>
-              </w:tc>
-              <w:tc>
-                <w:tcPr/>
-                <w:p>
-                  <w:pPr>
-                    <w:pStyle w:val="Compact"/>
-                    <w:jc w:val="left"/>
-                    <w:jc w:val="center"/>
-                  </w:pPr>
-                  <w:r>
-                    <w:t xml:space="preserve">setosa</w:t>
-                  </w:r>
-                </w:p>
-              </w:tc>
-            </w:tr>
-            <w:tr>
-              <w:tc>
-                <w:tcPr/>
-                <w:p>
-                  <w:pPr>
-                    <w:pStyle w:val="Compact"/>
-                    <w:jc w:val="right"/>
-                    <w:jc w:val="center"/>
-                  </w:pPr>
-                  <w:r>
-                    <w:t xml:space="preserve">5.0</w:t>
-                  </w:r>
-                </w:p>
-              </w:tc>
-              <w:tc>
-                <w:tcPr/>
-                <w:p>
-                  <w:pPr>
-                    <w:pStyle w:val="Compact"/>
-                    <w:jc w:val="right"/>
-                    <w:jc w:val="center"/>
-                  </w:pPr>
-                  <w:r>
-                    <w:t xml:space="preserve">3.6</w:t>
-                  </w:r>
-                </w:p>
-              </w:tc>
-              <w:tc>
-                <w:tcPr/>
-                <w:p>
-                  <w:pPr>
-                    <w:pStyle w:val="Compact"/>
-                    <w:jc w:val="right"/>
-                    <w:jc w:val="center"/>
-                  </w:pPr>
-                  <w:r>
-                    <w:t xml:space="preserve">1.4</w:t>
-                  </w:r>
-                </w:p>
-              </w:tc>
-              <w:tc>
-                <w:tcPr/>
-                <w:p>
-                  <w:pPr>
-                    <w:pStyle w:val="Compact"/>
-                    <w:jc w:val="right"/>
-                    <w:jc w:val="center"/>
-                  </w:pPr>
-                  <w:r>
-                    <w:t xml:space="preserve">0.2</w:t>
-                  </w:r>
-                </w:p>
-              </w:tc>
-              <w:tc>
-                <w:tcPr/>
-                <w:p>
-                  <w:pPr>
-                    <w:pStyle w:val="Compact"/>
-                    <w:jc w:val="left"/>
-                    <w:jc w:val="center"/>
-                  </w:pPr>
-                  <w:r>
-                    <w:t xml:space="preserve">setosa</w:t>
-                  </w:r>
-                </w:p>
-              </w:tc>
-            </w:tr>
-            <w:tr>
-              <w:tc>
-                <w:tcPr/>
-                <w:p>
-                  <w:pPr>
-                    <w:pStyle w:val="Compact"/>
-                    <w:jc w:val="right"/>
-                    <w:jc w:val="center"/>
-                  </w:pPr>
-                  <w:r>
-                    <w:t xml:space="preserve">5.4</w:t>
-                  </w:r>
-                </w:p>
-              </w:tc>
-              <w:tc>
-                <w:tcPr/>
-                <w:p>
-                  <w:pPr>
-                    <w:pStyle w:val="Compact"/>
-                    <w:jc w:val="right"/>
-                    <w:jc w:val="center"/>
-                  </w:pPr>
-                  <w:r>
-                    <w:t xml:space="preserve">3.9</w:t>
-                  </w:r>
-                </w:p>
-              </w:tc>
-              <w:tc>
-                <w:tcPr/>
-                <w:p>
-                  <w:pPr>
-                    <w:pStyle w:val="Compact"/>
-                    <w:jc w:val="right"/>
-                    <w:jc w:val="center"/>
-                  </w:pPr>
-                  <w:r>
-                    <w:t xml:space="preserve">1.7</w:t>
-                  </w:r>
-                </w:p>
-              </w:tc>
-              <w:tc>
-                <w:tcPr/>
-                <w:p>
-                  <w:pPr>
-                    <w:pStyle w:val="Compact"/>
-                    <w:jc w:val="right"/>
-                    <w:jc w:val="center"/>
-                  </w:pPr>
-                  <w:r>
-                    <w:t xml:space="preserve">0.4</w:t>
-                  </w:r>
-                </w:p>
-              </w:tc>
-              <w:tc>
-                <w:tcPr/>
-                <w:p>
-                  <w:pPr>
-                    <w:pStyle w:val="Compact"/>
-                    <w:jc w:val="left"/>
-                    <w:jc w:val="center"/>
-                  </w:pPr>
-                  <w:r>
-                    <w:t xml:space="preserve">setosa</w:t>
-                  </w:r>
-                </w:p>
-              </w:tc>
-            </w:tr>
-          </w:tbl>
-          <w:bookmarkEnd w:id="45"/>
-          <w:p/>
-        </w:tc>
-      </w:tr>
-    </w:tbl>
-    <w:bookmarkEnd w:id="46"/>
-    <w:bookmarkEnd w:id="47"/>
-    <w:bookmarkStart w:id="50" w:name="rendering-with-code"/>
-    <w:p>
-      <w:pPr>
-        <w:pStyle w:val="Heading1"/>
-      </w:pPr>
-      <w:r>
-        <w:t xml:space="preserve">6. Rendering with Code</w:t>
-      </w:r>
-    </w:p>
-    <w:p>
-      <w:pPr>
-        <w:pStyle w:val="FirstParagraph"/>
-      </w:pPr>
-      <w:r>
-        <w:t xml:space="preserve">You can have code (R, Python or Julia) in your qmd file. You will need to have these installed on your local computer, but presumably you do already if you are adding code to your qmd files.</w:t>
-      </w:r>
-    </w:p>
-    <w:p>
-      <w:pPr>
-        <w:pStyle w:val="SourceCode"/>
-      </w:pPr>
-      <w:r>
-        <w:rPr>
-          <w:rStyle w:val="NormalTok"/>
-        </w:rPr>
-        <w:t xml:space="preserve">x </w:t>
-      </w:r>
-      <w:r>
-        <w:rPr>
-          <w:rStyle w:val="OtherTok"/>
-        </w:rPr>
-        <w:t xml:space="preserve">&lt;-</w:t>
-      </w:r>
-      <w:r>
-        <w:rPr>
-          <w:rStyle w:val="NormalTok"/>
-        </w:rPr>
-        <w:t xml:space="preserve"> </w:t>
-      </w:r>
-      <w:r>
-        <w:rPr>
-          <w:rStyle w:val="FunctionTok"/>
-        </w:rPr>
-        <w:t xml:space="preserve">c</w:t>
-      </w:r>
-      <w:r>
-        <w:rPr>
-          <w:rStyle w:val="NormalTok"/>
-        </w:rPr>
-        <w:t xml:space="preserve">(</w:t>
-      </w:r>
-      <w:r>
-        <w:rPr>
-          <w:rStyle w:val="DecValTok"/>
-        </w:rPr>
-        <w:t xml:space="preserve">5</w:t>
-      </w:r>
-      <w:r>
-        <w:rPr>
-          <w:rStyle w:val="NormalTok"/>
-        </w:rPr>
-        <w:t xml:space="preserve">, </w:t>
-      </w:r>
-      <w:r>
-        <w:rPr>
-          <w:rStyle w:val="DecValTok"/>
-        </w:rPr>
-        <w:t xml:space="preserve">15</w:t>
-      </w:r>
-      <w:r>
-        <w:rPr>
-          <w:rStyle w:val="NormalTok"/>
-        </w:rPr>
-        <w:t xml:space="preserve">, </w:t>
-      </w:r>
-      <w:r>
-        <w:rPr>
-          <w:rStyle w:val="DecValTok"/>
-        </w:rPr>
-        <w:t xml:space="preserve">25</w:t>
-      </w:r>
-      <w:r>
-        <w:rPr>
-          <w:rStyle w:val="NormalTok"/>
-        </w:rPr>
-        <w:t xml:space="preserve">, </w:t>
-      </w:r>
-      <w:r>
-        <w:rPr>
-          <w:rStyle w:val="DecValTok"/>
-        </w:rPr>
-        <w:t xml:space="preserve">35</w:t>
-      </w:r>
-      <w:r>
-        <w:rPr>
-          <w:rStyle w:val="NormalTok"/>
-        </w:rPr>
-        <w:t xml:space="preserve">, </w:t>
-      </w:r>
-      <w:r>
-        <w:rPr>
-          <w:rStyle w:val="DecValTok"/>
-        </w:rPr>
-        <w:t xml:space="preserve">45</w:t>
-      </w:r>
-      <w:r>
-        <w:rPr>
-          <w:rStyle w:val="NormalTok"/>
-        </w:rPr>
-        <w:t xml:space="preserve">, </w:t>
-      </w:r>
-      <w:r>
-        <w:rPr>
-          <w:rStyle w:val="DecValTok"/>
-        </w:rPr>
-        <w:t xml:space="preserve">55</w:t>
-      </w:r>
-      <w:r>
-        <w:rPr>
-          <w:rStyle w:val="NormalTok"/>
-        </w:rPr>
-        <w:t xml:space="preserve">)</w:t>
-      </w:r>
-      <w:r>
-        <w:br/>
-      </w:r>
-      <w:r>
-        <w:rPr>
-          <w:rStyle w:val="NormalTok"/>
-        </w:rPr>
-        <w:t xml:space="preserve">y </w:t>
-      </w:r>
-      <w:r>
-        <w:rPr>
-          <w:rStyle w:val="OtherTok"/>
-        </w:rPr>
-        <w:t xml:space="preserve">&lt;-</w:t>
-      </w:r>
-      <w:r>
-        <w:rPr>
-          <w:rStyle w:val="NormalTok"/>
-        </w:rPr>
-        <w:t xml:space="preserve"> </w:t>
-      </w:r>
-      <w:r>
-        <w:rPr>
-          <w:rStyle w:val="FunctionTok"/>
-        </w:rPr>
-        <w:t xml:space="preserve">c</w:t>
-      </w:r>
-      <w:r>
-        <w:rPr>
-          <w:rStyle w:val="NormalTok"/>
-        </w:rPr>
-        <w:t xml:space="preserve">(</w:t>
-      </w:r>
-      <w:r>
-        <w:rPr>
-          <w:rStyle w:val="DecValTok"/>
-        </w:rPr>
-        <w:t xml:space="preserve">5</w:t>
-      </w:r>
-      <w:r>
-        <w:rPr>
-          <w:rStyle w:val="NormalTok"/>
-        </w:rPr>
-        <w:t xml:space="preserve">, </w:t>
-      </w:r>
-      <w:r>
-        <w:rPr>
-          <w:rStyle w:val="DecValTok"/>
-        </w:rPr>
-        <w:t xml:space="preserve">20</w:t>
-      </w:r>
-      <w:r>
-        <w:rPr>
-          <w:rStyle w:val="NormalTok"/>
-        </w:rPr>
-        <w:t xml:space="preserve">, </w:t>
-      </w:r>
-      <w:r>
-        <w:rPr>
-          <w:rStyle w:val="DecValTok"/>
-        </w:rPr>
-        <w:t xml:space="preserve">14</w:t>
-      </w:r>
-      <w:r>
-        <w:rPr>
-          <w:rStyle w:val="NormalTok"/>
-        </w:rPr>
-        <w:t xml:space="preserve">, </w:t>
-      </w:r>
-      <w:r>
-        <w:rPr>
-          <w:rStyle w:val="DecValTok"/>
-        </w:rPr>
-        <w:t xml:space="preserve">32</w:t>
-      </w:r>
-      <w:r>
-        <w:rPr>
-          <w:rStyle w:val="NormalTok"/>
-        </w:rPr>
-        <w:t xml:space="preserve">, </w:t>
-      </w:r>
-      <w:r>
-        <w:rPr>
-          <w:rStyle w:val="DecValTok"/>
-        </w:rPr>
-        <w:t xml:space="preserve">22</w:t>
-      </w:r>
-      <w:r>
-        <w:rPr>
-          <w:rStyle w:val="NormalTok"/>
-        </w:rPr>
-        <w:t xml:space="preserve">, </w:t>
-      </w:r>
-      <w:r>
-        <w:rPr>
-          <w:rStyle w:val="DecValTok"/>
-        </w:rPr>
-        <w:t xml:space="preserve">38</w:t>
-      </w:r>
-      <w:r>
-        <w:rPr>
-          <w:rStyle w:val="NormalTok"/>
-        </w:rPr>
-        <w:t xml:space="preserve">)</w:t>
-      </w:r>
-      <w:r>
-        <w:br/>
-      </w:r>
-      <w:r>
-        <w:rPr>
-          <w:rStyle w:val="FunctionTok"/>
-        </w:rPr>
-        <w:t xml:space="preserve">lm</w:t>
-      </w:r>
-      <w:r>
-        <w:rPr>
-          <w:rStyle w:val="NormalTok"/>
-        </w:rPr>
-        <w:t xml:space="preserve">(x </w:t>
-      </w:r>
-      <w:r>
-        <w:rPr>
-          <w:rStyle w:val="SpecialCharTok"/>
-        </w:rPr>
-        <w:t xml:space="preserve">~</w:t>
-      </w:r>
-      <w:r>
-        <w:rPr>
-          <w:rStyle w:val="NormalTok"/>
-        </w:rPr>
-        <w:t xml:space="preserve"> y)</w:t>
-      </w:r>
-    </w:p>
-    <w:p>
-      <w:pPr>
-        <w:pStyle w:val="SourceCode"/>
-      </w:pPr>
-      <w:r>
-        <w:br/>
-      </w:r>
-      <w:r>
-        <w:rPr>
-          <w:rStyle w:val="VerbatimChar"/>
-        </w:rPr>
-        <w:t xml:space="preserve">Call:</w:t>
-      </w:r>
-      <w:r>
-        <w:br/>
-      </w:r>
-      <w:r>
-        <w:rPr>
-          <w:rStyle w:val="VerbatimChar"/>
-        </w:rPr>
-        <w:t xml:space="preserve">lm(formula = x ~ y)</w:t>
-      </w:r>
-      <w:r>
-        <w:br/>
-      </w:r>
-      <w:r>
-        <w:br/>
-      </w:r>
-      <w:r>
-        <w:rPr>
-          <w:rStyle w:val="VerbatimChar"/>
-        </w:rPr>
-        <w:t xml:space="preserve">Coefficients:</w:t>
-      </w:r>
-      <w:r>
-        <w:br/>
-      </w:r>
-      <w:r>
-        <w:rPr>
-          <w:rStyle w:val="VerbatimChar"/>
-        </w:rPr>
-        <w:t xml:space="preserve">(Intercept)            y  </w:t>
-      </w:r>
-      <w:r>
-        <w:br/>
-      </w:r>
-      <w:r>
-        <w:rPr>
-          <w:rStyle w:val="VerbatimChar"/>
-        </w:rPr>
-        <w:t xml:space="preserve">      1.056        1.326  </w:t>
-      </w:r>
-    </w:p>
-    <w:bookmarkStart w:id="48" w:name="modify-the-github-action"/>
-    <w:p>
-      <w:pPr>
-        <w:pStyle w:val="Heading2"/>
-      </w:pPr>
-      <w:r>
-        <w:t xml:space="preserve">6.1 Modify the GitHub Action</w:t>
-      </w:r>
-    </w:p>
-    <w:p>
-      <w:pPr>
-        <w:pStyle w:val="FirstParagraph"/>
-      </w:pPr>
-      <w:r>
-        <w:t xml:space="preserve">You will need to change the GitHub Action in</w:t>
-      </w:r>
-      <w:r>
-        <w:t xml:space="preserve"> </w:t>
-      </w:r>
-      <w:r>
-        <w:rPr>
-          <w:rStyle w:val="VerbatimChar"/>
-        </w:rPr>
-        <w:t xml:space="preserve">.github/workflows</w:t>
-      </w:r>
-      <w:r>
-        <w:t xml:space="preserve"> </w:t>
-      </w:r>
-      <w:r>
-        <w:t xml:space="preserve">to install these and any needed packages in order for GitHub to be able to render your webpage. The GitHub Action install R since I used that in</w:t>
-      </w:r>
-      <w:r>
-        <w:t xml:space="preserve"> </w:t>
-      </w:r>
-      <w:r>
-        <w:rPr>
-          <w:rStyle w:val="VerbatimChar"/>
-        </w:rPr>
-        <w:t xml:space="preserve">code.qmd</w:t>
-      </w:r>
-      <w:r>
-        <w:t xml:space="preserve">. If you use Python or Julia instead, then you will need to update the GitHub Action to install those.</w:t>
-      </w:r>
-    </w:p>
-    <w:p>
-      <w:pPr>
-        <w:pStyle w:val="BodyText"/>
-      </w:pPr>
-      <w:r>
-        <w:t xml:space="preserve">If getting the GitHub Action to work is too much hassle (and that definitely happens), you can alway render locally and publish to the</w:t>
-      </w:r>
-      <w:r>
-        <w:t xml:space="preserve"> </w:t>
-      </w:r>
-      <w:r>
-        <w:rPr>
-          <w:rStyle w:val="VerbatimChar"/>
-        </w:rPr>
-        <w:t xml:space="preserve">gh-pages</w:t>
-      </w:r>
-      <w:r>
-        <w:t xml:space="preserve"> </w:t>
-      </w:r>
-      <w:r>
-        <w:t xml:space="preserve">branch. If you do this, make sure to delete or rename the GitHub Action to something like</w:t>
-      </w:r>
-    </w:p>
-    <w:p>
-      <w:pPr>
-        <w:pStyle w:val="SourceCode"/>
-      </w:pPr>
-      <w:r>
-        <w:rPr>
-          <w:rStyle w:val="VerbatimChar"/>
-        </w:rPr>
-        <w:t xml:space="preserve">render-and-publish.old_yml</w:t>
-      </w:r>
-    </w:p>
-    <w:p>
-      <w:pPr>
-        <w:pStyle w:val="FirstParagraph"/>
-      </w:pPr>
-      <w:r>
-        <w:t xml:space="preserve">so GitHub does not keep trying to run it. Nothing bad will happen if you don’t do this, but if you are not using the action (because it keeps failing), then you don’t need GitHub to run it.</w:t>
-      </w:r>
-    </w:p>
-    <w:bookmarkEnd w:id="48"/>
-    <w:bookmarkStart w:id="49" w:name="Xdf814e872f4053be69b75e0c2edcd5f91cea468"/>
-    <w:p>
-      <w:pPr>
-        <w:pStyle w:val="Heading2"/>
-      </w:pPr>
-      <w:r>
-        <w:t xml:space="preserve">6.2 Render locally and publish to gh-pages branch</w:t>
-      </w:r>
-    </w:p>
-    <w:p>
-      <w:pPr>
-        <w:pStyle w:val="FirstParagraph"/>
-      </w:pPr>
-      <w:r>
-        <w:t xml:space="preserve">To render locally and push up to the</w:t>
-      </w:r>
-      <w:r>
-        <w:t xml:space="preserve"> </w:t>
-      </w:r>
-      <w:r>
-        <w:rPr>
-          <w:rStyle w:val="VerbatimChar"/>
-        </w:rPr>
-        <w:t xml:space="preserve">gh-pages</w:t>
-      </w:r>
-      <w:r>
-        <w:t xml:space="preserve"> </w:t>
-      </w:r>
-      <w:r>
-        <w:t xml:space="preserve">branch, open a terminal window and then</w:t>
-      </w:r>
-      <w:r>
-        <w:t xml:space="preserve"> </w:t>
-      </w:r>
-      <w:r>
-        <w:rPr>
-          <w:rStyle w:val="VerbatimChar"/>
-        </w:rPr>
-        <w:t xml:space="preserve">cd</w:t>
-      </w:r>
-      <w:r>
-        <w:t xml:space="preserve"> </w:t>
-      </w:r>
-      <w:r>
-        <w:t xml:space="preserve">to the directory with the Quarto project. Type this in the terminal:</w:t>
-      </w:r>
-    </w:p>
-    <w:p>
-      <w:pPr>
-        <w:pStyle w:val="SourceCode"/>
-      </w:pPr>
-      <w:r>
-        <w:rPr>
-          <w:rStyle w:val="VerbatimChar"/>
-        </w:rPr>
-        <w:t xml:space="preserve">quarto render gh-pages</w:t>
-      </w:r>
-    </w:p>
-    <w:bookmarkEnd w:id="49"/>
-    <w:bookmarkEnd w:id="50"/>
-    <w:bookmarkStart w:id="52" w:name="references"/>
-    <w:p>
-      <w:pPr>
-        <w:pStyle w:val="Heading1"/>
-      </w:pPr>
-      <w:r>
-        <w:t xml:space="preserve">7. References</w:t>
-      </w:r>
-    </w:p>
-    <w:p>
-      <w:pPr>
-        <w:pStyle w:val="FirstParagraph"/>
-      </w:pPr>
-      <w:r>
-        <w:t xml:space="preserve">Quarto has powerful references functionality. You can easily insert citations from Zotero libraries that you maintain in the cloud (on Zotero). This allows the whole team to update the library and you can sync up to that library. Read about this on the Quarto documentation on</w:t>
-      </w:r>
-      <w:r>
-        <w:t xml:space="preserve"> </w:t>
-      </w:r>
-      <w:hyperlink r:id="rId51">
-        <w:r>
-          <w:rPr>
-            <w:rStyle w:val="Hyperlink"/>
-          </w:rPr>
-          <w:t xml:space="preserve">citations</w:t>
-        </w:r>
-      </w:hyperlink>
-      <w:r>
-        <w:t xml:space="preserve">. Google youtube videos on this also to see it in action.</w:t>
-      </w:r>
-    </w:p>
-    <w:p>
-      <w:pPr>
-        <w:pStyle w:val="BodyText"/>
-      </w:pPr>
-      <w:r>
-        <w:t xml:space="preserve">Add a</w:t>
-      </w:r>
-      <w:r>
-        <w:t xml:space="preserve"> </w:t>
-      </w:r>
-      <w:r>
-        <w:rPr>
-          <w:rStyle w:val="VerbatimChar"/>
-        </w:rPr>
-        <w:t xml:space="preserve">.bib</w:t>
-      </w:r>
-      <w:r>
-        <w:t xml:space="preserve"> </w:t>
-      </w:r>
-      <w:r>
-        <w:t xml:space="preserve">file in to your project or add a linked Zotero library via RStudio in Visual mode with Tools &gt; Project Options… &gt; R Markdown &gt; select custom libraries from the Zotero dropdown.</w:t>
-      </w:r>
-    </w:p>
-    <w:p>
-      <w:pPr>
-        <w:pStyle w:val="BodyText"/>
-      </w:pPr>
-      <w:r>
-        <w:t xml:space="preserve">The you can type</w:t>
-      </w:r>
-      <w:r>
-        <w:t xml:space="preserve"> </w:t>
-      </w:r>
-      <w:r>
-        <w:rPr>
-          <w:rStyle w:val="VerbatimChar"/>
-        </w:rPr>
-        <w:t xml:space="preserve">@</w:t>
-      </w:r>
-      <w:r>
-        <w:t xml:space="preserve"> </w:t>
-      </w:r>
-      <w:r>
-        <w:t xml:space="preserve">and you will see a dropdown of the references in your libraries. You can then select the ones to add. If you don’t see the one you need, you can paste in the DOI and it will be added to your references file (with all the info). The references will be added to your references section of your book automatically.</w:t>
-      </w:r>
-    </w:p>
-    <w:p>
-      <w:pPr>
-        <w:pStyle w:val="BodyText"/>
-      </w:pPr>
-      <w:r>
-        <w:t xml:space="preserve">See the</w:t>
-      </w:r>
-      <w:r>
-        <w:t xml:space="preserve"> </w:t>
-      </w:r>
-      <w:r>
-        <w:rPr>
-          <w:rStyle w:val="VerbatimChar"/>
-        </w:rPr>
-        <w:t xml:space="preserve">references.qmd</w:t>
-      </w:r>
-      <w:r>
-        <w:t xml:space="preserve"> </w:t>
-      </w:r>
-      <w:r>
-        <w:t xml:space="preserve">file for how to include the references.</w:t>
-      </w:r>
-    </w:p>
-    <w:p>
-      <w:pPr>
-        <w:numPr>
-          <w:ilvl w:val="0"/>
-          <w:numId w:val="1004"/>
-        </w:numPr>
-      </w:pPr>
-      <w:r>
-        <w:rPr>
-          <w:rStyle w:val="VerbatimChar"/>
-        </w:rPr>
-        <w:t xml:space="preserve">@ansley1981</w:t>
-      </w:r>
-      <w:r>
-        <w:t xml:space="preserve"> </w:t>
-      </w:r>
-      <w:r>
-        <w:t xml:space="preserve">will produce</w:t>
-      </w:r>
-      <w:r>
-        <w:t xml:space="preserve"> </w:t>
-      </w:r>
-      <w:r>
-        <w:t xml:space="preserve">Ansley and Davis (1981)</w:t>
-      </w:r>
-    </w:p>
-    <w:p>
-      <w:pPr>
-        <w:numPr>
-          <w:ilvl w:val="0"/>
-          <w:numId w:val="1004"/>
-        </w:numPr>
-      </w:pPr>
-      <w:r>
-        <w:rPr>
-          <w:rStyle w:val="VerbatimChar"/>
-        </w:rPr>
-        <w:t xml:space="preserve">[@ansley1981]</w:t>
-      </w:r>
-      <w:r>
-        <w:t xml:space="preserve"> </w:t>
-      </w:r>
-      <w:r>
-        <w:t xml:space="preserve">will produce</w:t>
-      </w:r>
-      <w:r>
-        <w:t xml:space="preserve"> </w:t>
-      </w:r>
-      <w:r>
-        <w:t xml:space="preserve">(Ansley and Davis 1981)</w:t>
-      </w:r>
-      <w:r>
-        <w:t xml:space="preserve">.</w:t>
-      </w:r>
-    </w:p>
-    <w:bookmarkEnd w:id="52"/>
-    <w:bookmarkStart w:id="55" w:name="references-1"/>
-    <w:p>
-      <w:pPr>
-        <w:pStyle w:val="Heading1"/>
-      </w:pPr>
-      <w:r>
-        <w:t xml:space="preserve">References</w:t>
-      </w:r>
-    </w:p>
-    <w:bookmarkStart w:id="54" w:name="refs"/>
-    <w:bookmarkStart w:id="53" w:name="ref-ansley1981"/>
-    <w:p>
-      <w:pPr>
-        <w:pStyle w:val="Bibliography"/>
-      </w:pPr>
-      <w:r>
-        <w:t xml:space="preserve">Ansley, H. L. H., and C. D. Davis. 1981.</w:t>
-      </w:r>
-      <w:r>
-        <w:t xml:space="preserve"> </w:t>
-      </w:r>
-      <w:r>
-        <w:t xml:space="preserve">“Migration and Standing Stock of Fishes Associated with Artificial and Natural Reefs on Georgia</w:t>
-      </w:r>
-      <w:r>
-        <w:t xml:space="preserve">’</w:t>
-      </w:r>
-      <w:r>
-        <w:t xml:space="preserve">s Outer Continental Shelf.”</w:t>
-      </w:r>
-      <w:r>
-        <w:t xml:space="preserve"> </w:t>
-      </w:r>
-      <w:r>
-        <w:t xml:space="preserve">Brunswick, Georgia, USA.</w:t>
-      </w:r>
-    </w:p>
-    <w:bookmarkEnd w:id="53"/>
-    <w:bookmarkEnd w:id="54"/>
-    <w:bookmarkEnd w:id="55"/>
+    <w:bookmarkEnd w:id="38"/>
     <w:sectPr>
       <w:headerReference r:id="rId11" w:type="even"/>
       <w:headerReference r:id="rId10" w:type="default"/>
@@ -3084,109 +2270,6 @@
       </w:pPr>
     </w:lvl>
   </w:abstractNum>
-  <w:abstractNum w:abstractNumId="991">
-    <w:nsid w:val="0000A991"/>
-    <w:multiLevelType w:val="multilevel"/>
-    <w:lvl w:ilvl="0">
-      <w:numFmt w:val="bullet"/>
-      <w:lvlText w:val=""/>
-      <w:lvlJc w:val="left"/>
-      <w:pPr>
-        <w:ind w:left="720" w:hanging="360"/>
-      </w:pPr>
-      <w:rPr>
-        <w:rFonts w:ascii="Symbol" w:hAnsi="Symbol" w:cs="Symbol" w:hint="default"/>
-      </w:rPr>
-    </w:lvl>
-    <w:lvl w:ilvl="1">
-      <w:numFmt w:val="bullet"/>
-      <w:lvlText w:val="o"/>
-      <w:lvlJc w:val="left"/>
-      <w:pPr>
-        <w:ind w:left="1440" w:hanging="360"/>
-      </w:pPr>
-      <w:rPr>
-        <w:rFonts w:ascii="Courier New" w:hAnsi="Courier New" w:cs="Courier New" w:hint="default"/>
-      </w:rPr>
-    </w:lvl>
-    <w:lvl w:ilvl="2">
-      <w:numFmt w:val="bullet"/>
-      <w:lvlText w:val=""/>
-      <w:lvlJc w:val="left"/>
-      <w:pPr>
-        <w:ind w:left="2160" w:hanging="360"/>
-      </w:pPr>
-      <w:rPr>
-        <w:rFonts w:ascii="Wingdings" w:hAnsi="Wingdings" w:cs="Wingdings" w:hint="default"/>
-      </w:rPr>
-    </w:lvl>
-    <w:lvl w:ilvl="3">
-      <w:numFmt w:val="bullet"/>
-      <w:lvlText w:val=""/>
-      <w:lvlJc w:val="left"/>
-      <w:pPr>
-        <w:ind w:left="2880" w:hanging="360"/>
-      </w:pPr>
-      <w:rPr>
-        <w:rFonts w:ascii="Symbol" w:hAnsi="Symbol" w:cs="Symbol" w:hint="default"/>
-      </w:rPr>
-    </w:lvl>
-    <w:lvl w:ilvl="4">
-      <w:numFmt w:val="bullet"/>
-      <w:lvlText w:val="o"/>
-      <w:lvlJc w:val="left"/>
-      <w:pPr>
-        <w:ind w:left="3600" w:hanging="360"/>
-      </w:pPr>
-      <w:rPr>
-        <w:rFonts w:ascii="Courier New" w:hAnsi="Courier New" w:cs="Courier New" w:hint="default"/>
-      </w:rPr>
-    </w:lvl>
-    <w:lvl w:ilvl="5">
-      <w:numFmt w:val="bullet"/>
-      <w:lvlText w:val=""/>
-      <w:lvlJc w:val="left"/>
-      <w:pPr>
-        <w:ind w:left="4320" w:hanging="360"/>
-      </w:pPr>
-      <w:rPr>
-        <w:rFonts w:ascii="Wingdings" w:hAnsi="Wingdings" w:cs="Wingdings" w:hint="default"/>
-      </w:rPr>
-    </w:lvl>
-    <w:lvl w:ilvl="6">
-      <w:numFmt w:val="bullet"/>
-      <w:lvlText w:val=""/>
-      <w:lvlJc w:val="left"/>
-      <w:pPr>
-        <w:ind w:left="5040" w:hanging="360"/>
-      </w:pPr>
-      <w:rPr>
-        <w:rFonts w:ascii="Symbol" w:hAnsi="Symbol" w:cs="Symbol" w:hint="default"/>
-      </w:rPr>
-    </w:lvl>
-    <w:lvl w:ilvl="7">
-      <w:numFmt w:val="bullet"/>
-      <w:lvlText w:val="o"/>
-      <w:lvlJc w:val="left"/>
-      <w:pPr>
-        <w:ind w:left="5760" w:hanging="360"/>
-      </w:pPr>
-      <w:rPr>
-        <w:rFonts w:ascii="Courier New" w:hAnsi="Courier New" w:cs="Courier New" w:hint="default"/>
-      </w:rPr>
-    </w:lvl>
-    <w:lvl w:ilvl="8">
-      <w:numFmt w:val="bullet"/>
-      <w:lvlText w:val=""/>
-      <w:lvlJc w:val="left"/>
-      <w:pPr>
-        <w:ind w:left="6480" w:hanging="360"/>
-      </w:pPr>
-      <w:rPr>
-        <w:rFonts w:ascii="Wingdings" w:hAnsi="Wingdings" w:cs="Wingdings" w:hint="default"/>
-      </w:rPr>
-    </w:lvl>
-  </w:abstractNum>
   <w:num w:numId="1">
     <w:abstractNumId w:val="11"/>
   </w:num>
@@ -3273,18 +2356,6 @@
   </w:num>
   <w:num w:numId="1000">
     <w:abstractNumId w:val="990"/>
-  </w:num>
-  <w:num w:numId="1001">
-    <w:abstractNumId w:val="991"/>
-  </w:num>
-  <w:num w:numId="1002">
-    <w:abstractNumId w:val="991"/>
-  </w:num>
-  <w:num w:numId="1003">
-    <w:abstractNumId w:val="991"/>
-  </w:num>
-  <w:num w:numId="1004">
-    <w:abstractNumId w:val="991"/>
   </w:num>
 </w:numbering>
 </file>

--- a/NOAA-quarto-book.docx
+++ b/NOAA-quarto-book.docx
@@ -149,13 +149,7 @@
         <w:pStyle w:val="FirstParagraph"/>
       </w:pPr>
       <w:r>
-        <w:t xml:space="preserve">Data are downloaded download data from NMFS FOSS site: [https://www.fisheries.noaa.gov/foss/f?p=215:200:660844904940::NO:RP::].</w:t>
-      </w:r>
-      <w:r>
-        <w:br/>
-      </w:r>
-      <w:r>
-        <w:t xml:space="preserve">For the Data Set, we choose both commercial and recreational. For the Years, we select all years from 1980 to 2021. For NMFS Region, we select the</w:t>
+        <w:t xml:space="preserve">Data are downloaded download data from the NOAA Fisheries [FOSS site] (https://www.fisheries.noaa.gov/foss/f?p=215:200:660844904940::NO:RP::). For the Data Set, we choose both commercial and recreational. For the Years, we select all years from 1980 to 2021. For NMFS Region, we select the</w:t>
       </w:r>
       <w:r>
         <w:t xml:space="preserve"> </w:t>
@@ -232,6 +226,164 @@
       </w:pPr>
       <w:r>
         <w:rPr>
+          <w:rStyle w:val="CommentTok"/>
+        </w:rPr>
+        <w:t xml:space="preserve"># clear workspace</w:t>
+      </w:r>
+      <w:r>
+        <w:br/>
+      </w:r>
+      <w:r>
+        <w:rPr>
+          <w:rStyle w:val="FunctionTok"/>
+        </w:rPr>
+        <w:t xml:space="preserve">rm</w:t>
+      </w:r>
+      <w:r>
+        <w:rPr>
+          <w:rStyle w:val="NormalTok"/>
+        </w:rPr>
+        <w:t xml:space="preserve">(</w:t>
+      </w:r>
+      <w:r>
+        <w:rPr>
+          <w:rStyle w:val="AttributeTok"/>
+        </w:rPr>
+        <w:t xml:space="preserve">list =</w:t>
+      </w:r>
+      <w:r>
+        <w:rPr>
+          <w:rStyle w:val="NormalTok"/>
+        </w:rPr>
+        <w:t xml:space="preserve"> </w:t>
+      </w:r>
+      <w:r>
+        <w:rPr>
+          <w:rStyle w:val="FunctionTok"/>
+        </w:rPr>
+        <w:t xml:space="preserve">ls</w:t>
+      </w:r>
+      <w:r>
+        <w:rPr>
+          <w:rStyle w:val="NormalTok"/>
+        </w:rPr>
+        <w:t xml:space="preserve">())</w:t>
+      </w:r>
+      <w:r>
+        <w:br/>
+      </w:r>
+      <w:r>
+        <w:br/>
+      </w:r>
+      <w:r>
+        <w:rPr>
+          <w:rStyle w:val="CommentTok"/>
+        </w:rPr>
+        <w:t xml:space="preserve"># read in data file</w:t>
+      </w:r>
+      <w:r>
+        <w:br/>
+      </w:r>
+      <w:r>
+        <w:rPr>
+          <w:rStyle w:val="NormalTok"/>
+        </w:rPr>
+        <w:t xml:space="preserve">d </w:t>
+      </w:r>
+      <w:r>
+        <w:rPr>
+          <w:rStyle w:val="OtherTok"/>
+        </w:rPr>
+        <w:t xml:space="preserve">&lt;-</w:t>
+      </w:r>
+      <w:r>
+        <w:rPr>
+          <w:rStyle w:val="NormalTok"/>
+        </w:rPr>
+        <w:t xml:space="preserve"> </w:t>
+      </w:r>
+      <w:r>
+        <w:rPr>
+          <w:rStyle w:val="FunctionTok"/>
+        </w:rPr>
+        <w:t xml:space="preserve">read.table</w:t>
+      </w:r>
+      <w:r>
+        <w:rPr>
+          <w:rStyle w:val="NormalTok"/>
+        </w:rPr>
+        <w:t xml:space="preserve">(</w:t>
+      </w:r>
+      <w:r>
+        <w:rPr>
+          <w:rStyle w:val="StringTok"/>
+        </w:rPr>
+        <w:t xml:space="preserve">"data/foss_landings_comrec_USEEZ.csv"</w:t>
+      </w:r>
+      <w:r>
+        <w:rPr>
+          <w:rStyle w:val="NormalTok"/>
+        </w:rPr>
+        <w:t xml:space="preserve">, </w:t>
+      </w:r>
+      <w:r>
+        <w:rPr>
+          <w:rStyle w:val="AttributeTok"/>
+        </w:rPr>
+        <w:t xml:space="preserve">header =</w:t>
+      </w:r>
+      <w:r>
+        <w:rPr>
+          <w:rStyle w:val="NormalTok"/>
+        </w:rPr>
+        <w:t xml:space="preserve"> T, </w:t>
+      </w:r>
+      <w:r>
+        <w:rPr>
+          <w:rStyle w:val="AttributeTok"/>
+        </w:rPr>
+        <w:t xml:space="preserve">sep =</w:t>
+      </w:r>
+      <w:r>
+        <w:rPr>
+          <w:rStyle w:val="NormalTok"/>
+        </w:rPr>
+        <w:t xml:space="preserve"> </w:t>
+      </w:r>
+      <w:r>
+        <w:rPr>
+          <w:rStyle w:val="StringTok"/>
+        </w:rPr>
+        <w:t xml:space="preserve">","</w:t>
+      </w:r>
+      <w:r>
+        <w:rPr>
+          <w:rStyle w:val="NormalTok"/>
+        </w:rPr>
+        <w:t xml:space="preserve">)</w:t>
+      </w:r>
+      <w:r>
+        <w:br/>
+      </w:r>
+      <w:r>
+        <w:rPr>
+          <w:rStyle w:val="FunctionTok"/>
+        </w:rPr>
+        <w:t xml:space="preserve">head</w:t>
+      </w:r>
+      <w:r>
+        <w:rPr>
+          <w:rStyle w:val="NormalTok"/>
+        </w:rPr>
+        <w:t xml:space="preserve">(d)</w:t>
+      </w:r>
+    </w:p>
+    <w:p>
+      <w:pPr>
+        <w:pStyle w:val="SourceCode"/>
+      </w:pPr>
+      <w:r>
+        <w:rPr>
           <w:rStyle w:val="VerbatimChar"/>
         </w:rPr>
         <w:t xml:space="preserve">  Year     Region.Name     Pounds Dollars   Collection Metric.Tons</w:t>
@@ -289,6 +441,311 @@
           <w:rStyle w:val="VerbatimChar"/>
         </w:rPr>
         <w:t xml:space="preserve">6 2000 Middle Atlantic     36,048  65,004   Commercial          16</w:t>
+      </w:r>
+    </w:p>
+    <w:p>
+      <w:pPr>
+        <w:pStyle w:val="SourceCode"/>
+      </w:pPr>
+      <w:r>
+        <w:rPr>
+          <w:rStyle w:val="CommentTok"/>
+        </w:rPr>
+        <w:t xml:space="preserve"># take commas out of file --------------------------</w:t>
+      </w:r>
+      <w:r>
+        <w:br/>
+      </w:r>
+      <w:r>
+        <w:rPr>
+          <w:rStyle w:val="NormalTok"/>
+        </w:rPr>
+        <w:t xml:space="preserve">d</w:t>
+      </w:r>
+      <w:r>
+        <w:rPr>
+          <w:rStyle w:val="SpecialCharTok"/>
+        </w:rPr>
+        <w:t xml:space="preserve">$</w:t>
+      </w:r>
+      <w:r>
+        <w:rPr>
+          <w:rStyle w:val="NormalTok"/>
+        </w:rPr>
+        <w:t xml:space="preserve">Pounds </w:t>
+      </w:r>
+      <w:r>
+        <w:rPr>
+          <w:rStyle w:val="OtherTok"/>
+        </w:rPr>
+        <w:t xml:space="preserve">&lt;-</w:t>
+      </w:r>
+      <w:r>
+        <w:rPr>
+          <w:rStyle w:val="NormalTok"/>
+        </w:rPr>
+        <w:t xml:space="preserve"> </w:t>
+      </w:r>
+      <w:r>
+        <w:rPr>
+          <w:rStyle w:val="FunctionTok"/>
+        </w:rPr>
+        <w:t xml:space="preserve">as.numeric</w:t>
+      </w:r>
+      <w:r>
+        <w:rPr>
+          <w:rStyle w:val="NormalTok"/>
+        </w:rPr>
+        <w:t xml:space="preserve">(</w:t>
+      </w:r>
+      <w:r>
+        <w:rPr>
+          <w:rStyle w:val="FunctionTok"/>
+        </w:rPr>
+        <w:t xml:space="preserve">gsub</w:t>
+      </w:r>
+      <w:r>
+        <w:rPr>
+          <w:rStyle w:val="NormalTok"/>
+        </w:rPr>
+        <w:t xml:space="preserve">(</w:t>
+      </w:r>
+      <w:r>
+        <w:rPr>
+          <w:rStyle w:val="StringTok"/>
+        </w:rPr>
+        <w:t xml:space="preserve">","</w:t>
+      </w:r>
+      <w:r>
+        <w:rPr>
+          <w:rStyle w:val="NormalTok"/>
+        </w:rPr>
+        <w:t xml:space="preserve">, </w:t>
+      </w:r>
+      <w:r>
+        <w:rPr>
+          <w:rStyle w:val="StringTok"/>
+        </w:rPr>
+        <w:t xml:space="preserve">""</w:t>
+      </w:r>
+      <w:r>
+        <w:rPr>
+          <w:rStyle w:val="NormalTok"/>
+        </w:rPr>
+        <w:t xml:space="preserve">, d</w:t>
+      </w:r>
+      <w:r>
+        <w:rPr>
+          <w:rStyle w:val="SpecialCharTok"/>
+        </w:rPr>
+        <w:t xml:space="preserve">$</w:t>
+      </w:r>
+      <w:r>
+        <w:rPr>
+          <w:rStyle w:val="NormalTok"/>
+        </w:rPr>
+        <w:t xml:space="preserve">Pounds))</w:t>
+      </w:r>
+      <w:r>
+        <w:br/>
+      </w:r>
+      <w:r>
+        <w:rPr>
+          <w:rStyle w:val="NormalTok"/>
+        </w:rPr>
+        <w:t xml:space="preserve">d</w:t>
+      </w:r>
+      <w:r>
+        <w:rPr>
+          <w:rStyle w:val="SpecialCharTok"/>
+        </w:rPr>
+        <w:t xml:space="preserve">$</w:t>
+      </w:r>
+      <w:r>
+        <w:rPr>
+          <w:rStyle w:val="NormalTok"/>
+        </w:rPr>
+        <w:t xml:space="preserve">Dollars </w:t>
+      </w:r>
+      <w:r>
+        <w:rPr>
+          <w:rStyle w:val="OtherTok"/>
+        </w:rPr>
+        <w:t xml:space="preserve">&lt;-</w:t>
+      </w:r>
+      <w:r>
+        <w:rPr>
+          <w:rStyle w:val="NormalTok"/>
+        </w:rPr>
+        <w:t xml:space="preserve"> </w:t>
+      </w:r>
+      <w:r>
+        <w:rPr>
+          <w:rStyle w:val="FunctionTok"/>
+        </w:rPr>
+        <w:t xml:space="preserve">as.numeric</w:t>
+      </w:r>
+      <w:r>
+        <w:rPr>
+          <w:rStyle w:val="NormalTok"/>
+        </w:rPr>
+        <w:t xml:space="preserve">(</w:t>
+      </w:r>
+      <w:r>
+        <w:rPr>
+          <w:rStyle w:val="FunctionTok"/>
+        </w:rPr>
+        <w:t xml:space="preserve">gsub</w:t>
+      </w:r>
+      <w:r>
+        <w:rPr>
+          <w:rStyle w:val="NormalTok"/>
+        </w:rPr>
+        <w:t xml:space="preserve">(</w:t>
+      </w:r>
+      <w:r>
+        <w:rPr>
+          <w:rStyle w:val="StringTok"/>
+        </w:rPr>
+        <w:t xml:space="preserve">","</w:t>
+      </w:r>
+      <w:r>
+        <w:rPr>
+          <w:rStyle w:val="NormalTok"/>
+        </w:rPr>
+        <w:t xml:space="preserve">, </w:t>
+      </w:r>
+      <w:r>
+        <w:rPr>
+          <w:rStyle w:val="StringTok"/>
+        </w:rPr>
+        <w:t xml:space="preserve">""</w:t>
+      </w:r>
+      <w:r>
+        <w:rPr>
+          <w:rStyle w:val="NormalTok"/>
+        </w:rPr>
+        <w:t xml:space="preserve">, d</w:t>
+      </w:r>
+      <w:r>
+        <w:rPr>
+          <w:rStyle w:val="SpecialCharTok"/>
+        </w:rPr>
+        <w:t xml:space="preserve">$</w:t>
+      </w:r>
+      <w:r>
+        <w:rPr>
+          <w:rStyle w:val="NormalTok"/>
+        </w:rPr>
+        <w:t xml:space="preserve">Dollars))</w:t>
+      </w:r>
+      <w:r>
+        <w:br/>
+      </w:r>
+      <w:r>
+        <w:rPr>
+          <w:rStyle w:val="NormalTok"/>
+        </w:rPr>
+        <w:t xml:space="preserve">d</w:t>
+      </w:r>
+      <w:r>
+        <w:rPr>
+          <w:rStyle w:val="SpecialCharTok"/>
+        </w:rPr>
+        <w:t xml:space="preserve">$</w:t>
+      </w:r>
+      <w:r>
+        <w:rPr>
+          <w:rStyle w:val="NormalTok"/>
+        </w:rPr>
+        <w:t xml:space="preserve">Metric.Tons </w:t>
+      </w:r>
+      <w:r>
+        <w:rPr>
+          <w:rStyle w:val="OtherTok"/>
+        </w:rPr>
+        <w:t xml:space="preserve">&lt;-</w:t>
+      </w:r>
+      <w:r>
+        <w:rPr>
+          <w:rStyle w:val="NormalTok"/>
+        </w:rPr>
+        <w:t xml:space="preserve"> </w:t>
+      </w:r>
+      <w:r>
+        <w:rPr>
+          <w:rStyle w:val="FunctionTok"/>
+        </w:rPr>
+        <w:t xml:space="preserve">as.numeric</w:t>
+      </w:r>
+      <w:r>
+        <w:rPr>
+          <w:rStyle w:val="NormalTok"/>
+        </w:rPr>
+        <w:t xml:space="preserve">(</w:t>
+      </w:r>
+      <w:r>
+        <w:rPr>
+          <w:rStyle w:val="FunctionTok"/>
+        </w:rPr>
+        <w:t xml:space="preserve">gsub</w:t>
+      </w:r>
+      <w:r>
+        <w:rPr>
+          <w:rStyle w:val="NormalTok"/>
+        </w:rPr>
+        <w:t xml:space="preserve">(</w:t>
+      </w:r>
+      <w:r>
+        <w:rPr>
+          <w:rStyle w:val="StringTok"/>
+        </w:rPr>
+        <w:t xml:space="preserve">","</w:t>
+      </w:r>
+      <w:r>
+        <w:rPr>
+          <w:rStyle w:val="NormalTok"/>
+        </w:rPr>
+        <w:t xml:space="preserve">, </w:t>
+      </w:r>
+      <w:r>
+        <w:rPr>
+          <w:rStyle w:val="StringTok"/>
+        </w:rPr>
+        <w:t xml:space="preserve">""</w:t>
+      </w:r>
+      <w:r>
+        <w:rPr>
+          <w:rStyle w:val="NormalTok"/>
+        </w:rPr>
+        <w:t xml:space="preserve">, d</w:t>
+      </w:r>
+      <w:r>
+        <w:rPr>
+          <w:rStyle w:val="SpecialCharTok"/>
+        </w:rPr>
+        <w:t xml:space="preserve">$</w:t>
+      </w:r>
+      <w:r>
+        <w:rPr>
+          <w:rStyle w:val="NormalTok"/>
+        </w:rPr>
+        <w:t xml:space="preserve">Metric.Tons))</w:t>
+      </w:r>
+      <w:r>
+        <w:br/>
+      </w:r>
+      <w:r>
+        <w:rPr>
+          <w:rStyle w:val="FunctionTok"/>
+        </w:rPr>
+        <w:t xml:space="preserve">head</w:t>
+      </w:r>
+      <w:r>
+        <w:rPr>
+          <w:rStyle w:val="NormalTok"/>
+        </w:rPr>
+        <w:t xml:space="preserve">(d)</w:t>
       </w:r>
     </w:p>
     <w:p>
@@ -380,309 +837,522 @@
       </w:pPr>
       <w:r>
         <w:rPr>
-          <w:rStyle w:val="VerbatimChar"/>
-        </w:rPr>
-        <w:t xml:space="preserve">, , Gulf</w:t>
-      </w:r>
-      <w:r>
-        <w:br/>
-      </w:r>
-      <w:r>
-        <w:br/>
-      </w:r>
-      <w:r>
-        <w:rPr>
-          <w:rStyle w:val="VerbatimChar"/>
-        </w:rPr>
-        <w:t xml:space="preserve">     Recreational Commercial</w:t>
-      </w:r>
-      <w:r>
-        <w:br/>
-      </w:r>
-      <w:r>
-        <w:rPr>
-          <w:rStyle w:val="VerbatimChar"/>
-        </w:rPr>
-        <w:t xml:space="preserve">1980            0      94984</w:t>
-      </w:r>
-      <w:r>
-        <w:br/>
-      </w:r>
-      <w:r>
-        <w:rPr>
-          <w:rStyle w:val="VerbatimChar"/>
-        </w:rPr>
-        <w:t xml:space="preserve">1981      1559544      73075</w:t>
-      </w:r>
-      <w:r>
-        <w:br/>
-      </w:r>
-      <w:r>
-        <w:rPr>
-          <w:rStyle w:val="VerbatimChar"/>
-        </w:rPr>
-        <w:t xml:space="preserve">1982      4197503     162457</w:t>
-      </w:r>
-      <w:r>
-        <w:br/>
-      </w:r>
-      <w:r>
-        <w:rPr>
-          <w:rStyle w:val="VerbatimChar"/>
-        </w:rPr>
-        <w:t xml:space="preserve">1983      2162936     190808</w:t>
-      </w:r>
-      <w:r>
-        <w:br/>
-      </w:r>
-      <w:r>
-        <w:rPr>
-          <w:rStyle w:val="VerbatimChar"/>
-        </w:rPr>
-        <w:t xml:space="preserve">1984      1189573     282976</w:t>
-      </w:r>
-      <w:r>
-        <w:br/>
-      </w:r>
-      <w:r>
-        <w:rPr>
-          <w:rStyle w:val="VerbatimChar"/>
-        </w:rPr>
-        <w:t xml:space="preserve">1985      2542089     269477</w:t>
-      </w:r>
-      <w:r>
-        <w:br/>
-      </w:r>
-      <w:r>
-        <w:br/>
-      </w:r>
-      <w:r>
-        <w:rPr>
-          <w:rStyle w:val="VerbatimChar"/>
-        </w:rPr>
-        <w:t xml:space="preserve">, , Middle Atlantic</w:t>
-      </w:r>
-      <w:r>
-        <w:br/>
-      </w:r>
-      <w:r>
-        <w:br/>
-      </w:r>
-      <w:r>
-        <w:rPr>
-          <w:rStyle w:val="VerbatimChar"/>
-        </w:rPr>
-        <w:t xml:space="preserve">     Recreational Commercial</w:t>
-      </w:r>
-      <w:r>
-        <w:br/>
-      </w:r>
-      <w:r>
-        <w:rPr>
-          <w:rStyle w:val="VerbatimChar"/>
-        </w:rPr>
-        <w:t xml:space="preserve">1980            0        400</w:t>
-      </w:r>
-      <w:r>
-        <w:br/>
-      </w:r>
-      <w:r>
-        <w:rPr>
-          <w:rStyle w:val="VerbatimChar"/>
-        </w:rPr>
-        <w:t xml:space="preserve">1981            0          0</w:t>
-      </w:r>
-      <w:r>
-        <w:br/>
-      </w:r>
-      <w:r>
-        <w:rPr>
-          <w:rStyle w:val="VerbatimChar"/>
-        </w:rPr>
-        <w:t xml:space="preserve">1982         2097        200</w:t>
-      </w:r>
-      <w:r>
-        <w:br/>
-      </w:r>
-      <w:r>
-        <w:rPr>
-          <w:rStyle w:val="VerbatimChar"/>
-        </w:rPr>
-        <w:t xml:space="preserve">1983        45927       1400</w:t>
-      </w:r>
-      <w:r>
-        <w:br/>
-      </w:r>
-      <w:r>
-        <w:rPr>
-          <w:rStyle w:val="VerbatimChar"/>
-        </w:rPr>
-        <w:t xml:space="preserve">1984            0       1700</w:t>
-      </w:r>
-      <w:r>
-        <w:br/>
-      </w:r>
-      <w:r>
-        <w:rPr>
-          <w:rStyle w:val="VerbatimChar"/>
-        </w:rPr>
-        <w:t xml:space="preserve">1985       113666       5000</w:t>
-      </w:r>
-      <w:r>
-        <w:br/>
-      </w:r>
-      <w:r>
-        <w:br/>
-      </w:r>
-      <w:r>
-        <w:rPr>
-          <w:rStyle w:val="VerbatimChar"/>
-        </w:rPr>
-        <w:t xml:space="preserve">, , New England</w:t>
-      </w:r>
-      <w:r>
-        <w:br/>
-      </w:r>
-      <w:r>
-        <w:br/>
-      </w:r>
-      <w:r>
-        <w:rPr>
-          <w:rStyle w:val="VerbatimChar"/>
-        </w:rPr>
-        <w:t xml:space="preserve">     Recreational Commercial</w:t>
-      </w:r>
-      <w:r>
-        <w:br/>
-      </w:r>
-      <w:r>
-        <w:rPr>
-          <w:rStyle w:val="VerbatimChar"/>
-        </w:rPr>
-        <w:t xml:space="preserve">1980            0        200</w:t>
-      </w:r>
-      <w:r>
-        <w:br/>
-      </w:r>
-      <w:r>
-        <w:rPr>
-          <w:rStyle w:val="VerbatimChar"/>
-        </w:rPr>
-        <w:t xml:space="preserve">1981            0          0</w:t>
-      </w:r>
-      <w:r>
-        <w:br/>
-      </w:r>
-      <w:r>
-        <w:rPr>
-          <w:rStyle w:val="VerbatimChar"/>
-        </w:rPr>
-        <w:t xml:space="preserve">1982            0          0</w:t>
-      </w:r>
-      <w:r>
-        <w:br/>
-      </w:r>
-      <w:r>
-        <w:rPr>
-          <w:rStyle w:val="VerbatimChar"/>
-        </w:rPr>
-        <w:t xml:space="preserve">1983            0        400</w:t>
-      </w:r>
-      <w:r>
-        <w:br/>
-      </w:r>
-      <w:r>
-        <w:rPr>
-          <w:rStyle w:val="VerbatimChar"/>
-        </w:rPr>
-        <w:t xml:space="preserve">1984            0        400</w:t>
-      </w:r>
-      <w:r>
-        <w:br/>
-      </w:r>
-      <w:r>
-        <w:rPr>
-          <w:rStyle w:val="VerbatimChar"/>
-        </w:rPr>
-        <w:t xml:space="preserve">1985            0       4800</w:t>
-      </w:r>
-      <w:r>
-        <w:br/>
-      </w:r>
-      <w:r>
-        <w:br/>
-      </w:r>
-      <w:r>
-        <w:rPr>
-          <w:rStyle w:val="VerbatimChar"/>
-        </w:rPr>
-        <w:t xml:space="preserve">, , South Atlantic</w:t>
-      </w:r>
-      <w:r>
-        <w:br/>
-      </w:r>
-      <w:r>
-        <w:br/>
-      </w:r>
-      <w:r>
-        <w:rPr>
-          <w:rStyle w:val="VerbatimChar"/>
-        </w:rPr>
-        <w:t xml:space="preserve">     Recreational Commercial</w:t>
-      </w:r>
-      <w:r>
-        <w:br/>
-      </w:r>
-      <w:r>
-        <w:rPr>
-          <w:rStyle w:val="VerbatimChar"/>
-        </w:rPr>
-        <w:t xml:space="preserve">1980            0      76042</w:t>
-      </w:r>
-      <w:r>
-        <w:br/>
-      </w:r>
-      <w:r>
-        <w:rPr>
-          <w:rStyle w:val="VerbatimChar"/>
-        </w:rPr>
-        <w:t xml:space="preserve">1981      8421898      59037</w:t>
-      </w:r>
-      <w:r>
-        <w:br/>
-      </w:r>
-      <w:r>
-        <w:rPr>
-          <w:rStyle w:val="VerbatimChar"/>
-        </w:rPr>
-        <w:t xml:space="preserve">1982      7573035     143960</w:t>
-      </w:r>
-      <w:r>
-        <w:br/>
-      </w:r>
-      <w:r>
-        <w:rPr>
-          <w:rStyle w:val="VerbatimChar"/>
-        </w:rPr>
-        <w:t xml:space="preserve">1983      9134022     127986</w:t>
-      </w:r>
-      <w:r>
-        <w:br/>
-      </w:r>
-      <w:r>
-        <w:rPr>
-          <w:rStyle w:val="VerbatimChar"/>
-        </w:rPr>
-        <w:t xml:space="preserve">1984      7265430     158901</w:t>
-      </w:r>
-      <w:r>
-        <w:br/>
-      </w:r>
-      <w:r>
-        <w:rPr>
-          <w:rStyle w:val="VerbatimChar"/>
-        </w:rPr>
-        <w:t xml:space="preserve">1985      6684821     142684</w:t>
+          <w:rStyle w:val="CommentTok"/>
+        </w:rPr>
+        <w:t xml:space="preserve"># compile by year for sectors and regions ---------------</w:t>
+      </w:r>
+      <w:r>
+        <w:br/>
+      </w:r>
+      <w:r>
+        <w:rPr>
+          <w:rStyle w:val="NormalTok"/>
+        </w:rPr>
+        <w:t xml:space="preserve">d</w:t>
+      </w:r>
+      <w:r>
+        <w:rPr>
+          <w:rStyle w:val="SpecialCharTok"/>
+        </w:rPr>
+        <w:t xml:space="preserve">$</w:t>
+      </w:r>
+      <w:r>
+        <w:rPr>
+          <w:rStyle w:val="NormalTok"/>
+        </w:rPr>
+        <w:t xml:space="preserve">Collection </w:t>
+      </w:r>
+      <w:r>
+        <w:rPr>
+          <w:rStyle w:val="OtherTok"/>
+        </w:rPr>
+        <w:t xml:space="preserve">&lt;-</w:t>
+      </w:r>
+      <w:r>
+        <w:rPr>
+          <w:rStyle w:val="NormalTok"/>
+        </w:rPr>
+        <w:t xml:space="preserve"> </w:t>
+      </w:r>
+      <w:r>
+        <w:rPr>
+          <w:rStyle w:val="FunctionTok"/>
+        </w:rPr>
+        <w:t xml:space="preserve">factor</w:t>
+      </w:r>
+      <w:r>
+        <w:rPr>
+          <w:rStyle w:val="NormalTok"/>
+        </w:rPr>
+        <w:t xml:space="preserve">(d</w:t>
+      </w:r>
+      <w:r>
+        <w:rPr>
+          <w:rStyle w:val="SpecialCharTok"/>
+        </w:rPr>
+        <w:t xml:space="preserve">$</w:t>
+      </w:r>
+      <w:r>
+        <w:rPr>
+          <w:rStyle w:val="NormalTok"/>
+        </w:rPr>
+        <w:t xml:space="preserve">Collection, </w:t>
+      </w:r>
+      <w:r>
+        <w:rPr>
+          <w:rStyle w:val="AttributeTok"/>
+        </w:rPr>
+        <w:t xml:space="preserve">levels =</w:t>
+      </w:r>
+      <w:r>
+        <w:rPr>
+          <w:rStyle w:val="NormalTok"/>
+        </w:rPr>
+        <w:t xml:space="preserve"> </w:t>
+      </w:r>
+      <w:r>
+        <w:rPr>
+          <w:rStyle w:val="FunctionTok"/>
+        </w:rPr>
+        <w:t xml:space="preserve">c</w:t>
+      </w:r>
+      <w:r>
+        <w:rPr>
+          <w:rStyle w:val="NormalTok"/>
+        </w:rPr>
+        <w:t xml:space="preserve">(</w:t>
+      </w:r>
+      <w:r>
+        <w:rPr>
+          <w:rStyle w:val="StringTok"/>
+        </w:rPr>
+        <w:t xml:space="preserve">"Recreational"</w:t>
+      </w:r>
+      <w:r>
+        <w:rPr>
+          <w:rStyle w:val="NormalTok"/>
+        </w:rPr>
+        <w:t xml:space="preserve">, </w:t>
+      </w:r>
+      <w:r>
+        <w:rPr>
+          <w:rStyle w:val="StringTok"/>
+        </w:rPr>
+        <w:t xml:space="preserve">"Commercial"</w:t>
+      </w:r>
+      <w:r>
+        <w:rPr>
+          <w:rStyle w:val="NormalTok"/>
+        </w:rPr>
+        <w:t xml:space="preserve">)) </w:t>
+      </w:r>
+      <w:r>
+        <w:br/>
+      </w:r>
+      <w:r>
+        <w:rPr>
+          <w:rStyle w:val="NormalTok"/>
+        </w:rPr>
+        <w:t xml:space="preserve">tab </w:t>
+      </w:r>
+      <w:r>
+        <w:rPr>
+          <w:rStyle w:val="OtherTok"/>
+        </w:rPr>
+        <w:t xml:space="preserve">&lt;-</w:t>
+      </w:r>
+      <w:r>
+        <w:rPr>
+          <w:rStyle w:val="NormalTok"/>
+        </w:rPr>
+        <w:t xml:space="preserve"> </w:t>
+      </w:r>
+      <w:r>
+        <w:rPr>
+          <w:rStyle w:val="FunctionTok"/>
+        </w:rPr>
+        <w:t xml:space="preserve">tapply</w:t>
+      </w:r>
+      <w:r>
+        <w:rPr>
+          <w:rStyle w:val="NormalTok"/>
+        </w:rPr>
+        <w:t xml:space="preserve">(d</w:t>
+      </w:r>
+      <w:r>
+        <w:rPr>
+          <w:rStyle w:val="SpecialCharTok"/>
+        </w:rPr>
+        <w:t xml:space="preserve">$</w:t>
+      </w:r>
+      <w:r>
+        <w:rPr>
+          <w:rStyle w:val="NormalTok"/>
+        </w:rPr>
+        <w:t xml:space="preserve">Pounds, </w:t>
+      </w:r>
+      <w:r>
+        <w:rPr>
+          <w:rStyle w:val="FunctionTok"/>
+        </w:rPr>
+        <w:t xml:space="preserve">list</w:t>
+      </w:r>
+      <w:r>
+        <w:rPr>
+          <w:rStyle w:val="NormalTok"/>
+        </w:rPr>
+        <w:t xml:space="preserve">(d</w:t>
+      </w:r>
+      <w:r>
+        <w:rPr>
+          <w:rStyle w:val="SpecialCharTok"/>
+        </w:rPr>
+        <w:t xml:space="preserve">$</w:t>
+      </w:r>
+      <w:r>
+        <w:rPr>
+          <w:rStyle w:val="NormalTok"/>
+        </w:rPr>
+        <w:t xml:space="preserve">Year, d</w:t>
+      </w:r>
+      <w:r>
+        <w:rPr>
+          <w:rStyle w:val="SpecialCharTok"/>
+        </w:rPr>
+        <w:t xml:space="preserve">$</w:t>
+      </w:r>
+      <w:r>
+        <w:rPr>
+          <w:rStyle w:val="NormalTok"/>
+        </w:rPr>
+        <w:t xml:space="preserve">Collection, d</w:t>
+      </w:r>
+      <w:r>
+        <w:rPr>
+          <w:rStyle w:val="SpecialCharTok"/>
+        </w:rPr>
+        <w:t xml:space="preserve">$</w:t>
+      </w:r>
+      <w:r>
+        <w:rPr>
+          <w:rStyle w:val="NormalTok"/>
+        </w:rPr>
+        <w:t xml:space="preserve">Region.Name), sum, </w:t>
+      </w:r>
+      <w:r>
+        <w:rPr>
+          <w:rStyle w:val="AttributeTok"/>
+        </w:rPr>
+        <w:t xml:space="preserve">na.rm =</w:t>
+      </w:r>
+      <w:r>
+        <w:rPr>
+          <w:rStyle w:val="NormalTok"/>
+        </w:rPr>
+        <w:t xml:space="preserve"> T)</w:t>
+      </w:r>
+      <w:r>
+        <w:br/>
+      </w:r>
+      <w:r>
+        <w:rPr>
+          <w:rStyle w:val="NormalTok"/>
+        </w:rPr>
+        <w:t xml:space="preserve">tab[</w:t>
+      </w:r>
+      <w:r>
+        <w:rPr>
+          <w:rStyle w:val="FunctionTok"/>
+        </w:rPr>
+        <w:t xml:space="preserve">is.na</w:t>
+      </w:r>
+      <w:r>
+        <w:rPr>
+          <w:rStyle w:val="NormalTok"/>
+        </w:rPr>
+        <w:t xml:space="preserve">(tab)] </w:t>
+      </w:r>
+      <w:r>
+        <w:rPr>
+          <w:rStyle w:val="OtherTok"/>
+        </w:rPr>
+        <w:t xml:space="preserve">&lt;-</w:t>
+      </w:r>
+      <w:r>
+        <w:rPr>
+          <w:rStyle w:val="NormalTok"/>
+        </w:rPr>
+        <w:t xml:space="preserve"> </w:t>
+      </w:r>
+      <w:r>
+        <w:rPr>
+          <w:rStyle w:val="DecValTok"/>
+        </w:rPr>
+        <w:t xml:space="preserve">0</w:t>
+      </w:r>
+      <w:r>
+        <w:br/>
+      </w:r>
+      <w:r>
+        <w:rPr>
+          <w:rStyle w:val="CommentTok"/>
+        </w:rPr>
+        <w:t xml:space="preserve">#head(tab)</w:t>
+      </w:r>
+      <w:r>
+        <w:br/>
+      </w:r>
+      <w:r>
+        <w:br/>
+      </w:r>
+      <w:r>
+        <w:rPr>
+          <w:rStyle w:val="NormalTok"/>
+        </w:rPr>
+        <w:t xml:space="preserve">dat </w:t>
+      </w:r>
+      <w:r>
+        <w:rPr>
+          <w:rStyle w:val="OtherTok"/>
+        </w:rPr>
+        <w:t xml:space="preserve">&lt;-</w:t>
+      </w:r>
+      <w:r>
+        <w:rPr>
+          <w:rStyle w:val="NormalTok"/>
+        </w:rPr>
+        <w:t xml:space="preserve"> </w:t>
+      </w:r>
+      <w:r>
+        <w:rPr>
+          <w:rStyle w:val="FunctionTok"/>
+        </w:rPr>
+        <w:t xml:space="preserve">data.frame</w:t>
+      </w:r>
+      <w:r>
+        <w:rPr>
+          <w:rStyle w:val="NormalTok"/>
+        </w:rPr>
+        <w:t xml:space="preserve">(</w:t>
+      </w:r>
+      <w:r>
+        <w:rPr>
+          <w:rStyle w:val="FunctionTok"/>
+        </w:rPr>
+        <w:t xml:space="preserve">cbind</w:t>
+      </w:r>
+      <w:r>
+        <w:rPr>
+          <w:rStyle w:val="NormalTok"/>
+        </w:rPr>
+        <w:t xml:space="preserve">(tab[, , </w:t>
+      </w:r>
+      <w:r>
+        <w:rPr>
+          <w:rStyle w:val="StringTok"/>
+        </w:rPr>
+        <w:t xml:space="preserve">"Gulf"</w:t>
+      </w:r>
+      <w:r>
+        <w:rPr>
+          <w:rStyle w:val="NormalTok"/>
+        </w:rPr>
+        <w:t xml:space="preserve">], tab[, , </w:t>
+      </w:r>
+      <w:r>
+        <w:rPr>
+          <w:rStyle w:val="StringTok"/>
+        </w:rPr>
+        <w:t xml:space="preserve">"South Atlantic"</w:t>
+      </w:r>
+      <w:r>
+        <w:rPr>
+          <w:rStyle w:val="NormalTok"/>
+        </w:rPr>
+        <w:t xml:space="preserve">], </w:t>
+      </w:r>
+      <w:r>
+        <w:br/>
+      </w:r>
+      <w:r>
+        <w:rPr>
+          <w:rStyle w:val="NormalTok"/>
+        </w:rPr>
+        <w:t xml:space="preserve">                        tab[, , </w:t>
+      </w:r>
+      <w:r>
+        <w:rPr>
+          <w:rStyle w:val="StringTok"/>
+        </w:rPr>
+        <w:t xml:space="preserve">"Middle Atlantic"</w:t>
+      </w:r>
+      <w:r>
+        <w:rPr>
+          <w:rStyle w:val="NormalTok"/>
+        </w:rPr>
+        <w:t xml:space="preserve">], tab[, , </w:t>
+      </w:r>
+      <w:r>
+        <w:rPr>
+          <w:rStyle w:val="StringTok"/>
+        </w:rPr>
+        <w:t xml:space="preserve">"New England"</w:t>
+      </w:r>
+      <w:r>
+        <w:rPr>
+          <w:rStyle w:val="NormalTok"/>
+        </w:rPr>
+        <w:t xml:space="preserve">]))</w:t>
+      </w:r>
+      <w:r>
+        <w:br/>
+      </w:r>
+      <w:r>
+        <w:rPr>
+          <w:rStyle w:val="FunctionTok"/>
+        </w:rPr>
+        <w:t xml:space="preserve">names</w:t>
+      </w:r>
+      <w:r>
+        <w:rPr>
+          <w:rStyle w:val="NormalTok"/>
+        </w:rPr>
+        <w:t xml:space="preserve">(dat) </w:t>
+      </w:r>
+      <w:r>
+        <w:rPr>
+          <w:rStyle w:val="OtherTok"/>
+        </w:rPr>
+        <w:t xml:space="preserve">&lt;-</w:t>
+      </w:r>
+      <w:r>
+        <w:rPr>
+          <w:rStyle w:val="NormalTok"/>
+        </w:rPr>
+        <w:t xml:space="preserve"> </w:t>
+      </w:r>
+      <w:r>
+        <w:rPr>
+          <w:rStyle w:val="FunctionTok"/>
+        </w:rPr>
+        <w:t xml:space="preserve">c</w:t>
+      </w:r>
+      <w:r>
+        <w:rPr>
+          <w:rStyle w:val="NormalTok"/>
+        </w:rPr>
+        <w:t xml:space="preserve">(</w:t>
+      </w:r>
+      <w:r>
+        <w:rPr>
+          <w:rStyle w:val="StringTok"/>
+        </w:rPr>
+        <w:t xml:space="preserve">"rec_Gulf"</w:t>
+      </w:r>
+      <w:r>
+        <w:rPr>
+          <w:rStyle w:val="NormalTok"/>
+        </w:rPr>
+        <w:t xml:space="preserve">, </w:t>
+      </w:r>
+      <w:r>
+        <w:rPr>
+          <w:rStyle w:val="StringTok"/>
+        </w:rPr>
+        <w:t xml:space="preserve">"com_Gulf"</w:t>
+      </w:r>
+      <w:r>
+        <w:rPr>
+          <w:rStyle w:val="NormalTok"/>
+        </w:rPr>
+        <w:t xml:space="preserve">, </w:t>
+      </w:r>
+      <w:r>
+        <w:rPr>
+          <w:rStyle w:val="StringTok"/>
+        </w:rPr>
+        <w:t xml:space="preserve">"rec_SA"</w:t>
+      </w:r>
+      <w:r>
+        <w:rPr>
+          <w:rStyle w:val="NormalTok"/>
+        </w:rPr>
+        <w:t xml:space="preserve">, </w:t>
+      </w:r>
+      <w:r>
+        <w:rPr>
+          <w:rStyle w:val="StringTok"/>
+        </w:rPr>
+        <w:t xml:space="preserve">"com_SA"</w:t>
+      </w:r>
+      <w:r>
+        <w:rPr>
+          <w:rStyle w:val="NormalTok"/>
+        </w:rPr>
+        <w:t xml:space="preserve">, </w:t>
+      </w:r>
+      <w:r>
+        <w:rPr>
+          <w:rStyle w:val="StringTok"/>
+        </w:rPr>
+        <w:t xml:space="preserve">"rec_MA"</w:t>
+      </w:r>
+      <w:r>
+        <w:rPr>
+          <w:rStyle w:val="NormalTok"/>
+        </w:rPr>
+        <w:t xml:space="preserve">, </w:t>
+      </w:r>
+      <w:r>
+        <w:rPr>
+          <w:rStyle w:val="StringTok"/>
+        </w:rPr>
+        <w:t xml:space="preserve">"com_MA"</w:t>
+      </w:r>
+      <w:r>
+        <w:rPr>
+          <w:rStyle w:val="NormalTok"/>
+        </w:rPr>
+        <w:t xml:space="preserve">, </w:t>
+      </w:r>
+      <w:r>
+        <w:rPr>
+          <w:rStyle w:val="StringTok"/>
+        </w:rPr>
+        <w:t xml:space="preserve">"rec_NE"</w:t>
+      </w:r>
+      <w:r>
+        <w:rPr>
+          <w:rStyle w:val="NormalTok"/>
+        </w:rPr>
+        <w:t xml:space="preserve">, </w:t>
+      </w:r>
+      <w:r>
+        <w:rPr>
+          <w:rStyle w:val="StringTok"/>
+        </w:rPr>
+        <w:t xml:space="preserve">"com_NE"</w:t>
+      </w:r>
+      <w:r>
+        <w:rPr>
+          <w:rStyle w:val="NormalTok"/>
+        </w:rPr>
+        <w:t xml:space="preserve">)</w:t>
+      </w:r>
+      <w:r>
+        <w:br/>
+      </w:r>
+      <w:r>
+        <w:rPr>
+          <w:rStyle w:val="FunctionTok"/>
+        </w:rPr>
+        <w:t xml:space="preserve">head</w:t>
+      </w:r>
+      <w:r>
+        <w:rPr>
+          <w:rStyle w:val="NormalTok"/>
+        </w:rPr>
+        <w:t xml:space="preserve">(dat)</w:t>
       </w:r>
     </w:p>
     <w:p>
@@ -693,7 +1363,7 @@
         <w:rPr>
           <w:rStyle w:val="VerbatimChar"/>
         </w:rPr>
-        <w:t xml:space="preserve">     rec_Gulf com_Gulf   rec_SA  com_SA  rec_MA com_MA  rec_NE com_NE</w:t>
+        <w:t xml:space="preserve">     rec_Gulf com_Gulf  rec_SA com_SA rec_MA com_MA rec_NE com_NE</w:t>
       </w:r>
       <w:r>
         <w:br/>
@@ -702,7 +1372,7 @@
         <w:rPr>
           <w:rStyle w:val="VerbatimChar"/>
         </w:rPr>
-        <w:t xml:space="preserve">1980        0    94984        0   76042       0    400       0    200</w:t>
+        <w:t xml:space="preserve">1980        0    94984       0  76042      0    400      0    200</w:t>
       </w:r>
       <w:r>
         <w:br/>
@@ -711,7 +1381,7 @@
         <w:rPr>
           <w:rStyle w:val="VerbatimChar"/>
         </w:rPr>
-        <w:t xml:space="preserve">1981  1559544    73075  8421898   59037       0      0       0      0</w:t>
+        <w:t xml:space="preserve">1981  1559544    73075 8421898  59037      0      0      0      0</w:t>
       </w:r>
       <w:r>
         <w:br/>
@@ -720,7 +1390,7 @@
         <w:rPr>
           <w:rStyle w:val="VerbatimChar"/>
         </w:rPr>
-        <w:t xml:space="preserve">1982  4197503   162457  7573035  143960    2097    200       0      0</w:t>
+        <w:t xml:space="preserve">1982  4197503   162457 7573035 143960   2097    200      0      0</w:t>
       </w:r>
       <w:r>
         <w:br/>
@@ -729,7 +1399,7 @@
         <w:rPr>
           <w:rStyle w:val="VerbatimChar"/>
         </w:rPr>
-        <w:t xml:space="preserve">1983  2162936   190808  9134022  127986   45927   1400       0    400</w:t>
+        <w:t xml:space="preserve">1983  2162936   190808 9134022 127986  45927   1400      0    400</w:t>
       </w:r>
       <w:r>
         <w:br/>
@@ -738,7 +1408,7 @@
         <w:rPr>
           <w:rStyle w:val="VerbatimChar"/>
         </w:rPr>
-        <w:t xml:space="preserve">1984  1189573   282976  7265430  158901       0   1700       0    400</w:t>
+        <w:t xml:space="preserve">1984  1189573   282976 7265430 158901      0   1700      0    400</w:t>
       </w:r>
       <w:r>
         <w:br/>
@@ -747,331 +1417,7 @@
         <w:rPr>
           <w:rStyle w:val="VerbatimChar"/>
         </w:rPr>
-        <w:t xml:space="preserve">1985  2542089   269477  6684821  142684  113666   5000       0   4800</w:t>
-      </w:r>
-      <w:r>
-        <w:br/>
-      </w:r>
-      <w:r>
-        <w:rPr>
-          <w:rStyle w:val="VerbatimChar"/>
-        </w:rPr>
-        <w:t xml:space="preserve">1986  5540003   492212  6190187  189747  125653   4200       0    200</w:t>
-      </w:r>
-      <w:r>
-        <w:br/>
-      </w:r>
-      <w:r>
-        <w:rPr>
-          <w:rStyle w:val="VerbatimChar"/>
-        </w:rPr>
-        <w:t xml:space="preserve">1987  4209638   403703  6883546  212905  121433  13400       0   1100</w:t>
-      </w:r>
-      <w:r>
-        <w:br/>
-      </w:r>
-      <w:r>
-        <w:rPr>
-          <w:rStyle w:val="VerbatimChar"/>
-        </w:rPr>
-        <w:t xml:space="preserve">1988  1014312   491610  3134070  212709  130240  26600    2196  17800</w:t>
-      </w:r>
-      <w:r>
-        <w:br/>
-      </w:r>
-      <w:r>
-        <w:rPr>
-          <w:rStyle w:val="VerbatimChar"/>
-        </w:rPr>
-        <w:t xml:space="preserve">1989 12551461  1029628 13273504  426392 1386752  81700     437  15300</w:t>
-      </w:r>
-      <w:r>
-        <w:br/>
-      </w:r>
-      <w:r>
-        <w:rPr>
-          <w:rStyle w:val="VerbatimChar"/>
-        </w:rPr>
-        <w:t xml:space="preserve">1990 13389540  1098819  9283973  514980  624928  69106    2714  14233</w:t>
-      </w:r>
-      <w:r>
-        <w:br/>
-      </w:r>
-      <w:r>
-        <w:rPr>
-          <w:rStyle w:val="VerbatimChar"/>
-        </w:rPr>
-        <w:t xml:space="preserve">1991 13760600  1674124 14756442  650333  722090  90722    6294   9816</w:t>
-      </w:r>
-      <w:r>
-        <w:br/>
-      </w:r>
-      <w:r>
-        <w:rPr>
-          <w:rStyle w:val="VerbatimChar"/>
-        </w:rPr>
-        <w:t xml:space="preserve">1992 12481422   714369  5893700  326831  860112  74423    1411  10315</w:t>
-      </w:r>
-      <w:r>
-        <w:br/>
-      </w:r>
-      <w:r>
-        <w:rPr>
-          <w:rStyle w:val="VerbatimChar"/>
-        </w:rPr>
-        <w:t xml:space="preserve">1993  6873820   596967  7077105  520512 3001335  99420  200927  27069</w:t>
-      </w:r>
-      <w:r>
-        <w:br/>
-      </w:r>
-      <w:r>
-        <w:rPr>
-          <w:rStyle w:val="VerbatimChar"/>
-        </w:rPr>
-        <w:t xml:space="preserve">1994  5448709   679903 10554836  618614 1400635 101044   12586  12328</w:t>
-      </w:r>
-      <w:r>
-        <w:br/>
-      </w:r>
-      <w:r>
-        <w:rPr>
-          <w:rStyle w:val="VerbatimChar"/>
-        </w:rPr>
-        <w:t xml:space="preserve">1995 11142952  1177325 14318412 1164608 1096473 198425   24061  13811</w:t>
-      </w:r>
-      <w:r>
-        <w:br/>
-      </w:r>
-      <w:r>
-        <w:rPr>
-          <w:rStyle w:val="VerbatimChar"/>
-        </w:rPr>
-        <w:t xml:space="preserve">1996  7086006  1047020  9128895  548682 1077364  43581       0   7788</w:t>
-      </w:r>
-      <w:r>
-        <w:br/>
-      </w:r>
-      <w:r>
-        <w:rPr>
-          <w:rStyle w:val="VerbatimChar"/>
-        </w:rPr>
-        <w:t xml:space="preserve">1997 19958088   989648 12284366  877303 1422057 105559       0  13265</w:t>
-      </w:r>
-      <w:r>
-        <w:br/>
-      </w:r>
-      <w:r>
-        <w:rPr>
-          <w:rStyle w:val="VerbatimChar"/>
-        </w:rPr>
-        <w:t xml:space="preserve">1998  9324186   422501  7312090  406368 2920384  86502  120322  11553</w:t>
-      </w:r>
-      <w:r>
-        <w:br/>
-      </w:r>
-      <w:r>
-        <w:rPr>
-          <w:rStyle w:val="VerbatimChar"/>
-        </w:rPr>
-        <w:t xml:space="preserve">1999  7329953   612445 13973364  504263 1005852  98927    4458   5990</w:t>
-      </w:r>
-      <w:r>
-        <w:br/>
-      </w:r>
-      <w:r>
-        <w:rPr>
-          <w:rStyle w:val="VerbatimChar"/>
-        </w:rPr>
-        <w:t xml:space="preserve">2000  5641491   582576 16049049  537077 1433991  36048       0   6545</w:t>
-      </w:r>
-      <w:r>
-        <w:br/>
-      </w:r>
-      <w:r>
-        <w:rPr>
-          <w:rStyle w:val="VerbatimChar"/>
-        </w:rPr>
-        <w:t xml:space="preserve">2001  7355385   368503 14945284  470897  477081  51342    5189  29134</w:t>
-      </w:r>
-      <w:r>
-        <w:br/>
-      </w:r>
-      <w:r>
-        <w:rPr>
-          <w:rStyle w:val="VerbatimChar"/>
-        </w:rPr>
-        <w:t xml:space="preserve">2002  3513226   290601 13794853  436472 1295470  83534  600948  14836</w:t>
-      </w:r>
-      <w:r>
-        <w:br/>
-      </w:r>
-      <w:r>
-        <w:rPr>
-          <w:rStyle w:val="VerbatimChar"/>
-        </w:rPr>
-        <w:t xml:space="preserve">2003  4481937   310836 12112718  459351  929763  46851  129513  21275</w:t>
-      </w:r>
-      <w:r>
-        <w:br/>
-      </w:r>
-      <w:r>
-        <w:rPr>
-          <w:rStyle w:val="VerbatimChar"/>
-        </w:rPr>
-        <w:t xml:space="preserve">2004  2402315   435341  9707678  555973  427145  31916       0  29042</w:t>
-      </w:r>
-      <w:r>
-        <w:br/>
-      </w:r>
-      <w:r>
-        <w:rPr>
-          <w:rStyle w:val="VerbatimChar"/>
-        </w:rPr>
-        <w:t xml:space="preserve">2005  2537132   207695 10299670  376989  437472  19703       0  19982</w:t>
-      </w:r>
-      <w:r>
-        <w:br/>
-      </w:r>
-      <w:r>
-        <w:rPr>
-          <w:rStyle w:val="VerbatimChar"/>
-        </w:rPr>
-        <w:t xml:space="preserve">2006  3290474   224668 12805952  433121  887684  27724       0  19645</w:t>
-      </w:r>
-      <w:r>
-        <w:br/>
-      </w:r>
-      <w:r>
-        <w:rPr>
-          <w:rStyle w:val="VerbatimChar"/>
-        </w:rPr>
-        <w:t xml:space="preserve">2007  3754513   370423 13164377  739862  241212  77553   19542  40141</w:t>
-      </w:r>
-      <w:r>
-        <w:br/>
-      </w:r>
-      <w:r>
-        <w:rPr>
-          <w:rStyle w:val="VerbatimChar"/>
-        </w:rPr>
-        <w:t xml:space="preserve">2008  3937153   385011 10417536  627506  264017  53013       0  13448</w:t>
-      </w:r>
-      <w:r>
-        <w:br/>
-      </w:r>
-      <w:r>
-        <w:rPr>
-          <w:rStyle w:val="VerbatimChar"/>
-        </w:rPr>
-        <w:t xml:space="preserve">2009  3860527   497246 13251102 1006948 1538112  49946       0  76449</w:t>
-      </w:r>
-      <w:r>
-        <w:br/>
-      </w:r>
-      <w:r>
-        <w:rPr>
-          <w:rStyle w:val="VerbatimChar"/>
-        </w:rPr>
-        <w:t xml:space="preserve">2010  1216198   112802  8543542  571983  813738  34578       0  12910</w:t>
-      </w:r>
-      <w:r>
-        <w:br/>
-      </w:r>
-      <w:r>
-        <w:rPr>
-          <w:rStyle w:val="VerbatimChar"/>
-        </w:rPr>
-        <w:t xml:space="preserve">2011  3023914   312567 10774812  544333 2173136  14322  187289  22816</w:t>
-      </w:r>
-      <w:r>
-        <w:br/>
-      </w:r>
-      <w:r>
-        <w:rPr>
-          <w:rStyle w:val="VerbatimChar"/>
-        </w:rPr>
-        <w:t xml:space="preserve">2012  3229090   148474  9983276  704483  755558  42421   26892  43955</w:t>
-      </w:r>
-      <w:r>
-        <w:br/>
-      </w:r>
-      <w:r>
-        <w:rPr>
-          <w:rStyle w:val="VerbatimChar"/>
-        </w:rPr>
-        <w:t xml:space="preserve">2013  5425636   191201  8483569  584102  302421  39214  226988  16657</w:t>
-      </w:r>
-      <w:r>
-        <w:br/>
-      </w:r>
-      <w:r>
-        <w:rPr>
-          <w:rStyle w:val="VerbatimChar"/>
-        </w:rPr>
-        <w:t xml:space="preserve">2014  3074373   207261 11925345 1042822 2129222  48462  183673  51810</w:t>
-      </w:r>
-      <w:r>
-        <w:br/>
-      </w:r>
-      <w:r>
-        <w:rPr>
-          <w:rStyle w:val="VerbatimChar"/>
-        </w:rPr>
-        <w:t xml:space="preserve">2015  6286577   155696 14821772  920772 4501793  34858 1198628  31995</w:t>
-      </w:r>
-      <w:r>
-        <w:br/>
-      </w:r>
-      <w:r>
-        <w:rPr>
-          <w:rStyle w:val="VerbatimChar"/>
-        </w:rPr>
-        <w:t xml:space="preserve">2016  1777348    37733 12357817  828435 2212513  61336   16499  15747</w:t>
-      </w:r>
-      <w:r>
-        <w:br/>
-      </w:r>
-      <w:r>
-        <w:rPr>
-          <w:rStyle w:val="VerbatimChar"/>
-        </w:rPr>
-        <w:t xml:space="preserve">2017  2064106    68260  9457460  533082 1820541  16179   48607  30969</w:t>
-      </w:r>
-      <w:r>
-        <w:br/>
-      </w:r>
-      <w:r>
-        <w:rPr>
-          <w:rStyle w:val="VerbatimChar"/>
-        </w:rPr>
-        <w:t xml:space="preserve">2018  1626095    57052 11713866  435290 3104018  20514   97107  12667</w:t>
-      </w:r>
-      <w:r>
-        <w:br/>
-      </w:r>
-      <w:r>
-        <w:rPr>
-          <w:rStyle w:val="VerbatimChar"/>
-        </w:rPr>
-        <w:t xml:space="preserve">2019  3567170    85077  7967978  563708 1518629  47981      66  16918</w:t>
-      </w:r>
-      <w:r>
-        <w:br/>
-      </w:r>
-      <w:r>
-        <w:rPr>
-          <w:rStyle w:val="VerbatimChar"/>
-        </w:rPr>
-        <w:t xml:space="preserve">2020  1952241    26653  5653294  260503  679556  14040       0   1880</w:t>
-      </w:r>
-      <w:r>
-        <w:br/>
-      </w:r>
-      <w:r>
-        <w:rPr>
-          <w:rStyle w:val="VerbatimChar"/>
-        </w:rPr>
-        <w:t xml:space="preserve">2021  2893817    27212  6061024  177263 1051785  25799  123038  11421</w:t>
+        <w:t xml:space="preserve">1985  2542089   269477 6684821 142684 113666   5000      0   4800</w:t>
       </w:r>
     </w:p>
     <w:bookmarkEnd w:id="23"/>
@@ -1094,7 +1440,1200 @@
     </w:p>
     <w:p>
       <w:pPr>
-        <w:pStyle w:val="BodyText"/>
+        <w:pStyle w:val="SourceCode"/>
+      </w:pPr>
+      <w:r>
+        <w:rPr>
+          <w:rStyle w:val="CommentTok"/>
+        </w:rPr>
+        <w:t xml:space="preserve"># select years ---------------------</w:t>
+      </w:r>
+      <w:r>
+        <w:br/>
+      </w:r>
+      <w:r>
+        <w:rPr>
+          <w:rStyle w:val="NormalTok"/>
+        </w:rPr>
+        <w:t xml:space="preserve">dat </w:t>
+      </w:r>
+      <w:r>
+        <w:rPr>
+          <w:rStyle w:val="OtherTok"/>
+        </w:rPr>
+        <w:t xml:space="preserve">&lt;-</w:t>
+      </w:r>
+      <w:r>
+        <w:rPr>
+          <w:rStyle w:val="NormalTok"/>
+        </w:rPr>
+        <w:t xml:space="preserve"> dat[</w:t>
+      </w:r>
+      <w:r>
+        <w:rPr>
+          <w:rStyle w:val="FunctionTok"/>
+        </w:rPr>
+        <w:t xml:space="preserve">which</w:t>
+      </w:r>
+      <w:r>
+        <w:rPr>
+          <w:rStyle w:val="NormalTok"/>
+        </w:rPr>
+        <w:t xml:space="preserve">(</w:t>
+      </w:r>
+      <w:r>
+        <w:rPr>
+          <w:rStyle w:val="FunctionTok"/>
+        </w:rPr>
+        <w:t xml:space="preserve">rownames</w:t>
+      </w:r>
+      <w:r>
+        <w:rPr>
+          <w:rStyle w:val="NormalTok"/>
+        </w:rPr>
+        <w:t xml:space="preserve">(dat) </w:t>
+      </w:r>
+      <w:r>
+        <w:rPr>
+          <w:rStyle w:val="SpecialCharTok"/>
+        </w:rPr>
+        <w:t xml:space="preserve">&gt;</w:t>
+      </w:r>
+      <w:r>
+        <w:rPr>
+          <w:rStyle w:val="NormalTok"/>
+        </w:rPr>
+        <w:t xml:space="preserve"> </w:t>
+      </w:r>
+      <w:r>
+        <w:rPr>
+          <w:rStyle w:val="DecValTok"/>
+        </w:rPr>
+        <w:t xml:space="preserve">1990</w:t>
+      </w:r>
+      <w:r>
+        <w:rPr>
+          <w:rStyle w:val="NormalTok"/>
+        </w:rPr>
+        <w:t xml:space="preserve">), ]</w:t>
+      </w:r>
+      <w:r>
+        <w:br/>
+      </w:r>
+      <w:r>
+        <w:br/>
+      </w:r>
+      <w:r>
+        <w:rPr>
+          <w:rStyle w:val="CommentTok"/>
+        </w:rPr>
+        <w:t xml:space="preserve"># define colors and plot -------------------</w:t>
+      </w:r>
+      <w:r>
+        <w:br/>
+      </w:r>
+      <w:r>
+        <w:rPr>
+          <w:rStyle w:val="NormalTok"/>
+        </w:rPr>
+        <w:t xml:space="preserve">cols </w:t>
+      </w:r>
+      <w:r>
+        <w:rPr>
+          <w:rStyle w:val="OtherTok"/>
+        </w:rPr>
+        <w:t xml:space="preserve">&lt;-</w:t>
+      </w:r>
+      <w:r>
+        <w:rPr>
+          <w:rStyle w:val="NormalTok"/>
+        </w:rPr>
+        <w:t xml:space="preserve"> </w:t>
+      </w:r>
+      <w:r>
+        <w:rPr>
+          <w:rStyle w:val="FunctionTok"/>
+        </w:rPr>
+        <w:t xml:space="preserve">c</w:t>
+      </w:r>
+      <w:r>
+        <w:rPr>
+          <w:rStyle w:val="NormalTok"/>
+        </w:rPr>
+        <w:t xml:space="preserve">(</w:t>
+      </w:r>
+      <w:r>
+        <w:rPr>
+          <w:rStyle w:val="StringTok"/>
+        </w:rPr>
+        <w:t xml:space="preserve">"#0000FF30"</w:t>
+      </w:r>
+      <w:r>
+        <w:rPr>
+          <w:rStyle w:val="NormalTok"/>
+        </w:rPr>
+        <w:t xml:space="preserve">, </w:t>
+      </w:r>
+      <w:r>
+        <w:rPr>
+          <w:rStyle w:val="DecValTok"/>
+        </w:rPr>
+        <w:t xml:space="preserve">4</w:t>
+      </w:r>
+      <w:r>
+        <w:rPr>
+          <w:rStyle w:val="NormalTok"/>
+        </w:rPr>
+        <w:t xml:space="preserve">, </w:t>
+      </w:r>
+      <w:r>
+        <w:rPr>
+          <w:rStyle w:val="StringTok"/>
+        </w:rPr>
+        <w:t xml:space="preserve">"#FF000030"</w:t>
+      </w:r>
+      <w:r>
+        <w:rPr>
+          <w:rStyle w:val="NormalTok"/>
+        </w:rPr>
+        <w:t xml:space="preserve">, </w:t>
+      </w:r>
+      <w:r>
+        <w:rPr>
+          <w:rStyle w:val="DecValTok"/>
+        </w:rPr>
+        <w:t xml:space="preserve">2</w:t>
+      </w:r>
+      <w:r>
+        <w:rPr>
+          <w:rStyle w:val="NormalTok"/>
+        </w:rPr>
+        <w:t xml:space="preserve">, </w:t>
+      </w:r>
+      <w:r>
+        <w:rPr>
+          <w:rStyle w:val="StringTok"/>
+        </w:rPr>
+        <w:t xml:space="preserve">"#00FF0030"</w:t>
+      </w:r>
+      <w:r>
+        <w:rPr>
+          <w:rStyle w:val="NormalTok"/>
+        </w:rPr>
+        <w:t xml:space="preserve">, </w:t>
+      </w:r>
+      <w:r>
+        <w:rPr>
+          <w:rStyle w:val="DecValTok"/>
+        </w:rPr>
+        <w:t xml:space="preserve">3</w:t>
+      </w:r>
+      <w:r>
+        <w:rPr>
+          <w:rStyle w:val="NormalTok"/>
+        </w:rPr>
+        <w:t xml:space="preserve">, </w:t>
+      </w:r>
+      <w:r>
+        <w:rPr>
+          <w:rStyle w:val="StringTok"/>
+        </w:rPr>
+        <w:t xml:space="preserve">"#00000030"</w:t>
+      </w:r>
+      <w:r>
+        <w:rPr>
+          <w:rStyle w:val="NormalTok"/>
+        </w:rPr>
+        <w:t xml:space="preserve">, </w:t>
+      </w:r>
+      <w:r>
+        <w:rPr>
+          <w:rStyle w:val="DecValTok"/>
+        </w:rPr>
+        <w:t xml:space="preserve">1</w:t>
+      </w:r>
+      <w:r>
+        <w:rPr>
+          <w:rStyle w:val="NormalTok"/>
+        </w:rPr>
+        <w:t xml:space="preserve">)</w:t>
+      </w:r>
+      <w:r>
+        <w:br/>
+      </w:r>
+      <w:r>
+        <w:br/>
+      </w:r>
+      <w:r>
+        <w:rPr>
+          <w:rStyle w:val="FunctionTok"/>
+        </w:rPr>
+        <w:t xml:space="preserve">par</w:t>
+      </w:r>
+      <w:r>
+        <w:rPr>
+          <w:rStyle w:val="NormalTok"/>
+        </w:rPr>
+        <w:t xml:space="preserve">(</w:t>
+      </w:r>
+      <w:r>
+        <w:rPr>
+          <w:rStyle w:val="AttributeTok"/>
+        </w:rPr>
+        <w:t xml:space="preserve">mar =</w:t>
+      </w:r>
+      <w:r>
+        <w:rPr>
+          <w:rStyle w:val="NormalTok"/>
+        </w:rPr>
+        <w:t xml:space="preserve"> </w:t>
+      </w:r>
+      <w:r>
+        <w:rPr>
+          <w:rStyle w:val="FunctionTok"/>
+        </w:rPr>
+        <w:t xml:space="preserve">c</w:t>
+      </w:r>
+      <w:r>
+        <w:rPr>
+          <w:rStyle w:val="NormalTok"/>
+        </w:rPr>
+        <w:t xml:space="preserve">(</w:t>
+      </w:r>
+      <w:r>
+        <w:rPr>
+          <w:rStyle w:val="DecValTok"/>
+        </w:rPr>
+        <w:t xml:space="preserve">4</w:t>
+      </w:r>
+      <w:r>
+        <w:rPr>
+          <w:rStyle w:val="NormalTok"/>
+        </w:rPr>
+        <w:t xml:space="preserve">, </w:t>
+      </w:r>
+      <w:r>
+        <w:rPr>
+          <w:rStyle w:val="DecValTok"/>
+        </w:rPr>
+        <w:t xml:space="preserve">4</w:t>
+      </w:r>
+      <w:r>
+        <w:rPr>
+          <w:rStyle w:val="NormalTok"/>
+        </w:rPr>
+        <w:t xml:space="preserve">, </w:t>
+      </w:r>
+      <w:r>
+        <w:rPr>
+          <w:rStyle w:val="DecValTok"/>
+        </w:rPr>
+        <w:t xml:space="preserve">1</w:t>
+      </w:r>
+      <w:r>
+        <w:rPr>
+          <w:rStyle w:val="NormalTok"/>
+        </w:rPr>
+        <w:t xml:space="preserve">, </w:t>
+      </w:r>
+      <w:r>
+        <w:rPr>
+          <w:rStyle w:val="DecValTok"/>
+        </w:rPr>
+        <w:t xml:space="preserve">0</w:t>
+      </w:r>
+      <w:r>
+        <w:rPr>
+          <w:rStyle w:val="NormalTok"/>
+        </w:rPr>
+        <w:t xml:space="preserve">), </w:t>
+      </w:r>
+      <w:r>
+        <w:rPr>
+          <w:rStyle w:val="AttributeTok"/>
+        </w:rPr>
+        <w:t xml:space="preserve">mgp =</w:t>
+      </w:r>
+      <w:r>
+        <w:rPr>
+          <w:rStyle w:val="NormalTok"/>
+        </w:rPr>
+        <w:t xml:space="preserve"> </w:t>
+      </w:r>
+      <w:r>
+        <w:rPr>
+          <w:rStyle w:val="FunctionTok"/>
+        </w:rPr>
+        <w:t xml:space="preserve">c</w:t>
+      </w:r>
+      <w:r>
+        <w:rPr>
+          <w:rStyle w:val="NormalTok"/>
+        </w:rPr>
+        <w:t xml:space="preserve">(</w:t>
+      </w:r>
+      <w:r>
+        <w:rPr>
+          <w:rStyle w:val="FloatTok"/>
+        </w:rPr>
+        <w:t xml:space="preserve">2.5</w:t>
+      </w:r>
+      <w:r>
+        <w:rPr>
+          <w:rStyle w:val="NormalTok"/>
+        </w:rPr>
+        <w:t xml:space="preserve">, </w:t>
+      </w:r>
+      <w:r>
+        <w:rPr>
+          <w:rStyle w:val="DecValTok"/>
+        </w:rPr>
+        <w:t xml:space="preserve">1</w:t>
+      </w:r>
+      <w:r>
+        <w:rPr>
+          <w:rStyle w:val="NormalTok"/>
+        </w:rPr>
+        <w:t xml:space="preserve">, </w:t>
+      </w:r>
+      <w:r>
+        <w:rPr>
+          <w:rStyle w:val="DecValTok"/>
+        </w:rPr>
+        <w:t xml:space="preserve">0</w:t>
+      </w:r>
+      <w:r>
+        <w:rPr>
+          <w:rStyle w:val="NormalTok"/>
+        </w:rPr>
+        <w:t xml:space="preserve">))</w:t>
+      </w:r>
+      <w:r>
+        <w:br/>
+      </w:r>
+      <w:r>
+        <w:rPr>
+          <w:rStyle w:val="NormalTok"/>
+        </w:rPr>
+        <w:t xml:space="preserve">yrs </w:t>
+      </w:r>
+      <w:r>
+        <w:rPr>
+          <w:rStyle w:val="OtherTok"/>
+        </w:rPr>
+        <w:t xml:space="preserve">&lt;-</w:t>
+      </w:r>
+      <w:r>
+        <w:rPr>
+          <w:rStyle w:val="NormalTok"/>
+        </w:rPr>
+        <w:t xml:space="preserve"> </w:t>
+      </w:r>
+      <w:r>
+        <w:rPr>
+          <w:rStyle w:val="FunctionTok"/>
+        </w:rPr>
+        <w:t xml:space="preserve">as.numeric</w:t>
+      </w:r>
+      <w:r>
+        <w:rPr>
+          <w:rStyle w:val="NormalTok"/>
+        </w:rPr>
+        <w:t xml:space="preserve">(</w:t>
+      </w:r>
+      <w:r>
+        <w:rPr>
+          <w:rStyle w:val="FunctionTok"/>
+        </w:rPr>
+        <w:t xml:space="preserve">rownames</w:t>
+      </w:r>
+      <w:r>
+        <w:rPr>
+          <w:rStyle w:val="NormalTok"/>
+        </w:rPr>
+        <w:t xml:space="preserve">(dat))</w:t>
+      </w:r>
+      <w:r>
+        <w:br/>
+      </w:r>
+      <w:r>
+        <w:rPr>
+          <w:rStyle w:val="CommentTok"/>
+        </w:rPr>
+        <w:t xml:space="preserve">#yrs[seq(2, 32, 2)] &lt;- NA</w:t>
+      </w:r>
+      <w:r>
+        <w:br/>
+      </w:r>
+      <w:r>
+        <w:br/>
+      </w:r>
+      <w:r>
+        <w:rPr>
+          <w:rStyle w:val="NormalTok"/>
+        </w:rPr>
+        <w:t xml:space="preserve">b </w:t>
+      </w:r>
+      <w:r>
+        <w:rPr>
+          <w:rStyle w:val="OtherTok"/>
+        </w:rPr>
+        <w:t xml:space="preserve">&lt;-</w:t>
+      </w:r>
+      <w:r>
+        <w:rPr>
+          <w:rStyle w:val="NormalTok"/>
+        </w:rPr>
+        <w:t xml:space="preserve"> </w:t>
+      </w:r>
+      <w:r>
+        <w:rPr>
+          <w:rStyle w:val="FunctionTok"/>
+        </w:rPr>
+        <w:t xml:space="preserve">barplot</w:t>
+      </w:r>
+      <w:r>
+        <w:rPr>
+          <w:rStyle w:val="NormalTok"/>
+        </w:rPr>
+        <w:t xml:space="preserve">(</w:t>
+      </w:r>
+      <w:r>
+        <w:rPr>
+          <w:rStyle w:val="FunctionTok"/>
+        </w:rPr>
+        <w:t xml:space="preserve">t</w:t>
+      </w:r>
+      <w:r>
+        <w:rPr>
+          <w:rStyle w:val="NormalTok"/>
+        </w:rPr>
+        <w:t xml:space="preserve">(dat)</w:t>
+      </w:r>
+      <w:r>
+        <w:rPr>
+          <w:rStyle w:val="SpecialCharTok"/>
+        </w:rPr>
+        <w:t xml:space="preserve">/</w:t>
+      </w:r>
+      <w:r>
+        <w:rPr>
+          <w:rStyle w:val="DecValTok"/>
+        </w:rPr>
+        <w:t xml:space="preserve">10</w:t>
+      </w:r>
+      <w:r>
+        <w:rPr>
+          <w:rStyle w:val="SpecialCharTok"/>
+        </w:rPr>
+        <w:t xml:space="preserve">^</w:t>
+      </w:r>
+      <w:r>
+        <w:rPr>
+          <w:rStyle w:val="DecValTok"/>
+        </w:rPr>
+        <w:t xml:space="preserve">6</w:t>
+      </w:r>
+      <w:r>
+        <w:rPr>
+          <w:rStyle w:val="NormalTok"/>
+        </w:rPr>
+        <w:t xml:space="preserve">, </w:t>
+      </w:r>
+      <w:r>
+        <w:rPr>
+          <w:rStyle w:val="AttributeTok"/>
+        </w:rPr>
+        <w:t xml:space="preserve">names.arg =</w:t>
+      </w:r>
+      <w:r>
+        <w:rPr>
+          <w:rStyle w:val="NormalTok"/>
+        </w:rPr>
+        <w:t xml:space="preserve"> yrs, </w:t>
+      </w:r>
+      <w:r>
+        <w:rPr>
+          <w:rStyle w:val="AttributeTok"/>
+        </w:rPr>
+        <w:t xml:space="preserve">col =</w:t>
+      </w:r>
+      <w:r>
+        <w:rPr>
+          <w:rStyle w:val="NormalTok"/>
+        </w:rPr>
+        <w:t xml:space="preserve"> cols, </w:t>
+      </w:r>
+      <w:r>
+        <w:rPr>
+          <w:rStyle w:val="AttributeTok"/>
+        </w:rPr>
+        <w:t xml:space="preserve">ylim =</w:t>
+      </w:r>
+      <w:r>
+        <w:rPr>
+          <w:rStyle w:val="NormalTok"/>
+        </w:rPr>
+        <w:t xml:space="preserve"> </w:t>
+      </w:r>
+      <w:r>
+        <w:rPr>
+          <w:rStyle w:val="FunctionTok"/>
+        </w:rPr>
+        <w:t xml:space="preserve">c</w:t>
+      </w:r>
+      <w:r>
+        <w:rPr>
+          <w:rStyle w:val="NormalTok"/>
+        </w:rPr>
+        <w:t xml:space="preserve">(</w:t>
+      </w:r>
+      <w:r>
+        <w:rPr>
+          <w:rStyle w:val="DecValTok"/>
+        </w:rPr>
+        <w:t xml:space="preserve">0</w:t>
+      </w:r>
+      <w:r>
+        <w:rPr>
+          <w:rStyle w:val="NormalTok"/>
+        </w:rPr>
+        <w:t xml:space="preserve">, </w:t>
+      </w:r>
+      <w:r>
+        <w:rPr>
+          <w:rStyle w:val="DecValTok"/>
+        </w:rPr>
+        <w:t xml:space="preserve">43</w:t>
+      </w:r>
+      <w:r>
+        <w:rPr>
+          <w:rStyle w:val="NormalTok"/>
+        </w:rPr>
+        <w:t xml:space="preserve">), </w:t>
+      </w:r>
+      <w:r>
+        <w:br/>
+      </w:r>
+      <w:r>
+        <w:rPr>
+          <w:rStyle w:val="NormalTok"/>
+        </w:rPr>
+        <w:t xml:space="preserve">             </w:t>
+      </w:r>
+      <w:r>
+        <w:rPr>
+          <w:rStyle w:val="AttributeTok"/>
+        </w:rPr>
+        <w:t xml:space="preserve">border =</w:t>
+      </w:r>
+      <w:r>
+        <w:rPr>
+          <w:rStyle w:val="NormalTok"/>
+        </w:rPr>
+        <w:t xml:space="preserve"> </w:t>
+      </w:r>
+      <w:r>
+        <w:rPr>
+          <w:rStyle w:val="ConstantTok"/>
+        </w:rPr>
+        <w:t xml:space="preserve">NA</w:t>
+      </w:r>
+      <w:r>
+        <w:rPr>
+          <w:rStyle w:val="NormalTok"/>
+        </w:rPr>
+        <w:t xml:space="preserve">, </w:t>
+      </w:r>
+      <w:r>
+        <w:rPr>
+          <w:rStyle w:val="AttributeTok"/>
+        </w:rPr>
+        <w:t xml:space="preserve">las =</w:t>
+      </w:r>
+      <w:r>
+        <w:rPr>
+          <w:rStyle w:val="NormalTok"/>
+        </w:rPr>
+        <w:t xml:space="preserve"> </w:t>
+      </w:r>
+      <w:r>
+        <w:rPr>
+          <w:rStyle w:val="DecValTok"/>
+        </w:rPr>
+        <w:t xml:space="preserve">2</w:t>
+      </w:r>
+      <w:r>
+        <w:rPr>
+          <w:rStyle w:val="NormalTok"/>
+        </w:rPr>
+        <w:t xml:space="preserve">, </w:t>
+      </w:r>
+      <w:r>
+        <w:rPr>
+          <w:rStyle w:val="AttributeTok"/>
+        </w:rPr>
+        <w:t xml:space="preserve">ylab =</w:t>
+      </w:r>
+      <w:r>
+        <w:rPr>
+          <w:rStyle w:val="NormalTok"/>
+        </w:rPr>
+        <w:t xml:space="preserve"> </w:t>
+      </w:r>
+      <w:r>
+        <w:rPr>
+          <w:rStyle w:val="StringTok"/>
+        </w:rPr>
+        <w:t xml:space="preserve">"total landings (millions of pounds)"</w:t>
+      </w:r>
+      <w:r>
+        <w:rPr>
+          <w:rStyle w:val="NormalTok"/>
+        </w:rPr>
+        <w:t xml:space="preserve">, </w:t>
+      </w:r>
+      <w:r>
+        <w:br/>
+      </w:r>
+      <w:r>
+        <w:rPr>
+          <w:rStyle w:val="NormalTok"/>
+        </w:rPr>
+        <w:t xml:space="preserve">             </w:t>
+      </w:r>
+      <w:r>
+        <w:rPr>
+          <w:rStyle w:val="AttributeTok"/>
+        </w:rPr>
+        <w:t xml:space="preserve">main =</w:t>
+      </w:r>
+      <w:r>
+        <w:rPr>
+          <w:rStyle w:val="NormalTok"/>
+        </w:rPr>
+        <w:t xml:space="preserve"> </w:t>
+      </w:r>
+      <w:r>
+        <w:rPr>
+          <w:rStyle w:val="StringTok"/>
+        </w:rPr>
+        <w:t xml:space="preserve">"Dolphin landings in the U.S. EEZ"</w:t>
+      </w:r>
+      <w:r>
+        <w:rPr>
+          <w:rStyle w:val="NormalTok"/>
+        </w:rPr>
+        <w:t xml:space="preserve">)</w:t>
+      </w:r>
+      <w:r>
+        <w:br/>
+      </w:r>
+      <w:r>
+        <w:br/>
+      </w:r>
+      <w:r>
+        <w:rPr>
+          <w:rStyle w:val="CommentTok"/>
+        </w:rPr>
+        <w:t xml:space="preserve">#mtext(side = 3, line = -1.15, "Source: NMFS commerical and recreational landings statistics", cex = 0.9)</w:t>
+      </w:r>
+      <w:r>
+        <w:br/>
+      </w:r>
+      <w:r>
+        <w:br/>
+      </w:r>
+      <w:r>
+        <w:rPr>
+          <w:rStyle w:val="FunctionTok"/>
+        </w:rPr>
+        <w:t xml:space="preserve">legend</w:t>
+      </w:r>
+      <w:r>
+        <w:rPr>
+          <w:rStyle w:val="NormalTok"/>
+        </w:rPr>
+        <w:t xml:space="preserve">(</w:t>
+      </w:r>
+      <w:r>
+        <w:rPr>
+          <w:rStyle w:val="StringTok"/>
+        </w:rPr>
+        <w:t xml:space="preserve">"top"</w:t>
+      </w:r>
+      <w:r>
+        <w:rPr>
+          <w:rStyle w:val="NormalTok"/>
+        </w:rPr>
+        <w:t xml:space="preserve">, </w:t>
+      </w:r>
+      <w:r>
+        <w:rPr>
+          <w:rStyle w:val="FunctionTok"/>
+        </w:rPr>
+        <w:t xml:space="preserve">c</w:t>
+      </w:r>
+      <w:r>
+        <w:rPr>
+          <w:rStyle w:val="NormalTok"/>
+        </w:rPr>
+        <w:t xml:space="preserve">(</w:t>
+      </w:r>
+      <w:r>
+        <w:rPr>
+          <w:rStyle w:val="StringTok"/>
+        </w:rPr>
+        <w:t xml:space="preserve">"New England - commercial"</w:t>
+      </w:r>
+      <w:r>
+        <w:rPr>
+          <w:rStyle w:val="NormalTok"/>
+        </w:rPr>
+        <w:t xml:space="preserve">, </w:t>
+      </w:r>
+      <w:r>
+        <w:rPr>
+          <w:rStyle w:val="StringTok"/>
+        </w:rPr>
+        <w:t xml:space="preserve">"New England - recreational"</w:t>
+      </w:r>
+      <w:r>
+        <w:rPr>
+          <w:rStyle w:val="NormalTok"/>
+        </w:rPr>
+        <w:t xml:space="preserve">, </w:t>
+      </w:r>
+      <w:r>
+        <w:br/>
+      </w:r>
+      <w:r>
+        <w:rPr>
+          <w:rStyle w:val="NormalTok"/>
+        </w:rPr>
+        <w:t xml:space="preserve">                </w:t>
+      </w:r>
+      <w:r>
+        <w:rPr>
+          <w:rStyle w:val="StringTok"/>
+        </w:rPr>
+        <w:t xml:space="preserve">"Mid-Atlantic - commercial"</w:t>
+      </w:r>
+      <w:r>
+        <w:rPr>
+          <w:rStyle w:val="NormalTok"/>
+        </w:rPr>
+        <w:t xml:space="preserve">, </w:t>
+      </w:r>
+      <w:r>
+        <w:rPr>
+          <w:rStyle w:val="StringTok"/>
+        </w:rPr>
+        <w:t xml:space="preserve">"Mid-Atlantic - recreational"</w:t>
+      </w:r>
+      <w:r>
+        <w:rPr>
+          <w:rStyle w:val="NormalTok"/>
+        </w:rPr>
+        <w:t xml:space="preserve">, </w:t>
+      </w:r>
+      <w:r>
+        <w:br/>
+      </w:r>
+      <w:r>
+        <w:rPr>
+          <w:rStyle w:val="NormalTok"/>
+        </w:rPr>
+        <w:t xml:space="preserve">                 </w:t>
+      </w:r>
+      <w:r>
+        <w:rPr>
+          <w:rStyle w:val="StringTok"/>
+        </w:rPr>
+        <w:t xml:space="preserve">"South Atlantic - commercial"</w:t>
+      </w:r>
+      <w:r>
+        <w:rPr>
+          <w:rStyle w:val="NormalTok"/>
+        </w:rPr>
+        <w:t xml:space="preserve">, </w:t>
+      </w:r>
+      <w:r>
+        <w:rPr>
+          <w:rStyle w:val="StringTok"/>
+        </w:rPr>
+        <w:t xml:space="preserve">"South Atlantic - recreational"</w:t>
+      </w:r>
+      <w:r>
+        <w:rPr>
+          <w:rStyle w:val="NormalTok"/>
+        </w:rPr>
+        <w:t xml:space="preserve">,</w:t>
+      </w:r>
+      <w:r>
+        <w:br/>
+      </w:r>
+      <w:r>
+        <w:rPr>
+          <w:rStyle w:val="NormalTok"/>
+        </w:rPr>
+        <w:t xml:space="preserve">                 </w:t>
+      </w:r>
+      <w:r>
+        <w:rPr>
+          <w:rStyle w:val="StringTok"/>
+        </w:rPr>
+        <w:t xml:space="preserve">"Gulf of Mexico - commercial"</w:t>
+      </w:r>
+      <w:r>
+        <w:rPr>
+          <w:rStyle w:val="NormalTok"/>
+        </w:rPr>
+        <w:t xml:space="preserve">, </w:t>
+      </w:r>
+      <w:r>
+        <w:rPr>
+          <w:rStyle w:val="StringTok"/>
+        </w:rPr>
+        <w:t xml:space="preserve">"Gulf of Mexico - recreational"</w:t>
+      </w:r>
+      <w:r>
+        <w:rPr>
+          <w:rStyle w:val="NormalTok"/>
+        </w:rPr>
+        <w:t xml:space="preserve">),</w:t>
+      </w:r>
+      <w:r>
+        <w:br/>
+      </w:r>
+      <w:r>
+        <w:rPr>
+          <w:rStyle w:val="NormalTok"/>
+        </w:rPr>
+        <w:t xml:space="preserve">    </w:t>
+      </w:r>
+      <w:r>
+        <w:rPr>
+          <w:rStyle w:val="AttributeTok"/>
+        </w:rPr>
+        <w:t xml:space="preserve">col =</w:t>
+      </w:r>
+      <w:r>
+        <w:rPr>
+          <w:rStyle w:val="NormalTok"/>
+        </w:rPr>
+        <w:t xml:space="preserve"> cols[</w:t>
+      </w:r>
+      <w:r>
+        <w:rPr>
+          <w:rStyle w:val="DecValTok"/>
+        </w:rPr>
+        <w:t xml:space="preserve">8</w:t>
+      </w:r>
+      <w:r>
+        <w:rPr>
+          <w:rStyle w:val="SpecialCharTok"/>
+        </w:rPr>
+        <w:t xml:space="preserve">:</w:t>
+      </w:r>
+      <w:r>
+        <w:rPr>
+          <w:rStyle w:val="DecValTok"/>
+        </w:rPr>
+        <w:t xml:space="preserve">1</w:t>
+      </w:r>
+      <w:r>
+        <w:rPr>
+          <w:rStyle w:val="NormalTok"/>
+        </w:rPr>
+        <w:t xml:space="preserve">], </w:t>
+      </w:r>
+      <w:r>
+        <w:rPr>
+          <w:rStyle w:val="AttributeTok"/>
+        </w:rPr>
+        <w:t xml:space="preserve">pch =</w:t>
+      </w:r>
+      <w:r>
+        <w:rPr>
+          <w:rStyle w:val="NormalTok"/>
+        </w:rPr>
+        <w:t xml:space="preserve"> </w:t>
+      </w:r>
+      <w:r>
+        <w:rPr>
+          <w:rStyle w:val="DecValTok"/>
+        </w:rPr>
+        <w:t xml:space="preserve">15</w:t>
+      </w:r>
+      <w:r>
+        <w:rPr>
+          <w:rStyle w:val="NormalTok"/>
+        </w:rPr>
+        <w:t xml:space="preserve">, </w:t>
+      </w:r>
+      <w:r>
+        <w:rPr>
+          <w:rStyle w:val="AttributeTok"/>
+        </w:rPr>
+        <w:t xml:space="preserve">pt.cex =</w:t>
+      </w:r>
+      <w:r>
+        <w:rPr>
+          <w:rStyle w:val="NormalTok"/>
+        </w:rPr>
+        <w:t xml:space="preserve"> </w:t>
+      </w:r>
+      <w:r>
+        <w:rPr>
+          <w:rStyle w:val="FloatTok"/>
+        </w:rPr>
+        <w:t xml:space="preserve">1.5</w:t>
+      </w:r>
+      <w:r>
+        <w:rPr>
+          <w:rStyle w:val="NormalTok"/>
+        </w:rPr>
+        <w:t xml:space="preserve">, </w:t>
+      </w:r>
+      <w:r>
+        <w:rPr>
+          <w:rStyle w:val="AttributeTok"/>
+        </w:rPr>
+        <w:t xml:space="preserve">bty =</w:t>
+      </w:r>
+      <w:r>
+        <w:rPr>
+          <w:rStyle w:val="NormalTok"/>
+        </w:rPr>
+        <w:t xml:space="preserve"> </w:t>
+      </w:r>
+      <w:r>
+        <w:rPr>
+          <w:rStyle w:val="StringTok"/>
+        </w:rPr>
+        <w:t xml:space="preserve">"n"</w:t>
+      </w:r>
+      <w:r>
+        <w:rPr>
+          <w:rStyle w:val="NormalTok"/>
+        </w:rPr>
+        <w:t xml:space="preserve">, </w:t>
+      </w:r>
+      <w:r>
+        <w:rPr>
+          <w:rStyle w:val="AttributeTok"/>
+        </w:rPr>
+        <w:t xml:space="preserve">y.intersp =</w:t>
+      </w:r>
+      <w:r>
+        <w:rPr>
+          <w:rStyle w:val="NormalTok"/>
+        </w:rPr>
+        <w:t xml:space="preserve"> </w:t>
+      </w:r>
+      <w:r>
+        <w:rPr>
+          <w:rStyle w:val="FloatTok"/>
+        </w:rPr>
+        <w:t xml:space="preserve">0.9</w:t>
+      </w:r>
+      <w:r>
+        <w:rPr>
+          <w:rStyle w:val="NormalTok"/>
+        </w:rPr>
+        <w:t xml:space="preserve">, </w:t>
+      </w:r>
+      <w:r>
+        <w:rPr>
+          <w:rStyle w:val="AttributeTok"/>
+        </w:rPr>
+        <w:t xml:space="preserve">cex =</w:t>
+      </w:r>
+      <w:r>
+        <w:rPr>
+          <w:rStyle w:val="NormalTok"/>
+        </w:rPr>
+        <w:t xml:space="preserve"> </w:t>
+      </w:r>
+      <w:r>
+        <w:rPr>
+          <w:rStyle w:val="FloatTok"/>
+        </w:rPr>
+        <w:t xml:space="preserve">0.85</w:t>
+      </w:r>
+      <w:r>
+        <w:rPr>
+          <w:rStyle w:val="NormalTok"/>
+        </w:rPr>
+        <w:t xml:space="preserve">)</w:t>
+      </w:r>
+      <w:r>
+        <w:br/>
+      </w:r>
+      <w:r>
+        <w:rPr>
+          <w:rStyle w:val="CommentTok"/>
+        </w:rPr>
+        <w:t xml:space="preserve">#legend(15, 30, c("Commercial", "Recreational"), col = c(1, "#00000060"), </w:t>
+      </w:r>
+      <w:r>
+        <w:br/>
+      </w:r>
+      <w:r>
+        <w:rPr>
+          <w:rStyle w:val="CommentTok"/>
+        </w:rPr>
+        <w:t xml:space="preserve">#       pch = 15, pt.cex = 2, bty = "n", y.intersp = 1.1)</w:t>
+      </w:r>
+      <w:r>
+        <w:br/>
+      </w:r>
+      <w:r>
+        <w:rPr>
+          <w:rStyle w:val="FunctionTok"/>
+        </w:rPr>
+        <w:t xml:space="preserve">axis</w:t>
+      </w:r>
+      <w:r>
+        <w:rPr>
+          <w:rStyle w:val="NormalTok"/>
+        </w:rPr>
+        <w:t xml:space="preserve">(</w:t>
+      </w:r>
+      <w:r>
+        <w:rPr>
+          <w:rStyle w:val="DecValTok"/>
+        </w:rPr>
+        <w:t xml:space="preserve">1</w:t>
+      </w:r>
+      <w:r>
+        <w:rPr>
+          <w:rStyle w:val="NormalTok"/>
+        </w:rPr>
+        <w:t xml:space="preserve">, </w:t>
+      </w:r>
+      <w:r>
+        <w:rPr>
+          <w:rStyle w:val="AttributeTok"/>
+        </w:rPr>
+        <w:t xml:space="preserve">at =</w:t>
+      </w:r>
+      <w:r>
+        <w:rPr>
+          <w:rStyle w:val="NormalTok"/>
+        </w:rPr>
+        <w:t xml:space="preserve"> b, </w:t>
+      </w:r>
+      <w:r>
+        <w:rPr>
+          <w:rStyle w:val="AttributeTok"/>
+        </w:rPr>
+        <w:t xml:space="preserve">lab =</w:t>
+      </w:r>
+      <w:r>
+        <w:rPr>
+          <w:rStyle w:val="NormalTok"/>
+        </w:rPr>
+        <w:t xml:space="preserve"> </w:t>
+      </w:r>
+      <w:r>
+        <w:rPr>
+          <w:rStyle w:val="FunctionTok"/>
+        </w:rPr>
+        <w:t xml:space="preserve">rep</w:t>
+      </w:r>
+      <w:r>
+        <w:rPr>
+          <w:rStyle w:val="NormalTok"/>
+        </w:rPr>
+        <w:t xml:space="preserve">(</w:t>
+      </w:r>
+      <w:r>
+        <w:rPr>
+          <w:rStyle w:val="StringTok"/>
+        </w:rPr>
+        <w:t xml:space="preserve">""</w:t>
+      </w:r>
+      <w:r>
+        <w:rPr>
+          <w:rStyle w:val="NormalTok"/>
+        </w:rPr>
+        <w:t xml:space="preserve">, </w:t>
+      </w:r>
+      <w:r>
+        <w:rPr>
+          <w:rStyle w:val="FunctionTok"/>
+        </w:rPr>
+        <w:t xml:space="preserve">length</w:t>
+      </w:r>
+      <w:r>
+        <w:rPr>
+          <w:rStyle w:val="NormalTok"/>
+        </w:rPr>
+        <w:t xml:space="preserve">(b)), </w:t>
+      </w:r>
+      <w:r>
+        <w:rPr>
+          <w:rStyle w:val="AttributeTok"/>
+        </w:rPr>
+        <w:t xml:space="preserve">pos =</w:t>
+      </w:r>
+      <w:r>
+        <w:rPr>
+          <w:rStyle w:val="NormalTok"/>
+        </w:rPr>
+        <w:t xml:space="preserve"> </w:t>
+      </w:r>
+      <w:r>
+        <w:rPr>
+          <w:rStyle w:val="DecValTok"/>
+        </w:rPr>
+        <w:t xml:space="preserve">0</w:t>
+      </w:r>
+      <w:r>
+        <w:rPr>
+          <w:rStyle w:val="NormalTok"/>
+        </w:rPr>
+        <w:t xml:space="preserve">)</w:t>
+      </w:r>
+      <w:r>
+        <w:br/>
+      </w:r>
+      <w:r>
+        <w:rPr>
+          <w:rStyle w:val="FunctionTok"/>
+        </w:rPr>
+        <w:t xml:space="preserve">abline</w:t>
+      </w:r>
+      <w:r>
+        <w:rPr>
+          <w:rStyle w:val="NormalTok"/>
+        </w:rPr>
+        <w:t xml:space="preserve">(</w:t>
+      </w:r>
+      <w:r>
+        <w:rPr>
+          <w:rStyle w:val="AttributeTok"/>
+        </w:rPr>
+        <w:t xml:space="preserve">h=</w:t>
+      </w:r>
+      <w:r>
+        <w:rPr>
+          <w:rStyle w:val="DecValTok"/>
+        </w:rPr>
+        <w:t xml:space="preserve">0</w:t>
+      </w:r>
+      <w:r>
+        <w:rPr>
+          <w:rStyle w:val="NormalTok"/>
+        </w:rPr>
+        <w:t xml:space="preserve">)</w:t>
+      </w:r>
+    </w:p>
+    <w:p>
+      <w:pPr>
+        <w:pStyle w:val="FirstParagraph"/>
       </w:pPr>
       <w:r>
         <w:drawing>
@@ -1164,6 +2703,326 @@
       </w:pPr>
       <w:r>
         <w:rPr>
+          <w:rStyle w:val="NormalTok"/>
+        </w:rPr>
+        <w:t xml:space="preserve">ml </w:t>
+      </w:r>
+      <w:r>
+        <w:rPr>
+          <w:rStyle w:val="OtherTok"/>
+        </w:rPr>
+        <w:t xml:space="preserve">&lt;-</w:t>
+      </w:r>
+      <w:r>
+        <w:rPr>
+          <w:rStyle w:val="NormalTok"/>
+        </w:rPr>
+        <w:t xml:space="preserve"> </w:t>
+      </w:r>
+      <w:r>
+        <w:rPr>
+          <w:rStyle w:val="FunctionTok"/>
+        </w:rPr>
+        <w:t xml:space="preserve">read.table</w:t>
+      </w:r>
+      <w:r>
+        <w:rPr>
+          <w:rStyle w:val="NormalTok"/>
+        </w:rPr>
+        <w:t xml:space="preserve">(</w:t>
+      </w:r>
+      <w:r>
+        <w:rPr>
+          <w:rStyle w:val="StringTok"/>
+        </w:rPr>
+        <w:t xml:space="preserve">"data/RecreationalDolphinLandings_SAandGOM_MLarkin.csv"</w:t>
+      </w:r>
+      <w:r>
+        <w:rPr>
+          <w:rStyle w:val="NormalTok"/>
+        </w:rPr>
+        <w:t xml:space="preserve">, </w:t>
+      </w:r>
+      <w:r>
+        <w:rPr>
+          <w:rStyle w:val="AttributeTok"/>
+        </w:rPr>
+        <w:t xml:space="preserve">header =</w:t>
+      </w:r>
+      <w:r>
+        <w:rPr>
+          <w:rStyle w:val="NormalTok"/>
+        </w:rPr>
+        <w:t xml:space="preserve"> T, </w:t>
+      </w:r>
+      <w:r>
+        <w:rPr>
+          <w:rStyle w:val="AttributeTok"/>
+        </w:rPr>
+        <w:t xml:space="preserve">sep =</w:t>
+      </w:r>
+      <w:r>
+        <w:rPr>
+          <w:rStyle w:val="NormalTok"/>
+        </w:rPr>
+        <w:t xml:space="preserve"> </w:t>
+      </w:r>
+      <w:r>
+        <w:rPr>
+          <w:rStyle w:val="StringTok"/>
+        </w:rPr>
+        <w:t xml:space="preserve">","</w:t>
+      </w:r>
+      <w:r>
+        <w:rPr>
+          <w:rStyle w:val="NormalTok"/>
+        </w:rPr>
+        <w:t xml:space="preserve">, </w:t>
+      </w:r>
+      <w:r>
+        <w:rPr>
+          <w:rStyle w:val="AttributeTok"/>
+        </w:rPr>
+        <w:t xml:space="preserve">skip =</w:t>
+      </w:r>
+      <w:r>
+        <w:rPr>
+          <w:rStyle w:val="NormalTok"/>
+        </w:rPr>
+        <w:t xml:space="preserve"> </w:t>
+      </w:r>
+      <w:r>
+        <w:rPr>
+          <w:rStyle w:val="DecValTok"/>
+        </w:rPr>
+        <w:t xml:space="preserve">6</w:t>
+      </w:r>
+      <w:r>
+        <w:rPr>
+          <w:rStyle w:val="NormalTok"/>
+        </w:rPr>
+        <w:t xml:space="preserve">)</w:t>
+      </w:r>
+      <w:r>
+        <w:br/>
+      </w:r>
+      <w:r>
+        <w:rPr>
+          <w:rStyle w:val="NormalTok"/>
+        </w:rPr>
+        <w:t xml:space="preserve">ml </w:t>
+      </w:r>
+      <w:r>
+        <w:rPr>
+          <w:rStyle w:val="OtherTok"/>
+        </w:rPr>
+        <w:t xml:space="preserve">&lt;-</w:t>
+      </w:r>
+      <w:r>
+        <w:rPr>
+          <w:rStyle w:val="NormalTok"/>
+        </w:rPr>
+        <w:t xml:space="preserve"> ml[</w:t>
+      </w:r>
+      <w:r>
+        <w:rPr>
+          <w:rStyle w:val="FunctionTok"/>
+        </w:rPr>
+        <w:t xml:space="preserve">which</w:t>
+      </w:r>
+      <w:r>
+        <w:rPr>
+          <w:rStyle w:val="NormalTok"/>
+        </w:rPr>
+        <w:t xml:space="preserve">(ml</w:t>
+      </w:r>
+      <w:r>
+        <w:rPr>
+          <w:rStyle w:val="SpecialCharTok"/>
+        </w:rPr>
+        <w:t xml:space="preserve">$</w:t>
+      </w:r>
+      <w:r>
+        <w:rPr>
+          <w:rStyle w:val="NormalTok"/>
+        </w:rPr>
+        <w:t xml:space="preserve">Year </w:t>
+      </w:r>
+      <w:r>
+        <w:rPr>
+          <w:rStyle w:val="SpecialCharTok"/>
+        </w:rPr>
+        <w:t xml:space="preserve">&gt;</w:t>
+      </w:r>
+      <w:r>
+        <w:rPr>
+          <w:rStyle w:val="NormalTok"/>
+        </w:rPr>
+        <w:t xml:space="preserve"> </w:t>
+      </w:r>
+      <w:r>
+        <w:rPr>
+          <w:rStyle w:val="DecValTok"/>
+        </w:rPr>
+        <w:t xml:space="preserve">1990</w:t>
+      </w:r>
+      <w:r>
+        <w:rPr>
+          <w:rStyle w:val="NormalTok"/>
+        </w:rPr>
+        <w:t xml:space="preserve">), ]</w:t>
+      </w:r>
+      <w:r>
+        <w:br/>
+      </w:r>
+      <w:r>
+        <w:br/>
+      </w:r>
+      <w:r>
+        <w:rPr>
+          <w:rStyle w:val="CommentTok"/>
+        </w:rPr>
+        <w:t xml:space="preserve"># select same years for FOSS data set </w:t>
+      </w:r>
+      <w:r>
+        <w:br/>
+      </w:r>
+      <w:r>
+        <w:rPr>
+          <w:rStyle w:val="NormalTok"/>
+        </w:rPr>
+        <w:t xml:space="preserve">dat </w:t>
+      </w:r>
+      <w:r>
+        <w:rPr>
+          <w:rStyle w:val="OtherTok"/>
+        </w:rPr>
+        <w:t xml:space="preserve">&lt;-</w:t>
+      </w:r>
+      <w:r>
+        <w:rPr>
+          <w:rStyle w:val="NormalTok"/>
+        </w:rPr>
+        <w:t xml:space="preserve"> dat[</w:t>
+      </w:r>
+      <w:r>
+        <w:rPr>
+          <w:rStyle w:val="FunctionTok"/>
+        </w:rPr>
+        <w:t xml:space="preserve">which</w:t>
+      </w:r>
+      <w:r>
+        <w:rPr>
+          <w:rStyle w:val="NormalTok"/>
+        </w:rPr>
+        <w:t xml:space="preserve">(yrs </w:t>
+      </w:r>
+      <w:r>
+        <w:rPr>
+          <w:rStyle w:val="SpecialCharTok"/>
+        </w:rPr>
+        <w:t xml:space="preserve">&lt;=</w:t>
+      </w:r>
+      <w:r>
+        <w:rPr>
+          <w:rStyle w:val="NormalTok"/>
+        </w:rPr>
+        <w:t xml:space="preserve"> </w:t>
+      </w:r>
+      <w:r>
+        <w:rPr>
+          <w:rStyle w:val="FunctionTok"/>
+        </w:rPr>
+        <w:t xml:space="preserve">max</w:t>
+      </w:r>
+      <w:r>
+        <w:rPr>
+          <w:rStyle w:val="NormalTok"/>
+        </w:rPr>
+        <w:t xml:space="preserve">(ml</w:t>
+      </w:r>
+      <w:r>
+        <w:rPr>
+          <w:rStyle w:val="SpecialCharTok"/>
+        </w:rPr>
+        <w:t xml:space="preserve">$</w:t>
+      </w:r>
+      <w:r>
+        <w:rPr>
+          <w:rStyle w:val="NormalTok"/>
+        </w:rPr>
+        <w:t xml:space="preserve">Year)), ]</w:t>
+      </w:r>
+      <w:r>
+        <w:br/>
+      </w:r>
+      <w:r>
+        <w:br/>
+      </w:r>
+      <w:r>
+        <w:rPr>
+          <w:rStyle w:val="CommentTok"/>
+        </w:rPr>
+        <w:t xml:space="preserve"># check that years match</w:t>
+      </w:r>
+      <w:r>
+        <w:br/>
+      </w:r>
+      <w:r>
+        <w:rPr>
+          <w:rStyle w:val="FunctionTok"/>
+        </w:rPr>
+        <w:t xml:space="preserve">summary</w:t>
+      </w:r>
+      <w:r>
+        <w:rPr>
+          <w:rStyle w:val="NormalTok"/>
+        </w:rPr>
+        <w:t xml:space="preserve">(</w:t>
+      </w:r>
+      <w:r>
+        <w:rPr>
+          <w:rStyle w:val="FunctionTok"/>
+        </w:rPr>
+        <w:t xml:space="preserve">rownames</w:t>
+      </w:r>
+      <w:r>
+        <w:rPr>
+          <w:rStyle w:val="NormalTok"/>
+        </w:rPr>
+        <w:t xml:space="preserve">(dat) </w:t>
+      </w:r>
+      <w:r>
+        <w:rPr>
+          <w:rStyle w:val="SpecialCharTok"/>
+        </w:rPr>
+        <w:t xml:space="preserve">==</w:t>
+      </w:r>
+      <w:r>
+        <w:rPr>
+          <w:rStyle w:val="NormalTok"/>
+        </w:rPr>
+        <w:t xml:space="preserve"> ml</w:t>
+      </w:r>
+      <w:r>
+        <w:rPr>
+          <w:rStyle w:val="SpecialCharTok"/>
+        </w:rPr>
+        <w:t xml:space="preserve">$</w:t>
+      </w:r>
+      <w:r>
+        <w:rPr>
+          <w:rStyle w:val="NormalTok"/>
+        </w:rPr>
+        <w:t xml:space="preserve">Year)</w:t>
+      </w:r>
+    </w:p>
+    <w:p>
+      <w:pPr>
+        <w:pStyle w:val="SourceCode"/>
+      </w:pPr>
+      <w:r>
+        <w:rPr>
           <w:rStyle w:val="VerbatimChar"/>
         </w:rPr>
         <w:t xml:space="preserve">   Mode    TRUE </w:t>
@@ -1176,6 +3035,794 @@
           <w:rStyle w:val="VerbatimChar"/>
         </w:rPr>
         <w:t xml:space="preserve">logical      31 </w:t>
+      </w:r>
+    </w:p>
+    <w:p>
+      <w:pPr>
+        <w:pStyle w:val="SourceCode"/>
+      </w:pPr>
+      <w:r>
+        <w:rPr>
+          <w:rStyle w:val="NormalTok"/>
+        </w:rPr>
+        <w:t xml:space="preserve">yrs </w:t>
+      </w:r>
+      <w:r>
+        <w:rPr>
+          <w:rStyle w:val="OtherTok"/>
+        </w:rPr>
+        <w:t xml:space="preserve">&lt;-</w:t>
+      </w:r>
+      <w:r>
+        <w:rPr>
+          <w:rStyle w:val="NormalTok"/>
+        </w:rPr>
+        <w:t xml:space="preserve"> </w:t>
+      </w:r>
+      <w:r>
+        <w:rPr>
+          <w:rStyle w:val="FunctionTok"/>
+        </w:rPr>
+        <w:t xml:space="preserve">as.numeric</w:t>
+      </w:r>
+      <w:r>
+        <w:rPr>
+          <w:rStyle w:val="NormalTok"/>
+        </w:rPr>
+        <w:t xml:space="preserve">(</w:t>
+      </w:r>
+      <w:r>
+        <w:rPr>
+          <w:rStyle w:val="FunctionTok"/>
+        </w:rPr>
+        <w:t xml:space="preserve">rownames</w:t>
+      </w:r>
+      <w:r>
+        <w:rPr>
+          <w:rStyle w:val="NormalTok"/>
+        </w:rPr>
+        <w:t xml:space="preserve">(dat))</w:t>
+      </w:r>
+      <w:r>
+        <w:br/>
+      </w:r>
+      <w:r>
+        <w:br/>
+      </w:r>
+      <w:r>
+        <w:rPr>
+          <w:rStyle w:val="CommentTok"/>
+        </w:rPr>
+        <w:t xml:space="preserve"># check that totals match</w:t>
+      </w:r>
+      <w:r>
+        <w:br/>
+      </w:r>
+      <w:r>
+        <w:rPr>
+          <w:rStyle w:val="NormalTok"/>
+        </w:rPr>
+        <w:t xml:space="preserve">old </w:t>
+      </w:r>
+      <w:r>
+        <w:rPr>
+          <w:rStyle w:val="OtherTok"/>
+        </w:rPr>
+        <w:t xml:space="preserve">&lt;-</w:t>
+      </w:r>
+      <w:r>
+        <w:rPr>
+          <w:rStyle w:val="NormalTok"/>
+        </w:rPr>
+        <w:t xml:space="preserve"> dat</w:t>
+      </w:r>
+      <w:r>
+        <w:rPr>
+          <w:rStyle w:val="SpecialCharTok"/>
+        </w:rPr>
+        <w:t xml:space="preserve">$</w:t>
+      </w:r>
+      <w:r>
+        <w:rPr>
+          <w:rStyle w:val="NormalTok"/>
+        </w:rPr>
+        <w:t xml:space="preserve">rec_Gulf </w:t>
+      </w:r>
+      <w:r>
+        <w:rPr>
+          <w:rStyle w:val="SpecialCharTok"/>
+        </w:rPr>
+        <w:t xml:space="preserve">+</w:t>
+      </w:r>
+      <w:r>
+        <w:rPr>
+          <w:rStyle w:val="NormalTok"/>
+        </w:rPr>
+        <w:t xml:space="preserve"> dat</w:t>
+      </w:r>
+      <w:r>
+        <w:rPr>
+          <w:rStyle w:val="SpecialCharTok"/>
+        </w:rPr>
+        <w:t xml:space="preserve">$</w:t>
+      </w:r>
+      <w:r>
+        <w:rPr>
+          <w:rStyle w:val="NormalTok"/>
+        </w:rPr>
+        <w:t xml:space="preserve">rec_SA </w:t>
+      </w:r>
+      <w:r>
+        <w:rPr>
+          <w:rStyle w:val="SpecialCharTok"/>
+        </w:rPr>
+        <w:t xml:space="preserve">+</w:t>
+      </w:r>
+      <w:r>
+        <w:rPr>
+          <w:rStyle w:val="NormalTok"/>
+        </w:rPr>
+        <w:t xml:space="preserve"> dat</w:t>
+      </w:r>
+      <w:r>
+        <w:rPr>
+          <w:rStyle w:val="SpecialCharTok"/>
+        </w:rPr>
+        <w:t xml:space="preserve">$</w:t>
+      </w:r>
+      <w:r>
+        <w:rPr>
+          <w:rStyle w:val="NormalTok"/>
+        </w:rPr>
+        <w:t xml:space="preserve">rec_MA </w:t>
+      </w:r>
+      <w:r>
+        <w:rPr>
+          <w:rStyle w:val="SpecialCharTok"/>
+        </w:rPr>
+        <w:t xml:space="preserve">+</w:t>
+      </w:r>
+      <w:r>
+        <w:rPr>
+          <w:rStyle w:val="NormalTok"/>
+        </w:rPr>
+        <w:t xml:space="preserve"> dat</w:t>
+      </w:r>
+      <w:r>
+        <w:rPr>
+          <w:rStyle w:val="SpecialCharTok"/>
+        </w:rPr>
+        <w:t xml:space="preserve">$</w:t>
+      </w:r>
+      <w:r>
+        <w:rPr>
+          <w:rStyle w:val="NormalTok"/>
+        </w:rPr>
+        <w:t xml:space="preserve">rec_NE</w:t>
+      </w:r>
+      <w:r>
+        <w:br/>
+      </w:r>
+      <w:r>
+        <w:rPr>
+          <w:rStyle w:val="NormalTok"/>
+        </w:rPr>
+        <w:t xml:space="preserve">new </w:t>
+      </w:r>
+      <w:r>
+        <w:rPr>
+          <w:rStyle w:val="OtherTok"/>
+        </w:rPr>
+        <w:t xml:space="preserve">&lt;-</w:t>
+      </w:r>
+      <w:r>
+        <w:rPr>
+          <w:rStyle w:val="NormalTok"/>
+        </w:rPr>
+        <w:t xml:space="preserve"> ml</w:t>
+      </w:r>
+      <w:r>
+        <w:rPr>
+          <w:rStyle w:val="SpecialCharTok"/>
+        </w:rPr>
+        <w:t xml:space="preserve">$</w:t>
+      </w:r>
+      <w:r>
+        <w:rPr>
+          <w:rStyle w:val="NormalTok"/>
+        </w:rPr>
+        <w:t xml:space="preserve">GOM </w:t>
+      </w:r>
+      <w:r>
+        <w:rPr>
+          <w:rStyle w:val="SpecialCharTok"/>
+        </w:rPr>
+        <w:t xml:space="preserve">+</w:t>
+      </w:r>
+      <w:r>
+        <w:rPr>
+          <w:rStyle w:val="NormalTok"/>
+        </w:rPr>
+        <w:t xml:space="preserve"> ml</w:t>
+      </w:r>
+      <w:r>
+        <w:rPr>
+          <w:rStyle w:val="SpecialCharTok"/>
+        </w:rPr>
+        <w:t xml:space="preserve">$</w:t>
+      </w:r>
+      <w:r>
+        <w:rPr>
+          <w:rStyle w:val="NormalTok"/>
+        </w:rPr>
+        <w:t xml:space="preserve">ATL</w:t>
+      </w:r>
+      <w:r>
+        <w:br/>
+      </w:r>
+      <w:r>
+        <w:br/>
+      </w:r>
+      <w:r>
+        <w:rPr>
+          <w:rStyle w:val="CommentTok"/>
+        </w:rPr>
+        <w:t xml:space="preserve"># plot totals </w:t>
+      </w:r>
+      <w:r>
+        <w:br/>
+      </w:r>
+      <w:r>
+        <w:rPr>
+          <w:rStyle w:val="FunctionTok"/>
+        </w:rPr>
+        <w:t xml:space="preserve">par</w:t>
+      </w:r>
+      <w:r>
+        <w:rPr>
+          <w:rStyle w:val="NormalTok"/>
+        </w:rPr>
+        <w:t xml:space="preserve">(</w:t>
+      </w:r>
+      <w:r>
+        <w:rPr>
+          <w:rStyle w:val="AttributeTok"/>
+        </w:rPr>
+        <w:t xml:space="preserve">mar =</w:t>
+      </w:r>
+      <w:r>
+        <w:rPr>
+          <w:rStyle w:val="NormalTok"/>
+        </w:rPr>
+        <w:t xml:space="preserve"> </w:t>
+      </w:r>
+      <w:r>
+        <w:rPr>
+          <w:rStyle w:val="FunctionTok"/>
+        </w:rPr>
+        <w:t xml:space="preserve">c</w:t>
+      </w:r>
+      <w:r>
+        <w:rPr>
+          <w:rStyle w:val="NormalTok"/>
+        </w:rPr>
+        <w:t xml:space="preserve">(</w:t>
+      </w:r>
+      <w:r>
+        <w:rPr>
+          <w:rStyle w:val="DecValTok"/>
+        </w:rPr>
+        <w:t xml:space="preserve">4</w:t>
+      </w:r>
+      <w:r>
+        <w:rPr>
+          <w:rStyle w:val="NormalTok"/>
+        </w:rPr>
+        <w:t xml:space="preserve">, </w:t>
+      </w:r>
+      <w:r>
+        <w:rPr>
+          <w:rStyle w:val="DecValTok"/>
+        </w:rPr>
+        <w:t xml:space="preserve">6</w:t>
+      </w:r>
+      <w:r>
+        <w:rPr>
+          <w:rStyle w:val="NormalTok"/>
+        </w:rPr>
+        <w:t xml:space="preserve">, </w:t>
+      </w:r>
+      <w:r>
+        <w:rPr>
+          <w:rStyle w:val="DecValTok"/>
+        </w:rPr>
+        <w:t xml:space="preserve">2</w:t>
+      </w:r>
+      <w:r>
+        <w:rPr>
+          <w:rStyle w:val="NormalTok"/>
+        </w:rPr>
+        <w:t xml:space="preserve">, </w:t>
+      </w:r>
+      <w:r>
+        <w:rPr>
+          <w:rStyle w:val="DecValTok"/>
+        </w:rPr>
+        <w:t xml:space="preserve">1</w:t>
+      </w:r>
+      <w:r>
+        <w:rPr>
+          <w:rStyle w:val="NormalTok"/>
+        </w:rPr>
+        <w:t xml:space="preserve">), </w:t>
+      </w:r>
+      <w:r>
+        <w:rPr>
+          <w:rStyle w:val="AttributeTok"/>
+        </w:rPr>
+        <w:t xml:space="preserve">mgp =</w:t>
+      </w:r>
+      <w:r>
+        <w:rPr>
+          <w:rStyle w:val="NormalTok"/>
+        </w:rPr>
+        <w:t xml:space="preserve"> </w:t>
+      </w:r>
+      <w:r>
+        <w:rPr>
+          <w:rStyle w:val="FunctionTok"/>
+        </w:rPr>
+        <w:t xml:space="preserve">c</w:t>
+      </w:r>
+      <w:r>
+        <w:rPr>
+          <w:rStyle w:val="NormalTok"/>
+        </w:rPr>
+        <w:t xml:space="preserve">(</w:t>
+      </w:r>
+      <w:r>
+        <w:rPr>
+          <w:rStyle w:val="FloatTok"/>
+        </w:rPr>
+        <w:t xml:space="preserve">2.5</w:t>
+      </w:r>
+      <w:r>
+        <w:rPr>
+          <w:rStyle w:val="NormalTok"/>
+        </w:rPr>
+        <w:t xml:space="preserve">, </w:t>
+      </w:r>
+      <w:r>
+        <w:rPr>
+          <w:rStyle w:val="DecValTok"/>
+        </w:rPr>
+        <w:t xml:space="preserve">1</w:t>
+      </w:r>
+      <w:r>
+        <w:rPr>
+          <w:rStyle w:val="NormalTok"/>
+        </w:rPr>
+        <w:t xml:space="preserve">, </w:t>
+      </w:r>
+      <w:r>
+        <w:rPr>
+          <w:rStyle w:val="DecValTok"/>
+        </w:rPr>
+        <w:t xml:space="preserve">0</w:t>
+      </w:r>
+      <w:r>
+        <w:rPr>
+          <w:rStyle w:val="NormalTok"/>
+        </w:rPr>
+        <w:t xml:space="preserve">))</w:t>
+      </w:r>
+      <w:r>
+        <w:br/>
+      </w:r>
+      <w:r>
+        <w:rPr>
+          <w:rStyle w:val="FunctionTok"/>
+        </w:rPr>
+        <w:t xml:space="preserve">matplot</w:t>
+      </w:r>
+      <w:r>
+        <w:rPr>
+          <w:rStyle w:val="NormalTok"/>
+        </w:rPr>
+        <w:t xml:space="preserve">(yrs, </w:t>
+      </w:r>
+      <w:r>
+        <w:rPr>
+          <w:rStyle w:val="FunctionTok"/>
+        </w:rPr>
+        <w:t xml:space="preserve">cbind</w:t>
+      </w:r>
+      <w:r>
+        <w:rPr>
+          <w:rStyle w:val="NormalTok"/>
+        </w:rPr>
+        <w:t xml:space="preserve">(old, new), </w:t>
+      </w:r>
+      <w:r>
+        <w:rPr>
+          <w:rStyle w:val="AttributeTok"/>
+        </w:rPr>
+        <w:t xml:space="preserve">xlab =</w:t>
+      </w:r>
+      <w:r>
+        <w:rPr>
+          <w:rStyle w:val="NormalTok"/>
+        </w:rPr>
+        <w:t xml:space="preserve"> </w:t>
+      </w:r>
+      <w:r>
+        <w:rPr>
+          <w:rStyle w:val="StringTok"/>
+        </w:rPr>
+        <w:t xml:space="preserve">""</w:t>
+      </w:r>
+      <w:r>
+        <w:rPr>
+          <w:rStyle w:val="NormalTok"/>
+        </w:rPr>
+        <w:t xml:space="preserve">, </w:t>
+      </w:r>
+      <w:r>
+        <w:rPr>
+          <w:rStyle w:val="AttributeTok"/>
+        </w:rPr>
+        <w:t xml:space="preserve">lty =</w:t>
+      </w:r>
+      <w:r>
+        <w:rPr>
+          <w:rStyle w:val="NormalTok"/>
+        </w:rPr>
+        <w:t xml:space="preserve"> </w:t>
+      </w:r>
+      <w:r>
+        <w:rPr>
+          <w:rStyle w:val="DecValTok"/>
+        </w:rPr>
+        <w:t xml:space="preserve">1</w:t>
+      </w:r>
+      <w:r>
+        <w:rPr>
+          <w:rStyle w:val="NormalTok"/>
+        </w:rPr>
+        <w:t xml:space="preserve">, </w:t>
+      </w:r>
+      <w:r>
+        <w:rPr>
+          <w:rStyle w:val="AttributeTok"/>
+        </w:rPr>
+        <w:t xml:space="preserve">col =</w:t>
+      </w:r>
+      <w:r>
+        <w:rPr>
+          <w:rStyle w:val="NormalTok"/>
+        </w:rPr>
+        <w:t xml:space="preserve"> </w:t>
+      </w:r>
+      <w:r>
+        <w:rPr>
+          <w:rStyle w:val="FunctionTok"/>
+        </w:rPr>
+        <w:t xml:space="preserve">c</w:t>
+      </w:r>
+      <w:r>
+        <w:rPr>
+          <w:rStyle w:val="NormalTok"/>
+        </w:rPr>
+        <w:t xml:space="preserve">(</w:t>
+      </w:r>
+      <w:r>
+        <w:rPr>
+          <w:rStyle w:val="DecValTok"/>
+        </w:rPr>
+        <w:t xml:space="preserve">2</w:t>
+      </w:r>
+      <w:r>
+        <w:rPr>
+          <w:rStyle w:val="NormalTok"/>
+        </w:rPr>
+        <w:t xml:space="preserve">, </w:t>
+      </w:r>
+      <w:r>
+        <w:rPr>
+          <w:rStyle w:val="DecValTok"/>
+        </w:rPr>
+        <w:t xml:space="preserve">4</w:t>
+      </w:r>
+      <w:r>
+        <w:rPr>
+          <w:rStyle w:val="NormalTok"/>
+        </w:rPr>
+        <w:t xml:space="preserve">), </w:t>
+      </w:r>
+      <w:r>
+        <w:rPr>
+          <w:rStyle w:val="AttributeTok"/>
+        </w:rPr>
+        <w:t xml:space="preserve">type =</w:t>
+      </w:r>
+      <w:r>
+        <w:rPr>
+          <w:rStyle w:val="NormalTok"/>
+        </w:rPr>
+        <w:t xml:space="preserve"> </w:t>
+      </w:r>
+      <w:r>
+        <w:rPr>
+          <w:rStyle w:val="StringTok"/>
+        </w:rPr>
+        <w:t xml:space="preserve">"b"</w:t>
+      </w:r>
+      <w:r>
+        <w:rPr>
+          <w:rStyle w:val="NormalTok"/>
+        </w:rPr>
+        <w:t xml:space="preserve">, </w:t>
+      </w:r>
+      <w:r>
+        <w:rPr>
+          <w:rStyle w:val="AttributeTok"/>
+        </w:rPr>
+        <w:t xml:space="preserve">pch =</w:t>
+      </w:r>
+      <w:r>
+        <w:rPr>
+          <w:rStyle w:val="NormalTok"/>
+        </w:rPr>
+        <w:t xml:space="preserve"> </w:t>
+      </w:r>
+      <w:r>
+        <w:rPr>
+          <w:rStyle w:val="DecValTok"/>
+        </w:rPr>
+        <w:t xml:space="preserve">19</w:t>
+      </w:r>
+      <w:r>
+        <w:rPr>
+          <w:rStyle w:val="NormalTok"/>
+        </w:rPr>
+        <w:t xml:space="preserve">, </w:t>
+      </w:r>
+      <w:r>
+        <w:br/>
+      </w:r>
+      <w:r>
+        <w:rPr>
+          <w:rStyle w:val="NormalTok"/>
+        </w:rPr>
+        <w:t xml:space="preserve">        </w:t>
+      </w:r>
+      <w:r>
+        <w:rPr>
+          <w:rStyle w:val="AttributeTok"/>
+        </w:rPr>
+        <w:t xml:space="preserve">ylab =</w:t>
+      </w:r>
+      <w:r>
+        <w:rPr>
+          <w:rStyle w:val="NormalTok"/>
+        </w:rPr>
+        <w:t xml:space="preserve"> </w:t>
+      </w:r>
+      <w:r>
+        <w:rPr>
+          <w:rStyle w:val="StringTok"/>
+        </w:rPr>
+        <w:t xml:space="preserve">"total recreational landings</w:t>
+      </w:r>
+      <w:r>
+        <w:rPr>
+          <w:rStyle w:val="SpecialCharTok"/>
+        </w:rPr>
+        <w:t xml:space="preserve">\n</w:t>
+      </w:r>
+      <w:r>
+        <w:rPr>
+          <w:rStyle w:val="StringTok"/>
+        </w:rPr>
+        <w:t xml:space="preserve">(Gulf + Atlantic, in pounds)"</w:t>
+      </w:r>
+      <w:r>
+        <w:rPr>
+          <w:rStyle w:val="NormalTok"/>
+        </w:rPr>
+        <w:t xml:space="preserve">,</w:t>
+      </w:r>
+      <w:r>
+        <w:br/>
+      </w:r>
+      <w:r>
+        <w:rPr>
+          <w:rStyle w:val="NormalTok"/>
+        </w:rPr>
+        <w:t xml:space="preserve">        </w:t>
+      </w:r>
+      <w:r>
+        <w:rPr>
+          <w:rStyle w:val="AttributeTok"/>
+        </w:rPr>
+        <w:t xml:space="preserve">main =</w:t>
+      </w:r>
+      <w:r>
+        <w:rPr>
+          <w:rStyle w:val="NormalTok"/>
+        </w:rPr>
+        <w:t xml:space="preserve"> </w:t>
+      </w:r>
+      <w:r>
+        <w:rPr>
+          <w:rStyle w:val="StringTok"/>
+        </w:rPr>
+        <w:t xml:space="preserve">"Comparison of FOSS data with corrected split by Monroe County"</w:t>
+      </w:r>
+      <w:r>
+        <w:rPr>
+          <w:rStyle w:val="NormalTok"/>
+        </w:rPr>
+        <w:t xml:space="preserve">)</w:t>
+      </w:r>
+      <w:r>
+        <w:br/>
+      </w:r>
+      <w:r>
+        <w:rPr>
+          <w:rStyle w:val="FunctionTok"/>
+        </w:rPr>
+        <w:t xml:space="preserve">legend</w:t>
+      </w:r>
+      <w:r>
+        <w:rPr>
+          <w:rStyle w:val="NormalTok"/>
+        </w:rPr>
+        <w:t xml:space="preserve">(</w:t>
+      </w:r>
+      <w:r>
+        <w:rPr>
+          <w:rStyle w:val="StringTok"/>
+        </w:rPr>
+        <w:t xml:space="preserve">"topright"</w:t>
+      </w:r>
+      <w:r>
+        <w:rPr>
+          <w:rStyle w:val="NormalTok"/>
+        </w:rPr>
+        <w:t xml:space="preserve">, </w:t>
+      </w:r>
+      <w:r>
+        <w:rPr>
+          <w:rStyle w:val="FunctionTok"/>
+        </w:rPr>
+        <w:t xml:space="preserve">c</w:t>
+      </w:r>
+      <w:r>
+        <w:rPr>
+          <w:rStyle w:val="NormalTok"/>
+        </w:rPr>
+        <w:t xml:space="preserve">(</w:t>
+      </w:r>
+      <w:r>
+        <w:rPr>
+          <w:rStyle w:val="StringTok"/>
+        </w:rPr>
+        <w:t xml:space="preserve">"FOSS data"</w:t>
+      </w:r>
+      <w:r>
+        <w:rPr>
+          <w:rStyle w:val="NormalTok"/>
+        </w:rPr>
+        <w:t xml:space="preserve">, </w:t>
+      </w:r>
+      <w:r>
+        <w:rPr>
+          <w:rStyle w:val="StringTok"/>
+        </w:rPr>
+        <w:t xml:space="preserve">"corrected data"</w:t>
+      </w:r>
+      <w:r>
+        <w:rPr>
+          <w:rStyle w:val="NormalTok"/>
+        </w:rPr>
+        <w:t xml:space="preserve">), </w:t>
+      </w:r>
+      <w:r>
+        <w:rPr>
+          <w:rStyle w:val="AttributeTok"/>
+        </w:rPr>
+        <w:t xml:space="preserve">col =</w:t>
+      </w:r>
+      <w:r>
+        <w:rPr>
+          <w:rStyle w:val="NormalTok"/>
+        </w:rPr>
+        <w:t xml:space="preserve"> </w:t>
+      </w:r>
+      <w:r>
+        <w:rPr>
+          <w:rStyle w:val="FunctionTok"/>
+        </w:rPr>
+        <w:t xml:space="preserve">c</w:t>
+      </w:r>
+      <w:r>
+        <w:rPr>
+          <w:rStyle w:val="NormalTok"/>
+        </w:rPr>
+        <w:t xml:space="preserve">(</w:t>
+      </w:r>
+      <w:r>
+        <w:rPr>
+          <w:rStyle w:val="DecValTok"/>
+        </w:rPr>
+        <w:t xml:space="preserve">2</w:t>
+      </w:r>
+      <w:r>
+        <w:rPr>
+          <w:rStyle w:val="NormalTok"/>
+        </w:rPr>
+        <w:t xml:space="preserve">, </w:t>
+      </w:r>
+      <w:r>
+        <w:rPr>
+          <w:rStyle w:val="DecValTok"/>
+        </w:rPr>
+        <w:t xml:space="preserve">4</w:t>
+      </w:r>
+      <w:r>
+        <w:rPr>
+          <w:rStyle w:val="NormalTok"/>
+        </w:rPr>
+        <w:t xml:space="preserve">), </w:t>
+      </w:r>
+      <w:r>
+        <w:rPr>
+          <w:rStyle w:val="AttributeTok"/>
+        </w:rPr>
+        <w:t xml:space="preserve">pch =</w:t>
+      </w:r>
+      <w:r>
+        <w:rPr>
+          <w:rStyle w:val="NormalTok"/>
+        </w:rPr>
+        <w:t xml:space="preserve"> </w:t>
+      </w:r>
+      <w:r>
+        <w:rPr>
+          <w:rStyle w:val="DecValTok"/>
+        </w:rPr>
+        <w:t xml:space="preserve">19</w:t>
+      </w:r>
+      <w:r>
+        <w:rPr>
+          <w:rStyle w:val="NormalTok"/>
+        </w:rPr>
+        <w:t xml:space="preserve">, </w:t>
+      </w:r>
+      <w:r>
+        <w:rPr>
+          <w:rStyle w:val="AttributeTok"/>
+        </w:rPr>
+        <w:t xml:space="preserve">lty =</w:t>
+      </w:r>
+      <w:r>
+        <w:rPr>
+          <w:rStyle w:val="NormalTok"/>
+        </w:rPr>
+        <w:t xml:space="preserve"> </w:t>
+      </w:r>
+      <w:r>
+        <w:rPr>
+          <w:rStyle w:val="DecValTok"/>
+        </w:rPr>
+        <w:t xml:space="preserve">1</w:t>
+      </w:r>
+      <w:r>
+        <w:rPr>
+          <w:rStyle w:val="NormalTok"/>
+        </w:rPr>
+        <w:t xml:space="preserve">)</w:t>
       </w:r>
     </w:p>
     <w:p>
@@ -1231,9 +3878,57 @@
       </w:pPr>
       <w:r>
         <w:rPr>
-          <w:rStyle w:val="VerbatimChar"/>
-        </w:rPr>
-        <w:t xml:space="preserve">[1] -2.023886</w:t>
+          <w:rStyle w:val="FunctionTok"/>
+        </w:rPr>
+        <w:t xml:space="preserve">mean</w:t>
+      </w:r>
+      <w:r>
+        <w:rPr>
+          <w:rStyle w:val="NormalTok"/>
+        </w:rPr>
+        <w:t xml:space="preserve">((old </w:t>
+      </w:r>
+      <w:r>
+        <w:rPr>
+          <w:rStyle w:val="SpecialCharTok"/>
+        </w:rPr>
+        <w:t xml:space="preserve">-</w:t>
+      </w:r>
+      <w:r>
+        <w:rPr>
+          <w:rStyle w:val="NormalTok"/>
+        </w:rPr>
+        <w:t xml:space="preserve"> new)</w:t>
+      </w:r>
+      <w:r>
+        <w:rPr>
+          <w:rStyle w:val="SpecialCharTok"/>
+        </w:rPr>
+        <w:t xml:space="preserve">/</w:t>
+      </w:r>
+      <w:r>
+        <w:rPr>
+          <w:rStyle w:val="NormalTok"/>
+        </w:rPr>
+        <w:t xml:space="preserve">old</w:t>
+      </w:r>
+      <w:r>
+        <w:rPr>
+          <w:rStyle w:val="SpecialCharTok"/>
+        </w:rPr>
+        <w:t xml:space="preserve">*</w:t>
+      </w:r>
+      <w:r>
+        <w:rPr>
+          <w:rStyle w:val="DecValTok"/>
+        </w:rPr>
+        <w:t xml:space="preserve">100</w:t>
+      </w:r>
+      <w:r>
+        <w:rPr>
+          <w:rStyle w:val="NormalTok"/>
+        </w:rPr>
+        <w:t xml:space="preserve">)</w:t>
       </w:r>
     </w:p>
     <w:p>
@@ -1244,7 +3939,217 @@
         <w:rPr>
           <w:rStyle w:val="VerbatimChar"/>
         </w:rPr>
+        <w:t xml:space="preserve">[1] -2.023886</w:t>
+      </w:r>
+    </w:p>
+    <w:p>
+      <w:pPr>
+        <w:pStyle w:val="SourceCode"/>
+      </w:pPr>
+      <w:r>
+        <w:rPr>
+          <w:rStyle w:val="FunctionTok"/>
+        </w:rPr>
+        <w:t xml:space="preserve">range</w:t>
+      </w:r>
+      <w:r>
+        <w:rPr>
+          <w:rStyle w:val="NormalTok"/>
+        </w:rPr>
+        <w:t xml:space="preserve">((old </w:t>
+      </w:r>
+      <w:r>
+        <w:rPr>
+          <w:rStyle w:val="SpecialCharTok"/>
+        </w:rPr>
+        <w:t xml:space="preserve">-</w:t>
+      </w:r>
+      <w:r>
+        <w:rPr>
+          <w:rStyle w:val="NormalTok"/>
+        </w:rPr>
+        <w:t xml:space="preserve"> new)</w:t>
+      </w:r>
+      <w:r>
+        <w:rPr>
+          <w:rStyle w:val="SpecialCharTok"/>
+        </w:rPr>
+        <w:t xml:space="preserve">/</w:t>
+      </w:r>
+      <w:r>
+        <w:rPr>
+          <w:rStyle w:val="NormalTok"/>
+        </w:rPr>
+        <w:t xml:space="preserve">old</w:t>
+      </w:r>
+      <w:r>
+        <w:rPr>
+          <w:rStyle w:val="SpecialCharTok"/>
+        </w:rPr>
+        <w:t xml:space="preserve">*</w:t>
+      </w:r>
+      <w:r>
+        <w:rPr>
+          <w:rStyle w:val="DecValTok"/>
+        </w:rPr>
+        <w:t xml:space="preserve">100</w:t>
+      </w:r>
+      <w:r>
+        <w:rPr>
+          <w:rStyle w:val="NormalTok"/>
+        </w:rPr>
+        <w:t xml:space="preserve">)</w:t>
+      </w:r>
+    </w:p>
+    <w:p>
+      <w:pPr>
+        <w:pStyle w:val="SourceCode"/>
+      </w:pPr>
+      <w:r>
+        <w:rPr>
+          <w:rStyle w:val="VerbatimChar"/>
+        </w:rPr>
         <w:t xml:space="preserve">[1] -13.008552   7.587789</w:t>
+      </w:r>
+    </w:p>
+    <w:p>
+      <w:pPr>
+        <w:pStyle w:val="SourceCode"/>
+      </w:pPr>
+      <w:r>
+        <w:rPr>
+          <w:rStyle w:val="FunctionTok"/>
+        </w:rPr>
+        <w:t xml:space="preserve">hist</w:t>
+      </w:r>
+      <w:r>
+        <w:rPr>
+          <w:rStyle w:val="NormalTok"/>
+        </w:rPr>
+        <w:t xml:space="preserve">((old </w:t>
+      </w:r>
+      <w:r>
+        <w:rPr>
+          <w:rStyle w:val="SpecialCharTok"/>
+        </w:rPr>
+        <w:t xml:space="preserve">-</w:t>
+      </w:r>
+      <w:r>
+        <w:rPr>
+          <w:rStyle w:val="NormalTok"/>
+        </w:rPr>
+        <w:t xml:space="preserve"> new)</w:t>
+      </w:r>
+      <w:r>
+        <w:rPr>
+          <w:rStyle w:val="SpecialCharTok"/>
+        </w:rPr>
+        <w:t xml:space="preserve">/</w:t>
+      </w:r>
+      <w:r>
+        <w:rPr>
+          <w:rStyle w:val="NormalTok"/>
+        </w:rPr>
+        <w:t xml:space="preserve">old</w:t>
+      </w:r>
+      <w:r>
+        <w:rPr>
+          <w:rStyle w:val="SpecialCharTok"/>
+        </w:rPr>
+        <w:t xml:space="preserve">*</w:t>
+      </w:r>
+      <w:r>
+        <w:rPr>
+          <w:rStyle w:val="DecValTok"/>
+        </w:rPr>
+        <w:t xml:space="preserve">100</w:t>
+      </w:r>
+      <w:r>
+        <w:rPr>
+          <w:rStyle w:val="NormalTok"/>
+        </w:rPr>
+        <w:t xml:space="preserve">, </w:t>
+      </w:r>
+      <w:r>
+        <w:rPr>
+          <w:rStyle w:val="AttributeTok"/>
+        </w:rPr>
+        <w:t xml:space="preserve">main =</w:t>
+      </w:r>
+      <w:r>
+        <w:rPr>
+          <w:rStyle w:val="NormalTok"/>
+        </w:rPr>
+        <w:t xml:space="preserve"> </w:t>
+      </w:r>
+      <w:r>
+        <w:rPr>
+          <w:rStyle w:val="StringTok"/>
+        </w:rPr>
+        <w:t xml:space="preserve">"Percent difference from FOSS data"</w:t>
+      </w:r>
+      <w:r>
+        <w:rPr>
+          <w:rStyle w:val="NormalTok"/>
+        </w:rPr>
+        <w:t xml:space="preserve">, </w:t>
+      </w:r>
+      <w:r>
+        <w:rPr>
+          <w:rStyle w:val="AttributeTok"/>
+        </w:rPr>
+        <w:t xml:space="preserve">breaks =</w:t>
+      </w:r>
+      <w:r>
+        <w:rPr>
+          <w:rStyle w:val="NormalTok"/>
+        </w:rPr>
+        <w:t xml:space="preserve"> </w:t>
+      </w:r>
+      <w:r>
+        <w:rPr>
+          <w:rStyle w:val="DecValTok"/>
+        </w:rPr>
+        <w:t xml:space="preserve">10</w:t>
+      </w:r>
+      <w:r>
+        <w:rPr>
+          <w:rStyle w:val="NormalTok"/>
+        </w:rPr>
+        <w:t xml:space="preserve">, </w:t>
+      </w:r>
+      <w:r>
+        <w:br/>
+      </w:r>
+      <w:r>
+        <w:rPr>
+          <w:rStyle w:val="NormalTok"/>
+        </w:rPr>
+        <w:t xml:space="preserve">     </w:t>
+      </w:r>
+      <w:r>
+        <w:rPr>
+          <w:rStyle w:val="AttributeTok"/>
+        </w:rPr>
+        <w:t xml:space="preserve">xlab =</w:t>
+      </w:r>
+      <w:r>
+        <w:rPr>
+          <w:rStyle w:val="NormalTok"/>
+        </w:rPr>
+        <w:t xml:space="preserve"> </w:t>
+      </w:r>
+      <w:r>
+        <w:rPr>
+          <w:rStyle w:val="StringTok"/>
+        </w:rPr>
+        <w:t xml:space="preserve">"(FOSS - update) / FOSS"</w:t>
+      </w:r>
+      <w:r>
+        <w:rPr>
+          <w:rStyle w:val="NormalTok"/>
+        </w:rPr>
+        <w:t xml:space="preserve">)</w:t>
       </w:r>
     </w:p>
     <w:p>
@@ -1300,6 +4205,191 @@
       </w:pPr>
       <w:r>
         <w:rPr>
+          <w:rStyle w:val="CommentTok"/>
+        </w:rPr>
+        <w:t xml:space="preserve"># replace FOSS data with update data</w:t>
+      </w:r>
+      <w:r>
+        <w:br/>
+      </w:r>
+      <w:r>
+        <w:rPr>
+          <w:rStyle w:val="NormalTok"/>
+        </w:rPr>
+        <w:t xml:space="preserve">datnew </w:t>
+      </w:r>
+      <w:r>
+        <w:rPr>
+          <w:rStyle w:val="OtherTok"/>
+        </w:rPr>
+        <w:t xml:space="preserve">&lt;-</w:t>
+      </w:r>
+      <w:r>
+        <w:rPr>
+          <w:rStyle w:val="NormalTok"/>
+        </w:rPr>
+        <w:t xml:space="preserve"> dat</w:t>
+      </w:r>
+      <w:r>
+        <w:br/>
+      </w:r>
+      <w:r>
+        <w:rPr>
+          <w:rStyle w:val="NormalTok"/>
+        </w:rPr>
+        <w:t xml:space="preserve">datnew</w:t>
+      </w:r>
+      <w:r>
+        <w:rPr>
+          <w:rStyle w:val="SpecialCharTok"/>
+        </w:rPr>
+        <w:t xml:space="preserve">$</w:t>
+      </w:r>
+      <w:r>
+        <w:rPr>
+          <w:rStyle w:val="NormalTok"/>
+        </w:rPr>
+        <w:t xml:space="preserve">rec_Gulf </w:t>
+      </w:r>
+      <w:r>
+        <w:rPr>
+          <w:rStyle w:val="OtherTok"/>
+        </w:rPr>
+        <w:t xml:space="preserve">&lt;-</w:t>
+      </w:r>
+      <w:r>
+        <w:rPr>
+          <w:rStyle w:val="NormalTok"/>
+        </w:rPr>
+        <w:t xml:space="preserve"> ml</w:t>
+      </w:r>
+      <w:r>
+        <w:rPr>
+          <w:rStyle w:val="SpecialCharTok"/>
+        </w:rPr>
+        <w:t xml:space="preserve">$</w:t>
+      </w:r>
+      <w:r>
+        <w:rPr>
+          <w:rStyle w:val="NormalTok"/>
+        </w:rPr>
+        <w:t xml:space="preserve">GOM</w:t>
+      </w:r>
+      <w:r>
+        <w:br/>
+      </w:r>
+      <w:r>
+        <w:rPr>
+          <w:rStyle w:val="NormalTok"/>
+        </w:rPr>
+        <w:t xml:space="preserve">datnew</w:t>
+      </w:r>
+      <w:r>
+        <w:rPr>
+          <w:rStyle w:val="SpecialCharTok"/>
+        </w:rPr>
+        <w:t xml:space="preserve">$</w:t>
+      </w:r>
+      <w:r>
+        <w:rPr>
+          <w:rStyle w:val="NormalTok"/>
+        </w:rPr>
+        <w:t xml:space="preserve">rec_SA </w:t>
+      </w:r>
+      <w:r>
+        <w:rPr>
+          <w:rStyle w:val="OtherTok"/>
+        </w:rPr>
+        <w:t xml:space="preserve">&lt;-</w:t>
+      </w:r>
+      <w:r>
+        <w:rPr>
+          <w:rStyle w:val="NormalTok"/>
+        </w:rPr>
+        <w:t xml:space="preserve"> ml</w:t>
+      </w:r>
+      <w:r>
+        <w:rPr>
+          <w:rStyle w:val="SpecialCharTok"/>
+        </w:rPr>
+        <w:t xml:space="preserve">$</w:t>
+      </w:r>
+      <w:r>
+        <w:rPr>
+          <w:rStyle w:val="NormalTok"/>
+        </w:rPr>
+        <w:t xml:space="preserve">ATL </w:t>
+      </w:r>
+      <w:r>
+        <w:rPr>
+          <w:rStyle w:val="SpecialCharTok"/>
+        </w:rPr>
+        <w:t xml:space="preserve">-</w:t>
+      </w:r>
+      <w:r>
+        <w:rPr>
+          <w:rStyle w:val="NormalTok"/>
+        </w:rPr>
+        <w:t xml:space="preserve"> (datnew</w:t>
+      </w:r>
+      <w:r>
+        <w:rPr>
+          <w:rStyle w:val="SpecialCharTok"/>
+        </w:rPr>
+        <w:t xml:space="preserve">$</w:t>
+      </w:r>
+      <w:r>
+        <w:rPr>
+          <w:rStyle w:val="NormalTok"/>
+        </w:rPr>
+        <w:t xml:space="preserve">rec_MA </w:t>
+      </w:r>
+      <w:r>
+        <w:rPr>
+          <w:rStyle w:val="SpecialCharTok"/>
+        </w:rPr>
+        <w:t xml:space="preserve">+</w:t>
+      </w:r>
+      <w:r>
+        <w:rPr>
+          <w:rStyle w:val="NormalTok"/>
+        </w:rPr>
+        <w:t xml:space="preserve"> datnew</w:t>
+      </w:r>
+      <w:r>
+        <w:rPr>
+          <w:rStyle w:val="SpecialCharTok"/>
+        </w:rPr>
+        <w:t xml:space="preserve">$</w:t>
+      </w:r>
+      <w:r>
+        <w:rPr>
+          <w:rStyle w:val="NormalTok"/>
+        </w:rPr>
+        <w:t xml:space="preserve">rec_NE)</w:t>
+      </w:r>
+      <w:r>
+        <w:br/>
+      </w:r>
+      <w:r>
+        <w:rPr>
+          <w:rStyle w:val="FunctionTok"/>
+        </w:rPr>
+        <w:t xml:space="preserve">tail</w:t>
+      </w:r>
+      <w:r>
+        <w:rPr>
+          <w:rStyle w:val="NormalTok"/>
+        </w:rPr>
+        <w:t xml:space="preserve">(dat)</w:t>
+      </w:r>
+    </w:p>
+    <w:p>
+      <w:pPr>
+        <w:pStyle w:val="SourceCode"/>
+      </w:pPr>
+      <w:r>
+        <w:rPr>
           <w:rStyle w:val="VerbatimChar"/>
         </w:rPr>
         <w:t xml:space="preserve">     rec_Gulf com_Gulf   rec_SA com_SA  rec_MA com_MA rec_NE com_NE</w:t>
@@ -1357,6 +4447,23 @@
           <w:rStyle w:val="VerbatimChar"/>
         </w:rPr>
         <w:t xml:space="preserve">2021  2893817    27212  6061024 177263 1051785  25799 123038  11421</w:t>
+      </w:r>
+    </w:p>
+    <w:p>
+      <w:pPr>
+        <w:pStyle w:val="SourceCode"/>
+      </w:pPr>
+      <w:r>
+        <w:rPr>
+          <w:rStyle w:val="FunctionTok"/>
+        </w:rPr>
+        <w:t xml:space="preserve">tail</w:t>
+      </w:r>
+      <w:r>
+        <w:rPr>
+          <w:rStyle w:val="NormalTok"/>
+        </w:rPr>
+        <w:t xml:space="preserve">(datnew)</w:t>
       </w:r>
     </w:p>
     <w:p>

--- a/NOAA-quarto-book.docx
+++ b/NOAA-quarto-book.docx
@@ -118,13 +118,13 @@
     </w:p>
     <w:bookmarkEnd w:id="20"/>
     <w:bookmarkEnd w:id="21"/>
-    <w:bookmarkStart w:id="28" w:name="chapter-1---noaa-fisheries-landings-data"/>
+    <w:bookmarkStart w:id="29" w:name="noaa-fisheries-landings-data"/>
     <w:p>
       <w:pPr>
         <w:pStyle w:val="Heading1"/>
       </w:pPr>
       <w:r>
-        <w:t xml:space="preserve">2. Chapter 1 - NOAA Fisheries landings data</w:t>
+        <w:t xml:space="preserve">2. NOAA Fisheries landings data</w:t>
       </w:r>
     </w:p>
     <w:p>
@@ -135,7 +135,7 @@
         <w:t xml:space="preserve">Here we will explore commercial and recreational landings data accessed through the FOSS (Fisheries One Stop Shop) data portal. The advantage of this portal is that commercial and recreational data are available side-by-side in the same units (pounds landed).</w:t>
       </w:r>
     </w:p>
-    <w:bookmarkStart w:id="22" w:name="data-access-and-upload"/>
+    <w:bookmarkStart w:id="23" w:name="data-access-and-upload"/>
     <w:p>
       <w:pPr>
         <w:pStyle w:val="Heading2"/>
@@ -149,7 +149,21 @@
         <w:pStyle w:val="FirstParagraph"/>
       </w:pPr>
       <w:r>
-        <w:t xml:space="preserve">Data are downloaded download data from the NOAA Fisheries [FOSS site] (https://www.fisheries.noaa.gov/foss/f?p=215:200:660844904940::NO:RP::). For the Data Set, we choose both commercial and recreational. For the Years, we select all years from 1980 to 2021. For NMFS Region, we select the</w:t>
+        <w:t xml:space="preserve">Data are downloaded download data from the NOAA Fisheries</w:t>
+      </w:r>
+      <w:r>
+        <w:t xml:space="preserve"> </w:t>
+      </w:r>
+      <w:hyperlink r:id="rId22">
+        <w:r>
+          <w:rPr>
+            <w:rStyle w:val="Hyperlink"/>
+          </w:rPr>
+          <w:t xml:space="preserve">FOSS site</w:t>
+        </w:r>
+      </w:hyperlink>
+      <w:r>
+        <w:t xml:space="preserve">. For the Data Set, we choose both commercial and recreational. For the Years, we select all years from 1980 to 2021. For NMFS Region, we select the</w:t>
       </w:r>
       <w:r>
         <w:t xml:space="preserve"> </w:t>
@@ -318,7 +332,7 @@
         <w:rPr>
           <w:rStyle w:val="StringTok"/>
         </w:rPr>
-        <w:t xml:space="preserve">"data/foss_landings_comrec_USEEZ.csv"</w:t>
+        <w:t xml:space="preserve">"data/FOSS_landings.csv"</w:t>
       </w:r>
       <w:r>
         <w:rPr>
@@ -355,6 +369,30 @@
           <w:rStyle w:val="StringTok"/>
         </w:rPr>
         <w:t xml:space="preserve">","</w:t>
+      </w:r>
+      <w:r>
+        <w:rPr>
+          <w:rStyle w:val="NormalTok"/>
+        </w:rPr>
+        <w:t xml:space="preserve">, </w:t>
+      </w:r>
+      <w:r>
+        <w:rPr>
+          <w:rStyle w:val="AttributeTok"/>
+        </w:rPr>
+        <w:t xml:space="preserve">skip =</w:t>
+      </w:r>
+      <w:r>
+        <w:rPr>
+          <w:rStyle w:val="NormalTok"/>
+        </w:rPr>
+        <w:t xml:space="preserve"> </w:t>
+      </w:r>
+      <w:r>
+        <w:rPr>
+          <w:rStyle w:val="DecValTok"/>
+        </w:rPr>
+        <w:t xml:space="preserve">1</w:t>
       </w:r>
       <w:r>
         <w:rPr>
@@ -386,7 +424,7 @@
         <w:rPr>
           <w:rStyle w:val="VerbatimChar"/>
         </w:rPr>
-        <w:t xml:space="preserve">  Year     Region.Name     Pounds Dollars   Collection Metric.Tons</w:t>
+        <w:t xml:space="preserve">  Year     Region.Name    Pounds Dollars   Collection Metric.Tons</w:t>
       </w:r>
       <w:r>
         <w:br/>
@@ -395,7 +433,7 @@
         <w:rPr>
           <w:rStyle w:val="VerbatimChar"/>
         </w:rPr>
-        <w:t xml:space="preserve">1 2000            Gulf    582,576 689,637   Commercial         264</w:t>
+        <w:t xml:space="preserve">1 1980            Gulf    94,984  55,676   Commercial          43</w:t>
       </w:r>
       <w:r>
         <w:br/>
@@ -404,7 +442,7 @@
         <w:rPr>
           <w:rStyle w:val="VerbatimChar"/>
         </w:rPr>
-        <w:t xml:space="preserve">2 2000            Gulf  5,641,491         Recreational       2,559</w:t>
+        <w:t xml:space="preserve">2 1980 Middle Atlantic       400     256   Commercial           0</w:t>
       </w:r>
       <w:r>
         <w:br/>
@@ -413,7 +451,7 @@
         <w:rPr>
           <w:rStyle w:val="VerbatimChar"/>
         </w:rPr>
-        <w:t xml:space="preserve">3 2000     New England      6,545  12,414   Commercial           3</w:t>
+        <w:t xml:space="preserve">3 1980     New England       200      54   Commercial           0</w:t>
       </w:r>
       <w:r>
         <w:br/>
@@ -422,7 +460,7 @@
         <w:rPr>
           <w:rStyle w:val="VerbatimChar"/>
         </w:rPr>
-        <w:t xml:space="preserve">4 2000  South Atlantic    537,077 821,743   Commercial         244</w:t>
+        <w:t xml:space="preserve">4 1980  South Atlantic    76,042  45,852   Commercial          34</w:t>
       </w:r>
       <w:r>
         <w:br/>
@@ -431,7 +469,7 @@
         <w:rPr>
           <w:rStyle w:val="VerbatimChar"/>
         </w:rPr>
-        <w:t xml:space="preserve">5 2000  South Atlantic 16,049,049         Recreational       7,280</w:t>
+        <w:t xml:space="preserve">5 1981            Gulf    73,075  46,951   Commercial          33</w:t>
       </w:r>
       <w:r>
         <w:br/>
@@ -440,7 +478,7 @@
         <w:rPr>
           <w:rStyle w:val="VerbatimChar"/>
         </w:rPr>
-        <w:t xml:space="preserve">6 2000 Middle Atlantic     36,048  65,004   Commercial          16</w:t>
+        <w:t xml:space="preserve">6 1981            Gulf 1,559,544         Recreational         707</w:t>
       </w:r>
     </w:p>
     <w:p>
@@ -756,7 +794,7 @@
         <w:rPr>
           <w:rStyle w:val="VerbatimChar"/>
         </w:rPr>
-        <w:t xml:space="preserve">  Year     Region.Name   Pounds Dollars   Collection Metric.Tons</w:t>
+        <w:t xml:space="preserve">  Year     Region.Name  Pounds Dollars   Collection Metric.Tons</w:t>
       </w:r>
       <w:r>
         <w:br/>
@@ -765,7 +803,7 @@
         <w:rPr>
           <w:rStyle w:val="VerbatimChar"/>
         </w:rPr>
-        <w:t xml:space="preserve">1 2000            Gulf   582576  689637   Commercial         264</w:t>
+        <w:t xml:space="preserve">1 1980            Gulf   94984   55676   Commercial          43</w:t>
       </w:r>
       <w:r>
         <w:br/>
@@ -774,7 +812,7 @@
         <w:rPr>
           <w:rStyle w:val="VerbatimChar"/>
         </w:rPr>
-        <w:t xml:space="preserve">2 2000            Gulf  5641491      NA Recreational        2559</w:t>
+        <w:t xml:space="preserve">2 1980 Middle Atlantic     400     256   Commercial           0</w:t>
       </w:r>
       <w:r>
         <w:br/>
@@ -783,7 +821,7 @@
         <w:rPr>
           <w:rStyle w:val="VerbatimChar"/>
         </w:rPr>
-        <w:t xml:space="preserve">3 2000     New England     6545   12414   Commercial           3</w:t>
+        <w:t xml:space="preserve">3 1980     New England     200      54   Commercial           0</w:t>
       </w:r>
       <w:r>
         <w:br/>
@@ -792,7 +830,7 @@
         <w:rPr>
           <w:rStyle w:val="VerbatimChar"/>
         </w:rPr>
-        <w:t xml:space="preserve">4 2000  South Atlantic   537077  821743   Commercial         244</w:t>
+        <w:t xml:space="preserve">4 1980  South Atlantic   76042   45852   Commercial          34</w:t>
       </w:r>
       <w:r>
         <w:br/>
@@ -801,7 +839,7 @@
         <w:rPr>
           <w:rStyle w:val="VerbatimChar"/>
         </w:rPr>
-        <w:t xml:space="preserve">5 2000  South Atlantic 16049049      NA Recreational        7280</w:t>
+        <w:t xml:space="preserve">5 1981            Gulf   73075   46951   Commercial          33</w:t>
       </w:r>
       <w:r>
         <w:br/>
@@ -810,11 +848,11 @@
         <w:rPr>
           <w:rStyle w:val="VerbatimChar"/>
         </w:rPr>
-        <w:t xml:space="preserve">6 2000 Middle Atlantic    36048   65004   Commercial          16</w:t>
+        <w:t xml:space="preserve">6 1981            Gulf 1559544      NA Recreational         707</w:t>
       </w:r>
     </w:p>
-    <w:bookmarkEnd w:id="22"/>
-    <w:bookmarkStart w:id="23" w:name="summarize-the-landings"/>
+    <w:bookmarkEnd w:id="23"/>
+    <w:bookmarkStart w:id="24" w:name="summarize-the-landings"/>
     <w:p>
       <w:pPr>
         <w:pStyle w:val="Heading2"/>
@@ -1420,8 +1458,8 @@
         <w:t xml:space="preserve">1985  2542089   269477 6684821 142684 113666   5000      0   4800</w:t>
       </w:r>
     </w:p>
-    <w:bookmarkEnd w:id="23"/>
-    <w:bookmarkStart w:id="27" w:name="plot-the-summary"/>
+    <w:bookmarkEnd w:id="24"/>
+    <w:bookmarkStart w:id="28" w:name="plot-the-summary"/>
     <w:p>
       <w:pPr>
         <w:pStyle w:val="Heading2"/>
@@ -1857,15 +1895,6 @@
         <w:br/>
       </w:r>
       <w:r>
-        <w:rPr>
-          <w:rStyle w:val="CommentTok"/>
-        </w:rPr>
-        <w:t xml:space="preserve">#yrs[seq(2, 32, 2)] &lt;- NA</w:t>
-      </w:r>
-      <w:r>
-        <w:br/>
-      </w:r>
-      <w:r>
         <w:br/>
       </w:r>
       <w:r>
@@ -2130,21 +2159,6 @@
         <w:br/>
       </w:r>
       <w:r>
-        <w:br/>
-      </w:r>
-      <w:r>
-        <w:rPr>
-          <w:rStyle w:val="CommentTok"/>
-        </w:rPr>
-        <w:t xml:space="preserve">#mtext(side = 3, line = -1.15, "Source: NMFS commerical and recreational landings statistics", cex = 0.9)</w:t>
-      </w:r>
-      <w:r>
-        <w:br/>
-      </w:r>
-      <w:r>
-        <w:br/>
-      </w:r>
-      <w:r>
         <w:rPr>
           <w:rStyle w:val="FunctionTok"/>
         </w:rPr>
@@ -2467,24 +2481,6 @@
           <w:rStyle w:val="NormalTok"/>
         </w:rPr>
         <w:t xml:space="preserve">)</w:t>
-      </w:r>
-      <w:r>
-        <w:br/>
-      </w:r>
-      <w:r>
-        <w:rPr>
-          <w:rStyle w:val="CommentTok"/>
-        </w:rPr>
-        <w:t xml:space="preserve">#legend(15, 30, c("Commercial", "Recreational"), col = c(1, "#00000060"), </w:t>
-      </w:r>
-      <w:r>
-        <w:br/>
-      </w:r>
-      <w:r>
-        <w:rPr>
-          <w:rStyle w:val="CommentTok"/>
-        </w:rPr>
-        <w:t xml:space="preserve">#       pch = 15, pt.cex = 2, bty = "n", y.intersp = 1.1)</w:t>
       </w:r>
       <w:r>
         <w:br/>
@@ -2640,18 +2636,18 @@
           <wp:inline>
             <wp:extent cx="4620126" cy="3696101"/>
             <wp:effectExtent b="0" l="0" r="0" t="0"/>
-            <wp:docPr descr="" title="" id="25" name="Picture"/>
+            <wp:docPr descr="" title="" id="26" name="Picture"/>
             <a:graphic>
               <a:graphicData uri="http://schemas.openxmlformats.org/drawingml/2006/picture">
                 <pic:pic>
                   <pic:nvPicPr>
-                    <pic:cNvPr descr="FOSS_files/figure-docx/unnamed-chunk-3-1.png" id="26" name="Picture"/>
+                    <pic:cNvPr descr="FOSS_files/figure-docx/unnamed-chunk-3-1.png" id="27" name="Picture"/>
                     <pic:cNvPicPr>
                       <a:picLocks noChangeArrowheads="1" noChangeAspect="1"/>
                     </pic:cNvPicPr>
                   </pic:nvPicPr>
                   <pic:blipFill>
-                    <a:blip r:embed="rId24"/>
+                    <a:blip r:embed="rId25"/>
                     <a:stretch>
                       <a:fillRect/>
                     </a:stretch>
@@ -2678,9 +2674,9 @@
         </w:drawing>
       </w:r>
     </w:p>
-    <w:bookmarkEnd w:id="27"/>
     <w:bookmarkEnd w:id="28"/>
-    <w:bookmarkStart w:id="38" w:name="updated-gulfatlantic-parsing-of-data"/>
+    <w:bookmarkEnd w:id="29"/>
+    <w:bookmarkStart w:id="42" w:name="updated-gulfatlantic-parsing-of-data"/>
     <w:p>
       <w:pPr>
         <w:pStyle w:val="Heading1"/>
@@ -2694,7 +2690,7 @@
         <w:pStyle w:val="FirstParagraph"/>
       </w:pPr>
       <w:r>
-        <w:t xml:space="preserve">There are some issues with the way that the FOSS system splits out Gulf and Atlantic catches by Monroe County, which is on the border between the two jurisdictions. We received data from Mike Larkin of SERO which has the correct split out of data for Monroe County between the Gulf and Atlantic. We compare the total recreational catch for the Gulf and Atlantic between the FOSS data and the updated data. The numbers are very close; the average difference from the FOSS data is 2%.</w:t>
+        <w:t xml:space="preserve">There are some issues with the way that the FOSS system splits out Gulf and Atlantic catches by Monroe County, which is on the border between the two jurisdictions. We received data from Mike Larkin (SERO) which has the correct split out of data for Monroe County between the Gulf and Atlantic. We compare the total recreational catch for the Gulf and Atlantic between the FOSS data and the updated data. The numbers are very close; the average difference from the FOSS data is 2%.</w:t>
       </w:r>
     </w:p>
     <w:p>
@@ -3834,18 +3830,18 @@
           <wp:inline>
             <wp:extent cx="4620126" cy="3696101"/>
             <wp:effectExtent b="0" l="0" r="0" t="0"/>
-            <wp:docPr descr="" title="" id="30" name="Picture"/>
+            <wp:docPr descr="" title="" id="31" name="Picture"/>
             <a:graphic>
               <a:graphicData uri="http://schemas.openxmlformats.org/drawingml/2006/picture">
                 <pic:pic>
                   <pic:nvPicPr>
-                    <pic:cNvPr descr="FOSS_files/figure-docx/unnamed-chunk-4-1.png" id="31" name="Picture"/>
+                    <pic:cNvPr descr="FOSS_files/figure-docx/unnamed-chunk-4-1.png" id="32" name="Picture"/>
                     <pic:cNvPicPr>
                       <a:picLocks noChangeArrowheads="1" noChangeAspect="1"/>
                     </pic:cNvPicPr>
                   </pic:nvPicPr>
                   <pic:blipFill>
-                    <a:blip r:embed="rId29"/>
+                    <a:blip r:embed="rId30"/>
                     <a:stretch>
                       <a:fillRect/>
                     </a:stretch>
@@ -3878,6 +3874,15 @@
       </w:pPr>
       <w:r>
         <w:rPr>
+          <w:rStyle w:val="CommentTok"/>
+        </w:rPr>
+        <w:t xml:space="preserve"># average % difference between FOSS and updated data</w:t>
+      </w:r>
+      <w:r>
+        <w:br/>
+      </w:r>
+      <w:r>
+        <w:rPr>
           <w:rStyle w:val="FunctionTok"/>
         </w:rPr>
         <w:t xml:space="preserve">mean</w:t>
@@ -3946,6 +3951,15 @@
       <w:pPr>
         <w:pStyle w:val="SourceCode"/>
       </w:pPr>
+      <w:r>
+        <w:rPr>
+          <w:rStyle w:val="CommentTok"/>
+        </w:rPr>
+        <w:t xml:space="preserve"># min and max % difference between FOSS and updated data</w:t>
+      </w:r>
+      <w:r>
+        <w:br/>
+      </w:r>
       <w:r>
         <w:rPr>
           <w:rStyle w:val="FunctionTok"/>
@@ -4161,18 +4175,18 @@
           <wp:inline>
             <wp:extent cx="4620126" cy="3696101"/>
             <wp:effectExtent b="0" l="0" r="0" t="0"/>
-            <wp:docPr descr="" title="" id="33" name="Picture"/>
+            <wp:docPr descr="" title="" id="34" name="Picture"/>
             <a:graphic>
               <a:graphicData uri="http://schemas.openxmlformats.org/drawingml/2006/picture">
                 <pic:pic>
                   <pic:nvPicPr>
-                    <pic:cNvPr descr="FOSS_files/figure-docx/unnamed-chunk-4-2.png" id="34" name="Picture"/>
+                    <pic:cNvPr descr="FOSS_files/figure-docx/unnamed-chunk-4-2.png" id="35" name="Picture"/>
                     <pic:cNvPicPr>
                       <a:picLocks noChangeArrowheads="1" noChangeAspect="1"/>
                     </pic:cNvPicPr>
                   </pic:nvPicPr>
                   <pic:blipFill>
-                    <a:blip r:embed="rId32"/>
+                    <a:blip r:embed="rId33"/>
                     <a:stretch>
                       <a:fillRect/>
                     </a:stretch>
@@ -4372,6 +4386,18 @@
         <w:br/>
       </w:r>
       <w:r>
+        <w:br/>
+      </w:r>
+      <w:r>
+        <w:rPr>
+          <w:rStyle w:val="CommentTok"/>
+        </w:rPr>
+        <w:t xml:space="preserve"># old data set</w:t>
+      </w:r>
+      <w:r>
+        <w:br/>
+      </w:r>
+      <w:r>
         <w:rPr>
           <w:rStyle w:val="FunctionTok"/>
         </w:rPr>
@@ -4401,7 +4427,7 @@
         <w:rPr>
           <w:rStyle w:val="VerbatimChar"/>
         </w:rPr>
-        <w:t xml:space="preserve">2016  1777348    37733 12357817 828435 2212513  61336  16499  15747</w:t>
+        <w:t xml:space="preserve">2016  1777348    37411 12357817 828133 2212513  61336  16499  15747</w:t>
       </w:r>
       <w:r>
         <w:br/>
@@ -4410,7 +4436,7 @@
         <w:rPr>
           <w:rStyle w:val="VerbatimChar"/>
         </w:rPr>
-        <w:t xml:space="preserve">2017  2064106    68260  9457460 533082 1820541  16179  48607  30969</w:t>
+        <w:t xml:space="preserve">2017  2064106    65141  9457460 532973 1820541  16179  48607  30969</w:t>
       </w:r>
       <w:r>
         <w:br/>
@@ -4419,7 +4445,7 @@
         <w:rPr>
           <w:rStyle w:val="VerbatimChar"/>
         </w:rPr>
-        <w:t xml:space="preserve">2018  1626095    57052 11713866 435290 3104018  20514  97107  12667</w:t>
+        <w:t xml:space="preserve">2018  1626095    56188 11713866 435059 3104018  20514  97107  12667</w:t>
       </w:r>
       <w:r>
         <w:br/>
@@ -4428,7 +4454,7 @@
         <w:rPr>
           <w:rStyle w:val="VerbatimChar"/>
         </w:rPr>
-        <w:t xml:space="preserve">2019  3567170    85077  7967978 563708 1518629  47981     66  16918</w:t>
+        <w:t xml:space="preserve">2019  3567170    83956  7967978 563132 1518629  48224     66  16918</w:t>
       </w:r>
       <w:r>
         <w:br/>
@@ -4437,7 +4463,7 @@
         <w:rPr>
           <w:rStyle w:val="VerbatimChar"/>
         </w:rPr>
-        <w:t xml:space="preserve">2020  1952241    26653  5653294 260503  679556  14040      0   1880</w:t>
+        <w:t xml:space="preserve">2020  1952241    26332  5653294 260311  679556  14040      0   1880</w:t>
       </w:r>
       <w:r>
         <w:br/>
@@ -4446,7 +4472,7 @@
         <w:rPr>
           <w:rStyle w:val="VerbatimChar"/>
         </w:rPr>
-        <w:t xml:space="preserve">2021  2893817    27212  6061024 177263 1051785  25799 123038  11421</w:t>
+        <w:t xml:space="preserve">2021  2893817    26570  6061024 178822 1051785  25318 123038  11421</w:t>
       </w:r>
     </w:p>
     <w:p>
@@ -4455,6 +4481,15 @@
       </w:pPr>
       <w:r>
         <w:rPr>
+          <w:rStyle w:val="CommentTok"/>
+        </w:rPr>
+        <w:t xml:space="preserve"># updated data set</w:t>
+      </w:r>
+      <w:r>
+        <w:br/>
+      </w:r>
+      <w:r>
+        <w:rPr>
           <w:rStyle w:val="FunctionTok"/>
         </w:rPr>
         <w:t xml:space="preserve">tail</w:t>
@@ -4483,7 +4518,7 @@
         <w:rPr>
           <w:rStyle w:val="VerbatimChar"/>
         </w:rPr>
-        <w:t xml:space="preserve">2016   751499    37733 13766851 828435 2212513  61336  16499  15747</w:t>
+        <w:t xml:space="preserve">2016   751499    37411 13766851 828133 2212513  61336  16499  15747</w:t>
       </w:r>
       <w:r>
         <w:br/>
@@ -4492,7 +4527,7 @@
         <w:rPr>
           <w:rStyle w:val="VerbatimChar"/>
         </w:rPr>
-        <w:t xml:space="preserve">2017   868489    68260 10777104 533082 1820541  16179  48607  30969</w:t>
+        <w:t xml:space="preserve">2017   868489    65141 10777104 532973 1820541  16179  48607  30969</w:t>
       </w:r>
       <w:r>
         <w:br/>
@@ -4501,7 +4536,7 @@
         <w:rPr>
           <w:rStyle w:val="VerbatimChar"/>
         </w:rPr>
-        <w:t xml:space="preserve">2018   508570    57052 13603875 435290 3104018  20514  97107  12667</w:t>
+        <w:t xml:space="preserve">2018   508570    56188 13603875 435059 3104018  20514  97107  12667</w:t>
       </w:r>
       <w:r>
         <w:br/>
@@ -4510,7 +4545,7 @@
         <w:rPr>
           <w:rStyle w:val="VerbatimChar"/>
         </w:rPr>
-        <w:t xml:space="preserve">2019  1304865    85077 10410599 563708 1518629  47981     66  16918</w:t>
+        <w:t xml:space="preserve">2019  1304865    83956 10410599 563132 1518629  48224     66  16918</w:t>
       </w:r>
       <w:r>
         <w:br/>
@@ -4519,7 +4554,7 @@
         <w:rPr>
           <w:rStyle w:val="VerbatimChar"/>
         </w:rPr>
-        <w:t xml:space="preserve">2020   555695    26653  7916891 260503  679556  14040      0   1880</w:t>
+        <w:t xml:space="preserve">2020   555695    26332  7916891 260311  679556  14040      0   1880</w:t>
       </w:r>
       <w:r>
         <w:br/>
@@ -4528,7 +4563,7 @@
         <w:rPr>
           <w:rStyle w:val="VerbatimChar"/>
         </w:rPr>
-        <w:t xml:space="preserve">2021  1174412    27212  7950716 177263 1051785  25799 123038  11421</w:t>
+        <w:t xml:space="preserve">2021  1174412    26570  7950716 178822 1051785  25318 123038  11421</w:t>
       </w:r>
     </w:p>
     <w:p>
@@ -4536,7 +4571,7 @@
         <w:pStyle w:val="FirstParagraph"/>
       </w:pPr>
       <w:r>
-        <w:t xml:space="preserve">We replace the FOSS values for Gulf and South Atlantic recreational catches with these new values and replot the full data set.</w:t>
+        <w:t xml:space="preserve">We replace the FOSS values for Gulf and South Atlantic recreational catches with these new values and replot the full data set. We can also plot the landings as a line graph so that the relative magnitudes of catch across region and sector are more easily compared.</w:t>
       </w:r>
     </w:p>
     <w:p>
@@ -4548,18 +4583,18 @@
           <wp:inline>
             <wp:extent cx="4620126" cy="3696101"/>
             <wp:effectExtent b="0" l="0" r="0" t="0"/>
-            <wp:docPr descr="" title="" id="36" name="Picture"/>
+            <wp:docPr descr="" title="" id="37" name="Picture"/>
             <a:graphic>
               <a:graphicData uri="http://schemas.openxmlformats.org/drawingml/2006/picture">
                 <pic:pic>
                   <pic:nvPicPr>
-                    <pic:cNvPr descr="FOSS_files/figure-docx/unnamed-chunk-5-1.png" id="37" name="Picture"/>
+                    <pic:cNvPr descr="FOSS_files/figure-docx/unnamed-chunk-5-1.png" id="38" name="Picture"/>
                     <pic:cNvPicPr>
                       <a:picLocks noChangeArrowheads="1" noChangeAspect="1"/>
                     </pic:cNvPicPr>
                   </pic:nvPicPr>
                   <pic:blipFill>
-                    <a:blip r:embed="rId35"/>
+                    <a:blip r:embed="rId36"/>
                     <a:stretch>
                       <a:fillRect/>
                     </a:stretch>
@@ -4586,7 +4621,54 @@
         </w:drawing>
       </w:r>
     </w:p>
-    <w:bookmarkEnd w:id="38"/>
+    <w:p>
+      <w:pPr>
+        <w:pStyle w:val="BodyText"/>
+      </w:pPr>
+      <w:r>
+        <w:drawing>
+          <wp:inline>
+            <wp:extent cx="4620126" cy="3696101"/>
+            <wp:effectExtent b="0" l="0" r="0" t="0"/>
+            <wp:docPr descr="" title="" id="40" name="Picture"/>
+            <a:graphic>
+              <a:graphicData uri="http://schemas.openxmlformats.org/drawingml/2006/picture">
+                <pic:pic>
+                  <pic:nvPicPr>
+                    <pic:cNvPr descr="FOSS_files/figure-docx/unnamed-chunk-5-2.png" id="41" name="Picture"/>
+                    <pic:cNvPicPr>
+                      <a:picLocks noChangeArrowheads="1" noChangeAspect="1"/>
+                    </pic:cNvPicPr>
+                  </pic:nvPicPr>
+                  <pic:blipFill>
+                    <a:blip r:embed="rId39"/>
+                    <a:stretch>
+                      <a:fillRect/>
+                    </a:stretch>
+                  </pic:blipFill>
+                  <pic:spPr bwMode="auto">
+                    <a:xfrm>
+                      <a:off x="0" y="0"/>
+                      <a:ext cx="4620126" cy="3696101"/>
+                    </a:xfrm>
+                    <a:prstGeom prst="rect">
+                      <a:avLst/>
+                    </a:prstGeom>
+                    <a:noFill/>
+                    <a:ln w="9525">
+                      <a:noFill/>
+                      <a:headEnd/>
+                      <a:tailEnd/>
+                    </a:ln>
+                  </pic:spPr>
+                </pic:pic>
+              </a:graphicData>
+            </a:graphic>
+          </wp:inline>
+        </w:drawing>
+      </w:r>
+    </w:p>
+    <w:bookmarkEnd w:id="42"/>
     <w:sectPr>
       <w:headerReference r:id="rId11" w:type="even"/>
       <w:headerReference r:id="rId10" w:type="default"/>

--- a/NOAA-quarto-book.docx
+++ b/NOAA-quarto-book.docx
@@ -61,13 +61,13 @@
         <w:t xml:space="preserve">Here we will be displaying various data summaries and analyses related to dolphin management in the U.S. South Atlantic.</w:t>
       </w:r>
     </w:p>
-    <w:bookmarkStart w:id="20" w:name="load-libraries"/>
+    <w:bookmarkStart w:id="20" w:name="details"/>
     <w:p>
       <w:pPr>
         <w:pStyle w:val="Heading2"/>
       </w:pPr>
       <w:r>
-        <w:t xml:space="preserve">1.1 Load Libraries</w:t>
+        <w:t xml:space="preserve">1.1 Details</w:t>
       </w:r>
     </w:p>
     <w:p>
@@ -75,50 +75,12 @@
         <w:pStyle w:val="FirstParagraph"/>
       </w:pPr>
       <w:r>
-        <w:t xml:space="preserve">The documentation of this data exploration was developed in R, using R Studio and Quarto. The following R libraries were also used. The pals package allows for improved visualization with different color palettes</w:t>
-      </w:r>
-      <w:r>
-        <w:t xml:space="preserve"> </w:t>
-      </w:r>
-      <w:r>
-        <w:t xml:space="preserve">(</w:t>
-      </w:r>
-      <w:r>
-        <w:rPr>
-          <w:b/>
-          <w:bCs/>
-        </w:rPr>
-        <w:t xml:space="preserve">pals?</w:t>
-      </w:r>
-      <w:r>
-        <w:t xml:space="preserve">)</w:t>
-      </w:r>
-      <w:r>
-        <w:t xml:space="preserve">. The rerddap package allows for efficient downloads of physical data from the ERDDAP server</w:t>
-      </w:r>
-      <w:r>
-        <w:t xml:space="preserve"> </w:t>
-      </w:r>
-      <w:r>
-        <w:t xml:space="preserve">(</w:t>
-      </w:r>
-      <w:r>
-        <w:rPr>
-          <w:b/>
-          <w:bCs/>
-        </w:rPr>
-        <w:t xml:space="preserve">rerddap?</w:t>
-      </w:r>
-      <w:r>
-        <w:t xml:space="preserve">)</w:t>
-      </w:r>
-      <w:r>
-        <w:t xml:space="preserve">.</w:t>
+        <w:t xml:space="preserve">The documentation of this data exploration was developed in R, using R Studio and Quarto.</w:t>
       </w:r>
     </w:p>
     <w:bookmarkEnd w:id="20"/>
     <w:bookmarkEnd w:id="21"/>
-    <w:bookmarkStart w:id="29" w:name="noaa-fisheries-landings-data"/>
+    <w:bookmarkStart w:id="43" w:name="noaa-fisheries-landings-data"/>
     <w:p>
       <w:pPr>
         <w:pStyle w:val="Heading1"/>
@@ -163,7 +125,7 @@
         </w:r>
       </w:hyperlink>
       <w:r>
-        <w:t xml:space="preserve">. For the Data Set, we choose both commercial and recreational. For the Years, we select all years from 1980 to 2021. For NMFS Region, we select the</w:t>
+        <w:t xml:space="preserve">. For the Data Set, we choose both commercial and recreational. For the Years, we select all years from 1980 to the present. For NMFS Region, we select the</w:t>
       </w:r>
       <w:r>
         <w:t xml:space="preserve"> </w:t>
@@ -211,7 +173,7 @@
         <w:t xml:space="preserve"> </w:t>
       </w:r>
       <w:r>
-        <w:t xml:space="preserve">button then generates the data needed for the subsequent analysis, which can be downloaded under the</w:t>
+        <w:t xml:space="preserve">button then generates the data needed for the subsequent analysis, which can be downloaded as a .csv file under the</w:t>
       </w:r>
       <w:r>
         <w:t xml:space="preserve"> </w:t>
@@ -1382,15 +1344,9 @@
       </w:r>
       <w:r>
         <w:rPr>
-          <w:rStyle w:val="FunctionTok"/>
-        </w:rPr>
-        <w:t xml:space="preserve">head</w:t>
-      </w:r>
-      <w:r>
-        <w:rPr>
-          <w:rStyle w:val="NormalTok"/>
-        </w:rPr>
-        <w:t xml:space="preserve">(dat)</w:t>
+          <w:rStyle w:val="NormalTok"/>
+        </w:rPr>
+        <w:t xml:space="preserve">dat</w:t>
       </w:r>
     </w:p>
     <w:p>
@@ -1401,7 +1357,7 @@
         <w:rPr>
           <w:rStyle w:val="VerbatimChar"/>
         </w:rPr>
-        <w:t xml:space="preserve">     rec_Gulf com_Gulf  rec_SA com_SA rec_MA com_MA rec_NE com_NE</w:t>
+        <w:t xml:space="preserve">     rec_Gulf com_Gulf   rec_SA  com_SA  rec_MA com_MA  rec_NE com_NE</w:t>
       </w:r>
       <w:r>
         <w:br/>
@@ -1410,7 +1366,7 @@
         <w:rPr>
           <w:rStyle w:val="VerbatimChar"/>
         </w:rPr>
-        <w:t xml:space="preserve">1980        0    94984       0  76042      0    400      0    200</w:t>
+        <w:t xml:space="preserve">1980        0    94984        0   76042       0    400       0    200</w:t>
       </w:r>
       <w:r>
         <w:br/>
@@ -1419,7 +1375,7 @@
         <w:rPr>
           <w:rStyle w:val="VerbatimChar"/>
         </w:rPr>
-        <w:t xml:space="preserve">1981  1559544    73075 8421898  59037      0      0      0      0</w:t>
+        <w:t xml:space="preserve">1981  1559544    73075  8421898   59037       0      0       0      0</w:t>
       </w:r>
       <w:r>
         <w:br/>
@@ -1428,7 +1384,7 @@
         <w:rPr>
           <w:rStyle w:val="VerbatimChar"/>
         </w:rPr>
-        <w:t xml:space="preserve">1982  4197503   162457 7573035 143960   2097    200      0      0</w:t>
+        <w:t xml:space="preserve">1982  4197503   162457  7573035  143960    2097    200       0      0</w:t>
       </w:r>
       <w:r>
         <w:br/>
@@ -1437,7 +1393,7 @@
         <w:rPr>
           <w:rStyle w:val="VerbatimChar"/>
         </w:rPr>
-        <w:t xml:space="preserve">1983  2162936   190808 9134022 127986  45927   1400      0    400</w:t>
+        <w:t xml:space="preserve">1983  2162936   190808  9134022  127986   45927   1400       0    400</w:t>
       </w:r>
       <w:r>
         <w:br/>
@@ -1446,7 +1402,7 @@
         <w:rPr>
           <w:rStyle w:val="VerbatimChar"/>
         </w:rPr>
-        <w:t xml:space="preserve">1984  1189573   282976 7265430 158901      0   1700      0    400</w:t>
+        <w:t xml:space="preserve">1984  1189573   282976  7265430  158901       0   1700       0    400</w:t>
       </w:r>
       <w:r>
         <w:br/>
@@ -1455,7 +1411,349 @@
         <w:rPr>
           <w:rStyle w:val="VerbatimChar"/>
         </w:rPr>
-        <w:t xml:space="preserve">1985  2542089   269477 6684821 142684 113666   5000      0   4800</w:t>
+        <w:t xml:space="preserve">1985  2542089   269477  6684821  142684  113666   5000       0   4800</w:t>
+      </w:r>
+      <w:r>
+        <w:br/>
+      </w:r>
+      <w:r>
+        <w:rPr>
+          <w:rStyle w:val="VerbatimChar"/>
+        </w:rPr>
+        <w:t xml:space="preserve">1986  5540003   492212  6190187  189747  125653   4200       0    200</w:t>
+      </w:r>
+      <w:r>
+        <w:br/>
+      </w:r>
+      <w:r>
+        <w:rPr>
+          <w:rStyle w:val="VerbatimChar"/>
+        </w:rPr>
+        <w:t xml:space="preserve">1987  4209638   403703  6883546  212905  121433  13400       0   1100</w:t>
+      </w:r>
+      <w:r>
+        <w:br/>
+      </w:r>
+      <w:r>
+        <w:rPr>
+          <w:rStyle w:val="VerbatimChar"/>
+        </w:rPr>
+        <w:t xml:space="preserve">1988  1014312   491610  3134070  212709  130240  26600    2196  17800</w:t>
+      </w:r>
+      <w:r>
+        <w:br/>
+      </w:r>
+      <w:r>
+        <w:rPr>
+          <w:rStyle w:val="VerbatimChar"/>
+        </w:rPr>
+        <w:t xml:space="preserve">1989 12551461  1029628 13273504  426392 1386752  81700     437  15300</w:t>
+      </w:r>
+      <w:r>
+        <w:br/>
+      </w:r>
+      <w:r>
+        <w:rPr>
+          <w:rStyle w:val="VerbatimChar"/>
+        </w:rPr>
+        <w:t xml:space="preserve">1990 13389540  1098819  9283973  514980  624928  69106    2714  14233</w:t>
+      </w:r>
+      <w:r>
+        <w:br/>
+      </w:r>
+      <w:r>
+        <w:rPr>
+          <w:rStyle w:val="VerbatimChar"/>
+        </w:rPr>
+        <w:t xml:space="preserve">1991 13760600  1674124 14756442  650333  722090  90722    6294   9816</w:t>
+      </w:r>
+      <w:r>
+        <w:br/>
+      </w:r>
+      <w:r>
+        <w:rPr>
+          <w:rStyle w:val="VerbatimChar"/>
+        </w:rPr>
+        <w:t xml:space="preserve">1992 12481422   714369  5893700  326831  860112  74423    1411  10315</w:t>
+      </w:r>
+      <w:r>
+        <w:br/>
+      </w:r>
+      <w:r>
+        <w:rPr>
+          <w:rStyle w:val="VerbatimChar"/>
+        </w:rPr>
+        <w:t xml:space="preserve">1993  6873820   596967  7077105  520512 3001335  99420  200927  27069</w:t>
+      </w:r>
+      <w:r>
+        <w:br/>
+      </w:r>
+      <w:r>
+        <w:rPr>
+          <w:rStyle w:val="VerbatimChar"/>
+        </w:rPr>
+        <w:t xml:space="preserve">1994  5448709   679903 10554836  618614 1400635 101044   12586  12328</w:t>
+      </w:r>
+      <w:r>
+        <w:br/>
+      </w:r>
+      <w:r>
+        <w:rPr>
+          <w:rStyle w:val="VerbatimChar"/>
+        </w:rPr>
+        <w:t xml:space="preserve">1995 11142952  1177325 14318412 1164608 1096473 198425   24061  13811</w:t>
+      </w:r>
+      <w:r>
+        <w:br/>
+      </w:r>
+      <w:r>
+        <w:rPr>
+          <w:rStyle w:val="VerbatimChar"/>
+        </w:rPr>
+        <w:t xml:space="preserve">1996  7086006  1047020  9128895  548682 1077364  43581       0   7788</w:t>
+      </w:r>
+      <w:r>
+        <w:br/>
+      </w:r>
+      <w:r>
+        <w:rPr>
+          <w:rStyle w:val="VerbatimChar"/>
+        </w:rPr>
+        <w:t xml:space="preserve">1997 19958088   989648 12284366  877303 1422057 105559       0  13265</w:t>
+      </w:r>
+      <w:r>
+        <w:br/>
+      </w:r>
+      <w:r>
+        <w:rPr>
+          <w:rStyle w:val="VerbatimChar"/>
+        </w:rPr>
+        <w:t xml:space="preserve">1998  9324186   422501  7312090  406368 2920384  86502  120322  11553</w:t>
+      </w:r>
+      <w:r>
+        <w:br/>
+      </w:r>
+      <w:r>
+        <w:rPr>
+          <w:rStyle w:val="VerbatimChar"/>
+        </w:rPr>
+        <w:t xml:space="preserve">1999  7329953   612445 13973364  504263 1005852  98927    4458   5990</w:t>
+      </w:r>
+      <w:r>
+        <w:br/>
+      </w:r>
+      <w:r>
+        <w:rPr>
+          <w:rStyle w:val="VerbatimChar"/>
+        </w:rPr>
+        <w:t xml:space="preserve">2000  5641491   582576 16049049  537077 1433991  36048       0   6545</w:t>
+      </w:r>
+      <w:r>
+        <w:br/>
+      </w:r>
+      <w:r>
+        <w:rPr>
+          <w:rStyle w:val="VerbatimChar"/>
+        </w:rPr>
+        <w:t xml:space="preserve">2001  7355385   368503 14945284  470897  477081  51342    5189  29134</w:t>
+      </w:r>
+      <w:r>
+        <w:br/>
+      </w:r>
+      <w:r>
+        <w:rPr>
+          <w:rStyle w:val="VerbatimChar"/>
+        </w:rPr>
+        <w:t xml:space="preserve">2002  3513226   290601 13794853  436472 1295470  83534  600948  14836</w:t>
+      </w:r>
+      <w:r>
+        <w:br/>
+      </w:r>
+      <w:r>
+        <w:rPr>
+          <w:rStyle w:val="VerbatimChar"/>
+        </w:rPr>
+        <w:t xml:space="preserve">2003  4481937   310836 12112718  459351  929763  46851  129513  21275</w:t>
+      </w:r>
+      <w:r>
+        <w:br/>
+      </w:r>
+      <w:r>
+        <w:rPr>
+          <w:rStyle w:val="VerbatimChar"/>
+        </w:rPr>
+        <w:t xml:space="preserve">2004  2402315   435341  9707678  555973  427145  31916       0  29042</w:t>
+      </w:r>
+      <w:r>
+        <w:br/>
+      </w:r>
+      <w:r>
+        <w:rPr>
+          <w:rStyle w:val="VerbatimChar"/>
+        </w:rPr>
+        <w:t xml:space="preserve">2005  2537132   207695 10299670  376989  437472  19703       0  19982</w:t>
+      </w:r>
+      <w:r>
+        <w:br/>
+      </w:r>
+      <w:r>
+        <w:rPr>
+          <w:rStyle w:val="VerbatimChar"/>
+        </w:rPr>
+        <w:t xml:space="preserve">2006  3290474   224668 12805952  433121  887684  27724       0  19645</w:t>
+      </w:r>
+      <w:r>
+        <w:br/>
+      </w:r>
+      <w:r>
+        <w:rPr>
+          <w:rStyle w:val="VerbatimChar"/>
+        </w:rPr>
+        <w:t xml:space="preserve">2007  3754513   370397 13164377  740255  241212  79832   19542  44707</w:t>
+      </w:r>
+      <w:r>
+        <w:br/>
+      </w:r>
+      <w:r>
+        <w:rPr>
+          <w:rStyle w:val="VerbatimChar"/>
+        </w:rPr>
+        <w:t xml:space="preserve">2008  3937153   384954 10417536  627939  264017  57764       0  16328</w:t>
+      </w:r>
+      <w:r>
+        <w:br/>
+      </w:r>
+      <w:r>
+        <w:rPr>
+          <w:rStyle w:val="VerbatimChar"/>
+        </w:rPr>
+        <w:t xml:space="preserve">2009  3860527   496701 13251102 1007355 1538112  55271       0  92010</w:t>
+      </w:r>
+      <w:r>
+        <w:br/>
+      </w:r>
+      <w:r>
+        <w:rPr>
+          <w:rStyle w:val="VerbatimChar"/>
+        </w:rPr>
+        <w:t xml:space="preserve">2010  1216198   111790  8543542  572031  813738  35869       0  14939</w:t>
+      </w:r>
+      <w:r>
+        <w:br/>
+      </w:r>
+      <w:r>
+        <w:rPr>
+          <w:rStyle w:val="VerbatimChar"/>
+        </w:rPr>
+        <w:t xml:space="preserve">2011  3023914   309324 10774812  543811 2173136  15376  187289  26587</w:t>
+      </w:r>
+      <w:r>
+        <w:br/>
+      </w:r>
+      <w:r>
+        <w:rPr>
+          <w:rStyle w:val="VerbatimChar"/>
+        </w:rPr>
+        <w:t xml:space="preserve">2012  3229090   146256  9983276  704240  755558  44918   26892  46171</w:t>
+      </w:r>
+      <w:r>
+        <w:br/>
+      </w:r>
+      <w:r>
+        <w:rPr>
+          <w:rStyle w:val="VerbatimChar"/>
+        </w:rPr>
+        <w:t xml:space="preserve">2013  5425636   187966  8483569  583556  302421  41936  226988  18564</w:t>
+      </w:r>
+      <w:r>
+        <w:br/>
+      </w:r>
+      <w:r>
+        <w:rPr>
+          <w:rStyle w:val="VerbatimChar"/>
+        </w:rPr>
+        <w:t xml:space="preserve">2014  3074373   201943 11925345 1041856 2129222  58868  183673  61505</w:t>
+      </w:r>
+      <w:r>
+        <w:br/>
+      </w:r>
+      <w:r>
+        <w:rPr>
+          <w:rStyle w:val="VerbatimChar"/>
+        </w:rPr>
+        <w:t xml:space="preserve">2015  6286577   154133 14821772  920454 4501793  36190 1198628  37808</w:t>
+      </w:r>
+      <w:r>
+        <w:br/>
+      </w:r>
+      <w:r>
+        <w:rPr>
+          <w:rStyle w:val="VerbatimChar"/>
+        </w:rPr>
+        <w:t xml:space="preserve">2016  1777348    37411 12357817  828133 2212513  61336   16499  15747</w:t>
+      </w:r>
+      <w:r>
+        <w:br/>
+      </w:r>
+      <w:r>
+        <w:rPr>
+          <w:rStyle w:val="VerbatimChar"/>
+        </w:rPr>
+        <w:t xml:space="preserve">2017  2064106    65141  9457460  532973 1820541  16179   48607  30969</w:t>
+      </w:r>
+      <w:r>
+        <w:br/>
+      </w:r>
+      <w:r>
+        <w:rPr>
+          <w:rStyle w:val="VerbatimChar"/>
+        </w:rPr>
+        <w:t xml:space="preserve">2018  1626095    56188 11713866  435059 3104018  20514   97107  12667</w:t>
+      </w:r>
+      <w:r>
+        <w:br/>
+      </w:r>
+      <w:r>
+        <w:rPr>
+          <w:rStyle w:val="VerbatimChar"/>
+        </w:rPr>
+        <w:t xml:space="preserve">2019  3567170    83956  7967978  563132 1518629  48224      66  16918</w:t>
+      </w:r>
+      <w:r>
+        <w:br/>
+      </w:r>
+      <w:r>
+        <w:rPr>
+          <w:rStyle w:val="VerbatimChar"/>
+        </w:rPr>
+        <w:t xml:space="preserve">2020  1952241    26332  5653294  260311  679556  14040       0   1880</w:t>
+      </w:r>
+      <w:r>
+        <w:br/>
+      </w:r>
+      <w:r>
+        <w:rPr>
+          <w:rStyle w:val="VerbatimChar"/>
+        </w:rPr>
+        <w:t xml:space="preserve">2021  2893817    26570  6061024  178822 1051785  25318  123038  11421</w:t>
+      </w:r>
+      <w:r>
+        <w:br/>
+      </w:r>
+      <w:r>
+        <w:rPr>
+          <w:rStyle w:val="VerbatimChar"/>
+        </w:rPr>
+        <w:t xml:space="preserve">2022  1664771    15906  6845573  182798  708494  17360  466897   9131</w:t>
+      </w:r>
+      <w:r>
+        <w:br/>
+      </w:r>
+      <w:r>
+        <w:rPr>
+          <w:rStyle w:val="VerbatimChar"/>
+        </w:rPr>
+        <w:t xml:space="preserve">2023  1427518    13305  6630236  125302  734866  28467  122550   8310</w:t>
       </w:r>
     </w:p>
     <w:bookmarkEnd w:id="24"/>
@@ -2675,14 +2973,13 @@
       </w:r>
     </w:p>
     <w:bookmarkEnd w:id="28"/>
-    <w:bookmarkEnd w:id="29"/>
-    <w:bookmarkStart w:id="42" w:name="updated-gulfatlantic-parsing-of-data"/>
+    <w:bookmarkStart w:id="35" w:name="updated-gulfatlantic-parsing-of-data"/>
     <w:p>
       <w:pPr>
-        <w:pStyle w:val="Heading1"/>
-      </w:pPr>
-      <w:r>
-        <w:t xml:space="preserve">3. Updated Gulf/Atlantic parsing of data</w:t>
+        <w:pStyle w:val="Heading2"/>
+      </w:pPr>
+      <w:r>
+        <w:t xml:space="preserve">2.4 Updated Gulf/Atlantic parsing of data</w:t>
       </w:r>
     </w:p>
     <w:p>
@@ -3653,7 +3950,7 @@
         <w:rPr>
           <w:rStyle w:val="StringTok"/>
         </w:rPr>
-        <w:t xml:space="preserve">"Comparison of FOSS data with corrected split by Monroe County"</w:t>
+        <w:t xml:space="preserve">"Comparison of FOSS data with data corrected for Monroe County"</w:t>
       </w:r>
       <w:r>
         <w:rPr>
@@ -3830,18 +4127,18 @@
           <wp:inline>
             <wp:extent cx="4620126" cy="3696101"/>
             <wp:effectExtent b="0" l="0" r="0" t="0"/>
-            <wp:docPr descr="" title="" id="31" name="Picture"/>
+            <wp:docPr descr="" title="" id="30" name="Picture"/>
             <a:graphic>
               <a:graphicData uri="http://schemas.openxmlformats.org/drawingml/2006/picture">
                 <pic:pic>
                   <pic:nvPicPr>
-                    <pic:cNvPr descr="FOSS_files/figure-docx/unnamed-chunk-4-1.png" id="32" name="Picture"/>
+                    <pic:cNvPr descr="FOSS_files/figure-docx/unnamed-chunk-4-1.png" id="31" name="Picture"/>
                     <pic:cNvPicPr>
                       <a:picLocks noChangeArrowheads="1" noChangeAspect="1"/>
                     </pic:cNvPicPr>
                   </pic:nvPicPr>
                   <pic:blipFill>
-                    <a:blip r:embed="rId30"/>
+                    <a:blip r:embed="rId29"/>
                     <a:stretch>
                       <a:fillRect/>
                     </a:stretch>
@@ -4100,7 +4397,7 @@
         <w:rPr>
           <w:rStyle w:val="StringTok"/>
         </w:rPr>
-        <w:t xml:space="preserve">"Percent difference from FOSS data"</w:t>
+        <w:t xml:space="preserve">"Histogram of percent difference from FOSS data"</w:t>
       </w:r>
       <w:r>
         <w:rPr>
@@ -4175,18 +4472,18 @@
           <wp:inline>
             <wp:extent cx="4620126" cy="3696101"/>
             <wp:effectExtent b="0" l="0" r="0" t="0"/>
-            <wp:docPr descr="" title="" id="34" name="Picture"/>
+            <wp:docPr descr="" title="" id="33" name="Picture"/>
             <a:graphic>
               <a:graphicData uri="http://schemas.openxmlformats.org/drawingml/2006/picture">
                 <pic:pic>
                   <pic:nvPicPr>
-                    <pic:cNvPr descr="FOSS_files/figure-docx/unnamed-chunk-4-2.png" id="35" name="Picture"/>
+                    <pic:cNvPr descr="FOSS_files/figure-docx/unnamed-chunk-4-2.png" id="34" name="Picture"/>
                     <pic:cNvPicPr>
                       <a:picLocks noChangeArrowheads="1" noChangeAspect="1"/>
                     </pic:cNvPicPr>
                   </pic:nvPicPr>
                   <pic:blipFill>
-                    <a:blip r:embed="rId33"/>
+                    <a:blip r:embed="rId32"/>
                     <a:stretch>
                       <a:fillRect/>
                     </a:stretch>
@@ -4566,12 +4863,22 @@
         <w:t xml:space="preserve">2021  1174412    26570  7950716 178822 1051785  25318 123038  11421</w:t>
       </w:r>
     </w:p>
+    <w:bookmarkEnd w:id="35"/>
+    <w:bookmarkStart w:id="42" w:name="plots-with-updated-data"/>
     <w:p>
       <w:pPr>
+        <w:pStyle w:val="Heading2"/>
+      </w:pPr>
+      <w:r>
+        <w:t xml:space="preserve">2.5 Plots with updated data</w:t>
+      </w:r>
+    </w:p>
+    <w:p>
+      <w:pPr>
         <w:pStyle w:val="FirstParagraph"/>
       </w:pPr>
       <w:r>
-        <w:t xml:space="preserve">We replace the FOSS values for Gulf and South Atlantic recreational catches with these new values and replot the full data set. We can also plot the landings as a line graph so that the relative magnitudes of catch across region and sector are more easily compared.</w:t>
+        <w:t xml:space="preserve">We replace the FOSS values for Gulf and South Atlantic recreational catches with these new values and re-plot the full data set. We can also plot the landings as a line graph so that the relative magnitudes of catch across region and sector are more easily compared.</w:t>
       </w:r>
     </w:p>
     <w:p>
@@ -4669,6 +4976,63 @@
       </w:r>
     </w:p>
     <w:bookmarkEnd w:id="42"/>
+    <w:bookmarkEnd w:id="43"/>
+    <w:bookmarkStart w:id="44" w:name="sau"/>
+    <w:p>
+      <w:pPr>
+        <w:pStyle w:val="Heading1"/>
+      </w:pPr>
+      <w:r>
+        <w:t xml:space="preserve">3. SAU</w:t>
+      </w:r>
+    </w:p>
+    <w:bookmarkEnd w:id="44"/>
+    <w:bookmarkStart w:id="45" w:name="X929f711bc6af469f8d045ce20f610f9bb84f977"/>
+    <w:p>
+      <w:pPr>
+        <w:pStyle w:val="Heading1"/>
+      </w:pPr>
+      <w:r>
+        <w:t xml:space="preserve">4. Analysis of international landings estimates</w:t>
+      </w:r>
+    </w:p>
+    <w:p>
+      <w:pPr>
+        <w:pStyle w:val="FirstParagraph"/>
+      </w:pPr>
+      <w:r>
+        <w:t xml:space="preserve">Coming soon</w:t>
+      </w:r>
+    </w:p>
+    <w:bookmarkEnd w:id="45"/>
+    <w:bookmarkStart w:id="46" w:name="sst"/>
+    <w:p>
+      <w:pPr>
+        <w:pStyle w:val="Heading1"/>
+      </w:pPr>
+      <w:r>
+        <w:t xml:space="preserve">5. SST</w:t>
+      </w:r>
+    </w:p>
+    <w:bookmarkEnd w:id="46"/>
+    <w:bookmarkStart w:id="47" w:name="analysis-of-ocean-temperature-trends"/>
+    <w:p>
+      <w:pPr>
+        <w:pStyle w:val="Heading1"/>
+      </w:pPr>
+      <w:r>
+        <w:t xml:space="preserve">6. Analysis of ocean temperature trends</w:t>
+      </w:r>
+    </w:p>
+    <w:p>
+      <w:pPr>
+        <w:pStyle w:val="FirstParagraph"/>
+      </w:pPr>
+      <w:r>
+        <w:t xml:space="preserve">Coming soon</w:t>
+      </w:r>
+    </w:p>
+    <w:bookmarkEnd w:id="47"/>
     <w:sectPr>
       <w:headerReference r:id="rId11" w:type="even"/>
       <w:headerReference r:id="rId10" w:type="default"/>

--- a/NOAA-quarto-book.docx
+++ b/NOAA-quarto-book.docx
@@ -4987,13 +4987,13 @@
       </w:r>
     </w:p>
     <w:bookmarkEnd w:id="44"/>
-    <w:bookmarkStart w:id="45" w:name="X929f711bc6af469f8d045ce20f610f9bb84f977"/>
+    <w:bookmarkStart w:id="79" w:name="Xe26c3f41e1745c86da5f9014b1083b8d1813786"/>
     <w:p>
       <w:pPr>
         <w:pStyle w:val="Heading1"/>
       </w:pPr>
       <w:r>
-        <w:t xml:space="preserve">4. Analysis of international landings estimates</w:t>
+        <w:t xml:space="preserve">4. Analysis of international landings estimates from Sea Around Us database</w:t>
       </w:r>
     </w:p>
     <w:p>
@@ -5001,27 +5001,30 @@
         <w:pStyle w:val="FirstParagraph"/>
       </w:pPr>
       <w:r>
-        <w:t xml:space="preserve">Coming soon</w:t>
+        <w:t xml:space="preserve">Here we will explore commercial and recreational landings data as estimated by the</w:t>
+      </w:r>
+      <w:r>
+        <w:t xml:space="preserve"> </w:t>
+      </w:r>
+      <w:hyperlink r:id="rId45">
+        <w:r>
+          <w:rPr>
+            <w:rStyle w:val="Hyperlink"/>
+          </w:rPr>
+          <w:t xml:space="preserve">Sea Around Us Project</w:t>
+        </w:r>
+      </w:hyperlink>
+      <w:r>
+        <w:t xml:space="preserve">. This data set includes reported data for fisheries worldwide as well as reconstructed estimates for unreported landings. For each country, project scientists assemble available data on landings and use additional sociological and fishing data plus expert information and opinion, to produce their best estimates of total landings from all fishing sectors and for all species globally.</w:t>
       </w:r>
     </w:p>
-    <w:bookmarkEnd w:id="45"/>
-    <w:bookmarkStart w:id="46" w:name="sst"/>
+    <w:bookmarkStart w:id="48" w:name="data-access-and-upload-1"/>
     <w:p>
       <w:pPr>
-        <w:pStyle w:val="Heading1"/>
-      </w:pPr>
-      <w:r>
-        <w:t xml:space="preserve">5. SST</w:t>
-      </w:r>
-    </w:p>
-    <w:bookmarkEnd w:id="46"/>
-    <w:bookmarkStart w:id="47" w:name="analysis-of-ocean-temperature-trends"/>
-    <w:p>
-      <w:pPr>
-        <w:pStyle w:val="Heading1"/>
-      </w:pPr>
-      <w:r>
-        <w:t xml:space="preserve">6. Analysis of ocean temperature trends</w:t>
+        <w:pStyle w:val="Heading2"/>
+      </w:pPr>
+      <w:r>
+        <w:t xml:space="preserve">4.1 Data access and upload</w:t>
       </w:r>
     </w:p>
     <w:p>
@@ -5029,10 +5032,5188 @@
         <w:pStyle w:val="FirstParagraph"/>
       </w:pPr>
       <w:r>
+        <w:t xml:space="preserve">For catches within each country’s exclusive economic zones, data are downloaded download data from the</w:t>
+      </w:r>
+      <w:r>
+        <w:t xml:space="preserve"> </w:t>
+      </w:r>
+      <w:hyperlink r:id="rId46">
+        <w:r>
+          <w:rPr>
+            <w:rStyle w:val="Hyperlink"/>
+          </w:rPr>
+          <w:t xml:space="preserve">Sea Around Us site</w:t>
+        </w:r>
+      </w:hyperlink>
+      <w:r>
+        <w:t xml:space="preserve">. In the Biodiversity by Taxon Tools and Data, we filter by EEZ for All regions, and then filter by Taxon at the Species level for Common dolphinfish (Coryphaena hippurus). After clicking</w:t>
+      </w:r>
+      <w:r>
+        <w:t xml:space="preserve"> </w:t>
+      </w:r>
+      <w:r>
+        <w:t xml:space="preserve">“View graphs”</w:t>
+      </w:r>
+      <w:r>
+        <w:t xml:space="preserve"> </w:t>
+      </w:r>
+      <w:r>
+        <w:t xml:space="preserve">one can access the full data set using the</w:t>
+      </w:r>
+      <w:r>
+        <w:t xml:space="preserve"> </w:t>
+      </w:r>
+      <w:r>
+        <w:t xml:space="preserve">“Download Data”</w:t>
+      </w:r>
+      <w:r>
+        <w:t xml:space="preserve"> </w:t>
+      </w:r>
+      <w:r>
+        <w:t xml:space="preserve">button. The high seas data are accessed in the Basic Search</w:t>
+      </w:r>
+      <w:r>
+        <w:t xml:space="preserve"> </w:t>
+      </w:r>
+      <w:hyperlink r:id="rId47">
+        <w:r>
+          <w:rPr>
+            <w:rStyle w:val="Hyperlink"/>
+          </w:rPr>
+          <w:t xml:space="preserve">High seas section of the site</w:t>
+        </w:r>
+      </w:hyperlink>
+      <w:r>
+        <w:t xml:space="preserve">. The individual regions can be clicked on (e.g., Atlantic, Western Central) and then the data are dowloaded using the Download Data button.</w:t>
+      </w:r>
+    </w:p>
+    <w:p>
+      <w:pPr>
+        <w:pStyle w:val="BodyText"/>
+      </w:pPr>
+      <w:r>
+        <w:t xml:space="preserve">The current version of data in use is version 50.1, accessed June 2024. This was still the most recent version of data available as of June 2025.</w:t>
+      </w:r>
+    </w:p>
+    <w:bookmarkEnd w:id="48"/>
+    <w:bookmarkStart w:id="76" w:name="read-in-the-high-seas-landings"/>
+    <w:p>
+      <w:pPr>
+        <w:pStyle w:val="Heading2"/>
+      </w:pPr>
+      <w:r>
+        <w:t xml:space="preserve">4.2 Read in the high seas landings</w:t>
+      </w:r>
+    </w:p>
+    <w:p>
+      <w:pPr>
+        <w:pStyle w:val="FirstParagraph"/>
+      </w:pPr>
+      <w:r>
+        <w:t xml:space="preserve">First we read in the high seas landings for the Western Central Atlantic and Northwest Atlantic zones. These are equivalent to FAO areas 21 and 31.</w:t>
+      </w:r>
+    </w:p>
+    <w:p>
+      <w:pPr>
+        <w:pStyle w:val="SourceCode"/>
+      </w:pPr>
+      <w:r>
+        <w:rPr>
+          <w:rStyle w:val="CommentTok"/>
+        </w:rPr>
+        <w:t xml:space="preserve"># clear workspace</w:t>
+      </w:r>
+      <w:r>
+        <w:br/>
+      </w:r>
+      <w:r>
+        <w:rPr>
+          <w:rStyle w:val="FunctionTok"/>
+        </w:rPr>
+        <w:t xml:space="preserve">rm</w:t>
+      </w:r>
+      <w:r>
+        <w:rPr>
+          <w:rStyle w:val="NormalTok"/>
+        </w:rPr>
+        <w:t xml:space="preserve">(</w:t>
+      </w:r>
+      <w:r>
+        <w:rPr>
+          <w:rStyle w:val="AttributeTok"/>
+        </w:rPr>
+        <w:t xml:space="preserve">list =</w:t>
+      </w:r>
+      <w:r>
+        <w:rPr>
+          <w:rStyle w:val="NormalTok"/>
+        </w:rPr>
+        <w:t xml:space="preserve"> </w:t>
+      </w:r>
+      <w:r>
+        <w:rPr>
+          <w:rStyle w:val="FunctionTok"/>
+        </w:rPr>
+        <w:t xml:space="preserve">ls</w:t>
+      </w:r>
+      <w:r>
+        <w:rPr>
+          <w:rStyle w:val="NormalTok"/>
+        </w:rPr>
+        <w:t xml:space="preserve">())</w:t>
+      </w:r>
+      <w:r>
+        <w:br/>
+      </w:r>
+      <w:r>
+        <w:br/>
+      </w:r>
+      <w:r>
+        <w:rPr>
+          <w:rStyle w:val="FunctionTok"/>
+        </w:rPr>
+        <w:t xml:space="preserve">install.packages</w:t>
+      </w:r>
+      <w:r>
+        <w:rPr>
+          <w:rStyle w:val="NormalTok"/>
+        </w:rPr>
+        <w:t xml:space="preserve">(</w:t>
+      </w:r>
+      <w:r>
+        <w:rPr>
+          <w:rStyle w:val="StringTok"/>
+        </w:rPr>
+        <w:t xml:space="preserve">"pals"</w:t>
+      </w:r>
+      <w:r>
+        <w:rPr>
+          <w:rStyle w:val="NormalTok"/>
+        </w:rPr>
+        <w:t xml:space="preserve">)</w:t>
+      </w:r>
+      <w:r>
+        <w:br/>
+      </w:r>
+      <w:r>
+        <w:rPr>
+          <w:rStyle w:val="FunctionTok"/>
+        </w:rPr>
+        <w:t xml:space="preserve">library</w:t>
+      </w:r>
+      <w:r>
+        <w:rPr>
+          <w:rStyle w:val="NormalTok"/>
+        </w:rPr>
+        <w:t xml:space="preserve">(pals)</w:t>
+      </w:r>
+      <w:r>
+        <w:br/>
+      </w:r>
+      <w:r>
+        <w:br/>
+      </w:r>
+      <w:r>
+        <w:rPr>
+          <w:rStyle w:val="CommentTok"/>
+        </w:rPr>
+        <w:t xml:space="preserve"># find data files</w:t>
+      </w:r>
+      <w:r>
+        <w:br/>
+      </w:r>
+      <w:r>
+        <w:rPr>
+          <w:rStyle w:val="NormalTok"/>
+        </w:rPr>
+        <w:t xml:space="preserve">hslis </w:t>
+      </w:r>
+      <w:r>
+        <w:rPr>
+          <w:rStyle w:val="OtherTok"/>
+        </w:rPr>
+        <w:t xml:space="preserve">&lt;-</w:t>
+      </w:r>
+      <w:r>
+        <w:rPr>
+          <w:rStyle w:val="NormalTok"/>
+        </w:rPr>
+        <w:t xml:space="preserve"> </w:t>
+      </w:r>
+      <w:r>
+        <w:rPr>
+          <w:rStyle w:val="FunctionTok"/>
+        </w:rPr>
+        <w:t xml:space="preserve">dir</w:t>
+      </w:r>
+      <w:r>
+        <w:rPr>
+          <w:rStyle w:val="NormalTok"/>
+        </w:rPr>
+        <w:t xml:space="preserve">(</w:t>
+      </w:r>
+      <w:r>
+        <w:rPr>
+          <w:rStyle w:val="StringTok"/>
+        </w:rPr>
+        <w:t xml:space="preserve">"data/SAU/"</w:t>
+      </w:r>
+      <w:r>
+        <w:rPr>
+          <w:rStyle w:val="NormalTok"/>
+        </w:rPr>
+        <w:t xml:space="preserve">)[</w:t>
+      </w:r>
+      <w:r>
+        <w:rPr>
+          <w:rStyle w:val="FunctionTok"/>
+        </w:rPr>
+        <w:t xml:space="preserve">grep</w:t>
+      </w:r>
+      <w:r>
+        <w:rPr>
+          <w:rStyle w:val="NormalTok"/>
+        </w:rPr>
+        <w:t xml:space="preserve">(</w:t>
+      </w:r>
+      <w:r>
+        <w:rPr>
+          <w:rStyle w:val="StringTok"/>
+        </w:rPr>
+        <w:t xml:space="preserve">"HighSeas"</w:t>
+      </w:r>
+      <w:r>
+        <w:rPr>
+          <w:rStyle w:val="NormalTok"/>
+        </w:rPr>
+        <w:t xml:space="preserve">, </w:t>
+      </w:r>
+      <w:r>
+        <w:rPr>
+          <w:rStyle w:val="FunctionTok"/>
+        </w:rPr>
+        <w:t xml:space="preserve">dir</w:t>
+      </w:r>
+      <w:r>
+        <w:rPr>
+          <w:rStyle w:val="NormalTok"/>
+        </w:rPr>
+        <w:t xml:space="preserve">(</w:t>
+      </w:r>
+      <w:r>
+        <w:rPr>
+          <w:rStyle w:val="StringTok"/>
+        </w:rPr>
+        <w:t xml:space="preserve">"data/SAU/"</w:t>
+      </w:r>
+      <w:r>
+        <w:rPr>
+          <w:rStyle w:val="NormalTok"/>
+        </w:rPr>
+        <w:t xml:space="preserve">))]</w:t>
+      </w:r>
+      <w:r>
+        <w:br/>
+      </w:r>
+      <w:r>
+        <w:br/>
+      </w:r>
+      <w:r>
+        <w:rPr>
+          <w:rStyle w:val="CommentTok"/>
+        </w:rPr>
+        <w:t xml:space="preserve"># identify areas 21 and 31</w:t>
+      </w:r>
+      <w:r>
+        <w:br/>
+      </w:r>
+      <w:r>
+        <w:rPr>
+          <w:rStyle w:val="FunctionTok"/>
+        </w:rPr>
+        <w:t xml:space="preserve">print</w:t>
+      </w:r>
+      <w:r>
+        <w:rPr>
+          <w:rStyle w:val="NormalTok"/>
+        </w:rPr>
+        <w:t xml:space="preserve">(</w:t>
+      </w:r>
+      <w:r>
+        <w:rPr>
+          <w:rStyle w:val="StringTok"/>
+        </w:rPr>
+        <w:t xml:space="preserve">"File names:"</w:t>
+      </w:r>
+      <w:r>
+        <w:rPr>
+          <w:rStyle w:val="NormalTok"/>
+        </w:rPr>
+        <w:t xml:space="preserve">)</w:t>
+      </w:r>
+    </w:p>
+    <w:p>
+      <w:pPr>
+        <w:pStyle w:val="SourceCode"/>
+      </w:pPr>
+      <w:r>
+        <w:rPr>
+          <w:rStyle w:val="VerbatimChar"/>
+        </w:rPr>
+        <w:t xml:space="preserve">[1] "File names:"</w:t>
+      </w:r>
+    </w:p>
+    <w:p>
+      <w:pPr>
+        <w:pStyle w:val="SourceCode"/>
+      </w:pPr>
+      <w:r>
+        <w:rPr>
+          <w:rStyle w:val="NormalTok"/>
+        </w:rPr>
+        <w:t xml:space="preserve">hslis[</w:t>
+      </w:r>
+      <w:r>
+        <w:rPr>
+          <w:rStyle w:val="DecValTok"/>
+        </w:rPr>
+        <w:t xml:space="preserve">1</w:t>
+      </w:r>
+      <w:r>
+        <w:rPr>
+          <w:rStyle w:val="NormalTok"/>
+        </w:rPr>
+        <w:t xml:space="preserve">]</w:t>
+      </w:r>
+    </w:p>
+    <w:p>
+      <w:pPr>
+        <w:pStyle w:val="SourceCode"/>
+      </w:pPr>
+      <w:r>
+        <w:rPr>
+          <w:rStyle w:val="VerbatimChar"/>
+        </w:rPr>
+        <w:t xml:space="preserve">[1] "SAU HighSeas 21 v50-1.csv"</w:t>
+      </w:r>
+    </w:p>
+    <w:p>
+      <w:pPr>
+        <w:pStyle w:val="SourceCode"/>
+      </w:pPr>
+      <w:r>
+        <w:rPr>
+          <w:rStyle w:val="NormalTok"/>
+        </w:rPr>
+        <w:t xml:space="preserve">hslis[</w:t>
+      </w:r>
+      <w:r>
+        <w:rPr>
+          <w:rStyle w:val="DecValTok"/>
+        </w:rPr>
+        <w:t xml:space="preserve">3</w:t>
+      </w:r>
+      <w:r>
+        <w:rPr>
+          <w:rStyle w:val="NormalTok"/>
+        </w:rPr>
+        <w:t xml:space="preserve">]</w:t>
+      </w:r>
+    </w:p>
+    <w:p>
+      <w:pPr>
+        <w:pStyle w:val="SourceCode"/>
+      </w:pPr>
+      <w:r>
+        <w:rPr>
+          <w:rStyle w:val="VerbatimChar"/>
+        </w:rPr>
+        <w:t xml:space="preserve">[1] "SAU HighSeas 31 v50-1.csv"</w:t>
+      </w:r>
+    </w:p>
+    <w:p>
+      <w:pPr>
+        <w:pStyle w:val="SourceCode"/>
+      </w:pPr>
+      <w:r>
+        <w:rPr>
+          <w:rStyle w:val="CommentTok"/>
+        </w:rPr>
+        <w:t xml:space="preserve">#download data</w:t>
+      </w:r>
+      <w:r>
+        <w:br/>
+      </w:r>
+      <w:r>
+        <w:rPr>
+          <w:rStyle w:val="NormalTok"/>
+        </w:rPr>
+        <w:t xml:space="preserve">h1 </w:t>
+      </w:r>
+      <w:r>
+        <w:rPr>
+          <w:rStyle w:val="OtherTok"/>
+        </w:rPr>
+        <w:t xml:space="preserve">&lt;-</w:t>
+      </w:r>
+      <w:r>
+        <w:rPr>
+          <w:rStyle w:val="NormalTok"/>
+        </w:rPr>
+        <w:t xml:space="preserve"> </w:t>
+      </w:r>
+      <w:r>
+        <w:rPr>
+          <w:rStyle w:val="FunctionTok"/>
+        </w:rPr>
+        <w:t xml:space="preserve">read.csv</w:t>
+      </w:r>
+      <w:r>
+        <w:rPr>
+          <w:rStyle w:val="NormalTok"/>
+        </w:rPr>
+        <w:t xml:space="preserve">(</w:t>
+      </w:r>
+      <w:r>
+        <w:rPr>
+          <w:rStyle w:val="FunctionTok"/>
+        </w:rPr>
+        <w:t xml:space="preserve">paste0</w:t>
+      </w:r>
+      <w:r>
+        <w:rPr>
+          <w:rStyle w:val="NormalTok"/>
+        </w:rPr>
+        <w:t xml:space="preserve">(</w:t>
+      </w:r>
+      <w:r>
+        <w:rPr>
+          <w:rStyle w:val="StringTok"/>
+        </w:rPr>
+        <w:t xml:space="preserve">"data/SAU/"</w:t>
+      </w:r>
+      <w:r>
+        <w:rPr>
+          <w:rStyle w:val="NormalTok"/>
+        </w:rPr>
+        <w:t xml:space="preserve">, hslis[</w:t>
+      </w:r>
+      <w:r>
+        <w:rPr>
+          <w:rStyle w:val="DecValTok"/>
+        </w:rPr>
+        <w:t xml:space="preserve">1</w:t>
+      </w:r>
+      <w:r>
+        <w:rPr>
+          <w:rStyle w:val="NormalTok"/>
+        </w:rPr>
+        <w:t xml:space="preserve">]))</w:t>
+      </w:r>
+      <w:r>
+        <w:br/>
+      </w:r>
+      <w:r>
+        <w:rPr>
+          <w:rStyle w:val="NormalTok"/>
+        </w:rPr>
+        <w:t xml:space="preserve">h3 </w:t>
+      </w:r>
+      <w:r>
+        <w:rPr>
+          <w:rStyle w:val="OtherTok"/>
+        </w:rPr>
+        <w:t xml:space="preserve">&lt;-</w:t>
+      </w:r>
+      <w:r>
+        <w:rPr>
+          <w:rStyle w:val="NormalTok"/>
+        </w:rPr>
+        <w:t xml:space="preserve"> </w:t>
+      </w:r>
+      <w:r>
+        <w:rPr>
+          <w:rStyle w:val="FunctionTok"/>
+        </w:rPr>
+        <w:t xml:space="preserve">read.csv</w:t>
+      </w:r>
+      <w:r>
+        <w:rPr>
+          <w:rStyle w:val="NormalTok"/>
+        </w:rPr>
+        <w:t xml:space="preserve">(</w:t>
+      </w:r>
+      <w:r>
+        <w:rPr>
+          <w:rStyle w:val="FunctionTok"/>
+        </w:rPr>
+        <w:t xml:space="preserve">paste0</w:t>
+      </w:r>
+      <w:r>
+        <w:rPr>
+          <w:rStyle w:val="NormalTok"/>
+        </w:rPr>
+        <w:t xml:space="preserve">(</w:t>
+      </w:r>
+      <w:r>
+        <w:rPr>
+          <w:rStyle w:val="StringTok"/>
+        </w:rPr>
+        <w:t xml:space="preserve">"data/SAU/"</w:t>
+      </w:r>
+      <w:r>
+        <w:rPr>
+          <w:rStyle w:val="NormalTok"/>
+        </w:rPr>
+        <w:t xml:space="preserve">, hslis[</w:t>
+      </w:r>
+      <w:r>
+        <w:rPr>
+          <w:rStyle w:val="DecValTok"/>
+        </w:rPr>
+        <w:t xml:space="preserve">3</w:t>
+      </w:r>
+      <w:r>
+        <w:rPr>
+          <w:rStyle w:val="NormalTok"/>
+        </w:rPr>
+        <w:t xml:space="preserve">]))</w:t>
+      </w:r>
+      <w:r>
+        <w:br/>
+      </w:r>
+      <w:r>
+        <w:br/>
+      </w:r>
+      <w:r>
+        <w:rPr>
+          <w:rStyle w:val="CommentTok"/>
+        </w:rPr>
+        <w:t xml:space="preserve"># confirm correct areas</w:t>
+      </w:r>
+      <w:r>
+        <w:br/>
+      </w:r>
+      <w:r>
+        <w:rPr>
+          <w:rStyle w:val="FunctionTok"/>
+        </w:rPr>
+        <w:t xml:space="preserve">print</w:t>
+      </w:r>
+      <w:r>
+        <w:rPr>
+          <w:rStyle w:val="NormalTok"/>
+        </w:rPr>
+        <w:t xml:space="preserve">(</w:t>
+      </w:r>
+      <w:r>
+        <w:rPr>
+          <w:rStyle w:val="StringTok"/>
+        </w:rPr>
+        <w:t xml:space="preserve">"Areas:"</w:t>
+      </w:r>
+      <w:r>
+        <w:rPr>
+          <w:rStyle w:val="NormalTok"/>
+        </w:rPr>
+        <w:t xml:space="preserve">)</w:t>
+      </w:r>
+    </w:p>
+    <w:p>
+      <w:pPr>
+        <w:pStyle w:val="SourceCode"/>
+      </w:pPr>
+      <w:r>
+        <w:rPr>
+          <w:rStyle w:val="VerbatimChar"/>
+        </w:rPr>
+        <w:t xml:space="preserve">[1] "Areas:"</w:t>
+      </w:r>
+    </w:p>
+    <w:p>
+      <w:pPr>
+        <w:pStyle w:val="SourceCode"/>
+      </w:pPr>
+      <w:r>
+        <w:rPr>
+          <w:rStyle w:val="FunctionTok"/>
+        </w:rPr>
+        <w:t xml:space="preserve">unique</w:t>
+      </w:r>
+      <w:r>
+        <w:rPr>
+          <w:rStyle w:val="NormalTok"/>
+        </w:rPr>
+        <w:t xml:space="preserve">(h1</w:t>
+      </w:r>
+      <w:r>
+        <w:rPr>
+          <w:rStyle w:val="SpecialCharTok"/>
+        </w:rPr>
+        <w:t xml:space="preserve">$</w:t>
+      </w:r>
+      <w:r>
+        <w:rPr>
+          <w:rStyle w:val="NormalTok"/>
+        </w:rPr>
+        <w:t xml:space="preserve">area_name)</w:t>
+      </w:r>
+    </w:p>
+    <w:p>
+      <w:pPr>
+        <w:pStyle w:val="SourceCode"/>
+      </w:pPr>
+      <w:r>
+        <w:rPr>
+          <w:rStyle w:val="VerbatimChar"/>
+        </w:rPr>
+        <w:t xml:space="preserve">[1] "Atlantic, Northwest"</w:t>
+      </w:r>
+    </w:p>
+    <w:p>
+      <w:pPr>
+        <w:pStyle w:val="SourceCode"/>
+      </w:pPr>
+      <w:r>
+        <w:rPr>
+          <w:rStyle w:val="FunctionTok"/>
+        </w:rPr>
+        <w:t xml:space="preserve">unique</w:t>
+      </w:r>
+      <w:r>
+        <w:rPr>
+          <w:rStyle w:val="NormalTok"/>
+        </w:rPr>
+        <w:t xml:space="preserve">(h3</w:t>
+      </w:r>
+      <w:r>
+        <w:rPr>
+          <w:rStyle w:val="SpecialCharTok"/>
+        </w:rPr>
+        <w:t xml:space="preserve">$</w:t>
+      </w:r>
+      <w:r>
+        <w:rPr>
+          <w:rStyle w:val="NormalTok"/>
+        </w:rPr>
+        <w:t xml:space="preserve">area_name)</w:t>
+      </w:r>
+    </w:p>
+    <w:p>
+      <w:pPr>
+        <w:pStyle w:val="SourceCode"/>
+      </w:pPr>
+      <w:r>
+        <w:rPr>
+          <w:rStyle w:val="VerbatimChar"/>
+        </w:rPr>
+        <w:t xml:space="preserve">[1] "Atlantic, Western Central"</w:t>
+      </w:r>
+    </w:p>
+    <w:p>
+      <w:pPr>
+        <w:pStyle w:val="SourceCode"/>
+      </w:pPr>
+      <w:r>
+        <w:rPr>
+          <w:rStyle w:val="NormalTok"/>
+        </w:rPr>
+        <w:t xml:space="preserve">hs </w:t>
+      </w:r>
+      <w:r>
+        <w:rPr>
+          <w:rStyle w:val="OtherTok"/>
+        </w:rPr>
+        <w:t xml:space="preserve">&lt;-</w:t>
+      </w:r>
+      <w:r>
+        <w:rPr>
+          <w:rStyle w:val="NormalTok"/>
+        </w:rPr>
+        <w:t xml:space="preserve"> </w:t>
+      </w:r>
+      <w:r>
+        <w:rPr>
+          <w:rStyle w:val="FunctionTok"/>
+        </w:rPr>
+        <w:t xml:space="preserve">rbind</w:t>
+      </w:r>
+      <w:r>
+        <w:rPr>
+          <w:rStyle w:val="NormalTok"/>
+        </w:rPr>
+        <w:t xml:space="preserve">(h1, h3) </w:t>
+      </w:r>
+    </w:p>
+    <w:p>
+      <w:pPr>
+        <w:pStyle w:val="FirstParagraph"/>
+      </w:pPr>
+      <w:r>
+        <w:t xml:space="preserve">We extract the data for dolphinfish and look at the characteristics of the landings. Most of the landings are in the Western Central Atlantic, and the primary fishing entities are Venezuela and Saint Lucia. The fishing sector is all industrial, and the vast majority of the catch is reported landings, with only a tiny fraction of discards or unreported landings. The gear type is primarily long line.</w:t>
+      </w:r>
+    </w:p>
+    <w:p>
+      <w:pPr>
+        <w:pStyle w:val="SourceCode"/>
+      </w:pPr>
+      <w:r>
+        <w:rPr>
+          <w:rStyle w:val="CommentTok"/>
+        </w:rPr>
+        <w:t xml:space="preserve"># check species name and filter out dolphinfish</w:t>
+      </w:r>
+      <w:r>
+        <w:br/>
+      </w:r>
+      <w:r>
+        <w:rPr>
+          <w:rStyle w:val="FunctionTok"/>
+        </w:rPr>
+        <w:t xml:space="preserve">unique</w:t>
+      </w:r>
+      <w:r>
+        <w:rPr>
+          <w:rStyle w:val="NormalTok"/>
+        </w:rPr>
+        <w:t xml:space="preserve">(hs</w:t>
+      </w:r>
+      <w:r>
+        <w:rPr>
+          <w:rStyle w:val="SpecialCharTok"/>
+        </w:rPr>
+        <w:t xml:space="preserve">$</w:t>
+      </w:r>
+      <w:r>
+        <w:rPr>
+          <w:rStyle w:val="NormalTok"/>
+        </w:rPr>
+        <w:t xml:space="preserve">common_name)[</w:t>
+      </w:r>
+      <w:r>
+        <w:rPr>
+          <w:rStyle w:val="FunctionTok"/>
+        </w:rPr>
+        <w:t xml:space="preserve">grep</w:t>
+      </w:r>
+      <w:r>
+        <w:rPr>
+          <w:rStyle w:val="NormalTok"/>
+        </w:rPr>
+        <w:t xml:space="preserve">(</w:t>
+      </w:r>
+      <w:r>
+        <w:rPr>
+          <w:rStyle w:val="StringTok"/>
+        </w:rPr>
+        <w:t xml:space="preserve">"dolphin"</w:t>
+      </w:r>
+      <w:r>
+        <w:rPr>
+          <w:rStyle w:val="NormalTok"/>
+        </w:rPr>
+        <w:t xml:space="preserve">, </w:t>
+      </w:r>
+      <w:r>
+        <w:rPr>
+          <w:rStyle w:val="FunctionTok"/>
+        </w:rPr>
+        <w:t xml:space="preserve">unique</w:t>
+      </w:r>
+      <w:r>
+        <w:rPr>
+          <w:rStyle w:val="NormalTok"/>
+        </w:rPr>
+        <w:t xml:space="preserve">(hs</w:t>
+      </w:r>
+      <w:r>
+        <w:rPr>
+          <w:rStyle w:val="SpecialCharTok"/>
+        </w:rPr>
+        <w:t xml:space="preserve">$</w:t>
+      </w:r>
+      <w:r>
+        <w:rPr>
+          <w:rStyle w:val="NormalTok"/>
+        </w:rPr>
+        <w:t xml:space="preserve">common_name))]</w:t>
+      </w:r>
+    </w:p>
+    <w:p>
+      <w:pPr>
+        <w:pStyle w:val="SourceCode"/>
+      </w:pPr>
+      <w:r>
+        <w:rPr>
+          <w:rStyle w:val="VerbatimChar"/>
+        </w:rPr>
+        <w:t xml:space="preserve">[1] "Common dolphinfish"</w:t>
+      </w:r>
+    </w:p>
+    <w:p>
+      <w:pPr>
+        <w:pStyle w:val="SourceCode"/>
+      </w:pPr>
+      <w:r>
+        <w:rPr>
+          <w:rStyle w:val="NormalTok"/>
+        </w:rPr>
+        <w:t xml:space="preserve">hs </w:t>
+      </w:r>
+      <w:r>
+        <w:rPr>
+          <w:rStyle w:val="OtherTok"/>
+        </w:rPr>
+        <w:t xml:space="preserve">&lt;-</w:t>
+      </w:r>
+      <w:r>
+        <w:rPr>
+          <w:rStyle w:val="NormalTok"/>
+        </w:rPr>
+        <w:t xml:space="preserve"> hs[</w:t>
+      </w:r>
+      <w:r>
+        <w:rPr>
+          <w:rStyle w:val="FunctionTok"/>
+        </w:rPr>
+        <w:t xml:space="preserve">which</w:t>
+      </w:r>
+      <w:r>
+        <w:rPr>
+          <w:rStyle w:val="NormalTok"/>
+        </w:rPr>
+        <w:t xml:space="preserve">(hs</w:t>
+      </w:r>
+      <w:r>
+        <w:rPr>
+          <w:rStyle w:val="SpecialCharTok"/>
+        </w:rPr>
+        <w:t xml:space="preserve">$</w:t>
+      </w:r>
+      <w:r>
+        <w:rPr>
+          <w:rStyle w:val="NormalTok"/>
+        </w:rPr>
+        <w:t xml:space="preserve">common_name </w:t>
+      </w:r>
+      <w:r>
+        <w:rPr>
+          <w:rStyle w:val="SpecialCharTok"/>
+        </w:rPr>
+        <w:t xml:space="preserve">==</w:t>
+      </w:r>
+      <w:r>
+        <w:rPr>
+          <w:rStyle w:val="NormalTok"/>
+        </w:rPr>
+        <w:t xml:space="preserve"> </w:t>
+      </w:r>
+      <w:r>
+        <w:rPr>
+          <w:rStyle w:val="StringTok"/>
+        </w:rPr>
+        <w:t xml:space="preserve">"Common dolphinfish"</w:t>
+      </w:r>
+      <w:r>
+        <w:rPr>
+          <w:rStyle w:val="NormalTok"/>
+        </w:rPr>
+        <w:t xml:space="preserve">), ]</w:t>
+      </w:r>
+      <w:r>
+        <w:br/>
+      </w:r>
+      <w:r>
+        <w:br/>
+      </w:r>
+      <w:r>
+        <w:rPr>
+          <w:rStyle w:val="CommentTok"/>
+        </w:rPr>
+        <w:t xml:space="preserve"># look at the categories within each column of data</w:t>
+      </w:r>
+      <w:r>
+        <w:br/>
+      </w:r>
+      <w:r>
+        <w:rPr>
+          <w:rStyle w:val="FunctionTok"/>
+        </w:rPr>
+        <w:t xml:space="preserve">apply</w:t>
+      </w:r>
+      <w:r>
+        <w:rPr>
+          <w:rStyle w:val="NormalTok"/>
+        </w:rPr>
+        <w:t xml:space="preserve">(hs[</w:t>
+      </w:r>
+      <w:r>
+        <w:rPr>
+          <w:rStyle w:val="DecValTok"/>
+        </w:rPr>
+        <w:t xml:space="preserve">1</w:t>
+      </w:r>
+      <w:r>
+        <w:rPr>
+          <w:rStyle w:val="SpecialCharTok"/>
+        </w:rPr>
+        <w:t xml:space="preserve">:</w:t>
+      </w:r>
+      <w:r>
+        <w:rPr>
+          <w:rStyle w:val="DecValTok"/>
+        </w:rPr>
+        <w:t xml:space="preserve">13</w:t>
+      </w:r>
+      <w:r>
+        <w:rPr>
+          <w:rStyle w:val="NormalTok"/>
+        </w:rPr>
+        <w:t xml:space="preserve">], </w:t>
+      </w:r>
+      <w:r>
+        <w:rPr>
+          <w:rStyle w:val="DecValTok"/>
+        </w:rPr>
+        <w:t xml:space="preserve">2</w:t>
+      </w:r>
+      <w:r>
+        <w:rPr>
+          <w:rStyle w:val="NormalTok"/>
+        </w:rPr>
+        <w:t xml:space="preserve">, table)</w:t>
+      </w:r>
+    </w:p>
+    <w:p>
+      <w:pPr>
+        <w:pStyle w:val="SourceCode"/>
+      </w:pPr>
+      <w:r>
+        <w:rPr>
+          <w:rStyle w:val="VerbatimChar"/>
+        </w:rPr>
+        <w:t xml:space="preserve">$area_name</w:t>
+      </w:r>
+      <w:r>
+        <w:br/>
+      </w:r>
+      <w:r>
+        <w:br/>
+      </w:r>
+      <w:r>
+        <w:rPr>
+          <w:rStyle w:val="VerbatimChar"/>
+        </w:rPr>
+        <w:t xml:space="preserve">      Atlantic, Northwest Atlantic, Western Central </w:t>
+      </w:r>
+      <w:r>
+        <w:br/>
+      </w:r>
+      <w:r>
+        <w:rPr>
+          <w:rStyle w:val="VerbatimChar"/>
+        </w:rPr>
+        <w:t xml:space="preserve">                      113                       160 </w:t>
+      </w:r>
+      <w:r>
+        <w:br/>
+      </w:r>
+      <w:r>
+        <w:br/>
+      </w:r>
+      <w:r>
+        <w:rPr>
+          <w:rStyle w:val="VerbatimChar"/>
+        </w:rPr>
+        <w:t xml:space="preserve">$area_type</w:t>
+      </w:r>
+      <w:r>
+        <w:br/>
+      </w:r>
+      <w:r>
+        <w:br/>
+      </w:r>
+      <w:r>
+        <w:rPr>
+          <w:rStyle w:val="VerbatimChar"/>
+        </w:rPr>
+        <w:t xml:space="preserve">high_seas </w:t>
+      </w:r>
+      <w:r>
+        <w:br/>
+      </w:r>
+      <w:r>
+        <w:rPr>
+          <w:rStyle w:val="VerbatimChar"/>
+        </w:rPr>
+        <w:t xml:space="preserve">      273 </w:t>
+      </w:r>
+      <w:r>
+        <w:br/>
+      </w:r>
+      <w:r>
+        <w:br/>
+      </w:r>
+      <w:r>
+        <w:rPr>
+          <w:rStyle w:val="VerbatimChar"/>
+        </w:rPr>
+        <w:t xml:space="preserve">$year</w:t>
+      </w:r>
+      <w:r>
+        <w:br/>
+      </w:r>
+      <w:r>
+        <w:br/>
+      </w:r>
+      <w:r>
+        <w:rPr>
+          <w:rStyle w:val="VerbatimChar"/>
+        </w:rPr>
+        <w:t xml:space="preserve">1985 1986 1999 2000 2001 2002 2003 2004 2005 2006 2007 2008 2009 2010 2011 2012 </w:t>
+      </w:r>
+      <w:r>
+        <w:br/>
+      </w:r>
+      <w:r>
+        <w:rPr>
+          <w:rStyle w:val="VerbatimChar"/>
+        </w:rPr>
+        <w:t xml:space="preserve">   1    1    1    1    1    1    1    6    4    1    5   10    5    8   10   12 </w:t>
+      </w:r>
+      <w:r>
+        <w:br/>
+      </w:r>
+      <w:r>
+        <w:rPr>
+          <w:rStyle w:val="VerbatimChar"/>
+        </w:rPr>
+        <w:t xml:space="preserve">2013 2014 2015 2016 2017 2018 2019 </w:t>
+      </w:r>
+      <w:r>
+        <w:br/>
+      </w:r>
+      <w:r>
+        <w:rPr>
+          <w:rStyle w:val="VerbatimChar"/>
+        </w:rPr>
+        <w:t xml:space="preserve">  24   22   30   33   33   29   34 </w:t>
+      </w:r>
+      <w:r>
+        <w:br/>
+      </w:r>
+      <w:r>
+        <w:br/>
+      </w:r>
+      <w:r>
+        <w:rPr>
+          <w:rStyle w:val="VerbatimChar"/>
+        </w:rPr>
+        <w:t xml:space="preserve">$scientific_name</w:t>
+      </w:r>
+      <w:r>
+        <w:br/>
+      </w:r>
+      <w:r>
+        <w:br/>
+      </w:r>
+      <w:r>
+        <w:rPr>
+          <w:rStyle w:val="VerbatimChar"/>
+        </w:rPr>
+        <w:t xml:space="preserve">Coryphaena hippurus </w:t>
+      </w:r>
+      <w:r>
+        <w:br/>
+      </w:r>
+      <w:r>
+        <w:rPr>
+          <w:rStyle w:val="VerbatimChar"/>
+        </w:rPr>
+        <w:t xml:space="preserve">                273 </w:t>
+      </w:r>
+      <w:r>
+        <w:br/>
+      </w:r>
+      <w:r>
+        <w:br/>
+      </w:r>
+      <w:r>
+        <w:rPr>
+          <w:rStyle w:val="VerbatimChar"/>
+        </w:rPr>
+        <w:t xml:space="preserve">$common_name</w:t>
+      </w:r>
+      <w:r>
+        <w:br/>
+      </w:r>
+      <w:r>
+        <w:br/>
+      </w:r>
+      <w:r>
+        <w:rPr>
+          <w:rStyle w:val="VerbatimChar"/>
+        </w:rPr>
+        <w:t xml:space="preserve">Common dolphinfish </w:t>
+      </w:r>
+      <w:r>
+        <w:br/>
+      </w:r>
+      <w:r>
+        <w:rPr>
+          <w:rStyle w:val="VerbatimChar"/>
+        </w:rPr>
+        <w:t xml:space="preserve">               273 </w:t>
+      </w:r>
+      <w:r>
+        <w:br/>
+      </w:r>
+      <w:r>
+        <w:br/>
+      </w:r>
+      <w:r>
+        <w:rPr>
+          <w:rStyle w:val="VerbatimChar"/>
+        </w:rPr>
+        <w:t xml:space="preserve">$functional_group</w:t>
+      </w:r>
+      <w:r>
+        <w:br/>
+      </w:r>
+      <w:r>
+        <w:br/>
+      </w:r>
+      <w:r>
+        <w:rPr>
+          <w:rStyle w:val="VerbatimChar"/>
+        </w:rPr>
+        <w:t xml:space="preserve">Large pelagics (&gt;=90 cm) </w:t>
+      </w:r>
+      <w:r>
+        <w:br/>
+      </w:r>
+      <w:r>
+        <w:rPr>
+          <w:rStyle w:val="VerbatimChar"/>
+        </w:rPr>
+        <w:t xml:space="preserve">                     273 </w:t>
+      </w:r>
+      <w:r>
+        <w:br/>
+      </w:r>
+      <w:r>
+        <w:br/>
+      </w:r>
+      <w:r>
+        <w:rPr>
+          <w:rStyle w:val="VerbatimChar"/>
+        </w:rPr>
+        <w:t xml:space="preserve">$commercial_group</w:t>
+      </w:r>
+      <w:r>
+        <w:br/>
+      </w:r>
+      <w:r>
+        <w:br/>
+      </w:r>
+      <w:r>
+        <w:rPr>
+          <w:rStyle w:val="VerbatimChar"/>
+        </w:rPr>
+        <w:t xml:space="preserve">Perch-likes </w:t>
+      </w:r>
+      <w:r>
+        <w:br/>
+      </w:r>
+      <w:r>
+        <w:rPr>
+          <w:rStyle w:val="VerbatimChar"/>
+        </w:rPr>
+        <w:t xml:space="preserve">        273 </w:t>
+      </w:r>
+      <w:r>
+        <w:br/>
+      </w:r>
+      <w:r>
+        <w:br/>
+      </w:r>
+      <w:r>
+        <w:rPr>
+          <w:rStyle w:val="VerbatimChar"/>
+        </w:rPr>
+        <w:t xml:space="preserve">$fishing_entity</w:t>
+      </w:r>
+      <w:r>
+        <w:br/>
+      </w:r>
+      <w:r>
+        <w:br/>
+      </w:r>
+      <w:r>
+        <w:rPr>
+          <w:rStyle w:val="VerbatimChar"/>
+        </w:rPr>
+        <w:t xml:space="preserve">                      Barbados                         Belize </w:t>
+      </w:r>
+      <w:r>
+        <w:br/>
+      </w:r>
+      <w:r>
+        <w:rPr>
+          <w:rStyle w:val="VerbatimChar"/>
+        </w:rPr>
+        <w:t xml:space="preserve">                             6                              3 </w:t>
+      </w:r>
+      <w:r>
+        <w:br/>
+      </w:r>
+      <w:r>
+        <w:rPr>
+          <w:rStyle w:val="VerbatimChar"/>
+        </w:rPr>
+        <w:t xml:space="preserve">                        Brazil                         Canada </w:t>
+      </w:r>
+      <w:r>
+        <w:br/>
+      </w:r>
+      <w:r>
+        <w:rPr>
+          <w:rStyle w:val="VerbatimChar"/>
+        </w:rPr>
+        <w:t xml:space="preserve">                            19                             18 </w:t>
+      </w:r>
+      <w:r>
+        <w:br/>
+      </w:r>
+      <w:r>
+        <w:rPr>
+          <w:rStyle w:val="VerbatimChar"/>
+        </w:rPr>
+        <w:t xml:space="preserve">                        Guyana                         Panama </w:t>
+      </w:r>
+      <w:r>
+        <w:br/>
+      </w:r>
+      <w:r>
+        <w:rPr>
+          <w:rStyle w:val="VerbatimChar"/>
+        </w:rPr>
+        <w:t xml:space="preserve">                             1                              1 </w:t>
+      </w:r>
+      <w:r>
+        <w:br/>
+      </w:r>
+      <w:r>
+        <w:rPr>
+          <w:rStyle w:val="VerbatimChar"/>
+        </w:rPr>
+        <w:t xml:space="preserve">                   Saint Lucia Saint Vincent &amp; the Grenadines </w:t>
+      </w:r>
+      <w:r>
+        <w:br/>
+      </w:r>
+      <w:r>
+        <w:rPr>
+          <w:rStyle w:val="VerbatimChar"/>
+        </w:rPr>
+        <w:t xml:space="preserve">                             5                             28 </w:t>
+      </w:r>
+      <w:r>
+        <w:br/>
+      </w:r>
+      <w:r>
+        <w:rPr>
+          <w:rStyle w:val="VerbatimChar"/>
+        </w:rPr>
+        <w:t xml:space="preserve">                         Spain                       Suriname </w:t>
+      </w:r>
+      <w:r>
+        <w:br/>
+      </w:r>
+      <w:r>
+        <w:rPr>
+          <w:rStyle w:val="VerbatimChar"/>
+        </w:rPr>
+        <w:t xml:space="preserve">                            80                              1 </w:t>
+      </w:r>
+      <w:r>
+        <w:br/>
+      </w:r>
+      <w:r>
+        <w:rPr>
+          <w:rStyle w:val="VerbatimChar"/>
+        </w:rPr>
+        <w:t xml:space="preserve">             Trinidad &amp; Tobago                            USA </w:t>
+      </w:r>
+      <w:r>
+        <w:br/>
+      </w:r>
+      <w:r>
+        <w:rPr>
+          <w:rStyle w:val="VerbatimChar"/>
+        </w:rPr>
+        <w:t xml:space="preserve">                            14                             74 </w:t>
+      </w:r>
+      <w:r>
+        <w:br/>
+      </w:r>
+      <w:r>
+        <w:rPr>
+          <w:rStyle w:val="VerbatimChar"/>
+        </w:rPr>
+        <w:t xml:space="preserve">                     Venezuela </w:t>
+      </w:r>
+      <w:r>
+        <w:br/>
+      </w:r>
+      <w:r>
+        <w:rPr>
+          <w:rStyle w:val="VerbatimChar"/>
+        </w:rPr>
+        <w:t xml:space="preserve">                            23 </w:t>
+      </w:r>
+      <w:r>
+        <w:br/>
+      </w:r>
+      <w:r>
+        <w:br/>
+      </w:r>
+      <w:r>
+        <w:rPr>
+          <w:rStyle w:val="VerbatimChar"/>
+        </w:rPr>
+        <w:t xml:space="preserve">$fishing_sector</w:t>
+      </w:r>
+      <w:r>
+        <w:br/>
+      </w:r>
+      <w:r>
+        <w:br/>
+      </w:r>
+      <w:r>
+        <w:rPr>
+          <w:rStyle w:val="VerbatimChar"/>
+        </w:rPr>
+        <w:t xml:space="preserve">Industrial </w:t>
+      </w:r>
+      <w:r>
+        <w:br/>
+      </w:r>
+      <w:r>
+        <w:rPr>
+          <w:rStyle w:val="VerbatimChar"/>
+        </w:rPr>
+        <w:t xml:space="preserve">       273 </w:t>
+      </w:r>
+      <w:r>
+        <w:br/>
+      </w:r>
+      <w:r>
+        <w:br/>
+      </w:r>
+      <w:r>
+        <w:rPr>
+          <w:rStyle w:val="VerbatimChar"/>
+        </w:rPr>
+        <w:t xml:space="preserve">$catch_type</w:t>
+      </w:r>
+      <w:r>
+        <w:br/>
+      </w:r>
+      <w:r>
+        <w:br/>
+      </w:r>
+      <w:r>
+        <w:rPr>
+          <w:rStyle w:val="VerbatimChar"/>
+        </w:rPr>
+        <w:t xml:space="preserve">Discards Landings </w:t>
+      </w:r>
+      <w:r>
+        <w:br/>
+      </w:r>
+      <w:r>
+        <w:rPr>
+          <w:rStyle w:val="VerbatimChar"/>
+        </w:rPr>
+        <w:t xml:space="preserve">       5      268 </w:t>
+      </w:r>
+      <w:r>
+        <w:br/>
+      </w:r>
+      <w:r>
+        <w:br/>
+      </w:r>
+      <w:r>
+        <w:rPr>
+          <w:rStyle w:val="VerbatimChar"/>
+        </w:rPr>
+        <w:t xml:space="preserve">$reporting_status</w:t>
+      </w:r>
+      <w:r>
+        <w:br/>
+      </w:r>
+      <w:r>
+        <w:br/>
+      </w:r>
+      <w:r>
+        <w:rPr>
+          <w:rStyle w:val="VerbatimChar"/>
+        </w:rPr>
+        <w:t xml:space="preserve">  Reported Unreported </w:t>
+      </w:r>
+      <w:r>
+        <w:br/>
+      </w:r>
+      <w:r>
+        <w:rPr>
+          <w:rStyle w:val="VerbatimChar"/>
+        </w:rPr>
+        <w:t xml:space="preserve">       253         20 </w:t>
+      </w:r>
+      <w:r>
+        <w:br/>
+      </w:r>
+      <w:r>
+        <w:br/>
+      </w:r>
+      <w:r>
+        <w:rPr>
+          <w:rStyle w:val="VerbatimChar"/>
+        </w:rPr>
+        <w:t xml:space="preserve">$gear_type</w:t>
+      </w:r>
+      <w:r>
+        <w:br/>
+      </w:r>
+      <w:r>
+        <w:br/>
+      </w:r>
+      <w:r>
+        <w:rPr>
+          <w:rStyle w:val="VerbatimChar"/>
+        </w:rPr>
+        <w:t xml:space="preserve">artisanal fishing gear           bottom trawl                gillnet </w:t>
+      </w:r>
+      <w:r>
+        <w:br/>
+      </w:r>
+      <w:r>
+        <w:rPr>
+          <w:rStyle w:val="VerbatimChar"/>
+        </w:rPr>
+        <w:t xml:space="preserve">                     7                      9                     11 </w:t>
+      </w:r>
+      <w:r>
+        <w:br/>
+      </w:r>
+      <w:r>
+        <w:rPr>
+          <w:rStyle w:val="VerbatimChar"/>
+        </w:rPr>
+        <w:t xml:space="preserve">            hand lines               longline             mixed gear </w:t>
+      </w:r>
+      <w:r>
+        <w:br/>
+      </w:r>
+      <w:r>
+        <w:rPr>
+          <w:rStyle w:val="VerbatimChar"/>
+        </w:rPr>
+        <w:t xml:space="preserve">                    17                    187                      1 </w:t>
+      </w:r>
+      <w:r>
+        <w:br/>
+      </w:r>
+      <w:r>
+        <w:rPr>
+          <w:rStyle w:val="VerbatimChar"/>
+        </w:rPr>
+        <w:t xml:space="preserve">         pole and line          pots or traps      unknown by source </w:t>
+      </w:r>
+      <w:r>
+        <w:br/>
+      </w:r>
+      <w:r>
+        <w:rPr>
+          <w:rStyle w:val="VerbatimChar"/>
+        </w:rPr>
+        <w:t xml:space="preserve">                    19                      9                     13 </w:t>
+      </w:r>
+      <w:r>
+        <w:br/>
+      </w:r>
+      <w:r>
+        <w:br/>
+      </w:r>
+      <w:r>
+        <w:rPr>
+          <w:rStyle w:val="VerbatimChar"/>
+        </w:rPr>
+        <w:t xml:space="preserve">$end_use_type</w:t>
+      </w:r>
+      <w:r>
+        <w:br/>
+      </w:r>
+      <w:r>
+        <w:br/>
+      </w:r>
+      <w:r>
+        <w:rPr>
+          <w:rStyle w:val="VerbatimChar"/>
+        </w:rPr>
+        <w:t xml:space="preserve">                         Direct human consumption    Fishmeal and fish oil </w:t>
+      </w:r>
+      <w:r>
+        <w:br/>
+      </w:r>
+      <w:r>
+        <w:rPr>
+          <w:rStyle w:val="VerbatimChar"/>
+        </w:rPr>
+        <w:t xml:space="preserve">                       5                      194                       37 </w:t>
+      </w:r>
+      <w:r>
+        <w:br/>
+      </w:r>
+      <w:r>
+        <w:rPr>
+          <w:rStyle w:val="VerbatimChar"/>
+        </w:rPr>
+        <w:t xml:space="preserve">                   Other </w:t>
+      </w:r>
+      <w:r>
+        <w:br/>
+      </w:r>
+      <w:r>
+        <w:rPr>
+          <w:rStyle w:val="VerbatimChar"/>
+        </w:rPr>
+        <w:t xml:space="preserve">                      37 </w:t>
+      </w:r>
+    </w:p>
+    <w:p>
+      <w:pPr>
+        <w:pStyle w:val="SourceCode"/>
+      </w:pPr>
+      <w:r>
+        <w:rPr>
+          <w:rStyle w:val="CommentTok"/>
+        </w:rPr>
+        <w:t xml:space="preserve"># convert from metric tonnes to pounds</w:t>
+      </w:r>
+      <w:r>
+        <w:br/>
+      </w:r>
+      <w:r>
+        <w:rPr>
+          <w:rStyle w:val="NormalTok"/>
+        </w:rPr>
+        <w:t xml:space="preserve">hs</w:t>
+      </w:r>
+      <w:r>
+        <w:rPr>
+          <w:rStyle w:val="SpecialCharTok"/>
+        </w:rPr>
+        <w:t xml:space="preserve">$</w:t>
+      </w:r>
+      <w:r>
+        <w:rPr>
+          <w:rStyle w:val="NormalTok"/>
+        </w:rPr>
+        <w:t xml:space="preserve">pounds </w:t>
+      </w:r>
+      <w:r>
+        <w:rPr>
+          <w:rStyle w:val="OtherTok"/>
+        </w:rPr>
+        <w:t xml:space="preserve">&lt;-</w:t>
+      </w:r>
+      <w:r>
+        <w:rPr>
+          <w:rStyle w:val="NormalTok"/>
+        </w:rPr>
+        <w:t xml:space="preserve"> hs</w:t>
+      </w:r>
+      <w:r>
+        <w:rPr>
+          <w:rStyle w:val="SpecialCharTok"/>
+        </w:rPr>
+        <w:t xml:space="preserve">$</w:t>
+      </w:r>
+      <w:r>
+        <w:rPr>
+          <w:rStyle w:val="NormalTok"/>
+        </w:rPr>
+        <w:t xml:space="preserve">tonnes </w:t>
+      </w:r>
+      <w:r>
+        <w:rPr>
+          <w:rStyle w:val="SpecialCharTok"/>
+        </w:rPr>
+        <w:t xml:space="preserve">*</w:t>
+      </w:r>
+      <w:r>
+        <w:rPr>
+          <w:rStyle w:val="NormalTok"/>
+        </w:rPr>
+        <w:t xml:space="preserve"> </w:t>
+      </w:r>
+      <w:r>
+        <w:rPr>
+          <w:rStyle w:val="DecValTok"/>
+        </w:rPr>
+        <w:t xml:space="preserve">1000</w:t>
+      </w:r>
+      <w:r>
+        <w:rPr>
+          <w:rStyle w:val="NormalTok"/>
+        </w:rPr>
+        <w:t xml:space="preserve"> </w:t>
+      </w:r>
+      <w:r>
+        <w:rPr>
+          <w:rStyle w:val="SpecialCharTok"/>
+        </w:rPr>
+        <w:t xml:space="preserve">*</w:t>
+      </w:r>
+      <w:r>
+        <w:rPr>
+          <w:rStyle w:val="NormalTok"/>
+        </w:rPr>
+        <w:t xml:space="preserve"> </w:t>
+      </w:r>
+      <w:r>
+        <w:rPr>
+          <w:rStyle w:val="FloatTok"/>
+        </w:rPr>
+        <w:t xml:space="preserve">2.20462</w:t>
+      </w:r>
+      <w:r>
+        <w:br/>
+      </w:r>
+      <w:r>
+        <w:br/>
+      </w:r>
+      <w:r>
+        <w:rPr>
+          <w:rStyle w:val="CommentTok"/>
+        </w:rPr>
+        <w:t xml:space="preserve"># produce barplot of key data fields</w:t>
+      </w:r>
+      <w:r>
+        <w:br/>
+      </w:r>
+      <w:r>
+        <w:rPr>
+          <w:rStyle w:val="CommentTok"/>
+        </w:rPr>
+        <w:t xml:space="preserve">#par(mar = c(10, 5, 3, 1), mfrow = c(4, 2))</w:t>
+      </w:r>
+      <w:r>
+        <w:br/>
+      </w:r>
+      <w:r>
+        <w:rPr>
+          <w:rStyle w:val="FunctionTok"/>
+        </w:rPr>
+        <w:t xml:space="preserve">barplot</w:t>
+      </w:r>
+      <w:r>
+        <w:rPr>
+          <w:rStyle w:val="NormalTok"/>
+        </w:rPr>
+        <w:t xml:space="preserve">(</w:t>
+      </w:r>
+      <w:r>
+        <w:rPr>
+          <w:rStyle w:val="FunctionTok"/>
+        </w:rPr>
+        <w:t xml:space="preserve">tapply</w:t>
+      </w:r>
+      <w:r>
+        <w:rPr>
+          <w:rStyle w:val="NormalTok"/>
+        </w:rPr>
+        <w:t xml:space="preserve">(hs</w:t>
+      </w:r>
+      <w:r>
+        <w:rPr>
+          <w:rStyle w:val="SpecialCharTok"/>
+        </w:rPr>
+        <w:t xml:space="preserve">$</w:t>
+      </w:r>
+      <w:r>
+        <w:rPr>
+          <w:rStyle w:val="NormalTok"/>
+        </w:rPr>
+        <w:t xml:space="preserve">pounds</w:t>
+      </w:r>
+      <w:r>
+        <w:rPr>
+          <w:rStyle w:val="SpecialCharTok"/>
+        </w:rPr>
+        <w:t xml:space="preserve">/</w:t>
+      </w:r>
+      <w:r>
+        <w:rPr>
+          <w:rStyle w:val="DecValTok"/>
+        </w:rPr>
+        <w:t xml:space="preserve">10</w:t>
+      </w:r>
+      <w:r>
+        <w:rPr>
+          <w:rStyle w:val="SpecialCharTok"/>
+        </w:rPr>
+        <w:t xml:space="preserve">^</w:t>
+      </w:r>
+      <w:r>
+        <w:rPr>
+          <w:rStyle w:val="DecValTok"/>
+        </w:rPr>
+        <w:t xml:space="preserve">6</w:t>
+      </w:r>
+      <w:r>
+        <w:rPr>
+          <w:rStyle w:val="NormalTok"/>
+        </w:rPr>
+        <w:t xml:space="preserve">, hs</w:t>
+      </w:r>
+      <w:r>
+        <w:rPr>
+          <w:rStyle w:val="SpecialCharTok"/>
+        </w:rPr>
+        <w:t xml:space="preserve">$</w:t>
+      </w:r>
+      <w:r>
+        <w:rPr>
+          <w:rStyle w:val="NormalTok"/>
+        </w:rPr>
+        <w:t xml:space="preserve">area_name, sum, </w:t>
+      </w:r>
+      <w:r>
+        <w:rPr>
+          <w:rStyle w:val="AttributeTok"/>
+        </w:rPr>
+        <w:t xml:space="preserve">na.rm =</w:t>
+      </w:r>
+      <w:r>
+        <w:rPr>
+          <w:rStyle w:val="NormalTok"/>
+        </w:rPr>
+        <w:t xml:space="preserve"> T), </w:t>
+      </w:r>
+      <w:r>
+        <w:rPr>
+          <w:rStyle w:val="AttributeTok"/>
+        </w:rPr>
+        <w:t xml:space="preserve">las =</w:t>
+      </w:r>
+      <w:r>
+        <w:rPr>
+          <w:rStyle w:val="NormalTok"/>
+        </w:rPr>
+        <w:t xml:space="preserve"> </w:t>
+      </w:r>
+      <w:r>
+        <w:rPr>
+          <w:rStyle w:val="DecValTok"/>
+        </w:rPr>
+        <w:t xml:space="preserve">2</w:t>
+      </w:r>
+      <w:r>
+        <w:rPr>
+          <w:rStyle w:val="NormalTok"/>
+        </w:rPr>
+        <w:t xml:space="preserve">, </w:t>
+      </w:r>
+      <w:r>
+        <w:rPr>
+          <w:rStyle w:val="AttributeTok"/>
+        </w:rPr>
+        <w:t xml:space="preserve">ylab =</w:t>
+      </w:r>
+      <w:r>
+        <w:rPr>
+          <w:rStyle w:val="NormalTok"/>
+        </w:rPr>
+        <w:t xml:space="preserve"> </w:t>
+      </w:r>
+      <w:r>
+        <w:rPr>
+          <w:rStyle w:val="StringTok"/>
+        </w:rPr>
+        <w:t xml:space="preserve">"millions of pounds"</w:t>
+      </w:r>
+      <w:r>
+        <w:rPr>
+          <w:rStyle w:val="NormalTok"/>
+        </w:rPr>
+        <w:t xml:space="preserve">, </w:t>
+      </w:r>
+      <w:r>
+        <w:rPr>
+          <w:rStyle w:val="AttributeTok"/>
+        </w:rPr>
+        <w:t xml:space="preserve">main =</w:t>
+      </w:r>
+      <w:r>
+        <w:rPr>
+          <w:rStyle w:val="NormalTok"/>
+        </w:rPr>
+        <w:t xml:space="preserve"> </w:t>
+      </w:r>
+      <w:r>
+        <w:rPr>
+          <w:rStyle w:val="StringTok"/>
+        </w:rPr>
+        <w:t xml:space="preserve">"Area name"</w:t>
+      </w:r>
+      <w:r>
+        <w:rPr>
+          <w:rStyle w:val="NormalTok"/>
+        </w:rPr>
+        <w:t xml:space="preserve">)</w:t>
+      </w:r>
+    </w:p>
+    <w:p>
+      <w:pPr>
+        <w:pStyle w:val="FirstParagraph"/>
+      </w:pPr>
+      <w:r>
+        <w:drawing>
+          <wp:inline>
+            <wp:extent cx="4620126" cy="3696101"/>
+            <wp:effectExtent b="0" l="0" r="0" t="0"/>
+            <wp:docPr descr="" title="" id="50" name="Picture"/>
+            <a:graphic>
+              <a:graphicData uri="http://schemas.openxmlformats.org/drawingml/2006/picture">
+                <pic:pic>
+                  <pic:nvPicPr>
+                    <pic:cNvPr descr="SAU_files/figure-docx/unnamed-chunk-2-1.png" id="51" name="Picture"/>
+                    <pic:cNvPicPr>
+                      <a:picLocks noChangeArrowheads="1" noChangeAspect="1"/>
+                    </pic:cNvPicPr>
+                  </pic:nvPicPr>
+                  <pic:blipFill>
+                    <a:blip r:embed="rId49"/>
+                    <a:stretch>
+                      <a:fillRect/>
+                    </a:stretch>
+                  </pic:blipFill>
+                  <pic:spPr bwMode="auto">
+                    <a:xfrm>
+                      <a:off x="0" y="0"/>
+                      <a:ext cx="4620126" cy="3696101"/>
+                    </a:xfrm>
+                    <a:prstGeom prst="rect">
+                      <a:avLst/>
+                    </a:prstGeom>
+                    <a:noFill/>
+                    <a:ln w="9525">
+                      <a:noFill/>
+                      <a:headEnd/>
+                      <a:tailEnd/>
+                    </a:ln>
+                  </pic:spPr>
+                </pic:pic>
+              </a:graphicData>
+            </a:graphic>
+          </wp:inline>
+        </w:drawing>
+      </w:r>
+    </w:p>
+    <w:p>
+      <w:pPr>
+        <w:pStyle w:val="SourceCode"/>
+      </w:pPr>
+      <w:r>
+        <w:rPr>
+          <w:rStyle w:val="FunctionTok"/>
+        </w:rPr>
+        <w:t xml:space="preserve">barplot</w:t>
+      </w:r>
+      <w:r>
+        <w:rPr>
+          <w:rStyle w:val="NormalTok"/>
+        </w:rPr>
+        <w:t xml:space="preserve">(</w:t>
+      </w:r>
+      <w:r>
+        <w:rPr>
+          <w:rStyle w:val="FunctionTok"/>
+        </w:rPr>
+        <w:t xml:space="preserve">tapply</w:t>
+      </w:r>
+      <w:r>
+        <w:rPr>
+          <w:rStyle w:val="NormalTok"/>
+        </w:rPr>
+        <w:t xml:space="preserve">(hs</w:t>
+      </w:r>
+      <w:r>
+        <w:rPr>
+          <w:rStyle w:val="SpecialCharTok"/>
+        </w:rPr>
+        <w:t xml:space="preserve">$</w:t>
+      </w:r>
+      <w:r>
+        <w:rPr>
+          <w:rStyle w:val="NormalTok"/>
+        </w:rPr>
+        <w:t xml:space="preserve">pounds</w:t>
+      </w:r>
+      <w:r>
+        <w:rPr>
+          <w:rStyle w:val="SpecialCharTok"/>
+        </w:rPr>
+        <w:t xml:space="preserve">/</w:t>
+      </w:r>
+      <w:r>
+        <w:rPr>
+          <w:rStyle w:val="DecValTok"/>
+        </w:rPr>
+        <w:t xml:space="preserve">10</w:t>
+      </w:r>
+      <w:r>
+        <w:rPr>
+          <w:rStyle w:val="SpecialCharTok"/>
+        </w:rPr>
+        <w:t xml:space="preserve">^</w:t>
+      </w:r>
+      <w:r>
+        <w:rPr>
+          <w:rStyle w:val="DecValTok"/>
+        </w:rPr>
+        <w:t xml:space="preserve">6</w:t>
+      </w:r>
+      <w:r>
+        <w:rPr>
+          <w:rStyle w:val="NormalTok"/>
+        </w:rPr>
+        <w:t xml:space="preserve">, hs</w:t>
+      </w:r>
+      <w:r>
+        <w:rPr>
+          <w:rStyle w:val="SpecialCharTok"/>
+        </w:rPr>
+        <w:t xml:space="preserve">$</w:t>
+      </w:r>
+      <w:r>
+        <w:rPr>
+          <w:rStyle w:val="NormalTok"/>
+        </w:rPr>
+        <w:t xml:space="preserve">area_type, sum, </w:t>
+      </w:r>
+      <w:r>
+        <w:rPr>
+          <w:rStyle w:val="AttributeTok"/>
+        </w:rPr>
+        <w:t xml:space="preserve">na.rm =</w:t>
+      </w:r>
+      <w:r>
+        <w:rPr>
+          <w:rStyle w:val="NormalTok"/>
+        </w:rPr>
+        <w:t xml:space="preserve"> T), </w:t>
+      </w:r>
+      <w:r>
+        <w:rPr>
+          <w:rStyle w:val="AttributeTok"/>
+        </w:rPr>
+        <w:t xml:space="preserve">las =</w:t>
+      </w:r>
+      <w:r>
+        <w:rPr>
+          <w:rStyle w:val="NormalTok"/>
+        </w:rPr>
+        <w:t xml:space="preserve"> </w:t>
+      </w:r>
+      <w:r>
+        <w:rPr>
+          <w:rStyle w:val="DecValTok"/>
+        </w:rPr>
+        <w:t xml:space="preserve">2</w:t>
+      </w:r>
+      <w:r>
+        <w:rPr>
+          <w:rStyle w:val="NormalTok"/>
+        </w:rPr>
+        <w:t xml:space="preserve">, </w:t>
+      </w:r>
+      <w:r>
+        <w:rPr>
+          <w:rStyle w:val="AttributeTok"/>
+        </w:rPr>
+        <w:t xml:space="preserve">ylab =</w:t>
+      </w:r>
+      <w:r>
+        <w:rPr>
+          <w:rStyle w:val="NormalTok"/>
+        </w:rPr>
+        <w:t xml:space="preserve"> </w:t>
+      </w:r>
+      <w:r>
+        <w:rPr>
+          <w:rStyle w:val="StringTok"/>
+        </w:rPr>
+        <w:t xml:space="preserve">"millions of pounds"</w:t>
+      </w:r>
+      <w:r>
+        <w:rPr>
+          <w:rStyle w:val="NormalTok"/>
+        </w:rPr>
+        <w:t xml:space="preserve">, </w:t>
+      </w:r>
+      <w:r>
+        <w:rPr>
+          <w:rStyle w:val="AttributeTok"/>
+        </w:rPr>
+        <w:t xml:space="preserve">main =</w:t>
+      </w:r>
+      <w:r>
+        <w:rPr>
+          <w:rStyle w:val="NormalTok"/>
+        </w:rPr>
+        <w:t xml:space="preserve"> </w:t>
+      </w:r>
+      <w:r>
+        <w:rPr>
+          <w:rStyle w:val="StringTok"/>
+        </w:rPr>
+        <w:t xml:space="preserve">"Area type"</w:t>
+      </w:r>
+      <w:r>
+        <w:rPr>
+          <w:rStyle w:val="NormalTok"/>
+        </w:rPr>
+        <w:t xml:space="preserve">)</w:t>
+      </w:r>
+    </w:p>
+    <w:p>
+      <w:pPr>
+        <w:pStyle w:val="FirstParagraph"/>
+      </w:pPr>
+      <w:r>
+        <w:drawing>
+          <wp:inline>
+            <wp:extent cx="4620126" cy="3696101"/>
+            <wp:effectExtent b="0" l="0" r="0" t="0"/>
+            <wp:docPr descr="" title="" id="53" name="Picture"/>
+            <a:graphic>
+              <a:graphicData uri="http://schemas.openxmlformats.org/drawingml/2006/picture">
+                <pic:pic>
+                  <pic:nvPicPr>
+                    <pic:cNvPr descr="SAU_files/figure-docx/unnamed-chunk-2-2.png" id="54" name="Picture"/>
+                    <pic:cNvPicPr>
+                      <a:picLocks noChangeArrowheads="1" noChangeAspect="1"/>
+                    </pic:cNvPicPr>
+                  </pic:nvPicPr>
+                  <pic:blipFill>
+                    <a:blip r:embed="rId52"/>
+                    <a:stretch>
+                      <a:fillRect/>
+                    </a:stretch>
+                  </pic:blipFill>
+                  <pic:spPr bwMode="auto">
+                    <a:xfrm>
+                      <a:off x="0" y="0"/>
+                      <a:ext cx="4620126" cy="3696101"/>
+                    </a:xfrm>
+                    <a:prstGeom prst="rect">
+                      <a:avLst/>
+                    </a:prstGeom>
+                    <a:noFill/>
+                    <a:ln w="9525">
+                      <a:noFill/>
+                      <a:headEnd/>
+                      <a:tailEnd/>
+                    </a:ln>
+                  </pic:spPr>
+                </pic:pic>
+              </a:graphicData>
+            </a:graphic>
+          </wp:inline>
+        </w:drawing>
+      </w:r>
+    </w:p>
+    <w:p>
+      <w:pPr>
+        <w:pStyle w:val="SourceCode"/>
+      </w:pPr>
+      <w:r>
+        <w:rPr>
+          <w:rStyle w:val="FunctionTok"/>
+        </w:rPr>
+        <w:t xml:space="preserve">barplot</w:t>
+      </w:r>
+      <w:r>
+        <w:rPr>
+          <w:rStyle w:val="NormalTok"/>
+        </w:rPr>
+        <w:t xml:space="preserve">(</w:t>
+      </w:r>
+      <w:r>
+        <w:rPr>
+          <w:rStyle w:val="FunctionTok"/>
+        </w:rPr>
+        <w:t xml:space="preserve">tapply</w:t>
+      </w:r>
+      <w:r>
+        <w:rPr>
+          <w:rStyle w:val="NormalTok"/>
+        </w:rPr>
+        <w:t xml:space="preserve">(hs</w:t>
+      </w:r>
+      <w:r>
+        <w:rPr>
+          <w:rStyle w:val="SpecialCharTok"/>
+        </w:rPr>
+        <w:t xml:space="preserve">$</w:t>
+      </w:r>
+      <w:r>
+        <w:rPr>
+          <w:rStyle w:val="NormalTok"/>
+        </w:rPr>
+        <w:t xml:space="preserve">pounds</w:t>
+      </w:r>
+      <w:r>
+        <w:rPr>
+          <w:rStyle w:val="SpecialCharTok"/>
+        </w:rPr>
+        <w:t xml:space="preserve">/</w:t>
+      </w:r>
+      <w:r>
+        <w:rPr>
+          <w:rStyle w:val="DecValTok"/>
+        </w:rPr>
+        <w:t xml:space="preserve">10</w:t>
+      </w:r>
+      <w:r>
+        <w:rPr>
+          <w:rStyle w:val="SpecialCharTok"/>
+        </w:rPr>
+        <w:t xml:space="preserve">^</w:t>
+      </w:r>
+      <w:r>
+        <w:rPr>
+          <w:rStyle w:val="DecValTok"/>
+        </w:rPr>
+        <w:t xml:space="preserve">6</w:t>
+      </w:r>
+      <w:r>
+        <w:rPr>
+          <w:rStyle w:val="NormalTok"/>
+        </w:rPr>
+        <w:t xml:space="preserve">, hs</w:t>
+      </w:r>
+      <w:r>
+        <w:rPr>
+          <w:rStyle w:val="SpecialCharTok"/>
+        </w:rPr>
+        <w:t xml:space="preserve">$</w:t>
+      </w:r>
+      <w:r>
+        <w:rPr>
+          <w:rStyle w:val="NormalTok"/>
+        </w:rPr>
+        <w:t xml:space="preserve">year, sum, </w:t>
+      </w:r>
+      <w:r>
+        <w:rPr>
+          <w:rStyle w:val="AttributeTok"/>
+        </w:rPr>
+        <w:t xml:space="preserve">na.rm =</w:t>
+      </w:r>
+      <w:r>
+        <w:rPr>
+          <w:rStyle w:val="NormalTok"/>
+        </w:rPr>
+        <w:t xml:space="preserve"> T), </w:t>
+      </w:r>
+      <w:r>
+        <w:rPr>
+          <w:rStyle w:val="AttributeTok"/>
+        </w:rPr>
+        <w:t xml:space="preserve">las =</w:t>
+      </w:r>
+      <w:r>
+        <w:rPr>
+          <w:rStyle w:val="NormalTok"/>
+        </w:rPr>
+        <w:t xml:space="preserve"> </w:t>
+      </w:r>
+      <w:r>
+        <w:rPr>
+          <w:rStyle w:val="DecValTok"/>
+        </w:rPr>
+        <w:t xml:space="preserve">2</w:t>
+      </w:r>
+      <w:r>
+        <w:rPr>
+          <w:rStyle w:val="NormalTok"/>
+        </w:rPr>
+        <w:t xml:space="preserve">, </w:t>
+      </w:r>
+      <w:r>
+        <w:rPr>
+          <w:rStyle w:val="AttributeTok"/>
+        </w:rPr>
+        <w:t xml:space="preserve">ylab =</w:t>
+      </w:r>
+      <w:r>
+        <w:rPr>
+          <w:rStyle w:val="NormalTok"/>
+        </w:rPr>
+        <w:t xml:space="preserve"> </w:t>
+      </w:r>
+      <w:r>
+        <w:rPr>
+          <w:rStyle w:val="StringTok"/>
+        </w:rPr>
+        <w:t xml:space="preserve">"millions of pounds"</w:t>
+      </w:r>
+      <w:r>
+        <w:rPr>
+          <w:rStyle w:val="NormalTok"/>
+        </w:rPr>
+        <w:t xml:space="preserve">, </w:t>
+      </w:r>
+      <w:r>
+        <w:rPr>
+          <w:rStyle w:val="AttributeTok"/>
+        </w:rPr>
+        <w:t xml:space="preserve">main =</w:t>
+      </w:r>
+      <w:r>
+        <w:rPr>
+          <w:rStyle w:val="NormalTok"/>
+        </w:rPr>
+        <w:t xml:space="preserve"> </w:t>
+      </w:r>
+      <w:r>
+        <w:rPr>
+          <w:rStyle w:val="StringTok"/>
+        </w:rPr>
+        <w:t xml:space="preserve">"Year"</w:t>
+      </w:r>
+      <w:r>
+        <w:rPr>
+          <w:rStyle w:val="NormalTok"/>
+        </w:rPr>
+        <w:t xml:space="preserve">)</w:t>
+      </w:r>
+    </w:p>
+    <w:p>
+      <w:pPr>
+        <w:pStyle w:val="FirstParagraph"/>
+      </w:pPr>
+      <w:r>
+        <w:drawing>
+          <wp:inline>
+            <wp:extent cx="4620126" cy="3696101"/>
+            <wp:effectExtent b="0" l="0" r="0" t="0"/>
+            <wp:docPr descr="" title="" id="56" name="Picture"/>
+            <a:graphic>
+              <a:graphicData uri="http://schemas.openxmlformats.org/drawingml/2006/picture">
+                <pic:pic>
+                  <pic:nvPicPr>
+                    <pic:cNvPr descr="SAU_files/figure-docx/unnamed-chunk-2-3.png" id="57" name="Picture"/>
+                    <pic:cNvPicPr>
+                      <a:picLocks noChangeArrowheads="1" noChangeAspect="1"/>
+                    </pic:cNvPicPr>
+                  </pic:nvPicPr>
+                  <pic:blipFill>
+                    <a:blip r:embed="rId55"/>
+                    <a:stretch>
+                      <a:fillRect/>
+                    </a:stretch>
+                  </pic:blipFill>
+                  <pic:spPr bwMode="auto">
+                    <a:xfrm>
+                      <a:off x="0" y="0"/>
+                      <a:ext cx="4620126" cy="3696101"/>
+                    </a:xfrm>
+                    <a:prstGeom prst="rect">
+                      <a:avLst/>
+                    </a:prstGeom>
+                    <a:noFill/>
+                    <a:ln w="9525">
+                      <a:noFill/>
+                      <a:headEnd/>
+                      <a:tailEnd/>
+                    </a:ln>
+                  </pic:spPr>
+                </pic:pic>
+              </a:graphicData>
+            </a:graphic>
+          </wp:inline>
+        </w:drawing>
+      </w:r>
+    </w:p>
+    <w:p>
+      <w:pPr>
+        <w:pStyle w:val="SourceCode"/>
+      </w:pPr>
+      <w:r>
+        <w:rPr>
+          <w:rStyle w:val="FunctionTok"/>
+        </w:rPr>
+        <w:t xml:space="preserve">barplot</w:t>
+      </w:r>
+      <w:r>
+        <w:rPr>
+          <w:rStyle w:val="NormalTok"/>
+        </w:rPr>
+        <w:t xml:space="preserve">(</w:t>
+      </w:r>
+      <w:r>
+        <w:rPr>
+          <w:rStyle w:val="FunctionTok"/>
+        </w:rPr>
+        <w:t xml:space="preserve">tapply</w:t>
+      </w:r>
+      <w:r>
+        <w:rPr>
+          <w:rStyle w:val="NormalTok"/>
+        </w:rPr>
+        <w:t xml:space="preserve">(hs</w:t>
+      </w:r>
+      <w:r>
+        <w:rPr>
+          <w:rStyle w:val="SpecialCharTok"/>
+        </w:rPr>
+        <w:t xml:space="preserve">$</w:t>
+      </w:r>
+      <w:r>
+        <w:rPr>
+          <w:rStyle w:val="NormalTok"/>
+        </w:rPr>
+        <w:t xml:space="preserve">pounds</w:t>
+      </w:r>
+      <w:r>
+        <w:rPr>
+          <w:rStyle w:val="SpecialCharTok"/>
+        </w:rPr>
+        <w:t xml:space="preserve">/</w:t>
+      </w:r>
+      <w:r>
+        <w:rPr>
+          <w:rStyle w:val="DecValTok"/>
+        </w:rPr>
+        <w:t xml:space="preserve">10</w:t>
+      </w:r>
+      <w:r>
+        <w:rPr>
+          <w:rStyle w:val="SpecialCharTok"/>
+        </w:rPr>
+        <w:t xml:space="preserve">^</w:t>
+      </w:r>
+      <w:r>
+        <w:rPr>
+          <w:rStyle w:val="DecValTok"/>
+        </w:rPr>
+        <w:t xml:space="preserve">6</w:t>
+      </w:r>
+      <w:r>
+        <w:rPr>
+          <w:rStyle w:val="NormalTok"/>
+        </w:rPr>
+        <w:t xml:space="preserve">, hs</w:t>
+      </w:r>
+      <w:r>
+        <w:rPr>
+          <w:rStyle w:val="SpecialCharTok"/>
+        </w:rPr>
+        <w:t xml:space="preserve">$</w:t>
+      </w:r>
+      <w:r>
+        <w:rPr>
+          <w:rStyle w:val="NormalTok"/>
+        </w:rPr>
+        <w:t xml:space="preserve">fishing_entity, sum, </w:t>
+      </w:r>
+      <w:r>
+        <w:rPr>
+          <w:rStyle w:val="AttributeTok"/>
+        </w:rPr>
+        <w:t xml:space="preserve">na.rm =</w:t>
+      </w:r>
+      <w:r>
+        <w:rPr>
+          <w:rStyle w:val="NormalTok"/>
+        </w:rPr>
+        <w:t xml:space="preserve"> T), </w:t>
+      </w:r>
+      <w:r>
+        <w:rPr>
+          <w:rStyle w:val="AttributeTok"/>
+        </w:rPr>
+        <w:t xml:space="preserve">las =</w:t>
+      </w:r>
+      <w:r>
+        <w:rPr>
+          <w:rStyle w:val="NormalTok"/>
+        </w:rPr>
+        <w:t xml:space="preserve"> </w:t>
+      </w:r>
+      <w:r>
+        <w:rPr>
+          <w:rStyle w:val="DecValTok"/>
+        </w:rPr>
+        <w:t xml:space="preserve">2</w:t>
+      </w:r>
+      <w:r>
+        <w:rPr>
+          <w:rStyle w:val="NormalTok"/>
+        </w:rPr>
+        <w:t xml:space="preserve">, </w:t>
+      </w:r>
+      <w:r>
+        <w:rPr>
+          <w:rStyle w:val="AttributeTok"/>
+        </w:rPr>
+        <w:t xml:space="preserve">ylab =</w:t>
+      </w:r>
+      <w:r>
+        <w:rPr>
+          <w:rStyle w:val="NormalTok"/>
+        </w:rPr>
+        <w:t xml:space="preserve"> </w:t>
+      </w:r>
+      <w:r>
+        <w:rPr>
+          <w:rStyle w:val="StringTok"/>
+        </w:rPr>
+        <w:t xml:space="preserve">"millions of pounds"</w:t>
+      </w:r>
+      <w:r>
+        <w:rPr>
+          <w:rStyle w:val="NormalTok"/>
+        </w:rPr>
+        <w:t xml:space="preserve">, </w:t>
+      </w:r>
+      <w:r>
+        <w:rPr>
+          <w:rStyle w:val="AttributeTok"/>
+        </w:rPr>
+        <w:t xml:space="preserve">main =</w:t>
+      </w:r>
+      <w:r>
+        <w:rPr>
+          <w:rStyle w:val="NormalTok"/>
+        </w:rPr>
+        <w:t xml:space="preserve"> </w:t>
+      </w:r>
+      <w:r>
+        <w:rPr>
+          <w:rStyle w:val="StringTok"/>
+        </w:rPr>
+        <w:t xml:space="preserve">"Fishing entity"</w:t>
+      </w:r>
+      <w:r>
+        <w:rPr>
+          <w:rStyle w:val="NormalTok"/>
+        </w:rPr>
+        <w:t xml:space="preserve">)</w:t>
+      </w:r>
+    </w:p>
+    <w:p>
+      <w:pPr>
+        <w:pStyle w:val="FirstParagraph"/>
+      </w:pPr>
+      <w:r>
+        <w:drawing>
+          <wp:inline>
+            <wp:extent cx="4620126" cy="3696101"/>
+            <wp:effectExtent b="0" l="0" r="0" t="0"/>
+            <wp:docPr descr="" title="" id="59" name="Picture"/>
+            <a:graphic>
+              <a:graphicData uri="http://schemas.openxmlformats.org/drawingml/2006/picture">
+                <pic:pic>
+                  <pic:nvPicPr>
+                    <pic:cNvPr descr="SAU_files/figure-docx/unnamed-chunk-2-4.png" id="60" name="Picture"/>
+                    <pic:cNvPicPr>
+                      <a:picLocks noChangeArrowheads="1" noChangeAspect="1"/>
+                    </pic:cNvPicPr>
+                  </pic:nvPicPr>
+                  <pic:blipFill>
+                    <a:blip r:embed="rId58"/>
+                    <a:stretch>
+                      <a:fillRect/>
+                    </a:stretch>
+                  </pic:blipFill>
+                  <pic:spPr bwMode="auto">
+                    <a:xfrm>
+                      <a:off x="0" y="0"/>
+                      <a:ext cx="4620126" cy="3696101"/>
+                    </a:xfrm>
+                    <a:prstGeom prst="rect">
+                      <a:avLst/>
+                    </a:prstGeom>
+                    <a:noFill/>
+                    <a:ln w="9525">
+                      <a:noFill/>
+                      <a:headEnd/>
+                      <a:tailEnd/>
+                    </a:ln>
+                  </pic:spPr>
+                </pic:pic>
+              </a:graphicData>
+            </a:graphic>
+          </wp:inline>
+        </w:drawing>
+      </w:r>
+    </w:p>
+    <w:p>
+      <w:pPr>
+        <w:pStyle w:val="SourceCode"/>
+      </w:pPr>
+      <w:r>
+        <w:rPr>
+          <w:rStyle w:val="FunctionTok"/>
+        </w:rPr>
+        <w:t xml:space="preserve">barplot</w:t>
+      </w:r>
+      <w:r>
+        <w:rPr>
+          <w:rStyle w:val="NormalTok"/>
+        </w:rPr>
+        <w:t xml:space="preserve">(</w:t>
+      </w:r>
+      <w:r>
+        <w:rPr>
+          <w:rStyle w:val="FunctionTok"/>
+        </w:rPr>
+        <w:t xml:space="preserve">tapply</w:t>
+      </w:r>
+      <w:r>
+        <w:rPr>
+          <w:rStyle w:val="NormalTok"/>
+        </w:rPr>
+        <w:t xml:space="preserve">(hs</w:t>
+      </w:r>
+      <w:r>
+        <w:rPr>
+          <w:rStyle w:val="SpecialCharTok"/>
+        </w:rPr>
+        <w:t xml:space="preserve">$</w:t>
+      </w:r>
+      <w:r>
+        <w:rPr>
+          <w:rStyle w:val="NormalTok"/>
+        </w:rPr>
+        <w:t xml:space="preserve">pounds</w:t>
+      </w:r>
+      <w:r>
+        <w:rPr>
+          <w:rStyle w:val="SpecialCharTok"/>
+        </w:rPr>
+        <w:t xml:space="preserve">/</w:t>
+      </w:r>
+      <w:r>
+        <w:rPr>
+          <w:rStyle w:val="DecValTok"/>
+        </w:rPr>
+        <w:t xml:space="preserve">10</w:t>
+      </w:r>
+      <w:r>
+        <w:rPr>
+          <w:rStyle w:val="SpecialCharTok"/>
+        </w:rPr>
+        <w:t xml:space="preserve">^</w:t>
+      </w:r>
+      <w:r>
+        <w:rPr>
+          <w:rStyle w:val="DecValTok"/>
+        </w:rPr>
+        <w:t xml:space="preserve">6</w:t>
+      </w:r>
+      <w:r>
+        <w:rPr>
+          <w:rStyle w:val="NormalTok"/>
+        </w:rPr>
+        <w:t xml:space="preserve">, hs</w:t>
+      </w:r>
+      <w:r>
+        <w:rPr>
+          <w:rStyle w:val="SpecialCharTok"/>
+        </w:rPr>
+        <w:t xml:space="preserve">$</w:t>
+      </w:r>
+      <w:r>
+        <w:rPr>
+          <w:rStyle w:val="NormalTok"/>
+        </w:rPr>
+        <w:t xml:space="preserve">fishing_sector, sum, </w:t>
+      </w:r>
+      <w:r>
+        <w:rPr>
+          <w:rStyle w:val="AttributeTok"/>
+        </w:rPr>
+        <w:t xml:space="preserve">na.rm =</w:t>
+      </w:r>
+      <w:r>
+        <w:rPr>
+          <w:rStyle w:val="NormalTok"/>
+        </w:rPr>
+        <w:t xml:space="preserve"> T), </w:t>
+      </w:r>
+      <w:r>
+        <w:rPr>
+          <w:rStyle w:val="AttributeTok"/>
+        </w:rPr>
+        <w:t xml:space="preserve">las =</w:t>
+      </w:r>
+      <w:r>
+        <w:rPr>
+          <w:rStyle w:val="NormalTok"/>
+        </w:rPr>
+        <w:t xml:space="preserve"> </w:t>
+      </w:r>
+      <w:r>
+        <w:rPr>
+          <w:rStyle w:val="DecValTok"/>
+        </w:rPr>
+        <w:t xml:space="preserve">2</w:t>
+      </w:r>
+      <w:r>
+        <w:rPr>
+          <w:rStyle w:val="NormalTok"/>
+        </w:rPr>
+        <w:t xml:space="preserve">, </w:t>
+      </w:r>
+      <w:r>
+        <w:rPr>
+          <w:rStyle w:val="AttributeTok"/>
+        </w:rPr>
+        <w:t xml:space="preserve">ylab =</w:t>
+      </w:r>
+      <w:r>
+        <w:rPr>
+          <w:rStyle w:val="NormalTok"/>
+        </w:rPr>
+        <w:t xml:space="preserve"> </w:t>
+      </w:r>
+      <w:r>
+        <w:rPr>
+          <w:rStyle w:val="StringTok"/>
+        </w:rPr>
+        <w:t xml:space="preserve">"millions of pounds"</w:t>
+      </w:r>
+      <w:r>
+        <w:rPr>
+          <w:rStyle w:val="NormalTok"/>
+        </w:rPr>
+        <w:t xml:space="preserve">, </w:t>
+      </w:r>
+      <w:r>
+        <w:rPr>
+          <w:rStyle w:val="AttributeTok"/>
+        </w:rPr>
+        <w:t xml:space="preserve">main =</w:t>
+      </w:r>
+      <w:r>
+        <w:rPr>
+          <w:rStyle w:val="NormalTok"/>
+        </w:rPr>
+        <w:t xml:space="preserve"> </w:t>
+      </w:r>
+      <w:r>
+        <w:rPr>
+          <w:rStyle w:val="StringTok"/>
+        </w:rPr>
+        <w:t xml:space="preserve">"Fishing sector"</w:t>
+      </w:r>
+      <w:r>
+        <w:rPr>
+          <w:rStyle w:val="NormalTok"/>
+        </w:rPr>
+        <w:t xml:space="preserve">)</w:t>
+      </w:r>
+    </w:p>
+    <w:p>
+      <w:pPr>
+        <w:pStyle w:val="FirstParagraph"/>
+      </w:pPr>
+      <w:r>
+        <w:drawing>
+          <wp:inline>
+            <wp:extent cx="4620126" cy="3696101"/>
+            <wp:effectExtent b="0" l="0" r="0" t="0"/>
+            <wp:docPr descr="" title="" id="62" name="Picture"/>
+            <a:graphic>
+              <a:graphicData uri="http://schemas.openxmlformats.org/drawingml/2006/picture">
+                <pic:pic>
+                  <pic:nvPicPr>
+                    <pic:cNvPr descr="SAU_files/figure-docx/unnamed-chunk-2-5.png" id="63" name="Picture"/>
+                    <pic:cNvPicPr>
+                      <a:picLocks noChangeArrowheads="1" noChangeAspect="1"/>
+                    </pic:cNvPicPr>
+                  </pic:nvPicPr>
+                  <pic:blipFill>
+                    <a:blip r:embed="rId61"/>
+                    <a:stretch>
+                      <a:fillRect/>
+                    </a:stretch>
+                  </pic:blipFill>
+                  <pic:spPr bwMode="auto">
+                    <a:xfrm>
+                      <a:off x="0" y="0"/>
+                      <a:ext cx="4620126" cy="3696101"/>
+                    </a:xfrm>
+                    <a:prstGeom prst="rect">
+                      <a:avLst/>
+                    </a:prstGeom>
+                    <a:noFill/>
+                    <a:ln w="9525">
+                      <a:noFill/>
+                      <a:headEnd/>
+                      <a:tailEnd/>
+                    </a:ln>
+                  </pic:spPr>
+                </pic:pic>
+              </a:graphicData>
+            </a:graphic>
+          </wp:inline>
+        </w:drawing>
+      </w:r>
+    </w:p>
+    <w:p>
+      <w:pPr>
+        <w:pStyle w:val="SourceCode"/>
+      </w:pPr>
+      <w:r>
+        <w:rPr>
+          <w:rStyle w:val="FunctionTok"/>
+        </w:rPr>
+        <w:t xml:space="preserve">barplot</w:t>
+      </w:r>
+      <w:r>
+        <w:rPr>
+          <w:rStyle w:val="NormalTok"/>
+        </w:rPr>
+        <w:t xml:space="preserve">(</w:t>
+      </w:r>
+      <w:r>
+        <w:rPr>
+          <w:rStyle w:val="FunctionTok"/>
+        </w:rPr>
+        <w:t xml:space="preserve">tapply</w:t>
+      </w:r>
+      <w:r>
+        <w:rPr>
+          <w:rStyle w:val="NormalTok"/>
+        </w:rPr>
+        <w:t xml:space="preserve">(hs</w:t>
+      </w:r>
+      <w:r>
+        <w:rPr>
+          <w:rStyle w:val="SpecialCharTok"/>
+        </w:rPr>
+        <w:t xml:space="preserve">$</w:t>
+      </w:r>
+      <w:r>
+        <w:rPr>
+          <w:rStyle w:val="NormalTok"/>
+        </w:rPr>
+        <w:t xml:space="preserve">pounds</w:t>
+      </w:r>
+      <w:r>
+        <w:rPr>
+          <w:rStyle w:val="SpecialCharTok"/>
+        </w:rPr>
+        <w:t xml:space="preserve">/</w:t>
+      </w:r>
+      <w:r>
+        <w:rPr>
+          <w:rStyle w:val="DecValTok"/>
+        </w:rPr>
+        <w:t xml:space="preserve">10</w:t>
+      </w:r>
+      <w:r>
+        <w:rPr>
+          <w:rStyle w:val="SpecialCharTok"/>
+        </w:rPr>
+        <w:t xml:space="preserve">^</w:t>
+      </w:r>
+      <w:r>
+        <w:rPr>
+          <w:rStyle w:val="DecValTok"/>
+        </w:rPr>
+        <w:t xml:space="preserve">6</w:t>
+      </w:r>
+      <w:r>
+        <w:rPr>
+          <w:rStyle w:val="NormalTok"/>
+        </w:rPr>
+        <w:t xml:space="preserve">, hs</w:t>
+      </w:r>
+      <w:r>
+        <w:rPr>
+          <w:rStyle w:val="SpecialCharTok"/>
+        </w:rPr>
+        <w:t xml:space="preserve">$</w:t>
+      </w:r>
+      <w:r>
+        <w:rPr>
+          <w:rStyle w:val="NormalTok"/>
+        </w:rPr>
+        <w:t xml:space="preserve">catch_type, sum, </w:t>
+      </w:r>
+      <w:r>
+        <w:rPr>
+          <w:rStyle w:val="AttributeTok"/>
+        </w:rPr>
+        <w:t xml:space="preserve">na.rm =</w:t>
+      </w:r>
+      <w:r>
+        <w:rPr>
+          <w:rStyle w:val="NormalTok"/>
+        </w:rPr>
+        <w:t xml:space="preserve"> T), </w:t>
+      </w:r>
+      <w:r>
+        <w:rPr>
+          <w:rStyle w:val="AttributeTok"/>
+        </w:rPr>
+        <w:t xml:space="preserve">las =</w:t>
+      </w:r>
+      <w:r>
+        <w:rPr>
+          <w:rStyle w:val="NormalTok"/>
+        </w:rPr>
+        <w:t xml:space="preserve"> </w:t>
+      </w:r>
+      <w:r>
+        <w:rPr>
+          <w:rStyle w:val="DecValTok"/>
+        </w:rPr>
+        <w:t xml:space="preserve">2</w:t>
+      </w:r>
+      <w:r>
+        <w:rPr>
+          <w:rStyle w:val="NormalTok"/>
+        </w:rPr>
+        <w:t xml:space="preserve">, </w:t>
+      </w:r>
+      <w:r>
+        <w:rPr>
+          <w:rStyle w:val="AttributeTok"/>
+        </w:rPr>
+        <w:t xml:space="preserve">ylab =</w:t>
+      </w:r>
+      <w:r>
+        <w:rPr>
+          <w:rStyle w:val="NormalTok"/>
+        </w:rPr>
+        <w:t xml:space="preserve"> </w:t>
+      </w:r>
+      <w:r>
+        <w:rPr>
+          <w:rStyle w:val="StringTok"/>
+        </w:rPr>
+        <w:t xml:space="preserve">"millions of pounds"</w:t>
+      </w:r>
+      <w:r>
+        <w:rPr>
+          <w:rStyle w:val="NormalTok"/>
+        </w:rPr>
+        <w:t xml:space="preserve">, </w:t>
+      </w:r>
+      <w:r>
+        <w:rPr>
+          <w:rStyle w:val="AttributeTok"/>
+        </w:rPr>
+        <w:t xml:space="preserve">main =</w:t>
+      </w:r>
+      <w:r>
+        <w:rPr>
+          <w:rStyle w:val="NormalTok"/>
+        </w:rPr>
+        <w:t xml:space="preserve"> </w:t>
+      </w:r>
+      <w:r>
+        <w:rPr>
+          <w:rStyle w:val="StringTok"/>
+        </w:rPr>
+        <w:t xml:space="preserve">"Catch type"</w:t>
+      </w:r>
+      <w:r>
+        <w:rPr>
+          <w:rStyle w:val="NormalTok"/>
+        </w:rPr>
+        <w:t xml:space="preserve">)</w:t>
+      </w:r>
+    </w:p>
+    <w:p>
+      <w:pPr>
+        <w:pStyle w:val="FirstParagraph"/>
+      </w:pPr>
+      <w:r>
+        <w:drawing>
+          <wp:inline>
+            <wp:extent cx="4620126" cy="3696101"/>
+            <wp:effectExtent b="0" l="0" r="0" t="0"/>
+            <wp:docPr descr="" title="" id="65" name="Picture"/>
+            <a:graphic>
+              <a:graphicData uri="http://schemas.openxmlformats.org/drawingml/2006/picture">
+                <pic:pic>
+                  <pic:nvPicPr>
+                    <pic:cNvPr descr="SAU_files/figure-docx/unnamed-chunk-2-6.png" id="66" name="Picture"/>
+                    <pic:cNvPicPr>
+                      <a:picLocks noChangeArrowheads="1" noChangeAspect="1"/>
+                    </pic:cNvPicPr>
+                  </pic:nvPicPr>
+                  <pic:blipFill>
+                    <a:blip r:embed="rId64"/>
+                    <a:stretch>
+                      <a:fillRect/>
+                    </a:stretch>
+                  </pic:blipFill>
+                  <pic:spPr bwMode="auto">
+                    <a:xfrm>
+                      <a:off x="0" y="0"/>
+                      <a:ext cx="4620126" cy="3696101"/>
+                    </a:xfrm>
+                    <a:prstGeom prst="rect">
+                      <a:avLst/>
+                    </a:prstGeom>
+                    <a:noFill/>
+                    <a:ln w="9525">
+                      <a:noFill/>
+                      <a:headEnd/>
+                      <a:tailEnd/>
+                    </a:ln>
+                  </pic:spPr>
+                </pic:pic>
+              </a:graphicData>
+            </a:graphic>
+          </wp:inline>
+        </w:drawing>
+      </w:r>
+    </w:p>
+    <w:p>
+      <w:pPr>
+        <w:pStyle w:val="SourceCode"/>
+      </w:pPr>
+      <w:r>
+        <w:rPr>
+          <w:rStyle w:val="FunctionTok"/>
+        </w:rPr>
+        <w:t xml:space="preserve">barplot</w:t>
+      </w:r>
+      <w:r>
+        <w:rPr>
+          <w:rStyle w:val="NormalTok"/>
+        </w:rPr>
+        <w:t xml:space="preserve">(</w:t>
+      </w:r>
+      <w:r>
+        <w:rPr>
+          <w:rStyle w:val="FunctionTok"/>
+        </w:rPr>
+        <w:t xml:space="preserve">tapply</w:t>
+      </w:r>
+      <w:r>
+        <w:rPr>
+          <w:rStyle w:val="NormalTok"/>
+        </w:rPr>
+        <w:t xml:space="preserve">(hs</w:t>
+      </w:r>
+      <w:r>
+        <w:rPr>
+          <w:rStyle w:val="SpecialCharTok"/>
+        </w:rPr>
+        <w:t xml:space="preserve">$</w:t>
+      </w:r>
+      <w:r>
+        <w:rPr>
+          <w:rStyle w:val="NormalTok"/>
+        </w:rPr>
+        <w:t xml:space="preserve">pounds</w:t>
+      </w:r>
+      <w:r>
+        <w:rPr>
+          <w:rStyle w:val="SpecialCharTok"/>
+        </w:rPr>
+        <w:t xml:space="preserve">/</w:t>
+      </w:r>
+      <w:r>
+        <w:rPr>
+          <w:rStyle w:val="DecValTok"/>
+        </w:rPr>
+        <w:t xml:space="preserve">10</w:t>
+      </w:r>
+      <w:r>
+        <w:rPr>
+          <w:rStyle w:val="SpecialCharTok"/>
+        </w:rPr>
+        <w:t xml:space="preserve">^</w:t>
+      </w:r>
+      <w:r>
+        <w:rPr>
+          <w:rStyle w:val="DecValTok"/>
+        </w:rPr>
+        <w:t xml:space="preserve">6</w:t>
+      </w:r>
+      <w:r>
+        <w:rPr>
+          <w:rStyle w:val="NormalTok"/>
+        </w:rPr>
+        <w:t xml:space="preserve">, hs</w:t>
+      </w:r>
+      <w:r>
+        <w:rPr>
+          <w:rStyle w:val="SpecialCharTok"/>
+        </w:rPr>
+        <w:t xml:space="preserve">$</w:t>
+      </w:r>
+      <w:r>
+        <w:rPr>
+          <w:rStyle w:val="NormalTok"/>
+        </w:rPr>
+        <w:t xml:space="preserve">reporting_status, sum, </w:t>
+      </w:r>
+      <w:r>
+        <w:rPr>
+          <w:rStyle w:val="AttributeTok"/>
+        </w:rPr>
+        <w:t xml:space="preserve">na.rm =</w:t>
+      </w:r>
+      <w:r>
+        <w:rPr>
+          <w:rStyle w:val="NormalTok"/>
+        </w:rPr>
+        <w:t xml:space="preserve"> T), </w:t>
+      </w:r>
+      <w:r>
+        <w:rPr>
+          <w:rStyle w:val="AttributeTok"/>
+        </w:rPr>
+        <w:t xml:space="preserve">las =</w:t>
+      </w:r>
+      <w:r>
+        <w:rPr>
+          <w:rStyle w:val="NormalTok"/>
+        </w:rPr>
+        <w:t xml:space="preserve"> </w:t>
+      </w:r>
+      <w:r>
+        <w:rPr>
+          <w:rStyle w:val="DecValTok"/>
+        </w:rPr>
+        <w:t xml:space="preserve">2</w:t>
+      </w:r>
+      <w:r>
+        <w:rPr>
+          <w:rStyle w:val="NormalTok"/>
+        </w:rPr>
+        <w:t xml:space="preserve">, </w:t>
+      </w:r>
+      <w:r>
+        <w:rPr>
+          <w:rStyle w:val="AttributeTok"/>
+        </w:rPr>
+        <w:t xml:space="preserve">ylab =</w:t>
+      </w:r>
+      <w:r>
+        <w:rPr>
+          <w:rStyle w:val="NormalTok"/>
+        </w:rPr>
+        <w:t xml:space="preserve"> </w:t>
+      </w:r>
+      <w:r>
+        <w:rPr>
+          <w:rStyle w:val="StringTok"/>
+        </w:rPr>
+        <w:t xml:space="preserve">"millions of pounds"</w:t>
+      </w:r>
+      <w:r>
+        <w:rPr>
+          <w:rStyle w:val="NormalTok"/>
+        </w:rPr>
+        <w:t xml:space="preserve">, </w:t>
+      </w:r>
+      <w:r>
+        <w:rPr>
+          <w:rStyle w:val="AttributeTok"/>
+        </w:rPr>
+        <w:t xml:space="preserve">main =</w:t>
+      </w:r>
+      <w:r>
+        <w:rPr>
+          <w:rStyle w:val="NormalTok"/>
+        </w:rPr>
+        <w:t xml:space="preserve"> </w:t>
+      </w:r>
+      <w:r>
+        <w:rPr>
+          <w:rStyle w:val="StringTok"/>
+        </w:rPr>
+        <w:t xml:space="preserve">"Reporting status"</w:t>
+      </w:r>
+      <w:r>
+        <w:rPr>
+          <w:rStyle w:val="NormalTok"/>
+        </w:rPr>
+        <w:t xml:space="preserve">)</w:t>
+      </w:r>
+    </w:p>
+    <w:p>
+      <w:pPr>
+        <w:pStyle w:val="FirstParagraph"/>
+      </w:pPr>
+      <w:r>
+        <w:drawing>
+          <wp:inline>
+            <wp:extent cx="4620126" cy="3696101"/>
+            <wp:effectExtent b="0" l="0" r="0" t="0"/>
+            <wp:docPr descr="" title="" id="68" name="Picture"/>
+            <a:graphic>
+              <a:graphicData uri="http://schemas.openxmlformats.org/drawingml/2006/picture">
+                <pic:pic>
+                  <pic:nvPicPr>
+                    <pic:cNvPr descr="SAU_files/figure-docx/unnamed-chunk-2-7.png" id="69" name="Picture"/>
+                    <pic:cNvPicPr>
+                      <a:picLocks noChangeArrowheads="1" noChangeAspect="1"/>
+                    </pic:cNvPicPr>
+                  </pic:nvPicPr>
+                  <pic:blipFill>
+                    <a:blip r:embed="rId67"/>
+                    <a:stretch>
+                      <a:fillRect/>
+                    </a:stretch>
+                  </pic:blipFill>
+                  <pic:spPr bwMode="auto">
+                    <a:xfrm>
+                      <a:off x="0" y="0"/>
+                      <a:ext cx="4620126" cy="3696101"/>
+                    </a:xfrm>
+                    <a:prstGeom prst="rect">
+                      <a:avLst/>
+                    </a:prstGeom>
+                    <a:noFill/>
+                    <a:ln w="9525">
+                      <a:noFill/>
+                      <a:headEnd/>
+                      <a:tailEnd/>
+                    </a:ln>
+                  </pic:spPr>
+                </pic:pic>
+              </a:graphicData>
+            </a:graphic>
+          </wp:inline>
+        </w:drawing>
+      </w:r>
+    </w:p>
+    <w:p>
+      <w:pPr>
+        <w:pStyle w:val="SourceCode"/>
+      </w:pPr>
+      <w:r>
+        <w:rPr>
+          <w:rStyle w:val="FunctionTok"/>
+        </w:rPr>
+        <w:t xml:space="preserve">barplot</w:t>
+      </w:r>
+      <w:r>
+        <w:rPr>
+          <w:rStyle w:val="NormalTok"/>
+        </w:rPr>
+        <w:t xml:space="preserve">(</w:t>
+      </w:r>
+      <w:r>
+        <w:rPr>
+          <w:rStyle w:val="FunctionTok"/>
+        </w:rPr>
+        <w:t xml:space="preserve">tapply</w:t>
+      </w:r>
+      <w:r>
+        <w:rPr>
+          <w:rStyle w:val="NormalTok"/>
+        </w:rPr>
+        <w:t xml:space="preserve">(hs</w:t>
+      </w:r>
+      <w:r>
+        <w:rPr>
+          <w:rStyle w:val="SpecialCharTok"/>
+        </w:rPr>
+        <w:t xml:space="preserve">$</w:t>
+      </w:r>
+      <w:r>
+        <w:rPr>
+          <w:rStyle w:val="NormalTok"/>
+        </w:rPr>
+        <w:t xml:space="preserve">pounds</w:t>
+      </w:r>
+      <w:r>
+        <w:rPr>
+          <w:rStyle w:val="SpecialCharTok"/>
+        </w:rPr>
+        <w:t xml:space="preserve">/</w:t>
+      </w:r>
+      <w:r>
+        <w:rPr>
+          <w:rStyle w:val="DecValTok"/>
+        </w:rPr>
+        <w:t xml:space="preserve">10</w:t>
+      </w:r>
+      <w:r>
+        <w:rPr>
+          <w:rStyle w:val="SpecialCharTok"/>
+        </w:rPr>
+        <w:t xml:space="preserve">^</w:t>
+      </w:r>
+      <w:r>
+        <w:rPr>
+          <w:rStyle w:val="DecValTok"/>
+        </w:rPr>
+        <w:t xml:space="preserve">6</w:t>
+      </w:r>
+      <w:r>
+        <w:rPr>
+          <w:rStyle w:val="NormalTok"/>
+        </w:rPr>
+        <w:t xml:space="preserve">, hs</w:t>
+      </w:r>
+      <w:r>
+        <w:rPr>
+          <w:rStyle w:val="SpecialCharTok"/>
+        </w:rPr>
+        <w:t xml:space="preserve">$</w:t>
+      </w:r>
+      <w:r>
+        <w:rPr>
+          <w:rStyle w:val="NormalTok"/>
+        </w:rPr>
+        <w:t xml:space="preserve">gear_type, sum, </w:t>
+      </w:r>
+      <w:r>
+        <w:rPr>
+          <w:rStyle w:val="AttributeTok"/>
+        </w:rPr>
+        <w:t xml:space="preserve">na.rm =</w:t>
+      </w:r>
+      <w:r>
+        <w:rPr>
+          <w:rStyle w:val="NormalTok"/>
+        </w:rPr>
+        <w:t xml:space="preserve"> T), </w:t>
+      </w:r>
+      <w:r>
+        <w:rPr>
+          <w:rStyle w:val="AttributeTok"/>
+        </w:rPr>
+        <w:t xml:space="preserve">las =</w:t>
+      </w:r>
+      <w:r>
+        <w:rPr>
+          <w:rStyle w:val="NormalTok"/>
+        </w:rPr>
+        <w:t xml:space="preserve"> </w:t>
+      </w:r>
+      <w:r>
+        <w:rPr>
+          <w:rStyle w:val="DecValTok"/>
+        </w:rPr>
+        <w:t xml:space="preserve">2</w:t>
+      </w:r>
+      <w:r>
+        <w:rPr>
+          <w:rStyle w:val="NormalTok"/>
+        </w:rPr>
+        <w:t xml:space="preserve">, </w:t>
+      </w:r>
+      <w:r>
+        <w:rPr>
+          <w:rStyle w:val="AttributeTok"/>
+        </w:rPr>
+        <w:t xml:space="preserve">ylab =</w:t>
+      </w:r>
+      <w:r>
+        <w:rPr>
+          <w:rStyle w:val="NormalTok"/>
+        </w:rPr>
+        <w:t xml:space="preserve"> </w:t>
+      </w:r>
+      <w:r>
+        <w:rPr>
+          <w:rStyle w:val="StringTok"/>
+        </w:rPr>
+        <w:t xml:space="preserve">"millions of pounds"</w:t>
+      </w:r>
+      <w:r>
+        <w:rPr>
+          <w:rStyle w:val="NormalTok"/>
+        </w:rPr>
+        <w:t xml:space="preserve">, </w:t>
+      </w:r>
+      <w:r>
+        <w:rPr>
+          <w:rStyle w:val="AttributeTok"/>
+        </w:rPr>
+        <w:t xml:space="preserve">main =</w:t>
+      </w:r>
+      <w:r>
+        <w:rPr>
+          <w:rStyle w:val="NormalTok"/>
+        </w:rPr>
+        <w:t xml:space="preserve"> </w:t>
+      </w:r>
+      <w:r>
+        <w:rPr>
+          <w:rStyle w:val="StringTok"/>
+        </w:rPr>
+        <w:t xml:space="preserve">"Gear type"</w:t>
+      </w:r>
+      <w:r>
+        <w:rPr>
+          <w:rStyle w:val="NormalTok"/>
+        </w:rPr>
+        <w:t xml:space="preserve">)</w:t>
+      </w:r>
+    </w:p>
+    <w:p>
+      <w:pPr>
+        <w:pStyle w:val="FirstParagraph"/>
+      </w:pPr>
+      <w:r>
+        <w:drawing>
+          <wp:inline>
+            <wp:extent cx="4620126" cy="3696101"/>
+            <wp:effectExtent b="0" l="0" r="0" t="0"/>
+            <wp:docPr descr="" title="" id="71" name="Picture"/>
+            <a:graphic>
+              <a:graphicData uri="http://schemas.openxmlformats.org/drawingml/2006/picture">
+                <pic:pic>
+                  <pic:nvPicPr>
+                    <pic:cNvPr descr="SAU_files/figure-docx/unnamed-chunk-2-8.png" id="72" name="Picture"/>
+                    <pic:cNvPicPr>
+                      <a:picLocks noChangeArrowheads="1" noChangeAspect="1"/>
+                    </pic:cNvPicPr>
+                  </pic:nvPicPr>
+                  <pic:blipFill>
+                    <a:blip r:embed="rId70"/>
+                    <a:stretch>
+                      <a:fillRect/>
+                    </a:stretch>
+                  </pic:blipFill>
+                  <pic:spPr bwMode="auto">
+                    <a:xfrm>
+                      <a:off x="0" y="0"/>
+                      <a:ext cx="4620126" cy="3696101"/>
+                    </a:xfrm>
+                    <a:prstGeom prst="rect">
+                      <a:avLst/>
+                    </a:prstGeom>
+                    <a:noFill/>
+                    <a:ln w="9525">
+                      <a:noFill/>
+                      <a:headEnd/>
+                      <a:tailEnd/>
+                    </a:ln>
+                  </pic:spPr>
+                </pic:pic>
+              </a:graphicData>
+            </a:graphic>
+          </wp:inline>
+        </w:drawing>
+      </w:r>
+    </w:p>
+    <w:p>
+      <w:pPr>
+        <w:pStyle w:val="BodyText"/>
+      </w:pPr>
+      <w:r>
+        <w:t xml:space="preserve">We plot the annual catches by fishing entity to look at trends over time.</w:t>
+      </w:r>
+    </w:p>
+    <w:p>
+      <w:pPr>
+        <w:pStyle w:val="SourceCode"/>
+      </w:pPr>
+      <w:r>
+        <w:rPr>
+          <w:rStyle w:val="FunctionTok"/>
+        </w:rPr>
+        <w:t xml:space="preserve">par</w:t>
+      </w:r>
+      <w:r>
+        <w:rPr>
+          <w:rStyle w:val="NormalTok"/>
+        </w:rPr>
+        <w:t xml:space="preserve">(</w:t>
+      </w:r>
+      <w:r>
+        <w:rPr>
+          <w:rStyle w:val="AttributeTok"/>
+        </w:rPr>
+        <w:t xml:space="preserve">mar =</w:t>
+      </w:r>
+      <w:r>
+        <w:rPr>
+          <w:rStyle w:val="NormalTok"/>
+        </w:rPr>
+        <w:t xml:space="preserve"> </w:t>
+      </w:r>
+      <w:r>
+        <w:rPr>
+          <w:rStyle w:val="FunctionTok"/>
+        </w:rPr>
+        <w:t xml:space="preserve">c</w:t>
+      </w:r>
+      <w:r>
+        <w:rPr>
+          <w:rStyle w:val="NormalTok"/>
+        </w:rPr>
+        <w:t xml:space="preserve">(</w:t>
+      </w:r>
+      <w:r>
+        <w:rPr>
+          <w:rStyle w:val="DecValTok"/>
+        </w:rPr>
+        <w:t xml:space="preserve">5</w:t>
+      </w:r>
+      <w:r>
+        <w:rPr>
+          <w:rStyle w:val="NormalTok"/>
+        </w:rPr>
+        <w:t xml:space="preserve">, </w:t>
+      </w:r>
+      <w:r>
+        <w:rPr>
+          <w:rStyle w:val="DecValTok"/>
+        </w:rPr>
+        <w:t xml:space="preserve">5</w:t>
+      </w:r>
+      <w:r>
+        <w:rPr>
+          <w:rStyle w:val="NormalTok"/>
+        </w:rPr>
+        <w:t xml:space="preserve">, </w:t>
+      </w:r>
+      <w:r>
+        <w:rPr>
+          <w:rStyle w:val="DecValTok"/>
+        </w:rPr>
+        <w:t xml:space="preserve">1</w:t>
+      </w:r>
+      <w:r>
+        <w:rPr>
+          <w:rStyle w:val="NormalTok"/>
+        </w:rPr>
+        <w:t xml:space="preserve">, </w:t>
+      </w:r>
+      <w:r>
+        <w:rPr>
+          <w:rStyle w:val="DecValTok"/>
+        </w:rPr>
+        <w:t xml:space="preserve">1</w:t>
+      </w:r>
+      <w:r>
+        <w:rPr>
+          <w:rStyle w:val="NormalTok"/>
+        </w:rPr>
+        <w:t xml:space="preserve">), </w:t>
+      </w:r>
+      <w:r>
+        <w:rPr>
+          <w:rStyle w:val="AttributeTok"/>
+        </w:rPr>
+        <w:t xml:space="preserve">mfrow =</w:t>
+      </w:r>
+      <w:r>
+        <w:rPr>
+          <w:rStyle w:val="NormalTok"/>
+        </w:rPr>
+        <w:t xml:space="preserve"> </w:t>
+      </w:r>
+      <w:r>
+        <w:rPr>
+          <w:rStyle w:val="FunctionTok"/>
+        </w:rPr>
+        <w:t xml:space="preserve">c</w:t>
+      </w:r>
+      <w:r>
+        <w:rPr>
+          <w:rStyle w:val="NormalTok"/>
+        </w:rPr>
+        <w:t xml:space="preserve">(</w:t>
+      </w:r>
+      <w:r>
+        <w:rPr>
+          <w:rStyle w:val="DecValTok"/>
+        </w:rPr>
+        <w:t xml:space="preserve">1</w:t>
+      </w:r>
+      <w:r>
+        <w:rPr>
+          <w:rStyle w:val="NormalTok"/>
+        </w:rPr>
+        <w:t xml:space="preserve">, </w:t>
+      </w:r>
+      <w:r>
+        <w:rPr>
+          <w:rStyle w:val="DecValTok"/>
+        </w:rPr>
+        <w:t xml:space="preserve">1</w:t>
+      </w:r>
+      <w:r>
+        <w:rPr>
+          <w:rStyle w:val="NormalTok"/>
+        </w:rPr>
+        <w:t xml:space="preserve">))</w:t>
+      </w:r>
+      <w:r>
+        <w:br/>
+      </w:r>
+      <w:r>
+        <w:rPr>
+          <w:rStyle w:val="NormalTok"/>
+        </w:rPr>
+        <w:t xml:space="preserve">tab </w:t>
+      </w:r>
+      <w:r>
+        <w:rPr>
+          <w:rStyle w:val="OtherTok"/>
+        </w:rPr>
+        <w:t xml:space="preserve">&lt;-</w:t>
+      </w:r>
+      <w:r>
+        <w:rPr>
+          <w:rStyle w:val="NormalTok"/>
+        </w:rPr>
+        <w:t xml:space="preserve"> </w:t>
+      </w:r>
+      <w:r>
+        <w:rPr>
+          <w:rStyle w:val="FunctionTok"/>
+        </w:rPr>
+        <w:t xml:space="preserve">tapply</w:t>
+      </w:r>
+      <w:r>
+        <w:rPr>
+          <w:rStyle w:val="NormalTok"/>
+        </w:rPr>
+        <w:t xml:space="preserve">(hs</w:t>
+      </w:r>
+      <w:r>
+        <w:rPr>
+          <w:rStyle w:val="SpecialCharTok"/>
+        </w:rPr>
+        <w:t xml:space="preserve">$</w:t>
+      </w:r>
+      <w:r>
+        <w:rPr>
+          <w:rStyle w:val="NormalTok"/>
+        </w:rPr>
+        <w:t xml:space="preserve">pounds, </w:t>
+      </w:r>
+      <w:r>
+        <w:rPr>
+          <w:rStyle w:val="FunctionTok"/>
+        </w:rPr>
+        <w:t xml:space="preserve">list</w:t>
+      </w:r>
+      <w:r>
+        <w:rPr>
+          <w:rStyle w:val="NormalTok"/>
+        </w:rPr>
+        <w:t xml:space="preserve">(hs</w:t>
+      </w:r>
+      <w:r>
+        <w:rPr>
+          <w:rStyle w:val="SpecialCharTok"/>
+        </w:rPr>
+        <w:t xml:space="preserve">$</w:t>
+      </w:r>
+      <w:r>
+        <w:rPr>
+          <w:rStyle w:val="NormalTok"/>
+        </w:rPr>
+        <w:t xml:space="preserve">year, hs</w:t>
+      </w:r>
+      <w:r>
+        <w:rPr>
+          <w:rStyle w:val="SpecialCharTok"/>
+        </w:rPr>
+        <w:t xml:space="preserve">$</w:t>
+      </w:r>
+      <w:r>
+        <w:rPr>
+          <w:rStyle w:val="NormalTok"/>
+        </w:rPr>
+        <w:t xml:space="preserve">fishing_entity), sum, </w:t>
+      </w:r>
+      <w:r>
+        <w:rPr>
+          <w:rStyle w:val="AttributeTok"/>
+        </w:rPr>
+        <w:t xml:space="preserve">na.rm =</w:t>
+      </w:r>
+      <w:r>
+        <w:rPr>
+          <w:rStyle w:val="NormalTok"/>
+        </w:rPr>
+        <w:t xml:space="preserve"> T)</w:t>
+      </w:r>
+      <w:r>
+        <w:br/>
+      </w:r>
+      <w:r>
+        <w:rPr>
+          <w:rStyle w:val="FunctionTok"/>
+        </w:rPr>
+        <w:t xml:space="preserve">matplot</w:t>
+      </w:r>
+      <w:r>
+        <w:rPr>
+          <w:rStyle w:val="NormalTok"/>
+        </w:rPr>
+        <w:t xml:space="preserve">(</w:t>
+      </w:r>
+      <w:r>
+        <w:rPr>
+          <w:rStyle w:val="FunctionTok"/>
+        </w:rPr>
+        <w:t xml:space="preserve">as.numeric</w:t>
+      </w:r>
+      <w:r>
+        <w:rPr>
+          <w:rStyle w:val="NormalTok"/>
+        </w:rPr>
+        <w:t xml:space="preserve">(</w:t>
+      </w:r>
+      <w:r>
+        <w:rPr>
+          <w:rStyle w:val="FunctionTok"/>
+        </w:rPr>
+        <w:t xml:space="preserve">rownames</w:t>
+      </w:r>
+      <w:r>
+        <w:rPr>
+          <w:rStyle w:val="NormalTok"/>
+        </w:rPr>
+        <w:t xml:space="preserve">(tab)), tab</w:t>
+      </w:r>
+      <w:r>
+        <w:rPr>
+          <w:rStyle w:val="SpecialCharTok"/>
+        </w:rPr>
+        <w:t xml:space="preserve">/</w:t>
+      </w:r>
+      <w:r>
+        <w:rPr>
+          <w:rStyle w:val="DecValTok"/>
+        </w:rPr>
+        <w:t xml:space="preserve">10</w:t>
+      </w:r>
+      <w:r>
+        <w:rPr>
+          <w:rStyle w:val="SpecialCharTok"/>
+        </w:rPr>
+        <w:t xml:space="preserve">^</w:t>
+      </w:r>
+      <w:r>
+        <w:rPr>
+          <w:rStyle w:val="DecValTok"/>
+        </w:rPr>
+        <w:t xml:space="preserve">6</w:t>
+      </w:r>
+      <w:r>
+        <w:rPr>
+          <w:rStyle w:val="NormalTok"/>
+        </w:rPr>
+        <w:t xml:space="preserve">, </w:t>
+      </w:r>
+      <w:r>
+        <w:rPr>
+          <w:rStyle w:val="AttributeTok"/>
+        </w:rPr>
+        <w:t xml:space="preserve">type =</w:t>
+      </w:r>
+      <w:r>
+        <w:rPr>
+          <w:rStyle w:val="NormalTok"/>
+        </w:rPr>
+        <w:t xml:space="preserve"> </w:t>
+      </w:r>
+      <w:r>
+        <w:rPr>
+          <w:rStyle w:val="StringTok"/>
+        </w:rPr>
+        <w:t xml:space="preserve">"l"</w:t>
+      </w:r>
+      <w:r>
+        <w:rPr>
+          <w:rStyle w:val="NormalTok"/>
+        </w:rPr>
+        <w:t xml:space="preserve">, </w:t>
+      </w:r>
+      <w:r>
+        <w:rPr>
+          <w:rStyle w:val="AttributeTok"/>
+        </w:rPr>
+        <w:t xml:space="preserve">col =</w:t>
+      </w:r>
+      <w:r>
+        <w:rPr>
+          <w:rStyle w:val="NormalTok"/>
+        </w:rPr>
+        <w:t xml:space="preserve"> </w:t>
+      </w:r>
+      <w:r>
+        <w:rPr>
+          <w:rStyle w:val="FunctionTok"/>
+        </w:rPr>
+        <w:t xml:space="preserve">glasbey</w:t>
+      </w:r>
+      <w:r>
+        <w:rPr>
+          <w:rStyle w:val="NormalTok"/>
+        </w:rPr>
+        <w:t xml:space="preserve">(</w:t>
+      </w:r>
+      <w:r>
+        <w:rPr>
+          <w:rStyle w:val="FunctionTok"/>
+        </w:rPr>
+        <w:t xml:space="preserve">ncol</w:t>
+      </w:r>
+      <w:r>
+        <w:rPr>
+          <w:rStyle w:val="NormalTok"/>
+        </w:rPr>
+        <w:t xml:space="preserve">(tab)), </w:t>
+      </w:r>
+      <w:r>
+        <w:rPr>
+          <w:rStyle w:val="AttributeTok"/>
+        </w:rPr>
+        <w:t xml:space="preserve">lty =</w:t>
+      </w:r>
+      <w:r>
+        <w:rPr>
+          <w:rStyle w:val="NormalTok"/>
+        </w:rPr>
+        <w:t xml:space="preserve"> </w:t>
+      </w:r>
+      <w:r>
+        <w:rPr>
+          <w:rStyle w:val="DecValTok"/>
+        </w:rPr>
+        <w:t xml:space="preserve">1</w:t>
+      </w:r>
+      <w:r>
+        <w:rPr>
+          <w:rStyle w:val="NormalTok"/>
+        </w:rPr>
+        <w:t xml:space="preserve">, </w:t>
+      </w:r>
+      <w:r>
+        <w:rPr>
+          <w:rStyle w:val="AttributeTok"/>
+        </w:rPr>
+        <w:t xml:space="preserve">lwd =</w:t>
+      </w:r>
+      <w:r>
+        <w:rPr>
+          <w:rStyle w:val="NormalTok"/>
+        </w:rPr>
+        <w:t xml:space="preserve"> </w:t>
+      </w:r>
+      <w:r>
+        <w:rPr>
+          <w:rStyle w:val="DecValTok"/>
+        </w:rPr>
+        <w:t xml:space="preserve">2</w:t>
+      </w:r>
+      <w:r>
+        <w:rPr>
+          <w:rStyle w:val="NormalTok"/>
+        </w:rPr>
+        <w:t xml:space="preserve">, </w:t>
+      </w:r>
+      <w:r>
+        <w:rPr>
+          <w:rStyle w:val="AttributeTok"/>
+        </w:rPr>
+        <w:t xml:space="preserve">xlab =</w:t>
+      </w:r>
+      <w:r>
+        <w:rPr>
+          <w:rStyle w:val="NormalTok"/>
+        </w:rPr>
+        <w:t xml:space="preserve"> </w:t>
+      </w:r>
+      <w:r>
+        <w:rPr>
+          <w:rStyle w:val="StringTok"/>
+        </w:rPr>
+        <w:t xml:space="preserve">"year"</w:t>
+      </w:r>
+      <w:r>
+        <w:rPr>
+          <w:rStyle w:val="NormalTok"/>
+        </w:rPr>
+        <w:t xml:space="preserve">, </w:t>
+      </w:r>
+      <w:r>
+        <w:rPr>
+          <w:rStyle w:val="AttributeTok"/>
+        </w:rPr>
+        <w:t xml:space="preserve">ylab =</w:t>
+      </w:r>
+      <w:r>
+        <w:rPr>
+          <w:rStyle w:val="NormalTok"/>
+        </w:rPr>
+        <w:t xml:space="preserve"> </w:t>
+      </w:r>
+      <w:r>
+        <w:rPr>
+          <w:rStyle w:val="StringTok"/>
+        </w:rPr>
+        <w:t xml:space="preserve">"total catch (millions of pounds)"</w:t>
+      </w:r>
+      <w:r>
+        <w:rPr>
+          <w:rStyle w:val="NormalTok"/>
+        </w:rPr>
+        <w:t xml:space="preserve">, </w:t>
+      </w:r>
+      <w:r>
+        <w:br/>
+      </w:r>
+      <w:r>
+        <w:rPr>
+          <w:rStyle w:val="NormalTok"/>
+        </w:rPr>
+        <w:t xml:space="preserve">        </w:t>
+      </w:r>
+      <w:r>
+        <w:rPr>
+          <w:rStyle w:val="AttributeTok"/>
+        </w:rPr>
+        <w:t xml:space="preserve">main =</w:t>
+      </w:r>
+      <w:r>
+        <w:rPr>
+          <w:rStyle w:val="NormalTok"/>
+        </w:rPr>
+        <w:t xml:space="preserve"> </w:t>
+      </w:r>
+      <w:r>
+        <w:rPr>
+          <w:rStyle w:val="StringTok"/>
+        </w:rPr>
+        <w:t xml:space="preserve">"High seas Western Central Atlantic dolphin catch"</w:t>
+      </w:r>
+      <w:r>
+        <w:rPr>
+          <w:rStyle w:val="NormalTok"/>
+        </w:rPr>
+        <w:t xml:space="preserve">)</w:t>
+      </w:r>
+      <w:r>
+        <w:br/>
+      </w:r>
+      <w:r>
+        <w:rPr>
+          <w:rStyle w:val="FunctionTok"/>
+        </w:rPr>
+        <w:t xml:space="preserve">legend</w:t>
+      </w:r>
+      <w:r>
+        <w:rPr>
+          <w:rStyle w:val="NormalTok"/>
+        </w:rPr>
+        <w:t xml:space="preserve">(</w:t>
+      </w:r>
+      <w:r>
+        <w:rPr>
+          <w:rStyle w:val="StringTok"/>
+        </w:rPr>
+        <w:t xml:space="preserve">"topleft"</w:t>
+      </w:r>
+      <w:r>
+        <w:rPr>
+          <w:rStyle w:val="NormalTok"/>
+        </w:rPr>
+        <w:t xml:space="preserve">, </w:t>
+      </w:r>
+      <w:r>
+        <w:rPr>
+          <w:rStyle w:val="FunctionTok"/>
+        </w:rPr>
+        <w:t xml:space="preserve">colnames</w:t>
+      </w:r>
+      <w:r>
+        <w:rPr>
+          <w:rStyle w:val="NormalTok"/>
+        </w:rPr>
+        <w:t xml:space="preserve">(tab), </w:t>
+      </w:r>
+      <w:r>
+        <w:rPr>
+          <w:rStyle w:val="AttributeTok"/>
+        </w:rPr>
+        <w:t xml:space="preserve">col =</w:t>
+      </w:r>
+      <w:r>
+        <w:rPr>
+          <w:rStyle w:val="NormalTok"/>
+        </w:rPr>
+        <w:t xml:space="preserve"> </w:t>
+      </w:r>
+      <w:r>
+        <w:rPr>
+          <w:rStyle w:val="FunctionTok"/>
+        </w:rPr>
+        <w:t xml:space="preserve">glasbey</w:t>
+      </w:r>
+      <w:r>
+        <w:rPr>
+          <w:rStyle w:val="NormalTok"/>
+        </w:rPr>
+        <w:t xml:space="preserve">(</w:t>
+      </w:r>
+      <w:r>
+        <w:rPr>
+          <w:rStyle w:val="FunctionTok"/>
+        </w:rPr>
+        <w:t xml:space="preserve">ncol</w:t>
+      </w:r>
+      <w:r>
+        <w:rPr>
+          <w:rStyle w:val="NormalTok"/>
+        </w:rPr>
+        <w:t xml:space="preserve">(tab)), </w:t>
+      </w:r>
+      <w:r>
+        <w:rPr>
+          <w:rStyle w:val="AttributeTok"/>
+        </w:rPr>
+        <w:t xml:space="preserve">lty =</w:t>
+      </w:r>
+      <w:r>
+        <w:rPr>
+          <w:rStyle w:val="NormalTok"/>
+        </w:rPr>
+        <w:t xml:space="preserve"> </w:t>
+      </w:r>
+      <w:r>
+        <w:rPr>
+          <w:rStyle w:val="DecValTok"/>
+        </w:rPr>
+        <w:t xml:space="preserve">1</w:t>
+      </w:r>
+      <w:r>
+        <w:rPr>
+          <w:rStyle w:val="NormalTok"/>
+        </w:rPr>
+        <w:t xml:space="preserve">, </w:t>
+      </w:r>
+      <w:r>
+        <w:rPr>
+          <w:rStyle w:val="AttributeTok"/>
+        </w:rPr>
+        <w:t xml:space="preserve">lwd =</w:t>
+      </w:r>
+      <w:r>
+        <w:rPr>
+          <w:rStyle w:val="NormalTok"/>
+        </w:rPr>
+        <w:t xml:space="preserve"> </w:t>
+      </w:r>
+      <w:r>
+        <w:rPr>
+          <w:rStyle w:val="DecValTok"/>
+        </w:rPr>
+        <w:t xml:space="preserve">2</w:t>
+      </w:r>
+      <w:r>
+        <w:rPr>
+          <w:rStyle w:val="NormalTok"/>
+        </w:rPr>
+        <w:t xml:space="preserve">, </w:t>
+      </w:r>
+      <w:r>
+        <w:rPr>
+          <w:rStyle w:val="AttributeTok"/>
+        </w:rPr>
+        <w:t xml:space="preserve">cex =</w:t>
+      </w:r>
+      <w:r>
+        <w:rPr>
+          <w:rStyle w:val="NormalTok"/>
+        </w:rPr>
+        <w:t xml:space="preserve"> </w:t>
+      </w:r>
+      <w:r>
+        <w:rPr>
+          <w:rStyle w:val="FloatTok"/>
+        </w:rPr>
+        <w:t xml:space="preserve">0.8</w:t>
+      </w:r>
+      <w:r>
+        <w:rPr>
+          <w:rStyle w:val="NormalTok"/>
+        </w:rPr>
+        <w:t xml:space="preserve">, </w:t>
+      </w:r>
+      <w:r>
+        <w:rPr>
+          <w:rStyle w:val="AttributeTok"/>
+        </w:rPr>
+        <w:t xml:space="preserve">bty =</w:t>
+      </w:r>
+      <w:r>
+        <w:rPr>
+          <w:rStyle w:val="NormalTok"/>
+        </w:rPr>
+        <w:t xml:space="preserve"> </w:t>
+      </w:r>
+      <w:r>
+        <w:rPr>
+          <w:rStyle w:val="StringTok"/>
+        </w:rPr>
+        <w:t xml:space="preserve">"n"</w:t>
+      </w:r>
+      <w:r>
+        <w:rPr>
+          <w:rStyle w:val="NormalTok"/>
+        </w:rPr>
+        <w:t xml:space="preserve">)</w:t>
+      </w:r>
+    </w:p>
+    <w:p>
+      <w:pPr>
+        <w:pStyle w:val="FirstParagraph"/>
+      </w:pPr>
+      <w:r>
+        <w:drawing>
+          <wp:inline>
+            <wp:extent cx="4620126" cy="3696101"/>
+            <wp:effectExtent b="0" l="0" r="0" t="0"/>
+            <wp:docPr descr="" title="" id="74" name="Picture"/>
+            <a:graphic>
+              <a:graphicData uri="http://schemas.openxmlformats.org/drawingml/2006/picture">
+                <pic:pic>
+                  <pic:nvPicPr>
+                    <pic:cNvPr descr="SAU_files/figure-docx/unnamed-chunk-3-1.png" id="75" name="Picture"/>
+                    <pic:cNvPicPr>
+                      <a:picLocks noChangeArrowheads="1" noChangeAspect="1"/>
+                    </pic:cNvPicPr>
+                  </pic:nvPicPr>
+                  <pic:blipFill>
+                    <a:blip r:embed="rId73"/>
+                    <a:stretch>
+                      <a:fillRect/>
+                    </a:stretch>
+                  </pic:blipFill>
+                  <pic:spPr bwMode="auto">
+                    <a:xfrm>
+                      <a:off x="0" y="0"/>
+                      <a:ext cx="4620126" cy="3696101"/>
+                    </a:xfrm>
+                    <a:prstGeom prst="rect">
+                      <a:avLst/>
+                    </a:prstGeom>
+                    <a:noFill/>
+                    <a:ln w="9525">
+                      <a:noFill/>
+                      <a:headEnd/>
+                      <a:tailEnd/>
+                    </a:ln>
+                  </pic:spPr>
+                </pic:pic>
+              </a:graphicData>
+            </a:graphic>
+          </wp:inline>
+        </w:drawing>
+      </w:r>
+    </w:p>
+    <w:p>
+      <w:pPr>
+        <w:pStyle w:val="BodyText"/>
+      </w:pPr>
+      <w:r>
+        <w:t xml:space="preserve">Finally we output the subset of high seas dolphin catch for the two areas. Because we have already accounted for the USA landings in our national reporting and are aiming to only summarize international landings here, we filter out the USA landings from the Sea Around Us database.</w:t>
+      </w:r>
+    </w:p>
+    <w:p>
+      <w:pPr>
+        <w:pStyle w:val="SourceCode"/>
+      </w:pPr>
+      <w:r>
+        <w:rPr>
+          <w:rStyle w:val="NormalTok"/>
+        </w:rPr>
+        <w:t xml:space="preserve">hs </w:t>
+      </w:r>
+      <w:r>
+        <w:rPr>
+          <w:rStyle w:val="OtherTok"/>
+        </w:rPr>
+        <w:t xml:space="preserve">&lt;-</w:t>
+      </w:r>
+      <w:r>
+        <w:rPr>
+          <w:rStyle w:val="NormalTok"/>
+        </w:rPr>
+        <w:t xml:space="preserve"> hs[</w:t>
+      </w:r>
+      <w:r>
+        <w:rPr>
+          <w:rStyle w:val="FunctionTok"/>
+        </w:rPr>
+        <w:t xml:space="preserve">which</w:t>
+      </w:r>
+      <w:r>
+        <w:rPr>
+          <w:rStyle w:val="NormalTok"/>
+        </w:rPr>
+        <w:t xml:space="preserve">(hs</w:t>
+      </w:r>
+      <w:r>
+        <w:rPr>
+          <w:rStyle w:val="SpecialCharTok"/>
+        </w:rPr>
+        <w:t xml:space="preserve">$</w:t>
+      </w:r>
+      <w:r>
+        <w:rPr>
+          <w:rStyle w:val="NormalTok"/>
+        </w:rPr>
+        <w:t xml:space="preserve">fishing_entity </w:t>
+      </w:r>
+      <w:r>
+        <w:rPr>
+          <w:rStyle w:val="SpecialCharTok"/>
+        </w:rPr>
+        <w:t xml:space="preserve">!=</w:t>
+      </w:r>
+      <w:r>
+        <w:rPr>
+          <w:rStyle w:val="NormalTok"/>
+        </w:rPr>
+        <w:t xml:space="preserve"> </w:t>
+      </w:r>
+      <w:r>
+        <w:rPr>
+          <w:rStyle w:val="StringTok"/>
+        </w:rPr>
+        <w:t xml:space="preserve">"USA"</w:t>
+      </w:r>
+      <w:r>
+        <w:rPr>
+          <w:rStyle w:val="NormalTok"/>
+        </w:rPr>
+        <w:t xml:space="preserve">), ]</w:t>
+      </w:r>
+      <w:r>
+        <w:br/>
+      </w:r>
+      <w:r>
+        <w:rPr>
+          <w:rStyle w:val="CommentTok"/>
+        </w:rPr>
+        <w:t xml:space="preserve">#table(hs$fishing_entity)</w:t>
+      </w:r>
+      <w:r>
+        <w:br/>
+      </w:r>
+      <w:r>
+        <w:rPr>
+          <w:rStyle w:val="NormalTok"/>
+        </w:rPr>
+        <w:t xml:space="preserve">hs</w:t>
+      </w:r>
+      <w:r>
+        <w:rPr>
+          <w:rStyle w:val="SpecialCharTok"/>
+        </w:rPr>
+        <w:t xml:space="preserve">$</w:t>
+      </w:r>
+      <w:r>
+        <w:rPr>
+          <w:rStyle w:val="NormalTok"/>
+        </w:rPr>
+        <w:t xml:space="preserve">year </w:t>
+      </w:r>
+      <w:r>
+        <w:rPr>
+          <w:rStyle w:val="OtherTok"/>
+        </w:rPr>
+        <w:t xml:space="preserve">&lt;-</w:t>
+      </w:r>
+      <w:r>
+        <w:rPr>
+          <w:rStyle w:val="NormalTok"/>
+        </w:rPr>
+        <w:t xml:space="preserve"> </w:t>
+      </w:r>
+      <w:r>
+        <w:rPr>
+          <w:rStyle w:val="FunctionTok"/>
+        </w:rPr>
+        <w:t xml:space="preserve">factor</w:t>
+      </w:r>
+      <w:r>
+        <w:rPr>
+          <w:rStyle w:val="NormalTok"/>
+        </w:rPr>
+        <w:t xml:space="preserve">(hs</w:t>
+      </w:r>
+      <w:r>
+        <w:rPr>
+          <w:rStyle w:val="SpecialCharTok"/>
+        </w:rPr>
+        <w:t xml:space="preserve">$</w:t>
+      </w:r>
+      <w:r>
+        <w:rPr>
+          <w:rStyle w:val="NormalTok"/>
+        </w:rPr>
+        <w:t xml:space="preserve">year, </w:t>
+      </w:r>
+      <w:r>
+        <w:rPr>
+          <w:rStyle w:val="AttributeTok"/>
+        </w:rPr>
+        <w:t xml:space="preserve">levels =</w:t>
+      </w:r>
+      <w:r>
+        <w:rPr>
+          <w:rStyle w:val="NormalTok"/>
+        </w:rPr>
+        <w:t xml:space="preserve"> </w:t>
+      </w:r>
+      <w:r>
+        <w:rPr>
+          <w:rStyle w:val="DecValTok"/>
+        </w:rPr>
+        <w:t xml:space="preserve">1950</w:t>
+      </w:r>
+      <w:r>
+        <w:rPr>
+          <w:rStyle w:val="SpecialCharTok"/>
+        </w:rPr>
+        <w:t xml:space="preserve">:</w:t>
+      </w:r>
+      <w:r>
+        <w:rPr>
+          <w:rStyle w:val="DecValTok"/>
+        </w:rPr>
+        <w:t xml:space="preserve">2019</w:t>
+      </w:r>
+      <w:r>
+        <w:rPr>
+          <w:rStyle w:val="NormalTok"/>
+        </w:rPr>
+        <w:t xml:space="preserve">)</w:t>
+      </w:r>
+      <w:r>
+        <w:br/>
+      </w:r>
+      <w:r>
+        <w:rPr>
+          <w:rStyle w:val="NormalTok"/>
+        </w:rPr>
+        <w:t xml:space="preserve">tab </w:t>
+      </w:r>
+      <w:r>
+        <w:rPr>
+          <w:rStyle w:val="OtherTok"/>
+        </w:rPr>
+        <w:t xml:space="preserve">&lt;-</w:t>
+      </w:r>
+      <w:r>
+        <w:rPr>
+          <w:rStyle w:val="NormalTok"/>
+        </w:rPr>
+        <w:t xml:space="preserve"> </w:t>
+      </w:r>
+      <w:r>
+        <w:rPr>
+          <w:rStyle w:val="FunctionTok"/>
+        </w:rPr>
+        <w:t xml:space="preserve">tapply</w:t>
+      </w:r>
+      <w:r>
+        <w:rPr>
+          <w:rStyle w:val="NormalTok"/>
+        </w:rPr>
+        <w:t xml:space="preserve">(hs</w:t>
+      </w:r>
+      <w:r>
+        <w:rPr>
+          <w:rStyle w:val="SpecialCharTok"/>
+        </w:rPr>
+        <w:t xml:space="preserve">$</w:t>
+      </w:r>
+      <w:r>
+        <w:rPr>
+          <w:rStyle w:val="NormalTok"/>
+        </w:rPr>
+        <w:t xml:space="preserve">pounds, </w:t>
+      </w:r>
+      <w:r>
+        <w:rPr>
+          <w:rStyle w:val="FunctionTok"/>
+        </w:rPr>
+        <w:t xml:space="preserve">list</w:t>
+      </w:r>
+      <w:r>
+        <w:rPr>
+          <w:rStyle w:val="NormalTok"/>
+        </w:rPr>
+        <w:t xml:space="preserve">(hs</w:t>
+      </w:r>
+      <w:r>
+        <w:rPr>
+          <w:rStyle w:val="SpecialCharTok"/>
+        </w:rPr>
+        <w:t xml:space="preserve">$</w:t>
+      </w:r>
+      <w:r>
+        <w:rPr>
+          <w:rStyle w:val="NormalTok"/>
+        </w:rPr>
+        <w:t xml:space="preserve">year, hs</w:t>
+      </w:r>
+      <w:r>
+        <w:rPr>
+          <w:rStyle w:val="SpecialCharTok"/>
+        </w:rPr>
+        <w:t xml:space="preserve">$</w:t>
+      </w:r>
+      <w:r>
+        <w:rPr>
+          <w:rStyle w:val="NormalTok"/>
+        </w:rPr>
+        <w:t xml:space="preserve">area_name), sum, </w:t>
+      </w:r>
+      <w:r>
+        <w:rPr>
+          <w:rStyle w:val="AttributeTok"/>
+        </w:rPr>
+        <w:t xml:space="preserve">na.rm =</w:t>
+      </w:r>
+      <w:r>
+        <w:rPr>
+          <w:rStyle w:val="NormalTok"/>
+        </w:rPr>
+        <w:t xml:space="preserve"> T)</w:t>
+      </w:r>
+      <w:r>
+        <w:br/>
+      </w:r>
+      <w:r>
+        <w:rPr>
+          <w:rStyle w:val="NormalTok"/>
+        </w:rPr>
+        <w:t xml:space="preserve">tab[</w:t>
+      </w:r>
+      <w:r>
+        <w:rPr>
+          <w:rStyle w:val="FunctionTok"/>
+        </w:rPr>
+        <w:t xml:space="preserve">is.na</w:t>
+      </w:r>
+      <w:r>
+        <w:rPr>
+          <w:rStyle w:val="NormalTok"/>
+        </w:rPr>
+        <w:t xml:space="preserve">(tab)] </w:t>
+      </w:r>
+      <w:r>
+        <w:rPr>
+          <w:rStyle w:val="OtherTok"/>
+        </w:rPr>
+        <w:t xml:space="preserve">&lt;-</w:t>
+      </w:r>
+      <w:r>
+        <w:rPr>
+          <w:rStyle w:val="NormalTok"/>
+        </w:rPr>
+        <w:t xml:space="preserve"> </w:t>
+      </w:r>
+      <w:r>
+        <w:rPr>
+          <w:rStyle w:val="DecValTok"/>
+        </w:rPr>
+        <w:t xml:space="preserve">0</w:t>
+      </w:r>
+      <w:r>
+        <w:br/>
+      </w:r>
+      <w:r>
+        <w:rPr>
+          <w:rStyle w:val="NormalTok"/>
+        </w:rPr>
+        <w:t xml:space="preserve">tab</w:t>
+      </w:r>
+    </w:p>
+    <w:p>
+      <w:pPr>
+        <w:pStyle w:val="SourceCode"/>
+      </w:pPr>
+      <w:r>
+        <w:rPr>
+          <w:rStyle w:val="VerbatimChar"/>
+        </w:rPr>
+        <w:t xml:space="preserve">     Atlantic, Northwest Atlantic, Western Central</w:t>
+      </w:r>
+      <w:r>
+        <w:br/>
+      </w:r>
+      <w:r>
+        <w:rPr>
+          <w:rStyle w:val="VerbatimChar"/>
+        </w:rPr>
+        <w:t xml:space="preserve">1950               0.000                     0.000</w:t>
+      </w:r>
+      <w:r>
+        <w:br/>
+      </w:r>
+      <w:r>
+        <w:rPr>
+          <w:rStyle w:val="VerbatimChar"/>
+        </w:rPr>
+        <w:t xml:space="preserve">1951               0.000                     0.000</w:t>
+      </w:r>
+      <w:r>
+        <w:br/>
+      </w:r>
+      <w:r>
+        <w:rPr>
+          <w:rStyle w:val="VerbatimChar"/>
+        </w:rPr>
+        <w:t xml:space="preserve">1952               0.000                     0.000</w:t>
+      </w:r>
+      <w:r>
+        <w:br/>
+      </w:r>
+      <w:r>
+        <w:rPr>
+          <w:rStyle w:val="VerbatimChar"/>
+        </w:rPr>
+        <w:t xml:space="preserve">1953               0.000                     0.000</w:t>
+      </w:r>
+      <w:r>
+        <w:br/>
+      </w:r>
+      <w:r>
+        <w:rPr>
+          <w:rStyle w:val="VerbatimChar"/>
+        </w:rPr>
+        <w:t xml:space="preserve">1954               0.000                     0.000</w:t>
+      </w:r>
+      <w:r>
+        <w:br/>
+      </w:r>
+      <w:r>
+        <w:rPr>
+          <w:rStyle w:val="VerbatimChar"/>
+        </w:rPr>
+        <w:t xml:space="preserve">1955               0.000                     0.000</w:t>
+      </w:r>
+      <w:r>
+        <w:br/>
+      </w:r>
+      <w:r>
+        <w:rPr>
+          <w:rStyle w:val="VerbatimChar"/>
+        </w:rPr>
+        <w:t xml:space="preserve">1956               0.000                     0.000</w:t>
+      </w:r>
+      <w:r>
+        <w:br/>
+      </w:r>
+      <w:r>
+        <w:rPr>
+          <w:rStyle w:val="VerbatimChar"/>
+        </w:rPr>
+        <w:t xml:space="preserve">1957               0.000                     0.000</w:t>
+      </w:r>
+      <w:r>
+        <w:br/>
+      </w:r>
+      <w:r>
+        <w:rPr>
+          <w:rStyle w:val="VerbatimChar"/>
+        </w:rPr>
+        <w:t xml:space="preserve">1958               0.000                     0.000</w:t>
+      </w:r>
+      <w:r>
+        <w:br/>
+      </w:r>
+      <w:r>
+        <w:rPr>
+          <w:rStyle w:val="VerbatimChar"/>
+        </w:rPr>
+        <w:t xml:space="preserve">1959               0.000                     0.000</w:t>
+      </w:r>
+      <w:r>
+        <w:br/>
+      </w:r>
+      <w:r>
+        <w:rPr>
+          <w:rStyle w:val="VerbatimChar"/>
+        </w:rPr>
+        <w:t xml:space="preserve">1960               0.000                     0.000</w:t>
+      </w:r>
+      <w:r>
+        <w:br/>
+      </w:r>
+      <w:r>
+        <w:rPr>
+          <w:rStyle w:val="VerbatimChar"/>
+        </w:rPr>
+        <w:t xml:space="preserve">1961               0.000                     0.000</w:t>
+      </w:r>
+      <w:r>
+        <w:br/>
+      </w:r>
+      <w:r>
+        <w:rPr>
+          <w:rStyle w:val="VerbatimChar"/>
+        </w:rPr>
+        <w:t xml:space="preserve">1962               0.000                     0.000</w:t>
+      </w:r>
+      <w:r>
+        <w:br/>
+      </w:r>
+      <w:r>
+        <w:rPr>
+          <w:rStyle w:val="VerbatimChar"/>
+        </w:rPr>
+        <w:t xml:space="preserve">1963               0.000                     0.000</w:t>
+      </w:r>
+      <w:r>
+        <w:br/>
+      </w:r>
+      <w:r>
+        <w:rPr>
+          <w:rStyle w:val="VerbatimChar"/>
+        </w:rPr>
+        <w:t xml:space="preserve">1964               0.000                     0.000</w:t>
+      </w:r>
+      <w:r>
+        <w:br/>
+      </w:r>
+      <w:r>
+        <w:rPr>
+          <w:rStyle w:val="VerbatimChar"/>
+        </w:rPr>
+        <w:t xml:space="preserve">1965               0.000                     0.000</w:t>
+      </w:r>
+      <w:r>
+        <w:br/>
+      </w:r>
+      <w:r>
+        <w:rPr>
+          <w:rStyle w:val="VerbatimChar"/>
+        </w:rPr>
+        <w:t xml:space="preserve">1966               0.000                     0.000</w:t>
+      </w:r>
+      <w:r>
+        <w:br/>
+      </w:r>
+      <w:r>
+        <w:rPr>
+          <w:rStyle w:val="VerbatimChar"/>
+        </w:rPr>
+        <w:t xml:space="preserve">1967               0.000                     0.000</w:t>
+      </w:r>
+      <w:r>
+        <w:br/>
+      </w:r>
+      <w:r>
+        <w:rPr>
+          <w:rStyle w:val="VerbatimChar"/>
+        </w:rPr>
+        <w:t xml:space="preserve">1968               0.000                     0.000</w:t>
+      </w:r>
+      <w:r>
+        <w:br/>
+      </w:r>
+      <w:r>
+        <w:rPr>
+          <w:rStyle w:val="VerbatimChar"/>
+        </w:rPr>
+        <w:t xml:space="preserve">1969               0.000                     0.000</w:t>
+      </w:r>
+      <w:r>
+        <w:br/>
+      </w:r>
+      <w:r>
+        <w:rPr>
+          <w:rStyle w:val="VerbatimChar"/>
+        </w:rPr>
+        <w:t xml:space="preserve">1970               0.000                     0.000</w:t>
+      </w:r>
+      <w:r>
+        <w:br/>
+      </w:r>
+      <w:r>
+        <w:rPr>
+          <w:rStyle w:val="VerbatimChar"/>
+        </w:rPr>
+        <w:t xml:space="preserve">1971               0.000                     0.000</w:t>
+      </w:r>
+      <w:r>
+        <w:br/>
+      </w:r>
+      <w:r>
+        <w:rPr>
+          <w:rStyle w:val="VerbatimChar"/>
+        </w:rPr>
+        <w:t xml:space="preserve">1972               0.000                     0.000</w:t>
+      </w:r>
+      <w:r>
+        <w:br/>
+      </w:r>
+      <w:r>
+        <w:rPr>
+          <w:rStyle w:val="VerbatimChar"/>
+        </w:rPr>
+        <w:t xml:space="preserve">1973               0.000                     0.000</w:t>
+      </w:r>
+      <w:r>
+        <w:br/>
+      </w:r>
+      <w:r>
+        <w:rPr>
+          <w:rStyle w:val="VerbatimChar"/>
+        </w:rPr>
+        <w:t xml:space="preserve">1974               0.000                     0.000</w:t>
+      </w:r>
+      <w:r>
+        <w:br/>
+      </w:r>
+      <w:r>
+        <w:rPr>
+          <w:rStyle w:val="VerbatimChar"/>
+        </w:rPr>
+        <w:t xml:space="preserve">1975               0.000                     0.000</w:t>
+      </w:r>
+      <w:r>
+        <w:br/>
+      </w:r>
+      <w:r>
+        <w:rPr>
+          <w:rStyle w:val="VerbatimChar"/>
+        </w:rPr>
+        <w:t xml:space="preserve">1976               0.000                     0.000</w:t>
+      </w:r>
+      <w:r>
+        <w:br/>
+      </w:r>
+      <w:r>
+        <w:rPr>
+          <w:rStyle w:val="VerbatimChar"/>
+        </w:rPr>
+        <w:t xml:space="preserve">1977               0.000                     0.000</w:t>
+      </w:r>
+      <w:r>
+        <w:br/>
+      </w:r>
+      <w:r>
+        <w:rPr>
+          <w:rStyle w:val="VerbatimChar"/>
+        </w:rPr>
+        <w:t xml:space="preserve">1978               0.000                     0.000</w:t>
+      </w:r>
+      <w:r>
+        <w:br/>
+      </w:r>
+      <w:r>
+        <w:rPr>
+          <w:rStyle w:val="VerbatimChar"/>
+        </w:rPr>
+        <w:t xml:space="preserve">1979               0.000                     0.000</w:t>
+      </w:r>
+      <w:r>
+        <w:br/>
+      </w:r>
+      <w:r>
+        <w:rPr>
+          <w:rStyle w:val="VerbatimChar"/>
+        </w:rPr>
+        <w:t xml:space="preserve">1980               0.000                     0.000</w:t>
+      </w:r>
+      <w:r>
+        <w:br/>
+      </w:r>
+      <w:r>
+        <w:rPr>
+          <w:rStyle w:val="VerbatimChar"/>
+        </w:rPr>
+        <w:t xml:space="preserve">1981               0.000                     0.000</w:t>
+      </w:r>
+      <w:r>
+        <w:br/>
+      </w:r>
+      <w:r>
+        <w:rPr>
+          <w:rStyle w:val="VerbatimChar"/>
+        </w:rPr>
+        <w:t xml:space="preserve">1982               0.000                     0.000</w:t>
+      </w:r>
+      <w:r>
+        <w:br/>
+      </w:r>
+      <w:r>
+        <w:rPr>
+          <w:rStyle w:val="VerbatimChar"/>
+        </w:rPr>
+        <w:t xml:space="preserve">1983               0.000                     0.000</w:t>
+      </w:r>
+      <w:r>
+        <w:br/>
+      </w:r>
+      <w:r>
+        <w:rPr>
+          <w:rStyle w:val="VerbatimChar"/>
+        </w:rPr>
+        <w:t xml:space="preserve">1984               0.000                     0.000</w:t>
+      </w:r>
+      <w:r>
+        <w:br/>
+      </w:r>
+      <w:r>
+        <w:rPr>
+          <w:rStyle w:val="VerbatimChar"/>
+        </w:rPr>
+        <w:t xml:space="preserve">1985               0.000                 14037.129</w:t>
+      </w:r>
+      <w:r>
+        <w:br/>
+      </w:r>
+      <w:r>
+        <w:rPr>
+          <w:rStyle w:val="VerbatimChar"/>
+        </w:rPr>
+        <w:t xml:space="preserve">1986               0.000                  8748.399</w:t>
+      </w:r>
+      <w:r>
+        <w:br/>
+      </w:r>
+      <w:r>
+        <w:rPr>
+          <w:rStyle w:val="VerbatimChar"/>
+        </w:rPr>
+        <w:t xml:space="preserve">1987               0.000                     0.000</w:t>
+      </w:r>
+      <w:r>
+        <w:br/>
+      </w:r>
+      <w:r>
+        <w:rPr>
+          <w:rStyle w:val="VerbatimChar"/>
+        </w:rPr>
+        <w:t xml:space="preserve">1988               0.000                     0.000</w:t>
+      </w:r>
+      <w:r>
+        <w:br/>
+      </w:r>
+      <w:r>
+        <w:rPr>
+          <w:rStyle w:val="VerbatimChar"/>
+        </w:rPr>
+        <w:t xml:space="preserve">1989               0.000                     0.000</w:t>
+      </w:r>
+      <w:r>
+        <w:br/>
+      </w:r>
+      <w:r>
+        <w:rPr>
+          <w:rStyle w:val="VerbatimChar"/>
+        </w:rPr>
+        <w:t xml:space="preserve">1990               0.000                     0.000</w:t>
+      </w:r>
+      <w:r>
+        <w:br/>
+      </w:r>
+      <w:r>
+        <w:rPr>
+          <w:rStyle w:val="VerbatimChar"/>
+        </w:rPr>
+        <w:t xml:space="preserve">1991               0.000                     0.000</w:t>
+      </w:r>
+      <w:r>
+        <w:br/>
+      </w:r>
+      <w:r>
+        <w:rPr>
+          <w:rStyle w:val="VerbatimChar"/>
+        </w:rPr>
+        <w:t xml:space="preserve">1992               0.000                     0.000</w:t>
+      </w:r>
+      <w:r>
+        <w:br/>
+      </w:r>
+      <w:r>
+        <w:rPr>
+          <w:rStyle w:val="VerbatimChar"/>
+        </w:rPr>
+        <w:t xml:space="preserve">1993               0.000                     0.000</w:t>
+      </w:r>
+      <w:r>
+        <w:br/>
+      </w:r>
+      <w:r>
+        <w:rPr>
+          <w:rStyle w:val="VerbatimChar"/>
+        </w:rPr>
+        <w:t xml:space="preserve">1994               0.000                     0.000</w:t>
+      </w:r>
+      <w:r>
+        <w:br/>
+      </w:r>
+      <w:r>
+        <w:rPr>
+          <w:rStyle w:val="VerbatimChar"/>
+        </w:rPr>
+        <w:t xml:space="preserve">1995               0.000                     0.000</w:t>
+      </w:r>
+      <w:r>
+        <w:br/>
+      </w:r>
+      <w:r>
+        <w:rPr>
+          <w:rStyle w:val="VerbatimChar"/>
+        </w:rPr>
+        <w:t xml:space="preserve">1996               0.000                     0.000</w:t>
+      </w:r>
+      <w:r>
+        <w:br/>
+      </w:r>
+      <w:r>
+        <w:rPr>
+          <w:rStyle w:val="VerbatimChar"/>
+        </w:rPr>
+        <w:t xml:space="preserve">1997               0.000                     0.000</w:t>
+      </w:r>
+      <w:r>
+        <w:br/>
+      </w:r>
+      <w:r>
+        <w:rPr>
+          <w:rStyle w:val="VerbatimChar"/>
+        </w:rPr>
+        <w:t xml:space="preserve">1998               0.000                     0.000</w:t>
+      </w:r>
+      <w:r>
+        <w:br/>
+      </w:r>
+      <w:r>
+        <w:rPr>
+          <w:rStyle w:val="VerbatimChar"/>
+        </w:rPr>
+        <w:t xml:space="preserve">1999               0.000                 43168.296</w:t>
+      </w:r>
+      <w:r>
+        <w:br/>
+      </w:r>
+      <w:r>
+        <w:rPr>
+          <w:rStyle w:val="VerbatimChar"/>
+        </w:rPr>
+        <w:t xml:space="preserve">2000               0.000                 30284.627</w:t>
+      </w:r>
+      <w:r>
+        <w:br/>
+      </w:r>
+      <w:r>
+        <w:rPr>
+          <w:rStyle w:val="VerbatimChar"/>
+        </w:rPr>
+        <w:t xml:space="preserve">2001               0.000                164272.223</w:t>
+      </w:r>
+      <w:r>
+        <w:br/>
+      </w:r>
+      <w:r>
+        <w:rPr>
+          <w:rStyle w:val="VerbatimChar"/>
+        </w:rPr>
+        <w:t xml:space="preserve">2002               0.000                 22147.477</w:t>
+      </w:r>
+      <w:r>
+        <w:br/>
+      </w:r>
+      <w:r>
+        <w:rPr>
+          <w:rStyle w:val="VerbatimChar"/>
+        </w:rPr>
+        <w:t xml:space="preserve">2003               0.000                137103.181</w:t>
+      </w:r>
+      <w:r>
+        <w:br/>
+      </w:r>
+      <w:r>
+        <w:rPr>
+          <w:rStyle w:val="VerbatimChar"/>
+        </w:rPr>
+        <w:t xml:space="preserve">2004               0.000                 66058.258</w:t>
+      </w:r>
+      <w:r>
+        <w:br/>
+      </w:r>
+      <w:r>
+        <w:rPr>
+          <w:rStyle w:val="VerbatimChar"/>
+        </w:rPr>
+        <w:t xml:space="preserve">2005               0.000                115171.863</w:t>
+      </w:r>
+      <w:r>
+        <w:br/>
+      </w:r>
+      <w:r>
+        <w:rPr>
+          <w:rStyle w:val="VerbatimChar"/>
+        </w:rPr>
+        <w:t xml:space="preserve">2006               0.000                170522.101</w:t>
+      </w:r>
+      <w:r>
+        <w:br/>
+      </w:r>
+      <w:r>
+        <w:rPr>
+          <w:rStyle w:val="VerbatimChar"/>
+        </w:rPr>
+        <w:t xml:space="preserve">2007           14687.527                330838.620</w:t>
+      </w:r>
+      <w:r>
+        <w:br/>
+      </w:r>
+      <w:r>
+        <w:rPr>
+          <w:rStyle w:val="VerbatimChar"/>
+        </w:rPr>
+        <w:t xml:space="preserve">2008           28552.636                340863.719</w:t>
+      </w:r>
+      <w:r>
+        <w:br/>
+      </w:r>
+      <w:r>
+        <w:rPr>
+          <w:rStyle w:val="VerbatimChar"/>
+        </w:rPr>
+        <w:t xml:space="preserve">2009           18719.121                662720.661</w:t>
+      </w:r>
+      <w:r>
+        <w:br/>
+      </w:r>
+      <w:r>
+        <w:rPr>
+          <w:rStyle w:val="VerbatimChar"/>
+        </w:rPr>
+        <w:t xml:space="preserve">2010            4510.085                232093.837</w:t>
+      </w:r>
+      <w:r>
+        <w:br/>
+      </w:r>
+      <w:r>
+        <w:rPr>
+          <w:rStyle w:val="VerbatimChar"/>
+        </w:rPr>
+        <w:t xml:space="preserve">2011           21589.424                300498.224</w:t>
+      </w:r>
+      <w:r>
+        <w:br/>
+      </w:r>
+      <w:r>
+        <w:rPr>
+          <w:rStyle w:val="VerbatimChar"/>
+        </w:rPr>
+        <w:t xml:space="preserve">2012           72398.812               1059210.392</w:t>
+      </w:r>
+      <w:r>
+        <w:br/>
+      </w:r>
+      <w:r>
+        <w:rPr>
+          <w:rStyle w:val="VerbatimChar"/>
+        </w:rPr>
+        <w:t xml:space="preserve">2013           34741.604               2471791.396</w:t>
+      </w:r>
+      <w:r>
+        <w:br/>
+      </w:r>
+      <w:r>
+        <w:rPr>
+          <w:rStyle w:val="VerbatimChar"/>
+        </w:rPr>
+        <w:t xml:space="preserve">2014           27922.953               1247462.983</w:t>
+      </w:r>
+      <w:r>
+        <w:br/>
+      </w:r>
+      <w:r>
+        <w:rPr>
+          <w:rStyle w:val="VerbatimChar"/>
+        </w:rPr>
+        <w:t xml:space="preserve">2015           90313.638                710059.125</w:t>
+      </w:r>
+      <w:r>
+        <w:br/>
+      </w:r>
+      <w:r>
+        <w:rPr>
+          <w:rStyle w:val="VerbatimChar"/>
+        </w:rPr>
+        <w:t xml:space="preserve">2016           15319.433               1094893.891</w:t>
+      </w:r>
+      <w:r>
+        <w:br/>
+      </w:r>
+      <w:r>
+        <w:rPr>
+          <w:rStyle w:val="VerbatimChar"/>
+        </w:rPr>
+        <w:t xml:space="preserve">2017           34806.933               1374259.739</w:t>
+      </w:r>
+      <w:r>
+        <w:br/>
+      </w:r>
+      <w:r>
+        <w:rPr>
+          <w:rStyle w:val="VerbatimChar"/>
+        </w:rPr>
+        <w:t xml:space="preserve">2018           29328.358                885814.754</w:t>
+      </w:r>
+      <w:r>
+        <w:br/>
+      </w:r>
+      <w:r>
+        <w:rPr>
+          <w:rStyle w:val="VerbatimChar"/>
+        </w:rPr>
+        <w:t xml:space="preserve">2019           21870.621                632747.157</w:t>
+      </w:r>
+    </w:p>
+    <w:p>
+      <w:pPr>
+        <w:pStyle w:val="SourceCode"/>
+      </w:pPr>
+      <w:r>
+        <w:rPr>
+          <w:rStyle w:val="CommentTok"/>
+        </w:rPr>
+        <w:t xml:space="preserve"># write summary to merge with EEZ data </w:t>
+      </w:r>
+      <w:r>
+        <w:br/>
+      </w:r>
+      <w:r>
+        <w:rPr>
+          <w:rStyle w:val="FunctionTok"/>
+        </w:rPr>
+        <w:t xml:space="preserve">write.csv</w:t>
+      </w:r>
+      <w:r>
+        <w:rPr>
+          <w:rStyle w:val="NormalTok"/>
+        </w:rPr>
+        <w:t xml:space="preserve">(tab, </w:t>
+      </w:r>
+      <w:r>
+        <w:rPr>
+          <w:rStyle w:val="AttributeTok"/>
+        </w:rPr>
+        <w:t xml:space="preserve">file =</w:t>
+      </w:r>
+      <w:r>
+        <w:rPr>
+          <w:rStyle w:val="NormalTok"/>
+        </w:rPr>
+        <w:t xml:space="preserve"> </w:t>
+      </w:r>
+      <w:r>
+        <w:rPr>
+          <w:rStyle w:val="StringTok"/>
+        </w:rPr>
+        <w:t xml:space="preserve">"data/SAU/high_seas_by_year.csv"</w:t>
+      </w:r>
+      <w:r>
+        <w:rPr>
+          <w:rStyle w:val="NormalTok"/>
+        </w:rPr>
+        <w:t xml:space="preserve">)</w:t>
+      </w:r>
+    </w:p>
+    <w:bookmarkEnd w:id="76"/>
+    <w:bookmarkStart w:id="77" w:name="summarize-the-landings-1"/>
+    <w:p>
+      <w:pPr>
+        <w:pStyle w:val="Heading2"/>
+      </w:pPr>
+      <w:r>
+        <w:t xml:space="preserve">4.3 Summarize the landings</w:t>
+      </w:r>
+    </w:p>
+    <w:p>
+      <w:pPr>
+        <w:pStyle w:val="FirstParagraph"/>
+      </w:pPr>
+      <w:r>
+        <w:t xml:space="preserve">xxx</w:t>
+      </w:r>
+    </w:p>
+    <w:bookmarkEnd w:id="77"/>
+    <w:bookmarkStart w:id="78" w:name="xxx"/>
+    <w:p>
+      <w:pPr>
+        <w:pStyle w:val="Heading2"/>
+      </w:pPr>
+      <w:r>
+        <w:t xml:space="preserve">4.4 xxx</w:t>
+      </w:r>
+    </w:p>
+    <w:p>
+      <w:pPr>
+        <w:pStyle w:val="FirstParagraph"/>
+      </w:pPr>
+      <w:r>
+        <w:t xml:space="preserve">xxx</w:t>
+      </w:r>
+    </w:p>
+    <w:bookmarkEnd w:id="78"/>
+    <w:bookmarkEnd w:id="79"/>
+    <w:bookmarkStart w:id="80" w:name="sst"/>
+    <w:p>
+      <w:pPr>
+        <w:pStyle w:val="Heading1"/>
+      </w:pPr>
+      <w:r>
+        <w:t xml:space="preserve">5. SST</w:t>
+      </w:r>
+    </w:p>
+    <w:bookmarkEnd w:id="80"/>
+    <w:bookmarkStart w:id="81" w:name="analysis-of-ocean-temperature-trends"/>
+    <w:p>
+      <w:pPr>
+        <w:pStyle w:val="Heading1"/>
+      </w:pPr>
+      <w:r>
+        <w:t xml:space="preserve">6. Analysis of ocean temperature trends</w:t>
+      </w:r>
+    </w:p>
+    <w:p>
+      <w:pPr>
+        <w:pStyle w:val="FirstParagraph"/>
+      </w:pPr>
+      <w:r>
         <w:t xml:space="preserve">Coming soon</w:t>
       </w:r>
     </w:p>
-    <w:bookmarkEnd w:id="47"/>
+    <w:bookmarkEnd w:id="81"/>
     <w:sectPr>
       <w:headerReference r:id="rId11" w:type="even"/>
       <w:headerReference r:id="rId10" w:type="default"/>

--- a/NOAA-quarto-book.docx
+++ b/NOAA-quarto-book.docx
@@ -5351,7 +5351,7 @@
         <w:rPr>
           <w:rStyle w:val="NormalTok"/>
         </w:rPr>
-        <w:t xml:space="preserve">]</w:t>
+        <w:t xml:space="preserve">]   </w:t>
       </w:r>
     </w:p>
     <w:p>
@@ -5453,7 +5453,7 @@
         <w:rPr>
           <w:rStyle w:val="NormalTok"/>
         </w:rPr>
-        <w:t xml:space="preserve">]))</w:t>
+        <w:t xml:space="preserve">]))   </w:t>
       </w:r>
       <w:r>
         <w:br/>
@@ -10073,6 +10073,102 @@
         <w:rPr>
           <w:rStyle w:val="DecValTok"/>
         </w:rPr>
+        <w:t xml:space="preserve">12</w:t>
+      </w:r>
+      <w:r>
+        <w:rPr>
+          <w:rStyle w:val="NormalTok"/>
+        </w:rPr>
+        <w:t xml:space="preserve">, </w:t>
+      </w:r>
+      <w:r>
+        <w:rPr>
+          <w:rStyle w:val="DecValTok"/>
+        </w:rPr>
+        <w:t xml:space="preserve">7</w:t>
+      </w:r>
+      <w:r>
+        <w:rPr>
+          <w:rStyle w:val="NormalTok"/>
+        </w:rPr>
+        <w:t xml:space="preserve">, </w:t>
+      </w:r>
+      <w:r>
+        <w:rPr>
+          <w:rStyle w:val="DecValTok"/>
+        </w:rPr>
+        <w:t xml:space="preserve">3</w:t>
+      </w:r>
+      <w:r>
+        <w:rPr>
+          <w:rStyle w:val="NormalTok"/>
+        </w:rPr>
+        <w:t xml:space="preserve">, </w:t>
+      </w:r>
+      <w:r>
+        <w:rPr>
+          <w:rStyle w:val="DecValTok"/>
+        </w:rPr>
+        <w:t xml:space="preserve">1</w:t>
+      </w:r>
+      <w:r>
+        <w:rPr>
+          <w:rStyle w:val="NormalTok"/>
+        </w:rPr>
+        <w:t xml:space="preserve">), </w:t>
+      </w:r>
+      <w:r>
+        <w:rPr>
+          <w:rStyle w:val="AttributeTok"/>
+        </w:rPr>
+        <w:t xml:space="preserve">mex =</w:t>
+      </w:r>
+      <w:r>
+        <w:rPr>
+          <w:rStyle w:val="NormalTok"/>
+        </w:rPr>
+        <w:t xml:space="preserve"> </w:t>
+      </w:r>
+      <w:r>
+        <w:rPr>
+          <w:rStyle w:val="FloatTok"/>
+        </w:rPr>
+        <w:t xml:space="preserve">0.5</w:t>
+      </w:r>
+      <w:r>
+        <w:rPr>
+          <w:rStyle w:val="NormalTok"/>
+        </w:rPr>
+        <w:t xml:space="preserve">, </w:t>
+      </w:r>
+      <w:r>
+        <w:rPr>
+          <w:rStyle w:val="AttributeTok"/>
+        </w:rPr>
+        <w:t xml:space="preserve">mgp =</w:t>
+      </w:r>
+      <w:r>
+        <w:rPr>
+          <w:rStyle w:val="NormalTok"/>
+        </w:rPr>
+        <w:t xml:space="preserve"> </w:t>
+      </w:r>
+      <w:r>
+        <w:rPr>
+          <w:rStyle w:val="FunctionTok"/>
+        </w:rPr>
+        <w:t xml:space="preserve">c</w:t>
+      </w:r>
+      <w:r>
+        <w:rPr>
+          <w:rStyle w:val="NormalTok"/>
+        </w:rPr>
+        <w:t xml:space="preserve">(</w:t>
+      </w:r>
+      <w:r>
+        <w:rPr>
+          <w:rStyle w:val="DecValTok"/>
+        </w:rPr>
         <w:t xml:space="preserve">5</w:t>
       </w:r>
       <w:r>
@@ -10085,7 +10181,7 @@
         <w:rPr>
           <w:rStyle w:val="DecValTok"/>
         </w:rPr>
-        <w:t xml:space="preserve">5</w:t>
+        <w:t xml:space="preserve">1</w:t>
       </w:r>
       <w:r>
         <w:rPr>
@@ -10097,43 +10193,172 @@
         <w:rPr>
           <w:rStyle w:val="DecValTok"/>
         </w:rPr>
-        <w:t xml:space="preserve">3</w:t>
-      </w:r>
-      <w:r>
-        <w:rPr>
-          <w:rStyle w:val="NormalTok"/>
-        </w:rPr>
-        <w:t xml:space="preserve">, </w:t>
+        <w:t xml:space="preserve">0</w:t>
+      </w:r>
+      <w:r>
+        <w:rPr>
+          <w:rStyle w:val="NormalTok"/>
+        </w:rPr>
+        <w:t xml:space="preserve">))</w:t>
+      </w:r>
+      <w:r>
+        <w:br/>
+      </w:r>
+      <w:r>
+        <w:rPr>
+          <w:rStyle w:val="FunctionTok"/>
+        </w:rPr>
+        <w:t xml:space="preserve">barplot</w:t>
+      </w:r>
+      <w:r>
+        <w:rPr>
+          <w:rStyle w:val="NormalTok"/>
+        </w:rPr>
+        <w:t xml:space="preserve">(</w:t>
+      </w:r>
+      <w:r>
+        <w:rPr>
+          <w:rStyle w:val="FunctionTok"/>
+        </w:rPr>
+        <w:t xml:space="preserve">tapply</w:t>
+      </w:r>
+      <w:r>
+        <w:rPr>
+          <w:rStyle w:val="NormalTok"/>
+        </w:rPr>
+        <w:t xml:space="preserve">(d</w:t>
+      </w:r>
+      <w:r>
+        <w:rPr>
+          <w:rStyle w:val="SpecialCharTok"/>
+        </w:rPr>
+        <w:t xml:space="preserve">$</w:t>
+      </w:r>
+      <w:r>
+        <w:rPr>
+          <w:rStyle w:val="NormalTok"/>
+        </w:rPr>
+        <w:t xml:space="preserve">lbs, d</w:t>
+      </w:r>
+      <w:r>
+        <w:rPr>
+          <w:rStyle w:val="SpecialCharTok"/>
+        </w:rPr>
+        <w:t xml:space="preserve">$</w:t>
+      </w:r>
+      <w:r>
+        <w:rPr>
+          <w:rStyle w:val="NormalTok"/>
+        </w:rPr>
+        <w:t xml:space="preserve">fishing_sector, sum, </w:t>
+      </w:r>
+      <w:r>
+        <w:rPr>
+          <w:rStyle w:val="AttributeTok"/>
+        </w:rPr>
+        <w:t xml:space="preserve">na.rm =</w:t>
+      </w:r>
+      <w:r>
+        <w:rPr>
+          <w:rStyle w:val="NormalTok"/>
+        </w:rPr>
+        <w:t xml:space="preserve"> T)</w:t>
+      </w:r>
+      <w:r>
+        <w:rPr>
+          <w:rStyle w:val="SpecialCharTok"/>
+        </w:rPr>
+        <w:t xml:space="preserve">/</w:t>
       </w:r>
       <w:r>
         <w:rPr>
           <w:rStyle w:val="DecValTok"/>
         </w:rPr>
-        <w:t xml:space="preserve">1</w:t>
-      </w:r>
-      <w:r>
-        <w:rPr>
-          <w:rStyle w:val="NormalTok"/>
-        </w:rPr>
-        <w:t xml:space="preserve">), </w:t>
+        <w:t xml:space="preserve">10</w:t>
+      </w:r>
+      <w:r>
+        <w:rPr>
+          <w:rStyle w:val="SpecialCharTok"/>
+        </w:rPr>
+        <w:t xml:space="preserve">^</w:t>
+      </w:r>
+      <w:r>
+        <w:rPr>
+          <w:rStyle w:val="DecValTok"/>
+        </w:rPr>
+        <w:t xml:space="preserve">6</w:t>
+      </w:r>
+      <w:r>
+        <w:rPr>
+          <w:rStyle w:val="NormalTok"/>
+        </w:rPr>
+        <w:t xml:space="preserve">, </w:t>
       </w:r>
       <w:r>
         <w:rPr>
           <w:rStyle w:val="AttributeTok"/>
         </w:rPr>
-        <w:t xml:space="preserve">mex =</w:t>
-      </w:r>
-      <w:r>
-        <w:rPr>
-          <w:rStyle w:val="NormalTok"/>
-        </w:rPr>
-        <w:t xml:space="preserve"> </w:t>
-      </w:r>
-      <w:r>
-        <w:rPr>
-          <w:rStyle w:val="FloatTok"/>
-        </w:rPr>
-        <w:t xml:space="preserve">0.5</w:t>
+        <w:t xml:space="preserve">las =</w:t>
+      </w:r>
+      <w:r>
+        <w:rPr>
+          <w:rStyle w:val="NormalTok"/>
+        </w:rPr>
+        <w:t xml:space="preserve"> </w:t>
+      </w:r>
+      <w:r>
+        <w:rPr>
+          <w:rStyle w:val="DecValTok"/>
+        </w:rPr>
+        <w:t xml:space="preserve">2</w:t>
+      </w:r>
+      <w:r>
+        <w:rPr>
+          <w:rStyle w:val="NormalTok"/>
+        </w:rPr>
+        <w:t xml:space="preserve">, </w:t>
+      </w:r>
+      <w:r>
+        <w:rPr>
+          <w:rStyle w:val="AttributeTok"/>
+        </w:rPr>
+        <w:t xml:space="preserve">ylab =</w:t>
+      </w:r>
+      <w:r>
+        <w:rPr>
+          <w:rStyle w:val="NormalTok"/>
+        </w:rPr>
+        <w:t xml:space="preserve"> </w:t>
+      </w:r>
+      <w:r>
+        <w:rPr>
+          <w:rStyle w:val="StringTok"/>
+        </w:rPr>
+        <w:t xml:space="preserve">"millions of pounds"</w:t>
+      </w:r>
+      <w:r>
+        <w:rPr>
+          <w:rStyle w:val="NormalTok"/>
+        </w:rPr>
+        <w:t xml:space="preserve">, </w:t>
+      </w:r>
+      <w:r>
+        <w:rPr>
+          <w:rStyle w:val="AttributeTok"/>
+        </w:rPr>
+        <w:t xml:space="preserve">main =</w:t>
+      </w:r>
+      <w:r>
+        <w:rPr>
+          <w:rStyle w:val="NormalTok"/>
+        </w:rPr>
+        <w:t xml:space="preserve"> </w:t>
+      </w:r>
+      <w:r>
+        <w:rPr>
+          <w:rStyle w:val="StringTok"/>
+        </w:rPr>
+        <w:t xml:space="preserve">"Fishing sector"</w:t>
       </w:r>
       <w:r>
         <w:rPr>
@@ -10190,7 +10415,7 @@
         <w:rPr>
           <w:rStyle w:val="NormalTok"/>
         </w:rPr>
-        <w:t xml:space="preserve">fishing_sector, sum, </w:t>
+        <w:t xml:space="preserve">catch_type, sum, </w:t>
       </w:r>
       <w:r>
         <w:rPr>
@@ -10238,6 +10463,30 @@
         <w:rPr>
           <w:rStyle w:val="AttributeTok"/>
         </w:rPr>
+        <w:t xml:space="preserve">las =</w:t>
+      </w:r>
+      <w:r>
+        <w:rPr>
+          <w:rStyle w:val="NormalTok"/>
+        </w:rPr>
+        <w:t xml:space="preserve"> </w:t>
+      </w:r>
+      <w:r>
+        <w:rPr>
+          <w:rStyle w:val="DecValTok"/>
+        </w:rPr>
+        <w:t xml:space="preserve">2</w:t>
+      </w:r>
+      <w:r>
+        <w:rPr>
+          <w:rStyle w:val="NormalTok"/>
+        </w:rPr>
+        <w:t xml:space="preserve">, </w:t>
+      </w:r>
+      <w:r>
+        <w:rPr>
+          <w:rStyle w:val="AttributeTok"/>
+        </w:rPr>
         <w:t xml:space="preserve">ylab =</w:t>
       </w:r>
       <w:r>
@@ -10274,7 +10523,7 @@
         <w:rPr>
           <w:rStyle w:val="StringTok"/>
         </w:rPr>
-        <w:t xml:space="preserve">"Fishing sector"</w:t>
+        <w:t xml:space="preserve">"Catch type"</w:t>
       </w:r>
       <w:r>
         <w:rPr>
@@ -10331,7 +10580,7 @@
         <w:rPr>
           <w:rStyle w:val="NormalTok"/>
         </w:rPr>
-        <w:t xml:space="preserve">catch_type, sum, </w:t>
+        <w:t xml:space="preserve">reporting_status, sum, </w:t>
       </w:r>
       <w:r>
         <w:rPr>
@@ -10379,6 +10628,30 @@
         <w:rPr>
           <w:rStyle w:val="AttributeTok"/>
         </w:rPr>
+        <w:t xml:space="preserve">las =</w:t>
+      </w:r>
+      <w:r>
+        <w:rPr>
+          <w:rStyle w:val="NormalTok"/>
+        </w:rPr>
+        <w:t xml:space="preserve"> </w:t>
+      </w:r>
+      <w:r>
+        <w:rPr>
+          <w:rStyle w:val="DecValTok"/>
+        </w:rPr>
+        <w:t xml:space="preserve">2</w:t>
+      </w:r>
+      <w:r>
+        <w:rPr>
+          <w:rStyle w:val="NormalTok"/>
+        </w:rPr>
+        <w:t xml:space="preserve">, </w:t>
+      </w:r>
+      <w:r>
+        <w:rPr>
+          <w:rStyle w:val="AttributeTok"/>
+        </w:rPr>
         <w:t xml:space="preserve">ylab =</w:t>
       </w:r>
       <w:r>
@@ -10415,241 +10688,13 @@
         <w:rPr>
           <w:rStyle w:val="StringTok"/>
         </w:rPr>
-        <w:t xml:space="preserve">"Catch type"</w:t>
+        <w:t xml:space="preserve">"Reporting status"</w:t>
       </w:r>
       <w:r>
         <w:rPr>
           <w:rStyle w:val="NormalTok"/>
         </w:rPr>
         <w:t xml:space="preserve">)</w:t>
-      </w:r>
-      <w:r>
-        <w:br/>
-      </w:r>
-      <w:r>
-        <w:rPr>
-          <w:rStyle w:val="FunctionTok"/>
-        </w:rPr>
-        <w:t xml:space="preserve">barplot</w:t>
-      </w:r>
-      <w:r>
-        <w:rPr>
-          <w:rStyle w:val="NormalTok"/>
-        </w:rPr>
-        <w:t xml:space="preserve">(</w:t>
-      </w:r>
-      <w:r>
-        <w:rPr>
-          <w:rStyle w:val="FunctionTok"/>
-        </w:rPr>
-        <w:t xml:space="preserve">tapply</w:t>
-      </w:r>
-      <w:r>
-        <w:rPr>
-          <w:rStyle w:val="NormalTok"/>
-        </w:rPr>
-        <w:t xml:space="preserve">(d</w:t>
-      </w:r>
-      <w:r>
-        <w:rPr>
-          <w:rStyle w:val="SpecialCharTok"/>
-        </w:rPr>
-        <w:t xml:space="preserve">$</w:t>
-      </w:r>
-      <w:r>
-        <w:rPr>
-          <w:rStyle w:val="NormalTok"/>
-        </w:rPr>
-        <w:t xml:space="preserve">lbs, d</w:t>
-      </w:r>
-      <w:r>
-        <w:rPr>
-          <w:rStyle w:val="SpecialCharTok"/>
-        </w:rPr>
-        <w:t xml:space="preserve">$</w:t>
-      </w:r>
-      <w:r>
-        <w:rPr>
-          <w:rStyle w:val="NormalTok"/>
-        </w:rPr>
-        <w:t xml:space="preserve">reporting_status, sum, </w:t>
-      </w:r>
-      <w:r>
-        <w:rPr>
-          <w:rStyle w:val="AttributeTok"/>
-        </w:rPr>
-        <w:t xml:space="preserve">na.rm =</w:t>
-      </w:r>
-      <w:r>
-        <w:rPr>
-          <w:rStyle w:val="NormalTok"/>
-        </w:rPr>
-        <w:t xml:space="preserve"> T)</w:t>
-      </w:r>
-      <w:r>
-        <w:rPr>
-          <w:rStyle w:val="SpecialCharTok"/>
-        </w:rPr>
-        <w:t xml:space="preserve">/</w:t>
-      </w:r>
-      <w:r>
-        <w:rPr>
-          <w:rStyle w:val="DecValTok"/>
-        </w:rPr>
-        <w:t xml:space="preserve">10</w:t>
-      </w:r>
-      <w:r>
-        <w:rPr>
-          <w:rStyle w:val="SpecialCharTok"/>
-        </w:rPr>
-        <w:t xml:space="preserve">^</w:t>
-      </w:r>
-      <w:r>
-        <w:rPr>
-          <w:rStyle w:val="DecValTok"/>
-        </w:rPr>
-        <w:t xml:space="preserve">6</w:t>
-      </w:r>
-      <w:r>
-        <w:rPr>
-          <w:rStyle w:val="NormalTok"/>
-        </w:rPr>
-        <w:t xml:space="preserve">, </w:t>
-      </w:r>
-      <w:r>
-        <w:rPr>
-          <w:rStyle w:val="AttributeTok"/>
-        </w:rPr>
-        <w:t xml:space="preserve">ylab =</w:t>
-      </w:r>
-      <w:r>
-        <w:rPr>
-          <w:rStyle w:val="NormalTok"/>
-        </w:rPr>
-        <w:t xml:space="preserve"> </w:t>
-      </w:r>
-      <w:r>
-        <w:rPr>
-          <w:rStyle w:val="StringTok"/>
-        </w:rPr>
-        <w:t xml:space="preserve">"millions of pounds"</w:t>
-      </w:r>
-      <w:r>
-        <w:rPr>
-          <w:rStyle w:val="NormalTok"/>
-        </w:rPr>
-        <w:t xml:space="preserve">, </w:t>
-      </w:r>
-      <w:r>
-        <w:rPr>
-          <w:rStyle w:val="AttributeTok"/>
-        </w:rPr>
-        <w:t xml:space="preserve">main =</w:t>
-      </w:r>
-      <w:r>
-        <w:rPr>
-          <w:rStyle w:val="NormalTok"/>
-        </w:rPr>
-        <w:t xml:space="preserve"> </w:t>
-      </w:r>
-      <w:r>
-        <w:rPr>
-          <w:rStyle w:val="StringTok"/>
-        </w:rPr>
-        <w:t xml:space="preserve">"Reporting status"</w:t>
-      </w:r>
-      <w:r>
-        <w:rPr>
-          <w:rStyle w:val="NormalTok"/>
-        </w:rPr>
-        <w:t xml:space="preserve">)</w:t>
-      </w:r>
-      <w:r>
-        <w:br/>
-      </w:r>
-      <w:r>
-        <w:rPr>
-          <w:rStyle w:val="FunctionTok"/>
-        </w:rPr>
-        <w:t xml:space="preserve">par</w:t>
-      </w:r>
-      <w:r>
-        <w:rPr>
-          <w:rStyle w:val="NormalTok"/>
-        </w:rPr>
-        <w:t xml:space="preserve">(</w:t>
-      </w:r>
-      <w:r>
-        <w:rPr>
-          <w:rStyle w:val="AttributeTok"/>
-        </w:rPr>
-        <w:t xml:space="preserve">mar=</w:t>
-      </w:r>
-      <w:r>
-        <w:rPr>
-          <w:rStyle w:val="NormalTok"/>
-        </w:rPr>
-        <w:t xml:space="preserve"> </w:t>
-      </w:r>
-      <w:r>
-        <w:rPr>
-          <w:rStyle w:val="FunctionTok"/>
-        </w:rPr>
-        <w:t xml:space="preserve">c</w:t>
-      </w:r>
-      <w:r>
-        <w:rPr>
-          <w:rStyle w:val="NormalTok"/>
-        </w:rPr>
-        <w:t xml:space="preserve">(</w:t>
-      </w:r>
-      <w:r>
-        <w:rPr>
-          <w:rStyle w:val="DecValTok"/>
-        </w:rPr>
-        <w:t xml:space="preserve">12</w:t>
-      </w:r>
-      <w:r>
-        <w:rPr>
-          <w:rStyle w:val="NormalTok"/>
-        </w:rPr>
-        <w:t xml:space="preserve">, </w:t>
-      </w:r>
-      <w:r>
-        <w:rPr>
-          <w:rStyle w:val="DecValTok"/>
-        </w:rPr>
-        <w:t xml:space="preserve">5</w:t>
-      </w:r>
-      <w:r>
-        <w:rPr>
-          <w:rStyle w:val="NormalTok"/>
-        </w:rPr>
-        <w:t xml:space="preserve">, </w:t>
-      </w:r>
-      <w:r>
-        <w:rPr>
-          <w:rStyle w:val="DecValTok"/>
-        </w:rPr>
-        <w:t xml:space="preserve">3</w:t>
-      </w:r>
-      <w:r>
-        <w:rPr>
-          <w:rStyle w:val="NormalTok"/>
-        </w:rPr>
-        <w:t xml:space="preserve">, </w:t>
-      </w:r>
-      <w:r>
-        <w:rPr>
-          <w:rStyle w:val="DecValTok"/>
-        </w:rPr>
-        <w:t xml:space="preserve">1</w:t>
-      </w:r>
-      <w:r>
-        <w:rPr>
-          <w:rStyle w:val="NormalTok"/>
-        </w:rPr>
-        <w:t xml:space="preserve">))</w:t>
       </w:r>
       <w:r>
         <w:br/>
@@ -11112,7 +11157,13 @@
         <w:rPr>
           <w:rStyle w:val="NormalTok"/>
         </w:rPr>
-        <w:t xml:space="preserve">area_type)</w:t>
+        <w:t xml:space="preserve">area_type)  </w:t>
+      </w:r>
+      <w:r>
+        <w:rPr>
+          <w:rStyle w:val="CommentTok"/>
+        </w:rPr>
+        <w:t xml:space="preserve"># this should be all "eez"</w:t>
       </w:r>
     </w:p>
     <w:p>
@@ -14726,25 +14777,79 @@
         <w:rPr>
           <w:rStyle w:val="FunctionTok"/>
         </w:rPr>
-        <w:t xml:space="preserve">print</w:t>
-      </w:r>
-      <w:r>
-        <w:rPr>
-          <w:rStyle w:val="NormalTok"/>
-        </w:rPr>
-        <w:t xml:space="preserve">(</w:t>
-      </w:r>
-      <w:r>
-        <w:rPr>
-          <w:rStyle w:val="StringTok"/>
-        </w:rPr>
-        <w:t xml:space="preserve">"Western Central EEZs:"</w:t>
-      </w:r>
-      <w:r>
-        <w:rPr>
-          <w:rStyle w:val="NormalTok"/>
-        </w:rPr>
-        <w:t xml:space="preserve">)</w:t>
+        <w:t xml:space="preserve">unique</w:t>
+      </w:r>
+      <w:r>
+        <w:rPr>
+          <w:rStyle w:val="NormalTok"/>
+        </w:rPr>
+        <w:t xml:space="preserve">(d</w:t>
+      </w:r>
+      <w:r>
+        <w:rPr>
+          <w:rStyle w:val="SpecialCharTok"/>
+        </w:rPr>
+        <w:t xml:space="preserve">$</w:t>
+      </w:r>
+      <w:r>
+        <w:rPr>
+          <w:rStyle w:val="NormalTok"/>
+        </w:rPr>
+        <w:t xml:space="preserve">area_name[</w:t>
+      </w:r>
+      <w:r>
+        <w:rPr>
+          <w:rStyle w:val="FunctionTok"/>
+        </w:rPr>
+        <w:t xml:space="preserve">which</w:t>
+      </w:r>
+      <w:r>
+        <w:rPr>
+          <w:rStyle w:val="NormalTok"/>
+        </w:rPr>
+        <w:t xml:space="preserve">(d</w:t>
+      </w:r>
+      <w:r>
+        <w:rPr>
+          <w:rStyle w:val="SpecialCharTok"/>
+        </w:rPr>
+        <w:t xml:space="preserve">$</w:t>
+      </w:r>
+      <w:r>
+        <w:rPr>
+          <w:rStyle w:val="NormalTok"/>
+        </w:rPr>
+        <w:t xml:space="preserve">reg </w:t>
+      </w:r>
+      <w:r>
+        <w:rPr>
+          <w:rStyle w:val="SpecialCharTok"/>
+        </w:rPr>
+        <w:t xml:space="preserve">==</w:t>
+      </w:r>
+      <w:r>
+        <w:rPr>
+          <w:rStyle w:val="NormalTok"/>
+        </w:rPr>
+        <w:t xml:space="preserve"> </w:t>
+      </w:r>
+      <w:r>
+        <w:rPr>
+          <w:rStyle w:val="StringTok"/>
+        </w:rPr>
+        <w:t xml:space="preserve">"Western Central Atlantic EEZs"</w:t>
+      </w:r>
+      <w:r>
+        <w:rPr>
+          <w:rStyle w:val="NormalTok"/>
+        </w:rPr>
+        <w:t xml:space="preserve">)])   </w:t>
+      </w:r>
+      <w:r>
+        <w:rPr>
+          <w:rStyle w:val="CommentTok"/>
+        </w:rPr>
+        <w:t xml:space="preserve"># Western Central EEZs:</w:t>
       </w:r>
     </w:p>
     <w:p>
@@ -14755,7 +14860,376 @@
         <w:rPr>
           <w:rStyle w:val="VerbatimChar"/>
         </w:rPr>
-        <w:t xml:space="preserve">[1] "Western Central EEZs:"</w:t>
+        <w:t xml:space="preserve"> [1] "Bahamas"                              </w:t>
+      </w:r>
+      <w:r>
+        <w:br/>
+      </w:r>
+      <w:r>
+        <w:rPr>
+          <w:rStyle w:val="VerbatimChar"/>
+        </w:rPr>
+        <w:t xml:space="preserve"> [2] "Barbados"                             </w:t>
+      </w:r>
+      <w:r>
+        <w:br/>
+      </w:r>
+      <w:r>
+        <w:rPr>
+          <w:rStyle w:val="VerbatimChar"/>
+        </w:rPr>
+        <w:t xml:space="preserve"> [3] "Bermuda (UK)"                         </w:t>
+      </w:r>
+      <w:r>
+        <w:br/>
+      </w:r>
+      <w:r>
+        <w:rPr>
+          <w:rStyle w:val="VerbatimChar"/>
+        </w:rPr>
+        <w:t xml:space="preserve"> [4] "Cayman Isl. (UK)"                     </w:t>
+      </w:r>
+      <w:r>
+        <w:br/>
+      </w:r>
+      <w:r>
+        <w:rPr>
+          <w:rStyle w:val="VerbatimChar"/>
+        </w:rPr>
+        <w:t xml:space="preserve"> [5] "Dominica"                             </w:t>
+      </w:r>
+      <w:r>
+        <w:br/>
+      </w:r>
+      <w:r>
+        <w:rPr>
+          <w:rStyle w:val="VerbatimChar"/>
+        </w:rPr>
+        <w:t xml:space="preserve"> [6] "Dominican Republic"                   </w:t>
+      </w:r>
+      <w:r>
+        <w:br/>
+      </w:r>
+      <w:r>
+        <w:rPr>
+          <w:rStyle w:val="VerbatimChar"/>
+        </w:rPr>
+        <w:t xml:space="preserve"> [7] "Grenada"                              </w:t>
+      </w:r>
+      <w:r>
+        <w:br/>
+      </w:r>
+      <w:r>
+        <w:rPr>
+          <w:rStyle w:val="VerbatimChar"/>
+        </w:rPr>
+        <w:t xml:space="preserve"> [8] "Guadeloupe  (France)"                 </w:t>
+      </w:r>
+      <w:r>
+        <w:br/>
+      </w:r>
+      <w:r>
+        <w:rPr>
+          <w:rStyle w:val="VerbatimChar"/>
+        </w:rPr>
+        <w:t xml:space="preserve"> [9] "Haiti"                                </w:t>
+      </w:r>
+      <w:r>
+        <w:br/>
+      </w:r>
+      <w:r>
+        <w:rPr>
+          <w:rStyle w:val="VerbatimChar"/>
+        </w:rPr>
+        <w:t xml:space="preserve">[10] "Jamaica"                              </w:t>
+      </w:r>
+      <w:r>
+        <w:br/>
+      </w:r>
+      <w:r>
+        <w:rPr>
+          <w:rStyle w:val="VerbatimChar"/>
+        </w:rPr>
+        <w:t xml:space="preserve">[11] "Martinique (France)"                  </w:t>
+      </w:r>
+      <w:r>
+        <w:br/>
+      </w:r>
+      <w:r>
+        <w:rPr>
+          <w:rStyle w:val="VerbatimChar"/>
+        </w:rPr>
+        <w:t xml:space="preserve">[12] "Montserrat (UK)"                      </w:t>
+      </w:r>
+      <w:r>
+        <w:br/>
+      </w:r>
+      <w:r>
+        <w:rPr>
+          <w:rStyle w:val="VerbatimChar"/>
+        </w:rPr>
+        <w:t xml:space="preserve">[13] "Puerto Rico (USA)"                    </w:t>
+      </w:r>
+      <w:r>
+        <w:br/>
+      </w:r>
+      <w:r>
+        <w:rPr>
+          <w:rStyle w:val="VerbatimChar"/>
+        </w:rPr>
+        <w:t xml:space="preserve">[14] "Saint Kitts &amp; Nevis"                  </w:t>
+      </w:r>
+      <w:r>
+        <w:br/>
+      </w:r>
+      <w:r>
+        <w:rPr>
+          <w:rStyle w:val="VerbatimChar"/>
+        </w:rPr>
+        <w:t xml:space="preserve">[15] "Saint Lucia"                          </w:t>
+      </w:r>
+      <w:r>
+        <w:br/>
+      </w:r>
+      <w:r>
+        <w:rPr>
+          <w:rStyle w:val="VerbatimChar"/>
+        </w:rPr>
+        <w:t xml:space="preserve">[16] "Saint Vincent &amp; the Grenadines"       </w:t>
+      </w:r>
+      <w:r>
+        <w:br/>
+      </w:r>
+      <w:r>
+        <w:rPr>
+          <w:rStyle w:val="VerbatimChar"/>
+        </w:rPr>
+        <w:t xml:space="preserve">[17] "Trinidad &amp; Tobago"                    </w:t>
+      </w:r>
+      <w:r>
+        <w:br/>
+      </w:r>
+      <w:r>
+        <w:rPr>
+          <w:rStyle w:val="VerbatimChar"/>
+        </w:rPr>
+        <w:t xml:space="preserve">[18] "US Virgin Isl."                       </w:t>
+      </w:r>
+      <w:r>
+        <w:br/>
+      </w:r>
+      <w:r>
+        <w:rPr>
+          <w:rStyle w:val="VerbatimChar"/>
+        </w:rPr>
+        <w:t xml:space="preserve">[19] "St Barthelemy (France)"               </w:t>
+      </w:r>
+      <w:r>
+        <w:br/>
+      </w:r>
+      <w:r>
+        <w:rPr>
+          <w:rStyle w:val="VerbatimChar"/>
+        </w:rPr>
+        <w:t xml:space="preserve">[20] "St Martin (France)"                   </w:t>
+      </w:r>
+      <w:r>
+        <w:br/>
+      </w:r>
+      <w:r>
+        <w:rPr>
+          <w:rStyle w:val="VerbatimChar"/>
+        </w:rPr>
+        <w:t xml:space="preserve">[21] "Curaçao (Netherlands)"                </w:t>
+      </w:r>
+      <w:r>
+        <w:br/>
+      </w:r>
+      <w:r>
+        <w:rPr>
+          <w:rStyle w:val="VerbatimChar"/>
+        </w:rPr>
+        <w:t xml:space="preserve">[22] "Bonaire (Netherlands)"                </w:t>
+      </w:r>
+      <w:r>
+        <w:br/>
+      </w:r>
+      <w:r>
+        <w:rPr>
+          <w:rStyle w:val="VerbatimChar"/>
+        </w:rPr>
+        <w:t xml:space="preserve">[23] "Saba and Sint Eustatius (Netherlands)"</w:t>
+      </w:r>
+      <w:r>
+        <w:br/>
+      </w:r>
+      <w:r>
+        <w:rPr>
+          <w:rStyle w:val="VerbatimChar"/>
+        </w:rPr>
+        <w:t xml:space="preserve">[24] "Sint Maarten (Netherlands)"           </w:t>
+      </w:r>
+      <w:r>
+        <w:br/>
+      </w:r>
+      <w:r>
+        <w:rPr>
+          <w:rStyle w:val="VerbatimChar"/>
+        </w:rPr>
+        <w:t xml:space="preserve">[25] "Honduras (Caribbean)"                 </w:t>
+      </w:r>
+      <w:r>
+        <w:br/>
+      </w:r>
+      <w:r>
+        <w:rPr>
+          <w:rStyle w:val="VerbatimChar"/>
+        </w:rPr>
+        <w:t xml:space="preserve">[26] "Colombia (Caribbean)"                 </w:t>
+      </w:r>
+      <w:r>
+        <w:br/>
+      </w:r>
+      <w:r>
+        <w:rPr>
+          <w:rStyle w:val="VerbatimChar"/>
+        </w:rPr>
+        <w:t xml:space="preserve">[27] "Mexico (Atlantic)"                    </w:t>
+      </w:r>
+      <w:r>
+        <w:br/>
+      </w:r>
+      <w:r>
+        <w:rPr>
+          <w:rStyle w:val="VerbatimChar"/>
+        </w:rPr>
+        <w:t xml:space="preserve">[28] "Turks &amp; Caicos Isl. (UK)"             </w:t>
+      </w:r>
+      <w:r>
+        <w:br/>
+      </w:r>
+      <w:r>
+        <w:rPr>
+          <w:rStyle w:val="VerbatimChar"/>
+        </w:rPr>
+        <w:t xml:space="preserve">[29] "Costa Rica (Caribbean)"               </w:t>
+      </w:r>
+      <w:r>
+        <w:br/>
+      </w:r>
+      <w:r>
+        <w:rPr>
+          <w:rStyle w:val="VerbatimChar"/>
+        </w:rPr>
+        <w:t xml:space="preserve">[30] "Panama (Caribbean)"                   </w:t>
+      </w:r>
+      <w:r>
+        <w:br/>
+      </w:r>
+      <w:r>
+        <w:rPr>
+          <w:rStyle w:val="VerbatimChar"/>
+        </w:rPr>
+        <w:t xml:space="preserve">[31] "Antigua &amp; Barbuda"                    </w:t>
+      </w:r>
+      <w:r>
+        <w:br/>
+      </w:r>
+      <w:r>
+        <w:rPr>
+          <w:rStyle w:val="VerbatimChar"/>
+        </w:rPr>
+        <w:t xml:space="preserve">[32] "Belize"                               </w:t>
+      </w:r>
+      <w:r>
+        <w:br/>
+      </w:r>
+      <w:r>
+        <w:rPr>
+          <w:rStyle w:val="VerbatimChar"/>
+        </w:rPr>
+        <w:t xml:space="preserve">[33] "British Virgin Isl. (UK)"             </w:t>
+      </w:r>
+      <w:r>
+        <w:br/>
+      </w:r>
+      <w:r>
+        <w:rPr>
+          <w:rStyle w:val="VerbatimChar"/>
+        </w:rPr>
+        <w:t xml:space="preserve">[34] "Cuba"                                 </w:t>
+      </w:r>
+      <w:r>
+        <w:br/>
+      </w:r>
+      <w:r>
+        <w:rPr>
+          <w:rStyle w:val="VerbatimChar"/>
+        </w:rPr>
+        <w:t xml:space="preserve">[35] "French Guiana"                        </w:t>
+      </w:r>
+      <w:r>
+        <w:br/>
+      </w:r>
+      <w:r>
+        <w:rPr>
+          <w:rStyle w:val="VerbatimChar"/>
+        </w:rPr>
+        <w:t xml:space="preserve">[36] "Guyana"                               </w:t>
+      </w:r>
+      <w:r>
+        <w:br/>
+      </w:r>
+      <w:r>
+        <w:rPr>
+          <w:rStyle w:val="VerbatimChar"/>
+        </w:rPr>
+        <w:t xml:space="preserve">[37] "Anguilla (UK)"                        </w:t>
+      </w:r>
+      <w:r>
+        <w:br/>
+      </w:r>
+      <w:r>
+        <w:rPr>
+          <w:rStyle w:val="VerbatimChar"/>
+        </w:rPr>
+        <w:t xml:space="preserve">[38] "Suriname"                             </w:t>
+      </w:r>
+      <w:r>
+        <w:br/>
+      </w:r>
+      <w:r>
+        <w:rPr>
+          <w:rStyle w:val="VerbatimChar"/>
+        </w:rPr>
+        <w:t xml:space="preserve">[39] "Venezuela"                            </w:t>
+      </w:r>
+      <w:r>
+        <w:br/>
+      </w:r>
+      <w:r>
+        <w:rPr>
+          <w:rStyle w:val="VerbatimChar"/>
+        </w:rPr>
+        <w:t xml:space="preserve">[40] "Guatemala (Caribbean)"                </w:t>
+      </w:r>
+      <w:r>
+        <w:br/>
+      </w:r>
+      <w:r>
+        <w:rPr>
+          <w:rStyle w:val="VerbatimChar"/>
+        </w:rPr>
+        <w:t xml:space="preserve">[41] "Aruba (Netherlands)"                  </w:t>
+      </w:r>
+      <w:r>
+        <w:br/>
+      </w:r>
+      <w:r>
+        <w:rPr>
+          <w:rStyle w:val="VerbatimChar"/>
+        </w:rPr>
+        <w:t xml:space="preserve">[42] "Nicaragua (Caribbean)"                </w:t>
       </w:r>
     </w:p>
     <w:p>
@@ -14826,13 +15300,19 @@
         <w:rPr>
           <w:rStyle w:val="StringTok"/>
         </w:rPr>
-        <w:t xml:space="preserve">"Western Central Atlantic EEZs"</w:t>
-      </w:r>
-      <w:r>
-        <w:rPr>
-          <w:rStyle w:val="NormalTok"/>
-        </w:rPr>
-        <w:t xml:space="preserve">)])</w:t>
+        <w:t xml:space="preserve">"Brazil EEZ"</w:t>
+      </w:r>
+      <w:r>
+        <w:rPr>
+          <w:rStyle w:val="NormalTok"/>
+        </w:rPr>
+        <w:t xml:space="preserve">)])   </w:t>
+      </w:r>
+      <w:r>
+        <w:rPr>
+          <w:rStyle w:val="CommentTok"/>
+        </w:rPr>
+        <w:t xml:space="preserve"># Brazil EEZs:</w:t>
       </w:r>
     </w:p>
     <w:p>
@@ -14843,376 +15323,25 @@
         <w:rPr>
           <w:rStyle w:val="VerbatimChar"/>
         </w:rPr>
-        <w:t xml:space="preserve"> [1] "Bahamas"                              </w:t>
-      </w:r>
-      <w:r>
-        <w:br/>
-      </w:r>
-      <w:r>
-        <w:rPr>
-          <w:rStyle w:val="VerbatimChar"/>
-        </w:rPr>
-        <w:t xml:space="preserve"> [2] "Barbados"                             </w:t>
-      </w:r>
-      <w:r>
-        <w:br/>
-      </w:r>
-      <w:r>
-        <w:rPr>
-          <w:rStyle w:val="VerbatimChar"/>
-        </w:rPr>
-        <w:t xml:space="preserve"> [3] "Bermuda (UK)"                         </w:t>
-      </w:r>
-      <w:r>
-        <w:br/>
-      </w:r>
-      <w:r>
-        <w:rPr>
-          <w:rStyle w:val="VerbatimChar"/>
-        </w:rPr>
-        <w:t xml:space="preserve"> [4] "Cayman Isl. (UK)"                     </w:t>
-      </w:r>
-      <w:r>
-        <w:br/>
-      </w:r>
-      <w:r>
-        <w:rPr>
-          <w:rStyle w:val="VerbatimChar"/>
-        </w:rPr>
-        <w:t xml:space="preserve"> [5] "Dominica"                             </w:t>
-      </w:r>
-      <w:r>
-        <w:br/>
-      </w:r>
-      <w:r>
-        <w:rPr>
-          <w:rStyle w:val="VerbatimChar"/>
-        </w:rPr>
-        <w:t xml:space="preserve"> [6] "Dominican Republic"                   </w:t>
-      </w:r>
-      <w:r>
-        <w:br/>
-      </w:r>
-      <w:r>
-        <w:rPr>
-          <w:rStyle w:val="VerbatimChar"/>
-        </w:rPr>
-        <w:t xml:space="preserve"> [7] "Grenada"                              </w:t>
-      </w:r>
-      <w:r>
-        <w:br/>
-      </w:r>
-      <w:r>
-        <w:rPr>
-          <w:rStyle w:val="VerbatimChar"/>
-        </w:rPr>
-        <w:t xml:space="preserve"> [8] "Guadeloupe  (France)"                 </w:t>
-      </w:r>
-      <w:r>
-        <w:br/>
-      </w:r>
-      <w:r>
-        <w:rPr>
-          <w:rStyle w:val="VerbatimChar"/>
-        </w:rPr>
-        <w:t xml:space="preserve"> [9] "Haiti"                                </w:t>
-      </w:r>
-      <w:r>
-        <w:br/>
-      </w:r>
-      <w:r>
-        <w:rPr>
-          <w:rStyle w:val="VerbatimChar"/>
-        </w:rPr>
-        <w:t xml:space="preserve">[10] "Jamaica"                              </w:t>
-      </w:r>
-      <w:r>
-        <w:br/>
-      </w:r>
-      <w:r>
-        <w:rPr>
-          <w:rStyle w:val="VerbatimChar"/>
-        </w:rPr>
-        <w:t xml:space="preserve">[11] "Martinique (France)"                  </w:t>
-      </w:r>
-      <w:r>
-        <w:br/>
-      </w:r>
-      <w:r>
-        <w:rPr>
-          <w:rStyle w:val="VerbatimChar"/>
-        </w:rPr>
-        <w:t xml:space="preserve">[12] "Montserrat (UK)"                      </w:t>
-      </w:r>
-      <w:r>
-        <w:br/>
-      </w:r>
-      <w:r>
-        <w:rPr>
-          <w:rStyle w:val="VerbatimChar"/>
-        </w:rPr>
-        <w:t xml:space="preserve">[13] "Puerto Rico (USA)"                    </w:t>
-      </w:r>
-      <w:r>
-        <w:br/>
-      </w:r>
-      <w:r>
-        <w:rPr>
-          <w:rStyle w:val="VerbatimChar"/>
-        </w:rPr>
-        <w:t xml:space="preserve">[14] "Saint Kitts &amp; Nevis"                  </w:t>
-      </w:r>
-      <w:r>
-        <w:br/>
-      </w:r>
-      <w:r>
-        <w:rPr>
-          <w:rStyle w:val="VerbatimChar"/>
-        </w:rPr>
-        <w:t xml:space="preserve">[15] "Saint Lucia"                          </w:t>
-      </w:r>
-      <w:r>
-        <w:br/>
-      </w:r>
-      <w:r>
-        <w:rPr>
-          <w:rStyle w:val="VerbatimChar"/>
-        </w:rPr>
-        <w:t xml:space="preserve">[16] "Saint Vincent &amp; the Grenadines"       </w:t>
-      </w:r>
-      <w:r>
-        <w:br/>
-      </w:r>
-      <w:r>
-        <w:rPr>
-          <w:rStyle w:val="VerbatimChar"/>
-        </w:rPr>
-        <w:t xml:space="preserve">[17] "Trinidad &amp; Tobago"                    </w:t>
-      </w:r>
-      <w:r>
-        <w:br/>
-      </w:r>
-      <w:r>
-        <w:rPr>
-          <w:rStyle w:val="VerbatimChar"/>
-        </w:rPr>
-        <w:t xml:space="preserve">[18] "US Virgin Isl."                       </w:t>
-      </w:r>
-      <w:r>
-        <w:br/>
-      </w:r>
-      <w:r>
-        <w:rPr>
-          <w:rStyle w:val="VerbatimChar"/>
-        </w:rPr>
-        <w:t xml:space="preserve">[19] "St Barthelemy (France)"               </w:t>
-      </w:r>
-      <w:r>
-        <w:br/>
-      </w:r>
-      <w:r>
-        <w:rPr>
-          <w:rStyle w:val="VerbatimChar"/>
-        </w:rPr>
-        <w:t xml:space="preserve">[20] "St Martin (France)"                   </w:t>
-      </w:r>
-      <w:r>
-        <w:br/>
-      </w:r>
-      <w:r>
-        <w:rPr>
-          <w:rStyle w:val="VerbatimChar"/>
-        </w:rPr>
-        <w:t xml:space="preserve">[21] "Curaçao (Netherlands)"                </w:t>
-      </w:r>
-      <w:r>
-        <w:br/>
-      </w:r>
-      <w:r>
-        <w:rPr>
-          <w:rStyle w:val="VerbatimChar"/>
-        </w:rPr>
-        <w:t xml:space="preserve">[22] "Bonaire (Netherlands)"                </w:t>
-      </w:r>
-      <w:r>
-        <w:br/>
-      </w:r>
-      <w:r>
-        <w:rPr>
-          <w:rStyle w:val="VerbatimChar"/>
-        </w:rPr>
-        <w:t xml:space="preserve">[23] "Saba and Sint Eustatius (Netherlands)"</w:t>
-      </w:r>
-      <w:r>
-        <w:br/>
-      </w:r>
-      <w:r>
-        <w:rPr>
-          <w:rStyle w:val="VerbatimChar"/>
-        </w:rPr>
-        <w:t xml:space="preserve">[24] "Sint Maarten (Netherlands)"           </w:t>
-      </w:r>
-      <w:r>
-        <w:br/>
-      </w:r>
-      <w:r>
-        <w:rPr>
-          <w:rStyle w:val="VerbatimChar"/>
-        </w:rPr>
-        <w:t xml:space="preserve">[25] "Honduras (Caribbean)"                 </w:t>
-      </w:r>
-      <w:r>
-        <w:br/>
-      </w:r>
-      <w:r>
-        <w:rPr>
-          <w:rStyle w:val="VerbatimChar"/>
-        </w:rPr>
-        <w:t xml:space="preserve">[26] "Colombia (Caribbean)"                 </w:t>
-      </w:r>
-      <w:r>
-        <w:br/>
-      </w:r>
-      <w:r>
-        <w:rPr>
-          <w:rStyle w:val="VerbatimChar"/>
-        </w:rPr>
-        <w:t xml:space="preserve">[27] "Mexico (Atlantic)"                    </w:t>
-      </w:r>
-      <w:r>
-        <w:br/>
-      </w:r>
-      <w:r>
-        <w:rPr>
-          <w:rStyle w:val="VerbatimChar"/>
-        </w:rPr>
-        <w:t xml:space="preserve">[28] "Turks &amp; Caicos Isl. (UK)"             </w:t>
-      </w:r>
-      <w:r>
-        <w:br/>
-      </w:r>
-      <w:r>
-        <w:rPr>
-          <w:rStyle w:val="VerbatimChar"/>
-        </w:rPr>
-        <w:t xml:space="preserve">[29] "Costa Rica (Caribbean)"               </w:t>
-      </w:r>
-      <w:r>
-        <w:br/>
-      </w:r>
-      <w:r>
-        <w:rPr>
-          <w:rStyle w:val="VerbatimChar"/>
-        </w:rPr>
-        <w:t xml:space="preserve">[30] "Panama (Caribbean)"                   </w:t>
-      </w:r>
-      <w:r>
-        <w:br/>
-      </w:r>
-      <w:r>
-        <w:rPr>
-          <w:rStyle w:val="VerbatimChar"/>
-        </w:rPr>
-        <w:t xml:space="preserve">[31] "Antigua &amp; Barbuda"                    </w:t>
-      </w:r>
-      <w:r>
-        <w:br/>
-      </w:r>
-      <w:r>
-        <w:rPr>
-          <w:rStyle w:val="VerbatimChar"/>
-        </w:rPr>
-        <w:t xml:space="preserve">[32] "Belize"                               </w:t>
-      </w:r>
-      <w:r>
-        <w:br/>
-      </w:r>
-      <w:r>
-        <w:rPr>
-          <w:rStyle w:val="VerbatimChar"/>
-        </w:rPr>
-        <w:t xml:space="preserve">[33] "British Virgin Isl. (UK)"             </w:t>
-      </w:r>
-      <w:r>
-        <w:br/>
-      </w:r>
-      <w:r>
-        <w:rPr>
-          <w:rStyle w:val="VerbatimChar"/>
-        </w:rPr>
-        <w:t xml:space="preserve">[34] "Cuba"                                 </w:t>
-      </w:r>
-      <w:r>
-        <w:br/>
-      </w:r>
-      <w:r>
-        <w:rPr>
-          <w:rStyle w:val="VerbatimChar"/>
-        </w:rPr>
-        <w:t xml:space="preserve">[35] "French Guiana"                        </w:t>
-      </w:r>
-      <w:r>
-        <w:br/>
-      </w:r>
-      <w:r>
-        <w:rPr>
-          <w:rStyle w:val="VerbatimChar"/>
-        </w:rPr>
-        <w:t xml:space="preserve">[36] "Guyana"                               </w:t>
-      </w:r>
-      <w:r>
-        <w:br/>
-      </w:r>
-      <w:r>
-        <w:rPr>
-          <w:rStyle w:val="VerbatimChar"/>
-        </w:rPr>
-        <w:t xml:space="preserve">[37] "Anguilla (UK)"                        </w:t>
-      </w:r>
-      <w:r>
-        <w:br/>
-      </w:r>
-      <w:r>
-        <w:rPr>
-          <w:rStyle w:val="VerbatimChar"/>
-        </w:rPr>
-        <w:t xml:space="preserve">[38] "Suriname"                             </w:t>
-      </w:r>
-      <w:r>
-        <w:br/>
-      </w:r>
-      <w:r>
-        <w:rPr>
-          <w:rStyle w:val="VerbatimChar"/>
-        </w:rPr>
-        <w:t xml:space="preserve">[39] "Venezuela"                            </w:t>
-      </w:r>
-      <w:r>
-        <w:br/>
-      </w:r>
-      <w:r>
-        <w:rPr>
-          <w:rStyle w:val="VerbatimChar"/>
-        </w:rPr>
-        <w:t xml:space="preserve">[40] "Guatemala (Caribbean)"                </w:t>
-      </w:r>
-      <w:r>
-        <w:br/>
-      </w:r>
-      <w:r>
-        <w:rPr>
-          <w:rStyle w:val="VerbatimChar"/>
-        </w:rPr>
-        <w:t xml:space="preserve">[41] "Aruba (Netherlands)"                  </w:t>
-      </w:r>
-      <w:r>
-        <w:br/>
-      </w:r>
-      <w:r>
-        <w:rPr>
-          <w:rStyle w:val="VerbatimChar"/>
-        </w:rPr>
-        <w:t xml:space="preserve">[42] "Nicaragua (Caribbean)"                </w:t>
+        <w:t xml:space="preserve">[1] "Brazil (mainland)"                         </w:t>
+      </w:r>
+      <w:r>
+        <w:br/>
+      </w:r>
+      <w:r>
+        <w:rPr>
+          <w:rStyle w:val="VerbatimChar"/>
+        </w:rPr>
+        <w:t xml:space="preserve">[2] "Fernando de Noronha (Brazil)"              </w:t>
+      </w:r>
+      <w:r>
+        <w:br/>
+      </w:r>
+      <w:r>
+        <w:rPr>
+          <w:rStyle w:val="VerbatimChar"/>
+        </w:rPr>
+        <w:t xml:space="preserve">[3] "St Paul and St. Peter Archipelago (Brazil)"</w:t>
       </w:r>
     </w:p>
     <w:p>
@@ -15223,25 +15352,79 @@
         <w:rPr>
           <w:rStyle w:val="FunctionTok"/>
         </w:rPr>
-        <w:t xml:space="preserve">print</w:t>
-      </w:r>
-      <w:r>
-        <w:rPr>
-          <w:rStyle w:val="NormalTok"/>
-        </w:rPr>
-        <w:t xml:space="preserve">(</w:t>
-      </w:r>
-      <w:r>
-        <w:rPr>
-          <w:rStyle w:val="StringTok"/>
-        </w:rPr>
-        <w:t xml:space="preserve">"Brazil EEZs:"</w:t>
-      </w:r>
-      <w:r>
-        <w:rPr>
-          <w:rStyle w:val="NormalTok"/>
-        </w:rPr>
-        <w:t xml:space="preserve">)</w:t>
+        <w:t xml:space="preserve">unique</w:t>
+      </w:r>
+      <w:r>
+        <w:rPr>
+          <w:rStyle w:val="NormalTok"/>
+        </w:rPr>
+        <w:t xml:space="preserve">(d</w:t>
+      </w:r>
+      <w:r>
+        <w:rPr>
+          <w:rStyle w:val="SpecialCharTok"/>
+        </w:rPr>
+        <w:t xml:space="preserve">$</w:t>
+      </w:r>
+      <w:r>
+        <w:rPr>
+          <w:rStyle w:val="NormalTok"/>
+        </w:rPr>
+        <w:t xml:space="preserve">area_name[</w:t>
+      </w:r>
+      <w:r>
+        <w:rPr>
+          <w:rStyle w:val="FunctionTok"/>
+        </w:rPr>
+        <w:t xml:space="preserve">which</w:t>
+      </w:r>
+      <w:r>
+        <w:rPr>
+          <w:rStyle w:val="NormalTok"/>
+        </w:rPr>
+        <w:t xml:space="preserve">(d</w:t>
+      </w:r>
+      <w:r>
+        <w:rPr>
+          <w:rStyle w:val="SpecialCharTok"/>
+        </w:rPr>
+        <w:t xml:space="preserve">$</w:t>
+      </w:r>
+      <w:r>
+        <w:rPr>
+          <w:rStyle w:val="NormalTok"/>
+        </w:rPr>
+        <w:t xml:space="preserve">reg </w:t>
+      </w:r>
+      <w:r>
+        <w:rPr>
+          <w:rStyle w:val="SpecialCharTok"/>
+        </w:rPr>
+        <w:t xml:space="preserve">==</w:t>
+      </w:r>
+      <w:r>
+        <w:rPr>
+          <w:rStyle w:val="NormalTok"/>
+        </w:rPr>
+        <w:t xml:space="preserve"> </w:t>
+      </w:r>
+      <w:r>
+        <w:rPr>
+          <w:rStyle w:val="StringTok"/>
+        </w:rPr>
+        <w:t xml:space="preserve">"Canadian EEZ"</w:t>
+      </w:r>
+      <w:r>
+        <w:rPr>
+          <w:rStyle w:val="NormalTok"/>
+        </w:rPr>
+        <w:t xml:space="preserve">)])   </w:t>
+      </w:r>
+      <w:r>
+        <w:rPr>
+          <w:rStyle w:val="CommentTok"/>
+        </w:rPr>
+        <w:t xml:space="preserve"># Canadian EEZs:</w:t>
       </w:r>
     </w:p>
     <w:p>
@@ -15252,7 +15435,7 @@
         <w:rPr>
           <w:rStyle w:val="VerbatimChar"/>
         </w:rPr>
-        <w:t xml:space="preserve">[1] "Brazil EEZs:"</w:t>
+        <w:t xml:space="preserve">[1] "Canada (East Coast)"              "Saint Pierre &amp; Miquelon (France)"</w:t>
       </w:r>
     </w:p>
     <w:p>
@@ -15323,13 +15506,19 @@
         <w:rPr>
           <w:rStyle w:val="StringTok"/>
         </w:rPr>
-        <w:t xml:space="preserve">"Brazil EEZ"</w:t>
-      </w:r>
-      <w:r>
-        <w:rPr>
-          <w:rStyle w:val="NormalTok"/>
-        </w:rPr>
-        <w:t xml:space="preserve">)])</w:t>
+        <w:t xml:space="preserve">"United States EEZ"</w:t>
+      </w:r>
+      <w:r>
+        <w:rPr>
+          <w:rStyle w:val="NormalTok"/>
+        </w:rPr>
+        <w:t xml:space="preserve">)])  </w:t>
+      </w:r>
+      <w:r>
+        <w:rPr>
+          <w:rStyle w:val="CommentTok"/>
+        </w:rPr>
+        <w:t xml:space="preserve"># United States EEZs:</w:t>
       </w:r>
     </w:p>
     <w:p>
@@ -15340,25 +15529,7 @@
         <w:rPr>
           <w:rStyle w:val="VerbatimChar"/>
         </w:rPr>
-        <w:t xml:space="preserve">[1] "Brazil (mainland)"                         </w:t>
-      </w:r>
-      <w:r>
-        <w:br/>
-      </w:r>
-      <w:r>
-        <w:rPr>
-          <w:rStyle w:val="VerbatimChar"/>
-        </w:rPr>
-        <w:t xml:space="preserve">[2] "Fernando de Noronha (Brazil)"              </w:t>
-      </w:r>
-      <w:r>
-        <w:br/>
-      </w:r>
-      <w:r>
-        <w:rPr>
-          <w:rStyle w:val="VerbatimChar"/>
-        </w:rPr>
-        <w:t xml:space="preserve">[3] "St Paul and St. Peter Archipelago (Brazil)"</w:t>
+        <w:t xml:space="preserve">[1] "USA (East Coast)"     "USA (Gulf of Mexico)"</w:t>
       </w:r>
     </w:p>
     <w:p>
@@ -15369,25 +15540,79 @@
         <w:rPr>
           <w:rStyle w:val="FunctionTok"/>
         </w:rPr>
-        <w:t xml:space="preserve">print</w:t>
-      </w:r>
-      <w:r>
-        <w:rPr>
-          <w:rStyle w:val="NormalTok"/>
-        </w:rPr>
-        <w:t xml:space="preserve">(</w:t>
-      </w:r>
-      <w:r>
-        <w:rPr>
-          <w:rStyle w:val="StringTok"/>
-        </w:rPr>
-        <w:t xml:space="preserve">"Canadian EEZs:"</w:t>
-      </w:r>
-      <w:r>
-        <w:rPr>
-          <w:rStyle w:val="NormalTok"/>
-        </w:rPr>
-        <w:t xml:space="preserve">)</w:t>
+        <w:t xml:space="preserve">unique</w:t>
+      </w:r>
+      <w:r>
+        <w:rPr>
+          <w:rStyle w:val="NormalTok"/>
+        </w:rPr>
+        <w:t xml:space="preserve">(d</w:t>
+      </w:r>
+      <w:r>
+        <w:rPr>
+          <w:rStyle w:val="SpecialCharTok"/>
+        </w:rPr>
+        <w:t xml:space="preserve">$</w:t>
+      </w:r>
+      <w:r>
+        <w:rPr>
+          <w:rStyle w:val="NormalTok"/>
+        </w:rPr>
+        <w:t xml:space="preserve">area_name[</w:t>
+      </w:r>
+      <w:r>
+        <w:rPr>
+          <w:rStyle w:val="FunctionTok"/>
+        </w:rPr>
+        <w:t xml:space="preserve">which</w:t>
+      </w:r>
+      <w:r>
+        <w:rPr>
+          <w:rStyle w:val="NormalTok"/>
+        </w:rPr>
+        <w:t xml:space="preserve">(d</w:t>
+      </w:r>
+      <w:r>
+        <w:rPr>
+          <w:rStyle w:val="SpecialCharTok"/>
+        </w:rPr>
+        <w:t xml:space="preserve">$</w:t>
+      </w:r>
+      <w:r>
+        <w:rPr>
+          <w:rStyle w:val="NormalTok"/>
+        </w:rPr>
+        <w:t xml:space="preserve">reg </w:t>
+      </w:r>
+      <w:r>
+        <w:rPr>
+          <w:rStyle w:val="SpecialCharTok"/>
+        </w:rPr>
+        <w:t xml:space="preserve">==</w:t>
+      </w:r>
+      <w:r>
+        <w:rPr>
+          <w:rStyle w:val="NormalTok"/>
+        </w:rPr>
+        <w:t xml:space="preserve"> </w:t>
+      </w:r>
+      <w:r>
+        <w:rPr>
+          <w:rStyle w:val="StringTok"/>
+        </w:rPr>
+        <w:t xml:space="preserve">"Northeast Atlantic EEZs"</w:t>
+      </w:r>
+      <w:r>
+        <w:rPr>
+          <w:rStyle w:val="NormalTok"/>
+        </w:rPr>
+        <w:t xml:space="preserve">)])   </w:t>
+      </w:r>
+      <w:r>
+        <w:rPr>
+          <w:rStyle w:val="CommentTok"/>
+        </w:rPr>
+        <w:t xml:space="preserve"># Northeast Atlantic EEZs:</w:t>
       </w:r>
     </w:p>
     <w:p>
@@ -15398,7 +15623,52 @@
         <w:rPr>
           <w:rStyle w:val="VerbatimChar"/>
         </w:rPr>
-        <w:t xml:space="preserve">[1] "Canadian EEZs:"</w:t>
+        <w:t xml:space="preserve">[1] "Azores Isl. (Portugal)"                 </w:t>
+      </w:r>
+      <w:r>
+        <w:br/>
+      </w:r>
+      <w:r>
+        <w:rPr>
+          <w:rStyle w:val="VerbatimChar"/>
+        </w:rPr>
+        <w:t xml:space="preserve">[2] "Spain (mainland, Med and Gulf of Cadiz)"</w:t>
+      </w:r>
+      <w:r>
+        <w:br/>
+      </w:r>
+      <w:r>
+        <w:rPr>
+          <w:rStyle w:val="VerbatimChar"/>
+        </w:rPr>
+        <w:t xml:space="preserve">[3] "Canary Isl. (Spain)"                    </w:t>
+      </w:r>
+      <w:r>
+        <w:br/>
+      </w:r>
+      <w:r>
+        <w:rPr>
+          <w:rStyle w:val="VerbatimChar"/>
+        </w:rPr>
+        <w:t xml:space="preserve">[4] "Portugal (mainland)"                    </w:t>
+      </w:r>
+      <w:r>
+        <w:br/>
+      </w:r>
+      <w:r>
+        <w:rPr>
+          <w:rStyle w:val="VerbatimChar"/>
+        </w:rPr>
+        <w:t xml:space="preserve">[5] "France (Atlantic Coast)"                </w:t>
+      </w:r>
+      <w:r>
+        <w:br/>
+      </w:r>
+      <w:r>
+        <w:rPr>
+          <w:rStyle w:val="VerbatimChar"/>
+        </w:rPr>
+        <w:t xml:space="preserve">[6] "Spain (Northwest)"                      </w:t>
       </w:r>
     </w:p>
     <w:p>
@@ -15469,13 +15739,19 @@
         <w:rPr>
           <w:rStyle w:val="StringTok"/>
         </w:rPr>
-        <w:t xml:space="preserve">"Canadian EEZ"</w:t>
-      </w:r>
-      <w:r>
-        <w:rPr>
-          <w:rStyle w:val="NormalTok"/>
-        </w:rPr>
-        <w:t xml:space="preserve">)])</w:t>
+        <w:t xml:space="preserve">"Eastern Central Atlantic EEZs"</w:t>
+      </w:r>
+      <w:r>
+        <w:rPr>
+          <w:rStyle w:val="NormalTok"/>
+        </w:rPr>
+        <w:t xml:space="preserve">)])   </w:t>
+      </w:r>
+      <w:r>
+        <w:rPr>
+          <w:rStyle w:val="CommentTok"/>
+        </w:rPr>
+        <w:t xml:space="preserve"># Eastern Central Atlantic EEZs:</w:t>
       </w:r>
     </w:p>
     <w:p>
@@ -15486,7 +15762,97 @@
         <w:rPr>
           <w:rStyle w:val="VerbatimChar"/>
         </w:rPr>
-        <w:t xml:space="preserve">[1] "Canada (East Coast)"              "Saint Pierre &amp; Miquelon (France)"</w:t>
+        <w:t xml:space="preserve"> [1] "Cape Verde"              "Equatorial Guinea"      </w:t>
+      </w:r>
+      <w:r>
+        <w:br/>
+      </w:r>
+      <w:r>
+        <w:rPr>
+          <w:rStyle w:val="VerbatimChar"/>
+        </w:rPr>
+        <w:t xml:space="preserve"> [3] "Sao Tome &amp; Principe"     "Madeira Isl. (Portugal)"</w:t>
+      </w:r>
+      <w:r>
+        <w:br/>
+      </w:r>
+      <w:r>
+        <w:rPr>
+          <w:rStyle w:val="VerbatimChar"/>
+        </w:rPr>
+        <w:t xml:space="preserve"> [5] "Togo"                    "Ghana"                  </w:t>
+      </w:r>
+      <w:r>
+        <w:br/>
+      </w:r>
+      <w:r>
+        <w:rPr>
+          <w:rStyle w:val="VerbatimChar"/>
+        </w:rPr>
+        <w:t xml:space="preserve"> [7] "Guinea"                  "Liberia"                </w:t>
+      </w:r>
+      <w:r>
+        <w:br/>
+      </w:r>
+      <w:r>
+        <w:rPr>
+          <w:rStyle w:val="VerbatimChar"/>
+        </w:rPr>
+        <w:t xml:space="preserve"> [9] "Guinea-Bissau"           "Senegal"                </w:t>
+      </w:r>
+      <w:r>
+        <w:br/>
+      </w:r>
+      <w:r>
+        <w:rPr>
+          <w:rStyle w:val="VerbatimChar"/>
+        </w:rPr>
+        <w:t xml:space="preserve">[11] "Sierra Leone"            "Morocco (Central)"      </w:t>
+      </w:r>
+      <w:r>
+        <w:br/>
+      </w:r>
+      <w:r>
+        <w:rPr>
+          <w:rStyle w:val="VerbatimChar"/>
+        </w:rPr>
+        <w:t xml:space="preserve">[13] "Morocco (South)"         "Côte d'Ivoire"          </w:t>
+      </w:r>
+      <w:r>
+        <w:br/>
+      </w:r>
+      <w:r>
+        <w:rPr>
+          <w:rStyle w:val="VerbatimChar"/>
+        </w:rPr>
+        <w:t xml:space="preserve">[15] "Gabon"                   "Benin"                  </w:t>
+      </w:r>
+      <w:r>
+        <w:br/>
+      </w:r>
+      <w:r>
+        <w:rPr>
+          <w:rStyle w:val="VerbatimChar"/>
+        </w:rPr>
+        <w:t xml:space="preserve">[17] "Gambia"                  "Mauritania"             </w:t>
+      </w:r>
+      <w:r>
+        <w:br/>
+      </w:r>
+      <w:r>
+        <w:rPr>
+          <w:rStyle w:val="VerbatimChar"/>
+        </w:rPr>
+        <w:t xml:space="preserve">[19] "Nigeria"                 "Cameroon"               </w:t>
+      </w:r>
+      <w:r>
+        <w:br/>
+      </w:r>
+      <w:r>
+        <w:rPr>
+          <w:rStyle w:val="VerbatimChar"/>
+        </w:rPr>
+        <w:t xml:space="preserve">[21] "Congo, R. of"            "Congo (ex-Zaire)"       </w:t>
       </w:r>
     </w:p>
     <w:p>
@@ -15497,25 +15863,79 @@
         <w:rPr>
           <w:rStyle w:val="FunctionTok"/>
         </w:rPr>
-        <w:t xml:space="preserve">print</w:t>
-      </w:r>
-      <w:r>
-        <w:rPr>
-          <w:rStyle w:val="NormalTok"/>
-        </w:rPr>
-        <w:t xml:space="preserve">(</w:t>
-      </w:r>
-      <w:r>
-        <w:rPr>
-          <w:rStyle w:val="StringTok"/>
-        </w:rPr>
-        <w:t xml:space="preserve">"United States EEZs:"</w:t>
-      </w:r>
-      <w:r>
-        <w:rPr>
-          <w:rStyle w:val="NormalTok"/>
-        </w:rPr>
-        <w:t xml:space="preserve">)</w:t>
+        <w:t xml:space="preserve">unique</w:t>
+      </w:r>
+      <w:r>
+        <w:rPr>
+          <w:rStyle w:val="NormalTok"/>
+        </w:rPr>
+        <w:t xml:space="preserve">(d</w:t>
+      </w:r>
+      <w:r>
+        <w:rPr>
+          <w:rStyle w:val="SpecialCharTok"/>
+        </w:rPr>
+        <w:t xml:space="preserve">$</w:t>
+      </w:r>
+      <w:r>
+        <w:rPr>
+          <w:rStyle w:val="NormalTok"/>
+        </w:rPr>
+        <w:t xml:space="preserve">area_name[</w:t>
+      </w:r>
+      <w:r>
+        <w:rPr>
+          <w:rStyle w:val="FunctionTok"/>
+        </w:rPr>
+        <w:t xml:space="preserve">which</w:t>
+      </w:r>
+      <w:r>
+        <w:rPr>
+          <w:rStyle w:val="NormalTok"/>
+        </w:rPr>
+        <w:t xml:space="preserve">(d</w:t>
+      </w:r>
+      <w:r>
+        <w:rPr>
+          <w:rStyle w:val="SpecialCharTok"/>
+        </w:rPr>
+        <w:t xml:space="preserve">$</w:t>
+      </w:r>
+      <w:r>
+        <w:rPr>
+          <w:rStyle w:val="NormalTok"/>
+        </w:rPr>
+        <w:t xml:space="preserve">reg </w:t>
+      </w:r>
+      <w:r>
+        <w:rPr>
+          <w:rStyle w:val="SpecialCharTok"/>
+        </w:rPr>
+        <w:t xml:space="preserve">==</w:t>
+      </w:r>
+      <w:r>
+        <w:rPr>
+          <w:rStyle w:val="NormalTok"/>
+        </w:rPr>
+        <w:t xml:space="preserve"> </w:t>
+      </w:r>
+      <w:r>
+        <w:rPr>
+          <w:rStyle w:val="StringTok"/>
+        </w:rPr>
+        <w:t xml:space="preserve">"Southeast Atlantic EEZs"</w:t>
+      </w:r>
+      <w:r>
+        <w:rPr>
+          <w:rStyle w:val="NormalTok"/>
+        </w:rPr>
+        <w:t xml:space="preserve">)])   </w:t>
+      </w:r>
+      <w:r>
+        <w:rPr>
+          <w:rStyle w:val="CommentTok"/>
+        </w:rPr>
+        <w:t xml:space="preserve"># Southeast Atlantic EEZs:</w:t>
       </w:r>
     </w:p>
     <w:p>
@@ -15526,7 +15946,25 @@
         <w:rPr>
           <w:rStyle w:val="VerbatimChar"/>
         </w:rPr>
-        <w:t xml:space="preserve">[1] "United States EEZs:"</w:t>
+        <w:t xml:space="preserve">[1] "Ascension Isl. (UK)"              "South Africa (Atlantic and Cape)"</w:t>
+      </w:r>
+      <w:r>
+        <w:br/>
+      </w:r>
+      <w:r>
+        <w:rPr>
+          <w:rStyle w:val="VerbatimChar"/>
+        </w:rPr>
+        <w:t xml:space="preserve">[3] "Saint Helena (UK)"                "Angola"                          </w:t>
+      </w:r>
+      <w:r>
+        <w:br/>
+      </w:r>
+      <w:r>
+        <w:rPr>
+          <w:rStyle w:val="VerbatimChar"/>
+        </w:rPr>
+        <w:t xml:space="preserve">[5] "Namibia"                          "Tristan da Cunha Isl. (UK)"      </w:t>
       </w:r>
     </w:p>
     <w:p>
@@ -15597,13 +16035,19 @@
         <w:rPr>
           <w:rStyle w:val="StringTok"/>
         </w:rPr>
-        <w:t xml:space="preserve">"United States EEZ"</w:t>
-      </w:r>
-      <w:r>
-        <w:rPr>
-          <w:rStyle w:val="NormalTok"/>
-        </w:rPr>
-        <w:t xml:space="preserve">)])</w:t>
+        <w:t xml:space="preserve">"Southwest Atlantic EEZs"</w:t>
+      </w:r>
+      <w:r>
+        <w:rPr>
+          <w:rStyle w:val="NormalTok"/>
+        </w:rPr>
+        <w:t xml:space="preserve">)])   </w:t>
+      </w:r>
+      <w:r>
+        <w:rPr>
+          <w:rStyle w:val="CommentTok"/>
+        </w:rPr>
+        <w:t xml:space="preserve"># Southwest Atlantic EEZs:</w:t>
       </w:r>
     </w:p>
     <w:p>
@@ -15614,7 +16058,7 @@
         <w:rPr>
           <w:rStyle w:val="VerbatimChar"/>
         </w:rPr>
-        <w:t xml:space="preserve">[1] "USA (East Coast)"     "USA (Gulf of Mexico)"</w:t>
+        <w:t xml:space="preserve">[1] "Trindade &amp; Martim Vaz Isl. (Brazil)" "Uruguay"                            </w:t>
       </w:r>
     </w:p>
     <w:p>
@@ -15625,46 +16069,6 @@
         <w:rPr>
           <w:rStyle w:val="FunctionTok"/>
         </w:rPr>
-        <w:t xml:space="preserve">print</w:t>
-      </w:r>
-      <w:r>
-        <w:rPr>
-          <w:rStyle w:val="NormalTok"/>
-        </w:rPr>
-        <w:t xml:space="preserve">(</w:t>
-      </w:r>
-      <w:r>
-        <w:rPr>
-          <w:rStyle w:val="StringTok"/>
-        </w:rPr>
-        <w:t xml:space="preserve">"Northeast Atlantic EEZs:"</w:t>
-      </w:r>
-      <w:r>
-        <w:rPr>
-          <w:rStyle w:val="NormalTok"/>
-        </w:rPr>
-        <w:t xml:space="preserve">)</w:t>
-      </w:r>
-    </w:p>
-    <w:p>
-      <w:pPr>
-        <w:pStyle w:val="SourceCode"/>
-      </w:pPr>
-      <w:r>
-        <w:rPr>
-          <w:rStyle w:val="VerbatimChar"/>
-        </w:rPr>
-        <w:t xml:space="preserve">[1] "Northeast Atlantic EEZs:"</w:t>
-      </w:r>
-    </w:p>
-    <w:p>
-      <w:pPr>
-        <w:pStyle w:val="SourceCode"/>
-      </w:pPr>
-      <w:r>
-        <w:rPr>
-          <w:rStyle w:val="FunctionTok"/>
-        </w:rPr>
         <w:t xml:space="preserve">unique</w:t>
       </w:r>
       <w:r>
@@ -15725,678 +16129,19 @@
         <w:rPr>
           <w:rStyle w:val="StringTok"/>
         </w:rPr>
-        <w:t xml:space="preserve">"Northeast Atlantic EEZs"</w:t>
-      </w:r>
-      <w:r>
-        <w:rPr>
-          <w:rStyle w:val="NormalTok"/>
-        </w:rPr>
-        <w:t xml:space="preserve">)])</w:t>
-      </w:r>
-    </w:p>
-    <w:p>
-      <w:pPr>
-        <w:pStyle w:val="SourceCode"/>
-      </w:pPr>
-      <w:r>
-        <w:rPr>
-          <w:rStyle w:val="VerbatimChar"/>
-        </w:rPr>
-        <w:t xml:space="preserve">[1] "Azores Isl. (Portugal)"                 </w:t>
-      </w:r>
-      <w:r>
-        <w:br/>
-      </w:r>
-      <w:r>
-        <w:rPr>
-          <w:rStyle w:val="VerbatimChar"/>
-        </w:rPr>
-        <w:t xml:space="preserve">[2] "Spain (mainland, Med and Gulf of Cadiz)"</w:t>
-      </w:r>
-      <w:r>
-        <w:br/>
-      </w:r>
-      <w:r>
-        <w:rPr>
-          <w:rStyle w:val="VerbatimChar"/>
-        </w:rPr>
-        <w:t xml:space="preserve">[3] "Canary Isl. (Spain)"                    </w:t>
-      </w:r>
-      <w:r>
-        <w:br/>
-      </w:r>
-      <w:r>
-        <w:rPr>
-          <w:rStyle w:val="VerbatimChar"/>
-        </w:rPr>
-        <w:t xml:space="preserve">[4] "Portugal (mainland)"                    </w:t>
-      </w:r>
-      <w:r>
-        <w:br/>
-      </w:r>
-      <w:r>
-        <w:rPr>
-          <w:rStyle w:val="VerbatimChar"/>
-        </w:rPr>
-        <w:t xml:space="preserve">[5] "France (Atlantic Coast)"                </w:t>
-      </w:r>
-      <w:r>
-        <w:br/>
-      </w:r>
-      <w:r>
-        <w:rPr>
-          <w:rStyle w:val="VerbatimChar"/>
-        </w:rPr>
-        <w:t xml:space="preserve">[6] "Spain (Northwest)"                      </w:t>
-      </w:r>
-    </w:p>
-    <w:p>
-      <w:pPr>
-        <w:pStyle w:val="SourceCode"/>
-      </w:pPr>
-      <w:r>
-        <w:rPr>
-          <w:rStyle w:val="FunctionTok"/>
-        </w:rPr>
-        <w:t xml:space="preserve">print</w:t>
-      </w:r>
-      <w:r>
-        <w:rPr>
-          <w:rStyle w:val="NormalTok"/>
-        </w:rPr>
-        <w:t xml:space="preserve">(</w:t>
-      </w:r>
-      <w:r>
-        <w:rPr>
-          <w:rStyle w:val="StringTok"/>
-        </w:rPr>
-        <w:t xml:space="preserve">"Eastern Central Atlantic EEZs:"</w:t>
-      </w:r>
-      <w:r>
-        <w:rPr>
-          <w:rStyle w:val="NormalTok"/>
-        </w:rPr>
-        <w:t xml:space="preserve">)</w:t>
-      </w:r>
-    </w:p>
-    <w:p>
-      <w:pPr>
-        <w:pStyle w:val="SourceCode"/>
-      </w:pPr>
-      <w:r>
-        <w:rPr>
-          <w:rStyle w:val="VerbatimChar"/>
-        </w:rPr>
-        <w:t xml:space="preserve">[1] "Eastern Central Atlantic EEZs:"</w:t>
-      </w:r>
-    </w:p>
-    <w:p>
-      <w:pPr>
-        <w:pStyle w:val="SourceCode"/>
-      </w:pPr>
-      <w:r>
-        <w:rPr>
-          <w:rStyle w:val="FunctionTok"/>
-        </w:rPr>
-        <w:t xml:space="preserve">unique</w:t>
-      </w:r>
-      <w:r>
-        <w:rPr>
-          <w:rStyle w:val="NormalTok"/>
-        </w:rPr>
-        <w:t xml:space="preserve">(d</w:t>
-      </w:r>
-      <w:r>
-        <w:rPr>
-          <w:rStyle w:val="SpecialCharTok"/>
-        </w:rPr>
-        <w:t xml:space="preserve">$</w:t>
-      </w:r>
-      <w:r>
-        <w:rPr>
-          <w:rStyle w:val="NormalTok"/>
-        </w:rPr>
-        <w:t xml:space="preserve">area_name[</w:t>
-      </w:r>
-      <w:r>
-        <w:rPr>
-          <w:rStyle w:val="FunctionTok"/>
-        </w:rPr>
-        <w:t xml:space="preserve">which</w:t>
-      </w:r>
-      <w:r>
-        <w:rPr>
-          <w:rStyle w:val="NormalTok"/>
-        </w:rPr>
-        <w:t xml:space="preserve">(d</w:t>
-      </w:r>
-      <w:r>
-        <w:rPr>
-          <w:rStyle w:val="SpecialCharTok"/>
-        </w:rPr>
-        <w:t xml:space="preserve">$</w:t>
-      </w:r>
-      <w:r>
-        <w:rPr>
-          <w:rStyle w:val="NormalTok"/>
-        </w:rPr>
-        <w:t xml:space="preserve">reg </w:t>
-      </w:r>
-      <w:r>
-        <w:rPr>
-          <w:rStyle w:val="SpecialCharTok"/>
-        </w:rPr>
-        <w:t xml:space="preserve">==</w:t>
-      </w:r>
-      <w:r>
-        <w:rPr>
-          <w:rStyle w:val="NormalTok"/>
-        </w:rPr>
-        <w:t xml:space="preserve"> </w:t>
-      </w:r>
-      <w:r>
-        <w:rPr>
-          <w:rStyle w:val="StringTok"/>
-        </w:rPr>
-        <w:t xml:space="preserve">"Eastern Central Atlantic EEZs"</w:t>
-      </w:r>
-      <w:r>
-        <w:rPr>
-          <w:rStyle w:val="NormalTok"/>
-        </w:rPr>
-        <w:t xml:space="preserve">)])</w:t>
-      </w:r>
-    </w:p>
-    <w:p>
-      <w:pPr>
-        <w:pStyle w:val="SourceCode"/>
-      </w:pPr>
-      <w:r>
-        <w:rPr>
-          <w:rStyle w:val="VerbatimChar"/>
-        </w:rPr>
-        <w:t xml:space="preserve"> [1] "Cape Verde"              "Equatorial Guinea"      </w:t>
-      </w:r>
-      <w:r>
-        <w:br/>
-      </w:r>
-      <w:r>
-        <w:rPr>
-          <w:rStyle w:val="VerbatimChar"/>
-        </w:rPr>
-        <w:t xml:space="preserve"> [3] "Sao Tome &amp; Principe"     "Madeira Isl. (Portugal)"</w:t>
-      </w:r>
-      <w:r>
-        <w:br/>
-      </w:r>
-      <w:r>
-        <w:rPr>
-          <w:rStyle w:val="VerbatimChar"/>
-        </w:rPr>
-        <w:t xml:space="preserve"> [5] "Togo"                    "Ghana"                  </w:t>
-      </w:r>
-      <w:r>
-        <w:br/>
-      </w:r>
-      <w:r>
-        <w:rPr>
-          <w:rStyle w:val="VerbatimChar"/>
-        </w:rPr>
-        <w:t xml:space="preserve"> [7] "Guinea"                  "Liberia"                </w:t>
-      </w:r>
-      <w:r>
-        <w:br/>
-      </w:r>
-      <w:r>
-        <w:rPr>
-          <w:rStyle w:val="VerbatimChar"/>
-        </w:rPr>
-        <w:t xml:space="preserve"> [9] "Guinea-Bissau"           "Senegal"                </w:t>
-      </w:r>
-      <w:r>
-        <w:br/>
-      </w:r>
-      <w:r>
-        <w:rPr>
-          <w:rStyle w:val="VerbatimChar"/>
-        </w:rPr>
-        <w:t xml:space="preserve">[11] "Sierra Leone"            "Morocco (Central)"      </w:t>
-      </w:r>
-      <w:r>
-        <w:br/>
-      </w:r>
-      <w:r>
-        <w:rPr>
-          <w:rStyle w:val="VerbatimChar"/>
-        </w:rPr>
-        <w:t xml:space="preserve">[13] "Morocco (South)"         "Côte d'Ivoire"          </w:t>
-      </w:r>
-      <w:r>
-        <w:br/>
-      </w:r>
-      <w:r>
-        <w:rPr>
-          <w:rStyle w:val="VerbatimChar"/>
-        </w:rPr>
-        <w:t xml:space="preserve">[15] "Gabon"                   "Benin"                  </w:t>
-      </w:r>
-      <w:r>
-        <w:br/>
-      </w:r>
-      <w:r>
-        <w:rPr>
-          <w:rStyle w:val="VerbatimChar"/>
-        </w:rPr>
-        <w:t xml:space="preserve">[17] "Gambia"                  "Mauritania"             </w:t>
-      </w:r>
-      <w:r>
-        <w:br/>
-      </w:r>
-      <w:r>
-        <w:rPr>
-          <w:rStyle w:val="VerbatimChar"/>
-        </w:rPr>
-        <w:t xml:space="preserve">[19] "Nigeria"                 "Cameroon"               </w:t>
-      </w:r>
-      <w:r>
-        <w:br/>
-      </w:r>
-      <w:r>
-        <w:rPr>
-          <w:rStyle w:val="VerbatimChar"/>
-        </w:rPr>
-        <w:t xml:space="preserve">[21] "Congo, R. of"            "Congo (ex-Zaire)"       </w:t>
-      </w:r>
-    </w:p>
-    <w:p>
-      <w:pPr>
-        <w:pStyle w:val="SourceCode"/>
-      </w:pPr>
-      <w:r>
-        <w:rPr>
-          <w:rStyle w:val="FunctionTok"/>
-        </w:rPr>
-        <w:t xml:space="preserve">print</w:t>
-      </w:r>
-      <w:r>
-        <w:rPr>
-          <w:rStyle w:val="NormalTok"/>
-        </w:rPr>
-        <w:t xml:space="preserve">(</w:t>
-      </w:r>
-      <w:r>
-        <w:rPr>
-          <w:rStyle w:val="StringTok"/>
-        </w:rPr>
-        <w:t xml:space="preserve">"Southeast EEZs:"</w:t>
-      </w:r>
-      <w:r>
-        <w:rPr>
-          <w:rStyle w:val="NormalTok"/>
-        </w:rPr>
-        <w:t xml:space="preserve">)</w:t>
-      </w:r>
-    </w:p>
-    <w:p>
-      <w:pPr>
-        <w:pStyle w:val="SourceCode"/>
-      </w:pPr>
-      <w:r>
-        <w:rPr>
-          <w:rStyle w:val="VerbatimChar"/>
-        </w:rPr>
-        <w:t xml:space="preserve">[1] "Southeast EEZs:"</w:t>
-      </w:r>
-    </w:p>
-    <w:p>
-      <w:pPr>
-        <w:pStyle w:val="SourceCode"/>
-      </w:pPr>
-      <w:r>
-        <w:rPr>
-          <w:rStyle w:val="FunctionTok"/>
-        </w:rPr>
-        <w:t xml:space="preserve">unique</w:t>
-      </w:r>
-      <w:r>
-        <w:rPr>
-          <w:rStyle w:val="NormalTok"/>
-        </w:rPr>
-        <w:t xml:space="preserve">(d</w:t>
-      </w:r>
-      <w:r>
-        <w:rPr>
-          <w:rStyle w:val="SpecialCharTok"/>
-        </w:rPr>
-        <w:t xml:space="preserve">$</w:t>
-      </w:r>
-      <w:r>
-        <w:rPr>
-          <w:rStyle w:val="NormalTok"/>
-        </w:rPr>
-        <w:t xml:space="preserve">area_name[</w:t>
-      </w:r>
-      <w:r>
-        <w:rPr>
-          <w:rStyle w:val="FunctionTok"/>
-        </w:rPr>
-        <w:t xml:space="preserve">which</w:t>
-      </w:r>
-      <w:r>
-        <w:rPr>
-          <w:rStyle w:val="NormalTok"/>
-        </w:rPr>
-        <w:t xml:space="preserve">(d</w:t>
-      </w:r>
-      <w:r>
-        <w:rPr>
-          <w:rStyle w:val="SpecialCharTok"/>
-        </w:rPr>
-        <w:t xml:space="preserve">$</w:t>
-      </w:r>
-      <w:r>
-        <w:rPr>
-          <w:rStyle w:val="NormalTok"/>
-        </w:rPr>
-        <w:t xml:space="preserve">reg </w:t>
-      </w:r>
-      <w:r>
-        <w:rPr>
-          <w:rStyle w:val="SpecialCharTok"/>
-        </w:rPr>
-        <w:t xml:space="preserve">==</w:t>
-      </w:r>
-      <w:r>
-        <w:rPr>
-          <w:rStyle w:val="NormalTok"/>
-        </w:rPr>
-        <w:t xml:space="preserve"> </w:t>
-      </w:r>
-      <w:r>
-        <w:rPr>
-          <w:rStyle w:val="StringTok"/>
-        </w:rPr>
-        <w:t xml:space="preserve">"Southeast Atlantic EEZs"</w:t>
-      </w:r>
-      <w:r>
-        <w:rPr>
-          <w:rStyle w:val="NormalTok"/>
-        </w:rPr>
-        <w:t xml:space="preserve">)])</w:t>
-      </w:r>
-    </w:p>
-    <w:p>
-      <w:pPr>
-        <w:pStyle w:val="SourceCode"/>
-      </w:pPr>
-      <w:r>
-        <w:rPr>
-          <w:rStyle w:val="VerbatimChar"/>
-        </w:rPr>
-        <w:t xml:space="preserve">[1] "Ascension Isl. (UK)"              "South Africa (Atlantic and Cape)"</w:t>
-      </w:r>
-      <w:r>
-        <w:br/>
-      </w:r>
-      <w:r>
-        <w:rPr>
-          <w:rStyle w:val="VerbatimChar"/>
-        </w:rPr>
-        <w:t xml:space="preserve">[3] "Saint Helena (UK)"                "Angola"                          </w:t>
-      </w:r>
-      <w:r>
-        <w:br/>
-      </w:r>
-      <w:r>
-        <w:rPr>
-          <w:rStyle w:val="VerbatimChar"/>
-        </w:rPr>
-        <w:t xml:space="preserve">[5] "Namibia"                          "Tristan da Cunha Isl. (UK)"      </w:t>
-      </w:r>
-    </w:p>
-    <w:p>
-      <w:pPr>
-        <w:pStyle w:val="SourceCode"/>
-      </w:pPr>
-      <w:r>
-        <w:rPr>
-          <w:rStyle w:val="FunctionTok"/>
-        </w:rPr>
-        <w:t xml:space="preserve">print</w:t>
-      </w:r>
-      <w:r>
-        <w:rPr>
-          <w:rStyle w:val="NormalTok"/>
-        </w:rPr>
-        <w:t xml:space="preserve">(</w:t>
-      </w:r>
-      <w:r>
-        <w:rPr>
-          <w:rStyle w:val="StringTok"/>
-        </w:rPr>
-        <w:t xml:space="preserve">"Southwest EEZs:"</w:t>
-      </w:r>
-      <w:r>
-        <w:rPr>
-          <w:rStyle w:val="NormalTok"/>
-        </w:rPr>
-        <w:t xml:space="preserve">)</w:t>
-      </w:r>
-    </w:p>
-    <w:p>
-      <w:pPr>
-        <w:pStyle w:val="SourceCode"/>
-      </w:pPr>
-      <w:r>
-        <w:rPr>
-          <w:rStyle w:val="VerbatimChar"/>
-        </w:rPr>
-        <w:t xml:space="preserve">[1] "Southwest EEZs:"</w:t>
-      </w:r>
-    </w:p>
-    <w:p>
-      <w:pPr>
-        <w:pStyle w:val="SourceCode"/>
-      </w:pPr>
-      <w:r>
-        <w:rPr>
-          <w:rStyle w:val="FunctionTok"/>
-        </w:rPr>
-        <w:t xml:space="preserve">unique</w:t>
-      </w:r>
-      <w:r>
-        <w:rPr>
-          <w:rStyle w:val="NormalTok"/>
-        </w:rPr>
-        <w:t xml:space="preserve">(d</w:t>
-      </w:r>
-      <w:r>
-        <w:rPr>
-          <w:rStyle w:val="SpecialCharTok"/>
-        </w:rPr>
-        <w:t xml:space="preserve">$</w:t>
-      </w:r>
-      <w:r>
-        <w:rPr>
-          <w:rStyle w:val="NormalTok"/>
-        </w:rPr>
-        <w:t xml:space="preserve">area_name[</w:t>
-      </w:r>
-      <w:r>
-        <w:rPr>
-          <w:rStyle w:val="FunctionTok"/>
-        </w:rPr>
-        <w:t xml:space="preserve">which</w:t>
-      </w:r>
-      <w:r>
-        <w:rPr>
-          <w:rStyle w:val="NormalTok"/>
-        </w:rPr>
-        <w:t xml:space="preserve">(d</w:t>
-      </w:r>
-      <w:r>
-        <w:rPr>
-          <w:rStyle w:val="SpecialCharTok"/>
-        </w:rPr>
-        <w:t xml:space="preserve">$</w:t>
-      </w:r>
-      <w:r>
-        <w:rPr>
-          <w:rStyle w:val="NormalTok"/>
-        </w:rPr>
-        <w:t xml:space="preserve">reg </w:t>
-      </w:r>
-      <w:r>
-        <w:rPr>
-          <w:rStyle w:val="SpecialCharTok"/>
-        </w:rPr>
-        <w:t xml:space="preserve">==</w:t>
-      </w:r>
-      <w:r>
-        <w:rPr>
-          <w:rStyle w:val="NormalTok"/>
-        </w:rPr>
-        <w:t xml:space="preserve"> </w:t>
-      </w:r>
-      <w:r>
-        <w:rPr>
-          <w:rStyle w:val="StringTok"/>
-        </w:rPr>
-        <w:t xml:space="preserve">"Southwest Atlantic EEZs"</w:t>
-      </w:r>
-      <w:r>
-        <w:rPr>
-          <w:rStyle w:val="NormalTok"/>
-        </w:rPr>
-        <w:t xml:space="preserve">)])</w:t>
-      </w:r>
-    </w:p>
-    <w:p>
-      <w:pPr>
-        <w:pStyle w:val="SourceCode"/>
-      </w:pPr>
-      <w:r>
-        <w:rPr>
-          <w:rStyle w:val="VerbatimChar"/>
-        </w:rPr>
-        <w:t xml:space="preserve">[1] "Trindade &amp; Martim Vaz Isl. (Brazil)" "Uruguay"                            </w:t>
-      </w:r>
-    </w:p>
-    <w:p>
-      <w:pPr>
-        <w:pStyle w:val="SourceCode"/>
-      </w:pPr>
-      <w:r>
-        <w:rPr>
-          <w:rStyle w:val="FunctionTok"/>
-        </w:rPr>
-        <w:t xml:space="preserve">print</w:t>
-      </w:r>
-      <w:r>
-        <w:rPr>
-          <w:rStyle w:val="NormalTok"/>
-        </w:rPr>
-        <w:t xml:space="preserve">(</w:t>
-      </w:r>
-      <w:r>
-        <w:rPr>
-          <w:rStyle w:val="StringTok"/>
-        </w:rPr>
-        <w:t xml:space="preserve">"Mediterranean Sea EEZs:"</w:t>
-      </w:r>
-      <w:r>
-        <w:rPr>
-          <w:rStyle w:val="NormalTok"/>
-        </w:rPr>
-        <w:t xml:space="preserve">)</w:t>
-      </w:r>
-    </w:p>
-    <w:p>
-      <w:pPr>
-        <w:pStyle w:val="SourceCode"/>
-      </w:pPr>
-      <w:r>
-        <w:rPr>
-          <w:rStyle w:val="VerbatimChar"/>
-        </w:rPr>
-        <w:t xml:space="preserve">[1] "Mediterranean Sea EEZs:"</w:t>
-      </w:r>
-    </w:p>
-    <w:p>
-      <w:pPr>
-        <w:pStyle w:val="SourceCode"/>
-      </w:pPr>
-      <w:r>
-        <w:rPr>
-          <w:rStyle w:val="FunctionTok"/>
-        </w:rPr>
-        <w:t xml:space="preserve">unique</w:t>
-      </w:r>
-      <w:r>
-        <w:rPr>
-          <w:rStyle w:val="NormalTok"/>
-        </w:rPr>
-        <w:t xml:space="preserve">(d</w:t>
-      </w:r>
-      <w:r>
-        <w:rPr>
-          <w:rStyle w:val="SpecialCharTok"/>
-        </w:rPr>
-        <w:t xml:space="preserve">$</w:t>
-      </w:r>
-      <w:r>
-        <w:rPr>
-          <w:rStyle w:val="NormalTok"/>
-        </w:rPr>
-        <w:t xml:space="preserve">area_name[</w:t>
-      </w:r>
-      <w:r>
-        <w:rPr>
-          <w:rStyle w:val="FunctionTok"/>
-        </w:rPr>
-        <w:t xml:space="preserve">which</w:t>
-      </w:r>
-      <w:r>
-        <w:rPr>
-          <w:rStyle w:val="NormalTok"/>
-        </w:rPr>
-        <w:t xml:space="preserve">(d</w:t>
-      </w:r>
-      <w:r>
-        <w:rPr>
-          <w:rStyle w:val="SpecialCharTok"/>
-        </w:rPr>
-        <w:t xml:space="preserve">$</w:t>
-      </w:r>
-      <w:r>
-        <w:rPr>
-          <w:rStyle w:val="NormalTok"/>
-        </w:rPr>
-        <w:t xml:space="preserve">reg </w:t>
-      </w:r>
-      <w:r>
-        <w:rPr>
-          <w:rStyle w:val="SpecialCharTok"/>
-        </w:rPr>
-        <w:t xml:space="preserve">==</w:t>
-      </w:r>
-      <w:r>
-        <w:rPr>
-          <w:rStyle w:val="NormalTok"/>
-        </w:rPr>
-        <w:t xml:space="preserve"> </w:t>
-      </w:r>
-      <w:r>
-        <w:rPr>
-          <w:rStyle w:val="StringTok"/>
-        </w:rPr>
         <w:t xml:space="preserve">"Mediterranean Sea EEZs"</w:t>
       </w:r>
       <w:r>
         <w:rPr>
           <w:rStyle w:val="NormalTok"/>
         </w:rPr>
-        <w:t xml:space="preserve">)])</w:t>
+        <w:t xml:space="preserve">)])   </w:t>
+      </w:r>
+      <w:r>
+        <w:rPr>
+          <w:rStyle w:val="CommentTok"/>
+        </w:rPr>
+        <w:t xml:space="preserve"># Mediterranean Sea EEZs:</w:t>
       </w:r>
     </w:p>
     <w:p>
@@ -17837,7 +17582,43 @@
         <w:rPr>
           <w:rStyle w:val="NormalTok"/>
         </w:rPr>
-        <w:t xml:space="preserve">(tab)),   </w:t>
+        <w:t xml:space="preserve">(tab)</w:t>
+      </w:r>
+      <w:r>
+        <w:rPr>
+          <w:rStyle w:val="SpecialCharTok"/>
+        </w:rPr>
+        <w:t xml:space="preserve">+</w:t>
+      </w:r>
+      <w:r>
+        <w:rPr>
+          <w:rStyle w:val="DecValTok"/>
+        </w:rPr>
+        <w:t xml:space="preserve">1</w:t>
+      </w:r>
+      <w:r>
+        <w:rPr>
+          <w:rStyle w:val="NormalTok"/>
+        </w:rPr>
+        <w:t xml:space="preserve">)[</w:t>
+      </w:r>
+      <w:r>
+        <w:rPr>
+          <w:rStyle w:val="SpecialCharTok"/>
+        </w:rPr>
+        <w:t xml:space="preserve">-</w:t>
+      </w:r>
+      <w:r>
+        <w:rPr>
+          <w:rStyle w:val="DecValTok"/>
+        </w:rPr>
+        <w:t xml:space="preserve">1</w:t>
+      </w:r>
+      <w:r>
+        <w:rPr>
+          <w:rStyle w:val="NormalTok"/>
+        </w:rPr>
+        <w:t xml:space="preserve">],   </w:t>
       </w:r>
       <w:r>
         <w:br/>
@@ -18152,7 +17933,43 @@
         <w:rPr>
           <w:rStyle w:val="NormalTok"/>
         </w:rPr>
-        <w:t xml:space="preserve">(tab)))</w:t>
+        <w:t xml:space="preserve">(tab)</w:t>
+      </w:r>
+      <w:r>
+        <w:rPr>
+          <w:rStyle w:val="SpecialCharTok"/>
+        </w:rPr>
+        <w:t xml:space="preserve">+</w:t>
+      </w:r>
+      <w:r>
+        <w:rPr>
+          <w:rStyle w:val="DecValTok"/>
+        </w:rPr>
+        <w:t xml:space="preserve">1</w:t>
+      </w:r>
+      <w:r>
+        <w:rPr>
+          <w:rStyle w:val="NormalTok"/>
+        </w:rPr>
+        <w:t xml:space="preserve">)[</w:t>
+      </w:r>
+      <w:r>
+        <w:rPr>
+          <w:rStyle w:val="SpecialCharTok"/>
+        </w:rPr>
+        <w:t xml:space="preserve">-</w:t>
+      </w:r>
+      <w:r>
+        <w:rPr>
+          <w:rStyle w:val="DecValTok"/>
+        </w:rPr>
+        <w:t xml:space="preserve">1</w:t>
+      </w:r>
+      <w:r>
+        <w:rPr>
+          <w:rStyle w:val="NormalTok"/>
+        </w:rPr>
+        <w:t xml:space="preserve">])</w:t>
       </w:r>
       <w:r>
         <w:br/>
@@ -18386,7 +18203,43 @@
         <w:rPr>
           <w:rStyle w:val="NormalTok"/>
         </w:rPr>
-        <w:t xml:space="preserve">(tab)), </w:t>
+        <w:t xml:space="preserve">(tab)</w:t>
+      </w:r>
+      <w:r>
+        <w:rPr>
+          <w:rStyle w:val="SpecialCharTok"/>
+        </w:rPr>
+        <w:t xml:space="preserve">+</w:t>
+      </w:r>
+      <w:r>
+        <w:rPr>
+          <w:rStyle w:val="DecValTok"/>
+        </w:rPr>
+        <w:t xml:space="preserve">1</w:t>
+      </w:r>
+      <w:r>
+        <w:rPr>
+          <w:rStyle w:val="NormalTok"/>
+        </w:rPr>
+        <w:t xml:space="preserve">)[</w:t>
+      </w:r>
+      <w:r>
+        <w:rPr>
+          <w:rStyle w:val="SpecialCharTok"/>
+        </w:rPr>
+        <w:t xml:space="preserve">-</w:t>
+      </w:r>
+      <w:r>
+        <w:rPr>
+          <w:rStyle w:val="DecValTok"/>
+        </w:rPr>
+        <w:t xml:space="preserve">1</w:t>
+      </w:r>
+      <w:r>
+        <w:rPr>
+          <w:rStyle w:val="NormalTok"/>
+        </w:rPr>
+        <w:t xml:space="preserve">], </w:t>
       </w:r>
       <w:r>
         <w:rPr>
@@ -21973,7 +21826,7 @@
         <w:rPr>
           <w:rStyle w:val="StringTok"/>
         </w:rPr>
-        <w:t xml:space="preserve">(FAO areas 31 and 31, commercial + recreational)"</w:t>
+        <w:t xml:space="preserve">(FAO areas 21 and 31, commercial + recreational)"</w:t>
       </w:r>
       <w:r>
         <w:rPr>
@@ -22510,577 +22363,90 @@
       </w:r>
       <w:r>
         <w:rPr>
-          <w:rStyle w:val="FunctionTok"/>
-        </w:rPr>
-        <w:t xml:space="preserve">apply</w:t>
-      </w:r>
-      <w:r>
-        <w:rPr>
-          <w:rStyle w:val="NormalTok"/>
-        </w:rPr>
-        <w:t xml:space="preserve">(v[</w:t>
+          <w:rStyle w:val="CommentTok"/>
+        </w:rPr>
+        <w:t xml:space="preserve">#apply(v[1:13], 2, table)</w:t>
+      </w:r>
+      <w:r>
+        <w:br/>
+      </w:r>
+      <w:r>
+        <w:br/>
+      </w:r>
+      <w:r>
+        <w:rPr>
+          <w:rStyle w:val="CommentTok"/>
+        </w:rPr>
+        <w:t xml:space="preserve">#convert to pounds</w:t>
+      </w:r>
+      <w:r>
+        <w:br/>
+      </w:r>
+      <w:r>
+        <w:rPr>
+          <w:rStyle w:val="NormalTok"/>
+        </w:rPr>
+        <w:t xml:space="preserve">v</w:t>
+      </w:r>
+      <w:r>
+        <w:rPr>
+          <w:rStyle w:val="SpecialCharTok"/>
+        </w:rPr>
+        <w:t xml:space="preserve">$</w:t>
+      </w:r>
+      <w:r>
+        <w:rPr>
+          <w:rStyle w:val="NormalTok"/>
+        </w:rPr>
+        <w:t xml:space="preserve">pounds </w:t>
+      </w:r>
+      <w:r>
+        <w:rPr>
+          <w:rStyle w:val="OtherTok"/>
+        </w:rPr>
+        <w:t xml:space="preserve">&lt;-</w:t>
+      </w:r>
+      <w:r>
+        <w:rPr>
+          <w:rStyle w:val="NormalTok"/>
+        </w:rPr>
+        <w:t xml:space="preserve"> v</w:t>
+      </w:r>
+      <w:r>
+        <w:rPr>
+          <w:rStyle w:val="SpecialCharTok"/>
+        </w:rPr>
+        <w:t xml:space="preserve">$</w:t>
+      </w:r>
+      <w:r>
+        <w:rPr>
+          <w:rStyle w:val="NormalTok"/>
+        </w:rPr>
+        <w:t xml:space="preserve">tonnes </w:t>
+      </w:r>
+      <w:r>
+        <w:rPr>
+          <w:rStyle w:val="SpecialCharTok"/>
+        </w:rPr>
+        <w:t xml:space="preserve">*</w:t>
+      </w:r>
+      <w:r>
+        <w:rPr>
+          <w:rStyle w:val="NormalTok"/>
+        </w:rPr>
+        <w:t xml:space="preserve"> </w:t>
       </w:r>
       <w:r>
         <w:rPr>
           <w:rStyle w:val="DecValTok"/>
         </w:rPr>
-        <w:t xml:space="preserve">1</w:t>
-      </w:r>
-      <w:r>
-        <w:rPr>
-          <w:rStyle w:val="SpecialCharTok"/>
-        </w:rPr>
-        <w:t xml:space="preserve">:</w:t>
-      </w:r>
-      <w:r>
-        <w:rPr>
-          <w:rStyle w:val="DecValTok"/>
-        </w:rPr>
-        <w:t xml:space="preserve">13</w:t>
-      </w:r>
-      <w:r>
-        <w:rPr>
-          <w:rStyle w:val="NormalTok"/>
-        </w:rPr>
-        <w:t xml:space="preserve">], </w:t>
-      </w:r>
-      <w:r>
-        <w:rPr>
-          <w:rStyle w:val="DecValTok"/>
-        </w:rPr>
-        <w:t xml:space="preserve">2</w:t>
-      </w:r>
-      <w:r>
-        <w:rPr>
-          <w:rStyle w:val="NormalTok"/>
-        </w:rPr>
-        <w:t xml:space="preserve">, table)</w:t>
-      </w:r>
-    </w:p>
-    <w:p>
-      <w:pPr>
-        <w:pStyle w:val="SourceCode"/>
-      </w:pPr>
-      <w:r>
-        <w:rPr>
-          <w:rStyle w:val="VerbatimChar"/>
-        </w:rPr>
-        <w:t xml:space="preserve">$area_name</w:t>
-      </w:r>
-      <w:r>
-        <w:br/>
-      </w:r>
-      <w:r>
-        <w:br/>
-      </w:r>
-      <w:r>
-        <w:rPr>
-          <w:rStyle w:val="VerbatimChar"/>
-        </w:rPr>
-        <w:t xml:space="preserve">Venezuela </w:t>
-      </w:r>
-      <w:r>
-        <w:br/>
-      </w:r>
-      <w:r>
-        <w:rPr>
-          <w:rStyle w:val="VerbatimChar"/>
-        </w:rPr>
-        <w:t xml:space="preserve">      120 </w:t>
-      </w:r>
-      <w:r>
-        <w:br/>
-      </w:r>
-      <w:r>
-        <w:br/>
-      </w:r>
-      <w:r>
-        <w:rPr>
-          <w:rStyle w:val="VerbatimChar"/>
-        </w:rPr>
-        <w:t xml:space="preserve">$area_type</w:t>
-      </w:r>
-      <w:r>
-        <w:br/>
-      </w:r>
-      <w:r>
-        <w:br/>
-      </w:r>
-      <w:r>
-        <w:rPr>
-          <w:rStyle w:val="VerbatimChar"/>
-        </w:rPr>
-        <w:t xml:space="preserve">eez </w:t>
-      </w:r>
-      <w:r>
-        <w:br/>
-      </w:r>
-      <w:r>
-        <w:rPr>
-          <w:rStyle w:val="VerbatimChar"/>
-        </w:rPr>
-        <w:t xml:space="preserve">120 </w:t>
-      </w:r>
-      <w:r>
-        <w:br/>
-      </w:r>
-      <w:r>
-        <w:br/>
-      </w:r>
-      <w:r>
-        <w:rPr>
-          <w:rStyle w:val="VerbatimChar"/>
-        </w:rPr>
-        <w:t xml:space="preserve">$data_layer</w:t>
-      </w:r>
-      <w:r>
-        <w:br/>
-      </w:r>
-      <w:r>
-        <w:br/>
-      </w:r>
-      <w:r>
-        <w:rPr>
-          <w:rStyle w:val="VerbatimChar"/>
-        </w:rPr>
-        <w:t xml:space="preserve">Assigned Tuna RFMO catch   Inferred foreign catch </w:t>
-      </w:r>
-      <w:r>
-        <w:br/>
-      </w:r>
-      <w:r>
-        <w:rPr>
-          <w:rStyle w:val="VerbatimChar"/>
-        </w:rPr>
-        <w:t xml:space="preserve">                     118                        2 </w:t>
-      </w:r>
-      <w:r>
-        <w:br/>
-      </w:r>
-      <w:r>
-        <w:br/>
-      </w:r>
-      <w:r>
-        <w:rPr>
-          <w:rStyle w:val="VerbatimChar"/>
-        </w:rPr>
-        <w:t xml:space="preserve">$uncertainty_score</w:t>
-      </w:r>
-      <w:r>
-        <w:br/>
-      </w:r>
-      <w:r>
-        <w:rPr>
-          <w:rStyle w:val="VerbatimChar"/>
-        </w:rPr>
-        <w:t xml:space="preserve">&lt; table of extent 0 &gt;</w:t>
-      </w:r>
-      <w:r>
-        <w:br/>
-      </w:r>
-      <w:r>
-        <w:br/>
-      </w:r>
-      <w:r>
-        <w:rPr>
-          <w:rStyle w:val="VerbatimChar"/>
-        </w:rPr>
-        <w:t xml:space="preserve">$year</w:t>
-      </w:r>
-      <w:r>
-        <w:br/>
-      </w:r>
-      <w:r>
-        <w:br/>
-      </w:r>
-      <w:r>
-        <w:rPr>
-          <w:rStyle w:val="VerbatimChar"/>
-        </w:rPr>
-        <w:t xml:space="preserve">1974 1976 1985 1986 1987 1988 1989 1990 1991 1992 1993 1994 1995 1996 1997 1998 </w:t>
-      </w:r>
-      <w:r>
-        <w:br/>
-      </w:r>
-      <w:r>
-        <w:rPr>
-          <w:rStyle w:val="VerbatimChar"/>
-        </w:rPr>
-        <w:t xml:space="preserve">   1    1    1    1    1    1    1    1    2    2    2    2    2    2    2    2 </w:t>
-      </w:r>
-      <w:r>
-        <w:br/>
-      </w:r>
-      <w:r>
-        <w:rPr>
-          <w:rStyle w:val="VerbatimChar"/>
-        </w:rPr>
-        <w:t xml:space="preserve">1999 2000 2001 2002 2003 2004 2005 2006 2007 2008 2009 2010 2011 2012 2013 2014 </w:t>
-      </w:r>
-      <w:r>
-        <w:br/>
-      </w:r>
-      <w:r>
-        <w:rPr>
-          <w:rStyle w:val="VerbatimChar"/>
-        </w:rPr>
-        <w:t xml:space="preserve">   2    2    2    2    2    2    2    2    2    2    2    2    2    3   10    8 </w:t>
-      </w:r>
-      <w:r>
-        <w:br/>
-      </w:r>
-      <w:r>
-        <w:rPr>
-          <w:rStyle w:val="VerbatimChar"/>
-        </w:rPr>
-        <w:t xml:space="preserve">2015 2016 2017 2018 2019 </w:t>
-      </w:r>
-      <w:r>
-        <w:br/>
-      </w:r>
-      <w:r>
-        <w:rPr>
-          <w:rStyle w:val="VerbatimChar"/>
-        </w:rPr>
-        <w:t xml:space="preserve">   9   10   11    9   10 </w:t>
-      </w:r>
-      <w:r>
-        <w:br/>
-      </w:r>
-      <w:r>
-        <w:br/>
-      </w:r>
-      <w:r>
-        <w:rPr>
-          <w:rStyle w:val="VerbatimChar"/>
-        </w:rPr>
-        <w:t xml:space="preserve">$scientific_name</w:t>
-      </w:r>
-      <w:r>
-        <w:br/>
-      </w:r>
-      <w:r>
-        <w:br/>
-      </w:r>
-      <w:r>
-        <w:rPr>
-          <w:rStyle w:val="VerbatimChar"/>
-        </w:rPr>
-        <w:t xml:space="preserve">Coryphaena hippurus </w:t>
-      </w:r>
-      <w:r>
-        <w:br/>
-      </w:r>
-      <w:r>
-        <w:rPr>
-          <w:rStyle w:val="VerbatimChar"/>
-        </w:rPr>
-        <w:t xml:space="preserve">                120 </w:t>
-      </w:r>
-      <w:r>
-        <w:br/>
-      </w:r>
-      <w:r>
-        <w:br/>
-      </w:r>
-      <w:r>
-        <w:rPr>
-          <w:rStyle w:val="VerbatimChar"/>
-        </w:rPr>
-        <w:t xml:space="preserve">$common_name</w:t>
-      </w:r>
-      <w:r>
-        <w:br/>
-      </w:r>
-      <w:r>
-        <w:br/>
-      </w:r>
-      <w:r>
-        <w:rPr>
-          <w:rStyle w:val="VerbatimChar"/>
-        </w:rPr>
-        <w:t xml:space="preserve">Common dolphinfish </w:t>
-      </w:r>
-      <w:r>
-        <w:br/>
-      </w:r>
-      <w:r>
-        <w:rPr>
-          <w:rStyle w:val="VerbatimChar"/>
-        </w:rPr>
-        <w:t xml:space="preserve">               120 </w:t>
-      </w:r>
-      <w:r>
-        <w:br/>
-      </w:r>
-      <w:r>
-        <w:br/>
-      </w:r>
-      <w:r>
-        <w:rPr>
-          <w:rStyle w:val="VerbatimChar"/>
-        </w:rPr>
-        <w:t xml:space="preserve">$functional_group</w:t>
-      </w:r>
-      <w:r>
-        <w:br/>
-      </w:r>
-      <w:r>
-        <w:br/>
-      </w:r>
-      <w:r>
-        <w:rPr>
-          <w:rStyle w:val="VerbatimChar"/>
-        </w:rPr>
-        <w:t xml:space="preserve">Large pelagics (&gt;=90 cm) </w:t>
-      </w:r>
-      <w:r>
-        <w:br/>
-      </w:r>
-      <w:r>
-        <w:rPr>
-          <w:rStyle w:val="VerbatimChar"/>
-        </w:rPr>
-        <w:t xml:space="preserve">                     120 </w:t>
-      </w:r>
-      <w:r>
-        <w:br/>
-      </w:r>
-      <w:r>
-        <w:br/>
-      </w:r>
-      <w:r>
-        <w:rPr>
-          <w:rStyle w:val="VerbatimChar"/>
-        </w:rPr>
-        <w:t xml:space="preserve">$commercial_group</w:t>
-      </w:r>
-      <w:r>
-        <w:br/>
-      </w:r>
-      <w:r>
-        <w:br/>
-      </w:r>
-      <w:r>
-        <w:rPr>
-          <w:rStyle w:val="VerbatimChar"/>
-        </w:rPr>
-        <w:t xml:space="preserve">Perch-likes </w:t>
-      </w:r>
-      <w:r>
-        <w:br/>
-      </w:r>
-      <w:r>
-        <w:rPr>
-          <w:rStyle w:val="VerbatimChar"/>
-        </w:rPr>
-        <w:t xml:space="preserve">        120 </w:t>
-      </w:r>
-      <w:r>
-        <w:br/>
-      </w:r>
-      <w:r>
-        <w:br/>
-      </w:r>
-      <w:r>
-        <w:rPr>
-          <w:rStyle w:val="VerbatimChar"/>
-        </w:rPr>
-        <w:t xml:space="preserve">$fishing_entity</w:t>
-      </w:r>
-      <w:r>
-        <w:br/>
-      </w:r>
-      <w:r>
-        <w:br/>
-      </w:r>
-      <w:r>
-        <w:rPr>
-          <w:rStyle w:val="VerbatimChar"/>
-        </w:rPr>
-        <w:t xml:space="preserve">    Martinique (France)                Suriname       Trinidad &amp; Tobago </w:t>
-      </w:r>
-      <w:r>
-        <w:br/>
-      </w:r>
-      <w:r>
-        <w:rPr>
-          <w:rStyle w:val="VerbatimChar"/>
-        </w:rPr>
-        <w:t xml:space="preserve">                      2                       1                      14 </w:t>
-      </w:r>
-      <w:r>
-        <w:br/>
-      </w:r>
-      <w:r>
-        <w:rPr>
-          <w:rStyle w:val="VerbatimChar"/>
-        </w:rPr>
-        <w:t xml:space="preserve">Unknown Fishing Country               Venezuela </w:t>
-      </w:r>
-      <w:r>
-        <w:br/>
-      </w:r>
-      <w:r>
-        <w:rPr>
-          <w:rStyle w:val="VerbatimChar"/>
-        </w:rPr>
-        <w:t xml:space="preserve">                     39                      64 </w:t>
-      </w:r>
-      <w:r>
-        <w:br/>
-      </w:r>
-      <w:r>
-        <w:br/>
-      </w:r>
-      <w:r>
-        <w:rPr>
-          <w:rStyle w:val="VerbatimChar"/>
-        </w:rPr>
-        <w:t xml:space="preserve">$fishing_sector</w:t>
-      </w:r>
-      <w:r>
-        <w:br/>
-      </w:r>
-      <w:r>
-        <w:br/>
-      </w:r>
-      <w:r>
-        <w:rPr>
-          <w:rStyle w:val="VerbatimChar"/>
-        </w:rPr>
-        <w:t xml:space="preserve">Industrial </w:t>
-      </w:r>
-      <w:r>
-        <w:br/>
-      </w:r>
-      <w:r>
-        <w:rPr>
-          <w:rStyle w:val="VerbatimChar"/>
-        </w:rPr>
-        <w:t xml:space="preserve">       120 </w:t>
-      </w:r>
-      <w:r>
-        <w:br/>
-      </w:r>
-      <w:r>
-        <w:br/>
-      </w:r>
-      <w:r>
-        <w:rPr>
-          <w:rStyle w:val="VerbatimChar"/>
-        </w:rPr>
-        <w:t xml:space="preserve">$catch_type</w:t>
-      </w:r>
-      <w:r>
-        <w:br/>
-      </w:r>
-      <w:r>
-        <w:br/>
-      </w:r>
-      <w:r>
-        <w:rPr>
-          <w:rStyle w:val="VerbatimChar"/>
-        </w:rPr>
-        <w:t xml:space="preserve">Landings </w:t>
-      </w:r>
-      <w:r>
-        <w:br/>
-      </w:r>
-      <w:r>
-        <w:rPr>
-          <w:rStyle w:val="VerbatimChar"/>
-        </w:rPr>
-        <w:t xml:space="preserve">     120 </w:t>
-      </w:r>
-      <w:r>
-        <w:br/>
-      </w:r>
-      <w:r>
-        <w:br/>
-      </w:r>
-      <w:r>
-        <w:rPr>
-          <w:rStyle w:val="VerbatimChar"/>
-        </w:rPr>
-        <w:t xml:space="preserve">$reporting_status</w:t>
-      </w:r>
-      <w:r>
-        <w:br/>
-      </w:r>
-      <w:r>
-        <w:br/>
-      </w:r>
-      <w:r>
-        <w:rPr>
-          <w:rStyle w:val="VerbatimChar"/>
-        </w:rPr>
-        <w:t xml:space="preserve">Reported </w:t>
-      </w:r>
-      <w:r>
-        <w:br/>
-      </w:r>
-      <w:r>
-        <w:rPr>
-          <w:rStyle w:val="VerbatimChar"/>
-        </w:rPr>
-        <w:t xml:space="preserve">     120 </w:t>
-      </w:r>
-    </w:p>
-    <w:p>
-      <w:pPr>
-        <w:pStyle w:val="SourceCode"/>
-      </w:pPr>
-      <w:r>
-        <w:rPr>
-          <w:rStyle w:val="CommentTok"/>
-        </w:rPr>
-        <w:t xml:space="preserve">#convert to pounds</w:t>
-      </w:r>
-      <w:r>
-        <w:br/>
-      </w:r>
-      <w:r>
-        <w:rPr>
-          <w:rStyle w:val="NormalTok"/>
-        </w:rPr>
-        <w:t xml:space="preserve">v</w:t>
-      </w:r>
-      <w:r>
-        <w:rPr>
-          <w:rStyle w:val="SpecialCharTok"/>
-        </w:rPr>
-        <w:t xml:space="preserve">$</w:t>
-      </w:r>
-      <w:r>
-        <w:rPr>
-          <w:rStyle w:val="NormalTok"/>
-        </w:rPr>
-        <w:t xml:space="preserve">pounds </w:t>
-      </w:r>
-      <w:r>
-        <w:rPr>
-          <w:rStyle w:val="OtherTok"/>
-        </w:rPr>
-        <w:t xml:space="preserve">&lt;-</w:t>
-      </w:r>
-      <w:r>
-        <w:rPr>
-          <w:rStyle w:val="NormalTok"/>
-        </w:rPr>
-        <w:t xml:space="preserve"> v</w:t>
-      </w:r>
-      <w:r>
-        <w:rPr>
-          <w:rStyle w:val="SpecialCharTok"/>
-        </w:rPr>
-        <w:t xml:space="preserve">$</w:t>
-      </w:r>
-      <w:r>
-        <w:rPr>
-          <w:rStyle w:val="NormalTok"/>
-        </w:rPr>
-        <w:t xml:space="preserve">tonnes </w:t>
+        <w:t xml:space="preserve">1000</w:t>
+      </w:r>
+      <w:r>
+        <w:rPr>
+          <w:rStyle w:val="NormalTok"/>
+        </w:rPr>
+        <w:t xml:space="preserve"> </w:t>
       </w:r>
       <w:r>
         <w:rPr>
@@ -23096,51 +22462,9 @@
       </w:r>
       <w:r>
         <w:rPr>
-          <w:rStyle w:val="DecValTok"/>
-        </w:rPr>
-        <w:t xml:space="preserve">1000</w:t>
-      </w:r>
-      <w:r>
-        <w:rPr>
-          <w:rStyle w:val="NormalTok"/>
-        </w:rPr>
-        <w:t xml:space="preserve"> </w:t>
-      </w:r>
-      <w:r>
-        <w:rPr>
-          <w:rStyle w:val="SpecialCharTok"/>
-        </w:rPr>
-        <w:t xml:space="preserve">*</w:t>
-      </w:r>
-      <w:r>
-        <w:rPr>
-          <w:rStyle w:val="NormalTok"/>
-        </w:rPr>
-        <w:t xml:space="preserve"> </w:t>
-      </w:r>
-      <w:r>
-        <w:rPr>
           <w:rStyle w:val="FloatTok"/>
         </w:rPr>
         <w:t xml:space="preserve">2.20462</w:t>
-      </w:r>
-      <w:r>
-        <w:br/>
-      </w:r>
-      <w:r>
-        <w:rPr>
-          <w:rStyle w:val="CommentTok"/>
-        </w:rPr>
-        <w:t xml:space="preserve">#v$fishing_entity &lt;- droplevels(v$fishing_entity)</w:t>
-      </w:r>
-      <w:r>
-        <w:br/>
-      </w:r>
-      <w:r>
-        <w:rPr>
-          <w:rStyle w:val="CommentTok"/>
-        </w:rPr>
-        <w:t xml:space="preserve">#v$gear_type &lt;- droplevels(v$gear_type)</w:t>
       </w:r>
       <w:r>
         <w:br/>
@@ -24553,7 +23877,31 @@
         <w:rPr>
           <w:rStyle w:val="NormalTok"/>
         </w:rPr>
-        <w:t xml:space="preserve">(v1, </w:t>
+        <w:t xml:space="preserve">(v1[</w:t>
+      </w:r>
+      <w:r>
+        <w:rPr>
+          <w:rStyle w:val="DecValTok"/>
+        </w:rPr>
+        <w:t xml:space="preserve">1</w:t>
+      </w:r>
+      <w:r>
+        <w:rPr>
+          <w:rStyle w:val="SpecialCharTok"/>
+        </w:rPr>
+        <w:t xml:space="preserve">:</w:t>
+      </w:r>
+      <w:r>
+        <w:rPr>
+          <w:rStyle w:val="DecValTok"/>
+        </w:rPr>
+        <w:t xml:space="preserve">15</w:t>
+      </w:r>
+      <w:r>
+        <w:rPr>
+          <w:rStyle w:val="NormalTok"/>
+        </w:rPr>
+        <w:t xml:space="preserve">], </w:t>
       </w:r>
       <w:r>
         <w:rPr>
@@ -25085,429 +24433,6 @@
         </w:rPr>
         <w:t xml:space="preserve">                      39 </w:t>
       </w:r>
-      <w:r>
-        <w:br/>
-      </w:r>
-      <w:r>
-        <w:br/>
-      </w:r>
-      <w:r>
-        <w:rPr>
-          <w:rStyle w:val="VerbatimChar"/>
-        </w:rPr>
-        <w:t xml:space="preserve">$tonnes</w:t>
-      </w:r>
-      <w:r>
-        <w:br/>
-      </w:r>
-      <w:r>
-        <w:br/>
-      </w:r>
-      <w:r>
-        <w:rPr>
-          <w:rStyle w:val="VerbatimChar"/>
-        </w:rPr>
-        <w:t xml:space="preserve">1.035978e-01 1.180060e+02 1.181886e+00 1.246067e+03 1.265196e+02 1.359292e-02 </w:t>
-      </w:r>
-      <w:r>
-        <w:br/>
-      </w:r>
-      <w:r>
-        <w:rPr>
-          <w:rStyle w:val="VerbatimChar"/>
-        </w:rPr>
-        <w:t xml:space="preserve">           1            1            1            1            1            1 </w:t>
-      </w:r>
-      <w:r>
-        <w:br/>
-      </w:r>
-      <w:r>
-        <w:rPr>
-          <w:rStyle w:val="VerbatimChar"/>
-        </w:rPr>
-        <w:t xml:space="preserve">1.390137e+00 1.712838e-03 1.847514e+00 2.064341e+01 2.206808e+03 2.257029e+01 </w:t>
-      </w:r>
-      <w:r>
-        <w:br/>
-      </w:r>
-      <w:r>
-        <w:rPr>
-          <w:rStyle w:val="VerbatimChar"/>
-        </w:rPr>
-        <w:t xml:space="preserve">           1            1            1            1            1            1 </w:t>
-      </w:r>
-      <w:r>
-        <w:br/>
-      </w:r>
-      <w:r>
-        <w:rPr>
-          <w:rStyle w:val="VerbatimChar"/>
-        </w:rPr>
-        <w:t xml:space="preserve">2.294627e+03 2.433373e-01 2.437662e-01 2.756940e-02 2.799409e+03 2.974757e-01 </w:t>
-      </w:r>
-      <w:r>
-        <w:br/>
-      </w:r>
-      <w:r>
-        <w:rPr>
-          <w:rStyle w:val="VerbatimChar"/>
-        </w:rPr>
-        <w:t xml:space="preserve">           1            1            1            1            1            1 </w:t>
-      </w:r>
-      <w:r>
-        <w:br/>
-      </w:r>
-      <w:r>
-        <w:rPr>
-          <w:rStyle w:val="VerbatimChar"/>
-        </w:rPr>
-        <w:t xml:space="preserve">3.019718e+01 3.138950e+00 3.187104e+03 3.244301e+01 3.315615e-02 3.447657e+00 </w:t>
-      </w:r>
-      <w:r>
-        <w:br/>
-      </w:r>
-      <w:r>
-        <w:rPr>
-          <w:rStyle w:val="VerbatimChar"/>
-        </w:rPr>
-        <w:t xml:space="preserve">           1            1            1            1            1            1 </w:t>
-      </w:r>
-      <w:r>
-        <w:br/>
-      </w:r>
-      <w:r>
-        <w:rPr>
-          <w:rStyle w:val="VerbatimChar"/>
-        </w:rPr>
-        <w:t xml:space="preserve">3.573195e+03 3.576714e+01 3.856864e-02 3.974389e+01 4.411850e+00 4.991152e+00 </w:t>
-      </w:r>
-      <w:r>
-        <w:br/>
-      </w:r>
-      <w:r>
-        <w:rPr>
-          <w:rStyle w:val="VerbatimChar"/>
-        </w:rPr>
-        <w:t xml:space="preserve">           1            1            1            1            1            1 </w:t>
-      </w:r>
-      <w:r>
-        <w:br/>
-      </w:r>
-      <w:r>
-        <w:rPr>
-          <w:rStyle w:val="VerbatimChar"/>
-        </w:rPr>
-        <w:t xml:space="preserve">5.538519e-03 5.721722e-02 5.721722e-03 6.965107e-02 7.422297e-03 8.655542e-01 </w:t>
-      </w:r>
-      <w:r>
-        <w:br/>
-      </w:r>
-      <w:r>
-        <w:rPr>
-          <w:rStyle w:val="VerbatimChar"/>
-        </w:rPr>
-        <w:t xml:space="preserve">           1            1            1            1            1            1 </w:t>
-      </w:r>
-      <w:r>
-        <w:br/>
-      </w:r>
-      <w:r>
-        <w:rPr>
-          <w:rStyle w:val="VerbatimChar"/>
-        </w:rPr>
-        <w:t xml:space="preserve">8.909156e+02 8.950378e-02 9.087361e+01 </w:t>
-      </w:r>
-      <w:r>
-        <w:br/>
-      </w:r>
-      <w:r>
-        <w:rPr>
-          <w:rStyle w:val="VerbatimChar"/>
-        </w:rPr>
-        <w:t xml:space="preserve">           1            1            1 </w:t>
-      </w:r>
-      <w:r>
-        <w:br/>
-      </w:r>
-      <w:r>
-        <w:br/>
-      </w:r>
-      <w:r>
-        <w:rPr>
-          <w:rStyle w:val="VerbatimChar"/>
-        </w:rPr>
-        <w:t xml:space="preserve">$landed_value</w:t>
-      </w:r>
-      <w:r>
-        <w:br/>
-      </w:r>
-      <w:r>
-        <w:br/>
-      </w:r>
-      <w:r>
-        <w:rPr>
-          <w:rStyle w:val="VerbatimChar"/>
-        </w:rPr>
-        <w:t xml:space="preserve">1.061645e+07 1.068040e+04 1.084424e+07 1.103886e+05 1.128144e+03 1.145195e+05 </w:t>
-      </w:r>
-      <w:r>
-        <w:br/>
-      </w:r>
-      <w:r>
-        <w:rPr>
-          <w:rStyle w:val="VerbatimChar"/>
-        </w:rPr>
-        <w:t xml:space="preserve">           1            1            1            1            1            1 </w:t>
-      </w:r>
-      <w:r>
-        <w:br/>
-      </w:r>
-      <w:r>
-        <w:rPr>
-          <w:rStyle w:val="VerbatimChar"/>
-        </w:rPr>
-        <w:t xml:space="preserve">1.166079e+02 1.169389e+04 1.215793e+07 1.276863e+04 1.352301e+05 1.356429e+05 </w:t>
-      </w:r>
-      <w:r>
-        <w:br/>
-      </w:r>
-      <w:r>
-        <w:rPr>
-          <w:rStyle w:val="VerbatimChar"/>
-        </w:rPr>
-        <w:t xml:space="preserve">           1            1            1            1            1            1 </w:t>
-      </w:r>
-      <w:r>
-        <w:br/>
-      </w:r>
-      <w:r>
-        <w:rPr>
-          <w:rStyle w:val="VerbatimChar"/>
-        </w:rPr>
-        <w:t xml:space="preserve">1.602940e+01 1.698258e+04 1.729898e+01 1.729898e+02 2.015819e+02 2.471291e+06 </w:t>
-      </w:r>
-      <w:r>
-        <w:br/>
-      </w:r>
-      <w:r>
-        <w:rPr>
-          <w:rStyle w:val="VerbatimChar"/>
-        </w:rPr>
-        <w:t xml:space="preserve">           1            1            1            1            1            1 </w:t>
-      </w:r>
-      <w:r>
-        <w:br/>
-      </w:r>
-      <w:r>
-        <w:rPr>
-          <w:rStyle w:val="VerbatimChar"/>
-        </w:rPr>
-        <w:t xml:space="preserve">2.517522e+01 2.873676e+02 2.945081e+03 3.045400e+02 3.092009e+05 3.420578e+03 </w:t>
-      </w:r>
-      <w:r>
-        <w:br/>
-      </w:r>
-      <w:r>
-        <w:rPr>
-          <w:rStyle w:val="VerbatimChar"/>
-        </w:rPr>
-        <w:t xml:space="preserve">           1            1            1            1            1            1 </w:t>
-      </w:r>
-      <w:r>
-        <w:br/>
-      </w:r>
-      <w:r>
-        <w:rPr>
-          <w:rStyle w:val="VerbatimChar"/>
-        </w:rPr>
-        <w:t xml:space="preserve">3.606328e+06 4.015198e+05 4.798115e+05 5.124778e+03 5.154963e+01 5.271941e+03 </w:t>
-      </w:r>
-      <w:r>
-        <w:br/>
-      </w:r>
-      <w:r>
-        <w:rPr>
-          <w:rStyle w:val="VerbatimChar"/>
-        </w:rPr>
-        <w:t xml:space="preserve">           1            1            1            1            1            1 </w:t>
-      </w:r>
-      <w:r>
-        <w:br/>
-      </w:r>
-      <w:r>
-        <w:rPr>
-          <w:rStyle w:val="VerbatimChar"/>
-        </w:rPr>
-        <w:t xml:space="preserve">5.809666e+00 6.672035e+06 6.823871e+04 7.001906e+04 7.647414e+01 7.783001e+06 </w:t>
-      </w:r>
-      <w:r>
-        <w:br/>
-      </w:r>
-      <w:r>
-        <w:rPr>
-          <w:rStyle w:val="VerbatimChar"/>
-        </w:rPr>
-        <w:t xml:space="preserve">           1            1            1            1            1            1 </w:t>
-      </w:r>
-      <w:r>
-        <w:br/>
-      </w:r>
-      <w:r>
-        <w:rPr>
-          <w:rStyle w:val="VerbatimChar"/>
-        </w:rPr>
-        <w:t xml:space="preserve">8.253604e+02 8.294236e+02 9.197110e+01 </w:t>
-      </w:r>
-      <w:r>
-        <w:br/>
-      </w:r>
-      <w:r>
-        <w:rPr>
-          <w:rStyle w:val="VerbatimChar"/>
-        </w:rPr>
-        <w:t xml:space="preserve">           1            1            1 </w:t>
-      </w:r>
-      <w:r>
-        <w:br/>
-      </w:r>
-      <w:r>
-        <w:br/>
-      </w:r>
-      <w:r>
-        <w:rPr>
-          <w:rStyle w:val="VerbatimChar"/>
-        </w:rPr>
-        <w:t xml:space="preserve">$pounds</w:t>
-      </w:r>
-      <w:r>
-        <w:br/>
-      </w:r>
-      <w:r>
-        <w:br/>
-      </w:r>
-      <w:r>
-        <w:rPr>
-          <w:rStyle w:val="VerbatimChar"/>
-        </w:rPr>
-        <w:t xml:space="preserve">1.100359e+04 1.221033e+01 1.261422e+01 1.261422e+02 1.535541e+02 1.636334e+01 </w:t>
-      </w:r>
-      <w:r>
-        <w:br/>
-      </w:r>
-      <w:r>
-        <w:rPr>
-          <w:rStyle w:val="VerbatimChar"/>
-        </w:rPr>
-        <w:t xml:space="preserve">           1            1            1            1            1            1 </w:t>
-      </w:r>
-      <w:r>
-        <w:br/>
-      </w:r>
-      <w:r>
-        <w:rPr>
-          <w:rStyle w:val="VerbatimChar"/>
-        </w:rPr>
-        <w:t xml:space="preserve">1.908218e+03 1.964130e+06 1.973218e+02 2.003418e+05 2.283938e+02 2.601584e+05 </w:t>
-      </w:r>
-      <w:r>
-        <w:br/>
-      </w:r>
-      <w:r>
-        <w:rPr>
-          <w:rStyle w:val="VerbatimChar"/>
-        </w:rPr>
-        <w:t xml:space="preserve">           1            1            1            1            1            1 </w:t>
-      </w:r>
-      <w:r>
-        <w:br/>
-      </w:r>
-      <w:r>
-        <w:rPr>
-          <w:rStyle w:val="VerbatimChar"/>
-        </w:rPr>
-        <w:t xml:space="preserve">2.605610e+03 2.747105e+06 2.789275e+05 2.996721e+01 3.064724e+03 3.776156e+00 </w:t>
-      </w:r>
-      <w:r>
-        <w:br/>
-      </w:r>
-      <w:r>
-        <w:rPr>
-          <w:rStyle w:val="VerbatimChar"/>
-        </w:rPr>
-        <w:t xml:space="preserve">           1            1            1            1            1            1 </w:t>
-      </w:r>
-      <w:r>
-        <w:br/>
-      </w:r>
-      <w:r>
-        <w:rPr>
-          <w:rStyle w:val="VerbatimChar"/>
-        </w:rPr>
-        <w:t xml:space="preserve">4.073067e+03 4.551087e+04 4.865173e+06 4.975890e+04 5.058781e+06 5.364663e+02 </w:t>
-      </w:r>
-      <w:r>
-        <w:br/>
-      </w:r>
-      <w:r>
-        <w:rPr>
-          <w:rStyle w:val="VerbatimChar"/>
-        </w:rPr>
-        <w:t xml:space="preserve">           1            1            1            1            1            1 </w:t>
-      </w:r>
-      <w:r>
-        <w:br/>
-      </w:r>
-      <w:r>
-        <w:rPr>
-          <w:rStyle w:val="VerbatimChar"/>
-        </w:rPr>
-        <w:t xml:space="preserve">5.374118e+02 6.078005e+01 6.171632e+06 6.558209e+02 6.657332e+04 6.920193e+03 </w:t>
-      </w:r>
-      <w:r>
-        <w:br/>
-      </w:r>
-      <w:r>
-        <w:rPr>
-          <w:rStyle w:val="VerbatimChar"/>
-        </w:rPr>
-        <w:t xml:space="preserve">           1            1            1            1            1            1 </w:t>
-      </w:r>
-      <w:r>
-        <w:br/>
-      </w:r>
-      <w:r>
-        <w:rPr>
-          <w:rStyle w:val="VerbatimChar"/>
-        </w:rPr>
-        <w:t xml:space="preserve">7.026353e+06 7.152452e+04 7.309671e+01 7.600773e+03 7.877538e+06 7.885296e+04 </w:t>
-      </w:r>
-      <w:r>
-        <w:br/>
-      </w:r>
-      <w:r>
-        <w:rPr>
-          <w:rStyle w:val="VerbatimChar"/>
-        </w:rPr>
-        <w:t xml:space="preserve">           1            1            1            1            1            1 </w:t>
-      </w:r>
-      <w:r>
-        <w:br/>
-      </w:r>
-      <w:r>
-        <w:rPr>
-          <w:rStyle w:val="VerbatimChar"/>
-        </w:rPr>
-        <w:t xml:space="preserve">8.502920e+01 8.762018e+04 9.726452e+03 </w:t>
-      </w:r>
-      <w:r>
-        <w:br/>
-      </w:r>
-      <w:r>
-        <w:rPr>
-          <w:rStyle w:val="VerbatimChar"/>
-        </w:rPr>
-        <w:t xml:space="preserve">           1            1            1 </w:t>
-      </w:r>
     </w:p>
     <w:p>
       <w:pPr>
@@ -25598,7 +24523,7 @@
         <w:rPr>
           <w:rStyle w:val="DecValTok"/>
         </w:rPr>
-        <w:t xml:space="preserve">1</w:t>
+        <w:t xml:space="preserve">5</w:t>
       </w:r>
       <w:r>
         <w:rPr>

--- a/NOAA-quarto-book.docx
+++ b/NOAA-quarto-book.docx
@@ -4977,7 +4977,7 @@
     </w:p>
     <w:bookmarkEnd w:id="42"/>
     <w:bookmarkEnd w:id="43"/>
-    <w:bookmarkStart w:id="88" w:name="Xe26c3f41e1745c86da5f9014b1083b8d1813786"/>
+    <w:bookmarkStart w:id="89" w:name="Xe26c3f41e1745c86da5f9014b1083b8d1813786"/>
     <w:p>
       <w:pPr>
         <w:pStyle w:val="Heading1"/>
@@ -5036,7 +5036,7 @@
         </w:r>
       </w:hyperlink>
       <w:r>
-        <w:t xml:space="preserve">. In the Biodiversity by Taxon Tools and Data, we filter by EEZ for All regions, and then filter by Taxon at the Species level for Common dolphinfish (Coryphaena hippurus). After clicking</w:t>
+        <w:t xml:space="preserve">(Pauly, Zeller, and Palomares, 2020.). In the Biodiversity by Taxon Tools and Data, we filter by EEZ for All regions, and then filter by Taxon at the Species level for Common dolphinfish (Coryphaena hippurus). After clicking</w:t>
       </w:r>
       <w:r>
         <w:t xml:space="preserve"> </w:t>
@@ -26510,24 +26510,13 @@
       </w:r>
     </w:p>
     <w:bookmarkEnd w:id="87"/>
-    <w:bookmarkEnd w:id="88"/>
-    <w:bookmarkStart w:id="89" w:name="sst"/>
+    <w:bookmarkStart w:id="88" w:name="references"/>
     <w:p>
       <w:pPr>
-        <w:pStyle w:val="Heading1"/>
+        <w:pStyle w:val="Heading2"/>
       </w:pPr>
       <w:r>
-        <w:t xml:space="preserve">4. SST</w:t>
-      </w:r>
-    </w:p>
-    <w:bookmarkEnd w:id="89"/>
-    <w:bookmarkStart w:id="90" w:name="analysis-of-ocean-temperature-trends"/>
-    <w:p>
-      <w:pPr>
-        <w:pStyle w:val="Heading1"/>
-      </w:pPr>
-      <w:r>
-        <w:t xml:space="preserve">5. Analysis of ocean temperature trends</w:t>
+        <w:t xml:space="preserve">3.10 References</w:t>
       </w:r>
     </w:p>
     <w:p>
@@ -26535,10 +26524,39 @@
         <w:pStyle w:val="FirstParagraph"/>
       </w:pPr>
       <w:r>
-        <w:t xml:space="preserve">Coming soon</w:t>
+        <w:t xml:space="preserve">Pauly D., Zeller D., Palomares M.L.D. (Editors), 2020. Sea Around Us Concepts, Design and Data (seaaroundus.org).</w:t>
+      </w:r>
+    </w:p>
+    <w:bookmarkEnd w:id="88"/>
+    <w:bookmarkEnd w:id="89"/>
+    <w:bookmarkStart w:id="90" w:name="sst"/>
+    <w:p>
+      <w:pPr>
+        <w:pStyle w:val="Heading1"/>
+      </w:pPr>
+      <w:r>
+        <w:t xml:space="preserve">4. SST</w:t>
       </w:r>
     </w:p>
     <w:bookmarkEnd w:id="90"/>
+    <w:bookmarkStart w:id="91" w:name="analysis-of-ocean-temperature-trends"/>
+    <w:p>
+      <w:pPr>
+        <w:pStyle w:val="Heading1"/>
+      </w:pPr>
+      <w:r>
+        <w:t xml:space="preserve">5. Analysis of ocean temperature trends</w:t>
+      </w:r>
+    </w:p>
+    <w:p>
+      <w:pPr>
+        <w:pStyle w:val="FirstParagraph"/>
+      </w:pPr>
+      <w:r>
+        <w:t xml:space="preserve">Coming soon</w:t>
+      </w:r>
+    </w:p>
+    <w:bookmarkEnd w:id="91"/>
     <w:sectPr>
       <w:headerReference r:id="rId11" w:type="even"/>
       <w:headerReference r:id="rId10" w:type="default"/>

--- a/NOAA-quarto-book.docx
+++ b/NOAA-quarto-book.docx
@@ -1486,7 +1486,7 @@
         <w:rPr>
           <w:rStyle w:val="CommentTok"/>
         </w:rPr>
-        <w:t xml:space="preserve"># codes: FL regions 1 (NW FL Panhandle- Escambia to Dixie co.) and 2 (SW FL Peninsula- Levy to Collier co), but retained FL region 3 (FL Keys- Monroe co.)</w:t>
+        <w:t xml:space="preserve"># codes for WFL regions: 1 (NW FL Panhandle- Escambia to Dixie co.), 2 (SW FL Peninsula- Levy to Collier co), 3 (FL Keys- Monroe co.)</w:t>
       </w:r>
       <w:r>
         <w:br/>
@@ -3130,7 +3130,7 @@
         <w:rPr>
           <w:rStyle w:val="DecValTok"/>
         </w:rPr>
-        <w:t xml:space="preserve">5</w:t>
+        <w:t xml:space="preserve">7</w:t>
       </w:r>
       <w:r>
         <w:rPr>
@@ -3166,7 +3166,7 @@
         <w:rPr>
           <w:rStyle w:val="FloatTok"/>
         </w:rPr>
-        <w:t xml:space="preserve">3.5</w:t>
+        <w:t xml:space="preserve">3.3</w:t>
       </w:r>
       <w:r>
         <w:rPr>
@@ -3283,7 +3283,238 @@
         <w:rPr>
           <w:rStyle w:val="NormalTok"/>
         </w:rPr>
+        <w:t xml:space="preserve">, </w:t>
+      </w:r>
+      <w:r>
+        <w:rPr>
+          <w:rStyle w:val="AttributeTok"/>
+        </w:rPr>
+        <w:t xml:space="preserve">lty =</w:t>
+      </w:r>
+      <w:r>
+        <w:rPr>
+          <w:rStyle w:val="NormalTok"/>
+        </w:rPr>
+        <w:t xml:space="preserve"> </w:t>
+      </w:r>
+      <w:r>
+        <w:rPr>
+          <w:rStyle w:val="DecValTok"/>
+        </w:rPr>
+        <w:t xml:space="preserve">2</w:t>
+      </w:r>
+      <w:r>
+        <w:rPr>
+          <w:rStyle w:val="NormalTok"/>
+        </w:rPr>
         <w:t xml:space="preserve">)</w:t>
+      </w:r>
+      <w:r>
+        <w:br/>
+      </w:r>
+      <w:r>
+        <w:rPr>
+          <w:rStyle w:val="FunctionTok"/>
+        </w:rPr>
+        <w:t xml:space="preserve">legend</w:t>
+      </w:r>
+      <w:r>
+        <w:rPr>
+          <w:rStyle w:val="NormalTok"/>
+        </w:rPr>
+        <w:t xml:space="preserve">(</w:t>
+      </w:r>
+      <w:r>
+        <w:rPr>
+          <w:rStyle w:val="StringTok"/>
+        </w:rPr>
+        <w:t xml:space="preserve">"topright"</w:t>
+      </w:r>
+      <w:r>
+        <w:rPr>
+          <w:rStyle w:val="NormalTok"/>
+        </w:rPr>
+        <w:t xml:space="preserve">, </w:t>
+      </w:r>
+      <w:r>
+        <w:rPr>
+          <w:rStyle w:val="FunctionTok"/>
+        </w:rPr>
+        <w:t xml:space="preserve">c</w:t>
+      </w:r>
+      <w:r>
+        <w:rPr>
+          <w:rStyle w:val="NormalTok"/>
+        </w:rPr>
+        <w:t xml:space="preserve">(</w:t>
+      </w:r>
+      <w:r>
+        <w:rPr>
+          <w:rStyle w:val="StringTok"/>
+        </w:rPr>
+        <w:t xml:space="preserve">"previous data"</w:t>
+      </w:r>
+      <w:r>
+        <w:rPr>
+          <w:rStyle w:val="NormalTok"/>
+        </w:rPr>
+        <w:t xml:space="preserve">, </w:t>
+      </w:r>
+      <w:r>
+        <w:rPr>
+          <w:rStyle w:val="StringTok"/>
+        </w:rPr>
+        <w:t xml:space="preserve">"new data"</w:t>
+      </w:r>
+      <w:r>
+        <w:rPr>
+          <w:rStyle w:val="NormalTok"/>
+        </w:rPr>
+        <w:t xml:space="preserve">), </w:t>
+      </w:r>
+      <w:r>
+        <w:rPr>
+          <w:rStyle w:val="AttributeTok"/>
+        </w:rPr>
+        <w:t xml:space="preserve">col =</w:t>
+      </w:r>
+      <w:r>
+        <w:rPr>
+          <w:rStyle w:val="NormalTok"/>
+        </w:rPr>
+        <w:t xml:space="preserve"> </w:t>
+      </w:r>
+      <w:r>
+        <w:rPr>
+          <w:rStyle w:val="FunctionTok"/>
+        </w:rPr>
+        <w:t xml:space="preserve">c</w:t>
+      </w:r>
+      <w:r>
+        <w:rPr>
+          <w:rStyle w:val="NormalTok"/>
+        </w:rPr>
+        <w:t xml:space="preserve">(</w:t>
+      </w:r>
+      <w:r>
+        <w:rPr>
+          <w:rStyle w:val="DecValTok"/>
+        </w:rPr>
+        <w:t xml:space="preserve">1</w:t>
+      </w:r>
+      <w:r>
+        <w:rPr>
+          <w:rStyle w:val="NormalTok"/>
+        </w:rPr>
+        <w:t xml:space="preserve">, </w:t>
+      </w:r>
+      <w:r>
+        <w:rPr>
+          <w:rStyle w:val="DecValTok"/>
+        </w:rPr>
+        <w:t xml:space="preserve">2</w:t>
+      </w:r>
+      <w:r>
+        <w:rPr>
+          <w:rStyle w:val="NormalTok"/>
+        </w:rPr>
+        <w:t xml:space="preserve">), </w:t>
+      </w:r>
+      <w:r>
+        <w:rPr>
+          <w:rStyle w:val="AttributeTok"/>
+        </w:rPr>
+        <w:t xml:space="preserve">lwd =</w:t>
+      </w:r>
+      <w:r>
+        <w:rPr>
+          <w:rStyle w:val="NormalTok"/>
+        </w:rPr>
+        <w:t xml:space="preserve"> </w:t>
+      </w:r>
+      <w:r>
+        <w:rPr>
+          <w:rStyle w:val="FunctionTok"/>
+        </w:rPr>
+        <w:t xml:space="preserve">c</w:t>
+      </w:r>
+      <w:r>
+        <w:rPr>
+          <w:rStyle w:val="NormalTok"/>
+        </w:rPr>
+        <w:t xml:space="preserve">(</w:t>
+      </w:r>
+      <w:r>
+        <w:rPr>
+          <w:rStyle w:val="DecValTok"/>
+        </w:rPr>
+        <w:t xml:space="preserve">4</w:t>
+      </w:r>
+      <w:r>
+        <w:rPr>
+          <w:rStyle w:val="NormalTok"/>
+        </w:rPr>
+        <w:t xml:space="preserve">, </w:t>
+      </w:r>
+      <w:r>
+        <w:rPr>
+          <w:rStyle w:val="DecValTok"/>
+        </w:rPr>
+        <w:t xml:space="preserve">2</w:t>
+      </w:r>
+      <w:r>
+        <w:rPr>
+          <w:rStyle w:val="NormalTok"/>
+        </w:rPr>
+        <w:t xml:space="preserve">), </w:t>
+      </w:r>
+      <w:r>
+        <w:rPr>
+          <w:rStyle w:val="AttributeTok"/>
+        </w:rPr>
+        <w:t xml:space="preserve">lty =</w:t>
+      </w:r>
+      <w:r>
+        <w:rPr>
+          <w:rStyle w:val="NormalTok"/>
+        </w:rPr>
+        <w:t xml:space="preserve"> </w:t>
+      </w:r>
+      <w:r>
+        <w:rPr>
+          <w:rStyle w:val="FunctionTok"/>
+        </w:rPr>
+        <w:t xml:space="preserve">c</w:t>
+      </w:r>
+      <w:r>
+        <w:rPr>
+          <w:rStyle w:val="NormalTok"/>
+        </w:rPr>
+        <w:t xml:space="preserve">(</w:t>
+      </w:r>
+      <w:r>
+        <w:rPr>
+          <w:rStyle w:val="DecValTok"/>
+        </w:rPr>
+        <w:t xml:space="preserve">1</w:t>
+      </w:r>
+      <w:r>
+        <w:rPr>
+          <w:rStyle w:val="NormalTok"/>
+        </w:rPr>
+        <w:t xml:space="preserve">, </w:t>
+      </w:r>
+      <w:r>
+        <w:rPr>
+          <w:rStyle w:val="DecValTok"/>
+        </w:rPr>
+        <w:t xml:space="preserve">2</w:t>
+      </w:r>
+      <w:r>
+        <w:rPr>
+          <w:rStyle w:val="NormalTok"/>
+        </w:rPr>
+        <w:t xml:space="preserve">))</w:t>
       </w:r>
     </w:p>
     <w:p>
@@ -7155,6 +7386,54 @@
           <w:rStyle w:val="DecValTok"/>
         </w:rPr>
         <w:t xml:space="preserve">2</w:t>
+      </w:r>
+      <w:r>
+        <w:rPr>
+          <w:rStyle w:val="NormalTok"/>
+        </w:rPr>
+        <w:t xml:space="preserve">, </w:t>
+      </w:r>
+      <w:r>
+        <w:rPr>
+          <w:rStyle w:val="AttributeTok"/>
+        </w:rPr>
+        <w:t xml:space="preserve">ncol =</w:t>
+      </w:r>
+      <w:r>
+        <w:rPr>
+          <w:rStyle w:val="NormalTok"/>
+        </w:rPr>
+        <w:t xml:space="preserve"> </w:t>
+      </w:r>
+      <w:r>
+        <w:rPr>
+          <w:rStyle w:val="DecValTok"/>
+        </w:rPr>
+        <w:t xml:space="preserve">2</w:t>
+      </w:r>
+      <w:r>
+        <w:rPr>
+          <w:rStyle w:val="NormalTok"/>
+        </w:rPr>
+        <w:t xml:space="preserve">, </w:t>
+      </w:r>
+      <w:r>
+        <w:rPr>
+          <w:rStyle w:val="AttributeTok"/>
+        </w:rPr>
+        <w:t xml:space="preserve">bty =</w:t>
+      </w:r>
+      <w:r>
+        <w:rPr>
+          <w:rStyle w:val="NormalTok"/>
+        </w:rPr>
+        <w:t xml:space="preserve"> </w:t>
+      </w:r>
+      <w:r>
+        <w:rPr>
+          <w:rStyle w:val="StringTok"/>
+        </w:rPr>
+        <w:t xml:space="preserve">"n"</w:t>
       </w:r>
       <w:r>
         <w:rPr>

--- a/NOAA-quarto-book.docx
+++ b/NOAA-quarto-book.docx
@@ -8832,7 +8832,7 @@
       <w:r>
         <w:drawing>
           <wp:inline>
-            <wp:extent cx="4620126" cy="3696101"/>
+            <wp:extent cx="5943600" cy="2377440"/>
             <wp:effectExtent b="0" l="0" r="0" t="0"/>
             <wp:docPr descr="" title="" id="32" name="Picture"/>
             <a:graphic>
@@ -8853,7 +8853,7 @@
                   <pic:spPr bwMode="auto">
                     <a:xfrm>
                       <a:off x="0" y="0"/>
-                      <a:ext cx="4620126" cy="3696101"/>
+                      <a:ext cx="5943600" cy="2377440"/>
                     </a:xfrm>
                     <a:prstGeom prst="rect">
                       <a:avLst/>
@@ -9018,9 +9018,6 @@
         <w:br/>
       </w:r>
       <w:r>
-        <w:br/>
-      </w:r>
-      <w:r>
         <w:rPr>
           <w:rStyle w:val="FunctionTok"/>
         </w:rPr>
@@ -9825,9 +9822,15 @@
       </w:r>
       <w:r>
         <w:rPr>
-          <w:rStyle w:val="NormalTok"/>
-        </w:rPr>
-        <w:t xml:space="preserve">f   </w:t>
+          <w:rStyle w:val="FunctionTok"/>
+        </w:rPr>
+        <w:t xml:space="preserve">head</w:t>
+      </w:r>
+      <w:r>
+        <w:rPr>
+          <w:rStyle w:val="NormalTok"/>
+        </w:rPr>
+        <w:t xml:space="preserve">(f)   </w:t>
       </w:r>
       <w:r>
         <w:rPr>
@@ -9844,5092 +9847,124 @@
         <w:rPr>
           <w:rStyle w:val="VerbatimChar"/>
         </w:rPr>
-        <w:t xml:space="preserve">            Hire_FLK    Hire_NCFL     Hire_NNC     Hire_VBM     Rec_FLK</w:t>
-      </w:r>
-      <w:r>
-        <w:br/>
-      </w:r>
-      <w:r>
-        <w:rPr>
-          <w:rStyle w:val="VerbatimChar"/>
-        </w:rPr>
-        <w:t xml:space="preserve">1981_2            NA           NA           NA           NA  2793285.48</w:t>
-      </w:r>
-      <w:r>
-        <w:br/>
-      </w:r>
-      <w:r>
-        <w:rPr>
-          <w:rStyle w:val="VerbatimChar"/>
-        </w:rPr>
-        <w:t xml:space="preserve">1981_3   300873.7645           NA  254049.4202           NA  3915698.35</w:t>
-      </w:r>
-      <w:r>
-        <w:br/>
-      </w:r>
-      <w:r>
-        <w:rPr>
-          <w:rStyle w:val="VerbatimChar"/>
-        </w:rPr>
-        <w:t xml:space="preserve">1981_4    50017.4599           NA    2705.8210           NA   905621.21</w:t>
-      </w:r>
-      <w:r>
-        <w:br/>
-      </w:r>
-      <w:r>
-        <w:rPr>
-          <w:rStyle w:val="VerbatimChar"/>
-        </w:rPr>
-        <w:t xml:space="preserve">1981_5     3748.3009           NA           NA           NA   479833.98</w:t>
-      </w:r>
-      <w:r>
-        <w:br/>
-      </w:r>
-      <w:r>
-        <w:rPr>
-          <w:rStyle w:val="VerbatimChar"/>
-        </w:rPr>
-        <w:t xml:space="preserve">1981_6            NA           NA           NA           NA   848201.53</w:t>
-      </w:r>
-      <w:r>
-        <w:br/>
-      </w:r>
-      <w:r>
-        <w:rPr>
-          <w:rStyle w:val="VerbatimChar"/>
-        </w:rPr>
-        <w:t xml:space="preserve">1981_NA           NA   74702.5028           NA 1.400247e+03          NA</w:t>
-      </w:r>
-      <w:r>
-        <w:br/>
-      </w:r>
-      <w:r>
-        <w:rPr>
-          <w:rStyle w:val="VerbatimChar"/>
-        </w:rPr>
-        <w:t xml:space="preserve">1982_1            NA           NA           NA           NA   478682.43</w:t>
-      </w:r>
-      <w:r>
-        <w:br/>
-      </w:r>
-      <w:r>
-        <w:rPr>
-          <w:rStyle w:val="VerbatimChar"/>
-        </w:rPr>
-        <w:t xml:space="preserve">1982_2    84270.4684           NA           NA           NA    27122.56</w:t>
-      </w:r>
-      <w:r>
-        <w:br/>
-      </w:r>
-      <w:r>
-        <w:rPr>
-          <w:rStyle w:val="VerbatimChar"/>
-        </w:rPr>
-        <w:t xml:space="preserve">1982_3   129622.4861           NA           NA           NA  3005422.81</w:t>
-      </w:r>
-      <w:r>
-        <w:br/>
-      </w:r>
-      <w:r>
-        <w:rPr>
-          <w:rStyle w:val="VerbatimChar"/>
-        </w:rPr>
-        <w:t xml:space="preserve">1982_4   115226.2608           NA   27578.4417           NA  1993004.74</w:t>
-      </w:r>
-      <w:r>
-        <w:br/>
-      </w:r>
-      <w:r>
-        <w:rPr>
-          <w:rStyle w:val="VerbatimChar"/>
-        </w:rPr>
-        <w:t xml:space="preserve">1982_5    13668.9931           NA           NA           NA  1699054.60</w:t>
-      </w:r>
-      <w:r>
-        <w:br/>
-      </w:r>
-      <w:r>
-        <w:rPr>
-          <w:rStyle w:val="VerbatimChar"/>
-        </w:rPr>
-        <w:t xml:space="preserve">1982_6     4670.0135           NA           NA           NA  1219385.54</w:t>
-      </w:r>
-      <w:r>
-        <w:br/>
-      </w:r>
-      <w:r>
-        <w:rPr>
-          <w:rStyle w:val="VerbatimChar"/>
-        </w:rPr>
-        <w:t xml:space="preserve">1982_NA           NA   92271.4232           NA 2.749224e+03          NA</w:t>
-      </w:r>
-      <w:r>
-        <w:br/>
-      </w:r>
-      <w:r>
-        <w:rPr>
-          <w:rStyle w:val="VerbatimChar"/>
-        </w:rPr>
-        <w:t xml:space="preserve">1983_1            NA           NA           NA           NA   996045.13</w:t>
-      </w:r>
-      <w:r>
-        <w:br/>
-      </w:r>
-      <w:r>
-        <w:rPr>
-          <w:rStyle w:val="VerbatimChar"/>
-        </w:rPr>
-        <w:t xml:space="preserve">1983_2    78251.8667           NA           NA           NA   817568.31</w:t>
-      </w:r>
-      <w:r>
-        <w:br/>
-      </w:r>
-      <w:r>
-        <w:rPr>
-          <w:rStyle w:val="VerbatimChar"/>
-        </w:rPr>
-        <w:t xml:space="preserve">1983_3   296178.5757     215.4985   45363.4111           NA  5507616.65</w:t>
-      </w:r>
-      <w:r>
-        <w:br/>
-      </w:r>
-      <w:r>
-        <w:rPr>
-          <w:rStyle w:val="VerbatimChar"/>
-        </w:rPr>
-        <w:t xml:space="preserve">1983_4   365077.5616     729.3286           NA 3.761981e+03  1066081.17</w:t>
-      </w:r>
-      <w:r>
-        <w:br/>
-      </w:r>
-      <w:r>
-        <w:rPr>
-          <w:rStyle w:val="VerbatimChar"/>
-        </w:rPr>
-        <w:t xml:space="preserve">1983_5   258368.1069           NA   43327.1187           NA  1192916.67</w:t>
-      </w:r>
-      <w:r>
-        <w:br/>
-      </w:r>
-      <w:r>
-        <w:rPr>
-          <w:rStyle w:val="VerbatimChar"/>
-        </w:rPr>
-        <w:t xml:space="preserve">1983_6    22129.7128           NA           NA           NA   420434.40</w:t>
-      </w:r>
-      <w:r>
-        <w:br/>
-      </w:r>
-      <w:r>
-        <w:rPr>
-          <w:rStyle w:val="VerbatimChar"/>
-        </w:rPr>
-        <w:t xml:space="preserve">1983_NA           NA   40839.2141           NA 1.617195e+03          NA</w:t>
-      </w:r>
-      <w:r>
-        <w:br/>
-      </w:r>
-      <w:r>
-        <w:rPr>
-          <w:rStyle w:val="VerbatimChar"/>
-        </w:rPr>
-        <w:t xml:space="preserve">1984_1    60534.3153           NA           NA           NA   496799.13</w:t>
-      </w:r>
-      <w:r>
-        <w:br/>
-      </w:r>
-      <w:r>
-        <w:rPr>
-          <w:rStyle w:val="VerbatimChar"/>
-        </w:rPr>
-        <w:t xml:space="preserve">1984_2   109334.0510           NA           NA           NA   813248.44</w:t>
-      </w:r>
-      <w:r>
-        <w:br/>
-      </w:r>
-      <w:r>
-        <w:rPr>
-          <w:rStyle w:val="VerbatimChar"/>
-        </w:rPr>
-        <w:t xml:space="preserve">1984_3   216520.5971           NA           NA           NA   688001.30</w:t>
-      </w:r>
-      <w:r>
-        <w:br/>
-      </w:r>
-      <w:r>
-        <w:rPr>
-          <w:rStyle w:val="VerbatimChar"/>
-        </w:rPr>
-        <w:t xml:space="preserve">1984_4   532525.3239   21162.9274           NA           NA   568272.84</w:t>
-      </w:r>
-      <w:r>
-        <w:br/>
-      </w:r>
-      <w:r>
-        <w:rPr>
-          <w:rStyle w:val="VerbatimChar"/>
-        </w:rPr>
-        <w:t xml:space="preserve">1984_5    61308.6459    4940.8922           NA           NA   231831.17</w:t>
-      </w:r>
-      <w:r>
-        <w:br/>
-      </w:r>
-      <w:r>
-        <w:rPr>
-          <w:rStyle w:val="VerbatimChar"/>
-        </w:rPr>
-        <w:t xml:space="preserve">1984_6    40863.8371           NA           NA           NA  3918891.39</w:t>
-      </w:r>
-      <w:r>
-        <w:br/>
-      </w:r>
-      <w:r>
-        <w:rPr>
-          <w:rStyle w:val="VerbatimChar"/>
-        </w:rPr>
-        <w:t xml:space="preserve">1984_NA           NA   48554.9922           NA 4.203048e+03          NA</w:t>
-      </w:r>
-      <w:r>
-        <w:br/>
-      </w:r>
-      <w:r>
-        <w:rPr>
-          <w:rStyle w:val="VerbatimChar"/>
-        </w:rPr>
-        <w:t xml:space="preserve">1985_1     4462.0896           NA           NA           NA   468466.30</w:t>
-      </w:r>
-      <w:r>
-        <w:br/>
-      </w:r>
-      <w:r>
-        <w:rPr>
-          <w:rStyle w:val="VerbatimChar"/>
-        </w:rPr>
-        <w:t xml:space="preserve">1985_2   127323.9916           NA           NA           NA   309953.53</w:t>
-      </w:r>
-      <w:r>
-        <w:br/>
-      </w:r>
-      <w:r>
-        <w:rPr>
-          <w:rStyle w:val="VerbatimChar"/>
-        </w:rPr>
-        <w:t xml:space="preserve">1985_3   506974.7595  134535.9624   58514.1316           NA  2455502.04</w:t>
-      </w:r>
-      <w:r>
-        <w:br/>
-      </w:r>
-      <w:r>
-        <w:rPr>
-          <w:rStyle w:val="VerbatimChar"/>
-        </w:rPr>
-        <w:t xml:space="preserve">1985_4            NA    7153.5135           NA 6.494967e+03  3224326.49</w:t>
-      </w:r>
-      <w:r>
-        <w:br/>
-      </w:r>
-      <w:r>
-        <w:rPr>
-          <w:rStyle w:val="VerbatimChar"/>
-        </w:rPr>
-        <w:t xml:space="preserve">1985_5     4177.8282           NA           NA           NA  1419943.79</w:t>
-      </w:r>
-      <w:r>
-        <w:br/>
-      </w:r>
-      <w:r>
-        <w:rPr>
-          <w:rStyle w:val="VerbatimChar"/>
-        </w:rPr>
-        <w:t xml:space="preserve">1985_6    74584.3285           NA           NA           NA    47109.12</w:t>
-      </w:r>
-      <w:r>
-        <w:br/>
-      </w:r>
-      <w:r>
-        <w:rPr>
-          <w:rStyle w:val="VerbatimChar"/>
-        </w:rPr>
-        <w:t xml:space="preserve">1985_NA           NA   31300.1745           NA 2.385891e+03          NA</w:t>
-      </w:r>
-      <w:r>
-        <w:br/>
-      </w:r>
-      <w:r>
-        <w:rPr>
-          <w:rStyle w:val="VerbatimChar"/>
-        </w:rPr>
-        <w:t xml:space="preserve">1986_1     3253.2455           NA           NA           NA   378536.05</w:t>
-      </w:r>
-      <w:r>
-        <w:br/>
-      </w:r>
-      <w:r>
-        <w:rPr>
-          <w:rStyle w:val="VerbatimChar"/>
-        </w:rPr>
-        <w:t xml:space="preserve">1986_2   310022.8131           NA    7272.7549           NA  1383797.02</w:t>
-      </w:r>
-      <w:r>
-        <w:br/>
-      </w:r>
-      <w:r>
-        <w:rPr>
-          <w:rStyle w:val="VerbatimChar"/>
-        </w:rPr>
-        <w:t xml:space="preserve">1986_3   984894.9967    5828.4550  637453.4573 3.033357e+02  1383618.58</w:t>
-      </w:r>
-      <w:r>
-        <w:br/>
-      </w:r>
-      <w:r>
-        <w:rPr>
-          <w:rStyle w:val="VerbatimChar"/>
-        </w:rPr>
-        <w:t xml:space="preserve">1986_4     8737.1069           NA  114398.0335 5.948303e+04   845201.01</w:t>
-      </w:r>
-      <w:r>
-        <w:br/>
-      </w:r>
-      <w:r>
-        <w:rPr>
-          <w:rStyle w:val="VerbatimChar"/>
-        </w:rPr>
-        <w:t xml:space="preserve">1986_5    46873.3986    9017.6689   54732.6542           NA   742559.70</w:t>
-      </w:r>
-      <w:r>
-        <w:br/>
-      </w:r>
-      <w:r>
-        <w:rPr>
-          <w:rStyle w:val="VerbatimChar"/>
-        </w:rPr>
-        <w:t xml:space="preserve">1986_6   208572.4198           NA    3335.3577           NA   965598.77</w:t>
-      </w:r>
-      <w:r>
-        <w:br/>
-      </w:r>
-      <w:r>
-        <w:rPr>
-          <w:rStyle w:val="VerbatimChar"/>
-        </w:rPr>
-        <w:t xml:space="preserve">1986_NA           NA   48709.7684           NA 1.871831e+03          NA</w:t>
-      </w:r>
-      <w:r>
-        <w:br/>
-      </w:r>
-      <w:r>
-        <w:rPr>
-          <w:rStyle w:val="VerbatimChar"/>
-        </w:rPr>
-        <w:t xml:space="preserve">1987_1   137196.6816           NA           NA           NA  1074020.26</w:t>
-      </w:r>
-      <w:r>
-        <w:br/>
-      </w:r>
-      <w:r>
-        <w:rPr>
-          <w:rStyle w:val="VerbatimChar"/>
-        </w:rPr>
-        <w:t xml:space="preserve">1987_2    18269.4109           NA    2210.4630           NA  2003339.20</w:t>
-      </w:r>
-      <w:r>
-        <w:br/>
-      </w:r>
-      <w:r>
-        <w:rPr>
-          <w:rStyle w:val="VerbatimChar"/>
-        </w:rPr>
-        <w:t xml:space="preserve">1987_3  1180965.5743    8520.3829  164386.8683           NA  1915801.32</w:t>
-      </w:r>
-      <w:r>
-        <w:br/>
-      </w:r>
-      <w:r>
-        <w:rPr>
-          <w:rStyle w:val="VerbatimChar"/>
-        </w:rPr>
-        <w:t xml:space="preserve">1987_4   388289.1983    1455.3872  581271.6432 5.137417e+03  1235019.50</w:t>
-      </w:r>
-      <w:r>
-        <w:br/>
-      </w:r>
-      <w:r>
-        <w:rPr>
-          <w:rStyle w:val="VerbatimChar"/>
-        </w:rPr>
-        <w:t xml:space="preserve">1987_5            NA    2691.7381  101125.2712 1.728889e+04   134395.34</w:t>
-      </w:r>
-      <w:r>
-        <w:br/>
-      </w:r>
-      <w:r>
-        <w:rPr>
-          <w:rStyle w:val="VerbatimChar"/>
-        </w:rPr>
-        <w:t xml:space="preserve">1987_6    49837.7886           NA           NA           NA   551009.18</w:t>
-      </w:r>
-      <w:r>
-        <w:br/>
-      </w:r>
-      <w:r>
-        <w:rPr>
-          <w:rStyle w:val="VerbatimChar"/>
-        </w:rPr>
-        <w:t xml:space="preserve">1987_NA           NA   48576.0704           NA 2.541569e+03          NA</w:t>
-      </w:r>
-      <w:r>
-        <w:br/>
-      </w:r>
-      <w:r>
-        <w:rPr>
-          <w:rStyle w:val="VerbatimChar"/>
-        </w:rPr>
-        <w:t xml:space="preserve">1988_1    26204.5928           NA           NA           NA   444795.17</w:t>
-      </w:r>
-      <w:r>
-        <w:br/>
-      </w:r>
-      <w:r>
-        <w:rPr>
-          <w:rStyle w:val="VerbatimChar"/>
-        </w:rPr>
-        <w:t xml:space="preserve">1988_2    25034.6472     243.2488           NA           NA  1711171.70</w:t>
-      </w:r>
-      <w:r>
-        <w:br/>
-      </w:r>
-      <w:r>
-        <w:rPr>
-          <w:rStyle w:val="VerbatimChar"/>
-        </w:rPr>
-        <w:t xml:space="preserve">1988_3     5870.0473    4631.1218  458976.9721           NA  1084220.85</w:t>
-      </w:r>
-      <w:r>
-        <w:br/>
-      </w:r>
-      <w:r>
-        <w:rPr>
-          <w:rStyle w:val="VerbatimChar"/>
-        </w:rPr>
-        <w:t xml:space="preserve">1988_4   520698.5887   15358.7622  551295.8240 7.270123e+03  2476362.02</w:t>
-      </w:r>
-      <w:r>
-        <w:br/>
-      </w:r>
-      <w:r>
-        <w:rPr>
-          <w:rStyle w:val="VerbatimChar"/>
-        </w:rPr>
-        <w:t xml:space="preserve">1988_5   143442.0053    8390.0712  104354.2524 8.492243e+04   617909.12</w:t>
-      </w:r>
-      <w:r>
-        <w:br/>
-      </w:r>
-      <w:r>
-        <w:rPr>
-          <w:rStyle w:val="VerbatimChar"/>
-        </w:rPr>
-        <w:t xml:space="preserve">1988_6   105230.7224     259.1926           NA           NA   321463.76</w:t>
-      </w:r>
-      <w:r>
-        <w:br/>
-      </w:r>
-      <w:r>
-        <w:rPr>
-          <w:rStyle w:val="VerbatimChar"/>
-        </w:rPr>
-        <w:t xml:space="preserve">1988_NA           NA   33510.4734           NA 2.483663e+03          NA</w:t>
-      </w:r>
-      <w:r>
-        <w:br/>
-      </w:r>
-      <w:r>
-        <w:rPr>
-          <w:rStyle w:val="VerbatimChar"/>
-        </w:rPr>
-        <w:t xml:space="preserve">1989_1   199876.7079           NA           NA           NA   233799.65</w:t>
-      </w:r>
-      <w:r>
-        <w:br/>
-      </w:r>
-      <w:r>
-        <w:rPr>
-          <w:rStyle w:val="VerbatimChar"/>
-        </w:rPr>
-        <w:t xml:space="preserve">1989_2   159188.4005  164384.2892   10972.6770           NA  4225325.37</w:t>
-      </w:r>
-      <w:r>
-        <w:br/>
-      </w:r>
-      <w:r>
-        <w:rPr>
-          <w:rStyle w:val="VerbatimChar"/>
-        </w:rPr>
-        <w:t xml:space="preserve">1989_3   865296.2618   52054.9547  891309.5947 8.136501e+03  6530706.00</w:t>
-      </w:r>
-      <w:r>
-        <w:br/>
-      </w:r>
-      <w:r>
-        <w:rPr>
-          <w:rStyle w:val="VerbatimChar"/>
-        </w:rPr>
-        <w:t xml:space="preserve">1989_4  1465737.2238  127173.4675  885492.2904 3.183983e+05  4519754.07</w:t>
-      </w:r>
-      <w:r>
-        <w:br/>
-      </w:r>
-      <w:r>
-        <w:rPr>
-          <w:rStyle w:val="VerbatimChar"/>
-        </w:rPr>
-        <w:t xml:space="preserve">1989_5    83806.1572   12984.0005  180833.1940 1.183327e+05  1489025.07</w:t>
-      </w:r>
-      <w:r>
-        <w:br/>
-      </w:r>
-      <w:r>
-        <w:rPr>
-          <w:rStyle w:val="VerbatimChar"/>
-        </w:rPr>
-        <w:t xml:space="preserve">1989_6   624798.7957     371.4887    2168.4765           NA   966437.14</w:t>
-      </w:r>
-      <w:r>
-        <w:br/>
-      </w:r>
-      <w:r>
-        <w:rPr>
-          <w:rStyle w:val="VerbatimChar"/>
-        </w:rPr>
-        <w:t xml:space="preserve">1989_NA           NA   48171.8129           NA 6.610226e+03          NA</w:t>
-      </w:r>
-      <w:r>
-        <w:br/>
-      </w:r>
-      <w:r>
-        <w:rPr>
-          <w:rStyle w:val="VerbatimChar"/>
-        </w:rPr>
-        <w:t xml:space="preserve">1990_1    54992.6978           NA           NA           NA   248606.45</w:t>
-      </w:r>
-      <w:r>
-        <w:br/>
-      </w:r>
-      <w:r>
-        <w:rPr>
-          <w:rStyle w:val="VerbatimChar"/>
-        </w:rPr>
-        <w:t xml:space="preserve">1990_2   152128.6574   12579.4503           NA           NA  2405031.03</w:t>
-      </w:r>
-      <w:r>
-        <w:br/>
-      </w:r>
-      <w:r>
-        <w:rPr>
-          <w:rStyle w:val="VerbatimChar"/>
-        </w:rPr>
-        <w:t xml:space="preserve">1990_3    30313.4970  125421.4842  552474.0996           NA  5538685.08</w:t>
-      </w:r>
-      <w:r>
-        <w:br/>
-      </w:r>
-      <w:r>
-        <w:rPr>
-          <w:rStyle w:val="VerbatimChar"/>
-        </w:rPr>
-        <w:t xml:space="preserve">1990_4   558360.0137   36443.7626 1022506.7374 1.449129e+04  9345177.45</w:t>
-      </w:r>
-      <w:r>
-        <w:br/>
-      </w:r>
-      <w:r>
-        <w:rPr>
-          <w:rStyle w:val="VerbatimChar"/>
-        </w:rPr>
-        <w:t xml:space="preserve">1990_5    36854.3280    9170.4562  174464.2228 7.455794e+03  1799169.61</w:t>
-      </w:r>
-      <w:r>
-        <w:br/>
-      </w:r>
-      <w:r>
-        <w:rPr>
-          <w:rStyle w:val="VerbatimChar"/>
-        </w:rPr>
-        <w:t xml:space="preserve">1990_6    35923.3882           NA     520.4910           NA   564194.87</w:t>
-      </w:r>
-      <w:r>
-        <w:br/>
-      </w:r>
-      <w:r>
-        <w:rPr>
-          <w:rStyle w:val="VerbatimChar"/>
-        </w:rPr>
-        <w:t xml:space="preserve">1990_NA           NA   94168.0119           NA 9.132357e+03          NA</w:t>
-      </w:r>
-      <w:r>
-        <w:br/>
-      </w:r>
-      <w:r>
-        <w:rPr>
-          <w:rStyle w:val="VerbatimChar"/>
-        </w:rPr>
-        <w:t xml:space="preserve">1991_1   102043.3920           NA           NA           NA   540836.60</w:t>
-      </w:r>
-      <w:r>
-        <w:br/>
-      </w:r>
-      <w:r>
-        <w:rPr>
-          <w:rStyle w:val="VerbatimChar"/>
-        </w:rPr>
-        <w:t xml:space="preserve">1991_2   379111.5134     937.2739   36535.6211           NA  1896921.08</w:t>
-      </w:r>
-      <w:r>
-        <w:br/>
-      </w:r>
-      <w:r>
-        <w:rPr>
-          <w:rStyle w:val="VerbatimChar"/>
-        </w:rPr>
-        <w:t xml:space="preserve">1991_3  2302635.5002  141550.1050  604174.3059           NA  8237620.76</w:t>
-      </w:r>
-      <w:r>
-        <w:br/>
-      </w:r>
-      <w:r>
-        <w:rPr>
-          <w:rStyle w:val="VerbatimChar"/>
-        </w:rPr>
-        <w:t xml:space="preserve">1991_4  1312391.3569   10843.8064  809450.3648 8.435581e+04  6319030.29</w:t>
-      </w:r>
-      <w:r>
-        <w:br/>
-      </w:r>
-      <w:r>
-        <w:rPr>
-          <w:rStyle w:val="VerbatimChar"/>
-        </w:rPr>
-        <w:t xml:space="preserve">1991_5    93324.5228    1805.8554  256408.7253 5.776816e+04  5290624.40</w:t>
-      </w:r>
-      <w:r>
-        <w:br/>
-      </w:r>
-      <w:r>
-        <w:rPr>
-          <w:rStyle w:val="VerbatimChar"/>
-        </w:rPr>
-        <w:t xml:space="preserve">1991_6    79267.4628   11638.9357     182.4796           NA   808010.50</w:t>
-      </w:r>
-      <w:r>
-        <w:br/>
-      </w:r>
-      <w:r>
-        <w:rPr>
-          <w:rStyle w:val="VerbatimChar"/>
-        </w:rPr>
-        <w:t xml:space="preserve">1991_NA           NA   58776.6642           NA 1.704888e+04          NA</w:t>
-      </w:r>
-      <w:r>
-        <w:br/>
-      </w:r>
-      <w:r>
-        <w:rPr>
-          <w:rStyle w:val="VerbatimChar"/>
-        </w:rPr>
-        <w:t xml:space="preserve">1992_1   471679.2124           NA           NA           NA  1774841.58</w:t>
-      </w:r>
-      <w:r>
-        <w:br/>
-      </w:r>
-      <w:r>
-        <w:rPr>
-          <w:rStyle w:val="VerbatimChar"/>
-        </w:rPr>
-        <w:t xml:space="preserve">1992_2   436744.2277    7422.7732   18854.0712           NA  6185618.11</w:t>
-      </w:r>
-      <w:r>
-        <w:br/>
-      </w:r>
-      <w:r>
-        <w:rPr>
-          <w:rStyle w:val="VerbatimChar"/>
-        </w:rPr>
-        <w:t xml:space="preserve">1992_3  1064259.1470   94786.8635  773610.1416           NA  6162233.87</w:t>
-      </w:r>
-      <w:r>
-        <w:br/>
-      </w:r>
-      <w:r>
-        <w:rPr>
-          <w:rStyle w:val="VerbatimChar"/>
-        </w:rPr>
-        <w:t xml:space="preserve">1992_4   276194.5517   48764.1980  687836.6566 1.255492e+05   757141.83</w:t>
-      </w:r>
-      <w:r>
-        <w:br/>
-      </w:r>
-      <w:r>
-        <w:rPr>
-          <w:rStyle w:val="VerbatimChar"/>
-        </w:rPr>
-        <w:t xml:space="preserve">1992_5    13809.2160    5532.8712  139384.1864 2.816470e+04   680152.92</w:t>
-      </w:r>
-      <w:r>
-        <w:br/>
-      </w:r>
-      <w:r>
-        <w:rPr>
-          <w:rStyle w:val="VerbatimChar"/>
-        </w:rPr>
-        <w:t xml:space="preserve">1992_6   285721.0267    1140.4979           NA           NA   228864.68</w:t>
-      </w:r>
-      <w:r>
-        <w:br/>
-      </w:r>
-      <w:r>
-        <w:rPr>
-          <w:rStyle w:val="VerbatimChar"/>
-        </w:rPr>
-        <w:t xml:space="preserve">1992_NA           NA   31867.1403           NA 7.435851e+03          NA</w:t>
-      </w:r>
-      <w:r>
-        <w:br/>
-      </w:r>
-      <w:r>
-        <w:rPr>
-          <w:rStyle w:val="VerbatimChar"/>
-        </w:rPr>
-        <w:t xml:space="preserve">1993_1    90463.6572           NA           NA           NA   822313.03</w:t>
-      </w:r>
-      <w:r>
-        <w:br/>
-      </w:r>
-      <w:r>
-        <w:rPr>
-          <w:rStyle w:val="VerbatimChar"/>
-        </w:rPr>
-        <w:t xml:space="preserve">1993_2   247911.9958     955.4524   30472.2897           NA  1215204.91</w:t>
-      </w:r>
-      <w:r>
-        <w:br/>
-      </w:r>
-      <w:r>
-        <w:rPr>
-          <w:rStyle w:val="VerbatimChar"/>
-        </w:rPr>
-        <w:t xml:space="preserve">1993_3   842587.1612  206808.4794  731291.8750           NA  4492353.61</w:t>
-      </w:r>
-      <w:r>
-        <w:br/>
-      </w:r>
-      <w:r>
-        <w:rPr>
-          <w:rStyle w:val="VerbatimChar"/>
-        </w:rPr>
-        <w:t xml:space="preserve">1993_4    98500.2702  146473.3962  661259.1516 7.136348e+05  1158634.88</w:t>
-      </w:r>
-      <w:r>
-        <w:br/>
-      </w:r>
-      <w:r>
-        <w:rPr>
-          <w:rStyle w:val="VerbatimChar"/>
-        </w:rPr>
-        <w:t xml:space="preserve">1993_5    11059.1959           NA  132603.9764 1.427731e+04  1867851.33</w:t>
-      </w:r>
-      <w:r>
-        <w:br/>
-      </w:r>
-      <w:r>
-        <w:rPr>
-          <w:rStyle w:val="VerbatimChar"/>
-        </w:rPr>
-        <w:t xml:space="preserve">1993_6    52571.2953           NA     222.8014           NA   410998.32</w:t>
-      </w:r>
-      <w:r>
-        <w:br/>
-      </w:r>
-      <w:r>
-        <w:rPr>
-          <w:rStyle w:val="VerbatimChar"/>
-        </w:rPr>
-        <w:t xml:space="preserve">1993_NA           NA   37016.9977           NA 1.404324e+04          NA</w:t>
-      </w:r>
-      <w:r>
-        <w:br/>
-      </w:r>
-      <w:r>
-        <w:rPr>
-          <w:rStyle w:val="VerbatimChar"/>
-        </w:rPr>
-        <w:t xml:space="preserve">1994_1    63525.8062           NA           NA           NA   614908.65</w:t>
-      </w:r>
-      <w:r>
-        <w:br/>
-      </w:r>
-      <w:r>
-        <w:rPr>
-          <w:rStyle w:val="VerbatimChar"/>
-        </w:rPr>
-        <w:t xml:space="preserve">1994_2    57454.5525   40147.1522   20580.2350           NA  1848686.32</w:t>
-      </w:r>
-      <w:r>
-        <w:br/>
-      </w:r>
-      <w:r>
-        <w:rPr>
-          <w:rStyle w:val="VerbatimChar"/>
-        </w:rPr>
-        <w:t xml:space="preserve">1994_3   166335.0996  325690.7931 1127590.0202 9.068972e+03  3860975.36</w:t>
-      </w:r>
-      <w:r>
-        <w:br/>
-      </w:r>
-      <w:r>
-        <w:rPr>
-          <w:rStyle w:val="VerbatimChar"/>
-        </w:rPr>
-        <w:t xml:space="preserve">1994_4   510286.7047   34789.7114  425847.4537 5.523303e+05  1895392.91</w:t>
-      </w:r>
-      <w:r>
-        <w:br/>
-      </w:r>
-      <w:r>
-        <w:rPr>
-          <w:rStyle w:val="VerbatimChar"/>
-        </w:rPr>
-        <w:t xml:space="preserve">1994_5   262700.1820   17298.8625  130286.8608 6.856423e+03  1133245.77</w:t>
-      </w:r>
-      <w:r>
-        <w:br/>
-      </w:r>
-      <w:r>
-        <w:rPr>
-          <w:rStyle w:val="VerbatimChar"/>
-        </w:rPr>
-        <w:t xml:space="preserve">1994_6    71529.4042     154.8942    9677.4093           NA   179553.70</w:t>
-      </w:r>
-      <w:r>
-        <w:br/>
-      </w:r>
-      <w:r>
-        <w:rPr>
-          <w:rStyle w:val="VerbatimChar"/>
-        </w:rPr>
-        <w:t xml:space="preserve">1994_NA           NA   19561.3056           NA 5.296000e+03          NA</w:t>
-      </w:r>
-      <w:r>
-        <w:br/>
-      </w:r>
-      <w:r>
-        <w:rPr>
-          <w:rStyle w:val="VerbatimChar"/>
-        </w:rPr>
-        <w:t xml:space="preserve">1995_1   103240.8013           NA           NA           NA   740676.10</w:t>
-      </w:r>
-      <w:r>
-        <w:br/>
-      </w:r>
-      <w:r>
-        <w:rPr>
-          <w:rStyle w:val="VerbatimChar"/>
-        </w:rPr>
-        <w:t xml:space="preserve">1995_2   853804.9029   54664.9994   10897.4618           NA  2637929.82</w:t>
-      </w:r>
-      <w:r>
-        <w:br/>
-      </w:r>
-      <w:r>
-        <w:rPr>
-          <w:rStyle w:val="VerbatimChar"/>
-        </w:rPr>
-        <w:t xml:space="preserve">1995_3  1214448.2687  399179.4972  697448.0654 2.724721e+03  6843098.31</w:t>
-      </w:r>
-      <w:r>
-        <w:br/>
-      </w:r>
-      <w:r>
-        <w:rPr>
-          <w:rStyle w:val="VerbatimChar"/>
-        </w:rPr>
-        <w:t xml:space="preserve">1995_4   431871.1571  167913.2635  814410.1056 1.064317e+05  3899582.86</w:t>
-      </w:r>
-      <w:r>
-        <w:br/>
-      </w:r>
-      <w:r>
-        <w:rPr>
-          <w:rStyle w:val="VerbatimChar"/>
-        </w:rPr>
-        <w:t xml:space="preserve">1995_5   160263.5745    2703.5212  149576.2235 2.667280e+04   557184.96</w:t>
-      </w:r>
-      <w:r>
-        <w:br/>
-      </w:r>
-      <w:r>
-        <w:rPr>
-          <w:rStyle w:val="VerbatimChar"/>
-        </w:rPr>
-        <w:t xml:space="preserve">1995_6    85062.9729           NA    1103.6279 8.113131e+01   880016.77</w:t>
-      </w:r>
-      <w:r>
-        <w:br/>
-      </w:r>
-      <w:r>
-        <w:rPr>
-          <w:rStyle w:val="VerbatimChar"/>
-        </w:rPr>
-        <w:t xml:space="preserve">1995_NA           NA   43014.0167           NA 9.888226e+03          NA</w:t>
-      </w:r>
-      <w:r>
-        <w:br/>
-      </w:r>
-      <w:r>
-        <w:rPr>
-          <w:rStyle w:val="VerbatimChar"/>
-        </w:rPr>
-        <w:t xml:space="preserve">1996_1    35208.0753    7846.4176       0.0000           NA   454438.34</w:t>
-      </w:r>
-      <w:r>
-        <w:br/>
-      </w:r>
-      <w:r>
-        <w:rPr>
-          <w:rStyle w:val="VerbatimChar"/>
-        </w:rPr>
-        <w:t xml:space="preserve">1996_2   218752.8677    1768.0568     817.5057           NA  1034378.56</w:t>
-      </w:r>
-      <w:r>
-        <w:br/>
-      </w:r>
-      <w:r>
-        <w:rPr>
-          <w:rStyle w:val="VerbatimChar"/>
-        </w:rPr>
-        <w:t xml:space="preserve">1996_3  2442321.7774  162044.9680  451630.5635 1.571826e+03  6221134.19</w:t>
-      </w:r>
-      <w:r>
-        <w:br/>
-      </w:r>
-      <w:r>
-        <w:rPr>
-          <w:rStyle w:val="VerbatimChar"/>
-        </w:rPr>
-        <w:t xml:space="preserve">1996_4   131121.2140   74170.6704  401415.4483 4.659342e+04  1606830.44</w:t>
-      </w:r>
-      <w:r>
-        <w:br/>
-      </w:r>
-      <w:r>
-        <w:rPr>
-          <w:rStyle w:val="VerbatimChar"/>
-        </w:rPr>
-        <w:t xml:space="preserve">1996_5    21696.9137   18720.2067   69033.4530 9.061178e+04   371044.76</w:t>
-      </w:r>
-      <w:r>
-        <w:br/>
-      </w:r>
-      <w:r>
-        <w:rPr>
-          <w:rStyle w:val="VerbatimChar"/>
-        </w:rPr>
-        <w:t xml:space="preserve">1996_6    43335.4083     998.9381     231.8432           NA   886627.52</w:t>
-      </w:r>
-      <w:r>
-        <w:br/>
-      </w:r>
-      <w:r>
-        <w:rPr>
-          <w:rStyle w:val="VerbatimChar"/>
-        </w:rPr>
-        <w:t xml:space="preserve">1996_NA           NA   44055.1611           NA 3.199404e+03          NA</w:t>
-      </w:r>
-      <w:r>
-        <w:br/>
-      </w:r>
-      <w:r>
-        <w:rPr>
-          <w:rStyle w:val="VerbatimChar"/>
-        </w:rPr>
-        <w:t xml:space="preserve">1997_1    17079.3689    3183.6188           NA           NA   379586.51</w:t>
-      </w:r>
-      <w:r>
-        <w:br/>
-      </w:r>
-      <w:r>
-        <w:rPr>
-          <w:rStyle w:val="VerbatimChar"/>
-        </w:rPr>
-        <w:t xml:space="preserve">1997_2   287832.9940   10057.2526   21667.7997 4.448883e+01  1328050.13</w:t>
-      </w:r>
-      <w:r>
-        <w:br/>
-      </w:r>
-      <w:r>
-        <w:rPr>
-          <w:rStyle w:val="VerbatimChar"/>
-        </w:rPr>
-        <w:t xml:space="preserve">1997_3  2453169.8492  278685.3076 1033513.8821 2.761857e+03 12264482.97</w:t>
-      </w:r>
-      <w:r>
-        <w:br/>
-      </w:r>
-      <w:r>
-        <w:rPr>
-          <w:rStyle w:val="VerbatimChar"/>
-        </w:rPr>
-        <w:t xml:space="preserve">1997_4   402896.5338  132744.9758  788661.1579 8.985193e+03  7529893.30</w:t>
-      </w:r>
-      <w:r>
-        <w:br/>
-      </w:r>
-      <w:r>
-        <w:rPr>
-          <w:rStyle w:val="VerbatimChar"/>
-        </w:rPr>
-        <w:t xml:space="preserve">1997_5    58279.5995   37533.2441  282048.6226 9.832395e+04   439396.55</w:t>
-      </w:r>
-      <w:r>
-        <w:br/>
-      </w:r>
-      <w:r>
-        <w:rPr>
-          <w:rStyle w:val="VerbatimChar"/>
-        </w:rPr>
-        <w:t xml:space="preserve">1997_6    52013.2925    4687.2662    3580.0003           NA   481846.64</w:t>
-      </w:r>
-      <w:r>
-        <w:br/>
-      </w:r>
-      <w:r>
-        <w:rPr>
-          <w:rStyle w:val="VerbatimChar"/>
-        </w:rPr>
-        <w:t xml:space="preserve">1998_1    73087.7355     832.8979       0.0000           NA   271681.59</w:t>
-      </w:r>
-      <w:r>
-        <w:br/>
-      </w:r>
-      <w:r>
-        <w:rPr>
-          <w:rStyle w:val="VerbatimChar"/>
-        </w:rPr>
-        <w:t xml:space="preserve">1998_2   297519.5348    7194.2556    4405.5371 1.160722e+02  3541176.70</w:t>
-      </w:r>
-      <w:r>
-        <w:br/>
-      </w:r>
-      <w:r>
-        <w:rPr>
-          <w:rStyle w:val="VerbatimChar"/>
-        </w:rPr>
-        <w:t xml:space="preserve">1998_3   717661.5205  197051.4253  735203.5498 2.308373e+03  6312859.31</w:t>
-      </w:r>
-      <w:r>
-        <w:br/>
-      </w:r>
-      <w:r>
-        <w:rPr>
-          <w:rStyle w:val="VerbatimChar"/>
-        </w:rPr>
-        <w:t xml:space="preserve">1998_4   312505.5033   38218.5532  918660.6667 7.541804e+05  1651975.25</w:t>
-      </w:r>
-      <w:r>
-        <w:br/>
-      </w:r>
-      <w:r>
-        <w:rPr>
-          <w:rStyle w:val="VerbatimChar"/>
-        </w:rPr>
-        <w:t xml:space="preserve">1998_5    48482.1991    3465.9432  261878.8283 2.276001e+04   160611.24</w:t>
-      </w:r>
-      <w:r>
-        <w:br/>
-      </w:r>
-      <w:r>
-        <w:rPr>
-          <w:rStyle w:val="VerbatimChar"/>
-        </w:rPr>
-        <w:t xml:space="preserve">1998_6    83203.5501    5857.6521    1685.4960           NA   640389.53</w:t>
-      </w:r>
-      <w:r>
-        <w:br/>
-      </w:r>
-      <w:r>
-        <w:rPr>
-          <w:rStyle w:val="VerbatimChar"/>
-        </w:rPr>
-        <w:t xml:space="preserve">1999_1    97146.1032   13249.0415           NA           NA  1904555.74</w:t>
-      </w:r>
-      <w:r>
-        <w:br/>
-      </w:r>
-      <w:r>
-        <w:rPr>
-          <w:rStyle w:val="VerbatimChar"/>
-        </w:rPr>
-        <w:t xml:space="preserve">1999_2   252008.9544   54096.3057   68229.8768           NA  1498377.50</w:t>
-      </w:r>
-      <w:r>
-        <w:br/>
-      </w:r>
-      <w:r>
-        <w:rPr>
-          <w:rStyle w:val="VerbatimChar"/>
-        </w:rPr>
-        <w:t xml:space="preserve">1999_3   508649.1593  262921.9589  727564.3682 1.131979e+05  6764582.34</w:t>
-      </w:r>
-      <w:r>
-        <w:br/>
-      </w:r>
-      <w:r>
-        <w:rPr>
-          <w:rStyle w:val="VerbatimChar"/>
-        </w:rPr>
-        <w:t xml:space="preserve">1999_4   195404.6702  100084.9281 1044438.7154 1.746593e+05  2993422.65</w:t>
-      </w:r>
-      <w:r>
-        <w:br/>
-      </w:r>
-      <w:r>
-        <w:rPr>
-          <w:rStyle w:val="VerbatimChar"/>
-        </w:rPr>
-        <w:t xml:space="preserve">1999_5    68418.5697   21019.8335  173909.3357 6.067059e+02   308883.66</w:t>
-      </w:r>
-      <w:r>
-        <w:br/>
-      </w:r>
-      <w:r>
-        <w:rPr>
-          <w:rStyle w:val="VerbatimChar"/>
-        </w:rPr>
-        <w:t xml:space="preserve">1999_6   116834.5768    6508.0368     609.9919 1.612885e+02   275312.67</w:t>
-      </w:r>
-      <w:r>
-        <w:br/>
-      </w:r>
-      <w:r>
-        <w:rPr>
-          <w:rStyle w:val="VerbatimChar"/>
-        </w:rPr>
-        <w:t xml:space="preserve">2000_1    24738.6119    6532.3841           NA           NA   250739.40</w:t>
-      </w:r>
-      <w:r>
-        <w:br/>
-      </w:r>
-      <w:r>
-        <w:rPr>
-          <w:rStyle w:val="VerbatimChar"/>
-        </w:rPr>
-        <w:t xml:space="preserve">2000_2   168806.2415   18491.9504    7444.5846 3.240762e+01  1456233.31</w:t>
-      </w:r>
-      <w:r>
-        <w:br/>
-      </w:r>
-      <w:r>
-        <w:rPr>
-          <w:rStyle w:val="VerbatimChar"/>
-        </w:rPr>
-        <w:t xml:space="preserve">2000_3   524107.1827  163837.9514 1047963.8831 7.989470e+02  6175447.49</w:t>
-      </w:r>
-      <w:r>
-        <w:br/>
-      </w:r>
-      <w:r>
-        <w:rPr>
-          <w:rStyle w:val="VerbatimChar"/>
-        </w:rPr>
-        <w:t xml:space="preserve">2000_4   464465.6055  139036.9399 1786682.4910 1.191410e+03  3270298.18</w:t>
-      </w:r>
-      <w:r>
-        <w:br/>
-      </w:r>
-      <w:r>
-        <w:rPr>
-          <w:rStyle w:val="VerbatimChar"/>
-        </w:rPr>
-        <w:t xml:space="preserve">2000_5   211173.3520   32179.7861  297214.0115 9.740708e+02  1663716.32</w:t>
-      </w:r>
-      <w:r>
-        <w:br/>
-      </w:r>
-      <w:r>
-        <w:rPr>
-          <w:rStyle w:val="VerbatimChar"/>
-        </w:rPr>
-        <w:t xml:space="preserve">2000_6    78190.3454    9474.3214     251.0068 1.975322e+01   563212.19</w:t>
-      </w:r>
-      <w:r>
-        <w:br/>
-      </w:r>
-      <w:r>
-        <w:rPr>
-          <w:rStyle w:val="VerbatimChar"/>
-        </w:rPr>
-        <w:t xml:space="preserve">2001_1   206979.3316    9705.7248           NA           NA   453186.69</w:t>
-      </w:r>
-      <w:r>
-        <w:br/>
-      </w:r>
-      <w:r>
-        <w:rPr>
-          <w:rStyle w:val="VerbatimChar"/>
-        </w:rPr>
-        <w:t xml:space="preserve">2001_2   292125.9142   46260.5820   11017.2008 7.142904e+00  1282139.55</w:t>
-      </w:r>
-      <w:r>
-        <w:br/>
-      </w:r>
-      <w:r>
-        <w:rPr>
-          <w:rStyle w:val="VerbatimChar"/>
-        </w:rPr>
-        <w:t xml:space="preserve">2001_3   849789.7954  572194.0558  360412.6235 6.818656e+03  6293405.49</w:t>
-      </w:r>
-      <w:r>
-        <w:br/>
-      </w:r>
-      <w:r>
-        <w:rPr>
-          <w:rStyle w:val="VerbatimChar"/>
-        </w:rPr>
-        <w:t xml:space="preserve">2001_4   808330.7146  423896.7585 1066496.7060 1.508136e+04  2442825.06</w:t>
-      </w:r>
-      <w:r>
-        <w:br/>
-      </w:r>
-      <w:r>
-        <w:rPr>
-          <w:rStyle w:val="VerbatimChar"/>
-        </w:rPr>
-        <w:t xml:space="preserve">2001_5    66173.1946   35030.4250  199428.7925 1.240610e+04   793467.07</w:t>
-      </w:r>
-      <w:r>
-        <w:br/>
-      </w:r>
-      <w:r>
-        <w:rPr>
-          <w:rStyle w:val="VerbatimChar"/>
-        </w:rPr>
-        <w:t xml:space="preserve">2001_6   138352.6869    3333.4528    1352.2216 2.197986e+01   425146.45</w:t>
-      </w:r>
-      <w:r>
-        <w:br/>
-      </w:r>
-      <w:r>
-        <w:rPr>
-          <w:rStyle w:val="VerbatimChar"/>
-        </w:rPr>
-        <w:t xml:space="preserve">2002_1    55826.7807    1785.8554       0.0000           NA   345051.79</w:t>
-      </w:r>
-      <w:r>
-        <w:br/>
-      </w:r>
-      <w:r>
-        <w:rPr>
-          <w:rStyle w:val="VerbatimChar"/>
-        </w:rPr>
-        <w:t xml:space="preserve">2002_2   299767.2785   71502.9893   27783.2046 5.138923e+01  1622268.74</w:t>
-      </w:r>
-      <w:r>
-        <w:br/>
-      </w:r>
-      <w:r>
-        <w:rPr>
-          <w:rStyle w:val="VerbatimChar"/>
-        </w:rPr>
-        <w:t xml:space="preserve">2002_3  1043463.2842 1632381.5012 1954161.2216 1.321821e+05  2606943.71</w:t>
-      </w:r>
-      <w:r>
-        <w:br/>
-      </w:r>
-      <w:r>
-        <w:rPr>
-          <w:rStyle w:val="VerbatimChar"/>
-        </w:rPr>
-        <w:t xml:space="preserve">2002_4   182534.9234  251742.3301  567978.2931 2.071477e+04   910613.27</w:t>
-      </w:r>
-      <w:r>
-        <w:br/>
-      </w:r>
-      <w:r>
-        <w:rPr>
-          <w:rStyle w:val="VerbatimChar"/>
-        </w:rPr>
-        <w:t xml:space="preserve">2002_5   181662.3129   34198.7968  452882.2072 1.533410e+04   795613.17</w:t>
-      </w:r>
-      <w:r>
-        <w:br/>
-      </w:r>
-      <w:r>
-        <w:rPr>
-          <w:rStyle w:val="VerbatimChar"/>
-        </w:rPr>
-        <w:t xml:space="preserve">2002_6    65664.1251    2167.5199    2367.9984 1.244497e+02  1824771.52</w:t>
-      </w:r>
-      <w:r>
-        <w:br/>
-      </w:r>
-      <w:r>
-        <w:rPr>
-          <w:rStyle w:val="VerbatimChar"/>
-        </w:rPr>
-        <w:t xml:space="preserve">2003_1    84489.7923    2756.9405           NA           NA   543877.23</w:t>
-      </w:r>
-      <w:r>
-        <w:br/>
-      </w:r>
-      <w:r>
-        <w:rPr>
-          <w:rStyle w:val="VerbatimChar"/>
-        </w:rPr>
-        <w:t xml:space="preserve">2003_2   130563.1573   40051.4990   37398.6274 1.699747e+01  1289231.54</w:t>
-      </w:r>
-      <w:r>
-        <w:br/>
-      </w:r>
-      <w:r>
-        <w:rPr>
-          <w:rStyle w:val="VerbatimChar"/>
-        </w:rPr>
-        <w:t xml:space="preserve">2003_3   657331.8888  729571.0439  351393.3468 4.598796e+02  4719596.10</w:t>
-      </w:r>
-      <w:r>
-        <w:br/>
-      </w:r>
-      <w:r>
-        <w:rPr>
-          <w:rStyle w:val="VerbatimChar"/>
-        </w:rPr>
-        <w:t xml:space="preserve">2003_4   275123.3687  167075.9356  498702.3583 1.420922e+04  2636140.58</w:t>
-      </w:r>
-      <w:r>
-        <w:br/>
-      </w:r>
-      <w:r>
-        <w:rPr>
-          <w:rStyle w:val="VerbatimChar"/>
-        </w:rPr>
-        <w:t xml:space="preserve">2003_5    66406.2512   11228.9320   29076.1883 4.100432e+04   459396.21</w:t>
-      </w:r>
-      <w:r>
-        <w:br/>
-      </w:r>
-      <w:r>
-        <w:rPr>
-          <w:rStyle w:val="VerbatimChar"/>
-        </w:rPr>
-        <w:t xml:space="preserve">2003_6   128424.6084    8312.7684   12323.4898           NA   646676.07</w:t>
-      </w:r>
-      <w:r>
-        <w:br/>
-      </w:r>
-      <w:r>
-        <w:rPr>
-          <w:rStyle w:val="VerbatimChar"/>
-        </w:rPr>
-        <w:t xml:space="preserve">2004_1   102343.1102     321.9598           NA           NA   643883.91</w:t>
-      </w:r>
-      <w:r>
-        <w:br/>
-      </w:r>
-      <w:r>
-        <w:rPr>
-          <w:rStyle w:val="VerbatimChar"/>
-        </w:rPr>
-        <w:t xml:space="preserve">2004_2   332642.4722  305327.0706   10906.8174 2.242078e+01   688723.05</w:t>
-      </w:r>
-      <w:r>
-        <w:br/>
-      </w:r>
-      <w:r>
-        <w:rPr>
-          <w:rStyle w:val="VerbatimChar"/>
-        </w:rPr>
-        <w:t xml:space="preserve">2004_3   642567.4757  432048.6934  276168.2985 3.127000e+03  3120064.02</w:t>
-      </w:r>
-      <w:r>
-        <w:br/>
-      </w:r>
-      <w:r>
-        <w:rPr>
-          <w:rStyle w:val="VerbatimChar"/>
-        </w:rPr>
-        <w:t xml:space="preserve">2004_4   332441.1474   13759.8362  755413.1322 1.137318e+05  1289299.85</w:t>
-      </w:r>
-      <w:r>
-        <w:br/>
-      </w:r>
-      <w:r>
-        <w:rPr>
-          <w:rStyle w:val="VerbatimChar"/>
-        </w:rPr>
-        <w:t xml:space="preserve">2004_5    40166.3392   12518.5558   73884.8590 3.847026e+04   179995.30</w:t>
-      </w:r>
-      <w:r>
-        <w:br/>
-      </w:r>
-      <w:r>
-        <w:rPr>
-          <w:rStyle w:val="VerbatimChar"/>
-        </w:rPr>
-        <w:t xml:space="preserve">2004_6    59499.9068    7844.5339           NA 1.593044e+02   359827.40</w:t>
-      </w:r>
-      <w:r>
-        <w:br/>
-      </w:r>
-      <w:r>
-        <w:rPr>
-          <w:rStyle w:val="VerbatimChar"/>
-        </w:rPr>
-        <w:t xml:space="preserve">2005_1    56421.5819    2896.4255           NA           NA   343792.82</w:t>
-      </w:r>
-      <w:r>
-        <w:br/>
-      </w:r>
-      <w:r>
-        <w:rPr>
-          <w:rStyle w:val="VerbatimChar"/>
-        </w:rPr>
-        <w:t xml:space="preserve">2005_2    94221.5573  118421.2282    1507.8607           NA   622983.27</w:t>
-      </w:r>
-      <w:r>
-        <w:br/>
-      </w:r>
-      <w:r>
-        <w:rPr>
-          <w:rStyle w:val="VerbatimChar"/>
-        </w:rPr>
-        <w:t xml:space="preserve">2005_3   538518.5270  347902.2768  670947.2533 6.511947e+02  1716556.85</w:t>
-      </w:r>
-      <w:r>
-        <w:br/>
-      </w:r>
-      <w:r>
-        <w:rPr>
-          <w:rStyle w:val="VerbatimChar"/>
-        </w:rPr>
-        <w:t xml:space="preserve">2005_4   113097.6370  255567.7726 2250098.8013 2.832497e+04  1216501.50</w:t>
-      </w:r>
-      <w:r>
-        <w:br/>
-      </w:r>
-      <w:r>
-        <w:rPr>
-          <w:rStyle w:val="VerbatimChar"/>
-        </w:rPr>
-        <w:t xml:space="preserve">2005_5    29806.4290    5741.0552  229627.9171 9.044386e+03    75617.65</w:t>
-      </w:r>
-      <w:r>
-        <w:br/>
-      </w:r>
-      <w:r>
-        <w:rPr>
-          <w:rStyle w:val="VerbatimChar"/>
-        </w:rPr>
-        <w:t xml:space="preserve">2005_6    26024.8665    4367.4433    1299.0535           NA   705757.77</w:t>
-      </w:r>
-      <w:r>
-        <w:br/>
-      </w:r>
-      <w:r>
-        <w:rPr>
-          <w:rStyle w:val="VerbatimChar"/>
-        </w:rPr>
-        <w:t xml:space="preserve">2006_1    49456.9214     481.5067           NA           NA   418568.62</w:t>
-      </w:r>
-      <w:r>
-        <w:br/>
-      </w:r>
-      <w:r>
-        <w:rPr>
-          <w:rStyle w:val="VerbatimChar"/>
-        </w:rPr>
-        <w:t xml:space="preserve">2006_2   131878.8301   15070.9844    5796.6298 3.492086e+01  2953455.31</w:t>
-      </w:r>
-      <w:r>
-        <w:br/>
-      </w:r>
-      <w:r>
-        <w:rPr>
-          <w:rStyle w:val="VerbatimChar"/>
-        </w:rPr>
-        <w:t xml:space="preserve">2006_3   325792.3585  185401.2905  796673.6137 5.472015e+03  3508946.88</w:t>
-      </w:r>
-      <w:r>
-        <w:br/>
-      </w:r>
-      <w:r>
-        <w:rPr>
-          <w:rStyle w:val="VerbatimChar"/>
-        </w:rPr>
-        <w:t xml:space="preserve">2006_4   131639.4927  106946.0818 1400395.7459 6.634345e+04   606432.81</w:t>
-      </w:r>
-      <w:r>
-        <w:br/>
-      </w:r>
-      <w:r>
-        <w:rPr>
-          <w:rStyle w:val="VerbatimChar"/>
-        </w:rPr>
-        <w:t xml:space="preserve">2006_5    33510.7547  173514.3863  400946.6754 6.486219e+04   388387.08</w:t>
-      </w:r>
-      <w:r>
-        <w:br/>
-      </w:r>
-      <w:r>
-        <w:rPr>
-          <w:rStyle w:val="VerbatimChar"/>
-        </w:rPr>
-        <w:t xml:space="preserve">2006_6    27811.1815    1922.8742   52427.5588 2.910072e+00   664641.11</w:t>
-      </w:r>
-      <w:r>
-        <w:br/>
-      </w:r>
-      <w:r>
-        <w:rPr>
-          <w:rStyle w:val="VerbatimChar"/>
-        </w:rPr>
-        <w:t xml:space="preserve">2007_1    20430.0142    1253.2322     165.8849           NA  1355609.31</w:t>
-      </w:r>
-      <w:r>
-        <w:br/>
-      </w:r>
-      <w:r>
-        <w:rPr>
-          <w:rStyle w:val="VerbatimChar"/>
-        </w:rPr>
-        <w:t xml:space="preserve">2007_2   148346.9410   59883.6053   14844.3015 1.388178e+02  1448285.20</w:t>
-      </w:r>
-      <w:r>
-        <w:br/>
-      </w:r>
-      <w:r>
-        <w:rPr>
-          <w:rStyle w:val="VerbatimChar"/>
-        </w:rPr>
-        <w:t xml:space="preserve">2007_3   312828.9809  345248.6676  966460.8250 5.688771e+03  2193986.30</w:t>
-      </w:r>
-      <w:r>
-        <w:br/>
-      </w:r>
-      <w:r>
-        <w:rPr>
-          <w:rStyle w:val="VerbatimChar"/>
-        </w:rPr>
-        <w:t xml:space="preserve">2007_4   172731.6760   94203.1609 1510649.0057 2.152043e+04  1951191.75</w:t>
-      </w:r>
-      <w:r>
-        <w:br/>
-      </w:r>
-      <w:r>
-        <w:rPr>
-          <w:rStyle w:val="VerbatimChar"/>
-        </w:rPr>
-        <w:t xml:space="preserve">2007_5    32771.5859    1780.8230   25497.2931 5.753071e+04   926362.23</w:t>
-      </w:r>
-      <w:r>
-        <w:br/>
-      </w:r>
-      <w:r>
-        <w:rPr>
-          <w:rStyle w:val="VerbatimChar"/>
-        </w:rPr>
-        <w:t xml:space="preserve">2007_6    31542.6603    4406.8079     813.1762 2.956369e+01   325052.74</w:t>
-      </w:r>
-      <w:r>
-        <w:br/>
-      </w:r>
-      <w:r>
-        <w:rPr>
-          <w:rStyle w:val="VerbatimChar"/>
-        </w:rPr>
-        <w:t xml:space="preserve">2008_1    66366.3709    1231.6988           NA           NA   297413.25</w:t>
-      </w:r>
-      <w:r>
-        <w:br/>
-      </w:r>
-      <w:r>
-        <w:rPr>
-          <w:rStyle w:val="VerbatimChar"/>
-        </w:rPr>
-        <w:t xml:space="preserve">2008_2    92615.8197   91079.4551   88553.4948 5.410718e+01  1327364.29</w:t>
-      </w:r>
-      <w:r>
-        <w:br/>
-      </w:r>
-      <w:r>
-        <w:rPr>
-          <w:rStyle w:val="VerbatimChar"/>
-        </w:rPr>
-        <w:t xml:space="preserve">2008_3   375689.4952 1077085.1022  638562.0607 1.674707e+03  2183534.26</w:t>
-      </w:r>
-      <w:r>
-        <w:br/>
-      </w:r>
-      <w:r>
-        <w:rPr>
-          <w:rStyle w:val="VerbatimChar"/>
-        </w:rPr>
-        <w:t xml:space="preserve">2008_4   126676.7826   24510.6284  783839.6556 9.586484e+04  2650100.59</w:t>
-      </w:r>
-      <w:r>
-        <w:br/>
-      </w:r>
-      <w:r>
-        <w:rPr>
-          <w:rStyle w:val="VerbatimChar"/>
-        </w:rPr>
-        <w:t xml:space="preserve">2008_5    19438.7253   14550.6973   61498.5102 1.599922e+04   618778.59</w:t>
-      </w:r>
-      <w:r>
-        <w:br/>
-      </w:r>
-      <w:r>
-        <w:rPr>
-          <w:rStyle w:val="VerbatimChar"/>
-        </w:rPr>
-        <w:t xml:space="preserve">2008_6    55426.0275   26842.1313   48412.1438           NA  1023358.65</w:t>
-      </w:r>
-      <w:r>
-        <w:br/>
-      </w:r>
-      <w:r>
-        <w:rPr>
-          <w:rStyle w:val="VerbatimChar"/>
-        </w:rPr>
-        <w:t xml:space="preserve">2009_1   145422.1709    2114.4721           NA           NA   548871.47</w:t>
-      </w:r>
-      <w:r>
-        <w:br/>
-      </w:r>
-      <w:r>
-        <w:rPr>
-          <w:rStyle w:val="VerbatimChar"/>
-        </w:rPr>
-        <w:t xml:space="preserve">2009_2   105560.5663   17395.3770    7506.7757 4.693716e+01   682265.88</w:t>
-      </w:r>
-      <w:r>
-        <w:br/>
-      </w:r>
-      <w:r>
-        <w:rPr>
-          <w:rStyle w:val="VerbatimChar"/>
-        </w:rPr>
-        <w:t xml:space="preserve">2009_3   574115.8630  375002.6079  375407.6678 2.817377e+04  3417840.85</w:t>
-      </w:r>
-      <w:r>
-        <w:br/>
-      </w:r>
-      <w:r>
-        <w:rPr>
-          <w:rStyle w:val="VerbatimChar"/>
-        </w:rPr>
-        <w:t xml:space="preserve">2009_4   116161.8296   56235.6591  446703.4979 6.744248e+04   598706.24</w:t>
-      </w:r>
-      <w:r>
-        <w:br/>
-      </w:r>
-      <w:r>
-        <w:rPr>
-          <w:rStyle w:val="VerbatimChar"/>
-        </w:rPr>
-        <w:t xml:space="preserve">2009_5    31216.8500    2867.2594   93427.1551 1.059973e+04   386195.10</w:t>
-      </w:r>
-      <w:r>
-        <w:br/>
-      </w:r>
-      <w:r>
-        <w:rPr>
-          <w:rStyle w:val="VerbatimChar"/>
-        </w:rPr>
-        <w:t xml:space="preserve">2009_6    44106.3576    4947.4404    5374.7627 0.000000e+00  1175567.25</w:t>
-      </w:r>
-      <w:r>
-        <w:br/>
-      </w:r>
-      <w:r>
-        <w:rPr>
-          <w:rStyle w:val="VerbatimChar"/>
-        </w:rPr>
-        <w:t xml:space="preserve">2010_1    14106.4065    1183.6938           NA           NA   326412.60</w:t>
-      </w:r>
-      <w:r>
-        <w:br/>
-      </w:r>
-      <w:r>
-        <w:rPr>
-          <w:rStyle w:val="VerbatimChar"/>
-        </w:rPr>
-        <w:t xml:space="preserve">2010_2    49161.1907    7758.5818    1451.3641           NA   209049.67</w:t>
-      </w:r>
-      <w:r>
-        <w:br/>
-      </w:r>
-      <w:r>
-        <w:rPr>
-          <w:rStyle w:val="VerbatimChar"/>
-        </w:rPr>
-        <w:t xml:space="preserve">2010_3   340410.9199  433440.8039  976712.2918 2.277423e+03  1821535.72</w:t>
-      </w:r>
-      <w:r>
-        <w:br/>
-      </w:r>
-      <w:r>
-        <w:rPr>
-          <w:rStyle w:val="VerbatimChar"/>
-        </w:rPr>
-        <w:t xml:space="preserve">2010_4    98575.4892   68943.3931  298696.1059 9.705147e+04   576787.52</w:t>
-      </w:r>
-      <w:r>
-        <w:br/>
-      </w:r>
-      <w:r>
-        <w:rPr>
-          <w:rStyle w:val="VerbatimChar"/>
-        </w:rPr>
-        <w:t xml:space="preserve">2010_5    16596.9960   20491.3047  106585.8650 2.072151e+04   521366.15</w:t>
-      </w:r>
-      <w:r>
-        <w:br/>
-      </w:r>
-      <w:r>
-        <w:rPr>
-          <w:rStyle w:val="VerbatimChar"/>
-        </w:rPr>
-        <w:t xml:space="preserve">2010_6    33229.8928    2853.2803     989.3009           NA   124439.00</w:t>
-      </w:r>
-      <w:r>
-        <w:br/>
-      </w:r>
-      <w:r>
-        <w:rPr>
-          <w:rStyle w:val="VerbatimChar"/>
-        </w:rPr>
-        <w:t xml:space="preserve">2011_1     5836.9260     561.4132           NA           NA    96325.63</w:t>
-      </w:r>
-      <w:r>
-        <w:br/>
-      </w:r>
-      <w:r>
-        <w:rPr>
-          <w:rStyle w:val="VerbatimChar"/>
-        </w:rPr>
-        <w:t xml:space="preserve">2011_2    96400.0980    7358.4198    3413.7822 2.551993e+02   607011.62</w:t>
-      </w:r>
-      <w:r>
-        <w:br/>
-      </w:r>
-      <w:r>
-        <w:rPr>
-          <w:rStyle w:val="VerbatimChar"/>
-        </w:rPr>
-        <w:t xml:space="preserve">2011_3   375828.3691  149780.2324  817407.9573 1.989908e+03  2535780.70</w:t>
-      </w:r>
-      <w:r>
-        <w:br/>
-      </w:r>
-      <w:r>
-        <w:rPr>
-          <w:rStyle w:val="VerbatimChar"/>
-        </w:rPr>
-        <w:t xml:space="preserve">2011_4   163696.1310  104922.2288  672637.2904 1.413401e+04  1573004.84</w:t>
-      </w:r>
-      <w:r>
-        <w:br/>
-      </w:r>
-      <w:r>
-        <w:rPr>
-          <w:rStyle w:val="VerbatimChar"/>
-        </w:rPr>
-        <w:t xml:space="preserve">2011_5    39496.9624    9855.7916   81858.3829 1.465611e+03   769865.94</w:t>
-      </w:r>
-      <w:r>
-        <w:br/>
-      </w:r>
-      <w:r>
-        <w:rPr>
-          <w:rStyle w:val="VerbatimChar"/>
-        </w:rPr>
-        <w:t xml:space="preserve">2011_6    87339.1714    3068.5688    1702.5462           NA   515061.11</w:t>
-      </w:r>
-      <w:r>
-        <w:br/>
-      </w:r>
-      <w:r>
-        <w:rPr>
-          <w:rStyle w:val="VerbatimChar"/>
-        </w:rPr>
-        <w:t xml:space="preserve">2012_1    36821.2124    1426.8208    1091.5132           NA   325705.77</w:t>
-      </w:r>
-      <w:r>
-        <w:br/>
-      </w:r>
-      <w:r>
-        <w:rPr>
-          <w:rStyle w:val="VerbatimChar"/>
-        </w:rPr>
-        <w:t xml:space="preserve">2012_2   137077.2847   37737.1615   44624.0825           NA   907680.62</w:t>
-      </w:r>
-      <w:r>
-        <w:br/>
-      </w:r>
-      <w:r>
-        <w:rPr>
-          <w:rStyle w:val="VerbatimChar"/>
-        </w:rPr>
-        <w:t xml:space="preserve">2012_3   425790.2611  464859.0573  885255.2733 4.593218e+03  2479763.24</w:t>
-      </w:r>
-      <w:r>
-        <w:br/>
-      </w:r>
-      <w:r>
-        <w:rPr>
-          <w:rStyle w:val="VerbatimChar"/>
-        </w:rPr>
-        <w:t xml:space="preserve">2012_4   129063.2472   44246.5803  210371.7456 1.306290e+04   673531.72</w:t>
-      </w:r>
-      <w:r>
-        <w:br/>
-      </w:r>
-      <w:r>
-        <w:rPr>
-          <w:rStyle w:val="VerbatimChar"/>
-        </w:rPr>
-        <w:t xml:space="preserve">2012_5    66550.3469   64973.4374   93288.2799 4.231196e+03   929380.82</w:t>
-      </w:r>
-      <w:r>
-        <w:br/>
-      </w:r>
-      <w:r>
-        <w:rPr>
-          <w:rStyle w:val="VerbatimChar"/>
-        </w:rPr>
-        <w:t xml:space="preserve">2012_6    60959.0401    2187.2815    1779.8681           NA   600081.94</w:t>
-      </w:r>
-      <w:r>
-        <w:br/>
-      </w:r>
-      <w:r>
-        <w:rPr>
-          <w:rStyle w:val="VerbatimChar"/>
-        </w:rPr>
-        <w:t xml:space="preserve">2013_0            NA           NA           NA 6.437618e+03          NA</w:t>
-      </w:r>
-      <w:r>
-        <w:br/>
-      </w:r>
-      <w:r>
-        <w:rPr>
-          <w:rStyle w:val="VerbatimChar"/>
-        </w:rPr>
-        <w:t xml:space="preserve">2013_1    40273.0429     685.7433     290.4661           NA    90480.96</w:t>
-      </w:r>
-      <w:r>
-        <w:br/>
-      </w:r>
-      <w:r>
-        <w:rPr>
-          <w:rStyle w:val="VerbatimChar"/>
-        </w:rPr>
-        <w:t xml:space="preserve">2013_2    76014.4524    4791.2636     480.7299 3.771933e+01   537416.09</w:t>
-      </w:r>
-      <w:r>
-        <w:br/>
-      </w:r>
-      <w:r>
-        <w:rPr>
-          <w:rStyle w:val="VerbatimChar"/>
-        </w:rPr>
-        <w:t xml:space="preserve">2013_3   150450.4869  305464.6059  168428.1882 1.153529e+03  5918763.88</w:t>
-      </w:r>
-      <w:r>
-        <w:br/>
-      </w:r>
-      <w:r>
-        <w:rPr>
-          <w:rStyle w:val="VerbatimChar"/>
-        </w:rPr>
-        <w:t xml:space="preserve">2013_4   259379.9189   66703.4758  298703.6676 4.971875e+03  2683540.86</w:t>
-      </w:r>
-      <w:r>
-        <w:br/>
-      </w:r>
-      <w:r>
-        <w:rPr>
-          <w:rStyle w:val="VerbatimChar"/>
-        </w:rPr>
-        <w:t xml:space="preserve">2013_5    31779.6669   14407.3832  171282.9326 3.464021e+03   350014.80</w:t>
-      </w:r>
-      <w:r>
-        <w:br/>
-      </w:r>
-      <w:r>
-        <w:rPr>
-          <w:rStyle w:val="VerbatimChar"/>
-        </w:rPr>
-        <w:t xml:space="preserve">2013_6    56252.5362    2517.6379    1279.6204           NA   544582.41</w:t>
-      </w:r>
-      <w:r>
-        <w:br/>
-      </w:r>
-      <w:r>
-        <w:rPr>
-          <w:rStyle w:val="VerbatimChar"/>
-        </w:rPr>
-        <w:t xml:space="preserve">2014_0            NA           NA           NA 3.608588e+04          NA</w:t>
-      </w:r>
-      <w:r>
-        <w:br/>
-      </w:r>
-      <w:r>
-        <w:rPr>
-          <w:rStyle w:val="VerbatimChar"/>
-        </w:rPr>
-        <w:t xml:space="preserve">2014_1    10520.4506    3259.3964           NA           NA   353793.11</w:t>
-      </w:r>
-      <w:r>
-        <w:br/>
-      </w:r>
-      <w:r>
-        <w:rPr>
-          <w:rStyle w:val="VerbatimChar"/>
-        </w:rPr>
-        <w:t xml:space="preserve">2014_2    57372.1480    5479.9568    2511.0227 2.031263e+01  2099748.55</w:t>
-      </w:r>
-      <w:r>
-        <w:br/>
-      </w:r>
-      <w:r>
-        <w:rPr>
-          <w:rStyle w:val="VerbatimChar"/>
-        </w:rPr>
-        <w:t xml:space="preserve">2014_3   497966.7425  150213.3808  679220.5508 4.351780e+03  3975778.57</w:t>
-      </w:r>
-      <w:r>
-        <w:br/>
-      </w:r>
-      <w:r>
-        <w:rPr>
-          <w:rStyle w:val="VerbatimChar"/>
-        </w:rPr>
-        <w:t xml:space="preserve">2014_4   229361.7142   34156.6244  146971.3189 1.597103e+04  1621326.41</w:t>
-      </w:r>
-      <w:r>
-        <w:br/>
-      </w:r>
-      <w:r>
-        <w:rPr>
-          <w:rStyle w:val="VerbatimChar"/>
-        </w:rPr>
-        <w:t xml:space="preserve">2014_5    56743.2740   12970.2063   87233.8133 2.916618e+02  1460360.93</w:t>
-      </w:r>
-      <w:r>
-        <w:br/>
-      </w:r>
-      <w:r>
-        <w:rPr>
-          <w:rStyle w:val="VerbatimChar"/>
-        </w:rPr>
-        <w:t xml:space="preserve">2014_6    45544.1094    4119.1926     759.2526 4.009366e+01   429012.86</w:t>
-      </w:r>
-      <w:r>
-        <w:br/>
-      </w:r>
-      <w:r>
-        <w:rPr>
-          <w:rStyle w:val="VerbatimChar"/>
-        </w:rPr>
-        <w:t xml:space="preserve">2015_0            NA           NA           NA 1.748352e+05          NA</w:t>
-      </w:r>
-      <w:r>
-        <w:br/>
-      </w:r>
-      <w:r>
-        <w:rPr>
-          <w:rStyle w:val="VerbatimChar"/>
-        </w:rPr>
-        <w:t xml:space="preserve">2015_1    89924.1637    2117.3775           NA           NA    36834.42</w:t>
-      </w:r>
-      <w:r>
-        <w:br/>
-      </w:r>
-      <w:r>
-        <w:rPr>
-          <w:rStyle w:val="VerbatimChar"/>
-        </w:rPr>
-        <w:t xml:space="preserve">2015_2   272254.4974    9652.8461   60562.5789 1.424431e+01  1921333.40</w:t>
-      </w:r>
-      <w:r>
-        <w:br/>
-      </w:r>
-      <w:r>
-        <w:rPr>
-          <w:rStyle w:val="VerbatimChar"/>
-        </w:rPr>
-        <w:t xml:space="preserve">2015_3   922470.7012  133668.6599  526282.5665 1.004099e+03  2330142.11</w:t>
-      </w:r>
-      <w:r>
-        <w:br/>
-      </w:r>
-      <w:r>
-        <w:rPr>
-          <w:rStyle w:val="VerbatimChar"/>
-        </w:rPr>
-        <w:t xml:space="preserve">2015_4   210983.8295   12413.2463  624221.1835 2.305781e+04  5560719.14</w:t>
-      </w:r>
-      <w:r>
-        <w:br/>
-      </w:r>
-      <w:r>
-        <w:rPr>
-          <w:rStyle w:val="VerbatimChar"/>
-        </w:rPr>
-        <w:t xml:space="preserve">2015_5   104619.5265   33776.8946  143688.6154 7.895665e+04  1677214.57</w:t>
-      </w:r>
-      <w:r>
-        <w:br/>
-      </w:r>
-      <w:r>
-        <w:rPr>
-          <w:rStyle w:val="VerbatimChar"/>
-        </w:rPr>
-        <w:t xml:space="preserve">2015_6   129573.1497    4697.9438   20153.9625           NA   567684.23</w:t>
-      </w:r>
-      <w:r>
-        <w:br/>
-      </w:r>
-      <w:r>
-        <w:rPr>
-          <w:rStyle w:val="VerbatimChar"/>
-        </w:rPr>
-        <w:t xml:space="preserve">2016_1    69649.9280    1349.5251           NA           NA   208103.89</w:t>
-      </w:r>
-      <w:r>
-        <w:br/>
-      </w:r>
-      <w:r>
-        <w:rPr>
-          <w:rStyle w:val="VerbatimChar"/>
-        </w:rPr>
-        <w:t xml:space="preserve">2016_2   345342.4374  140442.7876   13431.0727 2.639211e+02   780971.95</w:t>
-      </w:r>
-      <w:r>
-        <w:br/>
-      </w:r>
-      <w:r>
-        <w:rPr>
-          <w:rStyle w:val="VerbatimChar"/>
-        </w:rPr>
-        <w:t xml:space="preserve">2016_3   315996.5457  293561.0818  590465.4312 2.958322e+04  1875555.55</w:t>
-      </w:r>
-      <w:r>
-        <w:br/>
-      </w:r>
-      <w:r>
-        <w:rPr>
-          <w:rStyle w:val="VerbatimChar"/>
-        </w:rPr>
-        <w:t xml:space="preserve">2016_4    83789.0091    8246.7891  359610.9766 1.511846e+05  1432462.61</w:t>
-      </w:r>
-      <w:r>
-        <w:br/>
-      </w:r>
-      <w:r>
-        <w:rPr>
-          <w:rStyle w:val="VerbatimChar"/>
-        </w:rPr>
-        <w:t xml:space="preserve">2016_5     7982.4798    7539.9739  270901.1523 1.480608e+04   537933.12</w:t>
-      </w:r>
-      <w:r>
-        <w:br/>
-      </w:r>
-      <w:r>
-        <w:rPr>
-          <w:rStyle w:val="VerbatimChar"/>
-        </w:rPr>
-        <w:t xml:space="preserve">2016_6    18902.1107    2913.3502    2157.1234           NA   167245.46</w:t>
-      </w:r>
-      <w:r>
-        <w:br/>
-      </w:r>
-      <w:r>
-        <w:rPr>
-          <w:rStyle w:val="VerbatimChar"/>
-        </w:rPr>
-        <w:t xml:space="preserve">2017_1     2251.2393     583.4260           NA           NA    68363.67</w:t>
-      </w:r>
-      <w:r>
-        <w:br/>
-      </w:r>
-      <w:r>
-        <w:rPr>
-          <w:rStyle w:val="VerbatimChar"/>
-        </w:rPr>
-        <w:t xml:space="preserve">2017_2    51034.2514   29595.1610   14556.5999 1.204006e+02   364071.77</w:t>
-      </w:r>
-      <w:r>
-        <w:br/>
-      </w:r>
-      <w:r>
-        <w:rPr>
-          <w:rStyle w:val="VerbatimChar"/>
-        </w:rPr>
-        <w:t xml:space="preserve">2017_3  1030086.3486   94650.8142  569618.1211 3.769691e+03  1235624.61</w:t>
-      </w:r>
-      <w:r>
-        <w:br/>
-      </w:r>
-      <w:r>
-        <w:rPr>
-          <w:rStyle w:val="VerbatimChar"/>
-        </w:rPr>
-        <w:t xml:space="preserve">2017_4    96754.8362   26694.7960  164125.2672 1.949092e+03  3073785.02</w:t>
-      </w:r>
-      <w:r>
-        <w:br/>
-      </w:r>
-      <w:r>
-        <w:rPr>
-          <w:rStyle w:val="VerbatimChar"/>
-        </w:rPr>
-        <w:t xml:space="preserve">2017_5    24065.5921    8751.1280   80816.6336 2.533286e+04   491089.52</w:t>
-      </w:r>
-      <w:r>
-        <w:br/>
-      </w:r>
-      <w:r>
-        <w:rPr>
-          <w:rStyle w:val="VerbatimChar"/>
-        </w:rPr>
-        <w:t xml:space="preserve">2017_6    23635.5797     912.9816    5964.2338 1.301596e+01   231958.35</w:t>
-      </w:r>
-      <w:r>
-        <w:br/>
-      </w:r>
-      <w:r>
-        <w:rPr>
-          <w:rStyle w:val="VerbatimChar"/>
-        </w:rPr>
-        <w:t xml:space="preserve">2018_1    11472.9130     267.4297           NA           NA   137407.17</w:t>
-      </w:r>
-      <w:r>
-        <w:br/>
-      </w:r>
-      <w:r>
-        <w:rPr>
-          <w:rStyle w:val="VerbatimChar"/>
-        </w:rPr>
-        <w:t xml:space="preserve">2018_2    44039.0548    1593.8892    6256.4127 1.149870e+02  1476572.22</w:t>
-      </w:r>
-      <w:r>
-        <w:br/>
-      </w:r>
-      <w:r>
-        <w:rPr>
-          <w:rStyle w:val="VerbatimChar"/>
-        </w:rPr>
-        <w:t xml:space="preserve">2018_3   184156.6622   79757.1302  775249.4297 4.651212e+03  1995558.91</w:t>
-      </w:r>
-      <w:r>
-        <w:br/>
-      </w:r>
-      <w:r>
-        <w:rPr>
-          <w:rStyle w:val="VerbatimChar"/>
-        </w:rPr>
-        <w:t xml:space="preserve">2018_4    73228.8542   14806.0747  362014.1087 3.109227e+04  2236679.62</w:t>
-      </w:r>
-      <w:r>
-        <w:br/>
-      </w:r>
-      <w:r>
-        <w:rPr>
-          <w:rStyle w:val="VerbatimChar"/>
-        </w:rPr>
-        <w:t xml:space="preserve">2018_5    72317.4425    4987.5597  321095.4052 3.634558e+04  1573007.06</w:t>
-      </w:r>
-      <w:r>
-        <w:br/>
-      </w:r>
-      <w:r>
-        <w:rPr>
-          <w:rStyle w:val="VerbatimChar"/>
-        </w:rPr>
-        <w:t xml:space="preserve">2018_6    16488.0967    3916.4019     472.2285 7.733737e+00   516503.80</w:t>
-      </w:r>
-      <w:r>
-        <w:br/>
-      </w:r>
-      <w:r>
-        <w:rPr>
-          <w:rStyle w:val="VerbatimChar"/>
-        </w:rPr>
-        <w:t xml:space="preserve">2019_1    20082.6686     760.9299           NA           NA   238013.51</w:t>
-      </w:r>
-      <w:r>
-        <w:br/>
-      </w:r>
-      <w:r>
-        <w:rPr>
-          <w:rStyle w:val="VerbatimChar"/>
-        </w:rPr>
-        <w:t xml:space="preserve">2019_2   157486.7280   12452.2622   25721.8869           NA   521964.88</w:t>
-      </w:r>
-      <w:r>
-        <w:br/>
-      </w:r>
-      <w:r>
-        <w:rPr>
-          <w:rStyle w:val="VerbatimChar"/>
-        </w:rPr>
-        <w:t xml:space="preserve">2019_3   434125.1264  215818.6624  605973.8443 3.771762e+04  1182752.26</w:t>
-      </w:r>
-      <w:r>
-        <w:br/>
-      </w:r>
-      <w:r>
-        <w:rPr>
-          <w:rStyle w:val="VerbatimChar"/>
-        </w:rPr>
-        <w:t xml:space="preserve">2019_4   209907.5499   16120.5455  214441.8613 4.427845e+04  2002350.22</w:t>
-      </w:r>
-      <w:r>
-        <w:br/>
-      </w:r>
-      <w:r>
-        <w:rPr>
-          <w:rStyle w:val="VerbatimChar"/>
-        </w:rPr>
-        <w:t xml:space="preserve">2019_5   391814.5530    5005.6273  146797.0848 1.156134e+04    61952.84</w:t>
-      </w:r>
-      <w:r>
-        <w:br/>
-      </w:r>
-      <w:r>
-        <w:rPr>
-          <w:rStyle w:val="VerbatimChar"/>
-        </w:rPr>
-        <w:t xml:space="preserve">2019_6    48410.4466     466.3692    5167.7689 1.612885e+02    57833.54</w:t>
-      </w:r>
-      <w:r>
-        <w:br/>
-      </w:r>
-      <w:r>
-        <w:rPr>
-          <w:rStyle w:val="VerbatimChar"/>
-        </w:rPr>
-        <w:t xml:space="preserve">2020_1            NA     185.6236           NA           NA    29208.74</w:t>
-      </w:r>
-      <w:r>
-        <w:br/>
-      </w:r>
-      <w:r>
-        <w:rPr>
-          <w:rStyle w:val="VerbatimChar"/>
-        </w:rPr>
-        <w:t xml:space="preserve">2020_2     9043.9102    4024.1289    6272.1824           NA   543554.92</w:t>
-      </w:r>
-      <w:r>
-        <w:br/>
-      </w:r>
-      <w:r>
-        <w:rPr>
-          <w:rStyle w:val="VerbatimChar"/>
-        </w:rPr>
-        <w:t xml:space="preserve">2020_3   139285.5457  161242.6835  368302.7238 1.203957e+04  1123314.13</w:t>
-      </w:r>
-      <w:r>
-        <w:br/>
-      </w:r>
-      <w:r>
-        <w:rPr>
-          <w:rStyle w:val="VerbatimChar"/>
-        </w:rPr>
-        <w:t xml:space="preserve">2020_4   439976.0290   25211.1659  201828.8119 9.142763e+03   774487.32</w:t>
-      </w:r>
-      <w:r>
-        <w:br/>
-      </w:r>
-      <w:r>
-        <w:rPr>
-          <w:rStyle w:val="VerbatimChar"/>
-        </w:rPr>
-        <w:t xml:space="preserve">2020_5   297234.3672   33947.1059   90603.2405 3.042061e+04   245095.47</w:t>
-      </w:r>
-      <w:r>
-        <w:br/>
-      </w:r>
-      <w:r>
-        <w:rPr>
-          <w:rStyle w:val="VerbatimChar"/>
-        </w:rPr>
-        <w:t xml:space="preserve">2020_6    24891.5786     883.0818     494.8315 1.821000e+01   191252.44</w:t>
-      </w:r>
-      <w:r>
-        <w:br/>
-      </w:r>
-      <w:r>
-        <w:rPr>
-          <w:rStyle w:val="VerbatimChar"/>
-        </w:rPr>
-        <w:t xml:space="preserve">2021_1    15505.4306     321.9289           NA           NA   220137.23</w:t>
-      </w:r>
-      <w:r>
-        <w:br/>
-      </w:r>
-      <w:r>
-        <w:rPr>
-          <w:rStyle w:val="VerbatimChar"/>
-        </w:rPr>
-        <w:t xml:space="preserve">2021_2    35095.4313   37409.0105    2043.7104 1.427543e+01   291276.82</w:t>
-      </w:r>
-      <w:r>
-        <w:br/>
-      </w:r>
-      <w:r>
-        <w:rPr>
-          <w:rStyle w:val="VerbatimChar"/>
-        </w:rPr>
-        <w:t xml:space="preserve">2021_3   333171.4886   68394.4498  376553.7802 1.049071e+03   936836.16</w:t>
-      </w:r>
-      <w:r>
-        <w:br/>
-      </w:r>
-      <w:r>
-        <w:rPr>
-          <w:rStyle w:val="VerbatimChar"/>
-        </w:rPr>
-        <w:t xml:space="preserve">2021_4   334601.5380   19773.6114  249480.9177 4.906534e+04  1353385.07</w:t>
-      </w:r>
-      <w:r>
-        <w:br/>
-      </w:r>
-      <w:r>
-        <w:rPr>
-          <w:rStyle w:val="VerbatimChar"/>
-        </w:rPr>
-        <w:t xml:space="preserve">2021_5   499958.7353   15795.1271  242967.0387 5.086119e+04   718836.26</w:t>
-      </w:r>
-      <w:r>
-        <w:br/>
-      </w:r>
-      <w:r>
-        <w:rPr>
-          <w:rStyle w:val="VerbatimChar"/>
-        </w:rPr>
-        <w:t xml:space="preserve">2021_6    26509.5669    5199.0236     715.4980 8.100330e+00   132124.10</w:t>
-      </w:r>
-      <w:r>
-        <w:br/>
-      </w:r>
-      <w:r>
-        <w:rPr>
-          <w:rStyle w:val="VerbatimChar"/>
-        </w:rPr>
-        <w:t xml:space="preserve">2022_1    13136.0772     639.7193           NA           NA    97255.58</w:t>
-      </w:r>
-      <w:r>
-        <w:br/>
-      </w:r>
-      <w:r>
-        <w:rPr>
-          <w:rStyle w:val="VerbatimChar"/>
-        </w:rPr>
-        <w:t xml:space="preserve">2022_2    30494.4008    6892.5164    8486.8910           NA   356620.00</w:t>
-      </w:r>
-      <w:r>
-        <w:br/>
-      </w:r>
-      <w:r>
-        <w:rPr>
-          <w:rStyle w:val="VerbatimChar"/>
-        </w:rPr>
-        <w:t xml:space="preserve">2022_3   431004.1066   69373.8791  282923.0128 2.128348e+03  2228470.67</w:t>
-      </w:r>
-      <w:r>
-        <w:br/>
-      </w:r>
-      <w:r>
-        <w:rPr>
-          <w:rStyle w:val="VerbatimChar"/>
-        </w:rPr>
-        <w:t xml:space="preserve">2022_4    85488.2771    8043.0385   46324.6662 1.066188e+04   460487.77</w:t>
-      </w:r>
-      <w:r>
-        <w:br/>
-      </w:r>
-      <w:r>
-        <w:rPr>
-          <w:rStyle w:val="VerbatimChar"/>
-        </w:rPr>
-        <w:t xml:space="preserve">2022_5    50702.4924    5164.4181   87447.9009 5.723903e+03   646262.93</w:t>
-      </w:r>
-      <w:r>
-        <w:br/>
-      </w:r>
-      <w:r>
-        <w:rPr>
-          <w:rStyle w:val="VerbatimChar"/>
-        </w:rPr>
-        <w:t xml:space="preserve">2022_6    16195.2651     391.1390    2770.8730           NA    39016.01</w:t>
-      </w:r>
-      <w:r>
-        <w:br/>
-      </w:r>
-      <w:r>
-        <w:rPr>
-          <w:rStyle w:val="VerbatimChar"/>
-        </w:rPr>
-        <w:t xml:space="preserve">2023_1     6899.4172     113.6594           NA           NA    94317.83</w:t>
-      </w:r>
-      <w:r>
-        <w:br/>
-      </w:r>
-      <w:r>
-        <w:rPr>
-          <w:rStyle w:val="VerbatimChar"/>
-        </w:rPr>
-        <w:t xml:space="preserve">2023_2    31601.1462   45397.1183   26776.7360 6.007665e+01   227368.50</w:t>
-      </w:r>
-      <w:r>
-        <w:br/>
-      </w:r>
-      <w:r>
-        <w:rPr>
-          <w:rStyle w:val="VerbatimChar"/>
-        </w:rPr>
-        <w:t xml:space="preserve">2023_3   120806.3748   52677.7234  917576.6534 3.743502e+03   931385.61</w:t>
-      </w:r>
-      <w:r>
-        <w:br/>
-      </w:r>
-      <w:r>
-        <w:rPr>
-          <w:rStyle w:val="VerbatimChar"/>
-        </w:rPr>
-        <w:t xml:space="preserve">2023_4    59490.9826    9801.4455  232969.4303 2.978505e+04   678063.87</w:t>
-      </w:r>
-      <w:r>
-        <w:br/>
-      </w:r>
-      <w:r>
-        <w:rPr>
-          <w:rStyle w:val="VerbatimChar"/>
-        </w:rPr>
-        <w:t xml:space="preserve">2023_5    49697.8694   10045.8961  103931.7334 3.913939e+04   931220.84</w:t>
-      </w:r>
-      <w:r>
-        <w:br/>
-      </w:r>
-      <w:r>
-        <w:rPr>
-          <w:rStyle w:val="VerbatimChar"/>
-        </w:rPr>
-        <w:t xml:space="preserve">2023_6     6036.6763     492.9613           NA           NA   183443.99</w:t>
-      </w:r>
-      <w:r>
-        <w:br/>
-      </w:r>
-      <w:r>
-        <w:rPr>
-          <w:rStyle w:val="VerbatimChar"/>
-        </w:rPr>
-        <w:t xml:space="preserve">2024_1      791.1074     183.2757           NA           NA    82445.49</w:t>
-      </w:r>
-      <w:r>
-        <w:br/>
-      </w:r>
-      <w:r>
-        <w:rPr>
-          <w:rStyle w:val="VerbatimChar"/>
-        </w:rPr>
-        <w:t xml:space="preserve">2024_2    82532.9838   25100.3010    5728.2128 8.438841e+01   215054.79</w:t>
-      </w:r>
-      <w:r>
-        <w:br/>
-      </w:r>
-      <w:r>
-        <w:rPr>
-          <w:rStyle w:val="VerbatimChar"/>
-        </w:rPr>
-        <w:t xml:space="preserve">2024_3   281896.7265   36494.7437  265654.8738 4.029312e+03  1426097.26</w:t>
-      </w:r>
-      <w:r>
-        <w:br/>
-      </w:r>
-      <w:r>
-        <w:rPr>
-          <w:rStyle w:val="VerbatimChar"/>
-        </w:rPr>
-        <w:t xml:space="preserve">2024_4   200628.0539    4812.0484   75322.4960 6.695225e+03   954109.75</w:t>
-      </w:r>
-      <w:r>
-        <w:br/>
-      </w:r>
-      <w:r>
-        <w:rPr>
-          <w:rStyle w:val="VerbatimChar"/>
-        </w:rPr>
-        <w:t xml:space="preserve">2024_5    32206.1519   17813.6112  159633.5682 7.943312e+03   663746.22</w:t>
-      </w:r>
-      <w:r>
-        <w:br/>
-      </w:r>
-      <w:r>
-        <w:rPr>
-          <w:rStyle w:val="VerbatimChar"/>
-        </w:rPr>
-        <w:t xml:space="preserve">2024_6    31272.2161    1168.2082     218.9170           NA    62773.96</w:t>
-      </w:r>
-      <w:r>
-        <w:br/>
-      </w:r>
-      <w:r>
-        <w:rPr>
-          <w:rStyle w:val="VerbatimChar"/>
-        </w:rPr>
-        <w:t xml:space="preserve">           Rec_NCFL     Rec_NNC     Rec_VBM YEAR WAVE</w:t>
-      </w:r>
-      <w:r>
-        <w:br/>
-      </w:r>
-      <w:r>
-        <w:rPr>
-          <w:rStyle w:val="VerbatimChar"/>
-        </w:rPr>
-        <w:t xml:space="preserve">1981_2   270968.461          NA          NA 1981    2</w:t>
-      </w:r>
-      <w:r>
-        <w:br/>
-      </w:r>
-      <w:r>
-        <w:rPr>
-          <w:rStyle w:val="VerbatimChar"/>
-        </w:rPr>
-        <w:t xml:space="preserve">1981_3           NA          NA          NA 1981    3</w:t>
-      </w:r>
-      <w:r>
-        <w:br/>
-      </w:r>
-      <w:r>
-        <w:rPr>
-          <w:rStyle w:val="VerbatimChar"/>
-        </w:rPr>
-        <w:t xml:space="preserve">1981_4    51537.259          NA          NA 1981    4</w:t>
-      </w:r>
-      <w:r>
-        <w:br/>
-      </w:r>
-      <w:r>
-        <w:rPr>
-          <w:rStyle w:val="VerbatimChar"/>
-        </w:rPr>
-        <w:t xml:space="preserve">1981_5           NA          NA          NA 1981    5</w:t>
-      </w:r>
-      <w:r>
-        <w:br/>
-      </w:r>
-      <w:r>
-        <w:rPr>
-          <w:rStyle w:val="VerbatimChar"/>
-        </w:rPr>
-        <w:t xml:space="preserve">1981_6           NA          NA          NA 1981    6</w:t>
-      </w:r>
-      <w:r>
-        <w:br/>
-      </w:r>
-      <w:r>
-        <w:rPr>
-          <w:rStyle w:val="VerbatimChar"/>
-        </w:rPr>
-        <w:t xml:space="preserve">1981_NA          NA          NA          NA 1981   NA</w:t>
-      </w:r>
-      <w:r>
-        <w:br/>
-      </w:r>
-      <w:r>
-        <w:rPr>
-          <w:rStyle w:val="VerbatimChar"/>
-        </w:rPr>
-        <w:t xml:space="preserve">1982_1           NA          NA          NA 1982    1</w:t>
-      </w:r>
-      <w:r>
-        <w:br/>
-      </w:r>
-      <w:r>
-        <w:rPr>
-          <w:rStyle w:val="VerbatimChar"/>
-        </w:rPr>
-        <w:t xml:space="preserve">1982_2           NA          NA          NA 1982    2</w:t>
-      </w:r>
-      <w:r>
-        <w:br/>
-      </w:r>
-      <w:r>
-        <w:rPr>
-          <w:rStyle w:val="VerbatimChar"/>
-        </w:rPr>
-        <w:t xml:space="preserve">1982_3   711098.009   42843.307          NA 1982    3</w:t>
-      </w:r>
-      <w:r>
-        <w:br/>
-      </w:r>
-      <w:r>
-        <w:rPr>
-          <w:rStyle w:val="VerbatimChar"/>
-        </w:rPr>
-        <w:t xml:space="preserve">1982_4   386991.814   12094.937   18727.290 1982    4</w:t>
-      </w:r>
-      <w:r>
-        <w:br/>
-      </w:r>
-      <w:r>
-        <w:rPr>
-          <w:rStyle w:val="VerbatimChar"/>
-        </w:rPr>
-        <w:t xml:space="preserve">1982_5   613744.843   23428.917          NA 1982    5</w:t>
-      </w:r>
-      <w:r>
-        <w:br/>
-      </w:r>
-      <w:r>
-        <w:rPr>
-          <w:rStyle w:val="VerbatimChar"/>
-        </w:rPr>
-        <w:t xml:space="preserve">1982_6           NA          NA          NA 1982    6</w:t>
-      </w:r>
-      <w:r>
-        <w:br/>
-      </w:r>
-      <w:r>
-        <w:rPr>
-          <w:rStyle w:val="VerbatimChar"/>
-        </w:rPr>
-        <w:t xml:space="preserve">1982_NA          NA          NA          NA 1982   NA</w:t>
-      </w:r>
-      <w:r>
-        <w:br/>
-      </w:r>
-      <w:r>
-        <w:rPr>
-          <w:rStyle w:val="VerbatimChar"/>
-        </w:rPr>
-        <w:t xml:space="preserve">1983_1           NA          NA          NA 1983    1</w:t>
-      </w:r>
-      <w:r>
-        <w:br/>
-      </w:r>
-      <w:r>
-        <w:rPr>
-          <w:rStyle w:val="VerbatimChar"/>
-        </w:rPr>
-        <w:t xml:space="preserve">1983_2           NA          NA          NA 1983    2</w:t>
-      </w:r>
-      <w:r>
-        <w:br/>
-      </w:r>
-      <w:r>
-        <w:rPr>
-          <w:rStyle w:val="VerbatimChar"/>
-        </w:rPr>
-        <w:t xml:space="preserve">1983_3    20143.820   44226.032          NA 1983    3</w:t>
-      </w:r>
-      <w:r>
-        <w:br/>
-      </w:r>
-      <w:r>
-        <w:rPr>
-          <w:rStyle w:val="VerbatimChar"/>
-        </w:rPr>
-        <w:t xml:space="preserve">1983_4    69834.733          NA    2565.809 1983    4</w:t>
-      </w:r>
-      <w:r>
-        <w:br/>
-      </w:r>
-      <w:r>
-        <w:rPr>
-          <w:rStyle w:val="VerbatimChar"/>
-        </w:rPr>
-        <w:t xml:space="preserve">1983_5    29391.817          NA    2890.429 1983    5</w:t>
-      </w:r>
-      <w:r>
-        <w:br/>
-      </w:r>
-      <w:r>
-        <w:rPr>
-          <w:rStyle w:val="VerbatimChar"/>
-        </w:rPr>
-        <w:t xml:space="preserve">1983_6           NA          NA          NA 1983    6</w:t>
-      </w:r>
-      <w:r>
-        <w:br/>
-      </w:r>
-      <w:r>
-        <w:rPr>
-          <w:rStyle w:val="VerbatimChar"/>
-        </w:rPr>
-        <w:t xml:space="preserve">1983_NA          NA          NA          NA 1983   NA</w:t>
-      </w:r>
-      <w:r>
-        <w:br/>
-      </w:r>
-      <w:r>
-        <w:rPr>
-          <w:rStyle w:val="VerbatimChar"/>
-        </w:rPr>
-        <w:t xml:space="preserve">1984_1           NA          NA          NA 1984    1</w:t>
-      </w:r>
-      <w:r>
-        <w:br/>
-      </w:r>
-      <w:r>
-        <w:rPr>
-          <w:rStyle w:val="VerbatimChar"/>
-        </w:rPr>
-        <w:t xml:space="preserve">1984_2           NA          NA          NA 1984    2</w:t>
-      </w:r>
-      <w:r>
-        <w:br/>
-      </w:r>
-      <w:r>
-        <w:rPr>
-          <w:rStyle w:val="VerbatimChar"/>
-        </w:rPr>
-        <w:t xml:space="preserve">1984_3    59564.622          NA          NA 1984    3</w:t>
-      </w:r>
-      <w:r>
-        <w:br/>
-      </w:r>
-      <w:r>
-        <w:rPr>
-          <w:rStyle w:val="VerbatimChar"/>
-        </w:rPr>
-        <w:t xml:space="preserve">1984_4   426515.061          NA          NA 1984    4</w:t>
-      </w:r>
-      <w:r>
-        <w:br/>
-      </w:r>
-      <w:r>
-        <w:rPr>
-          <w:rStyle w:val="VerbatimChar"/>
-        </w:rPr>
-        <w:t xml:space="preserve">1984_5           NA          NA       0.000 1984    5</w:t>
-      </w:r>
-      <w:r>
-        <w:br/>
-      </w:r>
-      <w:r>
-        <w:rPr>
-          <w:rStyle w:val="VerbatimChar"/>
-        </w:rPr>
-        <w:t xml:space="preserve">1984_6           NA          NA          NA 1984    6</w:t>
-      </w:r>
-      <w:r>
-        <w:br/>
-      </w:r>
-      <w:r>
-        <w:rPr>
-          <w:rStyle w:val="VerbatimChar"/>
-        </w:rPr>
-        <w:t xml:space="preserve">1984_NA          NA          NA          NA 1984   NA</w:t>
-      </w:r>
-      <w:r>
-        <w:br/>
-      </w:r>
-      <w:r>
-        <w:rPr>
-          <w:rStyle w:val="VerbatimChar"/>
-        </w:rPr>
-        <w:t xml:space="preserve">1985_1           NA          NA          NA 1985    1</w:t>
-      </w:r>
-      <w:r>
-        <w:br/>
-      </w:r>
-      <w:r>
-        <w:rPr>
-          <w:rStyle w:val="VerbatimChar"/>
-        </w:rPr>
-        <w:t xml:space="preserve">1985_2           NA          NA          NA 1985    2</w:t>
-      </w:r>
-      <w:r>
-        <w:br/>
-      </w:r>
-      <w:r>
-        <w:rPr>
-          <w:rStyle w:val="VerbatimChar"/>
-        </w:rPr>
-        <w:t xml:space="preserve">1985_3  1118180.391   77477.096          NA 1985    3</w:t>
-      </w:r>
-      <w:r>
-        <w:br/>
-      </w:r>
-      <w:r>
-        <w:rPr>
-          <w:rStyle w:val="VerbatimChar"/>
-        </w:rPr>
-        <w:t xml:space="preserve">1985_4    44527.998          NA  112944.274 1985    4</w:t>
-      </w:r>
-      <w:r>
-        <w:br/>
-      </w:r>
-      <w:r>
-        <w:rPr>
-          <w:rStyle w:val="VerbatimChar"/>
-        </w:rPr>
-        <w:t xml:space="preserve">1985_5           NA          NA          NA 1985    5</w:t>
-      </w:r>
-      <w:r>
-        <w:br/>
-      </w:r>
-      <w:r>
-        <w:rPr>
-          <w:rStyle w:val="VerbatimChar"/>
-        </w:rPr>
-        <w:t xml:space="preserve">1985_6           NA          NA          NA 1985    6</w:t>
-      </w:r>
-      <w:r>
-        <w:br/>
-      </w:r>
-      <w:r>
-        <w:rPr>
-          <w:rStyle w:val="VerbatimChar"/>
-        </w:rPr>
-        <w:t xml:space="preserve">1985_NA          NA          NA          NA 1985   NA</w:t>
-      </w:r>
-      <w:r>
-        <w:br/>
-      </w:r>
-      <w:r>
-        <w:rPr>
-          <w:rStyle w:val="VerbatimChar"/>
-        </w:rPr>
-        <w:t xml:space="preserve">1986_1           NA          NA          NA 1986    1</w:t>
-      </w:r>
-      <w:r>
-        <w:br/>
-      </w:r>
-      <w:r>
-        <w:rPr>
-          <w:rStyle w:val="VerbatimChar"/>
-        </w:rPr>
-        <w:t xml:space="preserve">1986_2           NA          NA          NA 1986    2</w:t>
-      </w:r>
-      <w:r>
-        <w:br/>
-      </w:r>
-      <w:r>
-        <w:rPr>
-          <w:rStyle w:val="VerbatimChar"/>
-        </w:rPr>
-        <w:t xml:space="preserve">1986_3   603584.417       0.000          NA 1986    3</w:t>
-      </w:r>
-      <w:r>
-        <w:br/>
-      </w:r>
-      <w:r>
-        <w:rPr>
-          <w:rStyle w:val="VerbatimChar"/>
-        </w:rPr>
-        <w:t xml:space="preserve">1986_4    32067.516    2549.586   73390.216 1986    4</w:t>
-      </w:r>
-      <w:r>
-        <w:br/>
-      </w:r>
-      <w:r>
-        <w:rPr>
-          <w:rStyle w:val="VerbatimChar"/>
-        </w:rPr>
-        <w:t xml:space="preserve">1986_5    74141.051          NA   30554.918 1986    5</w:t>
-      </w:r>
-      <w:r>
-        <w:br/>
-      </w:r>
-      <w:r>
-        <w:rPr>
-          <w:rStyle w:val="VerbatimChar"/>
-        </w:rPr>
-        <w:t xml:space="preserve">1986_6    27079.033          NA          NA 1986    6</w:t>
-      </w:r>
-      <w:r>
-        <w:br/>
-      </w:r>
-      <w:r>
-        <w:rPr>
-          <w:rStyle w:val="VerbatimChar"/>
-        </w:rPr>
-        <w:t xml:space="preserve">1986_NA          NA          NA          NA 1986   NA</w:t>
-      </w:r>
-      <w:r>
-        <w:br/>
-      </w:r>
-      <w:r>
-        <w:rPr>
-          <w:rStyle w:val="VerbatimChar"/>
-        </w:rPr>
-        <w:t xml:space="preserve">1987_1           NA          NA          NA 1987    1</w:t>
-      </w:r>
-      <w:r>
-        <w:br/>
-      </w:r>
-      <w:r>
-        <w:rPr>
-          <w:rStyle w:val="VerbatimChar"/>
-        </w:rPr>
-        <w:t xml:space="preserve">1987_2           NA          NA          NA 1987    2</w:t>
-      </w:r>
-      <w:r>
-        <w:br/>
-      </w:r>
-      <w:r>
-        <w:rPr>
-          <w:rStyle w:val="VerbatimChar"/>
-        </w:rPr>
-        <w:t xml:space="preserve">1987_3    30116.500          NA          NA 1987    3</w:t>
-      </w:r>
-      <w:r>
-        <w:br/>
-      </w:r>
-      <w:r>
-        <w:rPr>
-          <w:rStyle w:val="VerbatimChar"/>
-        </w:rPr>
-        <w:t xml:space="preserve">1987_4    92651.366   74122.360   42063.922 1987    4</w:t>
-      </w:r>
-      <w:r>
-        <w:br/>
-      </w:r>
-      <w:r>
-        <w:rPr>
-          <w:rStyle w:val="VerbatimChar"/>
-        </w:rPr>
-        <w:t xml:space="preserve">1987_5    38859.186    5418.005   10075.850 1987    5</w:t>
-      </w:r>
-      <w:r>
-        <w:br/>
-      </w:r>
-      <w:r>
-        <w:rPr>
-          <w:rStyle w:val="VerbatimChar"/>
-        </w:rPr>
-        <w:t xml:space="preserve">1987_6           NA          NA          NA 1987    6</w:t>
-      </w:r>
-      <w:r>
-        <w:br/>
-      </w:r>
-      <w:r>
-        <w:rPr>
-          <w:rStyle w:val="VerbatimChar"/>
-        </w:rPr>
-        <w:t xml:space="preserve">1987_NA          NA          NA          NA 1987   NA</w:t>
-      </w:r>
-      <w:r>
-        <w:br/>
-      </w:r>
-      <w:r>
-        <w:rPr>
-          <w:rStyle w:val="VerbatimChar"/>
-        </w:rPr>
-        <w:t xml:space="preserve">1988_1           NA          NA          NA 1988    1</w:t>
-      </w:r>
-      <w:r>
-        <w:br/>
-      </w:r>
-      <w:r>
-        <w:rPr>
-          <w:rStyle w:val="VerbatimChar"/>
-        </w:rPr>
-        <w:t xml:space="preserve">1988_2           NA          NA          NA 1988    2</w:t>
-      </w:r>
-      <w:r>
-        <w:br/>
-      </w:r>
-      <w:r>
-        <w:rPr>
-          <w:rStyle w:val="VerbatimChar"/>
-        </w:rPr>
-        <w:t xml:space="preserve">1988_3    54755.955   23711.146          NA 1988    3</w:t>
-      </w:r>
-      <w:r>
-        <w:br/>
-      </w:r>
-      <w:r>
-        <w:rPr>
-          <w:rStyle w:val="VerbatimChar"/>
-        </w:rPr>
-        <w:t xml:space="preserve">1988_4   222834.481  179057.804   29325.047 1988    4</w:t>
-      </w:r>
-      <w:r>
-        <w:br/>
-      </w:r>
-      <w:r>
-        <w:rPr>
-          <w:rStyle w:val="VerbatimChar"/>
-        </w:rPr>
-        <w:t xml:space="preserve">1988_5    43432.685          NA    4241.116 1988    5</w:t>
-      </w:r>
-      <w:r>
-        <w:br/>
-      </w:r>
-      <w:r>
-        <w:rPr>
-          <w:rStyle w:val="VerbatimChar"/>
-        </w:rPr>
-        <w:t xml:space="preserve">1988_6           NA          NA          NA 1988    6</w:t>
-      </w:r>
-      <w:r>
-        <w:br/>
-      </w:r>
-      <w:r>
-        <w:rPr>
-          <w:rStyle w:val="VerbatimChar"/>
-        </w:rPr>
-        <w:t xml:space="preserve">1988_NA          NA          NA          NA 1988   NA</w:t>
-      </w:r>
-      <w:r>
-        <w:br/>
-      </w:r>
-      <w:r>
-        <w:rPr>
-          <w:rStyle w:val="VerbatimChar"/>
-        </w:rPr>
-        <w:t xml:space="preserve">1989_1   139949.965          NA          NA 1989    1</w:t>
-      </w:r>
-      <w:r>
-        <w:br/>
-      </w:r>
-      <w:r>
-        <w:rPr>
-          <w:rStyle w:val="VerbatimChar"/>
-        </w:rPr>
-        <w:t xml:space="preserve">1989_2   111701.985   10512.208          NA 1989    2</w:t>
-      </w:r>
-      <w:r>
-        <w:br/>
-      </w:r>
-      <w:r>
-        <w:rPr>
-          <w:rStyle w:val="VerbatimChar"/>
-        </w:rPr>
-        <w:t xml:space="preserve">1989_3   227363.510  272095.085   12546.840 1989    3</w:t>
-      </w:r>
-      <w:r>
-        <w:br/>
-      </w:r>
-      <w:r>
-        <w:rPr>
-          <w:rStyle w:val="VerbatimChar"/>
-        </w:rPr>
-        <w:t xml:space="preserve">1989_4   130611.175   54238.048  675840.429 1989    4</w:t>
-      </w:r>
-      <w:r>
-        <w:br/>
-      </w:r>
-      <w:r>
-        <w:rPr>
-          <w:rStyle w:val="VerbatimChar"/>
-        </w:rPr>
-        <w:t xml:space="preserve">1989_5    53101.278     651.014  308558.121 1989    5</w:t>
-      </w:r>
-      <w:r>
-        <w:br/>
-      </w:r>
-      <w:r>
-        <w:rPr>
-          <w:rStyle w:val="VerbatimChar"/>
-        </w:rPr>
-        <w:t xml:space="preserve">1989_6   417223.578    1875.212          NA 1989    6</w:t>
-      </w:r>
-      <w:r>
-        <w:br/>
-      </w:r>
-      <w:r>
-        <w:rPr>
-          <w:rStyle w:val="VerbatimChar"/>
-        </w:rPr>
-        <w:t xml:space="preserve">1989_NA          NA          NA          NA 1989   NA</w:t>
-      </w:r>
-      <w:r>
-        <w:br/>
-      </w:r>
-      <w:r>
-        <w:rPr>
-          <w:rStyle w:val="VerbatimChar"/>
-        </w:rPr>
-        <w:t xml:space="preserve">1990_1           NA          NA          NA 1990    1</w:t>
-      </w:r>
-      <w:r>
-        <w:br/>
-      </w:r>
-      <w:r>
-        <w:rPr>
-          <w:rStyle w:val="VerbatimChar"/>
-        </w:rPr>
-        <w:t xml:space="preserve">1990_2           NA    1916.750          NA 1990    2</w:t>
-      </w:r>
-      <w:r>
-        <w:br/>
-      </w:r>
-      <w:r>
-        <w:rPr>
-          <w:rStyle w:val="VerbatimChar"/>
-        </w:rPr>
-        <w:t xml:space="preserve">1990_3    98533.276   23762.838          NA 1990    3</w:t>
-      </w:r>
-      <w:r>
-        <w:br/>
-      </w:r>
-      <w:r>
-        <w:rPr>
-          <w:rStyle w:val="VerbatimChar"/>
-        </w:rPr>
-        <w:t xml:space="preserve">1990_4   100213.515   89871.470  146908.507 1990    4</w:t>
-      </w:r>
-      <w:r>
-        <w:br/>
-      </w:r>
-      <w:r>
-        <w:rPr>
-          <w:rStyle w:val="VerbatimChar"/>
-        </w:rPr>
-        <w:t xml:space="preserve">1990_5   113586.480    2988.903  362516.474 1990    5</w:t>
-      </w:r>
-      <w:r>
-        <w:br/>
-      </w:r>
-      <w:r>
-        <w:rPr>
-          <w:rStyle w:val="VerbatimChar"/>
-        </w:rPr>
-        <w:t xml:space="preserve">1990_6           NA          NA          NA 1990    6</w:t>
-      </w:r>
-      <w:r>
-        <w:br/>
-      </w:r>
-      <w:r>
-        <w:rPr>
-          <w:rStyle w:val="VerbatimChar"/>
-        </w:rPr>
-        <w:t xml:space="preserve">1990_NA          NA          NA          NA 1990   NA</w:t>
-      </w:r>
-      <w:r>
-        <w:br/>
-      </w:r>
-      <w:r>
-        <w:rPr>
-          <w:rStyle w:val="VerbatimChar"/>
-        </w:rPr>
-        <w:t xml:space="preserve">1991_1           NA          NA          NA 1991    1</w:t>
-      </w:r>
-      <w:r>
-        <w:br/>
-      </w:r>
-      <w:r>
-        <w:rPr>
-          <w:rStyle w:val="VerbatimChar"/>
-        </w:rPr>
-        <w:t xml:space="preserve">1991_2           NA  132457.227          NA 1991    2</w:t>
-      </w:r>
-      <w:r>
-        <w:br/>
-      </w:r>
-      <w:r>
-        <w:rPr>
-          <w:rStyle w:val="VerbatimChar"/>
-        </w:rPr>
-        <w:t xml:space="preserve">1991_3   372647.616  111487.795          NA 1991    3</w:t>
-      </w:r>
-      <w:r>
-        <w:br/>
-      </w:r>
-      <w:r>
-        <w:rPr>
-          <w:rStyle w:val="VerbatimChar"/>
-        </w:rPr>
-        <w:t xml:space="preserve">1991_4    73235.386   18973.369  313639.776 1991    4</w:t>
-      </w:r>
-      <w:r>
-        <w:br/>
-      </w:r>
-      <w:r>
-        <w:rPr>
-          <w:rStyle w:val="VerbatimChar"/>
-        </w:rPr>
-        <w:t xml:space="preserve">1991_5    11784.127   14471.255  151146.958 1991    5</w:t>
-      </w:r>
-      <w:r>
-        <w:br/>
-      </w:r>
-      <w:r>
-        <w:rPr>
-          <w:rStyle w:val="VerbatimChar"/>
-        </w:rPr>
-        <w:t xml:space="preserve">1991_6           NA          NA          NA 1991    6</w:t>
-      </w:r>
-      <w:r>
-        <w:br/>
-      </w:r>
-      <w:r>
-        <w:rPr>
-          <w:rStyle w:val="VerbatimChar"/>
-        </w:rPr>
-        <w:t xml:space="preserve">1991_NA          NA          NA          NA 1991   NA</w:t>
-      </w:r>
-      <w:r>
-        <w:br/>
-      </w:r>
-      <w:r>
-        <w:rPr>
-          <w:rStyle w:val="VerbatimChar"/>
-        </w:rPr>
-        <w:t xml:space="preserve">1992_1           NA          NA          NA 1992    1</w:t>
-      </w:r>
-      <w:r>
-        <w:br/>
-      </w:r>
-      <w:r>
-        <w:rPr>
-          <w:rStyle w:val="VerbatimChar"/>
-        </w:rPr>
-        <w:t xml:space="preserve">1992_2           NA          NA          NA 1992    2</w:t>
-      </w:r>
-      <w:r>
-        <w:br/>
-      </w:r>
-      <w:r>
-        <w:rPr>
-          <w:rStyle w:val="VerbatimChar"/>
-        </w:rPr>
-        <w:t xml:space="preserve">1992_3    92148.045   41376.379   20526.808 1992    3</w:t>
-      </w:r>
-      <w:r>
-        <w:br/>
-      </w:r>
-      <w:r>
-        <w:rPr>
-          <w:rStyle w:val="VerbatimChar"/>
-        </w:rPr>
-        <w:t xml:space="preserve">1992_4   126696.827   24302.047   76676.416 1992    4</w:t>
-      </w:r>
-      <w:r>
-        <w:br/>
-      </w:r>
-      <w:r>
-        <w:rPr>
-          <w:rStyle w:val="VerbatimChar"/>
-        </w:rPr>
-        <w:t xml:space="preserve">1992_5    26550.880   23482.434  412094.037 1992    5</w:t>
-      </w:r>
-      <w:r>
-        <w:br/>
-      </w:r>
-      <w:r>
-        <w:rPr>
-          <w:rStyle w:val="VerbatimChar"/>
-        </w:rPr>
-        <w:t xml:space="preserve">1992_6           NA          NA          NA 1992    6</w:t>
-      </w:r>
-      <w:r>
-        <w:br/>
-      </w:r>
-      <w:r>
-        <w:rPr>
-          <w:rStyle w:val="VerbatimChar"/>
-        </w:rPr>
-        <w:t xml:space="preserve">1992_NA          NA          NA          NA 1992   NA</w:t>
-      </w:r>
-      <w:r>
-        <w:br/>
-      </w:r>
-      <w:r>
-        <w:rPr>
-          <w:rStyle w:val="VerbatimChar"/>
-        </w:rPr>
-        <w:t xml:space="preserve">1993_1           NA          NA          NA 1993    1</w:t>
-      </w:r>
-      <w:r>
-        <w:br/>
-      </w:r>
-      <w:r>
-        <w:rPr>
-          <w:rStyle w:val="VerbatimChar"/>
-        </w:rPr>
-        <w:t xml:space="preserve">1993_2    89986.989          NA          NA 1993    2</w:t>
-      </w:r>
-      <w:r>
-        <w:br/>
-      </w:r>
-      <w:r>
-        <w:rPr>
-          <w:rStyle w:val="VerbatimChar"/>
-        </w:rPr>
-        <w:t xml:space="preserve">1993_3   370532.453   33545.453    6991.506 1993    3</w:t>
-      </w:r>
-      <w:r>
-        <w:br/>
-      </w:r>
-      <w:r>
-        <w:rPr>
-          <w:rStyle w:val="VerbatimChar"/>
-        </w:rPr>
-        <w:t xml:space="preserve">1993_4   250305.146  259128.423  695338.082 1993    4</w:t>
-      </w:r>
-      <w:r>
-        <w:br/>
-      </w:r>
-      <w:r>
-        <w:rPr>
-          <w:rStyle w:val="VerbatimChar"/>
-        </w:rPr>
-        <w:t xml:space="preserve">1993_5    13889.315    3725.324  169619.013 1993    5</w:t>
-      </w:r>
-      <w:r>
-        <w:br/>
-      </w:r>
-      <w:r>
-        <w:rPr>
-          <w:rStyle w:val="VerbatimChar"/>
-        </w:rPr>
-        <w:t xml:space="preserve">1993_6    18027.925          NA          NA 1993    6</w:t>
-      </w:r>
-      <w:r>
-        <w:br/>
-      </w:r>
-      <w:r>
-        <w:rPr>
-          <w:rStyle w:val="VerbatimChar"/>
-        </w:rPr>
-        <w:t xml:space="preserve">1993_NA          NA          NA          NA 1993   NA</w:t>
-      </w:r>
-      <w:r>
-        <w:br/>
-      </w:r>
-      <w:r>
-        <w:rPr>
-          <w:rStyle w:val="VerbatimChar"/>
-        </w:rPr>
-        <w:t xml:space="preserve">1994_1    28223.840          NA          NA 1994    1</w:t>
-      </w:r>
-      <w:r>
-        <w:br/>
-      </w:r>
-      <w:r>
-        <w:rPr>
-          <w:rStyle w:val="VerbatimChar"/>
-        </w:rPr>
-        <w:t xml:space="preserve">1994_2    46344.061          NA          NA 1994    2</w:t>
-      </w:r>
-      <w:r>
-        <w:br/>
-      </w:r>
-      <w:r>
-        <w:rPr>
-          <w:rStyle w:val="VerbatimChar"/>
-        </w:rPr>
-        <w:t xml:space="preserve">1994_3   963122.439  220282.038    4547.236 1994    3</w:t>
-      </w:r>
-      <w:r>
-        <w:br/>
-      </w:r>
-      <w:r>
-        <w:rPr>
-          <w:rStyle w:val="VerbatimChar"/>
-        </w:rPr>
-        <w:t xml:space="preserve">1994_4   151284.747   20987.542  509707.555 1994    4</w:t>
-      </w:r>
-      <w:r>
-        <w:br/>
-      </w:r>
-      <w:r>
-        <w:rPr>
-          <w:rStyle w:val="VerbatimChar"/>
-        </w:rPr>
-        <w:t xml:space="preserve">1994_5   136265.383   21835.365   80212.622 1994    5</w:t>
-      </w:r>
-      <w:r>
-        <w:br/>
-      </w:r>
-      <w:r>
-        <w:rPr>
-          <w:rStyle w:val="VerbatimChar"/>
-        </w:rPr>
-        <w:t xml:space="preserve">1994_6   383701.640    1802.248          NA 1994    6</w:t>
-      </w:r>
-      <w:r>
-        <w:br/>
-      </w:r>
-      <w:r>
-        <w:rPr>
-          <w:rStyle w:val="VerbatimChar"/>
-        </w:rPr>
-        <w:t xml:space="preserve">1994_NA          NA          NA          NA 1994   NA</w:t>
-      </w:r>
-      <w:r>
-        <w:br/>
-      </w:r>
-      <w:r>
-        <w:rPr>
-          <w:rStyle w:val="VerbatimChar"/>
-        </w:rPr>
-        <w:t xml:space="preserve">1995_1           NA          NA          NA 1995    1</w:t>
-      </w:r>
-      <w:r>
-        <w:br/>
-      </w:r>
-      <w:r>
-        <w:rPr>
-          <w:rStyle w:val="VerbatimChar"/>
-        </w:rPr>
-        <w:t xml:space="preserve">1995_2   480461.867          NA          NA 1995    2</w:t>
-      </w:r>
-      <w:r>
-        <w:br/>
-      </w:r>
-      <w:r>
-        <w:rPr>
-          <w:rStyle w:val="VerbatimChar"/>
-        </w:rPr>
-        <w:t xml:space="preserve">1995_3   804233.833  225758.606  160479.740 1995    3</w:t>
-      </w:r>
-      <w:r>
-        <w:br/>
-      </w:r>
-      <w:r>
-        <w:rPr>
-          <w:rStyle w:val="VerbatimChar"/>
-        </w:rPr>
-        <w:t xml:space="preserve">1995_4   170952.186   26748.450  448822.879 1995    4</w:t>
-      </w:r>
-      <w:r>
-        <w:br/>
-      </w:r>
-      <w:r>
-        <w:rPr>
-          <w:rStyle w:val="VerbatimChar"/>
-        </w:rPr>
-        <w:t xml:space="preserve">1995_5    37780.398   18935.018          NA 1995    5</w:t>
-      </w:r>
-      <w:r>
-        <w:br/>
-      </w:r>
-      <w:r>
-        <w:rPr>
-          <w:rStyle w:val="VerbatimChar"/>
-        </w:rPr>
-        <w:t xml:space="preserve">1995_6    56707.695          NA          NA 1995    6</w:t>
-      </w:r>
-      <w:r>
-        <w:br/>
-      </w:r>
-      <w:r>
-        <w:rPr>
-          <w:rStyle w:val="VerbatimChar"/>
-        </w:rPr>
-        <w:t xml:space="preserve">1995_NA          NA          NA          NA 1995   NA</w:t>
-      </w:r>
-      <w:r>
-        <w:br/>
-      </w:r>
-      <w:r>
-        <w:rPr>
-          <w:rStyle w:val="VerbatimChar"/>
-        </w:rPr>
-        <w:t xml:space="preserve">1996_1           NA          NA          NA 1996    1</w:t>
-      </w:r>
-      <w:r>
-        <w:br/>
-      </w:r>
-      <w:r>
-        <w:rPr>
-          <w:rStyle w:val="VerbatimChar"/>
-        </w:rPr>
-        <w:t xml:space="preserve">1996_2   314628.146   20209.360          NA 1996    2</w:t>
-      </w:r>
-      <w:r>
-        <w:br/>
-      </w:r>
-      <w:r>
-        <w:rPr>
-          <w:rStyle w:val="VerbatimChar"/>
-        </w:rPr>
-        <w:t xml:space="preserve">1996_3   625690.901   87985.514          NA 1996    3</w:t>
-      </w:r>
-      <w:r>
-        <w:br/>
-      </w:r>
-      <w:r>
-        <w:rPr>
-          <w:rStyle w:val="VerbatimChar"/>
-        </w:rPr>
-        <w:t xml:space="preserve">1996_4   111818.582   63663.755  408494.551 1996    4</w:t>
-      </w:r>
-      <w:r>
-        <w:br/>
-      </w:r>
-      <w:r>
-        <w:rPr>
-          <w:rStyle w:val="VerbatimChar"/>
-        </w:rPr>
-        <w:t xml:space="preserve">1996_5    69800.214   24720.906   77611.636 1996    5</w:t>
-      </w:r>
-      <w:r>
-        <w:br/>
-      </w:r>
-      <w:r>
-        <w:rPr>
-          <w:rStyle w:val="VerbatimChar"/>
-        </w:rPr>
-        <w:t xml:space="preserve">1996_6           NA          NA          NA 1996    6</w:t>
-      </w:r>
-      <w:r>
-        <w:br/>
-      </w:r>
-      <w:r>
-        <w:rPr>
-          <w:rStyle w:val="VerbatimChar"/>
-        </w:rPr>
-        <w:t xml:space="preserve">1996_NA          NA          NA          NA 1996   NA</w:t>
-      </w:r>
-      <w:r>
-        <w:br/>
-      </w:r>
-      <w:r>
-        <w:rPr>
-          <w:rStyle w:val="VerbatimChar"/>
-        </w:rPr>
-        <w:t xml:space="preserve">1997_1           NA          NA          NA 1997    1</w:t>
-      </w:r>
-      <w:r>
-        <w:br/>
-      </w:r>
-      <w:r>
-        <w:rPr>
-          <w:rStyle w:val="VerbatimChar"/>
-        </w:rPr>
-        <w:t xml:space="preserve">1997_2   347295.859   63503.937          NA 1997    2</w:t>
-      </w:r>
-      <w:r>
-        <w:br/>
-      </w:r>
-      <w:r>
-        <w:rPr>
-          <w:rStyle w:val="VerbatimChar"/>
-        </w:rPr>
-        <w:t xml:space="preserve">1997_3   687821.842  219639.986          NA 1997    3</w:t>
-      </w:r>
-      <w:r>
-        <w:br/>
-      </w:r>
-      <w:r>
-        <w:rPr>
-          <w:rStyle w:val="VerbatimChar"/>
-        </w:rPr>
-        <w:t xml:space="preserve">1997_4   117886.588  326036.328  149860.531 1997    4</w:t>
-      </w:r>
-      <w:r>
-        <w:br/>
-      </w:r>
-      <w:r>
-        <w:rPr>
-          <w:rStyle w:val="VerbatimChar"/>
-        </w:rPr>
-        <w:t xml:space="preserve">1997_5   163498.444   51077.591   48011.431 1997    5</w:t>
-      </w:r>
-      <w:r>
-        <w:br/>
-      </w:r>
-      <w:r>
-        <w:rPr>
-          <w:rStyle w:val="VerbatimChar"/>
-        </w:rPr>
-        <w:t xml:space="preserve">1997_6           NA          NA          NA 1997    6</w:t>
-      </w:r>
-      <w:r>
-        <w:br/>
-      </w:r>
-      <w:r>
-        <w:rPr>
-          <w:rStyle w:val="VerbatimChar"/>
-        </w:rPr>
-        <w:t xml:space="preserve">1998_1           NA          NA          NA 1998    1</w:t>
-      </w:r>
-      <w:r>
-        <w:br/>
-      </w:r>
-      <w:r>
-        <w:rPr>
-          <w:rStyle w:val="VerbatimChar"/>
-        </w:rPr>
-        <w:t xml:space="preserve">1998_2    57196.548          NA          NA 1998    2</w:t>
-      </w:r>
-      <w:r>
-        <w:br/>
-      </w:r>
-      <w:r>
-        <w:rPr>
-          <w:rStyle w:val="VerbatimChar"/>
-        </w:rPr>
-        <w:t xml:space="preserve">1998_3   260289.770  164723.993          NA 1998    3</w:t>
-      </w:r>
-      <w:r>
-        <w:br/>
-      </w:r>
-      <w:r>
-        <w:rPr>
-          <w:rStyle w:val="VerbatimChar"/>
-        </w:rPr>
-        <w:t xml:space="preserve">1998_4    38810.562  199018.669  470816.565 1998    4</w:t>
-      </w:r>
-      <w:r>
-        <w:br/>
-      </w:r>
-      <w:r>
-        <w:rPr>
-          <w:rStyle w:val="VerbatimChar"/>
-        </w:rPr>
-        <w:t xml:space="preserve">1998_5    28150.625   48561.629  135952.733 1998    5</w:t>
-      </w:r>
-      <w:r>
-        <w:br/>
-      </w:r>
-      <w:r>
-        <w:rPr>
-          <w:rStyle w:val="VerbatimChar"/>
-        </w:rPr>
-        <w:t xml:space="preserve">1998_6   235376.551          NA          NA 1998    6</w:t>
-      </w:r>
-      <w:r>
-        <w:br/>
-      </w:r>
-      <w:r>
-        <w:rPr>
-          <w:rStyle w:val="VerbatimChar"/>
-        </w:rPr>
-        <w:t xml:space="preserve">1999_1    28295.456          NA          NA 1999    1</w:t>
-      </w:r>
-      <w:r>
-        <w:br/>
-      </w:r>
-      <w:r>
-        <w:rPr>
-          <w:rStyle w:val="VerbatimChar"/>
-        </w:rPr>
-        <w:t xml:space="preserve">1999_2   161859.944    7907.629          NA 1999    2</w:t>
-      </w:r>
-      <w:r>
-        <w:br/>
-      </w:r>
-      <w:r>
-        <w:rPr>
-          <w:rStyle w:val="VerbatimChar"/>
-        </w:rPr>
-        <w:t xml:space="preserve">1999_3   998925.562  205305.614   51453.808 1999    3</w:t>
-      </w:r>
-      <w:r>
-        <w:br/>
-      </w:r>
-      <w:r>
-        <w:rPr>
-          <w:rStyle w:val="VerbatimChar"/>
-        </w:rPr>
-        <w:t xml:space="preserve">1999_4   220964.231  663226.036  215387.059 1999    4</w:t>
-      </w:r>
-      <w:r>
-        <w:br/>
-      </w:r>
-      <w:r>
-        <w:rPr>
-          <w:rStyle w:val="VerbatimChar"/>
-        </w:rPr>
-        <w:t xml:space="preserve">1999_5    91326.076  438366.095  256782.821 1999    5</w:t>
-      </w:r>
-      <w:r>
-        <w:br/>
-      </w:r>
-      <w:r>
-        <w:rPr>
-          <w:rStyle w:val="VerbatimChar"/>
-        </w:rPr>
-        <w:t xml:space="preserve">1999_6    46846.176          NA          NA 1999    6</w:t>
-      </w:r>
-      <w:r>
-        <w:br/>
-      </w:r>
-      <w:r>
-        <w:rPr>
-          <w:rStyle w:val="VerbatimChar"/>
-        </w:rPr>
-        <w:t xml:space="preserve">2000_1           NA          NA          NA 2000    1</w:t>
-      </w:r>
-      <w:r>
-        <w:br/>
-      </w:r>
-      <w:r>
-        <w:rPr>
-          <w:rStyle w:val="VerbatimChar"/>
-        </w:rPr>
-        <w:t xml:space="preserve">2000_2   292817.152          NA          NA 2000    2</w:t>
-      </w:r>
-      <w:r>
-        <w:br/>
-      </w:r>
-      <w:r>
-        <w:rPr>
-          <w:rStyle w:val="VerbatimChar"/>
-        </w:rPr>
-        <w:t xml:space="preserve">2000_3  1860759.936  617314.126          NA 2000    3</w:t>
-      </w:r>
-      <w:r>
-        <w:br/>
-      </w:r>
-      <w:r>
-        <w:rPr>
-          <w:rStyle w:val="VerbatimChar"/>
-        </w:rPr>
-        <w:t xml:space="preserve">2000_4   362528.918  173566.777 1440372.603 2000    4</w:t>
-      </w:r>
-      <w:r>
-        <w:br/>
-      </w:r>
-      <w:r>
-        <w:rPr>
-          <w:rStyle w:val="VerbatimChar"/>
-        </w:rPr>
-        <w:t xml:space="preserve">2000_5   220496.767   36099.433  168106.317 2000    5</w:t>
-      </w:r>
-      <w:r>
-        <w:br/>
-      </w:r>
-      <w:r>
-        <w:rPr>
-          <w:rStyle w:val="VerbatimChar"/>
-        </w:rPr>
-        <w:t xml:space="preserve">2000_6    47821.441          NA          NA 2000    6</w:t>
-      </w:r>
-      <w:r>
-        <w:br/>
-      </w:r>
-      <w:r>
-        <w:rPr>
-          <w:rStyle w:val="VerbatimChar"/>
-        </w:rPr>
-        <w:t xml:space="preserve">2001_1   280396.645          NA          NA 2001    1</w:t>
-      </w:r>
-      <w:r>
-        <w:br/>
-      </w:r>
-      <w:r>
-        <w:rPr>
-          <w:rStyle w:val="VerbatimChar"/>
-        </w:rPr>
-        <w:t xml:space="preserve">2001_2   286154.324          NA          NA 2001    2</w:t>
-      </w:r>
-      <w:r>
-        <w:br/>
-      </w:r>
-      <w:r>
-        <w:rPr>
-          <w:rStyle w:val="VerbatimChar"/>
-        </w:rPr>
-        <w:t xml:space="preserve">2001_3  2681450.090  881436.853  119550.061 2001    3</w:t>
-      </w:r>
-      <w:r>
-        <w:br/>
-      </w:r>
-      <w:r>
-        <w:rPr>
-          <w:rStyle w:val="VerbatimChar"/>
-        </w:rPr>
-        <w:t xml:space="preserve">2001_4   186070.834  865658.069  228166.886 2001    4</w:t>
-      </w:r>
-      <w:r>
-        <w:br/>
-      </w:r>
-      <w:r>
-        <w:rPr>
-          <w:rStyle w:val="VerbatimChar"/>
-        </w:rPr>
-        <w:t xml:space="preserve">2001_5    99831.517   13626.222   24906.326 2001    5</w:t>
-      </w:r>
-      <w:r>
-        <w:br/>
-      </w:r>
-      <w:r>
-        <w:rPr>
-          <w:rStyle w:val="VerbatimChar"/>
-        </w:rPr>
-        <w:t xml:space="preserve">2001_6    80466.902          NA          NA 2001    6</w:t>
-      </w:r>
-      <w:r>
-        <w:br/>
-      </w:r>
-      <w:r>
-        <w:rPr>
-          <w:rStyle w:val="VerbatimChar"/>
-        </w:rPr>
-        <w:t xml:space="preserve">2002_1        0.000       0.000          NA 2002    1</w:t>
-      </w:r>
-      <w:r>
-        <w:br/>
-      </w:r>
-      <w:r>
-        <w:rPr>
-          <w:rStyle w:val="VerbatimChar"/>
-        </w:rPr>
-        <w:t xml:space="preserve">2002_2    72986.906   33095.271          NA 2002    2</w:t>
-      </w:r>
-      <w:r>
-        <w:br/>
-      </w:r>
-      <w:r>
-        <w:rPr>
-          <w:rStyle w:val="VerbatimChar"/>
-        </w:rPr>
-        <w:t xml:space="preserve">2002_3  1394867.652  363688.365  319894.863 2002    3</w:t>
-      </w:r>
-      <w:r>
-        <w:br/>
-      </w:r>
-      <w:r>
-        <w:rPr>
-          <w:rStyle w:val="VerbatimChar"/>
-        </w:rPr>
-        <w:t xml:space="preserve">2002_4   261541.132  389650.618  446128.499 2002    4</w:t>
-      </w:r>
-      <w:r>
-        <w:br/>
-      </w:r>
-      <w:r>
-        <w:rPr>
-          <w:rStyle w:val="VerbatimChar"/>
-        </w:rPr>
-        <w:t xml:space="preserve">2002_5   434852.883   85496.406  966332.674 2002    5</w:t>
-      </w:r>
-      <w:r>
-        <w:br/>
-      </w:r>
-      <w:r>
-        <w:rPr>
-          <w:rStyle w:val="VerbatimChar"/>
-        </w:rPr>
-        <w:t xml:space="preserve">2002_6   319697.989          NA          NA 2002    6</w:t>
-      </w:r>
-      <w:r>
-        <w:br/>
-      </w:r>
-      <w:r>
-        <w:rPr>
-          <w:rStyle w:val="VerbatimChar"/>
-        </w:rPr>
-        <w:t xml:space="preserve">2003_1    39787.277          NA          NA 2003    1</w:t>
-      </w:r>
-      <w:r>
-        <w:br/>
-      </w:r>
-      <w:r>
-        <w:rPr>
-          <w:rStyle w:val="VerbatimChar"/>
-        </w:rPr>
-        <w:t xml:space="preserve">2003_2   110441.284   62461.897          NA 2003    2</w:t>
-      </w:r>
-      <w:r>
-        <w:br/>
-      </w:r>
-      <w:r>
-        <w:rPr>
-          <w:rStyle w:val="VerbatimChar"/>
-        </w:rPr>
-        <w:t xml:space="preserve">2003_3   818832.674  353696.442          NA 2003    3</w:t>
-      </w:r>
-      <w:r>
-        <w:br/>
-      </w:r>
-      <w:r>
-        <w:rPr>
-          <w:rStyle w:val="VerbatimChar"/>
-        </w:rPr>
-        <w:t xml:space="preserve">2003_4   786858.585  432922.024  122391.084 2003    4</w:t>
-      </w:r>
-      <w:r>
-        <w:br/>
-      </w:r>
-      <w:r>
-        <w:rPr>
-          <w:rStyle w:val="VerbatimChar"/>
-        </w:rPr>
-        <w:t xml:space="preserve">2003_5     8290.240   19119.891  782389.474 2003    5</w:t>
-      </w:r>
-      <w:r>
-        <w:br/>
-      </w:r>
-      <w:r>
-        <w:rPr>
-          <w:rStyle w:val="VerbatimChar"/>
-        </w:rPr>
-        <w:t xml:space="preserve">2003_6    96225.360          NA          NA 2003    6</w:t>
-      </w:r>
-      <w:r>
-        <w:br/>
-      </w:r>
-      <w:r>
-        <w:rPr>
-          <w:rStyle w:val="VerbatimChar"/>
-        </w:rPr>
-        <w:t xml:space="preserve">2004_1     7766.988          NA          NA 2004    1</w:t>
-      </w:r>
-      <w:r>
-        <w:br/>
-      </w:r>
-      <w:r>
-        <w:rPr>
-          <w:rStyle w:val="VerbatimChar"/>
-        </w:rPr>
-        <w:t xml:space="preserve">2004_2   200018.750  435713.032          NA 2004    2</w:t>
-      </w:r>
-      <w:r>
-        <w:br/>
-      </w:r>
-      <w:r>
-        <w:rPr>
-          <w:rStyle w:val="VerbatimChar"/>
-        </w:rPr>
-        <w:t xml:space="preserve">2004_3   780680.858   80535.729          NA 2004    3</w:t>
-      </w:r>
-      <w:r>
-        <w:br/>
-      </w:r>
-      <w:r>
-        <w:rPr>
-          <w:rStyle w:val="VerbatimChar"/>
-        </w:rPr>
-        <w:t xml:space="preserve">2004_4   309322.339   72736.412  128301.965 2004    4</w:t>
-      </w:r>
-      <w:r>
-        <w:br/>
-      </w:r>
-      <w:r>
-        <w:rPr>
-          <w:rStyle w:val="VerbatimChar"/>
-        </w:rPr>
-        <w:t xml:space="preserve">2004_5     5193.736          NA   58236.601 2004    5</w:t>
-      </w:r>
-      <w:r>
-        <w:br/>
-      </w:r>
-      <w:r>
-        <w:rPr>
-          <w:rStyle w:val="VerbatimChar"/>
-        </w:rPr>
-        <w:t xml:space="preserve">2004_6    51321.055    4272.544          NA 2004    6</w:t>
-      </w:r>
-      <w:r>
-        <w:br/>
-      </w:r>
-      <w:r>
-        <w:rPr>
-          <w:rStyle w:val="VerbatimChar"/>
-        </w:rPr>
-        <w:t xml:space="preserve">2005_1           NA          NA          NA 2005    1</w:t>
-      </w:r>
-      <w:r>
-        <w:br/>
-      </w:r>
-      <w:r>
-        <w:rPr>
-          <w:rStyle w:val="VerbatimChar"/>
-        </w:rPr>
-        <w:t xml:space="preserve">2005_2   555997.501   99873.420          NA 2005    2</w:t>
-      </w:r>
-      <w:r>
-        <w:br/>
-      </w:r>
-      <w:r>
-        <w:rPr>
-          <w:rStyle w:val="VerbatimChar"/>
-        </w:rPr>
-        <w:t xml:space="preserve">2005_3  1162230.575  319288.797          NA 2005    3</w:t>
-      </w:r>
-      <w:r>
-        <w:br/>
-      </w:r>
-      <w:r>
-        <w:rPr>
-          <w:rStyle w:val="VerbatimChar"/>
-        </w:rPr>
-        <w:t xml:space="preserve">2005_4   149887.815  431042.453  275682.187 2005    4</w:t>
-      </w:r>
-      <w:r>
-        <w:br/>
-      </w:r>
-      <w:r>
-        <w:rPr>
-          <w:rStyle w:val="VerbatimChar"/>
-        </w:rPr>
-        <w:t xml:space="preserve">2005_5    20126.383   54155.540  213554.264 2005    5</w:t>
-      </w:r>
-      <w:r>
-        <w:br/>
-      </w:r>
-      <w:r>
-        <w:rPr>
-          <w:rStyle w:val="VerbatimChar"/>
-        </w:rPr>
-        <w:t xml:space="preserve">2005_6    10703.630          NA          NA 2005    6</w:t>
-      </w:r>
-      <w:r>
-        <w:br/>
-      </w:r>
-      <w:r>
-        <w:rPr>
-          <w:rStyle w:val="VerbatimChar"/>
-        </w:rPr>
-        <w:t xml:space="preserve">2006_1           NA          NA          NA 2006    1</w:t>
-      </w:r>
-      <w:r>
-        <w:br/>
-      </w:r>
-      <w:r>
-        <w:rPr>
-          <w:rStyle w:val="VerbatimChar"/>
-        </w:rPr>
-        <w:t xml:space="preserve">2006_2   185852.110          NA          NA 2006    2</w:t>
-      </w:r>
-      <w:r>
-        <w:br/>
-      </w:r>
-      <w:r>
-        <w:rPr>
-          <w:rStyle w:val="VerbatimChar"/>
-        </w:rPr>
-        <w:t xml:space="preserve">2006_3  1198919.353  213816.974  222334.322 2006    3</w:t>
-      </w:r>
-      <w:r>
-        <w:br/>
-      </w:r>
-      <w:r>
-        <w:rPr>
-          <w:rStyle w:val="VerbatimChar"/>
-        </w:rPr>
-        <w:t xml:space="preserve">2006_4   249267.647  501064.507  571986.623 2006    4</w:t>
-      </w:r>
-      <w:r>
-        <w:br/>
-      </w:r>
-      <w:r>
-        <w:rPr>
-          <w:rStyle w:val="VerbatimChar"/>
-        </w:rPr>
-        <w:t xml:space="preserve">2006_5    27558.269   22774.847  420176.095 2006    5</w:t>
-      </w:r>
-      <w:r>
-        <w:br/>
-      </w:r>
-      <w:r>
-        <w:rPr>
-          <w:rStyle w:val="VerbatimChar"/>
-        </w:rPr>
-        <w:t xml:space="preserve">2006_6    90256.116   11885.085          NA 2006    6</w:t>
-      </w:r>
-      <w:r>
-        <w:br/>
-      </w:r>
-      <w:r>
-        <w:rPr>
-          <w:rStyle w:val="VerbatimChar"/>
-        </w:rPr>
-        <w:t xml:space="preserve">2007_1   113126.281          NA          NA 2007    1</w:t>
-      </w:r>
-      <w:r>
-        <w:br/>
-      </w:r>
-      <w:r>
-        <w:rPr>
-          <w:rStyle w:val="VerbatimChar"/>
-        </w:rPr>
-        <w:t xml:space="preserve">2007_2    79674.506          NA          NA 2007    2</w:t>
-      </w:r>
-      <w:r>
-        <w:br/>
-      </w:r>
-      <w:r>
-        <w:rPr>
-          <w:rStyle w:val="VerbatimChar"/>
-        </w:rPr>
-        <w:t xml:space="preserve">2007_3  1784221.243  982353.036          NA 2007    3</w:t>
-      </w:r>
-      <w:r>
-        <w:br/>
-      </w:r>
-      <w:r>
-        <w:rPr>
-          <w:rStyle w:val="VerbatimChar"/>
-        </w:rPr>
-        <w:t xml:space="preserve">2007_4   376988.429  253437.399  208924.036 2007    4</w:t>
-      </w:r>
-      <w:r>
-        <w:br/>
-      </w:r>
-      <w:r>
-        <w:rPr>
-          <w:rStyle w:val="VerbatimChar"/>
-        </w:rPr>
-        <w:t xml:space="preserve">2007_5    29406.607   79811.644   27845.086 2007    5</w:t>
-      </w:r>
-      <w:r>
-        <w:br/>
-      </w:r>
-      <w:r>
-        <w:rPr>
-          <w:rStyle w:val="VerbatimChar"/>
-        </w:rPr>
-        <w:t xml:space="preserve">2007_6           NA  168028.510          NA 2007    6</w:t>
-      </w:r>
-      <w:r>
-        <w:br/>
-      </w:r>
-      <w:r>
-        <w:rPr>
-          <w:rStyle w:val="VerbatimChar"/>
-        </w:rPr>
-        <w:t xml:space="preserve">2008_1    26690.282          NA          NA 2008    1</w:t>
-      </w:r>
-      <w:r>
-        <w:br/>
-      </w:r>
-      <w:r>
-        <w:rPr>
-          <w:rStyle w:val="VerbatimChar"/>
-        </w:rPr>
-        <w:t xml:space="preserve">2008_2   666548.746          NA          NA 2008    2</w:t>
-      </w:r>
-      <w:r>
-        <w:br/>
-      </w:r>
-      <w:r>
-        <w:rPr>
-          <w:rStyle w:val="VerbatimChar"/>
-        </w:rPr>
-        <w:t xml:space="preserve">2008_3   808463.272  143008.342   44964.096 2008    3</w:t>
-      </w:r>
-      <w:r>
-        <w:br/>
-      </w:r>
-      <w:r>
-        <w:rPr>
-          <w:rStyle w:val="VerbatimChar"/>
-        </w:rPr>
-        <w:t xml:space="preserve">2008_4   102477.513   80556.843   44115.250 2008    4</w:t>
-      </w:r>
-      <w:r>
-        <w:br/>
-      </w:r>
-      <w:r>
-        <w:rPr>
-          <w:rStyle w:val="VerbatimChar"/>
-        </w:rPr>
-        <w:t xml:space="preserve">2008_5    14935.294          NA    7739.115 2008    5</w:t>
-      </w:r>
-      <w:r>
-        <w:br/>
-      </w:r>
-      <w:r>
-        <w:rPr>
-          <w:rStyle w:val="VerbatimChar"/>
-        </w:rPr>
-        <w:t xml:space="preserve">2008_6    29547.066          NA          NA 2008    6</w:t>
-      </w:r>
-      <w:r>
-        <w:br/>
-      </w:r>
-      <w:r>
-        <w:rPr>
-          <w:rStyle w:val="VerbatimChar"/>
-        </w:rPr>
-        <w:t xml:space="preserve">2009_1     9241.668          NA          NA 2009    1</w:t>
-      </w:r>
-      <w:r>
-        <w:br/>
-      </w:r>
-      <w:r>
-        <w:rPr>
-          <w:rStyle w:val="VerbatimChar"/>
-        </w:rPr>
-        <w:t xml:space="preserve">2009_2  1030753.438  465640.888          NA 2009    2</w:t>
-      </w:r>
-      <w:r>
-        <w:br/>
-      </w:r>
-      <w:r>
-        <w:rPr>
-          <w:rStyle w:val="VerbatimChar"/>
-        </w:rPr>
-        <w:t xml:space="preserve">2009_3  2030652.102 1244129.669    7087.781 2009    3</w:t>
-      </w:r>
-      <w:r>
-        <w:br/>
-      </w:r>
-      <w:r>
-        <w:rPr>
-          <w:rStyle w:val="VerbatimChar"/>
-        </w:rPr>
-        <w:t xml:space="preserve">2009_4   673984.863  642562.676 1570414.278 2009    4</w:t>
-      </w:r>
-      <w:r>
-        <w:br/>
-      </w:r>
-      <w:r>
-        <w:rPr>
-          <w:rStyle w:val="VerbatimChar"/>
-        </w:rPr>
-        <w:t xml:space="preserve">2009_5    11403.457    6844.584   30416.945 2009    5</w:t>
-      </w:r>
-      <w:r>
-        <w:br/>
-      </w:r>
-      <w:r>
-        <w:rPr>
-          <w:rStyle w:val="VerbatimChar"/>
-        </w:rPr>
-        <w:t xml:space="preserve">2009_6    49092.147          NA          NA 2009    6</w:t>
-      </w:r>
-      <w:r>
-        <w:br/>
-      </w:r>
-      <w:r>
-        <w:rPr>
-          <w:rStyle w:val="VerbatimChar"/>
-        </w:rPr>
-        <w:t xml:space="preserve">2010_1           NA   22325.895          NA 2010    1</w:t>
-      </w:r>
-      <w:r>
-        <w:br/>
-      </w:r>
-      <w:r>
-        <w:rPr>
-          <w:rStyle w:val="VerbatimChar"/>
-        </w:rPr>
-        <w:t xml:space="preserve">2010_2  1518161.094          NA          NA 2010    2</w:t>
-      </w:r>
-      <w:r>
-        <w:br/>
-      </w:r>
-      <w:r>
-        <w:rPr>
-          <w:rStyle w:val="VerbatimChar"/>
-        </w:rPr>
-        <w:t xml:space="preserve">2010_3  1457986.856  808715.818   11260.876 2010    3</w:t>
-      </w:r>
-      <w:r>
-        <w:br/>
-      </w:r>
-      <w:r>
-        <w:rPr>
-          <w:rStyle w:val="VerbatimChar"/>
-        </w:rPr>
-        <w:t xml:space="preserve">2010_4   150645.041  249105.267  505803.531 2010    4</w:t>
-      </w:r>
-      <w:r>
-        <w:br/>
-      </w:r>
-      <w:r>
-        <w:rPr>
-          <w:rStyle w:val="VerbatimChar"/>
-        </w:rPr>
-        <w:t xml:space="preserve">2010_5    12406.577   30332.751  200346.451 2010    5</w:t>
-      </w:r>
-      <w:r>
-        <w:br/>
-      </w:r>
-      <w:r>
-        <w:rPr>
-          <w:rStyle w:val="VerbatimChar"/>
-        </w:rPr>
-        <w:t xml:space="preserve">2010_6           NA          NA          NA 2010    6</w:t>
-      </w:r>
-      <w:r>
-        <w:br/>
-      </w:r>
-      <w:r>
-        <w:rPr>
-          <w:rStyle w:val="VerbatimChar"/>
-        </w:rPr>
-        <w:t xml:space="preserve">2011_1    34555.638          NA          NA 2011    1</w:t>
-      </w:r>
-      <w:r>
-        <w:br/>
-      </w:r>
-      <w:r>
-        <w:rPr>
-          <w:rStyle w:val="VerbatimChar"/>
-        </w:rPr>
-        <w:t xml:space="preserve">2011_2   107923.039          NA          NA 2011    2</w:t>
-      </w:r>
-      <w:r>
-        <w:br/>
-      </w:r>
-      <w:r>
-        <w:rPr>
-          <w:rStyle w:val="VerbatimChar"/>
-        </w:rPr>
-        <w:t xml:space="preserve">2011_3   866645.103  939778.302          NA 2011    3</w:t>
-      </w:r>
-      <w:r>
-        <w:br/>
-      </w:r>
-      <w:r>
-        <w:rPr>
-          <w:rStyle w:val="VerbatimChar"/>
-        </w:rPr>
-        <w:t xml:space="preserve">2011_4   484504.029  600021.700 2626410.052 2011    4</w:t>
-      </w:r>
-      <w:r>
-        <w:br/>
-      </w:r>
-      <w:r>
-        <w:rPr>
-          <w:rStyle w:val="VerbatimChar"/>
-        </w:rPr>
-        <w:t xml:space="preserve">2011_5   157468.639  523515.640          NA 2011    5</w:t>
-      </w:r>
-      <w:r>
-        <w:br/>
-      </w:r>
-      <w:r>
-        <w:rPr>
-          <w:rStyle w:val="VerbatimChar"/>
-        </w:rPr>
-        <w:t xml:space="preserve">2011_6           NA          NA          NA 2011    6</w:t>
-      </w:r>
-      <w:r>
-        <w:br/>
-      </w:r>
-      <w:r>
-        <w:rPr>
-          <w:rStyle w:val="VerbatimChar"/>
-        </w:rPr>
-        <w:t xml:space="preserve">2012_1           NA    2302.064          NA 2012    1</w:t>
-      </w:r>
-      <w:r>
-        <w:br/>
-      </w:r>
-      <w:r>
-        <w:rPr>
-          <w:rStyle w:val="VerbatimChar"/>
-        </w:rPr>
-        <w:t xml:space="preserve">2012_2  1396780.799   20740.405          NA 2012    2</w:t>
-      </w:r>
-      <w:r>
-        <w:br/>
-      </w:r>
-      <w:r>
-        <w:rPr>
-          <w:rStyle w:val="VerbatimChar"/>
-        </w:rPr>
-        <w:t xml:space="preserve">2012_3   995274.115  738963.571          NA 2012    3</w:t>
-      </w:r>
-      <w:r>
-        <w:br/>
-      </w:r>
-      <w:r>
-        <w:rPr>
-          <w:rStyle w:val="VerbatimChar"/>
-        </w:rPr>
-        <w:t xml:space="preserve">2012_4   376987.007  121312.497 1041694.282 2012    4</w:t>
-      </w:r>
-      <w:r>
-        <w:br/>
-      </w:r>
-      <w:r>
-        <w:rPr>
-          <w:rStyle w:val="VerbatimChar"/>
-        </w:rPr>
-        <w:t xml:space="preserve">2012_5    98557.164  153042.474          NA 2012    5</w:t>
-      </w:r>
-      <w:r>
-        <w:br/>
-      </w:r>
-      <w:r>
-        <w:rPr>
-          <w:rStyle w:val="VerbatimChar"/>
-        </w:rPr>
-        <w:t xml:space="preserve">2012_6           NA   46246.051          NA 2012    6</w:t>
-      </w:r>
-      <w:r>
-        <w:br/>
-      </w:r>
-      <w:r>
-        <w:rPr>
-          <w:rStyle w:val="VerbatimChar"/>
-        </w:rPr>
-        <w:t xml:space="preserve">2013_0           NA          NA          NA 2013    0</w:t>
-      </w:r>
-      <w:r>
-        <w:br/>
-      </w:r>
-      <w:r>
-        <w:rPr>
-          <w:rStyle w:val="VerbatimChar"/>
-        </w:rPr>
-        <w:t xml:space="preserve">2013_1    21440.509          NA          NA 2013    1</w:t>
-      </w:r>
-      <w:r>
-        <w:br/>
-      </w:r>
-      <w:r>
-        <w:rPr>
-          <w:rStyle w:val="VerbatimChar"/>
-        </w:rPr>
-        <w:t xml:space="preserve">2013_2    35854.832          NA          NA 2013    2</w:t>
-      </w:r>
-      <w:r>
-        <w:br/>
-      </w:r>
-      <w:r>
-        <w:rPr>
-          <w:rStyle w:val="VerbatimChar"/>
-        </w:rPr>
-        <w:t xml:space="preserve">2013_3  1676248.628  246781.020          NA 2013    3</w:t>
-      </w:r>
-      <w:r>
-        <w:br/>
-      </w:r>
-      <w:r>
-        <w:rPr>
-          <w:rStyle w:val="VerbatimChar"/>
-        </w:rPr>
-        <w:t xml:space="preserve">2013_4   295827.837  286021.569  137491.131 2013    4</w:t>
-      </w:r>
-      <w:r>
-        <w:br/>
-      </w:r>
-      <w:r>
-        <w:rPr>
-          <w:rStyle w:val="VerbatimChar"/>
-        </w:rPr>
-        <w:t xml:space="preserve">2013_5    34884.794    7874.372  227001.156 2013    5</w:t>
-      </w:r>
-      <w:r>
-        <w:br/>
-      </w:r>
-      <w:r>
-        <w:rPr>
-          <w:rStyle w:val="VerbatimChar"/>
-        </w:rPr>
-        <w:t xml:space="preserve">2013_6           NA          NA          NA 2013    6</w:t>
-      </w:r>
-      <w:r>
-        <w:br/>
-      </w:r>
-      <w:r>
-        <w:rPr>
-          <w:rStyle w:val="VerbatimChar"/>
-        </w:rPr>
-        <w:t xml:space="preserve">2014_0           NA          NA          NA 2014    0</w:t>
-      </w:r>
-      <w:r>
-        <w:br/>
-      </w:r>
-      <w:r>
-        <w:rPr>
-          <w:rStyle w:val="VerbatimChar"/>
-        </w:rPr>
-        <w:t xml:space="preserve">2014_1           NA          NA          NA 2014    1</w:t>
-      </w:r>
-      <w:r>
-        <w:br/>
-      </w:r>
-      <w:r>
-        <w:rPr>
-          <w:rStyle w:val="VerbatimChar"/>
-        </w:rPr>
-        <w:t xml:space="preserve">2014_2    33933.384   12677.929          NA 2014    2</w:t>
-      </w:r>
-      <w:r>
-        <w:br/>
-      </w:r>
-      <w:r>
-        <w:rPr>
-          <w:rStyle w:val="VerbatimChar"/>
-        </w:rPr>
-        <w:t xml:space="preserve">2014_3   987984.218  292367.815  290639.196 2014    3</w:t>
-      </w:r>
-      <w:r>
-        <w:br/>
-      </w:r>
-      <w:r>
-        <w:rPr>
-          <w:rStyle w:val="VerbatimChar"/>
-        </w:rPr>
-        <w:t xml:space="preserve">2014_4   141508.489  964223.136 1600731.334 2014    4</w:t>
-      </w:r>
-      <w:r>
-        <w:br/>
-      </w:r>
-      <w:r>
-        <w:rPr>
-          <w:rStyle w:val="VerbatimChar"/>
-        </w:rPr>
-        <w:t xml:space="preserve">2014_5   103701.776   20435.535  148959.019 2014    5</w:t>
-      </w:r>
-      <w:r>
-        <w:br/>
-      </w:r>
-      <w:r>
-        <w:rPr>
-          <w:rStyle w:val="VerbatimChar"/>
-        </w:rPr>
-        <w:t xml:space="preserve">2014_6     5349.406          NA          NA 2014    6</w:t>
-      </w:r>
-      <w:r>
-        <w:br/>
-      </w:r>
-      <w:r>
-        <w:rPr>
-          <w:rStyle w:val="VerbatimChar"/>
-        </w:rPr>
-        <w:t xml:space="preserve">2015_0           NA          NA          NA 2015    0</w:t>
-      </w:r>
-      <w:r>
-        <w:br/>
-      </w:r>
-      <w:r>
-        <w:rPr>
-          <w:rStyle w:val="VerbatimChar"/>
-        </w:rPr>
-        <w:t xml:space="preserve">2015_1           NA          NA          NA 2015    1</w:t>
-      </w:r>
-      <w:r>
-        <w:br/>
-      </w:r>
-      <w:r>
-        <w:rPr>
-          <w:rStyle w:val="VerbatimChar"/>
-        </w:rPr>
-        <w:t xml:space="preserve">2015_2   119360.670   48147.133          NA 2015    2</w:t>
-      </w:r>
-      <w:r>
-        <w:br/>
-      </w:r>
-      <w:r>
-        <w:rPr>
-          <w:rStyle w:val="VerbatimChar"/>
-        </w:rPr>
-        <w:t xml:space="preserve">2015_3   844699.884 2026488.066  536501.660 2015    3</w:t>
-      </w:r>
-      <w:r>
-        <w:br/>
-      </w:r>
-      <w:r>
-        <w:rPr>
-          <w:rStyle w:val="VerbatimChar"/>
-        </w:rPr>
-        <w:t xml:space="preserve">2015_4   383767.988 1050322.063 2011174.244 2015    4</w:t>
-      </w:r>
-      <w:r>
-        <w:br/>
-      </w:r>
-      <w:r>
-        <w:rPr>
-          <w:rStyle w:val="VerbatimChar"/>
-        </w:rPr>
-        <w:t xml:space="preserve">2015_5   200599.935  380237.481 2098120.345 2015    5</w:t>
-      </w:r>
-      <w:r>
-        <w:br/>
-      </w:r>
-      <w:r>
-        <w:rPr>
-          <w:rStyle w:val="VerbatimChar"/>
-        </w:rPr>
-        <w:t xml:space="preserve">2015_6           NA          NA          NA 2015    6</w:t>
-      </w:r>
-      <w:r>
-        <w:br/>
-      </w:r>
-      <w:r>
-        <w:rPr>
-          <w:rStyle w:val="VerbatimChar"/>
-        </w:rPr>
-        <w:t xml:space="preserve">2016_1    35519.395          NA          NA 2016    1</w:t>
-      </w:r>
-      <w:r>
-        <w:br/>
-      </w:r>
-      <w:r>
-        <w:rPr>
-          <w:rStyle w:val="VerbatimChar"/>
-        </w:rPr>
-        <w:t xml:space="preserve">2016_2   665307.128   23051.131          NA 2016    2</w:t>
-      </w:r>
-      <w:r>
-        <w:br/>
-      </w:r>
-      <w:r>
-        <w:rPr>
-          <w:rStyle w:val="VerbatimChar"/>
-        </w:rPr>
-        <w:t xml:space="preserve">2016_3  3492533.874 1154898.312  546137.274 2016    3</w:t>
-      </w:r>
-      <w:r>
-        <w:br/>
-      </w:r>
-      <w:r>
-        <w:rPr>
-          <w:rStyle w:val="VerbatimChar"/>
-        </w:rPr>
-        <w:t xml:space="preserve">2016_4   134696.856  470319.918 1394689.356 2016    4</w:t>
-      </w:r>
-      <w:r>
-        <w:br/>
-      </w:r>
-      <w:r>
-        <w:rPr>
-          <w:rStyle w:val="VerbatimChar"/>
-        </w:rPr>
-        <w:t xml:space="preserve">2016_5    28918.336   56392.308  245300.042 2016    5</w:t>
-      </w:r>
-      <w:r>
-        <w:br/>
-      </w:r>
-      <w:r>
-        <w:rPr>
-          <w:rStyle w:val="VerbatimChar"/>
-        </w:rPr>
-        <w:t xml:space="preserve">2016_6    15647.057          NA          NA 2016    6</w:t>
-      </w:r>
-      <w:r>
-        <w:br/>
-      </w:r>
-      <w:r>
-        <w:rPr>
-          <w:rStyle w:val="VerbatimChar"/>
-        </w:rPr>
-        <w:t xml:space="preserve">2017_1    13461.888          NA          NA 2017    1</w:t>
-      </w:r>
-      <w:r>
-        <w:br/>
-      </w:r>
-      <w:r>
-        <w:rPr>
-          <w:rStyle w:val="VerbatimChar"/>
-        </w:rPr>
-        <w:t xml:space="preserve">2017_2   162822.865    6205.602          NA 2017    2</w:t>
-      </w:r>
-      <w:r>
-        <w:br/>
-      </w:r>
-      <w:r>
-        <w:rPr>
-          <w:rStyle w:val="VerbatimChar"/>
-        </w:rPr>
-        <w:t xml:space="preserve">2017_3  1965899.683  637939.840   50758.107 2017    3</w:t>
-      </w:r>
-      <w:r>
-        <w:br/>
-      </w:r>
-      <w:r>
-        <w:rPr>
-          <w:rStyle w:val="VerbatimChar"/>
-        </w:rPr>
-        <w:t xml:space="preserve">2017_4   138289.429  148993.679 1262079.713 2017    4</w:t>
-      </w:r>
-      <w:r>
-        <w:br/>
-      </w:r>
-      <w:r>
-        <w:rPr>
-          <w:rStyle w:val="VerbatimChar"/>
-        </w:rPr>
-        <w:t xml:space="preserve">2017_5    12138.232    8185.031  513985.029 2017    5</w:t>
-      </w:r>
-      <w:r>
-        <w:br/>
-      </w:r>
-      <w:r>
-        <w:rPr>
-          <w:rStyle w:val="VerbatimChar"/>
-        </w:rPr>
-        <w:t xml:space="preserve">2017_6     5317.948          NA          NA 2017    6</w:t>
-      </w:r>
-      <w:r>
-        <w:br/>
-      </w:r>
-      <w:r>
-        <w:rPr>
-          <w:rStyle w:val="VerbatimChar"/>
-        </w:rPr>
-        <w:t xml:space="preserve">2018_1    45330.868          NA          NA 2018    1</w:t>
-      </w:r>
-      <w:r>
-        <w:br/>
-      </w:r>
-      <w:r>
-        <w:rPr>
-          <w:rStyle w:val="VerbatimChar"/>
-        </w:rPr>
-        <w:t xml:space="preserve">2018_2   181104.623          NA          NA 2018    2</w:t>
-      </w:r>
-      <w:r>
-        <w:br/>
-      </w:r>
-      <w:r>
-        <w:rPr>
-          <w:rStyle w:val="VerbatimChar"/>
-        </w:rPr>
-        <w:t xml:space="preserve">2018_3  2066383.613  712987.295   11894.035 2018    3</w:t>
-      </w:r>
-      <w:r>
-        <w:br/>
-      </w:r>
-      <w:r>
-        <w:rPr>
-          <w:rStyle w:val="VerbatimChar"/>
-        </w:rPr>
-        <w:t xml:space="preserve">2018_4   259620.647  322678.281  888642.213 2018    4</w:t>
-      </w:r>
-      <w:r>
-        <w:br/>
-      </w:r>
-      <w:r>
-        <w:rPr>
-          <w:rStyle w:val="VerbatimChar"/>
-        </w:rPr>
-        <w:t xml:space="preserve">2018_5    52628.105  312058.626 1970588.163 2018    5</w:t>
-      </w:r>
-      <w:r>
-        <w:br/>
-      </w:r>
-      <w:r>
-        <w:rPr>
-          <w:rStyle w:val="VerbatimChar"/>
-        </w:rPr>
-        <w:t xml:space="preserve">2018_6     1023.673          NA          NA 2018    6</w:t>
-      </w:r>
-      <w:r>
-        <w:br/>
-      </w:r>
-      <w:r>
-        <w:rPr>
-          <w:rStyle w:val="VerbatimChar"/>
-        </w:rPr>
-        <w:t xml:space="preserve">2019_1    17540.107          NA          NA 2019    1</w:t>
-      </w:r>
-      <w:r>
-        <w:br/>
-      </w:r>
-      <w:r>
-        <w:rPr>
-          <w:rStyle w:val="VerbatimChar"/>
-        </w:rPr>
-        <w:t xml:space="preserve">2019_2   478600.959          NA          NA 2019    2</w:t>
-      </w:r>
-      <w:r>
-        <w:br/>
-      </w:r>
-      <w:r>
-        <w:rPr>
-          <w:rStyle w:val="VerbatimChar"/>
-        </w:rPr>
-        <w:t xml:space="preserve">2019_3  1447710.287  784303.051  211810.531 2019    3</w:t>
-      </w:r>
-      <w:r>
-        <w:br/>
-      </w:r>
-      <w:r>
-        <w:rPr>
-          <w:rStyle w:val="VerbatimChar"/>
-        </w:rPr>
-        <w:t xml:space="preserve">2019_4   135802.575  694820.774  757784.150 2019    4</w:t>
-      </w:r>
-      <w:r>
-        <w:br/>
-      </w:r>
-      <w:r>
-        <w:rPr>
-          <w:rStyle w:val="VerbatimChar"/>
-        </w:rPr>
-        <w:t xml:space="preserve">2019_5    42946.029  208116.039  470826.260 2019    5</w:t>
-      </w:r>
-      <w:r>
-        <w:br/>
-      </w:r>
-      <w:r>
-        <w:rPr>
-          <w:rStyle w:val="VerbatimChar"/>
-        </w:rPr>
-        <w:t xml:space="preserve">2019_6     9883.151          NA          NA 2019    6</w:t>
-      </w:r>
-      <w:r>
-        <w:br/>
-      </w:r>
-      <w:r>
-        <w:rPr>
-          <w:rStyle w:val="VerbatimChar"/>
-        </w:rPr>
-        <w:t xml:space="preserve">2020_1           NA          NA          NA 2020    1</w:t>
-      </w:r>
-      <w:r>
-        <w:br/>
-      </w:r>
-      <w:r>
-        <w:rPr>
-          <w:rStyle w:val="VerbatimChar"/>
-        </w:rPr>
-        <w:t xml:space="preserve">2020_2   306892.361          NA          NA 2020    2</w:t>
-      </w:r>
-      <w:r>
-        <w:br/>
-      </w:r>
-      <w:r>
-        <w:rPr>
-          <w:rStyle w:val="VerbatimChar"/>
-        </w:rPr>
-        <w:t xml:space="preserve">2020_3  1572309.784  871138.027   14858.043 2020    3</w:t>
-      </w:r>
-      <w:r>
-        <w:br/>
-      </w:r>
-      <w:r>
-        <w:rPr>
-          <w:rStyle w:val="VerbatimChar"/>
-        </w:rPr>
-        <w:t xml:space="preserve">2020_4    84716.506  208713.607  462496.274 2020    4</w:t>
-      </w:r>
-      <w:r>
-        <w:br/>
-      </w:r>
-      <w:r>
-        <w:rPr>
-          <w:rStyle w:val="VerbatimChar"/>
-        </w:rPr>
-        <w:t xml:space="preserve">2020_5    61174.394    9393.537  211745.154 2020    5</w:t>
-      </w:r>
-      <w:r>
-        <w:br/>
-      </w:r>
-      <w:r>
-        <w:rPr>
-          <w:rStyle w:val="VerbatimChar"/>
-        </w:rPr>
-        <w:t xml:space="preserve">2020_6    27128.921          NA          NA 2020    6</w:t>
-      </w:r>
-      <w:r>
-        <w:br/>
-      </w:r>
-      <w:r>
-        <w:rPr>
-          <w:rStyle w:val="VerbatimChar"/>
-        </w:rPr>
-        <w:t xml:space="preserve">2021_1           NA          NA          NA 2021    1</w:t>
-      </w:r>
-      <w:r>
-        <w:br/>
-      </w:r>
-      <w:r>
-        <w:rPr>
-          <w:rStyle w:val="VerbatimChar"/>
-        </w:rPr>
-        <w:t xml:space="preserve">2021_2   197020.341          NA          NA 2021    2</w:t>
-      </w:r>
-      <w:r>
-        <w:br/>
-      </w:r>
-      <w:r>
-        <w:rPr>
-          <w:rStyle w:val="VerbatimChar"/>
-        </w:rPr>
-        <w:t xml:space="preserve">2021_3   820299.736  522426.815   25610.586 2021    3</w:t>
-      </w:r>
-      <w:r>
-        <w:br/>
-      </w:r>
-      <w:r>
-        <w:rPr>
-          <w:rStyle w:val="VerbatimChar"/>
-        </w:rPr>
-        <w:t xml:space="preserve">2021_4    71258.533   74245.665  637419.419 2021    4</w:t>
-      </w:r>
-      <w:r>
-        <w:br/>
-      </w:r>
-      <w:r>
-        <w:rPr>
-          <w:rStyle w:val="VerbatimChar"/>
-        </w:rPr>
-        <w:t xml:space="preserve">2021_5   252799.591          NA  418259.071 2021    5</w:t>
-      </w:r>
-      <w:r>
-        <w:br/>
-      </w:r>
-      <w:r>
-        <w:rPr>
-          <w:rStyle w:val="VerbatimChar"/>
-        </w:rPr>
-        <w:t xml:space="preserve">2021_6    87130.105          NA    1979.736 2021    6</w:t>
-      </w:r>
-      <w:r>
-        <w:br/>
-      </w:r>
-      <w:r>
-        <w:rPr>
-          <w:rStyle w:val="VerbatimChar"/>
-        </w:rPr>
-        <w:t xml:space="preserve">2022_1           NA          NA          NA 2022    1</w:t>
-      </w:r>
-      <w:r>
-        <w:br/>
-      </w:r>
-      <w:r>
-        <w:rPr>
-          <w:rStyle w:val="VerbatimChar"/>
-        </w:rPr>
-        <w:t xml:space="preserve">2022_2   129995.246          NA          NA 2022    2</w:t>
-      </w:r>
-      <w:r>
-        <w:br/>
-      </w:r>
-      <w:r>
-        <w:rPr>
-          <w:rStyle w:val="VerbatimChar"/>
-        </w:rPr>
-        <w:t xml:space="preserve">2022_3  2274049.909   70124.055   50620.640 2022    3</w:t>
-      </w:r>
-      <w:r>
-        <w:br/>
-      </w:r>
-      <w:r>
-        <w:rPr>
-          <w:rStyle w:val="VerbatimChar"/>
-        </w:rPr>
-        <w:t xml:space="preserve">2022_4   261629.144   74508.172  596803.936 2022    4</w:t>
-      </w:r>
-      <w:r>
-        <w:br/>
-      </w:r>
-      <w:r>
-        <w:rPr>
-          <w:rStyle w:val="VerbatimChar"/>
-        </w:rPr>
-        <w:t xml:space="preserve">2022_5    35945.538   66762.310  558853.748 2022    5</w:t>
-      </w:r>
-      <w:r>
-        <w:br/>
-      </w:r>
-      <w:r>
-        <w:rPr>
-          <w:rStyle w:val="VerbatimChar"/>
-        </w:rPr>
-        <w:t xml:space="preserve">2022_6           NA          NA          NA 2022    6</w:t>
-      </w:r>
-      <w:r>
-        <w:br/>
-      </w:r>
-      <w:r>
-        <w:rPr>
-          <w:rStyle w:val="VerbatimChar"/>
-        </w:rPr>
-        <w:t xml:space="preserve">2023_1    27164.606          NA          NA 2023    1</w:t>
-      </w:r>
-      <w:r>
-        <w:br/>
-      </w:r>
-      <w:r>
-        <w:rPr>
-          <w:rStyle w:val="VerbatimChar"/>
-        </w:rPr>
-        <w:t xml:space="preserve">2023_2   187646.403          NA          NA 2023    2</w:t>
-      </w:r>
-      <w:r>
-        <w:br/>
-      </w:r>
-      <w:r>
-        <w:rPr>
-          <w:rStyle w:val="VerbatimChar"/>
-        </w:rPr>
-        <w:t xml:space="preserve">2023_3  2223128.761   50810.398    6212.940 2023    3</w:t>
-      </w:r>
-      <w:r>
-        <w:br/>
-      </w:r>
-      <w:r>
-        <w:rPr>
-          <w:rStyle w:val="VerbatimChar"/>
-        </w:rPr>
-        <w:t xml:space="preserve">2023_4    96249.184  124378.825  431039.117 2023    4</w:t>
-      </w:r>
-      <w:r>
-        <w:br/>
-      </w:r>
-      <w:r>
-        <w:rPr>
-          <w:rStyle w:val="VerbatimChar"/>
-        </w:rPr>
-        <w:t xml:space="preserve">2023_5   105256.134          NA  435238.829 2023    5</w:t>
-      </w:r>
-      <w:r>
-        <w:br/>
-      </w:r>
-      <w:r>
-        <w:rPr>
-          <w:rStyle w:val="VerbatimChar"/>
-        </w:rPr>
-        <w:t xml:space="preserve">2023_6           NA          NA          NA 2023    6</w:t>
-      </w:r>
-      <w:r>
-        <w:br/>
-      </w:r>
-      <w:r>
-        <w:rPr>
-          <w:rStyle w:val="VerbatimChar"/>
-        </w:rPr>
-        <w:t xml:space="preserve">2024_1           NA          NA          NA 2024    1</w:t>
-      </w:r>
-      <w:r>
-        <w:br/>
-      </w:r>
-      <w:r>
-        <w:rPr>
-          <w:rStyle w:val="VerbatimChar"/>
-        </w:rPr>
-        <w:t xml:space="preserve">2024_2    25728.471          NA          NA 2024    2</w:t>
-      </w:r>
-      <w:r>
-        <w:br/>
-      </w:r>
-      <w:r>
-        <w:rPr>
-          <w:rStyle w:val="VerbatimChar"/>
-        </w:rPr>
-        <w:t xml:space="preserve">2024_3  1145791.778   45630.340    1476.410 2024    3</w:t>
-      </w:r>
-      <w:r>
-        <w:br/>
-      </w:r>
-      <w:r>
-        <w:rPr>
-          <w:rStyle w:val="VerbatimChar"/>
-        </w:rPr>
-        <w:t xml:space="preserve">2024_4   120926.013   60676.938  945017.750 2024    4</w:t>
-      </w:r>
-      <w:r>
-        <w:br/>
-      </w:r>
-      <w:r>
-        <w:rPr>
-          <w:rStyle w:val="VerbatimChar"/>
-        </w:rPr>
-        <w:t xml:space="preserve">2024_5           NA          NA  400112.682 2024    5</w:t>
-      </w:r>
-      <w:r>
-        <w:br/>
-      </w:r>
-      <w:r>
-        <w:rPr>
-          <w:rStyle w:val="VerbatimChar"/>
-        </w:rPr>
-        <w:t xml:space="preserve">2024_6    66072.800          NA          NA 2024    6</w:t>
+        <w:t xml:space="preserve">          Hire_FLK Hire_NCFL   Hire_NNC Hire_VBM   Rec_FLK  Rec_NCFL Rec_NNC</w:t>
+      </w:r>
+      <w:r>
+        <w:br/>
+      </w:r>
+      <w:r>
+        <w:rPr>
+          <w:rStyle w:val="VerbatimChar"/>
+        </w:rPr>
+        <w:t xml:space="preserve">1981_2          NA        NA         NA       NA 2793285.5 270968.46      NA</w:t>
+      </w:r>
+      <w:r>
+        <w:br/>
+      </w:r>
+      <w:r>
+        <w:rPr>
+          <w:rStyle w:val="VerbatimChar"/>
+        </w:rPr>
+        <w:t xml:space="preserve">1981_3  300873.764        NA 254049.420       NA 3915698.3        NA      NA</w:t>
+      </w:r>
+      <w:r>
+        <w:br/>
+      </w:r>
+      <w:r>
+        <w:rPr>
+          <w:rStyle w:val="VerbatimChar"/>
+        </w:rPr>
+        <w:t xml:space="preserve">1981_4   50017.460        NA   2705.821       NA  905621.2  51537.26      NA</w:t>
+      </w:r>
+      <w:r>
+        <w:br/>
+      </w:r>
+      <w:r>
+        <w:rPr>
+          <w:rStyle w:val="VerbatimChar"/>
+        </w:rPr>
+        <w:t xml:space="preserve">1981_5    3748.301        NA         NA       NA  479834.0        NA      NA</w:t>
+      </w:r>
+      <w:r>
+        <w:br/>
+      </w:r>
+      <w:r>
+        <w:rPr>
+          <w:rStyle w:val="VerbatimChar"/>
+        </w:rPr>
+        <w:t xml:space="preserve">1981_6          NA        NA         NA       NA  848201.5        NA      NA</w:t>
+      </w:r>
+      <w:r>
+        <w:br/>
+      </w:r>
+      <w:r>
+        <w:rPr>
+          <w:rStyle w:val="VerbatimChar"/>
+        </w:rPr>
+        <w:t xml:space="preserve">1981_NA         NA   74702.5         NA 1400.247        NA        NA      NA</w:t>
+      </w:r>
+      <w:r>
+        <w:br/>
+      </w:r>
+      <w:r>
+        <w:rPr>
+          <w:rStyle w:val="VerbatimChar"/>
+        </w:rPr>
+        <w:t xml:space="preserve">        Rec_VBM YEAR WAVE</w:t>
+      </w:r>
+      <w:r>
+        <w:br/>
+      </w:r>
+      <w:r>
+        <w:rPr>
+          <w:rStyle w:val="VerbatimChar"/>
+        </w:rPr>
+        <w:t xml:space="preserve">1981_2       NA 1981    2</w:t>
+      </w:r>
+      <w:r>
+        <w:br/>
+      </w:r>
+      <w:r>
+        <w:rPr>
+          <w:rStyle w:val="VerbatimChar"/>
+        </w:rPr>
+        <w:t xml:space="preserve">1981_3       NA 1981    3</w:t>
+      </w:r>
+      <w:r>
+        <w:br/>
+      </w:r>
+      <w:r>
+        <w:rPr>
+          <w:rStyle w:val="VerbatimChar"/>
+        </w:rPr>
+        <w:t xml:space="preserve">1981_4       NA 1981    4</w:t>
+      </w:r>
+      <w:r>
+        <w:br/>
+      </w:r>
+      <w:r>
+        <w:rPr>
+          <w:rStyle w:val="VerbatimChar"/>
+        </w:rPr>
+        <w:t xml:space="preserve">1981_5       NA 1981    5</w:t>
+      </w:r>
+      <w:r>
+        <w:br/>
+      </w:r>
+      <w:r>
+        <w:rPr>
+          <w:rStyle w:val="VerbatimChar"/>
+        </w:rPr>
+        <w:t xml:space="preserve">1981_6       NA 1981    6</w:t>
+      </w:r>
+      <w:r>
+        <w:br/>
+      </w:r>
+      <w:r>
+        <w:rPr>
+          <w:rStyle w:val="VerbatimChar"/>
+        </w:rPr>
+        <w:t xml:space="preserve">1981_NA      NA 1981   NA</w:t>
       </w:r>
     </w:p>
     <w:p>
@@ -15278,9 +10313,6 @@
         <w:br/>
       </w:r>
       <w:r>
-        <w:br/>
-      </w:r>
-      <w:r>
         <w:rPr>
           <w:rStyle w:val="NormalTok"/>
         </w:rPr>
@@ -15743,9 +10775,6 @@
         <w:br/>
       </w:r>
       <w:r>
-        <w:br/>
-      </w:r>
-      <w:r>
         <w:rPr>
           <w:rStyle w:val="NormalTok"/>
         </w:rPr>
@@ -16356,9 +11385,6 @@
           <w:rStyle w:val="NormalTok"/>
         </w:rPr>
         <w:t xml:space="preserve">}</w:t>
-      </w:r>
-      <w:r>
-        <w:br/>
       </w:r>
       <w:r>
         <w:br/>
@@ -16599,7 +11625,31 @@
         <w:rPr>
           <w:rStyle w:val="NormalTok"/>
         </w:rPr>
-        <w:t xml:space="preserve">pre_colsum </w:t>
+        <w:t xml:space="preserve">pre_colsum[</w:t>
+      </w:r>
+      <w:r>
+        <w:rPr>
+          <w:rStyle w:val="DecValTok"/>
+        </w:rPr>
+        <w:t xml:space="preserve">1</w:t>
+      </w:r>
+      <w:r>
+        <w:rPr>
+          <w:rStyle w:val="SpecialCharTok"/>
+        </w:rPr>
+        <w:t xml:space="preserve">:</w:t>
+      </w:r>
+      <w:r>
+        <w:rPr>
+          <w:rStyle w:val="DecValTok"/>
+        </w:rPr>
+        <w:t xml:space="preserve">8</w:t>
+      </w:r>
+      <w:r>
+        <w:rPr>
+          <w:rStyle w:val="NormalTok"/>
+        </w:rPr>
+        <w:t xml:space="preserve">] </w:t>
       </w:r>
       <w:r>
         <w:rPr>
@@ -16611,7 +11661,31 @@
         <w:rPr>
           <w:rStyle w:val="NormalTok"/>
         </w:rPr>
-        <w:t xml:space="preserve"> pos_colsum  </w:t>
+        <w:t xml:space="preserve"> pos_colsum[</w:t>
+      </w:r>
+      <w:r>
+        <w:rPr>
+          <w:rStyle w:val="DecValTok"/>
+        </w:rPr>
+        <w:t xml:space="preserve">1</w:t>
+      </w:r>
+      <w:r>
+        <w:rPr>
+          <w:rStyle w:val="SpecialCharTok"/>
+        </w:rPr>
+        <w:t xml:space="preserve">:</w:t>
+      </w:r>
+      <w:r>
+        <w:rPr>
+          <w:rStyle w:val="DecValTok"/>
+        </w:rPr>
+        <w:t xml:space="preserve">8</w:t>
+      </w:r>
+      <w:r>
+        <w:rPr>
+          <w:rStyle w:val="NormalTok"/>
+        </w:rPr>
+        <w:t xml:space="preserve">]  </w:t>
       </w:r>
       <w:r>
         <w:rPr>
@@ -16639,24 +11713,6 @@
         </w:rPr>
         <w:t xml:space="preserve">     TRUE      TRUE      TRUE      TRUE      TRUE      TRUE      TRUE      TRUE </w:t>
       </w:r>
-      <w:r>
-        <w:br/>
-      </w:r>
-      <w:r>
-        <w:rPr>
-          <w:rStyle w:val="VerbatimChar"/>
-        </w:rPr>
-        <w:t xml:space="preserve">     YEAR      WAVE </w:t>
-      </w:r>
-      <w:r>
-        <w:br/>
-      </w:r>
-      <w:r>
-        <w:rPr>
-          <w:rStyle w:val="VerbatimChar"/>
-        </w:rPr>
-        <w:t xml:space="preserve">     TRUE      TRUE </w:t>
-      </w:r>
     </w:p>
     <w:p>
       <w:pPr>
@@ -16750,9 +11806,6 @@
         <w:br/>
       </w:r>
       <w:r>
-        <w:br/>
-      </w:r>
-      <w:r>
         <w:rPr>
           <w:rStyle w:val="NormalTok"/>
         </w:rPr>
@@ -17413,7 +12466,31 @@
         <w:rPr>
           <w:rStyle w:val="NormalTok"/>
         </w:rPr>
-        <w:t xml:space="preserve">pre_colsum </w:t>
+        <w:t xml:space="preserve">pre_colsum[</w:t>
+      </w:r>
+      <w:r>
+        <w:rPr>
+          <w:rStyle w:val="DecValTok"/>
+        </w:rPr>
+        <w:t xml:space="preserve">1</w:t>
+      </w:r>
+      <w:r>
+        <w:rPr>
+          <w:rStyle w:val="SpecialCharTok"/>
+        </w:rPr>
+        <w:t xml:space="preserve">:</w:t>
+      </w:r>
+      <w:r>
+        <w:rPr>
+          <w:rStyle w:val="DecValTok"/>
+        </w:rPr>
+        <w:t xml:space="preserve">8</w:t>
+      </w:r>
+      <w:r>
+        <w:rPr>
+          <w:rStyle w:val="NormalTok"/>
+        </w:rPr>
+        <w:t xml:space="preserve">] </w:t>
       </w:r>
       <w:r>
         <w:rPr>
@@ -17425,7 +12502,31 @@
         <w:rPr>
           <w:rStyle w:val="NormalTok"/>
         </w:rPr>
-        <w:t xml:space="preserve"> pos_colsum  </w:t>
+        <w:t xml:space="preserve"> pos_colsum[</w:t>
+      </w:r>
+      <w:r>
+        <w:rPr>
+          <w:rStyle w:val="DecValTok"/>
+        </w:rPr>
+        <w:t xml:space="preserve">1</w:t>
+      </w:r>
+      <w:r>
+        <w:rPr>
+          <w:rStyle w:val="SpecialCharTok"/>
+        </w:rPr>
+        <w:t xml:space="preserve">:</w:t>
+      </w:r>
+      <w:r>
+        <w:rPr>
+          <w:rStyle w:val="DecValTok"/>
+        </w:rPr>
+        <w:t xml:space="preserve">8</w:t>
+      </w:r>
+      <w:r>
+        <w:rPr>
+          <w:rStyle w:val="NormalTok"/>
+        </w:rPr>
+        <w:t xml:space="preserve">]  </w:t>
       </w:r>
       <w:r>
         <w:rPr>
@@ -17453,24 +12554,6 @@
         </w:rPr>
         <w:t xml:space="preserve">     TRUE      TRUE      TRUE      TRUE      TRUE      TRUE      TRUE      TRUE </w:t>
       </w:r>
-      <w:r>
-        <w:br/>
-      </w:r>
-      <w:r>
-        <w:rPr>
-          <w:rStyle w:val="VerbatimChar"/>
-        </w:rPr>
-        <w:t xml:space="preserve">     YEAR      WAVE </w:t>
-      </w:r>
-      <w:r>
-        <w:br/>
-      </w:r>
-      <w:r>
-        <w:rPr>
-          <w:rStyle w:val="VerbatimChar"/>
-        </w:rPr>
-        <w:t xml:space="preserve">    FALSE     FALSE </w:t>
-      </w:r>
     </w:p>
     <w:p>
       <w:pPr>
@@ -18010,9 +13093,75 @@
       </w:r>
       <w:r>
         <w:rPr>
-          <w:rStyle w:val="FunctionTok"/>
-        </w:rPr>
-        <w:t xml:space="preserve">table</w:t>
+          <w:rStyle w:val="CommentTok"/>
+        </w:rPr>
+        <w:t xml:space="preserve">#table(f$seas)</w:t>
+      </w:r>
+      <w:r>
+        <w:br/>
+      </w:r>
+      <w:r>
+        <w:rPr>
+          <w:rStyle w:val="NormalTok"/>
+        </w:rPr>
+        <w:t xml:space="preserve">f</w:t>
+      </w:r>
+      <w:r>
+        <w:rPr>
+          <w:rStyle w:val="SpecialCharTok"/>
+        </w:rPr>
+        <w:t xml:space="preserve">$</w:t>
+      </w:r>
+      <w:r>
+        <w:rPr>
+          <w:rStyle w:val="NormalTok"/>
+        </w:rPr>
+        <w:t xml:space="preserve">seas1 </w:t>
+      </w:r>
+      <w:r>
+        <w:rPr>
+          <w:rStyle w:val="OtherTok"/>
+        </w:rPr>
+        <w:t xml:space="preserve">&lt;-</w:t>
+      </w:r>
+      <w:r>
+        <w:rPr>
+          <w:rStyle w:val="NormalTok"/>
+        </w:rPr>
+        <w:t xml:space="preserve"> </w:t>
+      </w:r>
+      <w:r>
+        <w:rPr>
+          <w:rStyle w:val="ConstantTok"/>
+        </w:rPr>
+        <w:t xml:space="preserve">NA</w:t>
+      </w:r>
+      <w:r>
+        <w:br/>
+      </w:r>
+      <w:r>
+        <w:rPr>
+          <w:rStyle w:val="NormalTok"/>
+        </w:rPr>
+        <w:t xml:space="preserve">f</w:t>
+      </w:r>
+      <w:r>
+        <w:rPr>
+          <w:rStyle w:val="SpecialCharTok"/>
+        </w:rPr>
+        <w:t xml:space="preserve">$</w:t>
+      </w:r>
+      <w:r>
+        <w:rPr>
+          <w:rStyle w:val="NormalTok"/>
+        </w:rPr>
+        <w:t xml:space="preserve">seas1[</w:t>
+      </w:r>
+      <w:r>
+        <w:rPr>
+          <w:rStyle w:val="FunctionTok"/>
+        </w:rPr>
+        <w:t xml:space="preserve">which</w:t>
       </w:r>
       <w:r>
         <w:rPr>
@@ -18030,7 +13179,1033 @@
         <w:rPr>
           <w:rStyle w:val="NormalTok"/>
         </w:rPr>
-        <w:t xml:space="preserve">seas)</w:t>
+        <w:t xml:space="preserve">seas </w:t>
+      </w:r>
+      <w:r>
+        <w:rPr>
+          <w:rStyle w:val="SpecialCharTok"/>
+        </w:rPr>
+        <w:t xml:space="preserve">==</w:t>
+      </w:r>
+      <w:r>
+        <w:rPr>
+          <w:rStyle w:val="NormalTok"/>
+        </w:rPr>
+        <w:t xml:space="preserve"> </w:t>
+      </w:r>
+      <w:r>
+        <w:rPr>
+          <w:rStyle w:val="StringTok"/>
+        </w:rPr>
+        <w:t xml:space="preserve">"(0,1.5]"</w:t>
+      </w:r>
+      <w:r>
+        <w:rPr>
+          <w:rStyle w:val="NormalTok"/>
+        </w:rPr>
+        <w:t xml:space="preserve">)] </w:t>
+      </w:r>
+      <w:r>
+        <w:rPr>
+          <w:rStyle w:val="OtherTok"/>
+        </w:rPr>
+        <w:t xml:space="preserve">&lt;-</w:t>
+      </w:r>
+      <w:r>
+        <w:rPr>
+          <w:rStyle w:val="NormalTok"/>
+        </w:rPr>
+        <w:t xml:space="preserve"> </w:t>
+      </w:r>
+      <w:r>
+        <w:rPr>
+          <w:rStyle w:val="StringTok"/>
+        </w:rPr>
+        <w:t xml:space="preserve">"DJF"</w:t>
+      </w:r>
+      <w:r>
+        <w:rPr>
+          <w:rStyle w:val="NormalTok"/>
+        </w:rPr>
+        <w:t xml:space="preserve">  </w:t>
+      </w:r>
+      <w:r>
+        <w:rPr>
+          <w:rStyle w:val="CommentTok"/>
+        </w:rPr>
+        <w:t xml:space="preserve"># Dec Jan Feb is 0.5 and 1</w:t>
+      </w:r>
+      <w:r>
+        <w:br/>
+      </w:r>
+      <w:r>
+        <w:rPr>
+          <w:rStyle w:val="NormalTok"/>
+        </w:rPr>
+        <w:t xml:space="preserve">f</w:t>
+      </w:r>
+      <w:r>
+        <w:rPr>
+          <w:rStyle w:val="SpecialCharTok"/>
+        </w:rPr>
+        <w:t xml:space="preserve">$</w:t>
+      </w:r>
+      <w:r>
+        <w:rPr>
+          <w:rStyle w:val="NormalTok"/>
+        </w:rPr>
+        <w:t xml:space="preserve">seas1[</w:t>
+      </w:r>
+      <w:r>
+        <w:rPr>
+          <w:rStyle w:val="FunctionTok"/>
+        </w:rPr>
+        <w:t xml:space="preserve">which</w:t>
+      </w:r>
+      <w:r>
+        <w:rPr>
+          <w:rStyle w:val="NormalTok"/>
+        </w:rPr>
+        <w:t xml:space="preserve">(f</w:t>
+      </w:r>
+      <w:r>
+        <w:rPr>
+          <w:rStyle w:val="SpecialCharTok"/>
+        </w:rPr>
+        <w:t xml:space="preserve">$</w:t>
+      </w:r>
+      <w:r>
+        <w:rPr>
+          <w:rStyle w:val="NormalTok"/>
+        </w:rPr>
+        <w:t xml:space="preserve">seas </w:t>
+      </w:r>
+      <w:r>
+        <w:rPr>
+          <w:rStyle w:val="SpecialCharTok"/>
+        </w:rPr>
+        <w:t xml:space="preserve">==</w:t>
+      </w:r>
+      <w:r>
+        <w:rPr>
+          <w:rStyle w:val="NormalTok"/>
+        </w:rPr>
+        <w:t xml:space="preserve"> </w:t>
+      </w:r>
+      <w:r>
+        <w:rPr>
+          <w:rStyle w:val="StringTok"/>
+        </w:rPr>
+        <w:t xml:space="preserve">"(1.5,3]"</w:t>
+      </w:r>
+      <w:r>
+        <w:rPr>
+          <w:rStyle w:val="NormalTok"/>
+        </w:rPr>
+        <w:t xml:space="preserve">)] </w:t>
+      </w:r>
+      <w:r>
+        <w:rPr>
+          <w:rStyle w:val="OtherTok"/>
+        </w:rPr>
+        <w:t xml:space="preserve">&lt;-</w:t>
+      </w:r>
+      <w:r>
+        <w:rPr>
+          <w:rStyle w:val="NormalTok"/>
+        </w:rPr>
+        <w:t xml:space="preserve"> </w:t>
+      </w:r>
+      <w:r>
+        <w:rPr>
+          <w:rStyle w:val="StringTok"/>
+        </w:rPr>
+        <w:t xml:space="preserve">"MAM"</w:t>
+      </w:r>
+      <w:r>
+        <w:rPr>
+          <w:rStyle w:val="NormalTok"/>
+        </w:rPr>
+        <w:t xml:space="preserve">  </w:t>
+      </w:r>
+      <w:r>
+        <w:rPr>
+          <w:rStyle w:val="CommentTok"/>
+        </w:rPr>
+        <w:t xml:space="preserve"># Mar Apr May is 2 and 2.5</w:t>
+      </w:r>
+      <w:r>
+        <w:br/>
+      </w:r>
+      <w:r>
+        <w:rPr>
+          <w:rStyle w:val="NormalTok"/>
+        </w:rPr>
+        <w:t xml:space="preserve">f</w:t>
+      </w:r>
+      <w:r>
+        <w:rPr>
+          <w:rStyle w:val="SpecialCharTok"/>
+        </w:rPr>
+        <w:t xml:space="preserve">$</w:t>
+      </w:r>
+      <w:r>
+        <w:rPr>
+          <w:rStyle w:val="NormalTok"/>
+        </w:rPr>
+        <w:t xml:space="preserve">seas1[</w:t>
+      </w:r>
+      <w:r>
+        <w:rPr>
+          <w:rStyle w:val="FunctionTok"/>
+        </w:rPr>
+        <w:t xml:space="preserve">which</w:t>
+      </w:r>
+      <w:r>
+        <w:rPr>
+          <w:rStyle w:val="NormalTok"/>
+        </w:rPr>
+        <w:t xml:space="preserve">(f</w:t>
+      </w:r>
+      <w:r>
+        <w:rPr>
+          <w:rStyle w:val="SpecialCharTok"/>
+        </w:rPr>
+        <w:t xml:space="preserve">$</w:t>
+      </w:r>
+      <w:r>
+        <w:rPr>
+          <w:rStyle w:val="NormalTok"/>
+        </w:rPr>
+        <w:t xml:space="preserve">seas </w:t>
+      </w:r>
+      <w:r>
+        <w:rPr>
+          <w:rStyle w:val="SpecialCharTok"/>
+        </w:rPr>
+        <w:t xml:space="preserve">==</w:t>
+      </w:r>
+      <w:r>
+        <w:rPr>
+          <w:rStyle w:val="NormalTok"/>
+        </w:rPr>
+        <w:t xml:space="preserve"> </w:t>
+      </w:r>
+      <w:r>
+        <w:rPr>
+          <w:rStyle w:val="StringTok"/>
+        </w:rPr>
+        <w:t xml:space="preserve">"(3,4.5]"</w:t>
+      </w:r>
+      <w:r>
+        <w:rPr>
+          <w:rStyle w:val="NormalTok"/>
+        </w:rPr>
+        <w:t xml:space="preserve">)] </w:t>
+      </w:r>
+      <w:r>
+        <w:rPr>
+          <w:rStyle w:val="OtherTok"/>
+        </w:rPr>
+        <w:t xml:space="preserve">&lt;-</w:t>
+      </w:r>
+      <w:r>
+        <w:rPr>
+          <w:rStyle w:val="NormalTok"/>
+        </w:rPr>
+        <w:t xml:space="preserve"> </w:t>
+      </w:r>
+      <w:r>
+        <w:rPr>
+          <w:rStyle w:val="StringTok"/>
+        </w:rPr>
+        <w:t xml:space="preserve">"JJA"</w:t>
+      </w:r>
+      <w:r>
+        <w:rPr>
+          <w:rStyle w:val="NormalTok"/>
+        </w:rPr>
+        <w:t xml:space="preserve">  </w:t>
+      </w:r>
+      <w:r>
+        <w:rPr>
+          <w:rStyle w:val="CommentTok"/>
+        </w:rPr>
+        <w:t xml:space="preserve"># Jun Jul Aug is 3.5 and 4</w:t>
+      </w:r>
+      <w:r>
+        <w:br/>
+      </w:r>
+      <w:r>
+        <w:rPr>
+          <w:rStyle w:val="NormalTok"/>
+        </w:rPr>
+        <w:t xml:space="preserve">f</w:t>
+      </w:r>
+      <w:r>
+        <w:rPr>
+          <w:rStyle w:val="SpecialCharTok"/>
+        </w:rPr>
+        <w:t xml:space="preserve">$</w:t>
+      </w:r>
+      <w:r>
+        <w:rPr>
+          <w:rStyle w:val="NormalTok"/>
+        </w:rPr>
+        <w:t xml:space="preserve">seas1[</w:t>
+      </w:r>
+      <w:r>
+        <w:rPr>
+          <w:rStyle w:val="FunctionTok"/>
+        </w:rPr>
+        <w:t xml:space="preserve">which</w:t>
+      </w:r>
+      <w:r>
+        <w:rPr>
+          <w:rStyle w:val="NormalTok"/>
+        </w:rPr>
+        <w:t xml:space="preserve">(f</w:t>
+      </w:r>
+      <w:r>
+        <w:rPr>
+          <w:rStyle w:val="SpecialCharTok"/>
+        </w:rPr>
+        <w:t xml:space="preserve">$</w:t>
+      </w:r>
+      <w:r>
+        <w:rPr>
+          <w:rStyle w:val="NormalTok"/>
+        </w:rPr>
+        <w:t xml:space="preserve">seas </w:t>
+      </w:r>
+      <w:r>
+        <w:rPr>
+          <w:rStyle w:val="SpecialCharTok"/>
+        </w:rPr>
+        <w:t xml:space="preserve">==</w:t>
+      </w:r>
+      <w:r>
+        <w:rPr>
+          <w:rStyle w:val="NormalTok"/>
+        </w:rPr>
+        <w:t xml:space="preserve"> </w:t>
+      </w:r>
+      <w:r>
+        <w:rPr>
+          <w:rStyle w:val="StringTok"/>
+        </w:rPr>
+        <w:t xml:space="preserve">"(4.5,6]"</w:t>
+      </w:r>
+      <w:r>
+        <w:rPr>
+          <w:rStyle w:val="NormalTok"/>
+        </w:rPr>
+        <w:t xml:space="preserve">)] </w:t>
+      </w:r>
+      <w:r>
+        <w:rPr>
+          <w:rStyle w:val="OtherTok"/>
+        </w:rPr>
+        <w:t xml:space="preserve">&lt;-</w:t>
+      </w:r>
+      <w:r>
+        <w:rPr>
+          <w:rStyle w:val="NormalTok"/>
+        </w:rPr>
+        <w:t xml:space="preserve"> </w:t>
+      </w:r>
+      <w:r>
+        <w:rPr>
+          <w:rStyle w:val="StringTok"/>
+        </w:rPr>
+        <w:t xml:space="preserve">"SON"</w:t>
+      </w:r>
+      <w:r>
+        <w:rPr>
+          <w:rStyle w:val="NormalTok"/>
+        </w:rPr>
+        <w:t xml:space="preserve">  </w:t>
+      </w:r>
+      <w:r>
+        <w:rPr>
+          <w:rStyle w:val="CommentTok"/>
+        </w:rPr>
+        <w:t xml:space="preserve"># Sep Oct Nov is 5 and 5.5</w:t>
+      </w:r>
+      <w:r>
+        <w:br/>
+      </w:r>
+      <w:r>
+        <w:br/>
+      </w:r>
+      <w:r>
+        <w:rPr>
+          <w:rStyle w:val="NormalTok"/>
+        </w:rPr>
+        <w:t xml:space="preserve">temp </w:t>
+      </w:r>
+      <w:r>
+        <w:rPr>
+          <w:rStyle w:val="OtherTok"/>
+        </w:rPr>
+        <w:t xml:space="preserve">&lt;-</w:t>
+      </w:r>
+      <w:r>
+        <w:rPr>
+          <w:rStyle w:val="NormalTok"/>
+        </w:rPr>
+        <w:t xml:space="preserve"> </w:t>
+      </w:r>
+      <w:r>
+        <w:rPr>
+          <w:rStyle w:val="FunctionTok"/>
+        </w:rPr>
+        <w:t xml:space="preserve">tapply</w:t>
+      </w:r>
+      <w:r>
+        <w:rPr>
+          <w:rStyle w:val="NormalTok"/>
+        </w:rPr>
+        <w:t xml:space="preserve">(f[, </w:t>
+      </w:r>
+      <w:r>
+        <w:rPr>
+          <w:rStyle w:val="DecValTok"/>
+        </w:rPr>
+        <w:t xml:space="preserve">1</w:t>
+      </w:r>
+      <w:r>
+        <w:rPr>
+          <w:rStyle w:val="NormalTok"/>
+        </w:rPr>
+        <w:t xml:space="preserve">], </w:t>
+      </w:r>
+      <w:r>
+        <w:rPr>
+          <w:rStyle w:val="FunctionTok"/>
+        </w:rPr>
+        <w:t xml:space="preserve">list</w:t>
+      </w:r>
+      <w:r>
+        <w:rPr>
+          <w:rStyle w:val="NormalTok"/>
+        </w:rPr>
+        <w:t xml:space="preserve">(f</w:t>
+      </w:r>
+      <w:r>
+        <w:rPr>
+          <w:rStyle w:val="SpecialCharTok"/>
+        </w:rPr>
+        <w:t xml:space="preserve">$</w:t>
+      </w:r>
+      <w:r>
+        <w:rPr>
+          <w:rStyle w:val="NormalTok"/>
+        </w:rPr>
+        <w:t xml:space="preserve">seas1, f</w:t>
+      </w:r>
+      <w:r>
+        <w:rPr>
+          <w:rStyle w:val="SpecialCharTok"/>
+        </w:rPr>
+        <w:t xml:space="preserve">$</w:t>
+      </w:r>
+      <w:r>
+        <w:rPr>
+          <w:rStyle w:val="NormalTok"/>
+        </w:rPr>
+        <w:t xml:space="preserve">YEAR), sum, </w:t>
+      </w:r>
+      <w:r>
+        <w:rPr>
+          <w:rStyle w:val="AttributeTok"/>
+        </w:rPr>
+        <w:t xml:space="preserve">na.rm =</w:t>
+      </w:r>
+      <w:r>
+        <w:rPr>
+          <w:rStyle w:val="NormalTok"/>
+        </w:rPr>
+        <w:t xml:space="preserve"> T)</w:t>
+      </w:r>
+      <w:r>
+        <w:br/>
+      </w:r>
+      <w:r>
+        <w:rPr>
+          <w:rStyle w:val="NormalTok"/>
+        </w:rPr>
+        <w:t xml:space="preserve">temp1 </w:t>
+      </w:r>
+      <w:r>
+        <w:rPr>
+          <w:rStyle w:val="OtherTok"/>
+        </w:rPr>
+        <w:t xml:space="preserve">&lt;-</w:t>
+      </w:r>
+      <w:r>
+        <w:rPr>
+          <w:rStyle w:val="NormalTok"/>
+        </w:rPr>
+        <w:t xml:space="preserve"> </w:t>
+      </w:r>
+      <w:r>
+        <w:rPr>
+          <w:rStyle w:val="FunctionTok"/>
+        </w:rPr>
+        <w:t xml:space="preserve">matrix</w:t>
+      </w:r>
+      <w:r>
+        <w:rPr>
+          <w:rStyle w:val="NormalTok"/>
+        </w:rPr>
+        <w:t xml:space="preserve">(temp)</w:t>
+      </w:r>
+      <w:r>
+        <w:br/>
+      </w:r>
+      <w:r>
+        <w:rPr>
+          <w:rStyle w:val="ControlFlowTok"/>
+        </w:rPr>
+        <w:t xml:space="preserve">for</w:t>
+      </w:r>
+      <w:r>
+        <w:rPr>
+          <w:rStyle w:val="NormalTok"/>
+        </w:rPr>
+        <w:t xml:space="preserve"> (i </w:t>
+      </w:r>
+      <w:r>
+        <w:rPr>
+          <w:rStyle w:val="ControlFlowTok"/>
+        </w:rPr>
+        <w:t xml:space="preserve">in</w:t>
+      </w:r>
+      <w:r>
+        <w:rPr>
+          <w:rStyle w:val="NormalTok"/>
+        </w:rPr>
+        <w:t xml:space="preserve"> </w:t>
+      </w:r>
+      <w:r>
+        <w:rPr>
+          <w:rStyle w:val="DecValTok"/>
+        </w:rPr>
+        <w:t xml:space="preserve">2</w:t>
+      </w:r>
+      <w:r>
+        <w:rPr>
+          <w:rStyle w:val="SpecialCharTok"/>
+        </w:rPr>
+        <w:t xml:space="preserve">:</w:t>
+      </w:r>
+      <w:r>
+        <w:rPr>
+          <w:rStyle w:val="DecValTok"/>
+        </w:rPr>
+        <w:t xml:space="preserve">8</w:t>
+      </w:r>
+      <w:r>
+        <w:rPr>
+          <w:rStyle w:val="NormalTok"/>
+        </w:rPr>
+        <w:t xml:space="preserve">) {</w:t>
+      </w:r>
+      <w:r>
+        <w:br/>
+      </w:r>
+      <w:r>
+        <w:rPr>
+          <w:rStyle w:val="NormalTok"/>
+        </w:rPr>
+        <w:t xml:space="preserve">  temp2 </w:t>
+      </w:r>
+      <w:r>
+        <w:rPr>
+          <w:rStyle w:val="OtherTok"/>
+        </w:rPr>
+        <w:t xml:space="preserve">&lt;-</w:t>
+      </w:r>
+      <w:r>
+        <w:rPr>
+          <w:rStyle w:val="NormalTok"/>
+        </w:rPr>
+        <w:t xml:space="preserve"> </w:t>
+      </w:r>
+      <w:r>
+        <w:rPr>
+          <w:rStyle w:val="FunctionTok"/>
+        </w:rPr>
+        <w:t xml:space="preserve">matrix</w:t>
+      </w:r>
+      <w:r>
+        <w:rPr>
+          <w:rStyle w:val="NormalTok"/>
+        </w:rPr>
+        <w:t xml:space="preserve">(</w:t>
+      </w:r>
+      <w:r>
+        <w:rPr>
+          <w:rStyle w:val="FunctionTok"/>
+        </w:rPr>
+        <w:t xml:space="preserve">tapply</w:t>
+      </w:r>
+      <w:r>
+        <w:rPr>
+          <w:rStyle w:val="NormalTok"/>
+        </w:rPr>
+        <w:t xml:space="preserve">(f[, i], </w:t>
+      </w:r>
+      <w:r>
+        <w:rPr>
+          <w:rStyle w:val="FunctionTok"/>
+        </w:rPr>
+        <w:t xml:space="preserve">list</w:t>
+      </w:r>
+      <w:r>
+        <w:rPr>
+          <w:rStyle w:val="NormalTok"/>
+        </w:rPr>
+        <w:t xml:space="preserve">(f</w:t>
+      </w:r>
+      <w:r>
+        <w:rPr>
+          <w:rStyle w:val="SpecialCharTok"/>
+        </w:rPr>
+        <w:t xml:space="preserve">$</w:t>
+      </w:r>
+      <w:r>
+        <w:rPr>
+          <w:rStyle w:val="NormalTok"/>
+        </w:rPr>
+        <w:t xml:space="preserve">seas1, f</w:t>
+      </w:r>
+      <w:r>
+        <w:rPr>
+          <w:rStyle w:val="SpecialCharTok"/>
+        </w:rPr>
+        <w:t xml:space="preserve">$</w:t>
+      </w:r>
+      <w:r>
+        <w:rPr>
+          <w:rStyle w:val="NormalTok"/>
+        </w:rPr>
+        <w:t xml:space="preserve">YEAR), sum, </w:t>
+      </w:r>
+      <w:r>
+        <w:rPr>
+          <w:rStyle w:val="AttributeTok"/>
+        </w:rPr>
+        <w:t xml:space="preserve">na.rm =</w:t>
+      </w:r>
+      <w:r>
+        <w:rPr>
+          <w:rStyle w:val="NormalTok"/>
+        </w:rPr>
+        <w:t xml:space="preserve"> T))</w:t>
+      </w:r>
+      <w:r>
+        <w:br/>
+      </w:r>
+      <w:r>
+        <w:rPr>
+          <w:rStyle w:val="NormalTok"/>
+        </w:rPr>
+        <w:t xml:space="preserve">  temp1 </w:t>
+      </w:r>
+      <w:r>
+        <w:rPr>
+          <w:rStyle w:val="OtherTok"/>
+        </w:rPr>
+        <w:t xml:space="preserve">&lt;-</w:t>
+      </w:r>
+      <w:r>
+        <w:rPr>
+          <w:rStyle w:val="NormalTok"/>
+        </w:rPr>
+        <w:t xml:space="preserve"> </w:t>
+      </w:r>
+      <w:r>
+        <w:rPr>
+          <w:rStyle w:val="FunctionTok"/>
+        </w:rPr>
+        <w:t xml:space="preserve">cbind</w:t>
+      </w:r>
+      <w:r>
+        <w:rPr>
+          <w:rStyle w:val="NormalTok"/>
+        </w:rPr>
+        <w:t xml:space="preserve">(temp1, temp2)</w:t>
+      </w:r>
+      <w:r>
+        <w:br/>
+      </w:r>
+      <w:r>
+        <w:rPr>
+          <w:rStyle w:val="NormalTok"/>
+        </w:rPr>
+        <w:t xml:space="preserve">  }</w:t>
+      </w:r>
+      <w:r>
+        <w:br/>
+      </w:r>
+      <w:r>
+        <w:br/>
+      </w:r>
+      <w:r>
+        <w:rPr>
+          <w:rStyle w:val="NormalTok"/>
+        </w:rPr>
+        <w:t xml:space="preserve">findat </w:t>
+      </w:r>
+      <w:r>
+        <w:rPr>
+          <w:rStyle w:val="OtherTok"/>
+        </w:rPr>
+        <w:t xml:space="preserve">&lt;-</w:t>
+      </w:r>
+      <w:r>
+        <w:rPr>
+          <w:rStyle w:val="NormalTok"/>
+        </w:rPr>
+        <w:t xml:space="preserve"> </w:t>
+      </w:r>
+      <w:r>
+        <w:rPr>
+          <w:rStyle w:val="FunctionTok"/>
+        </w:rPr>
+        <w:t xml:space="preserve">data.frame</w:t>
+      </w:r>
+      <w:r>
+        <w:rPr>
+          <w:rStyle w:val="NormalTok"/>
+        </w:rPr>
+        <w:t xml:space="preserve">(</w:t>
+      </w:r>
+      <w:r>
+        <w:rPr>
+          <w:rStyle w:val="FunctionTok"/>
+        </w:rPr>
+        <w:t xml:space="preserve">sort</w:t>
+      </w:r>
+      <w:r>
+        <w:rPr>
+          <w:rStyle w:val="NormalTok"/>
+        </w:rPr>
+        <w:t xml:space="preserve">(</w:t>
+      </w:r>
+      <w:r>
+        <w:rPr>
+          <w:rStyle w:val="FunctionTok"/>
+        </w:rPr>
+        <w:t xml:space="preserve">rep</w:t>
+      </w:r>
+      <w:r>
+        <w:rPr>
+          <w:rStyle w:val="NormalTok"/>
+        </w:rPr>
+        <w:t xml:space="preserve">(</w:t>
+      </w:r>
+      <w:r>
+        <w:rPr>
+          <w:rStyle w:val="FunctionTok"/>
+        </w:rPr>
+        <w:t xml:space="preserve">as.numeric</w:t>
+      </w:r>
+      <w:r>
+        <w:rPr>
+          <w:rStyle w:val="NormalTok"/>
+        </w:rPr>
+        <w:t xml:space="preserve">(</w:t>
+      </w:r>
+      <w:r>
+        <w:rPr>
+          <w:rStyle w:val="FunctionTok"/>
+        </w:rPr>
+        <w:t xml:space="preserve">colnames</w:t>
+      </w:r>
+      <w:r>
+        <w:rPr>
+          <w:rStyle w:val="NormalTok"/>
+        </w:rPr>
+        <w:t xml:space="preserve">(temp)), </w:t>
+      </w:r>
+      <w:r>
+        <w:rPr>
+          <w:rStyle w:val="DecValTok"/>
+        </w:rPr>
+        <w:t xml:space="preserve">4</w:t>
+      </w:r>
+      <w:r>
+        <w:rPr>
+          <w:rStyle w:val="NormalTok"/>
+        </w:rPr>
+        <w:t xml:space="preserve">)), </w:t>
+      </w:r>
+      <w:r>
+        <w:br/>
+      </w:r>
+      <w:r>
+        <w:rPr>
+          <w:rStyle w:val="NormalTok"/>
+        </w:rPr>
+        <w:t xml:space="preserve">                     </w:t>
+      </w:r>
+      <w:r>
+        <w:rPr>
+          <w:rStyle w:val="FunctionTok"/>
+        </w:rPr>
+        <w:t xml:space="preserve">rep</w:t>
+      </w:r>
+      <w:r>
+        <w:rPr>
+          <w:rStyle w:val="NormalTok"/>
+        </w:rPr>
+        <w:t xml:space="preserve">(</w:t>
+      </w:r>
+      <w:r>
+        <w:rPr>
+          <w:rStyle w:val="FunctionTok"/>
+        </w:rPr>
+        <w:t xml:space="preserve">rownames</w:t>
+      </w:r>
+      <w:r>
+        <w:rPr>
+          <w:rStyle w:val="NormalTok"/>
+        </w:rPr>
+        <w:t xml:space="preserve">(temp), </w:t>
+      </w:r>
+      <w:r>
+        <w:rPr>
+          <w:rStyle w:val="FunctionTok"/>
+        </w:rPr>
+        <w:t xml:space="preserve">ncol</w:t>
+      </w:r>
+      <w:r>
+        <w:rPr>
+          <w:rStyle w:val="NormalTok"/>
+        </w:rPr>
+        <w:t xml:space="preserve">(temp)), temp1)</w:t>
+      </w:r>
+      <w:r>
+        <w:br/>
+      </w:r>
+      <w:r>
+        <w:rPr>
+          <w:rStyle w:val="FunctionTok"/>
+        </w:rPr>
+        <w:t xml:space="preserve">names</w:t>
+      </w:r>
+      <w:r>
+        <w:rPr>
+          <w:rStyle w:val="NormalTok"/>
+        </w:rPr>
+        <w:t xml:space="preserve">(findat) </w:t>
+      </w:r>
+      <w:r>
+        <w:rPr>
+          <w:rStyle w:val="OtherTok"/>
+        </w:rPr>
+        <w:t xml:space="preserve">&lt;-</w:t>
+      </w:r>
+      <w:r>
+        <w:rPr>
+          <w:rStyle w:val="NormalTok"/>
+        </w:rPr>
+        <w:t xml:space="preserve"> </w:t>
+      </w:r>
+      <w:r>
+        <w:rPr>
+          <w:rStyle w:val="FunctionTok"/>
+        </w:rPr>
+        <w:t xml:space="preserve">c</w:t>
+      </w:r>
+      <w:r>
+        <w:rPr>
+          <w:rStyle w:val="NormalTok"/>
+        </w:rPr>
+        <w:t xml:space="preserve">(</w:t>
+      </w:r>
+      <w:r>
+        <w:rPr>
+          <w:rStyle w:val="StringTok"/>
+        </w:rPr>
+        <w:t xml:space="preserve">"year"</w:t>
+      </w:r>
+      <w:r>
+        <w:rPr>
+          <w:rStyle w:val="NormalTok"/>
+        </w:rPr>
+        <w:t xml:space="preserve">, </w:t>
+      </w:r>
+      <w:r>
+        <w:rPr>
+          <w:rStyle w:val="StringTok"/>
+        </w:rPr>
+        <w:t xml:space="preserve">"season"</w:t>
+      </w:r>
+      <w:r>
+        <w:rPr>
+          <w:rStyle w:val="NormalTok"/>
+        </w:rPr>
+        <w:t xml:space="preserve">, </w:t>
+      </w:r>
+      <w:r>
+        <w:rPr>
+          <w:rStyle w:val="FunctionTok"/>
+        </w:rPr>
+        <w:t xml:space="preserve">names</w:t>
+      </w:r>
+      <w:r>
+        <w:rPr>
+          <w:rStyle w:val="NormalTok"/>
+        </w:rPr>
+        <w:t xml:space="preserve">(f)[</w:t>
+      </w:r>
+      <w:r>
+        <w:rPr>
+          <w:rStyle w:val="DecValTok"/>
+        </w:rPr>
+        <w:t xml:space="preserve">1</w:t>
+      </w:r>
+      <w:r>
+        <w:rPr>
+          <w:rStyle w:val="SpecialCharTok"/>
+        </w:rPr>
+        <w:t xml:space="preserve">:</w:t>
+      </w:r>
+      <w:r>
+        <w:rPr>
+          <w:rStyle w:val="DecValTok"/>
+        </w:rPr>
+        <w:t xml:space="preserve">8</w:t>
+      </w:r>
+      <w:r>
+        <w:rPr>
+          <w:rStyle w:val="NormalTok"/>
+        </w:rPr>
+        <w:t xml:space="preserve">])</w:t>
+      </w:r>
+      <w:r>
+        <w:br/>
+      </w:r>
+      <w:r>
+        <w:br/>
+      </w:r>
+      <w:r>
+        <w:rPr>
+          <w:rStyle w:val="FunctionTok"/>
+        </w:rPr>
+        <w:t xml:space="preserve">colSums</w:t>
+      </w:r>
+      <w:r>
+        <w:rPr>
+          <w:rStyle w:val="NormalTok"/>
+        </w:rPr>
+        <w:t xml:space="preserve">(f[, </w:t>
+      </w:r>
+      <w:r>
+        <w:rPr>
+          <w:rStyle w:val="DecValTok"/>
+        </w:rPr>
+        <w:t xml:space="preserve">1</w:t>
+      </w:r>
+      <w:r>
+        <w:rPr>
+          <w:rStyle w:val="SpecialCharTok"/>
+        </w:rPr>
+        <w:t xml:space="preserve">:</w:t>
+      </w:r>
+      <w:r>
+        <w:rPr>
+          <w:rStyle w:val="DecValTok"/>
+        </w:rPr>
+        <w:t xml:space="preserve">8</w:t>
+      </w:r>
+      <w:r>
+        <w:rPr>
+          <w:rStyle w:val="NormalTok"/>
+        </w:rPr>
+        <w:t xml:space="preserve">], </w:t>
+      </w:r>
+      <w:r>
+        <w:rPr>
+          <w:rStyle w:val="AttributeTok"/>
+        </w:rPr>
+        <w:t xml:space="preserve">na.rm =</w:t>
+      </w:r>
+      <w:r>
+        <w:rPr>
+          <w:rStyle w:val="NormalTok"/>
+        </w:rPr>
+        <w:t xml:space="preserve"> T) </w:t>
+      </w:r>
+      <w:r>
+        <w:rPr>
+          <w:rStyle w:val="SpecialCharTok"/>
+        </w:rPr>
+        <w:t xml:space="preserve">==</w:t>
+      </w:r>
+      <w:r>
+        <w:rPr>
+          <w:rStyle w:val="NormalTok"/>
+        </w:rPr>
+        <w:t xml:space="preserve"> </w:t>
+      </w:r>
+      <w:r>
+        <w:rPr>
+          <w:rStyle w:val="FunctionTok"/>
+        </w:rPr>
+        <w:t xml:space="preserve">colSums</w:t>
+      </w:r>
+      <w:r>
+        <w:rPr>
+          <w:rStyle w:val="NormalTok"/>
+        </w:rPr>
+        <w:t xml:space="preserve">(findat[, </w:t>
+      </w:r>
+      <w:r>
+        <w:rPr>
+          <w:rStyle w:val="DecValTok"/>
+        </w:rPr>
+        <w:t xml:space="preserve">3</w:t>
+      </w:r>
+      <w:r>
+        <w:rPr>
+          <w:rStyle w:val="SpecialCharTok"/>
+        </w:rPr>
+        <w:t xml:space="preserve">:</w:t>
+      </w:r>
+      <w:r>
+        <w:rPr>
+          <w:rStyle w:val="DecValTok"/>
+        </w:rPr>
+        <w:t xml:space="preserve">10</w:t>
+      </w:r>
+      <w:r>
+        <w:rPr>
+          <w:rStyle w:val="NormalTok"/>
+        </w:rPr>
+        <w:t xml:space="preserve">], </w:t>
+      </w:r>
+      <w:r>
+        <w:rPr>
+          <w:rStyle w:val="AttributeTok"/>
+        </w:rPr>
+        <w:t xml:space="preserve">na.rm =</w:t>
+      </w:r>
+      <w:r>
+        <w:rPr>
+          <w:rStyle w:val="NormalTok"/>
+        </w:rPr>
+        <w:t xml:space="preserve"> T)  </w:t>
+      </w:r>
+      <w:r>
+        <w:rPr>
+          <w:rStyle w:val="CommentTok"/>
+        </w:rPr>
+        <w:t xml:space="preserve"># check that total catch is equal before and after parsing</w:t>
       </w:r>
     </w:p>
     <w:p>
@@ -18038,22 +14213,27 @@
         <w:pStyle w:val="SourceCode"/>
       </w:pPr>
       <w:r>
-        <w:br/>
-      </w:r>
-      <w:r>
-        <w:rPr>
-          <w:rStyle w:val="VerbatimChar"/>
-        </w:rPr>
-        <w:t xml:space="preserve">(0,1.5] (1.5,3] (3,4.5] (4.5,6] </w:t>
-      </w:r>
-      <w:r>
-        <w:br/>
-      </w:r>
-      <w:r>
-        <w:rPr>
-          <w:rStyle w:val="VerbatimChar"/>
-        </w:rPr>
-        <w:t xml:space="preserve">     80      80      80      80 </w:t>
+        <w:rPr>
+          <w:rStyle w:val="VerbatimChar"/>
+        </w:rPr>
+        <w:t xml:space="preserve"> Hire_FLK Hire_NCFL  Hire_NNC  Hire_VBM   Rec_FLK  Rec_NCFL   Rec_NNC   Rec_VBM </w:t>
+      </w:r>
+      <w:r>
+        <w:br/>
+      </w:r>
+      <w:r>
+        <w:rPr>
+          <w:rStyle w:val="VerbatimChar"/>
+        </w:rPr>
+        <w:t xml:space="preserve">     TRUE      TRUE      TRUE      TRUE      TRUE      TRUE      TRUE      TRUE </w:t>
+      </w:r>
+    </w:p>
+    <w:p>
+      <w:pPr>
+        <w:pStyle w:val="FirstParagraph"/>
+      </w:pPr>
+      <w:r>
+        <w:t xml:space="preserve">We plot the results by region and sector, over the time series of year and season. We can clearly see the seasonality in the catch by region.</w:t>
       </w:r>
     </w:p>
     <w:p>
@@ -18064,7 +14244,7 @@
         <w:rPr>
           <w:rStyle w:val="NormalTok"/>
         </w:rPr>
-        <w:t xml:space="preserve">f</w:t>
+        <w:t xml:space="preserve">findat</w:t>
       </w:r>
       <w:r>
         <w:rPr>
@@ -18076,7 +14256,7 @@
         <w:rPr>
           <w:rStyle w:val="NormalTok"/>
         </w:rPr>
-        <w:t xml:space="preserve">seas1 </w:t>
+        <w:t xml:space="preserve">yrseas </w:t>
       </w:r>
       <w:r>
         <w:rPr>
@@ -18088,22 +14268,7 @@
         <w:rPr>
           <w:rStyle w:val="NormalTok"/>
         </w:rPr>
-        <w:t xml:space="preserve"> </w:t>
-      </w:r>
-      <w:r>
-        <w:rPr>
-          <w:rStyle w:val="ConstantTok"/>
-        </w:rPr>
-        <w:t xml:space="preserve">NA</w:t>
-      </w:r>
-      <w:r>
-        <w:br/>
-      </w:r>
-      <w:r>
-        <w:rPr>
-          <w:rStyle w:val="NormalTok"/>
-        </w:rPr>
-        <w:t xml:space="preserve">f</w:t>
+        <w:t xml:space="preserve"> findat</w:t>
       </w:r>
       <w:r>
         <w:rPr>
@@ -18115,19 +14280,43 @@
         <w:rPr>
           <w:rStyle w:val="NormalTok"/>
         </w:rPr>
-        <w:t xml:space="preserve">seas1[</w:t>
-      </w:r>
-      <w:r>
-        <w:rPr>
-          <w:rStyle w:val="FunctionTok"/>
-        </w:rPr>
-        <w:t xml:space="preserve">which</w:t>
-      </w:r>
-      <w:r>
-        <w:rPr>
-          <w:rStyle w:val="NormalTok"/>
-        </w:rPr>
-        <w:t xml:space="preserve">(f</w:t>
+        <w:t xml:space="preserve">year </w:t>
+      </w:r>
+      <w:r>
+        <w:rPr>
+          <w:rStyle w:val="SpecialCharTok"/>
+        </w:rPr>
+        <w:t xml:space="preserve">+</w:t>
+      </w:r>
+      <w:r>
+        <w:rPr>
+          <w:rStyle w:val="NormalTok"/>
+        </w:rPr>
+        <w:t xml:space="preserve"> </w:t>
+      </w:r>
+      <w:r>
+        <w:rPr>
+          <w:rStyle w:val="FunctionTok"/>
+        </w:rPr>
+        <w:t xml:space="preserve">as.numeric</w:t>
+      </w:r>
+      <w:r>
+        <w:rPr>
+          <w:rStyle w:val="NormalTok"/>
+        </w:rPr>
+        <w:t xml:space="preserve">(</w:t>
+      </w:r>
+      <w:r>
+        <w:rPr>
+          <w:rStyle w:val="FunctionTok"/>
+        </w:rPr>
+        <w:t xml:space="preserve">as.factor</w:t>
+      </w:r>
+      <w:r>
+        <w:rPr>
+          <w:rStyle w:val="NormalTok"/>
+        </w:rPr>
+        <w:t xml:space="preserve">(findat</w:t>
       </w:r>
       <w:r>
         <w:rPr>
@@ -18139,13 +14328,268 @@
         <w:rPr>
           <w:rStyle w:val="NormalTok"/>
         </w:rPr>
-        <w:t xml:space="preserve">seas </w:t>
-      </w:r>
-      <w:r>
-        <w:rPr>
-          <w:rStyle w:val="SpecialCharTok"/>
-        </w:rPr>
-        <w:t xml:space="preserve">==</w:t>
+        <w:t xml:space="preserve">season))</w:t>
+      </w:r>
+      <w:r>
+        <w:rPr>
+          <w:rStyle w:val="SpecialCharTok"/>
+        </w:rPr>
+        <w:t xml:space="preserve">/</w:t>
+      </w:r>
+      <w:r>
+        <w:rPr>
+          <w:rStyle w:val="DecValTok"/>
+        </w:rPr>
+        <w:t xml:space="preserve">4</w:t>
+      </w:r>
+      <w:r>
+        <w:rPr>
+          <w:rStyle w:val="FloatTok"/>
+        </w:rPr>
+        <w:t xml:space="preserve">-0.125</w:t>
+      </w:r>
+      <w:r>
+        <w:br/>
+      </w:r>
+      <w:r>
+        <w:rPr>
+          <w:rStyle w:val="FunctionTok"/>
+        </w:rPr>
+        <w:t xml:space="preserve">matplot</w:t>
+      </w:r>
+      <w:r>
+        <w:rPr>
+          <w:rStyle w:val="NormalTok"/>
+        </w:rPr>
+        <w:t xml:space="preserve">(findat</w:t>
+      </w:r>
+      <w:r>
+        <w:rPr>
+          <w:rStyle w:val="SpecialCharTok"/>
+        </w:rPr>
+        <w:t xml:space="preserve">$</w:t>
+      </w:r>
+      <w:r>
+        <w:rPr>
+          <w:rStyle w:val="NormalTok"/>
+        </w:rPr>
+        <w:t xml:space="preserve">yrseas, findat[, </w:t>
+      </w:r>
+      <w:r>
+        <w:rPr>
+          <w:rStyle w:val="DecValTok"/>
+        </w:rPr>
+        <w:t xml:space="preserve">3</w:t>
+      </w:r>
+      <w:r>
+        <w:rPr>
+          <w:rStyle w:val="SpecialCharTok"/>
+        </w:rPr>
+        <w:t xml:space="preserve">:</w:t>
+      </w:r>
+      <w:r>
+        <w:rPr>
+          <w:rStyle w:val="DecValTok"/>
+        </w:rPr>
+        <w:t xml:space="preserve">10</w:t>
+      </w:r>
+      <w:r>
+        <w:rPr>
+          <w:rStyle w:val="NormalTok"/>
+        </w:rPr>
+        <w:t xml:space="preserve">]</w:t>
+      </w:r>
+      <w:r>
+        <w:rPr>
+          <w:rStyle w:val="SpecialCharTok"/>
+        </w:rPr>
+        <w:t xml:space="preserve">/</w:t>
+      </w:r>
+      <w:r>
+        <w:rPr>
+          <w:rStyle w:val="DecValTok"/>
+        </w:rPr>
+        <w:t xml:space="preserve">10</w:t>
+      </w:r>
+      <w:r>
+        <w:rPr>
+          <w:rStyle w:val="SpecialCharTok"/>
+        </w:rPr>
+        <w:t xml:space="preserve">^</w:t>
+      </w:r>
+      <w:r>
+        <w:rPr>
+          <w:rStyle w:val="DecValTok"/>
+        </w:rPr>
+        <w:t xml:space="preserve">6</w:t>
+      </w:r>
+      <w:r>
+        <w:rPr>
+          <w:rStyle w:val="NormalTok"/>
+        </w:rPr>
+        <w:t xml:space="preserve">, </w:t>
+      </w:r>
+      <w:r>
+        <w:rPr>
+          <w:rStyle w:val="AttributeTok"/>
+        </w:rPr>
+        <w:t xml:space="preserve">lty =</w:t>
+      </w:r>
+      <w:r>
+        <w:rPr>
+          <w:rStyle w:val="NormalTok"/>
+        </w:rPr>
+        <w:t xml:space="preserve"> </w:t>
+      </w:r>
+      <w:r>
+        <w:rPr>
+          <w:rStyle w:val="FunctionTok"/>
+        </w:rPr>
+        <w:t xml:space="preserve">c</w:t>
+      </w:r>
+      <w:r>
+        <w:rPr>
+          <w:rStyle w:val="NormalTok"/>
+        </w:rPr>
+        <w:t xml:space="preserve">(</w:t>
+      </w:r>
+      <w:r>
+        <w:rPr>
+          <w:rStyle w:val="FunctionTok"/>
+        </w:rPr>
+        <w:t xml:space="preserve">rep</w:t>
+      </w:r>
+      <w:r>
+        <w:rPr>
+          <w:rStyle w:val="NormalTok"/>
+        </w:rPr>
+        <w:t xml:space="preserve">(</w:t>
+      </w:r>
+      <w:r>
+        <w:rPr>
+          <w:rStyle w:val="DecValTok"/>
+        </w:rPr>
+        <w:t xml:space="preserve">2</w:t>
+      </w:r>
+      <w:r>
+        <w:rPr>
+          <w:rStyle w:val="NormalTok"/>
+        </w:rPr>
+        <w:t xml:space="preserve">, </w:t>
+      </w:r>
+      <w:r>
+        <w:rPr>
+          <w:rStyle w:val="DecValTok"/>
+        </w:rPr>
+        <w:t xml:space="preserve">4</w:t>
+      </w:r>
+      <w:r>
+        <w:rPr>
+          <w:rStyle w:val="NormalTok"/>
+        </w:rPr>
+        <w:t xml:space="preserve">), </w:t>
+      </w:r>
+      <w:r>
+        <w:rPr>
+          <w:rStyle w:val="FunctionTok"/>
+        </w:rPr>
+        <w:t xml:space="preserve">rep</w:t>
+      </w:r>
+      <w:r>
+        <w:rPr>
+          <w:rStyle w:val="NormalTok"/>
+        </w:rPr>
+        <w:t xml:space="preserve">(</w:t>
+      </w:r>
+      <w:r>
+        <w:rPr>
+          <w:rStyle w:val="DecValTok"/>
+        </w:rPr>
+        <w:t xml:space="preserve">1</w:t>
+      </w:r>
+      <w:r>
+        <w:rPr>
+          <w:rStyle w:val="NormalTok"/>
+        </w:rPr>
+        <w:t xml:space="preserve">, </w:t>
+      </w:r>
+      <w:r>
+        <w:rPr>
+          <w:rStyle w:val="DecValTok"/>
+        </w:rPr>
+        <w:t xml:space="preserve">4</w:t>
+      </w:r>
+      <w:r>
+        <w:rPr>
+          <w:rStyle w:val="NormalTok"/>
+        </w:rPr>
+        <w:t xml:space="preserve">)), </w:t>
+      </w:r>
+      <w:r>
+        <w:rPr>
+          <w:rStyle w:val="AttributeTok"/>
+        </w:rPr>
+        <w:t xml:space="preserve">col =</w:t>
+      </w:r>
+      <w:r>
+        <w:rPr>
+          <w:rStyle w:val="NormalTok"/>
+        </w:rPr>
+        <w:t xml:space="preserve"> </w:t>
+      </w:r>
+      <w:r>
+        <w:rPr>
+          <w:rStyle w:val="FunctionTok"/>
+        </w:rPr>
+        <w:t xml:space="preserve">rep</w:t>
+      </w:r>
+      <w:r>
+        <w:rPr>
+          <w:rStyle w:val="NormalTok"/>
+        </w:rPr>
+        <w:t xml:space="preserve">(</w:t>
+      </w:r>
+      <w:r>
+        <w:rPr>
+          <w:rStyle w:val="DecValTok"/>
+        </w:rPr>
+        <w:t xml:space="preserve">1</w:t>
+      </w:r>
+      <w:r>
+        <w:rPr>
+          <w:rStyle w:val="SpecialCharTok"/>
+        </w:rPr>
+        <w:t xml:space="preserve">:</w:t>
+      </w:r>
+      <w:r>
+        <w:rPr>
+          <w:rStyle w:val="DecValTok"/>
+        </w:rPr>
+        <w:t xml:space="preserve">4</w:t>
+      </w:r>
+      <w:r>
+        <w:rPr>
+          <w:rStyle w:val="NormalTok"/>
+        </w:rPr>
+        <w:t xml:space="preserve">, </w:t>
+      </w:r>
+      <w:r>
+        <w:rPr>
+          <w:rStyle w:val="DecValTok"/>
+        </w:rPr>
+        <w:t xml:space="preserve">2</w:t>
+      </w:r>
+      <w:r>
+        <w:rPr>
+          <w:rStyle w:val="NormalTok"/>
+        </w:rPr>
+        <w:t xml:space="preserve">), </w:t>
+      </w:r>
+      <w:r>
+        <w:rPr>
+          <w:rStyle w:val="AttributeTok"/>
+        </w:rPr>
+        <w:t xml:space="preserve">type =</w:t>
       </w:r>
       <w:r>
         <w:rPr>
@@ -18157,19 +14601,52 @@
         <w:rPr>
           <w:rStyle w:val="StringTok"/>
         </w:rPr>
-        <w:t xml:space="preserve">"(0,1.5]"</w:t>
-      </w:r>
-      <w:r>
-        <w:rPr>
-          <w:rStyle w:val="NormalTok"/>
-        </w:rPr>
-        <w:t xml:space="preserve">)] </w:t>
-      </w:r>
-      <w:r>
-        <w:rPr>
-          <w:rStyle w:val="OtherTok"/>
-        </w:rPr>
-        <w:t xml:space="preserve">&lt;-</w:t>
+        <w:t xml:space="preserve">"l"</w:t>
+      </w:r>
+      <w:r>
+        <w:rPr>
+          <w:rStyle w:val="NormalTok"/>
+        </w:rPr>
+        <w:t xml:space="preserve">, </w:t>
+      </w:r>
+      <w:r>
+        <w:rPr>
+          <w:rStyle w:val="AttributeTok"/>
+        </w:rPr>
+        <w:t xml:space="preserve">lwd =</w:t>
+      </w:r>
+      <w:r>
+        <w:rPr>
+          <w:rStyle w:val="NormalTok"/>
+        </w:rPr>
+        <w:t xml:space="preserve"> </w:t>
+      </w:r>
+      <w:r>
+        <w:rPr>
+          <w:rStyle w:val="DecValTok"/>
+        </w:rPr>
+        <w:t xml:space="preserve">2</w:t>
+      </w:r>
+      <w:r>
+        <w:rPr>
+          <w:rStyle w:val="NormalTok"/>
+        </w:rPr>
+        <w:t xml:space="preserve">, </w:t>
+      </w:r>
+      <w:r>
+        <w:br/>
+      </w:r>
+      <w:r>
+        <w:rPr>
+          <w:rStyle w:val="NormalTok"/>
+        </w:rPr>
+        <w:t xml:space="preserve">        </w:t>
+      </w:r>
+      <w:r>
+        <w:rPr>
+          <w:rStyle w:val="AttributeTok"/>
+        </w:rPr>
+        <w:t xml:space="preserve">xlab =</w:t>
       </w:r>
       <w:r>
         <w:rPr>
@@ -18181,70 +14658,19 @@
         <w:rPr>
           <w:rStyle w:val="StringTok"/>
         </w:rPr>
-        <w:t xml:space="preserve">"DJF"</w:t>
-      </w:r>
-      <w:r>
-        <w:rPr>
-          <w:rStyle w:val="NormalTok"/>
-        </w:rPr>
-        <w:t xml:space="preserve">  </w:t>
-      </w:r>
-      <w:r>
-        <w:rPr>
-          <w:rStyle w:val="CommentTok"/>
-        </w:rPr>
-        <w:t xml:space="preserve"># DJF is 0.5 and 1</w:t>
-      </w:r>
-      <w:r>
-        <w:br/>
-      </w:r>
-      <w:r>
-        <w:rPr>
-          <w:rStyle w:val="NormalTok"/>
-        </w:rPr>
-        <w:t xml:space="preserve">f</w:t>
-      </w:r>
-      <w:r>
-        <w:rPr>
-          <w:rStyle w:val="SpecialCharTok"/>
-        </w:rPr>
-        <w:t xml:space="preserve">$</w:t>
-      </w:r>
-      <w:r>
-        <w:rPr>
-          <w:rStyle w:val="NormalTok"/>
-        </w:rPr>
-        <w:t xml:space="preserve">seas1[</w:t>
-      </w:r>
-      <w:r>
-        <w:rPr>
-          <w:rStyle w:val="FunctionTok"/>
-        </w:rPr>
-        <w:t xml:space="preserve">which</w:t>
-      </w:r>
-      <w:r>
-        <w:rPr>
-          <w:rStyle w:val="NormalTok"/>
-        </w:rPr>
-        <w:t xml:space="preserve">(f</w:t>
-      </w:r>
-      <w:r>
-        <w:rPr>
-          <w:rStyle w:val="SpecialCharTok"/>
-        </w:rPr>
-        <w:t xml:space="preserve">$</w:t>
-      </w:r>
-      <w:r>
-        <w:rPr>
-          <w:rStyle w:val="NormalTok"/>
-        </w:rPr>
-        <w:t xml:space="preserve">seas </w:t>
-      </w:r>
-      <w:r>
-        <w:rPr>
-          <w:rStyle w:val="SpecialCharTok"/>
-        </w:rPr>
-        <w:t xml:space="preserve">==</w:t>
+        <w:t xml:space="preserve">"year"</w:t>
+      </w:r>
+      <w:r>
+        <w:rPr>
+          <w:rStyle w:val="NormalTok"/>
+        </w:rPr>
+        <w:t xml:space="preserve">, </w:t>
+      </w:r>
+      <w:r>
+        <w:rPr>
+          <w:rStyle w:val="AttributeTok"/>
+        </w:rPr>
+        <w:t xml:space="preserve">ylab =</w:t>
       </w:r>
       <w:r>
         <w:rPr>
@@ -18256,94 +14682,286 @@
         <w:rPr>
           <w:rStyle w:val="StringTok"/>
         </w:rPr>
-        <w:t xml:space="preserve">"(1.5,3]"</w:t>
-      </w:r>
-      <w:r>
-        <w:rPr>
-          <w:rStyle w:val="NormalTok"/>
-        </w:rPr>
-        <w:t xml:space="preserve">)] </w:t>
-      </w:r>
-      <w:r>
-        <w:rPr>
-          <w:rStyle w:val="OtherTok"/>
-        </w:rPr>
-        <w:t xml:space="preserve">&lt;-</w:t>
-      </w:r>
-      <w:r>
-        <w:rPr>
-          <w:rStyle w:val="NormalTok"/>
-        </w:rPr>
-        <w:t xml:space="preserve"> </w:t>
+        <w:t xml:space="preserve">"total catch (millions of pounds)"</w:t>
+      </w:r>
+      <w:r>
+        <w:rPr>
+          <w:rStyle w:val="NormalTok"/>
+        </w:rPr>
+        <w:t xml:space="preserve">)</w:t>
+      </w:r>
+      <w:r>
+        <w:br/>
+      </w:r>
+      <w:r>
+        <w:rPr>
+          <w:rStyle w:val="FunctionTok"/>
+        </w:rPr>
+        <w:t xml:space="preserve">legend</w:t>
+      </w:r>
+      <w:r>
+        <w:rPr>
+          <w:rStyle w:val="NormalTok"/>
+        </w:rPr>
+        <w:t xml:space="preserve">(</w:t>
       </w:r>
       <w:r>
         <w:rPr>
           <w:rStyle w:val="StringTok"/>
         </w:rPr>
-        <w:t xml:space="preserve">"MAM"</w:t>
-      </w:r>
-      <w:r>
-        <w:rPr>
-          <w:rStyle w:val="NormalTok"/>
-        </w:rPr>
-        <w:t xml:space="preserve">  </w:t>
-      </w:r>
-      <w:r>
-        <w:rPr>
-          <w:rStyle w:val="CommentTok"/>
-        </w:rPr>
-        <w:t xml:space="preserve"># MAM is 2 and 2.5</w:t>
-      </w:r>
-      <w:r>
-        <w:br/>
-      </w:r>
-      <w:r>
-        <w:rPr>
-          <w:rStyle w:val="NormalTok"/>
-        </w:rPr>
-        <w:t xml:space="preserve">f</w:t>
-      </w:r>
-      <w:r>
-        <w:rPr>
-          <w:rStyle w:val="SpecialCharTok"/>
-        </w:rPr>
-        <w:t xml:space="preserve">$</w:t>
-      </w:r>
-      <w:r>
-        <w:rPr>
-          <w:rStyle w:val="NormalTok"/>
-        </w:rPr>
-        <w:t xml:space="preserve">seas1[</w:t>
-      </w:r>
-      <w:r>
-        <w:rPr>
-          <w:rStyle w:val="FunctionTok"/>
-        </w:rPr>
-        <w:t xml:space="preserve">which</w:t>
-      </w:r>
-      <w:r>
-        <w:rPr>
-          <w:rStyle w:val="NormalTok"/>
-        </w:rPr>
-        <w:t xml:space="preserve">(f</w:t>
-      </w:r>
-      <w:r>
-        <w:rPr>
-          <w:rStyle w:val="SpecialCharTok"/>
-        </w:rPr>
-        <w:t xml:space="preserve">$</w:t>
-      </w:r>
-      <w:r>
-        <w:rPr>
-          <w:rStyle w:val="NormalTok"/>
-        </w:rPr>
-        <w:t xml:space="preserve">seas </w:t>
-      </w:r>
-      <w:r>
-        <w:rPr>
-          <w:rStyle w:val="SpecialCharTok"/>
-        </w:rPr>
-        <w:t xml:space="preserve">==</w:t>
+        <w:t xml:space="preserve">"topright"</w:t>
+      </w:r>
+      <w:r>
+        <w:rPr>
+          <w:rStyle w:val="NormalTok"/>
+        </w:rPr>
+        <w:t xml:space="preserve">, </w:t>
+      </w:r>
+      <w:r>
+        <w:rPr>
+          <w:rStyle w:val="FunctionTok"/>
+        </w:rPr>
+        <w:t xml:space="preserve">colnames</w:t>
+      </w:r>
+      <w:r>
+        <w:rPr>
+          <w:rStyle w:val="NormalTok"/>
+        </w:rPr>
+        <w:t xml:space="preserve">(findat[, </w:t>
+      </w:r>
+      <w:r>
+        <w:rPr>
+          <w:rStyle w:val="DecValTok"/>
+        </w:rPr>
+        <w:t xml:space="preserve">3</w:t>
+      </w:r>
+      <w:r>
+        <w:rPr>
+          <w:rStyle w:val="SpecialCharTok"/>
+        </w:rPr>
+        <w:t xml:space="preserve">:</w:t>
+      </w:r>
+      <w:r>
+        <w:rPr>
+          <w:rStyle w:val="DecValTok"/>
+        </w:rPr>
+        <w:t xml:space="preserve">10</w:t>
+      </w:r>
+      <w:r>
+        <w:rPr>
+          <w:rStyle w:val="NormalTok"/>
+        </w:rPr>
+        <w:t xml:space="preserve">]), </w:t>
+      </w:r>
+      <w:r>
+        <w:rPr>
+          <w:rStyle w:val="AttributeTok"/>
+        </w:rPr>
+        <w:t xml:space="preserve">lty =</w:t>
+      </w:r>
+      <w:r>
+        <w:rPr>
+          <w:rStyle w:val="NormalTok"/>
+        </w:rPr>
+        <w:t xml:space="preserve"> </w:t>
+      </w:r>
+      <w:r>
+        <w:rPr>
+          <w:rStyle w:val="FunctionTok"/>
+        </w:rPr>
+        <w:t xml:space="preserve">c</w:t>
+      </w:r>
+      <w:r>
+        <w:rPr>
+          <w:rStyle w:val="NormalTok"/>
+        </w:rPr>
+        <w:t xml:space="preserve">(</w:t>
+      </w:r>
+      <w:r>
+        <w:rPr>
+          <w:rStyle w:val="FunctionTok"/>
+        </w:rPr>
+        <w:t xml:space="preserve">rep</w:t>
+      </w:r>
+      <w:r>
+        <w:rPr>
+          <w:rStyle w:val="NormalTok"/>
+        </w:rPr>
+        <w:t xml:space="preserve">(</w:t>
+      </w:r>
+      <w:r>
+        <w:rPr>
+          <w:rStyle w:val="DecValTok"/>
+        </w:rPr>
+        <w:t xml:space="preserve">2</w:t>
+      </w:r>
+      <w:r>
+        <w:rPr>
+          <w:rStyle w:val="NormalTok"/>
+        </w:rPr>
+        <w:t xml:space="preserve">, </w:t>
+      </w:r>
+      <w:r>
+        <w:rPr>
+          <w:rStyle w:val="DecValTok"/>
+        </w:rPr>
+        <w:t xml:space="preserve">4</w:t>
+      </w:r>
+      <w:r>
+        <w:rPr>
+          <w:rStyle w:val="NormalTok"/>
+        </w:rPr>
+        <w:t xml:space="preserve">), </w:t>
+      </w:r>
+      <w:r>
+        <w:rPr>
+          <w:rStyle w:val="FunctionTok"/>
+        </w:rPr>
+        <w:t xml:space="preserve">rep</w:t>
+      </w:r>
+      <w:r>
+        <w:rPr>
+          <w:rStyle w:val="NormalTok"/>
+        </w:rPr>
+        <w:t xml:space="preserve">(</w:t>
+      </w:r>
+      <w:r>
+        <w:rPr>
+          <w:rStyle w:val="DecValTok"/>
+        </w:rPr>
+        <w:t xml:space="preserve">1</w:t>
+      </w:r>
+      <w:r>
+        <w:rPr>
+          <w:rStyle w:val="NormalTok"/>
+        </w:rPr>
+        <w:t xml:space="preserve">, </w:t>
+      </w:r>
+      <w:r>
+        <w:rPr>
+          <w:rStyle w:val="DecValTok"/>
+        </w:rPr>
+        <w:t xml:space="preserve">4</w:t>
+      </w:r>
+      <w:r>
+        <w:rPr>
+          <w:rStyle w:val="NormalTok"/>
+        </w:rPr>
+        <w:t xml:space="preserve">)), </w:t>
+      </w:r>
+      <w:r>
+        <w:rPr>
+          <w:rStyle w:val="AttributeTok"/>
+        </w:rPr>
+        <w:t xml:space="preserve">col =</w:t>
+      </w:r>
+      <w:r>
+        <w:rPr>
+          <w:rStyle w:val="NormalTok"/>
+        </w:rPr>
+        <w:t xml:space="preserve"> </w:t>
+      </w:r>
+      <w:r>
+        <w:rPr>
+          <w:rStyle w:val="FunctionTok"/>
+        </w:rPr>
+        <w:t xml:space="preserve">rep</w:t>
+      </w:r>
+      <w:r>
+        <w:rPr>
+          <w:rStyle w:val="NormalTok"/>
+        </w:rPr>
+        <w:t xml:space="preserve">(</w:t>
+      </w:r>
+      <w:r>
+        <w:rPr>
+          <w:rStyle w:val="DecValTok"/>
+        </w:rPr>
+        <w:t xml:space="preserve">1</w:t>
+      </w:r>
+      <w:r>
+        <w:rPr>
+          <w:rStyle w:val="SpecialCharTok"/>
+        </w:rPr>
+        <w:t xml:space="preserve">:</w:t>
+      </w:r>
+      <w:r>
+        <w:rPr>
+          <w:rStyle w:val="DecValTok"/>
+        </w:rPr>
+        <w:t xml:space="preserve">4</w:t>
+      </w:r>
+      <w:r>
+        <w:rPr>
+          <w:rStyle w:val="NormalTok"/>
+        </w:rPr>
+        <w:t xml:space="preserve">, </w:t>
+      </w:r>
+      <w:r>
+        <w:rPr>
+          <w:rStyle w:val="DecValTok"/>
+        </w:rPr>
+        <w:t xml:space="preserve">2</w:t>
+      </w:r>
+      <w:r>
+        <w:rPr>
+          <w:rStyle w:val="NormalTok"/>
+        </w:rPr>
+        <w:t xml:space="preserve">), </w:t>
+      </w:r>
+      <w:r>
+        <w:rPr>
+          <w:rStyle w:val="AttributeTok"/>
+        </w:rPr>
+        <w:t xml:space="preserve">lwd =</w:t>
+      </w:r>
+      <w:r>
+        <w:rPr>
+          <w:rStyle w:val="NormalTok"/>
+        </w:rPr>
+        <w:t xml:space="preserve"> </w:t>
+      </w:r>
+      <w:r>
+        <w:rPr>
+          <w:rStyle w:val="DecValTok"/>
+        </w:rPr>
+        <w:t xml:space="preserve">2</w:t>
+      </w:r>
+      <w:r>
+        <w:rPr>
+          <w:rStyle w:val="NormalTok"/>
+        </w:rPr>
+        <w:t xml:space="preserve">, </w:t>
+      </w:r>
+      <w:r>
+        <w:rPr>
+          <w:rStyle w:val="AttributeTok"/>
+        </w:rPr>
+        <w:t xml:space="preserve">ncol =</w:t>
+      </w:r>
+      <w:r>
+        <w:rPr>
+          <w:rStyle w:val="NormalTok"/>
+        </w:rPr>
+        <w:t xml:space="preserve"> </w:t>
+      </w:r>
+      <w:r>
+        <w:rPr>
+          <w:rStyle w:val="DecValTok"/>
+        </w:rPr>
+        <w:t xml:space="preserve">2</w:t>
+      </w:r>
+      <w:r>
+        <w:rPr>
+          <w:rStyle w:val="NormalTok"/>
+        </w:rPr>
+        <w:t xml:space="preserve">, </w:t>
+      </w:r>
+      <w:r>
+        <w:rPr>
+          <w:rStyle w:val="AttributeTok"/>
+        </w:rPr>
+        <w:t xml:space="preserve">bty =</w:t>
       </w:r>
       <w:r>
         <w:rPr>
@@ -18355,953 +14973,13 @@
         <w:rPr>
           <w:rStyle w:val="StringTok"/>
         </w:rPr>
-        <w:t xml:space="preserve">"(3,4.5]"</w:t>
-      </w:r>
-      <w:r>
-        <w:rPr>
-          <w:rStyle w:val="NormalTok"/>
-        </w:rPr>
-        <w:t xml:space="preserve">)] </w:t>
-      </w:r>
-      <w:r>
-        <w:rPr>
-          <w:rStyle w:val="OtherTok"/>
-        </w:rPr>
-        <w:t xml:space="preserve">&lt;-</w:t>
-      </w:r>
-      <w:r>
-        <w:rPr>
-          <w:rStyle w:val="NormalTok"/>
-        </w:rPr>
-        <w:t xml:space="preserve"> </w:t>
-      </w:r>
-      <w:r>
-        <w:rPr>
-          <w:rStyle w:val="StringTok"/>
-        </w:rPr>
-        <w:t xml:space="preserve">"JJA"</w:t>
-      </w:r>
-      <w:r>
-        <w:rPr>
-          <w:rStyle w:val="NormalTok"/>
-        </w:rPr>
-        <w:t xml:space="preserve">  </w:t>
-      </w:r>
-      <w:r>
-        <w:rPr>
-          <w:rStyle w:val="CommentTok"/>
-        </w:rPr>
-        <w:t xml:space="preserve"># JJA is 3.5 and 4</w:t>
-      </w:r>
-      <w:r>
-        <w:br/>
-      </w:r>
-      <w:r>
-        <w:rPr>
-          <w:rStyle w:val="NormalTok"/>
-        </w:rPr>
-        <w:t xml:space="preserve">f</w:t>
-      </w:r>
-      <w:r>
-        <w:rPr>
-          <w:rStyle w:val="SpecialCharTok"/>
-        </w:rPr>
-        <w:t xml:space="preserve">$</w:t>
-      </w:r>
-      <w:r>
-        <w:rPr>
-          <w:rStyle w:val="NormalTok"/>
-        </w:rPr>
-        <w:t xml:space="preserve">seas1[</w:t>
-      </w:r>
-      <w:r>
-        <w:rPr>
-          <w:rStyle w:val="FunctionTok"/>
-        </w:rPr>
-        <w:t xml:space="preserve">which</w:t>
-      </w:r>
-      <w:r>
-        <w:rPr>
-          <w:rStyle w:val="NormalTok"/>
-        </w:rPr>
-        <w:t xml:space="preserve">(f</w:t>
-      </w:r>
-      <w:r>
-        <w:rPr>
-          <w:rStyle w:val="SpecialCharTok"/>
-        </w:rPr>
-        <w:t xml:space="preserve">$</w:t>
-      </w:r>
-      <w:r>
-        <w:rPr>
-          <w:rStyle w:val="NormalTok"/>
-        </w:rPr>
-        <w:t xml:space="preserve">seas </w:t>
-      </w:r>
-      <w:r>
-        <w:rPr>
-          <w:rStyle w:val="SpecialCharTok"/>
-        </w:rPr>
-        <w:t xml:space="preserve">==</w:t>
-      </w:r>
-      <w:r>
-        <w:rPr>
-          <w:rStyle w:val="NormalTok"/>
-        </w:rPr>
-        <w:t xml:space="preserve"> </w:t>
-      </w:r>
-      <w:r>
-        <w:rPr>
-          <w:rStyle w:val="StringTok"/>
-        </w:rPr>
-        <w:t xml:space="preserve">"(4.5,6]"</w:t>
-      </w:r>
-      <w:r>
-        <w:rPr>
-          <w:rStyle w:val="NormalTok"/>
-        </w:rPr>
-        <w:t xml:space="preserve">)] </w:t>
-      </w:r>
-      <w:r>
-        <w:rPr>
-          <w:rStyle w:val="OtherTok"/>
-        </w:rPr>
-        <w:t xml:space="preserve">&lt;-</w:t>
-      </w:r>
-      <w:r>
-        <w:rPr>
-          <w:rStyle w:val="NormalTok"/>
-        </w:rPr>
-        <w:t xml:space="preserve"> </w:t>
-      </w:r>
-      <w:r>
-        <w:rPr>
-          <w:rStyle w:val="StringTok"/>
-        </w:rPr>
-        <w:t xml:space="preserve">"SON"</w:t>
-      </w:r>
-      <w:r>
-        <w:rPr>
-          <w:rStyle w:val="NormalTok"/>
-        </w:rPr>
-        <w:t xml:space="preserve">  </w:t>
-      </w:r>
-      <w:r>
-        <w:rPr>
-          <w:rStyle w:val="CommentTok"/>
-        </w:rPr>
-        <w:t xml:space="preserve"># SON is 5 and 5.5</w:t>
-      </w:r>
-      <w:r>
-        <w:br/>
-      </w:r>
-      <w:r>
-        <w:br/>
-      </w:r>
-      <w:r>
-        <w:rPr>
-          <w:rStyle w:val="NormalTok"/>
-        </w:rPr>
-        <w:t xml:space="preserve">temp </w:t>
-      </w:r>
-      <w:r>
-        <w:rPr>
-          <w:rStyle w:val="OtherTok"/>
-        </w:rPr>
-        <w:t xml:space="preserve">&lt;-</w:t>
-      </w:r>
-      <w:r>
-        <w:rPr>
-          <w:rStyle w:val="NormalTok"/>
-        </w:rPr>
-        <w:t xml:space="preserve"> </w:t>
-      </w:r>
-      <w:r>
-        <w:rPr>
-          <w:rStyle w:val="FunctionTok"/>
-        </w:rPr>
-        <w:t xml:space="preserve">tapply</w:t>
-      </w:r>
-      <w:r>
-        <w:rPr>
-          <w:rStyle w:val="NormalTok"/>
-        </w:rPr>
-        <w:t xml:space="preserve">(f[, </w:t>
-      </w:r>
-      <w:r>
-        <w:rPr>
-          <w:rStyle w:val="DecValTok"/>
-        </w:rPr>
-        <w:t xml:space="preserve">1</w:t>
-      </w:r>
-      <w:r>
-        <w:rPr>
-          <w:rStyle w:val="NormalTok"/>
-        </w:rPr>
-        <w:t xml:space="preserve">], </w:t>
-      </w:r>
-      <w:r>
-        <w:rPr>
-          <w:rStyle w:val="FunctionTok"/>
-        </w:rPr>
-        <w:t xml:space="preserve">list</w:t>
-      </w:r>
-      <w:r>
-        <w:rPr>
-          <w:rStyle w:val="NormalTok"/>
-        </w:rPr>
-        <w:t xml:space="preserve">(f</w:t>
-      </w:r>
-      <w:r>
-        <w:rPr>
-          <w:rStyle w:val="SpecialCharTok"/>
-        </w:rPr>
-        <w:t xml:space="preserve">$</w:t>
-      </w:r>
-      <w:r>
-        <w:rPr>
-          <w:rStyle w:val="NormalTok"/>
-        </w:rPr>
-        <w:t xml:space="preserve">seas1, f</w:t>
-      </w:r>
-      <w:r>
-        <w:rPr>
-          <w:rStyle w:val="SpecialCharTok"/>
-        </w:rPr>
-        <w:t xml:space="preserve">$</w:t>
-      </w:r>
-      <w:r>
-        <w:rPr>
-          <w:rStyle w:val="NormalTok"/>
-        </w:rPr>
-        <w:t xml:space="preserve">YEAR), sum, </w:t>
-      </w:r>
-      <w:r>
-        <w:rPr>
-          <w:rStyle w:val="AttributeTok"/>
-        </w:rPr>
-        <w:t xml:space="preserve">na.rm =</w:t>
-      </w:r>
-      <w:r>
-        <w:rPr>
-          <w:rStyle w:val="NormalTok"/>
-        </w:rPr>
-        <w:t xml:space="preserve"> T)</w:t>
-      </w:r>
-      <w:r>
-        <w:br/>
-      </w:r>
-      <w:r>
-        <w:rPr>
-          <w:rStyle w:val="NormalTok"/>
-        </w:rPr>
-        <w:t xml:space="preserve">temp1 </w:t>
-      </w:r>
-      <w:r>
-        <w:rPr>
-          <w:rStyle w:val="OtherTok"/>
-        </w:rPr>
-        <w:t xml:space="preserve">&lt;-</w:t>
-      </w:r>
-      <w:r>
-        <w:rPr>
-          <w:rStyle w:val="NormalTok"/>
-        </w:rPr>
-        <w:t xml:space="preserve"> </w:t>
-      </w:r>
-      <w:r>
-        <w:rPr>
-          <w:rStyle w:val="FunctionTok"/>
-        </w:rPr>
-        <w:t xml:space="preserve">matrix</w:t>
-      </w:r>
-      <w:r>
-        <w:rPr>
-          <w:rStyle w:val="NormalTok"/>
-        </w:rPr>
-        <w:t xml:space="preserve">(temp)</w:t>
-      </w:r>
-      <w:r>
-        <w:br/>
-      </w:r>
-      <w:r>
-        <w:br/>
-      </w:r>
-      <w:r>
-        <w:rPr>
-          <w:rStyle w:val="ControlFlowTok"/>
-        </w:rPr>
-        <w:t xml:space="preserve">for</w:t>
-      </w:r>
-      <w:r>
-        <w:rPr>
-          <w:rStyle w:val="NormalTok"/>
-        </w:rPr>
-        <w:t xml:space="preserve"> (i </w:t>
-      </w:r>
-      <w:r>
-        <w:rPr>
-          <w:rStyle w:val="ControlFlowTok"/>
-        </w:rPr>
-        <w:t xml:space="preserve">in</w:t>
-      </w:r>
-      <w:r>
-        <w:rPr>
-          <w:rStyle w:val="NormalTok"/>
-        </w:rPr>
-        <w:t xml:space="preserve"> </w:t>
-      </w:r>
-      <w:r>
-        <w:rPr>
-          <w:rStyle w:val="DecValTok"/>
-        </w:rPr>
-        <w:t xml:space="preserve">2</w:t>
-      </w:r>
-      <w:r>
-        <w:rPr>
-          <w:rStyle w:val="SpecialCharTok"/>
-        </w:rPr>
-        <w:t xml:space="preserve">:</w:t>
-      </w:r>
-      <w:r>
-        <w:rPr>
-          <w:rStyle w:val="DecValTok"/>
-        </w:rPr>
-        <w:t xml:space="preserve">8</w:t>
-      </w:r>
-      <w:r>
-        <w:rPr>
-          <w:rStyle w:val="NormalTok"/>
-        </w:rPr>
-        <w:t xml:space="preserve">) {</w:t>
-      </w:r>
-      <w:r>
-        <w:br/>
-      </w:r>
-      <w:r>
-        <w:rPr>
-          <w:rStyle w:val="NormalTok"/>
-        </w:rPr>
-        <w:t xml:space="preserve">  temp2 </w:t>
-      </w:r>
-      <w:r>
-        <w:rPr>
-          <w:rStyle w:val="OtherTok"/>
-        </w:rPr>
-        <w:t xml:space="preserve">&lt;-</w:t>
-      </w:r>
-      <w:r>
-        <w:rPr>
-          <w:rStyle w:val="NormalTok"/>
-        </w:rPr>
-        <w:t xml:space="preserve"> </w:t>
-      </w:r>
-      <w:r>
-        <w:rPr>
-          <w:rStyle w:val="FunctionTok"/>
-        </w:rPr>
-        <w:t xml:space="preserve">matrix</w:t>
-      </w:r>
-      <w:r>
-        <w:rPr>
-          <w:rStyle w:val="NormalTok"/>
-        </w:rPr>
-        <w:t xml:space="preserve">(</w:t>
-      </w:r>
-      <w:r>
-        <w:rPr>
-          <w:rStyle w:val="FunctionTok"/>
-        </w:rPr>
-        <w:t xml:space="preserve">tapply</w:t>
-      </w:r>
-      <w:r>
-        <w:rPr>
-          <w:rStyle w:val="NormalTok"/>
-        </w:rPr>
-        <w:t xml:space="preserve">(f[, i], </w:t>
-      </w:r>
-      <w:r>
-        <w:rPr>
-          <w:rStyle w:val="FunctionTok"/>
-        </w:rPr>
-        <w:t xml:space="preserve">list</w:t>
-      </w:r>
-      <w:r>
-        <w:rPr>
-          <w:rStyle w:val="NormalTok"/>
-        </w:rPr>
-        <w:t xml:space="preserve">(f</w:t>
-      </w:r>
-      <w:r>
-        <w:rPr>
-          <w:rStyle w:val="SpecialCharTok"/>
-        </w:rPr>
-        <w:t xml:space="preserve">$</w:t>
-      </w:r>
-      <w:r>
-        <w:rPr>
-          <w:rStyle w:val="NormalTok"/>
-        </w:rPr>
-        <w:t xml:space="preserve">seas1, f</w:t>
-      </w:r>
-      <w:r>
-        <w:rPr>
-          <w:rStyle w:val="SpecialCharTok"/>
-        </w:rPr>
-        <w:t xml:space="preserve">$</w:t>
-      </w:r>
-      <w:r>
-        <w:rPr>
-          <w:rStyle w:val="NormalTok"/>
-        </w:rPr>
-        <w:t xml:space="preserve">YEAR), sum, </w:t>
-      </w:r>
-      <w:r>
-        <w:rPr>
-          <w:rStyle w:val="AttributeTok"/>
-        </w:rPr>
-        <w:t xml:space="preserve">na.rm =</w:t>
-      </w:r>
-      <w:r>
-        <w:rPr>
-          <w:rStyle w:val="NormalTok"/>
-        </w:rPr>
-        <w:t xml:space="preserve"> T))</w:t>
-      </w:r>
-      <w:r>
-        <w:br/>
-      </w:r>
-      <w:r>
-        <w:rPr>
-          <w:rStyle w:val="NormalTok"/>
-        </w:rPr>
-        <w:t xml:space="preserve">  temp1 </w:t>
-      </w:r>
-      <w:r>
-        <w:rPr>
-          <w:rStyle w:val="OtherTok"/>
-        </w:rPr>
-        <w:t xml:space="preserve">&lt;-</w:t>
-      </w:r>
-      <w:r>
-        <w:rPr>
-          <w:rStyle w:val="NormalTok"/>
-        </w:rPr>
-        <w:t xml:space="preserve"> </w:t>
-      </w:r>
-      <w:r>
-        <w:rPr>
-          <w:rStyle w:val="FunctionTok"/>
-        </w:rPr>
-        <w:t xml:space="preserve">cbind</w:t>
-      </w:r>
-      <w:r>
-        <w:rPr>
-          <w:rStyle w:val="NormalTok"/>
-        </w:rPr>
-        <w:t xml:space="preserve">(temp1, temp2)</w:t>
-      </w:r>
-      <w:r>
-        <w:br/>
-      </w:r>
-      <w:r>
-        <w:rPr>
-          <w:rStyle w:val="NormalTok"/>
-        </w:rPr>
-        <w:t xml:space="preserve">  }</w:t>
-      </w:r>
-      <w:r>
-        <w:br/>
-      </w:r>
-      <w:r>
-        <w:br/>
-      </w:r>
-      <w:r>
-        <w:rPr>
-          <w:rStyle w:val="NormalTok"/>
-        </w:rPr>
-        <w:t xml:space="preserve">findat </w:t>
-      </w:r>
-      <w:r>
-        <w:rPr>
-          <w:rStyle w:val="OtherTok"/>
-        </w:rPr>
-        <w:t xml:space="preserve">&lt;-</w:t>
-      </w:r>
-      <w:r>
-        <w:rPr>
-          <w:rStyle w:val="NormalTok"/>
-        </w:rPr>
-        <w:t xml:space="preserve"> </w:t>
-      </w:r>
-      <w:r>
-        <w:rPr>
-          <w:rStyle w:val="FunctionTok"/>
-        </w:rPr>
-        <w:t xml:space="preserve">data.frame</w:t>
-      </w:r>
-      <w:r>
-        <w:rPr>
-          <w:rStyle w:val="NormalTok"/>
-        </w:rPr>
-        <w:t xml:space="preserve">(</w:t>
-      </w:r>
-      <w:r>
-        <w:rPr>
-          <w:rStyle w:val="FunctionTok"/>
-        </w:rPr>
-        <w:t xml:space="preserve">sort</w:t>
-      </w:r>
-      <w:r>
-        <w:rPr>
-          <w:rStyle w:val="NormalTok"/>
-        </w:rPr>
-        <w:t xml:space="preserve">(</w:t>
-      </w:r>
-      <w:r>
-        <w:rPr>
-          <w:rStyle w:val="FunctionTok"/>
-        </w:rPr>
-        <w:t xml:space="preserve">rep</w:t>
-      </w:r>
-      <w:r>
-        <w:rPr>
-          <w:rStyle w:val="NormalTok"/>
-        </w:rPr>
-        <w:t xml:space="preserve">(</w:t>
-      </w:r>
-      <w:r>
-        <w:rPr>
-          <w:rStyle w:val="FunctionTok"/>
-        </w:rPr>
-        <w:t xml:space="preserve">as.numeric</w:t>
-      </w:r>
-      <w:r>
-        <w:rPr>
-          <w:rStyle w:val="NormalTok"/>
-        </w:rPr>
-        <w:t xml:space="preserve">(</w:t>
-      </w:r>
-      <w:r>
-        <w:rPr>
-          <w:rStyle w:val="FunctionTok"/>
-        </w:rPr>
-        <w:t xml:space="preserve">colnames</w:t>
-      </w:r>
-      <w:r>
-        <w:rPr>
-          <w:rStyle w:val="NormalTok"/>
-        </w:rPr>
-        <w:t xml:space="preserve">(temp)), </w:t>
-      </w:r>
-      <w:r>
-        <w:rPr>
-          <w:rStyle w:val="DecValTok"/>
-        </w:rPr>
-        <w:t xml:space="preserve">4</w:t>
-      </w:r>
-      <w:r>
-        <w:rPr>
-          <w:rStyle w:val="NormalTok"/>
-        </w:rPr>
-        <w:t xml:space="preserve">)), </w:t>
-      </w:r>
-      <w:r>
-        <w:br/>
-      </w:r>
-      <w:r>
-        <w:rPr>
-          <w:rStyle w:val="NormalTok"/>
-        </w:rPr>
-        <w:t xml:space="preserve">                     </w:t>
-      </w:r>
-      <w:r>
-        <w:rPr>
-          <w:rStyle w:val="FunctionTok"/>
-        </w:rPr>
-        <w:t xml:space="preserve">rep</w:t>
-      </w:r>
-      <w:r>
-        <w:rPr>
-          <w:rStyle w:val="NormalTok"/>
-        </w:rPr>
-        <w:t xml:space="preserve">(</w:t>
-      </w:r>
-      <w:r>
-        <w:rPr>
-          <w:rStyle w:val="FunctionTok"/>
-        </w:rPr>
-        <w:t xml:space="preserve">rownames</w:t>
-      </w:r>
-      <w:r>
-        <w:rPr>
-          <w:rStyle w:val="NormalTok"/>
-        </w:rPr>
-        <w:t xml:space="preserve">(temp), </w:t>
-      </w:r>
-      <w:r>
-        <w:rPr>
-          <w:rStyle w:val="FunctionTok"/>
-        </w:rPr>
-        <w:t xml:space="preserve">ncol</w:t>
-      </w:r>
-      <w:r>
-        <w:rPr>
-          <w:rStyle w:val="NormalTok"/>
-        </w:rPr>
-        <w:t xml:space="preserve">(temp)), temp1)</w:t>
-      </w:r>
-      <w:r>
-        <w:br/>
-      </w:r>
-      <w:r>
-        <w:rPr>
-          <w:rStyle w:val="FunctionTok"/>
-        </w:rPr>
-        <w:t xml:space="preserve">names</w:t>
-      </w:r>
-      <w:r>
-        <w:rPr>
-          <w:rStyle w:val="NormalTok"/>
-        </w:rPr>
-        <w:t xml:space="preserve">(findat) </w:t>
-      </w:r>
-      <w:r>
-        <w:rPr>
-          <w:rStyle w:val="OtherTok"/>
-        </w:rPr>
-        <w:t xml:space="preserve">&lt;-</w:t>
-      </w:r>
-      <w:r>
-        <w:rPr>
-          <w:rStyle w:val="NormalTok"/>
-        </w:rPr>
-        <w:t xml:space="preserve"> </w:t>
-      </w:r>
-      <w:r>
-        <w:rPr>
-          <w:rStyle w:val="FunctionTok"/>
-        </w:rPr>
-        <w:t xml:space="preserve">c</w:t>
-      </w:r>
-      <w:r>
-        <w:rPr>
-          <w:rStyle w:val="NormalTok"/>
-        </w:rPr>
-        <w:t xml:space="preserve">(</w:t>
-      </w:r>
-      <w:r>
-        <w:rPr>
-          <w:rStyle w:val="StringTok"/>
-        </w:rPr>
-        <w:t xml:space="preserve">"year"</w:t>
-      </w:r>
-      <w:r>
-        <w:rPr>
-          <w:rStyle w:val="NormalTok"/>
-        </w:rPr>
-        <w:t xml:space="preserve">, </w:t>
-      </w:r>
-      <w:r>
-        <w:rPr>
-          <w:rStyle w:val="StringTok"/>
-        </w:rPr>
-        <w:t xml:space="preserve">"season"</w:t>
-      </w:r>
-      <w:r>
-        <w:rPr>
-          <w:rStyle w:val="NormalTok"/>
-        </w:rPr>
-        <w:t xml:space="preserve">, </w:t>
-      </w:r>
-      <w:r>
-        <w:rPr>
-          <w:rStyle w:val="FunctionTok"/>
-        </w:rPr>
-        <w:t xml:space="preserve">names</w:t>
-      </w:r>
-      <w:r>
-        <w:rPr>
-          <w:rStyle w:val="NormalTok"/>
-        </w:rPr>
-        <w:t xml:space="preserve">(f)[</w:t>
-      </w:r>
-      <w:r>
-        <w:rPr>
-          <w:rStyle w:val="DecValTok"/>
-        </w:rPr>
-        <w:t xml:space="preserve">1</w:t>
-      </w:r>
-      <w:r>
-        <w:rPr>
-          <w:rStyle w:val="SpecialCharTok"/>
-        </w:rPr>
-        <w:t xml:space="preserve">:</w:t>
-      </w:r>
-      <w:r>
-        <w:rPr>
-          <w:rStyle w:val="DecValTok"/>
-        </w:rPr>
-        <w:t xml:space="preserve">8</w:t>
-      </w:r>
-      <w:r>
-        <w:rPr>
-          <w:rStyle w:val="NormalTok"/>
-        </w:rPr>
-        <w:t xml:space="preserve">])</w:t>
-      </w:r>
-      <w:r>
-        <w:br/>
-      </w:r>
-      <w:r>
-        <w:br/>
-      </w:r>
-      <w:r>
-        <w:rPr>
-          <w:rStyle w:val="FunctionTok"/>
-        </w:rPr>
-        <w:t xml:space="preserve">colSums</w:t>
-      </w:r>
-      <w:r>
-        <w:rPr>
-          <w:rStyle w:val="NormalTok"/>
-        </w:rPr>
-        <w:t xml:space="preserve">(f[, </w:t>
-      </w:r>
-      <w:r>
-        <w:rPr>
-          <w:rStyle w:val="DecValTok"/>
-        </w:rPr>
-        <w:t xml:space="preserve">1</w:t>
-      </w:r>
-      <w:r>
-        <w:rPr>
-          <w:rStyle w:val="SpecialCharTok"/>
-        </w:rPr>
-        <w:t xml:space="preserve">:</w:t>
-      </w:r>
-      <w:r>
-        <w:rPr>
-          <w:rStyle w:val="DecValTok"/>
-        </w:rPr>
-        <w:t xml:space="preserve">8</w:t>
-      </w:r>
-      <w:r>
-        <w:rPr>
-          <w:rStyle w:val="NormalTok"/>
-        </w:rPr>
-        <w:t xml:space="preserve">], </w:t>
-      </w:r>
-      <w:r>
-        <w:rPr>
-          <w:rStyle w:val="AttributeTok"/>
-        </w:rPr>
-        <w:t xml:space="preserve">na.rm =</w:t>
-      </w:r>
-      <w:r>
-        <w:rPr>
-          <w:rStyle w:val="NormalTok"/>
-        </w:rPr>
-        <w:t xml:space="preserve"> T) </w:t>
-      </w:r>
-      <w:r>
-        <w:rPr>
-          <w:rStyle w:val="SpecialCharTok"/>
-        </w:rPr>
-        <w:t xml:space="preserve">==</w:t>
-      </w:r>
-      <w:r>
-        <w:rPr>
-          <w:rStyle w:val="NormalTok"/>
-        </w:rPr>
-        <w:t xml:space="preserve"> </w:t>
-      </w:r>
-      <w:r>
-        <w:rPr>
-          <w:rStyle w:val="FunctionTok"/>
-        </w:rPr>
-        <w:t xml:space="preserve">colSums</w:t>
-      </w:r>
-      <w:r>
-        <w:rPr>
-          <w:rStyle w:val="NormalTok"/>
-        </w:rPr>
-        <w:t xml:space="preserve">(findat[, </w:t>
-      </w:r>
-      <w:r>
-        <w:rPr>
-          <w:rStyle w:val="DecValTok"/>
-        </w:rPr>
-        <w:t xml:space="preserve">3</w:t>
-      </w:r>
-      <w:r>
-        <w:rPr>
-          <w:rStyle w:val="SpecialCharTok"/>
-        </w:rPr>
-        <w:t xml:space="preserve">:</w:t>
-      </w:r>
-      <w:r>
-        <w:rPr>
-          <w:rStyle w:val="DecValTok"/>
-        </w:rPr>
-        <w:t xml:space="preserve">10</w:t>
-      </w:r>
-      <w:r>
-        <w:rPr>
-          <w:rStyle w:val="NormalTok"/>
-        </w:rPr>
-        <w:t xml:space="preserve">], </w:t>
-      </w:r>
-      <w:r>
-        <w:rPr>
-          <w:rStyle w:val="AttributeTok"/>
-        </w:rPr>
-        <w:t xml:space="preserve">na.rm =</w:t>
-      </w:r>
-      <w:r>
-        <w:rPr>
-          <w:rStyle w:val="NormalTok"/>
-        </w:rPr>
-        <w:t xml:space="preserve"> T)  </w:t>
-      </w:r>
-      <w:r>
-        <w:rPr>
-          <w:rStyle w:val="CommentTok"/>
-        </w:rPr>
-        <w:t xml:space="preserve"># check that total catch is equal before and after parsing</w:t>
-      </w:r>
-    </w:p>
-    <w:p>
-      <w:pPr>
-        <w:pStyle w:val="SourceCode"/>
-      </w:pPr>
-      <w:r>
-        <w:rPr>
-          <w:rStyle w:val="VerbatimChar"/>
-        </w:rPr>
-        <w:t xml:space="preserve"> Hire_FLK Hire_NCFL  Hire_NNC  Hire_VBM   Rec_FLK  Rec_NCFL   Rec_NNC   Rec_VBM </w:t>
-      </w:r>
-      <w:r>
-        <w:br/>
-      </w:r>
-      <w:r>
-        <w:rPr>
-          <w:rStyle w:val="VerbatimChar"/>
-        </w:rPr>
-        <w:t xml:space="preserve">     TRUE      TRUE      TRUE      TRUE      TRUE      TRUE      TRUE      TRUE </w:t>
-      </w:r>
-    </w:p>
-    <w:p>
-      <w:pPr>
-        <w:pStyle w:val="SourceCode"/>
-      </w:pPr>
-      <w:r>
-        <w:rPr>
-          <w:rStyle w:val="NormalTok"/>
-        </w:rPr>
-        <w:t xml:space="preserve">findat</w:t>
-      </w:r>
-      <w:r>
-        <w:rPr>
-          <w:rStyle w:val="SpecialCharTok"/>
-        </w:rPr>
-        <w:t xml:space="preserve">$</w:t>
-      </w:r>
-      <w:r>
-        <w:rPr>
-          <w:rStyle w:val="NormalTok"/>
-        </w:rPr>
-        <w:t xml:space="preserve">yrseas </w:t>
-      </w:r>
-      <w:r>
-        <w:rPr>
-          <w:rStyle w:val="OtherTok"/>
-        </w:rPr>
-        <w:t xml:space="preserve">&lt;-</w:t>
-      </w:r>
-      <w:r>
-        <w:rPr>
-          <w:rStyle w:val="NormalTok"/>
-        </w:rPr>
-        <w:t xml:space="preserve"> findat</w:t>
-      </w:r>
-      <w:r>
-        <w:rPr>
-          <w:rStyle w:val="SpecialCharTok"/>
-        </w:rPr>
-        <w:t xml:space="preserve">$</w:t>
-      </w:r>
-      <w:r>
-        <w:rPr>
-          <w:rStyle w:val="NormalTok"/>
-        </w:rPr>
-        <w:t xml:space="preserve">year </w:t>
-      </w:r>
-      <w:r>
-        <w:rPr>
-          <w:rStyle w:val="SpecialCharTok"/>
-        </w:rPr>
-        <w:t xml:space="preserve">+</w:t>
-      </w:r>
-      <w:r>
-        <w:rPr>
-          <w:rStyle w:val="NormalTok"/>
-        </w:rPr>
-        <w:t xml:space="preserve"> </w:t>
-      </w:r>
-      <w:r>
-        <w:rPr>
-          <w:rStyle w:val="FunctionTok"/>
-        </w:rPr>
-        <w:t xml:space="preserve">as.numeric</w:t>
-      </w:r>
-      <w:r>
-        <w:rPr>
-          <w:rStyle w:val="NormalTok"/>
-        </w:rPr>
-        <w:t xml:space="preserve">(</w:t>
-      </w:r>
-      <w:r>
-        <w:rPr>
-          <w:rStyle w:val="FunctionTok"/>
-        </w:rPr>
-        <w:t xml:space="preserve">as.factor</w:t>
-      </w:r>
-      <w:r>
-        <w:rPr>
-          <w:rStyle w:val="NormalTok"/>
-        </w:rPr>
-        <w:t xml:space="preserve">(findat</w:t>
-      </w:r>
-      <w:r>
-        <w:rPr>
-          <w:rStyle w:val="SpecialCharTok"/>
-        </w:rPr>
-        <w:t xml:space="preserve">$</w:t>
-      </w:r>
-      <w:r>
-        <w:rPr>
-          <w:rStyle w:val="NormalTok"/>
-        </w:rPr>
-        <w:t xml:space="preserve">season))</w:t>
-      </w:r>
-      <w:r>
-        <w:rPr>
-          <w:rStyle w:val="SpecialCharTok"/>
-        </w:rPr>
-        <w:t xml:space="preserve">/</w:t>
-      </w:r>
-      <w:r>
-        <w:rPr>
-          <w:rStyle w:val="DecValTok"/>
-        </w:rPr>
-        <w:t xml:space="preserve">4</w:t>
-      </w:r>
-      <w:r>
-        <w:rPr>
-          <w:rStyle w:val="FloatTok"/>
-        </w:rPr>
-        <w:t xml:space="preserve">-0.125</w:t>
+        <w:t xml:space="preserve">"n"</w:t>
+      </w:r>
+      <w:r>
+        <w:rPr>
+          <w:rStyle w:val="NormalTok"/>
+        </w:rPr>
+        <w:t xml:space="preserve">)</w:t>
       </w:r>
     </w:p>
     <w:p>
@@ -19309,652 +14987,9 @@
         <w:pStyle w:val="FirstParagraph"/>
       </w:pPr>
       <w:r>
-        <w:t xml:space="preserve">We plot the results by region and sector, over the time series of year and season. We can clearly see the seasonality in the catch by region.</w:t>
-      </w:r>
-    </w:p>
-    <w:p>
-      <w:pPr>
-        <w:pStyle w:val="SourceCode"/>
-      </w:pPr>
-      <w:r>
-        <w:rPr>
-          <w:rStyle w:val="FunctionTok"/>
-        </w:rPr>
-        <w:t xml:space="preserve">matplot</w:t>
-      </w:r>
-      <w:r>
-        <w:rPr>
-          <w:rStyle w:val="NormalTok"/>
-        </w:rPr>
-        <w:t xml:space="preserve">(findat</w:t>
-      </w:r>
-      <w:r>
-        <w:rPr>
-          <w:rStyle w:val="SpecialCharTok"/>
-        </w:rPr>
-        <w:t xml:space="preserve">$</w:t>
-      </w:r>
-      <w:r>
-        <w:rPr>
-          <w:rStyle w:val="NormalTok"/>
-        </w:rPr>
-        <w:t xml:space="preserve">yrseas, findat[, </w:t>
-      </w:r>
-      <w:r>
-        <w:rPr>
-          <w:rStyle w:val="DecValTok"/>
-        </w:rPr>
-        <w:t xml:space="preserve">3</w:t>
-      </w:r>
-      <w:r>
-        <w:rPr>
-          <w:rStyle w:val="SpecialCharTok"/>
-        </w:rPr>
-        <w:t xml:space="preserve">:</w:t>
-      </w:r>
-      <w:r>
-        <w:rPr>
-          <w:rStyle w:val="DecValTok"/>
-        </w:rPr>
-        <w:t xml:space="preserve">10</w:t>
-      </w:r>
-      <w:r>
-        <w:rPr>
-          <w:rStyle w:val="NormalTok"/>
-        </w:rPr>
-        <w:t xml:space="preserve">]</w:t>
-      </w:r>
-      <w:r>
-        <w:rPr>
-          <w:rStyle w:val="SpecialCharTok"/>
-        </w:rPr>
-        <w:t xml:space="preserve">/</w:t>
-      </w:r>
-      <w:r>
-        <w:rPr>
-          <w:rStyle w:val="DecValTok"/>
-        </w:rPr>
-        <w:t xml:space="preserve">10</w:t>
-      </w:r>
-      <w:r>
-        <w:rPr>
-          <w:rStyle w:val="SpecialCharTok"/>
-        </w:rPr>
-        <w:t xml:space="preserve">^</w:t>
-      </w:r>
-      <w:r>
-        <w:rPr>
-          <w:rStyle w:val="DecValTok"/>
-        </w:rPr>
-        <w:t xml:space="preserve">6</w:t>
-      </w:r>
-      <w:r>
-        <w:rPr>
-          <w:rStyle w:val="NormalTok"/>
-        </w:rPr>
-        <w:t xml:space="preserve">, </w:t>
-      </w:r>
-      <w:r>
-        <w:rPr>
-          <w:rStyle w:val="AttributeTok"/>
-        </w:rPr>
-        <w:t xml:space="preserve">lty =</w:t>
-      </w:r>
-      <w:r>
-        <w:rPr>
-          <w:rStyle w:val="NormalTok"/>
-        </w:rPr>
-        <w:t xml:space="preserve"> </w:t>
-      </w:r>
-      <w:r>
-        <w:rPr>
-          <w:rStyle w:val="FunctionTok"/>
-        </w:rPr>
-        <w:t xml:space="preserve">c</w:t>
-      </w:r>
-      <w:r>
-        <w:rPr>
-          <w:rStyle w:val="NormalTok"/>
-        </w:rPr>
-        <w:t xml:space="preserve">(</w:t>
-      </w:r>
-      <w:r>
-        <w:rPr>
-          <w:rStyle w:val="FunctionTok"/>
-        </w:rPr>
-        <w:t xml:space="preserve">rep</w:t>
-      </w:r>
-      <w:r>
-        <w:rPr>
-          <w:rStyle w:val="NormalTok"/>
-        </w:rPr>
-        <w:t xml:space="preserve">(</w:t>
-      </w:r>
-      <w:r>
-        <w:rPr>
-          <w:rStyle w:val="DecValTok"/>
-        </w:rPr>
-        <w:t xml:space="preserve">2</w:t>
-      </w:r>
-      <w:r>
-        <w:rPr>
-          <w:rStyle w:val="NormalTok"/>
-        </w:rPr>
-        <w:t xml:space="preserve">, </w:t>
-      </w:r>
-      <w:r>
-        <w:rPr>
-          <w:rStyle w:val="DecValTok"/>
-        </w:rPr>
-        <w:t xml:space="preserve">4</w:t>
-      </w:r>
-      <w:r>
-        <w:rPr>
-          <w:rStyle w:val="NormalTok"/>
-        </w:rPr>
-        <w:t xml:space="preserve">), </w:t>
-      </w:r>
-      <w:r>
-        <w:rPr>
-          <w:rStyle w:val="FunctionTok"/>
-        </w:rPr>
-        <w:t xml:space="preserve">rep</w:t>
-      </w:r>
-      <w:r>
-        <w:rPr>
-          <w:rStyle w:val="NormalTok"/>
-        </w:rPr>
-        <w:t xml:space="preserve">(</w:t>
-      </w:r>
-      <w:r>
-        <w:rPr>
-          <w:rStyle w:val="DecValTok"/>
-        </w:rPr>
-        <w:t xml:space="preserve">1</w:t>
-      </w:r>
-      <w:r>
-        <w:rPr>
-          <w:rStyle w:val="NormalTok"/>
-        </w:rPr>
-        <w:t xml:space="preserve">, </w:t>
-      </w:r>
-      <w:r>
-        <w:rPr>
-          <w:rStyle w:val="DecValTok"/>
-        </w:rPr>
-        <w:t xml:space="preserve">4</w:t>
-      </w:r>
-      <w:r>
-        <w:rPr>
-          <w:rStyle w:val="NormalTok"/>
-        </w:rPr>
-        <w:t xml:space="preserve">)), </w:t>
-      </w:r>
-      <w:r>
-        <w:rPr>
-          <w:rStyle w:val="AttributeTok"/>
-        </w:rPr>
-        <w:t xml:space="preserve">col =</w:t>
-      </w:r>
-      <w:r>
-        <w:rPr>
-          <w:rStyle w:val="NormalTok"/>
-        </w:rPr>
-        <w:t xml:space="preserve"> </w:t>
-      </w:r>
-      <w:r>
-        <w:rPr>
-          <w:rStyle w:val="FunctionTok"/>
-        </w:rPr>
-        <w:t xml:space="preserve">rep</w:t>
-      </w:r>
-      <w:r>
-        <w:rPr>
-          <w:rStyle w:val="NormalTok"/>
-        </w:rPr>
-        <w:t xml:space="preserve">(</w:t>
-      </w:r>
-      <w:r>
-        <w:rPr>
-          <w:rStyle w:val="DecValTok"/>
-        </w:rPr>
-        <w:t xml:space="preserve">1</w:t>
-      </w:r>
-      <w:r>
-        <w:rPr>
-          <w:rStyle w:val="SpecialCharTok"/>
-        </w:rPr>
-        <w:t xml:space="preserve">:</w:t>
-      </w:r>
-      <w:r>
-        <w:rPr>
-          <w:rStyle w:val="DecValTok"/>
-        </w:rPr>
-        <w:t xml:space="preserve">4</w:t>
-      </w:r>
-      <w:r>
-        <w:rPr>
-          <w:rStyle w:val="NormalTok"/>
-        </w:rPr>
-        <w:t xml:space="preserve">, </w:t>
-      </w:r>
-      <w:r>
-        <w:rPr>
-          <w:rStyle w:val="DecValTok"/>
-        </w:rPr>
-        <w:t xml:space="preserve">2</w:t>
-      </w:r>
-      <w:r>
-        <w:rPr>
-          <w:rStyle w:val="NormalTok"/>
-        </w:rPr>
-        <w:t xml:space="preserve">), </w:t>
-      </w:r>
-      <w:r>
-        <w:rPr>
-          <w:rStyle w:val="AttributeTok"/>
-        </w:rPr>
-        <w:t xml:space="preserve">type =</w:t>
-      </w:r>
-      <w:r>
-        <w:rPr>
-          <w:rStyle w:val="NormalTok"/>
-        </w:rPr>
-        <w:t xml:space="preserve"> </w:t>
-      </w:r>
-      <w:r>
-        <w:rPr>
-          <w:rStyle w:val="StringTok"/>
-        </w:rPr>
-        <w:t xml:space="preserve">"l"</w:t>
-      </w:r>
-      <w:r>
-        <w:rPr>
-          <w:rStyle w:val="NormalTok"/>
-        </w:rPr>
-        <w:t xml:space="preserve">, </w:t>
-      </w:r>
-      <w:r>
-        <w:rPr>
-          <w:rStyle w:val="AttributeTok"/>
-        </w:rPr>
-        <w:t xml:space="preserve">lwd =</w:t>
-      </w:r>
-      <w:r>
-        <w:rPr>
-          <w:rStyle w:val="NormalTok"/>
-        </w:rPr>
-        <w:t xml:space="preserve"> </w:t>
-      </w:r>
-      <w:r>
-        <w:rPr>
-          <w:rStyle w:val="DecValTok"/>
-        </w:rPr>
-        <w:t xml:space="preserve">2</w:t>
-      </w:r>
-      <w:r>
-        <w:rPr>
-          <w:rStyle w:val="NormalTok"/>
-        </w:rPr>
-        <w:t xml:space="preserve">, </w:t>
-      </w:r>
-      <w:r>
-        <w:br/>
-      </w:r>
-      <w:r>
-        <w:rPr>
-          <w:rStyle w:val="NormalTok"/>
-        </w:rPr>
-        <w:t xml:space="preserve">        </w:t>
-      </w:r>
-      <w:r>
-        <w:rPr>
-          <w:rStyle w:val="AttributeTok"/>
-        </w:rPr>
-        <w:t xml:space="preserve">xlab =</w:t>
-      </w:r>
-      <w:r>
-        <w:rPr>
-          <w:rStyle w:val="NormalTok"/>
-        </w:rPr>
-        <w:t xml:space="preserve"> </w:t>
-      </w:r>
-      <w:r>
-        <w:rPr>
-          <w:rStyle w:val="StringTok"/>
-        </w:rPr>
-        <w:t xml:space="preserve">"year"</w:t>
-      </w:r>
-      <w:r>
-        <w:rPr>
-          <w:rStyle w:val="NormalTok"/>
-        </w:rPr>
-        <w:t xml:space="preserve">, </w:t>
-      </w:r>
-      <w:r>
-        <w:rPr>
-          <w:rStyle w:val="AttributeTok"/>
-        </w:rPr>
-        <w:t xml:space="preserve">ylab =</w:t>
-      </w:r>
-      <w:r>
-        <w:rPr>
-          <w:rStyle w:val="NormalTok"/>
-        </w:rPr>
-        <w:t xml:space="preserve"> </w:t>
-      </w:r>
-      <w:r>
-        <w:rPr>
-          <w:rStyle w:val="StringTok"/>
-        </w:rPr>
-        <w:t xml:space="preserve">"total catch (millions of pounds)"</w:t>
-      </w:r>
-      <w:r>
-        <w:rPr>
-          <w:rStyle w:val="NormalTok"/>
-        </w:rPr>
-        <w:t xml:space="preserve">)</w:t>
-      </w:r>
-      <w:r>
-        <w:br/>
-      </w:r>
-      <w:r>
-        <w:rPr>
-          <w:rStyle w:val="FunctionTok"/>
-        </w:rPr>
-        <w:t xml:space="preserve">legend</w:t>
-      </w:r>
-      <w:r>
-        <w:rPr>
-          <w:rStyle w:val="NormalTok"/>
-        </w:rPr>
-        <w:t xml:space="preserve">(</w:t>
-      </w:r>
-      <w:r>
-        <w:rPr>
-          <w:rStyle w:val="StringTok"/>
-        </w:rPr>
-        <w:t xml:space="preserve">"topright"</w:t>
-      </w:r>
-      <w:r>
-        <w:rPr>
-          <w:rStyle w:val="NormalTok"/>
-        </w:rPr>
-        <w:t xml:space="preserve">, </w:t>
-      </w:r>
-      <w:r>
-        <w:rPr>
-          <w:rStyle w:val="FunctionTok"/>
-        </w:rPr>
-        <w:t xml:space="preserve">colnames</w:t>
-      </w:r>
-      <w:r>
-        <w:rPr>
-          <w:rStyle w:val="NormalTok"/>
-        </w:rPr>
-        <w:t xml:space="preserve">(findat[, </w:t>
-      </w:r>
-      <w:r>
-        <w:rPr>
-          <w:rStyle w:val="DecValTok"/>
-        </w:rPr>
-        <w:t xml:space="preserve">3</w:t>
-      </w:r>
-      <w:r>
-        <w:rPr>
-          <w:rStyle w:val="SpecialCharTok"/>
-        </w:rPr>
-        <w:t xml:space="preserve">:</w:t>
-      </w:r>
-      <w:r>
-        <w:rPr>
-          <w:rStyle w:val="DecValTok"/>
-        </w:rPr>
-        <w:t xml:space="preserve">10</w:t>
-      </w:r>
-      <w:r>
-        <w:rPr>
-          <w:rStyle w:val="NormalTok"/>
-        </w:rPr>
-        <w:t xml:space="preserve">]), </w:t>
-      </w:r>
-      <w:r>
-        <w:rPr>
-          <w:rStyle w:val="AttributeTok"/>
-        </w:rPr>
-        <w:t xml:space="preserve">lty =</w:t>
-      </w:r>
-      <w:r>
-        <w:rPr>
-          <w:rStyle w:val="NormalTok"/>
-        </w:rPr>
-        <w:t xml:space="preserve"> </w:t>
-      </w:r>
-      <w:r>
-        <w:rPr>
-          <w:rStyle w:val="FunctionTok"/>
-        </w:rPr>
-        <w:t xml:space="preserve">c</w:t>
-      </w:r>
-      <w:r>
-        <w:rPr>
-          <w:rStyle w:val="NormalTok"/>
-        </w:rPr>
-        <w:t xml:space="preserve">(</w:t>
-      </w:r>
-      <w:r>
-        <w:rPr>
-          <w:rStyle w:val="FunctionTok"/>
-        </w:rPr>
-        <w:t xml:space="preserve">rep</w:t>
-      </w:r>
-      <w:r>
-        <w:rPr>
-          <w:rStyle w:val="NormalTok"/>
-        </w:rPr>
-        <w:t xml:space="preserve">(</w:t>
-      </w:r>
-      <w:r>
-        <w:rPr>
-          <w:rStyle w:val="DecValTok"/>
-        </w:rPr>
-        <w:t xml:space="preserve">2</w:t>
-      </w:r>
-      <w:r>
-        <w:rPr>
-          <w:rStyle w:val="NormalTok"/>
-        </w:rPr>
-        <w:t xml:space="preserve">, </w:t>
-      </w:r>
-      <w:r>
-        <w:rPr>
-          <w:rStyle w:val="DecValTok"/>
-        </w:rPr>
-        <w:t xml:space="preserve">4</w:t>
-      </w:r>
-      <w:r>
-        <w:rPr>
-          <w:rStyle w:val="NormalTok"/>
-        </w:rPr>
-        <w:t xml:space="preserve">), </w:t>
-      </w:r>
-      <w:r>
-        <w:rPr>
-          <w:rStyle w:val="FunctionTok"/>
-        </w:rPr>
-        <w:t xml:space="preserve">rep</w:t>
-      </w:r>
-      <w:r>
-        <w:rPr>
-          <w:rStyle w:val="NormalTok"/>
-        </w:rPr>
-        <w:t xml:space="preserve">(</w:t>
-      </w:r>
-      <w:r>
-        <w:rPr>
-          <w:rStyle w:val="DecValTok"/>
-        </w:rPr>
-        <w:t xml:space="preserve">1</w:t>
-      </w:r>
-      <w:r>
-        <w:rPr>
-          <w:rStyle w:val="NormalTok"/>
-        </w:rPr>
-        <w:t xml:space="preserve">, </w:t>
-      </w:r>
-      <w:r>
-        <w:rPr>
-          <w:rStyle w:val="DecValTok"/>
-        </w:rPr>
-        <w:t xml:space="preserve">4</w:t>
-      </w:r>
-      <w:r>
-        <w:rPr>
-          <w:rStyle w:val="NormalTok"/>
-        </w:rPr>
-        <w:t xml:space="preserve">)), </w:t>
-      </w:r>
-      <w:r>
-        <w:rPr>
-          <w:rStyle w:val="AttributeTok"/>
-        </w:rPr>
-        <w:t xml:space="preserve">col =</w:t>
-      </w:r>
-      <w:r>
-        <w:rPr>
-          <w:rStyle w:val="NormalTok"/>
-        </w:rPr>
-        <w:t xml:space="preserve"> </w:t>
-      </w:r>
-      <w:r>
-        <w:rPr>
-          <w:rStyle w:val="FunctionTok"/>
-        </w:rPr>
-        <w:t xml:space="preserve">rep</w:t>
-      </w:r>
-      <w:r>
-        <w:rPr>
-          <w:rStyle w:val="NormalTok"/>
-        </w:rPr>
-        <w:t xml:space="preserve">(</w:t>
-      </w:r>
-      <w:r>
-        <w:rPr>
-          <w:rStyle w:val="DecValTok"/>
-        </w:rPr>
-        <w:t xml:space="preserve">1</w:t>
-      </w:r>
-      <w:r>
-        <w:rPr>
-          <w:rStyle w:val="SpecialCharTok"/>
-        </w:rPr>
-        <w:t xml:space="preserve">:</w:t>
-      </w:r>
-      <w:r>
-        <w:rPr>
-          <w:rStyle w:val="DecValTok"/>
-        </w:rPr>
-        <w:t xml:space="preserve">4</w:t>
-      </w:r>
-      <w:r>
-        <w:rPr>
-          <w:rStyle w:val="NormalTok"/>
-        </w:rPr>
-        <w:t xml:space="preserve">, </w:t>
-      </w:r>
-      <w:r>
-        <w:rPr>
-          <w:rStyle w:val="DecValTok"/>
-        </w:rPr>
-        <w:t xml:space="preserve">2</w:t>
-      </w:r>
-      <w:r>
-        <w:rPr>
-          <w:rStyle w:val="NormalTok"/>
-        </w:rPr>
-        <w:t xml:space="preserve">), </w:t>
-      </w:r>
-      <w:r>
-        <w:rPr>
-          <w:rStyle w:val="AttributeTok"/>
-        </w:rPr>
-        <w:t xml:space="preserve">lwd =</w:t>
-      </w:r>
-      <w:r>
-        <w:rPr>
-          <w:rStyle w:val="NormalTok"/>
-        </w:rPr>
-        <w:t xml:space="preserve"> </w:t>
-      </w:r>
-      <w:r>
-        <w:rPr>
-          <w:rStyle w:val="DecValTok"/>
-        </w:rPr>
-        <w:t xml:space="preserve">2</w:t>
-      </w:r>
-      <w:r>
-        <w:rPr>
-          <w:rStyle w:val="NormalTok"/>
-        </w:rPr>
-        <w:t xml:space="preserve">, </w:t>
-      </w:r>
-      <w:r>
-        <w:rPr>
-          <w:rStyle w:val="AttributeTok"/>
-        </w:rPr>
-        <w:t xml:space="preserve">ncol =</w:t>
-      </w:r>
-      <w:r>
-        <w:rPr>
-          <w:rStyle w:val="NormalTok"/>
-        </w:rPr>
-        <w:t xml:space="preserve"> </w:t>
-      </w:r>
-      <w:r>
-        <w:rPr>
-          <w:rStyle w:val="DecValTok"/>
-        </w:rPr>
-        <w:t xml:space="preserve">2</w:t>
-      </w:r>
-      <w:r>
-        <w:rPr>
-          <w:rStyle w:val="NormalTok"/>
-        </w:rPr>
-        <w:t xml:space="preserve">, </w:t>
-      </w:r>
-      <w:r>
-        <w:rPr>
-          <w:rStyle w:val="AttributeTok"/>
-        </w:rPr>
-        <w:t xml:space="preserve">bty =</w:t>
-      </w:r>
-      <w:r>
-        <w:rPr>
-          <w:rStyle w:val="NormalTok"/>
-        </w:rPr>
-        <w:t xml:space="preserve"> </w:t>
-      </w:r>
-      <w:r>
-        <w:rPr>
-          <w:rStyle w:val="StringTok"/>
-        </w:rPr>
-        <w:t xml:space="preserve">"n"</w:t>
-      </w:r>
-      <w:r>
-        <w:rPr>
-          <w:rStyle w:val="NormalTok"/>
-        </w:rPr>
-        <w:t xml:space="preserve">)</w:t>
-      </w:r>
-    </w:p>
-    <w:p>
-      <w:pPr>
-        <w:pStyle w:val="FirstParagraph"/>
-      </w:pPr>
-      <w:r>
         <w:drawing>
           <wp:inline>
-            <wp:extent cx="4620126" cy="3696101"/>
+            <wp:extent cx="5943600" cy="2377440"/>
             <wp:effectExtent b="0" l="0" r="0" t="0"/>
             <wp:docPr descr="" title="" id="36" name="Picture"/>
             <a:graphic>
@@ -19975,7 +15010,7 @@
                   <pic:spPr bwMode="auto">
                     <a:xfrm>
                       <a:off x="0" y="0"/>
-                      <a:ext cx="4620126" cy="3696101"/>
+                      <a:ext cx="5943600" cy="2377440"/>
                     </a:xfrm>
                     <a:prstGeom prst="rect">
                       <a:avLst/>
@@ -20011,6 +15046,18 @@
         <w:rPr>
           <w:rStyle w:val="FunctionTok"/>
         </w:rPr>
+        <w:t xml:space="preserve">cbind</w:t>
+      </w:r>
+      <w:r>
+        <w:rPr>
+          <w:rStyle w:val="NormalTok"/>
+        </w:rPr>
+        <w:t xml:space="preserve">(</w:t>
+      </w:r>
+      <w:r>
+        <w:rPr>
+          <w:rStyle w:val="FunctionTok"/>
+        </w:rPr>
         <w:t xml:space="preserve">colSums</w:t>
       </w:r>
       <w:r>
@@ -20053,7 +15100,73 @@
         <w:rPr>
           <w:rStyle w:val="NormalTok"/>
         </w:rPr>
-        <w:t xml:space="preserve"> T)</w:t>
+        <w:t xml:space="preserve"> T), </w:t>
+      </w:r>
+      <w:r>
+        <w:rPr>
+          <w:rStyle w:val="FunctionTok"/>
+        </w:rPr>
+        <w:t xml:space="preserve">colSums</w:t>
+      </w:r>
+      <w:r>
+        <w:rPr>
+          <w:rStyle w:val="NormalTok"/>
+        </w:rPr>
+        <w:t xml:space="preserve">(fin[</w:t>
+      </w:r>
+      <w:r>
+        <w:rPr>
+          <w:rStyle w:val="SpecialCharTok"/>
+        </w:rPr>
+        <w:t xml:space="preserve">-</w:t>
+      </w:r>
+      <w:r>
+        <w:rPr>
+          <w:rStyle w:val="FunctionTok"/>
+        </w:rPr>
+        <w:t xml:space="preserve">c</w:t>
+      </w:r>
+      <w:r>
+        <w:rPr>
+          <w:rStyle w:val="NormalTok"/>
+        </w:rPr>
+        <w:t xml:space="preserve">(</w:t>
+      </w:r>
+      <w:r>
+        <w:rPr>
+          <w:rStyle w:val="DecValTok"/>
+        </w:rPr>
+        <w:t xml:space="preserve">1</w:t>
+      </w:r>
+      <w:r>
+        <w:rPr>
+          <w:rStyle w:val="SpecialCharTok"/>
+        </w:rPr>
+        <w:t xml:space="preserve">:</w:t>
+      </w:r>
+      <w:r>
+        <w:rPr>
+          <w:rStyle w:val="DecValTok"/>
+        </w:rPr>
+        <w:t xml:space="preserve">5</w:t>
+      </w:r>
+      <w:r>
+        <w:rPr>
+          <w:rStyle w:val="NormalTok"/>
+        </w:rPr>
+        <w:t xml:space="preserve">), ], </w:t>
+      </w:r>
+      <w:r>
+        <w:rPr>
+          <w:rStyle w:val="AttributeTok"/>
+        </w:rPr>
+        <w:t xml:space="preserve">na.rm =</w:t>
+      </w:r>
+      <w:r>
+        <w:rPr>
+          <w:rStyle w:val="NormalTok"/>
+        </w:rPr>
+        <w:t xml:space="preserve"> T))</w:t>
       </w:r>
     </w:p>
     <w:p>
@@ -20064,16 +15177,79 @@
         <w:rPr>
           <w:rStyle w:val="VerbatimChar"/>
         </w:rPr>
-        <w:t xml:space="preserve"> Hire_FLK Hire_NCFL  Hire_NNC  Hire_VBM   Rec_FLK  Rec_NCFL   Rec_NNC   Rec_VBM </w:t>
-      </w:r>
-      <w:r>
-        <w:br/>
-      </w:r>
-      <w:r>
-        <w:rPr>
-          <w:rStyle w:val="VerbatimChar"/>
-        </w:rPr>
-        <w:t xml:space="preserve"> 55604999  16909916  57944903   5836953 371462933  70803866  32556596  40081529 </w:t>
+        <w:t xml:space="preserve">               [,1]      [,2]</w:t>
+      </w:r>
+      <w:r>
+        <w:br/>
+      </w:r>
+      <w:r>
+        <w:rPr>
+          <w:rStyle w:val="VerbatimChar"/>
+        </w:rPr>
+        <w:t xml:space="preserve">Hire_FLK   55604999  54887476</w:t>
+      </w:r>
+      <w:r>
+        <w:br/>
+      </w:r>
+      <w:r>
+        <w:rPr>
+          <w:rStyle w:val="VerbatimChar"/>
+        </w:rPr>
+        <w:t xml:space="preserve">Hire_NCFL  16909916  16736926</w:t>
+      </w:r>
+      <w:r>
+        <w:br/>
+      </w:r>
+      <w:r>
+        <w:rPr>
+          <w:rStyle w:val="VerbatimChar"/>
+        </w:rPr>
+        <w:t xml:space="preserve">Hire_NNC   57944903  57886388</w:t>
+      </w:r>
+      <w:r>
+        <w:br/>
+      </w:r>
+      <w:r>
+        <w:rPr>
+          <w:rStyle w:val="VerbatimChar"/>
+        </w:rPr>
+        <w:t xml:space="preserve">Hire_VBM    5836953   5828072</w:t>
+      </w:r>
+      <w:r>
+        <w:br/>
+      </w:r>
+      <w:r>
+        <w:rPr>
+          <w:rStyle w:val="VerbatimChar"/>
+        </w:rPr>
+        <w:t xml:space="preserve">Rec_FLK   371462933 363537632</w:t>
+      </w:r>
+      <w:r>
+        <w:br/>
+      </w:r>
+      <w:r>
+        <w:rPr>
+          <w:rStyle w:val="VerbatimChar"/>
+        </w:rPr>
+        <w:t xml:space="preserve">Rec_NCFL   70803866  69641157</w:t>
+      </w:r>
+      <w:r>
+        <w:br/>
+      </w:r>
+      <w:r>
+        <w:rPr>
+          <w:rStyle w:val="VerbatimChar"/>
+        </w:rPr>
+        <w:t xml:space="preserve">Rec_NNC    32556596  32479119</w:t>
+      </w:r>
+      <w:r>
+        <w:br/>
+      </w:r>
+      <w:r>
+        <w:rPr>
+          <w:rStyle w:val="VerbatimChar"/>
+        </w:rPr>
+        <w:t xml:space="preserve">Rec_VBM    40081529  39968585</w:t>
       </w:r>
     </w:p>
     <w:p>
@@ -20082,6 +15258,75 @@
       </w:pPr>
       <w:r>
         <w:rPr>
+          <w:rStyle w:val="CommentTok"/>
+        </w:rPr>
+        <w:t xml:space="preserve"># the values should be close but slightly &gt;1 because the last data set includes December 1985 data as part of 1986</w:t>
+      </w:r>
+      <w:r>
+        <w:br/>
+      </w:r>
+      <w:r>
+        <w:rPr>
+          <w:rStyle w:val="FunctionTok"/>
+        </w:rPr>
+        <w:t xml:space="preserve">colSums</w:t>
+      </w:r>
+      <w:r>
+        <w:rPr>
+          <w:rStyle w:val="NormalTok"/>
+        </w:rPr>
+        <w:t xml:space="preserve">(findat[, </w:t>
+      </w:r>
+      <w:r>
+        <w:rPr>
+          <w:rStyle w:val="DecValTok"/>
+        </w:rPr>
+        <w:t xml:space="preserve">3</w:t>
+      </w:r>
+      <w:r>
+        <w:rPr>
+          <w:rStyle w:val="SpecialCharTok"/>
+        </w:rPr>
+        <w:t xml:space="preserve">:</w:t>
+      </w:r>
+      <w:r>
+        <w:rPr>
+          <w:rStyle w:val="DecValTok"/>
+        </w:rPr>
+        <w:t xml:space="preserve">10</w:t>
+      </w:r>
+      <w:r>
+        <w:rPr>
+          <w:rStyle w:val="NormalTok"/>
+        </w:rPr>
+        <w:t xml:space="preserve">], </w:t>
+      </w:r>
+      <w:r>
+        <w:rPr>
+          <w:rStyle w:val="AttributeTok"/>
+        </w:rPr>
+        <w:t xml:space="preserve">na.rm =</w:t>
+      </w:r>
+      <w:r>
+        <w:rPr>
+          <w:rStyle w:val="NormalTok"/>
+        </w:rPr>
+        <w:t xml:space="preserve"> T) </w:t>
+      </w:r>
+      <w:r>
+        <w:rPr>
+          <w:rStyle w:val="SpecialCharTok"/>
+        </w:rPr>
+        <w:t xml:space="preserve">/</w:t>
+      </w:r>
+      <w:r>
+        <w:rPr>
+          <w:rStyle w:val="NormalTok"/>
+        </w:rPr>
+        <w:t xml:space="preserve"> </w:t>
+      </w:r>
+      <w:r>
+        <w:rPr>
           <w:rStyle w:val="FunctionTok"/>
         </w:rPr>
         <w:t xml:space="preserve">colSums</w:t>
@@ -20164,184 +15409,7 @@
         <w:rPr>
           <w:rStyle w:val="VerbatimChar"/>
         </w:rPr>
-        <w:t xml:space="preserve"> 54887476  16736926  57886388   5828072 363537632  69641157  32479119  39968585 </w:t>
-      </w:r>
-    </w:p>
-    <w:p>
-      <w:pPr>
-        <w:pStyle w:val="SourceCode"/>
-      </w:pPr>
-      <w:r>
-        <w:rPr>
-          <w:rStyle w:val="CommentTok"/>
-        </w:rPr>
-        <w:t xml:space="preserve"># the values should be close but slightly &gt;1 because the last data set includes December 1985 data as part of 1986</w:t>
-      </w:r>
-      <w:r>
-        <w:br/>
-      </w:r>
-      <w:r>
-        <w:rPr>
-          <w:rStyle w:val="FunctionTok"/>
-        </w:rPr>
-        <w:t xml:space="preserve">colSums</w:t>
-      </w:r>
-      <w:r>
-        <w:rPr>
-          <w:rStyle w:val="NormalTok"/>
-        </w:rPr>
-        <w:t xml:space="preserve">(findat[, </w:t>
-      </w:r>
-      <w:r>
-        <w:rPr>
-          <w:rStyle w:val="DecValTok"/>
-        </w:rPr>
-        <w:t xml:space="preserve">3</w:t>
-      </w:r>
-      <w:r>
-        <w:rPr>
-          <w:rStyle w:val="SpecialCharTok"/>
-        </w:rPr>
-        <w:t xml:space="preserve">:</w:t>
-      </w:r>
-      <w:r>
-        <w:rPr>
-          <w:rStyle w:val="DecValTok"/>
-        </w:rPr>
-        <w:t xml:space="preserve">10</w:t>
-      </w:r>
-      <w:r>
-        <w:rPr>
-          <w:rStyle w:val="NormalTok"/>
-        </w:rPr>
-        <w:t xml:space="preserve">], </w:t>
-      </w:r>
-      <w:r>
-        <w:rPr>
-          <w:rStyle w:val="AttributeTok"/>
-        </w:rPr>
-        <w:t xml:space="preserve">na.rm =</w:t>
-      </w:r>
-      <w:r>
-        <w:rPr>
-          <w:rStyle w:val="NormalTok"/>
-        </w:rPr>
-        <w:t xml:space="preserve"> T) </w:t>
-      </w:r>
-      <w:r>
-        <w:rPr>
-          <w:rStyle w:val="SpecialCharTok"/>
-        </w:rPr>
-        <w:t xml:space="preserve">/</w:t>
-      </w:r>
-      <w:r>
-        <w:rPr>
-          <w:rStyle w:val="NormalTok"/>
-        </w:rPr>
-        <w:t xml:space="preserve"> </w:t>
-      </w:r>
-      <w:r>
-        <w:rPr>
-          <w:rStyle w:val="FunctionTok"/>
-        </w:rPr>
-        <w:t xml:space="preserve">colSums</w:t>
-      </w:r>
-      <w:r>
-        <w:rPr>
-          <w:rStyle w:val="NormalTok"/>
-        </w:rPr>
-        <w:t xml:space="preserve">(fin[</w:t>
-      </w:r>
-      <w:r>
-        <w:rPr>
-          <w:rStyle w:val="SpecialCharTok"/>
-        </w:rPr>
-        <w:t xml:space="preserve">-</w:t>
-      </w:r>
-      <w:r>
-        <w:rPr>
-          <w:rStyle w:val="FunctionTok"/>
-        </w:rPr>
-        <w:t xml:space="preserve">c</w:t>
-      </w:r>
-      <w:r>
-        <w:rPr>
-          <w:rStyle w:val="NormalTok"/>
-        </w:rPr>
-        <w:t xml:space="preserve">(</w:t>
-      </w:r>
-      <w:r>
-        <w:rPr>
-          <w:rStyle w:val="DecValTok"/>
-        </w:rPr>
-        <w:t xml:space="preserve">1</w:t>
-      </w:r>
-      <w:r>
-        <w:rPr>
-          <w:rStyle w:val="SpecialCharTok"/>
-        </w:rPr>
-        <w:t xml:space="preserve">:</w:t>
-      </w:r>
-      <w:r>
-        <w:rPr>
-          <w:rStyle w:val="DecValTok"/>
-        </w:rPr>
-        <w:t xml:space="preserve">5</w:t>
-      </w:r>
-      <w:r>
-        <w:rPr>
-          <w:rStyle w:val="NormalTok"/>
-        </w:rPr>
-        <w:t xml:space="preserve">), ], </w:t>
-      </w:r>
-      <w:r>
-        <w:rPr>
-          <w:rStyle w:val="AttributeTok"/>
-        </w:rPr>
-        <w:t xml:space="preserve">na.rm =</w:t>
-      </w:r>
-      <w:r>
-        <w:rPr>
-          <w:rStyle w:val="NormalTok"/>
-        </w:rPr>
-        <w:t xml:space="preserve"> T)</w:t>
-      </w:r>
-    </w:p>
-    <w:p>
-      <w:pPr>
-        <w:pStyle w:val="SourceCode"/>
-      </w:pPr>
-      <w:r>
-        <w:rPr>
-          <w:rStyle w:val="VerbatimChar"/>
-        </w:rPr>
-        <w:t xml:space="preserve"> Hire_FLK Hire_NCFL  Hire_NNC  Hire_VBM   Rec_FLK  Rec_NCFL   Rec_NNC   Rec_VBM </w:t>
-      </w:r>
-      <w:r>
-        <w:br/>
-      </w:r>
-      <w:r>
-        <w:rPr>
-          <w:rStyle w:val="VerbatimChar"/>
-        </w:rPr>
         <w:t xml:space="preserve"> 1.013073  1.010336  1.001011  1.001524  1.021800  1.016696  1.002385  1.002826 </w:t>
-      </w:r>
-    </w:p>
-    <w:p>
-      <w:pPr>
-        <w:pStyle w:val="SourceCode"/>
-      </w:pPr>
-      <w:r>
-        <w:rPr>
-          <w:rStyle w:val="NormalTok"/>
-        </w:rPr>
-        <w:t xml:space="preserve">  </w:t>
-      </w:r>
-      <w:r>
-        <w:rPr>
-          <w:rStyle w:val="CommentTok"/>
-        </w:rPr>
-        <w:t xml:space="preserve"># very tiny differences</w:t>
       </w:r>
     </w:p>
     <w:bookmarkEnd w:id="38"/>

--- a/NOAA-quarto-book.docx
+++ b/NOAA-quarto-book.docx
@@ -15410,6 +15410,147 @@
           <w:rStyle w:val="VerbatimChar"/>
         </w:rPr>
         <w:t xml:space="preserve"> 1.013073  1.010336  1.001011  1.001524  1.021800  1.016696  1.002385  1.002826 </w:t>
+      </w:r>
+    </w:p>
+    <w:p>
+      <w:pPr>
+        <w:pStyle w:val="SourceCode"/>
+      </w:pPr>
+      <w:r>
+        <w:rPr>
+          <w:rStyle w:val="FunctionTok"/>
+        </w:rPr>
+        <w:t xml:space="preserve">write.csv</w:t>
+      </w:r>
+      <w:r>
+        <w:rPr>
+          <w:rStyle w:val="NormalTok"/>
+        </w:rPr>
+        <w:t xml:space="preserve">(findat, </w:t>
+      </w:r>
+      <w:r>
+        <w:rPr>
+          <w:rStyle w:val="AttributeTok"/>
+        </w:rPr>
+        <w:t xml:space="preserve">file =</w:t>
+      </w:r>
+      <w:r>
+        <w:rPr>
+          <w:rStyle w:val="NormalTok"/>
+        </w:rPr>
+        <w:t xml:space="preserve"> </w:t>
+      </w:r>
+      <w:r>
+        <w:rPr>
+          <w:rStyle w:val="StringTok"/>
+        </w:rPr>
+        <w:t xml:space="preserve">"data/MRIP_catch_by_season_4_areas.csv"</w:t>
+      </w:r>
+      <w:r>
+        <w:rPr>
+          <w:rStyle w:val="NormalTok"/>
+        </w:rPr>
+        <w:t xml:space="preserve">, </w:t>
+      </w:r>
+      <w:r>
+        <w:rPr>
+          <w:rStyle w:val="AttributeTok"/>
+        </w:rPr>
+        <w:t xml:space="preserve">append =</w:t>
+      </w:r>
+      <w:r>
+        <w:rPr>
+          <w:rStyle w:val="NormalTok"/>
+        </w:rPr>
+        <w:t xml:space="preserve"> F, </w:t>
+      </w:r>
+      <w:r>
+        <w:rPr>
+          <w:rStyle w:val="AttributeTok"/>
+        </w:rPr>
+        <w:t xml:space="preserve">row.names =</w:t>
+      </w:r>
+      <w:r>
+        <w:rPr>
+          <w:rStyle w:val="NormalTok"/>
+        </w:rPr>
+        <w:t xml:space="preserve"> </w:t>
+      </w:r>
+      <w:r>
+        <w:rPr>
+          <w:rStyle w:val="ConstantTok"/>
+        </w:rPr>
+        <w:t xml:space="preserve">FALSE</w:t>
+      </w:r>
+      <w:r>
+        <w:rPr>
+          <w:rStyle w:val="NormalTok"/>
+        </w:rPr>
+        <w:t xml:space="preserve">, </w:t>
+      </w:r>
+      <w:r>
+        <w:rPr>
+          <w:rStyle w:val="AttributeTok"/>
+        </w:rPr>
+        <w:t xml:space="preserve">col.names =</w:t>
+      </w:r>
+      <w:r>
+        <w:rPr>
+          <w:rStyle w:val="NormalTok"/>
+        </w:rPr>
+        <w:t xml:space="preserve"> </w:t>
+      </w:r>
+      <w:r>
+        <w:rPr>
+          <w:rStyle w:val="ConstantTok"/>
+        </w:rPr>
+        <w:t xml:space="preserve">TRUE</w:t>
+      </w:r>
+      <w:r>
+        <w:rPr>
+          <w:rStyle w:val="NormalTok"/>
+        </w:rPr>
+        <w:t xml:space="preserve">)</w:t>
+      </w:r>
+    </w:p>
+    <w:p>
+      <w:pPr>
+        <w:pStyle w:val="SourceCode"/>
+      </w:pPr>
+      <w:r>
+        <w:rPr>
+          <w:rStyle w:val="VerbatimChar"/>
+        </w:rPr>
+        <w:t xml:space="preserve">Warning in write.csv(findat, file = "data/MRIP_catch_by_season_4_areas.csv", :</w:t>
+      </w:r>
+      <w:r>
+        <w:br/>
+      </w:r>
+      <w:r>
+        <w:rPr>
+          <w:rStyle w:val="VerbatimChar"/>
+        </w:rPr>
+        <w:t xml:space="preserve">attempt to set 'append' ignored</w:t>
+      </w:r>
+    </w:p>
+    <w:p>
+      <w:pPr>
+        <w:pStyle w:val="SourceCode"/>
+      </w:pPr>
+      <w:r>
+        <w:rPr>
+          <w:rStyle w:val="VerbatimChar"/>
+        </w:rPr>
+        <w:t xml:space="preserve">Warning in write.csv(findat, file = "data/MRIP_catch_by_season_4_areas.csv", :</w:t>
+      </w:r>
+      <w:r>
+        <w:br/>
+      </w:r>
+      <w:r>
+        <w:rPr>
+          <w:rStyle w:val="VerbatimChar"/>
+        </w:rPr>
+        <w:t xml:space="preserve">attempt to set 'col.names' ignored</w:t>
       </w:r>
     </w:p>
     <w:bookmarkEnd w:id="38"/>

--- a/NOAA-quarto-book.docx
+++ b/NOAA-quarto-book.docx
@@ -8420,7 +8420,7 @@
         <w:rPr>
           <w:rStyle w:val="StringTok"/>
         </w:rPr>
-        <w:t xml:space="preserve">"% dolphin discarded"</w:t>
+        <w:t xml:space="preserve">"proportion dolphin discarded"</w:t>
       </w:r>
       <w:r>
         <w:rPr>

--- a/NOAA-quarto-book.docx
+++ b/NOAA-quarto-book.docx
@@ -15456,18 +15456,6 @@
         <w:rPr>
           <w:rStyle w:val="AttributeTok"/>
         </w:rPr>
-        <w:t xml:space="preserve">append =</w:t>
-      </w:r>
-      <w:r>
-        <w:rPr>
-          <w:rStyle w:val="NormalTok"/>
-        </w:rPr>
-        <w:t xml:space="preserve"> F, </w:t>
-      </w:r>
-      <w:r>
-        <w:rPr>
-          <w:rStyle w:val="AttributeTok"/>
-        </w:rPr>
         <w:t xml:space="preserve">row.names =</w:t>
       </w:r>
       <w:r>
@@ -15486,71 +15474,7 @@
         <w:rPr>
           <w:rStyle w:val="NormalTok"/>
         </w:rPr>
-        <w:t xml:space="preserve">, </w:t>
-      </w:r>
-      <w:r>
-        <w:rPr>
-          <w:rStyle w:val="AttributeTok"/>
-        </w:rPr>
-        <w:t xml:space="preserve">col.names =</w:t>
-      </w:r>
-      <w:r>
-        <w:rPr>
-          <w:rStyle w:val="NormalTok"/>
-        </w:rPr>
-        <w:t xml:space="preserve"> </w:t>
-      </w:r>
-      <w:r>
-        <w:rPr>
-          <w:rStyle w:val="ConstantTok"/>
-        </w:rPr>
-        <w:t xml:space="preserve">TRUE</w:t>
-      </w:r>
-      <w:r>
-        <w:rPr>
-          <w:rStyle w:val="NormalTok"/>
-        </w:rPr>
         <w:t xml:space="preserve">)</w:t>
-      </w:r>
-    </w:p>
-    <w:p>
-      <w:pPr>
-        <w:pStyle w:val="SourceCode"/>
-      </w:pPr>
-      <w:r>
-        <w:rPr>
-          <w:rStyle w:val="VerbatimChar"/>
-        </w:rPr>
-        <w:t xml:space="preserve">Warning in write.csv(findat, file = "data/MRIP_catch_by_season_4_areas.csv", :</w:t>
-      </w:r>
-      <w:r>
-        <w:br/>
-      </w:r>
-      <w:r>
-        <w:rPr>
-          <w:rStyle w:val="VerbatimChar"/>
-        </w:rPr>
-        <w:t xml:space="preserve">attempt to set 'append' ignored</w:t>
-      </w:r>
-    </w:p>
-    <w:p>
-      <w:pPr>
-        <w:pStyle w:val="SourceCode"/>
-      </w:pPr>
-      <w:r>
-        <w:rPr>
-          <w:rStyle w:val="VerbatimChar"/>
-        </w:rPr>
-        <w:t xml:space="preserve">Warning in write.csv(findat, file = "data/MRIP_catch_by_season_4_areas.csv", :</w:t>
-      </w:r>
-      <w:r>
-        <w:br/>
-      </w:r>
-      <w:r>
-        <w:rPr>
-          <w:rStyle w:val="VerbatimChar"/>
-        </w:rPr>
-        <w:t xml:space="preserve">attempt to set 'col.names' ignored</w:t>
       </w:r>
     </w:p>
     <w:bookmarkEnd w:id="38"/>
